--- a/Huong_dan.docx
+++ b/Huong_dan.docx
@@ -14,7 +14,7 @@
           <w:color w:val="000000"/>
           <w:sz w:val="28"/>
         </w:rPr>
-        <w:t>LAB 02</w:t>
+        <w:t>LAB 03</w:t>
       </w:r>
     </w:p>
     <w:p>
@@ -29,7 +29,7 @@
           <w:color w:val="000000"/>
           <w:sz w:val="28"/>
         </w:rPr>
-        <w:t>XÂY DỰNG MODULE PHP KIỂM TRA ĐIỀU KIỆN ĐĂNG KÝ</w:t>
+        <w:t>HIỂN THỊ SỰ KIỆN, TÌM KIẾM VÀ XỬ LÝ FORM</w:t>
       </w:r>
     </w:p>
     <w:p>
@@ -70,7 +70,7 @@
           <w:b w:val="0"/>
           <w:sz w:val="26"/>
         </w:rPr>
-        <w:t>Nội dung bài giảng: Chương 3, slide 3–8: PHP, kiểu dữ liệu, biến, toán tử, điều kiện, hàm và đối tượng. Số trang tính cả trang bìa. Git và kiểm thử được sử dụng để hỗ trợ thực hành.</w:t>
+        <w:t>Nội dung bài giảng: Chương 3, slide 9–15: mảng; 16–20: Form, chuyển hướng, GET/POST; 21–22: include/require. Số trang tính cả trang bìa. Git và kiểm thử được sử dụng để hỗ trợ thực hành.</w:t>
       </w:r>
     </w:p>
     <w:p>
@@ -99,7 +99,7 @@
           <w:color w:val="000000"/>
           <w:sz w:val="26"/>
         </w:rPr>
-        <w:t>- Giải thích đầu vào, đầu ra và thứ tự kiểm tra của một quy tắc PHP.</w:t>
+        <w:t>- Duyệt mảng kết hợp và tách dữ liệu, hàm xử lý, giao diện.</w:t>
       </w:r>
     </w:p>
     <w:p>
@@ -115,7 +115,22 @@
           <w:color w:val="000000"/>
           <w:sz w:val="26"/>
         </w:rPr>
-        <w:t>- Viết hàm/lớp độc lập với HTML và CSDL; gọi được từ chương trình thử.</w:t>
+        <w:t>- Giải thích GET/POST, nhận dữ liệu và kiểm tra ở máy chủ.</w:t>
+      </w:r>
+    </w:p>
+    <w:p>
+      <w:pPr>
+        <w:widowControl/>
+        <w:ind w:firstLine="0" w:left="0"/>
+        <w:jc w:val="left"/>
+      </w:pPr>
+      <w:r>
+        <w:rPr>
+          <w:rFonts w:ascii="Times New Roman" w:hAnsi="Times New Roman"/>
+          <w:b w:val="0"/>
+          <w:sz w:val="26"/>
+        </w:rPr>
+        <w:t>- Xử lý ký tự đặc biệt khi hiển thị HTML; phân biệt kết quả xem trước với dữ liệu đã lưu.</w:t>
       </w:r>
     </w:p>
     <w:p>
@@ -131,14 +146,95 @@
           <w:color w:val="000000"/>
           <w:sz w:val="26"/>
         </w:rPr>
-        <w:t>- Tự mở rộng quy tắc với ba kết quả và xử lý dữ liệu biên.</w:t>
+        <w:t>- Hoàn thiện bộ lọc kết hợp và giao diện nhận điều kiện; xử lý Form đúng với dữ liệu hợp lệ và không hợp lệ.</w:t>
       </w:r>
     </w:p>
     <w:p>
       <w:pPr>
         <w:widowControl/>
-        <w:ind w:firstLine="0" w:left="0"/>
-        <w:jc w:val="left"/>
+      </w:pPr>
+      <w:r>
+        <w:rPr>
+          <w:rFonts w:ascii="Times New Roman" w:hAnsi="Times New Roman" w:eastAsia="Times New Roman" w:cs="Times New Roman"/>
+          <w:color w:val="000000"/>
+          <w:sz w:val="26"/>
+        </w:rPr>
+        <w:t>Chuẩn bị: đọc nội dung bài giảng được nêu trên, giải nén trọn thư mục của lab và mở Ma_nguon trong trình soạn thảo. Bài đã có đủ mã và dữ liệu khởi đầu; chỉ sửa những tệp được chỉ rõ trong phần hướng dẫn và bài tự làm.</w:t>
+      </w:r>
+    </w:p>
+    <w:p>
+      <w:pPr>
+        <w:pStyle w:val="Heading3"/>
+      </w:pPr>
+      <w:r>
+        <w:rPr>
+          <w:rFonts w:ascii="Times New Roman" w:hAnsi="Times New Roman"/>
+        </w:rPr>
+        <w:t>Công cụ cần có</w:t>
+      </w:r>
+    </w:p>
+    <w:p>
+      <w:pPr/>
+      <w:r>
+        <w:t>Sử dụng terminal Ubuntu hoặc Ubuntu trong WSL, PHP từ 8.1 và Git. Nếu máy đã có đủ công cụ, chỉ cần kiểm tra phiên bản. Trên máy được phép cài phần mềm, thực hiện:</w:t>
+      </w:r>
+    </w:p>
+    <w:p>
+      <w:pPr>
+        <w:ind w:firstLine="0"/>
+      </w:pPr>
+      <w:r>
+        <w:t>sudo apt update</w:t>
+      </w:r>
+    </w:p>
+    <w:p>
+      <w:pPr>
+        <w:ind w:firstLine="0"/>
+      </w:pPr>
+      <w:r>
+        <w:t>sudo apt install php-cli git unzip</w:t>
+      </w:r>
+    </w:p>
+    <w:p>
+      <w:pPr>
+        <w:ind w:firstLine="0"/>
+      </w:pPr>
+      <w:r>
+        <w:t>php -v</w:t>
+      </w:r>
+    </w:p>
+    <w:p>
+      <w:pPr>
+        <w:ind w:firstLine="0"/>
+      </w:pPr>
+      <w:r>
+        <w:t>git --version</w:t>
+      </w:r>
+    </w:p>
+    <w:p>
+      <w:pPr/>
+      <w:r>
+        <w:t>Các lệnh Bash chạy trong terminal Ubuntu, không chạy trong PowerShell. Bài này không cần cơ sở dữ liệu hoặc framework.</w:t>
+      </w:r>
+    </w:p>
+    <w:p>
+      <w:pPr>
+        <w:pStyle w:val="Heading3"/>
+        <w:keepNext/>
+        <w:widowControl/>
+      </w:pPr>
+      <w:r>
+        <w:rPr>
+          <w:rFonts w:ascii="Times New Roman" w:hAnsi="Times New Roman"/>
+          <w:b/>
+          <w:sz w:val="26"/>
+        </w:rPr>
+        <w:t>Bối cảnh và nội dung thực hành</w:t>
+      </w:r>
+    </w:p>
+    <w:p>
+      <w:pPr>
+        <w:widowControl/>
       </w:pPr>
       <w:r>
         <w:rPr>
@@ -146,480 +242,7 @@
           <w:b w:val="0"/>
           <w:sz w:val="26"/>
         </w:rPr>
-        <w:t>- Hoàn thiện lớp RegistrationPolicy và kiểm thử đầy đủ ba trạng thái đăng ký.</w:t>
-      </w:r>
-    </w:p>
-    <w:p>
-      <w:pPr>
-        <w:widowControl/>
-      </w:pPr>
-      <w:r>
-        <w:rPr>
-          <w:rFonts w:ascii="Times New Roman" w:hAnsi="Times New Roman" w:eastAsia="Times New Roman" w:cs="Times New Roman"/>
-          <w:color w:val="000000"/>
-          <w:sz w:val="26"/>
-        </w:rPr>
-        <w:t>Chuẩn bị: đọc nội dung bài giảng được nêu trên, giải nén trọn thư mục của lab và mở Ma_nguon trong trình soạn thảo. Bài đã có đủ mã và dữ liệu khởi đầu; chỉ sửa những tệp được chỉ rõ trong phần hướng dẫn và bài tự làm.</w:t>
-      </w:r>
-    </w:p>
-    <w:p>
-      <w:pPr>
-        <w:pStyle w:val="Heading3"/>
-      </w:pPr>
-      <w:r>
-        <w:rPr>
-          <w:rFonts w:ascii="Times New Roman" w:hAnsi="Times New Roman"/>
-        </w:rPr>
-        <w:t>Công cụ cần có</w:t>
-      </w:r>
-    </w:p>
-    <w:p>
-      <w:pPr/>
-      <w:r>
-        <w:t>Sử dụng terminal Ubuntu hoặc Ubuntu trong WSL, PHP từ 8.1 và Git. Nếu máy đã có đủ công cụ, chỉ cần kiểm tra phiên bản. Trên máy được phép cài phần mềm, thực hiện:</w:t>
-      </w:r>
-    </w:p>
-    <w:p>
-      <w:pPr>
-        <w:ind w:firstLine="0"/>
-      </w:pPr>
-      <w:r>
-        <w:t>sudo apt update</w:t>
-      </w:r>
-    </w:p>
-    <w:p>
-      <w:pPr>
-        <w:ind w:firstLine="0"/>
-      </w:pPr>
-      <w:r>
-        <w:t>sudo apt install php-cli git unzip</w:t>
-      </w:r>
-    </w:p>
-    <w:p>
-      <w:pPr>
-        <w:ind w:firstLine="0"/>
-      </w:pPr>
-      <w:r>
-        <w:t>php -v</w:t>
-      </w:r>
-    </w:p>
-    <w:p>
-      <w:pPr>
-        <w:ind w:firstLine="0"/>
-      </w:pPr>
-      <w:r>
-        <w:t>git --version</w:t>
-      </w:r>
-    </w:p>
-    <w:p>
-      <w:pPr/>
-      <w:r>
-        <w:t>Các lệnh Bash chạy trong terminal Ubuntu, không chạy trong PowerShell. Bài này không cần cơ sở dữ liệu hoặc framework.</w:t>
-      </w:r>
-    </w:p>
-    <w:p>
-      <w:pPr>
-        <w:pStyle w:val="Heading3"/>
-        <w:keepNext/>
-        <w:widowControl/>
-      </w:pPr>
-      <w:r>
-        <w:rPr>
-          <w:rFonts w:ascii="Times New Roman" w:hAnsi="Times New Roman"/>
-          <w:b/>
-          <w:sz w:val="26"/>
-        </w:rPr>
-        <w:t>Bối cảnh và nội dung thực hành</w:t>
-      </w:r>
-    </w:p>
-    <w:p>
-      <w:pPr>
-        <w:widowControl/>
-      </w:pPr>
-      <w:r>
-        <w:rPr>
-          <w:rFonts w:ascii="Times New Roman" w:hAnsi="Times New Roman"/>
-          <w:b w:val="0"/>
-          <w:sz w:val="26"/>
-        </w:rPr>
-        <w:t>Một sự kiện có sức chứa 10 người. Hệ thống cần xác định có thể tiếp nhận thêm đăng ký hay không dựa trên số người hiện tại. Bài thực hành xây dựng quy tắc này bằng hàm và lớp PHP; chưa sử dụng Form hoặc cơ sở dữ liệu.</w:t>
-      </w:r>
-    </w:p>
-    <w:p>
-      <w:pPr>
-        <w:widowControl/>
-      </w:pPr>
-      <w:r>
-        <w:rPr>
-          <w:rFonts w:ascii="Times New Roman" w:hAnsi="Times New Roman"/>
-          <w:b w:val="0"/>
-          <w:sz w:val="26"/>
-        </w:rPr>
-        <w:t>Lớp CapacityPolicy nhận sức chứa và số người đã đăng ký, sau đó trả kết quả còn chỗ hoặc không thể đăng ký. Tách quy tắc khỏi giao diện giúp kiểm thử với nhiều bộ dữ liệu và sử dụng lại trong các trang của ứng dụng.</w:t>
-      </w:r>
-    </w:p>
-    <w:tbl>
-      <w:tblPr>
-        <w:tblW w:type="auto" w:w="0"/>
-        <w:tblLayout w:type="fixed"/>
-        <w:tblLook w:firstColumn="1" w:firstRow="1" w:lastColumn="0" w:lastRow="0" w:noHBand="0" w:noVBand="1" w:val="04A0"/>
-        <w:tblBorders>
-          <w:top w:val="single" w:sz="4" w:color="000000"/>
-          <w:left w:val="single" w:sz="4" w:color="000000"/>
-          <w:bottom w:val="single" w:sz="4" w:color="000000"/>
-          <w:right w:val="single" w:sz="4" w:color="000000"/>
-          <w:insideH w:val="single" w:sz="4" w:color="000000"/>
-          <w:insideV w:val="single" w:sz="4" w:color="000000"/>
-        </w:tblBorders>
-      </w:tblPr>
-      <w:tblGrid>
-        <w:gridCol w:w="1701"/>
-        <w:gridCol w:w="7370"/>
-      </w:tblGrid>
-      <w:tr>
-        <w:trPr>
-          <w:cantSplit/>
-          <w:tblHeader/>
-        </w:trPr>
-        <w:tc>
-          <w:tcPr>
-            <w:tcW w:type="dxa" w:w="1701"/>
-            <w:tcMar>
-              <w:left w:w="75" w:type="dxa"/>
-              <w:right w:w="75" w:type="dxa"/>
-            </w:tcMar>
-          </w:tcPr>
-          <w:p>
-            <w:pPr>
-              <w:widowControl/>
-              <w:spacing w:line="240" w:lineRule="auto" w:after="80" w:before="80"/>
-              <w:ind w:firstLine="0"/>
-              <w:jc w:val="left"/>
-            </w:pPr>
-            <w:r>
-              <w:rPr>
-                <w:rFonts w:ascii="Times New Roman" w:hAnsi="Times New Roman"/>
-                <w:b/>
-                <w:color w:val="000000"/>
-                <w:sz w:val="26"/>
-              </w:rPr>
-              <w:t>Đầu vào</w:t>
-            </w:r>
-          </w:p>
-        </w:tc>
-        <w:tc>
-          <w:tcPr>
-            <w:tcW w:type="dxa" w:w="7370"/>
-            <w:tcMar>
-              <w:left w:w="75" w:type="dxa"/>
-              <w:right w:w="75" w:type="dxa"/>
-            </w:tcMar>
-          </w:tcPr>
-          <w:p>
-            <w:pPr>
-              <w:widowControl/>
-              <w:spacing w:line="240" w:lineRule="auto" w:after="80" w:before="80"/>
-              <w:ind w:firstLine="0"/>
-              <w:jc w:val="left"/>
-            </w:pPr>
-            <w:r>
-              <w:rPr>
-                <w:rFonts w:ascii="Times New Roman" w:hAnsi="Times New Roman"/>
-                <w:b/>
-                <w:color w:val="000000"/>
-                <w:sz w:val="26"/>
-              </w:rPr>
-              <w:t>Kết quả mẫu</w:t>
-            </w:r>
-          </w:p>
-        </w:tc>
-      </w:tr>
-      <w:tr>
-        <w:trPr>
-          <w:cantSplit/>
-        </w:trPr>
-        <w:tc>
-          <w:tcPr>
-            <w:tcW w:type="dxa" w:w="1701"/>
-            <w:tcMar>
-              <w:left w:w="75" w:type="dxa"/>
-              <w:right w:w="75" w:type="dxa"/>
-            </w:tcMar>
-          </w:tcPr>
-          <w:p>
-            <w:pPr>
-              <w:widowControl/>
-              <w:spacing w:line="240" w:lineRule="auto" w:after="80" w:before="80"/>
-              <w:ind w:firstLine="0"/>
-              <w:jc w:val="left"/>
-            </w:pPr>
-            <w:r>
-              <w:rPr>
-                <w:rFonts w:ascii="Times New Roman" w:hAnsi="Times New Roman"/>
-                <w:b w:val="0"/>
-                <w:color w:val="000000"/>
-                <w:sz w:val="26"/>
-              </w:rPr>
-              <w:t>Sức chứa 10, hiện có 9</w:t>
-            </w:r>
-          </w:p>
-        </w:tc>
-        <w:tc>
-          <w:tcPr>
-            <w:tcW w:type="dxa" w:w="7370"/>
-            <w:tcMar>
-              <w:left w:w="75" w:type="dxa"/>
-              <w:right w:w="75" w:type="dxa"/>
-            </w:tcMar>
-          </w:tcPr>
-          <w:p>
-            <w:pPr>
-              <w:widowControl/>
-              <w:spacing w:line="240" w:lineRule="auto" w:after="80" w:before="80"/>
-              <w:ind w:firstLine="0"/>
-              <w:jc w:val="left"/>
-            </w:pPr>
-            <w:r>
-              <w:rPr>
-                <w:rFonts w:ascii="Times New Roman" w:hAnsi="Times New Roman"/>
-                <w:b w:val="0"/>
-                <w:color w:val="000000"/>
-                <w:sz w:val="26"/>
-              </w:rPr>
-              <w:t>true</w:t>
-            </w:r>
-            <w:r>
-              <w:rPr>
-                <w:rFonts w:ascii="Times New Roman" w:hAnsi="Times New Roman"/>
-                <w:b w:val="0"/>
-                <w:color w:val="000000"/>
-                <w:sz w:val="26"/>
-              </w:rPr>
-              <w:t xml:space="preserve">, chương trình minh họa in </w:t>
-            </w:r>
-            <w:r>
-              <w:rPr>
-                <w:rFonts w:ascii="Times New Roman" w:hAnsi="Times New Roman"/>
-                <w:b w:val="0"/>
-                <w:color w:val="000000"/>
-                <w:sz w:val="26"/>
-              </w:rPr>
-              <w:t>AVAILABLE</w:t>
-            </w:r>
-            <w:r>
-              <w:rPr>
-                <w:rFonts w:ascii="Times New Roman" w:hAnsi="Times New Roman"/>
-                <w:b w:val="0"/>
-                <w:color w:val="000000"/>
-                <w:sz w:val="26"/>
-              </w:rPr>
-              <w:t>.</w:t>
-            </w:r>
-          </w:p>
-        </w:tc>
-      </w:tr>
-      <w:tr>
-        <w:trPr>
-          <w:cantSplit/>
-        </w:trPr>
-        <w:tc>
-          <w:tcPr>
-            <w:tcW w:type="dxa" w:w="1701"/>
-            <w:tcMar>
-              <w:left w:w="75" w:type="dxa"/>
-              <w:right w:w="75" w:type="dxa"/>
-            </w:tcMar>
-          </w:tcPr>
-          <w:p>
-            <w:pPr>
-              <w:widowControl/>
-              <w:spacing w:line="240" w:lineRule="auto" w:after="80" w:before="80"/>
-              <w:ind w:firstLine="0"/>
-              <w:jc w:val="left"/>
-            </w:pPr>
-            <w:r>
-              <w:rPr>
-                <w:rFonts w:ascii="Times New Roman" w:hAnsi="Times New Roman"/>
-                <w:b w:val="0"/>
-                <w:color w:val="000000"/>
-                <w:sz w:val="26"/>
-              </w:rPr>
-              <w:t>Sức chứa 10, hiện có 10</w:t>
-            </w:r>
-          </w:p>
-        </w:tc>
-        <w:tc>
-          <w:tcPr>
-            <w:tcW w:type="dxa" w:w="7370"/>
-            <w:tcMar>
-              <w:left w:w="75" w:type="dxa"/>
-              <w:right w:w="75" w:type="dxa"/>
-            </w:tcMar>
-          </w:tcPr>
-          <w:p>
-            <w:pPr>
-              <w:widowControl/>
-              <w:spacing w:line="240" w:lineRule="auto" w:after="80" w:before="80"/>
-              <w:ind w:firstLine="0"/>
-              <w:jc w:val="left"/>
-            </w:pPr>
-            <w:r>
-              <w:rPr>
-                <w:rFonts w:ascii="Times New Roman" w:hAnsi="Times New Roman"/>
-                <w:b w:val="0"/>
-                <w:color w:val="000000"/>
-                <w:sz w:val="26"/>
-              </w:rPr>
-              <w:t>false</w:t>
-            </w:r>
-            <w:r>
-              <w:rPr>
-                <w:rFonts w:ascii="Times New Roman" w:hAnsi="Times New Roman"/>
-                <w:b w:val="0"/>
-                <w:color w:val="000000"/>
-                <w:sz w:val="26"/>
-              </w:rPr>
-              <w:t xml:space="preserve">, in </w:t>
-            </w:r>
-            <w:r>
-              <w:rPr>
-                <w:rFonts w:ascii="Times New Roman" w:hAnsi="Times New Roman"/>
-                <w:b w:val="0"/>
-                <w:color w:val="000000"/>
-                <w:sz w:val="26"/>
-              </w:rPr>
-              <w:t>FULL</w:t>
-            </w:r>
-            <w:r>
-              <w:rPr>
-                <w:rFonts w:ascii="Times New Roman" w:hAnsi="Times New Roman"/>
-                <w:b w:val="0"/>
-                <w:color w:val="000000"/>
-                <w:sz w:val="26"/>
-              </w:rPr>
-              <w:t>.</w:t>
-            </w:r>
-          </w:p>
-        </w:tc>
-      </w:tr>
-      <w:tr>
-        <w:trPr>
-          <w:cantSplit/>
-        </w:trPr>
-        <w:tc>
-          <w:tcPr>
-            <w:tcW w:type="dxa" w:w="1701"/>
-            <w:tcMar>
-              <w:left w:w="75" w:type="dxa"/>
-              <w:right w:w="75" w:type="dxa"/>
-            </w:tcMar>
-          </w:tcPr>
-          <w:p>
-            <w:pPr>
-              <w:widowControl/>
-              <w:spacing w:line="240" w:lineRule="auto" w:after="80" w:before="80"/>
-              <w:ind w:firstLine="0"/>
-              <w:jc w:val="left"/>
-            </w:pPr>
-            <w:r>
-              <w:rPr>
-                <w:rFonts w:ascii="Times New Roman" w:hAnsi="Times New Roman"/>
-                <w:b w:val="0"/>
-                <w:color w:val="000000"/>
-                <w:sz w:val="26"/>
-              </w:rPr>
-              <w:t>Sức chứa 0 hoặc số đã đăng ký âm</w:t>
-            </w:r>
-          </w:p>
-        </w:tc>
-        <w:tc>
-          <w:tcPr>
-            <w:tcW w:type="dxa" w:w="7370"/>
-            <w:tcMar>
-              <w:left w:w="75" w:type="dxa"/>
-              <w:right w:w="75" w:type="dxa"/>
-            </w:tcMar>
-          </w:tcPr>
-          <w:p>
-            <w:pPr>
-              <w:widowControl/>
-              <w:spacing w:line="240" w:lineRule="auto" w:after="80" w:before="80"/>
-              <w:ind w:firstLine="0"/>
-              <w:jc w:val="left"/>
-            </w:pPr>
-            <w:r>
-              <w:rPr>
-                <w:rFonts w:ascii="Times New Roman" w:hAnsi="Times New Roman"/>
-                <w:b w:val="0"/>
-                <w:color w:val="000000"/>
-                <w:sz w:val="26"/>
-              </w:rPr>
-              <w:t>false</w:t>
-            </w:r>
-            <w:r>
-              <w:rPr>
-                <w:rFonts w:ascii="Times New Roman" w:hAnsi="Times New Roman"/>
-                <w:b w:val="0"/>
-                <w:color w:val="000000"/>
-                <w:sz w:val="26"/>
-              </w:rPr>
-              <w:t>, dữ liệu không hợp lệ.</w:t>
-            </w:r>
-          </w:p>
-        </w:tc>
-      </w:tr>
-    </w:tbl>
-    <w:p>
-      <w:pPr>
-        <w:widowControl/>
-        <w:spacing w:after="0"/>
-      </w:pPr>
-    </w:p>
-    <w:p>
-      <w:pPr>
-        <w:widowControl/>
-      </w:pPr>
-      <w:r>
-        <w:rPr>
-          <w:rFonts w:ascii="Times New Roman" w:hAnsi="Times New Roman"/>
-          <w:b w:val="0"/>
-          <w:color w:val="000000"/>
-          <w:sz w:val="26"/>
-        </w:rPr>
-        <w:t xml:space="preserve">Trong mẫu đơn giản, </w:t>
-      </w:r>
-      <w:r>
-        <w:rPr>
-          <w:rFonts w:ascii="Times New Roman" w:hAnsi="Times New Roman"/>
-          <w:b w:val="0"/>
-          <w:color w:val="000000"/>
-          <w:sz w:val="26"/>
-        </w:rPr>
-        <w:t>FULL</w:t>
-      </w:r>
-      <w:r>
-        <w:rPr>
-          <w:rFonts w:ascii="Times New Roman" w:hAnsi="Times New Roman"/>
-          <w:b w:val="0"/>
-          <w:color w:val="000000"/>
-          <w:sz w:val="26"/>
-        </w:rPr>
-        <w:t xml:space="preserve"> là nhãn chung cho kết quả không thể đăng ký; chưa phân biệt hết chỗ với dữ liệu sai. Phần tự mở rộng sẽ thiết kế kết quả rõ hơn.</w:t>
-      </w:r>
-    </w:p>
-    <w:p>
-      <w:pPr>
-        <w:pStyle w:val="Heading2"/>
-        <w:keepNext/>
-        <w:widowControl/>
-      </w:pPr>
-      <w:r>
-        <w:rPr>
-          <w:rFonts w:ascii="Times New Roman" w:hAnsi="Times New Roman"/>
-          <w:b/>
-          <w:sz w:val="26"/>
-        </w:rPr>
-        <w:t>II. QUY TRÌNH THỰC HÀNH</w:t>
+        <w:t>Bài thực hành xây trang danh sách sự kiện, tìm kiếm theo từ khóa và Form đăng ký. Dữ liệu sự kiện được nạp từ mảng PHP; kết quả đăng ký là bản xem trước và chưa lưu vào cơ sở dữ liệu.</w:t>
       </w:r>
     </w:p>
     <w:p>
@@ -635,8 +258,8 @@
         </w:rPr>
         <w:drawing>
           <wp:inline xmlns:a="http://schemas.openxmlformats.org/drawingml/2006/main" xmlns:pic="http://schemas.openxmlformats.org/drawingml/2006/picture">
-            <wp:extent cx="4616565" cy="5544000"/>
-            <wp:docPr id="1" name="Picture 1" descr="Quy trình thực hiện và kiểm tra Lab 02."/>
+            <wp:extent cx="5760000" cy="5828716"/>
+            <wp:docPr id="1" name="Picture 1" descr="Danh sách sự kiện của mã mẫu"/>
             <wp:cNvGraphicFramePr>
               <a:graphicFrameLocks noChangeAspect="1"/>
             </wp:cNvGraphicFramePr>
@@ -644,7 +267,7 @@
               <a:graphicData uri="http://schemas.openxmlformats.org/drawingml/2006/picture">
                 <pic:pic>
                   <pic:nvPicPr>
-                    <pic:cNvPr id="0" name="lab02_huong_lam.png"/>
+                    <pic:cNvPr id="0" name="buoi04_danh_sach.png"/>
                     <pic:cNvPicPr/>
                   </pic:nvPicPr>
                   <pic:blipFill>
@@ -656,7 +279,7 @@
                   <pic:spPr>
                     <a:xfrm>
                       <a:off x="0" y="0"/>
-                      <a:ext cx="4616565" cy="5544000"/>
+                      <a:ext cx="5760000" cy="5828716"/>
                     </a:xfrm>
                     <a:prstGeom prst="rect"/>
                   </pic:spPr>
@@ -680,7 +303,121 @@
           <w:i/>
           <w:sz w:val="26"/>
         </w:rPr>
-        <w:t>Sơ đồ hướng thực hiện Lab 02</w:t>
+        <w:t>Danh sách sự kiện của mã mẫu</w:t>
+      </w:r>
+    </w:p>
+    <w:p>
+      <w:pPr>
+        <w:widowControl/>
+      </w:pPr>
+      <w:r>
+        <w:rPr>
+          <w:rFonts w:ascii="Times New Roman" w:hAnsi="Times New Roman"/>
+          <w:b w:val="0"/>
+          <w:color w:val="000000"/>
+          <w:sz w:val="26"/>
+        </w:rPr>
+        <w:t xml:space="preserve">Sau khi nhập </w:t>
+      </w:r>
+      <w:r>
+        <w:rPr>
+          <w:rFonts w:ascii="Times New Roman" w:hAnsi="Times New Roman"/>
+          <w:b w:val="0"/>
+          <w:color w:val="000000"/>
+          <w:sz w:val="26"/>
+        </w:rPr>
+        <w:t>php</w:t>
+      </w:r>
+      <w:r>
+        <w:rPr>
+          <w:rFonts w:ascii="Times New Roman" w:hAnsi="Times New Roman"/>
+          <w:b w:val="0"/>
+          <w:color w:val="000000"/>
+          <w:sz w:val="26"/>
+        </w:rPr>
+        <w:t>, trang chỉ còn PHP Open Day. Khi gửi họ tên và email hợp lệ, trang hiển thị nội dung đã nhận. Đây là bản xem trước, không phải đăng ký đã được lưu.</w:t>
+      </w:r>
+    </w:p>
+    <w:p>
+      <w:pPr/>
+      <w:r>
+        <w:t>Giao diện Material 3 bổ sung metadata chỉ đọc tại data/event-content.php, ảnh cục bộ và trang event.php. ui-demo.php và ticket-preview.php là khu thử riêng, không thay FormData hoặc TODO. Xem README để phân biệt ba lớp.</w:t>
+      </w:r>
+    </w:p>
+    <w:p>
+      <w:pPr>
+        <w:pStyle w:val="Heading2"/>
+        <w:keepNext/>
+        <w:widowControl/>
+      </w:pPr>
+      <w:r>
+        <w:rPr>
+          <w:rFonts w:ascii="Times New Roman" w:hAnsi="Times New Roman"/>
+          <w:b/>
+          <w:sz w:val="26"/>
+        </w:rPr>
+        <w:t>II. QUY TRÌNH THỰC HÀNH</w:t>
+      </w:r>
+    </w:p>
+    <w:p>
+      <w:pPr>
+        <w:keepNext/>
+        <w:widowControl/>
+        <w:ind w:firstLine="0"/>
+        <w:jc w:val="center"/>
+      </w:pPr>
+      <w:r>
+        <w:rPr>
+          <w:b w:val="0"/>
+        </w:rPr>
+        <w:drawing>
+          <wp:inline xmlns:a="http://schemas.openxmlformats.org/drawingml/2006/main" xmlns:pic="http://schemas.openxmlformats.org/drawingml/2006/picture">
+            <wp:extent cx="4614135" cy="5544000"/>
+            <wp:docPr id="2" name="Picture 2" descr="Quy trình thực hiện và kiểm tra Lab 03."/>
+            <wp:cNvGraphicFramePr>
+              <a:graphicFrameLocks noChangeAspect="1"/>
+            </wp:cNvGraphicFramePr>
+            <a:graphic>
+              <a:graphicData uri="http://schemas.openxmlformats.org/drawingml/2006/picture">
+                <pic:pic>
+                  <pic:nvPicPr>
+                    <pic:cNvPr id="0" name="lab03_huong_lam.png"/>
+                    <pic:cNvPicPr/>
+                  </pic:nvPicPr>
+                  <pic:blipFill>
+                    <a:blip r:embed="rId11"/>
+                    <a:stretch>
+                      <a:fillRect/>
+                    </a:stretch>
+                  </pic:blipFill>
+                  <pic:spPr>
+                    <a:xfrm>
+                      <a:off x="0" y="0"/>
+                      <a:ext cx="4614135" cy="5544000"/>
+                    </a:xfrm>
+                    <a:prstGeom prst="rect"/>
+                  </pic:spPr>
+                </pic:pic>
+              </a:graphicData>
+            </a:graphic>
+          </wp:inline>
+        </w:drawing>
+      </w:r>
+    </w:p>
+    <w:p>
+      <w:pPr>
+        <w:widowControl/>
+        <w:ind w:firstLine="0"/>
+        <w:jc w:val="center"/>
+      </w:pPr>
+      <w:r>
+        <w:rPr>
+          <w:rFonts w:ascii="Times New Roman" w:hAnsi="Times New Roman"/>
+          <w:b w:val="0"/>
+          <w:i/>
+          <w:sz w:val="26"/>
+        </w:rPr>
+        <w:t>Sơ đồ hướng thực hiện Lab 03</w:t>
       </w:r>
     </w:p>
     <w:p>
@@ -707,7 +444,7 @@
           <w:b w:val="0"/>
           <w:sz w:val="26"/>
         </w:rPr>
-        <w:t>Mở thư mục Lab02/Ma_nguon bằng trình soạn thảo và mở terminal Ubuntu tại thư mục này. Chạy pwd và ls để kiểm tra vị trí; danh sách tệp cần có lab.sh. Các đường dẫn trong bài được tính từ Ma_nguon. Trên Windows, thực hiện lệnh Bash trong Ubuntu/WSL.</w:t>
+        <w:t>Mở thư mục Lab03/Ma_nguon bằng trình soạn thảo và mở terminal Ubuntu tại thư mục này. Chạy pwd và ls để kiểm tra vị trí; danh sách tệp cần có lab.sh. Các đường dẫn trong bài được tính từ Ma_nguon. Trên Windows, thực hiện lệnh Bash trong Ubuntu/WSL.</w:t>
       </w:r>
     </w:p>
     <w:p>
@@ -764,7 +501,7 @@
           <w:color w:val="000000"/>
           <w:sz w:val="26"/>
         </w:rPr>
-        <w:t xml:space="preserve"> chương trình </w:t>
+        <w:t xml:space="preserve"> mở </w:t>
       </w:r>
       <w:r>
         <w:rPr>
@@ -773,7 +510,7 @@
           <w:color w:val="000000"/>
           <w:sz w:val="26"/>
         </w:rPr>
-        <w:t>demo.php</w:t>
+        <w:t>http://127.0.0.1:8103</w:t>
       </w:r>
       <w:r>
         <w:rPr>
@@ -782,7 +519,25 @@
           <w:color w:val="000000"/>
           <w:sz w:val="26"/>
         </w:rPr>
-        <w:t xml:space="preserve"> in kết quả trong terminal rồi kết thúc; bài này không có trang Web.</w:t>
+        <w:t xml:space="preserve">. Giữ terminal máy chủ mở, dùng terminal thứ hai tại cùng thư mục để sửa/chạy test. Dừng bằng </w:t>
+      </w:r>
+      <w:r>
+        <w:rPr>
+          <w:rFonts w:ascii="Times New Roman" w:hAnsi="Times New Roman"/>
+          <w:b w:val="0"/>
+          <w:color w:val="000000"/>
+          <w:sz w:val="26"/>
+        </w:rPr>
+        <w:t>Ctrl+C</w:t>
+      </w:r>
+      <w:r>
+        <w:rPr>
+          <w:rFonts w:ascii="Times New Roman" w:hAnsi="Times New Roman"/>
+          <w:b w:val="0"/>
+          <w:color w:val="000000"/>
+          <w:sz w:val="26"/>
+        </w:rPr>
+        <w:t>; không mở hai máy chủ cùng cổng.</w:t>
       </w:r>
     </w:p>
     <w:p>
@@ -856,13 +611,13 @@
           <w:b/>
           <w:sz w:val="26"/>
         </w:rPr>
-        <w:t>III. CẤU TRÚC MÃ NGUỒN</w:t>
+        <w:t>III. CẤU TRÚC MÃ NGUỒN VÀ LUỒNG XỬ LÝ</w:t>
       </w:r>
     </w:p>
     <w:p>
       <w:pPr/>
       <w:r>
-        <w:t>Thư mục Lab02/Ma_nguon đã có mã mẫu cho phần hướng dẫn. Chạy mẫu trước để xem kết quả, sau đó đọc và thực hiện lại các bước ở phần IV trên chính các tệp đó. Khi bài yêu cầu thay toàn bộ nội dung, không chép nối thêm một hàm hoặc lớp trùng tên. Phần mở rộng để sinh viên tự hoàn thiện ở mục VI.</w:t>
+        <w:t>Thư mục Lab03/Ma_nguon đã có mã mẫu cho phần hướng dẫn. Chạy mẫu trước để xem kết quả, sau đó đọc và thực hiện lại các bước ở phần IV trên chính các tệp đó. Khi bài yêu cầu thay toàn bộ nội dung, không chép nối thêm một hàm hoặc lớp trùng tên. Phần mở rộng để sinh viên tự hoàn thiện ở mục VI.</w:t>
       </w:r>
     </w:p>
     <w:tbl>
@@ -1006,9 +761,9 @@
                 <w:color w:val="000000"/>
                 <w:sz w:val="26"/>
               </w:rPr>
-              <w:t>src/CapacityPolicy.php; demo.php</w:t>
+              <w:t>src/EventFilter.php; public/index.php; public/register.php; data/events.php</w:t>
               <w:br/>
-              <w:t>Đọc và viết lại lớp CapacityPolicy cùng chương trình gọi. Kiểm tra sức chứa, số người hiện tại và điều kiện còn chỗ.</w:t>
+              <w:t>Đọc và thực hiện lại chức năng tìm theo từ khóa và Form đăng ký. Giải thích luồng GET/POST và cách kiểm tra dữ liệu.</w:t>
             </w:r>
           </w:p>
         </w:tc>
@@ -1031,7 +786,7 @@
                 <w:color w:val="000000"/>
                 <w:sz w:val="26"/>
               </w:rPr>
-              <w:t>bash lab.sh run: AVAILABLE với (10, 9). bash lab.sh test: TESTS=5 FAILED=0.</w:t>
+              <w:t>Từ khóa php: 1 sự kiện; xyz: 0. Form hợp lệ có PREVIEW_OK. bash lab.sh test: TESTS=7 FAILED=0.</w:t>
             </w:r>
           </w:p>
         </w:tc>
@@ -1082,9 +837,9 @@
                 <w:color w:val="000000"/>
                 <w:sz w:val="26"/>
               </w:rPr>
-              <w:t>src/RegistrationPolicy.php</w:t>
+              <w:t>src/EventFilter.php; public/index.php</w:t>
               <w:br/>
-              <w:t>Viết phương thức decide để trả confirmed, waiting hoặc rejected; xử lý dữ liệu sai, sự kiện đóng và danh sách chờ.</w:t>
+              <w:t>Bổ sung lọc kết hợp từ khóa, loại và còn chỗ bằng AND. Thêm hai điều kiện vào Form; giữ lại lựa chọn sau khi gửi.</w:t>
             </w:r>
           </w:p>
         </w:tc>
@@ -1107,7 +862,7 @@
                 <w:color w:val="000000"/>
                 <w:sz w:val="26"/>
               </w:rPr>
-              <w:t>Bộ 8 ca đã cấp: TESTS=8 FAILED=0. Nếu bổ sung ca, tổng TESTS tăng tương ứng; FAILED phải bằng 0.</w:t>
+              <w:t>bash lab.sh extend: TESTS=8 FAILED=0. Git + tech + còn chỗ trả ID 3. Kiểm tra thêm hai điều kiện trên trang Web.</w:t>
             </w:r>
           </w:p>
         </w:tc>
@@ -1192,7 +947,7 @@
                 <w:color w:val="000000"/>
                 <w:sz w:val="26"/>
               </w:rPr>
-              <w:t>Vai trò</w:t>
+              <w:t>Bạn làm gì trong bài?</w:t>
             </w:r>
           </w:p>
         </w:tc>
@@ -1223,7 +978,7 @@
                 <w:color w:val="000000"/>
                 <w:sz w:val="26"/>
               </w:rPr>
-              <w:t>src/CapacityPolicy.php</w:t>
+              <w:t>data/events.php</w:t>
             </w:r>
           </w:p>
         </w:tc>
@@ -1249,7 +1004,7 @@
                 <w:color w:val="000000"/>
                 <w:sz w:val="26"/>
               </w:rPr>
-              <w:t>Mã mẫu xét điều kiện còn chỗ; đọc và viết lại theo bước 3.</w:t>
+              <w:t>Đọc mảng được cấp; hiểu từng trường dữ liệu.</w:t>
             </w:r>
           </w:p>
         </w:tc>
@@ -1280,7 +1035,7 @@
                 <w:color w:val="000000"/>
                 <w:sz w:val="26"/>
               </w:rPr>
-              <w:t>demo.php</w:t>
+              <w:t>src/EventFilter.php</w:t>
             </w:r>
           </w:p>
         </w:tc>
@@ -1306,7 +1061,7 @@
                 <w:color w:val="000000"/>
                 <w:sz w:val="26"/>
               </w:rPr>
-              <w:t>Tạo đối tượng, truyền đầu vào và in kết quả. Đọc và viết lại theo bước 4.</w:t>
+              <w:t>Tạo hàm tìm sự kiện theo từ khóa.</w:t>
             </w:r>
           </w:p>
         </w:tc>
@@ -1337,7 +1092,7 @@
                 <w:color w:val="000000"/>
                 <w:sz w:val="26"/>
               </w:rPr>
-              <w:t>tests/run.php</w:t>
+              <w:t>src/Input.php</w:t>
             </w:r>
           </w:p>
         </w:tc>
@@ -1363,7 +1118,7 @@
                 <w:color w:val="000000"/>
                 <w:sz w:val="26"/>
               </w:rPr>
-              <w:t>Bộ dữ liệu thử đã cấp để kiểm tra hành vi của lớp.</w:t>
+              <w:t>Đọc các hàm kiểm tra đầu vào và hiển thị an toàn đã cấp.</w:t>
             </w:r>
           </w:p>
         </w:tc>
@@ -1394,7 +1149,7 @@
                 <w:color w:val="000000"/>
                 <w:sz w:val="26"/>
               </w:rPr>
-              <w:t>tests/helper.php</w:t>
+              <w:t>public/index.php</w:t>
             </w:r>
           </w:p>
         </w:tc>
@@ -1420,7 +1175,139 @@
                 <w:color w:val="000000"/>
                 <w:sz w:val="26"/>
               </w:rPr>
-              <w:t>Hàm so sánh kết quả mong đợi và kết quả thật; không cần sửa.</w:t>
+              <w:t>Tạo trang danh sách có form tìm kiếm.</w:t>
+            </w:r>
+          </w:p>
+        </w:tc>
+      </w:tr>
+      <w:tr>
+        <w:trPr>
+          <w:cantSplit/>
+        </w:trPr>
+        <w:tc>
+          <w:tcPr>
+            <w:tcW w:type="dxa" w:w="3572"/>
+            <w:tcMar>
+              <w:left w:w="75" w:type="dxa"/>
+              <w:right w:w="75" w:type="dxa"/>
+            </w:tcMar>
+          </w:tcPr>
+          <w:p>
+            <w:pPr>
+              <w:widowControl/>
+              <w:spacing w:line="240" w:lineRule="auto" w:after="80" w:before="80"/>
+              <w:ind w:firstLine="0"/>
+              <w:jc w:val="left"/>
+            </w:pPr>
+            <w:r>
+              <w:rPr>
+                <w:rFonts w:ascii="Times New Roman" w:hAnsi="Times New Roman"/>
+                <w:b w:val="0"/>
+                <w:color w:val="000000"/>
+                <w:sz w:val="26"/>
+              </w:rPr>
+              <w:t>public/register.php</w:t>
+            </w:r>
+          </w:p>
+        </w:tc>
+        <w:tc>
+          <w:tcPr>
+            <w:tcW w:type="dxa" w:w="5499"/>
+            <w:tcMar>
+              <w:left w:w="75" w:type="dxa"/>
+              <w:right w:w="75" w:type="dxa"/>
+            </w:tcMar>
+          </w:tcPr>
+          <w:p>
+            <w:pPr>
+              <w:widowControl/>
+              <w:spacing w:line="240" w:lineRule="auto" w:after="80" w:before="80"/>
+              <w:ind w:firstLine="0"/>
+              <w:jc w:val="left"/>
+            </w:pPr>
+            <w:r>
+              <w:rPr>
+                <w:rFonts w:ascii="Times New Roman" w:hAnsi="Times New Roman"/>
+                <w:b w:val="0"/>
+                <w:color w:val="000000"/>
+                <w:sz w:val="26"/>
+              </w:rPr>
+              <w:t>Tạo form POST và hiển thị kết quả kiểm tra.</w:t>
+            </w:r>
+          </w:p>
+        </w:tc>
+      </w:tr>
+      <w:tr>
+        <w:trPr>
+          <w:cantSplit/>
+        </w:trPr>
+        <w:tc>
+          <w:tcPr>
+            <w:tcW w:type="dxa" w:w="3572"/>
+            <w:tcMar>
+              <w:left w:w="75" w:type="dxa"/>
+              <w:right w:w="75" w:type="dxa"/>
+            </w:tcMar>
+          </w:tcPr>
+          <w:p>
+            <w:pPr>
+              <w:widowControl/>
+              <w:spacing w:line="240" w:lineRule="auto" w:after="80" w:before="80"/>
+              <w:ind w:firstLine="0"/>
+              <w:jc w:val="left"/>
+            </w:pPr>
+            <w:r>
+              <w:rPr>
+                <w:rFonts w:ascii="Times New Roman" w:hAnsi="Times New Roman"/>
+                <w:b w:val="0"/>
+                <w:color w:val="000000"/>
+                <w:sz w:val="26"/>
+              </w:rPr>
+              <w:t>templates/header.php</w:t>
+            </w:r>
+            <w:r>
+              <w:rPr>
+                <w:rFonts w:ascii="Times New Roman" w:hAnsi="Times New Roman"/>
+                <w:b w:val="0"/>
+                <w:color w:val="000000"/>
+                <w:sz w:val="26"/>
+              </w:rPr>
+              <w:t xml:space="preserve">, </w:t>
+            </w:r>
+            <w:r>
+              <w:rPr>
+                <w:rFonts w:ascii="Times New Roman" w:hAnsi="Times New Roman"/>
+                <w:b w:val="0"/>
+                <w:color w:val="000000"/>
+                <w:sz w:val="26"/>
+              </w:rPr>
+              <w:t>footer.php</w:t>
+            </w:r>
+          </w:p>
+        </w:tc>
+        <w:tc>
+          <w:tcPr>
+            <w:tcW w:type="dxa" w:w="5499"/>
+            <w:tcMar>
+              <w:left w:w="75" w:type="dxa"/>
+              <w:right w:w="75" w:type="dxa"/>
+            </w:tcMar>
+          </w:tcPr>
+          <w:p>
+            <w:pPr>
+              <w:widowControl/>
+              <w:spacing w:line="240" w:lineRule="auto" w:after="80" w:before="80"/>
+              <w:ind w:firstLine="0"/>
+              <w:jc w:val="left"/>
+            </w:pPr>
+            <w:r>
+              <w:rPr>
+                <w:rFonts w:ascii="Times New Roman" w:hAnsi="Times New Roman"/>
+                <w:b w:val="0"/>
+                <w:color w:val="000000"/>
+                <w:sz w:val="26"/>
+              </w:rPr>
+              <w:t>Thành phần giao diện có sẵn; nạp lại ở các trang.</w:t>
             </w:r>
           </w:p>
         </w:tc>
@@ -1443,7 +1330,7 @@
           <w:color w:val="000000"/>
           <w:sz w:val="26"/>
         </w:rPr>
-        <w:t xml:space="preserve">Luồng: </w:t>
+        <w:t xml:space="preserve">Luồng tìm kiếm: trình duyệt gửi </w:t>
       </w:r>
       <w:r>
         <w:rPr>
@@ -1452,7 +1339,7 @@
           <w:color w:val="000000"/>
           <w:sz w:val="26"/>
         </w:rPr>
-        <w:t>demo.php</w:t>
+        <w:t>q</w:t>
       </w:r>
       <w:r>
         <w:rPr>
@@ -1461,7 +1348,79 @@
           <w:color w:val="000000"/>
           <w:sz w:val="26"/>
         </w:rPr>
-        <w:t xml:space="preserve"> nạp lớp → tạo đối tượng → gọi phương thức với hai số nguyên → nhận Boolean → quyết định dòng chữ cần in. Không có database hoặc Session trong luồng này.</w:t>
+        <w:t xml:space="preserve"> qua GET → </w:t>
+      </w:r>
+      <w:r>
+        <w:rPr>
+          <w:rFonts w:ascii="Times New Roman" w:hAnsi="Times New Roman"/>
+          <w:b w:val="0"/>
+          <w:color w:val="000000"/>
+          <w:sz w:val="26"/>
+        </w:rPr>
+        <w:t>index.php</w:t>
+      </w:r>
+      <w:r>
+        <w:rPr>
+          <w:rFonts w:ascii="Times New Roman" w:hAnsi="Times New Roman"/>
+          <w:b w:val="0"/>
+          <w:color w:val="000000"/>
+          <w:sz w:val="26"/>
+        </w:rPr>
+        <w:t xml:space="preserve"> đọc từ khóa → </w:t>
+      </w:r>
+      <w:r>
+        <w:rPr>
+          <w:rFonts w:ascii="Times New Roman" w:hAnsi="Times New Roman"/>
+          <w:b w:val="0"/>
+          <w:color w:val="000000"/>
+          <w:sz w:val="26"/>
+        </w:rPr>
+        <w:t>filterEvents</w:t>
+      </w:r>
+      <w:r>
+        <w:rPr>
+          <w:rFonts w:ascii="Times New Roman" w:hAnsi="Times New Roman"/>
+          <w:b w:val="0"/>
+          <w:color w:val="000000"/>
+          <w:sz w:val="26"/>
+        </w:rPr>
+        <w:t xml:space="preserve"> chọn sự kiện → vòng lặp dựng HTML. Luồng đăng ký: trình duyệt gửi các trường qua POST → </w:t>
+      </w:r>
+      <w:r>
+        <w:rPr>
+          <w:rFonts w:ascii="Times New Roman" w:hAnsi="Times New Roman"/>
+          <w:b w:val="0"/>
+          <w:color w:val="000000"/>
+          <w:sz w:val="26"/>
+        </w:rPr>
+        <w:t>register.php</w:t>
+      </w:r>
+      <w:r>
+        <w:rPr>
+          <w:rFonts w:ascii="Times New Roman" w:hAnsi="Times New Roman"/>
+          <w:b w:val="0"/>
+          <w:color w:val="000000"/>
+          <w:sz w:val="26"/>
+        </w:rPr>
+        <w:t xml:space="preserve"> gọi </w:t>
+      </w:r>
+      <w:r>
+        <w:rPr>
+          <w:rFonts w:ascii="Times New Roman" w:hAnsi="Times New Roman"/>
+          <w:b w:val="0"/>
+          <w:color w:val="000000"/>
+          <w:sz w:val="26"/>
+        </w:rPr>
+        <w:t>validateRegistration</w:t>
+      </w:r>
+      <w:r>
+        <w:rPr>
+          <w:rFonts w:ascii="Times New Roman" w:hAnsi="Times New Roman"/>
+          <w:b w:val="0"/>
+          <w:color w:val="000000"/>
+          <w:sz w:val="26"/>
+        </w:rPr>
+        <w:t xml:space="preserve"> → hiển thị lỗi hoặc bản xem trước.</w:t>
       </w:r>
     </w:p>
     <w:p>
@@ -1492,11 +1451,12 @@
           <w:color w:val="000000"/>
           <w:sz w:val="26"/>
         </w:rPr>
-        <w:t>Bước 1. Viết quy tắc bằng lời trước khi viết mã</w:t>
+        <w:t>Bước 1. Xem mảng dữ liệu sự kiện</w:t>
       </w:r>
     </w:p>
     <w:p>
       <w:pPr>
+        <w:keepNext/>
         <w:widowControl/>
       </w:pPr>
       <w:r>
@@ -1506,13 +1466,8 @@
           <w:color w:val="000000"/>
           <w:sz w:val="26"/>
         </w:rPr>
-        <w:t>Trong ghi chú của bài, ghi: sức chứa phải lớn hơn 0; số đã đăng ký không âm; chỉ còn chỗ khi số đã đăng ký nhỏ hơn sức chứa. Với mẫu này, nếu số đã đăng ký lớn hơn sức chứa thì cũng không cho đăng ký tiếp.</w:t>
-      </w:r>
-    </w:p>
-    <w:p>
-      <w:pPr>
-        <w:widowControl/>
-      </w:pPr>
+        <w:t xml:space="preserve">Mở </w:t>
+      </w:r>
       <w:r>
         <w:rPr>
           <w:rFonts w:ascii="Times New Roman" w:hAnsi="Times New Roman"/>
@@ -1520,7 +1475,7 @@
           <w:color w:val="000000"/>
           <w:sz w:val="26"/>
         </w:rPr>
-        <w:t xml:space="preserve">Câu “còn chỗ” được biểu diễn bằng toán tử </w:t>
+        <w:t>data/events.php</w:t>
       </w:r>
       <w:r>
         <w:rPr>
@@ -1529,122 +1484,7 @@
           <w:color w:val="000000"/>
           <w:sz w:val="26"/>
         </w:rPr>
-        <w:t>&lt;</w:t>
-      </w:r>
-      <w:r>
-        <w:rPr>
-          <w:rFonts w:ascii="Times New Roman" w:hAnsi="Times New Roman"/>
-          <w:b w:val="0"/>
-          <w:color w:val="000000"/>
-          <w:sz w:val="26"/>
-        </w:rPr>
-        <w:t xml:space="preserve">, không phải </w:t>
-      </w:r>
-      <w:r>
-        <w:rPr>
-          <w:rFonts w:ascii="Times New Roman" w:hAnsi="Times New Roman"/>
-          <w:b w:val="0"/>
-          <w:color w:val="000000"/>
-          <w:sz w:val="26"/>
-        </w:rPr>
-        <w:t>&lt;=</w:t>
-      </w:r>
-      <w:r>
-        <w:rPr>
-          <w:rFonts w:ascii="Times New Roman" w:hAnsi="Times New Roman"/>
-          <w:b w:val="0"/>
-          <w:color w:val="000000"/>
-          <w:sz w:val="26"/>
-        </w:rPr>
-        <w:t>. Đây là quyết định nghiệp vụ, không phải quy ước đặt tên.</w:t>
-      </w:r>
-    </w:p>
-    <w:p>
-      <w:pPr>
-        <w:keepNext/>
-        <w:widowControl/>
-      </w:pPr>
-      <w:r>
-        <w:rPr>
-          <w:rFonts w:ascii="Times New Roman" w:hAnsi="Times New Roman"/>
-          <w:b w:val="0"/>
-          <w:sz w:val="26"/>
-        </w:rPr>
-        <w:t>Kiểm tra kết quả bước 1:</w:t>
-      </w:r>
-    </w:p>
-    <w:p>
-      <w:pPr>
-        <w:widowControl/>
-        <w:ind w:firstLine="0" w:left="0"/>
-        <w:jc w:val="left"/>
-      </w:pPr>
-      <w:r>
-        <w:rPr>
-          <w:rFonts w:ascii="Times New Roman" w:hAnsi="Times New Roman"/>
-          <w:b w:val="0"/>
-          <w:color w:val="000000"/>
-          <w:sz w:val="26"/>
-        </w:rPr>
-        <w:t>[</w:t>
-      </w:r>
-      <w:r>
-        <w:rPr>
-          <w:rFonts w:ascii="Times New Roman" w:hAnsi="Times New Roman"/>
-          <w:b w:val="0"/>
-          <w:color w:val="000000"/>
-          <w:sz w:val="26"/>
-        </w:rPr>
-        <w:t xml:space="preserve"> ] Viết được điều kiện còn chỗ và quy tắc từ chối đầu vào không hợp lệ.</w:t>
-      </w:r>
-    </w:p>
-    <w:p>
-      <w:pPr>
-        <w:pStyle w:val="Heading3"/>
-        <w:keepNext/>
-        <w:widowControl/>
-      </w:pPr>
-      <w:r>
-        <w:rPr>
-          <w:rFonts w:ascii="Times New Roman" w:hAnsi="Times New Roman"/>
-          <w:b/>
-          <w:color w:val="000000"/>
-          <w:sz w:val="26"/>
-        </w:rPr>
-        <w:t>Bước 2. Thử quy tắc dưới dạng một hàm</w:t>
-      </w:r>
-    </w:p>
-    <w:p>
-      <w:pPr>
-        <w:keepNext/>
-        <w:widowControl/>
-      </w:pPr>
-      <w:r>
-        <w:rPr>
-          <w:rFonts w:ascii="Times New Roman" w:hAnsi="Times New Roman"/>
-          <w:b w:val="0"/>
-          <w:color w:val="000000"/>
-          <w:sz w:val="26"/>
-        </w:rPr>
-        <w:t xml:space="preserve">Mở tệp </w:t>
-      </w:r>
-      <w:r>
-        <w:rPr>
-          <w:rFonts w:ascii="Times New Roman" w:hAnsi="Times New Roman"/>
-          <w:b w:val="0"/>
-          <w:color w:val="000000"/>
-          <w:sz w:val="26"/>
-        </w:rPr>
-        <w:t>thu-ham.php</w:t>
-      </w:r>
-      <w:r>
-        <w:rPr>
-          <w:rFonts w:ascii="Times New Roman" w:hAnsi="Times New Roman"/>
-          <w:b w:val="0"/>
-          <w:color w:val="000000"/>
-          <w:sz w:val="26"/>
-        </w:rPr>
-        <w:t xml:space="preserve"> tại thư mục gốc bài làm với nội dung:</w:t>
+        <w:t>. Tệp đã có nội dung:</w:t>
       </w:r>
     </w:p>
     <w:p>
@@ -1680,7 +1520,7 @@
           <w:b w:val="0"/>
           <w:sz w:val="26"/>
         </w:rPr>
-        <w:t>function canRegister(int $capacity, int $registered): bool</w:t>
+        <w:t>return [</w:t>
       </w:r>
     </w:p>
     <w:p>
@@ -1698,7 +1538,7 @@
           <w:b w:val="0"/>
           <w:sz w:val="26"/>
         </w:rPr>
-        <w:t>{</w:t>
+        <w:t xml:space="preserve"> ['id'=&gt;1, 'title'=&gt;'PHP Open Day', 'category'=&gt;'tech', 'capacity'=&gt;10, 'registered'=&gt;9],</w:t>
       </w:r>
     </w:p>
     <w:p>
@@ -1716,7 +1556,123 @@
           <w:b w:val="0"/>
           <w:sz w:val="26"/>
         </w:rPr>
-        <w:t xml:space="preserve">    if ($capacity &lt;= 0 || $registered &lt; 0) {</w:t>
+        <w:t xml:space="preserve"> ['id'=&gt;2, 'title'=&gt;'Design Workshop', 'category'=&gt;'design', 'capacity'=&gt;5, 'registered'=&gt;5],</w:t>
+      </w:r>
+    </w:p>
+    <w:p>
+      <w:pPr>
+        <w:keepNext w:val="0"/>
+        <w:keepLines/>
+        <w:widowControl/>
+        <w:spacing w:after="0" w:before="0" w:line="240" w:lineRule="auto"/>
+        <w:ind w:firstLine="0" w:left="142" w:right="85"/>
+        <w:jc w:val="left"/>
+      </w:pPr>
+      <w:r>
+        <w:rPr>
+          <w:rFonts w:ascii="Times New Roman" w:hAnsi="Times New Roman"/>
+          <w:b w:val="0"/>
+          <w:sz w:val="26"/>
+        </w:rPr>
+        <w:t xml:space="preserve"> ['id'=&gt;3, 'title'=&gt;'Git Clinic', 'category'=&gt;'tech', 'capacity'=&gt;20, 'registered'=&gt;2],</w:t>
+      </w:r>
+    </w:p>
+    <w:p>
+      <w:pPr>
+        <w:widowControl/>
+        <w:spacing w:after="120" w:before="0" w:line="240" w:lineRule="auto"/>
+        <w:ind w:firstLine="0" w:left="142" w:right="85"/>
+        <w:jc w:val="left"/>
+      </w:pPr>
+      <w:r>
+        <w:rPr>
+          <w:rFonts w:ascii="Times New Roman" w:hAnsi="Times New Roman"/>
+          <w:b w:val="0"/>
+          <w:sz w:val="26"/>
+        </w:rPr>
+        <w:t>];</w:t>
+      </w:r>
+    </w:p>
+    <w:p>
+      <w:pPr>
+        <w:widowControl/>
+      </w:pPr>
+      <w:r>
+        <w:rPr>
+          <w:rFonts w:ascii="Times New Roman" w:hAnsi="Times New Roman"/>
+          <w:b w:val="0"/>
+          <w:sz w:val="26"/>
+        </w:rPr>
+        <w:t>Tệp chứa mảng gồm ba sự kiện. Mỗi sự kiện có các trường dữ liệu, trong đó capacity là sức chứa và registered là số người đăng ký giả lập. Lệnh return cho phép nơi gọi require nhận lại mảng này.</w:t>
+      </w:r>
+    </w:p>
+    <w:p>
+      <w:pPr>
+        <w:keepNext/>
+        <w:widowControl/>
+      </w:pPr>
+      <w:r>
+        <w:rPr>
+          <w:rFonts w:ascii="Times New Roman" w:hAnsi="Times New Roman"/>
+          <w:b w:val="0"/>
+          <w:sz w:val="26"/>
+        </w:rPr>
+        <w:t>Kiểm tra kết quả bước 1:</w:t>
+      </w:r>
+    </w:p>
+    <w:p>
+      <w:pPr>
+        <w:widowControl/>
+        <w:ind w:firstLine="0" w:left="0"/>
+        <w:jc w:val="left"/>
+      </w:pPr>
+      <w:r>
+        <w:rPr>
+          <w:rFonts w:ascii="Times New Roman" w:hAnsi="Times New Roman"/>
+          <w:b w:val="0"/>
+          <w:color w:val="000000"/>
+          <w:sz w:val="26"/>
+        </w:rPr>
+        <w:t>[</w:t>
+      </w:r>
+      <w:r>
+        <w:rPr>
+          <w:rFonts w:ascii="Times New Roman" w:hAnsi="Times New Roman"/>
+          <w:b w:val="0"/>
+          <w:color w:val="000000"/>
+          <w:sz w:val="26"/>
+        </w:rPr>
+        <w:t xml:space="preserve"> ] Xác định danh sách có 3 sự kiện và các khóa id/title/category/capacity/registered.</w:t>
+      </w:r>
+    </w:p>
+    <w:p>
+      <w:pPr>
+        <w:pStyle w:val="Heading3"/>
+        <w:keepNext/>
+        <w:widowControl/>
+      </w:pPr>
+      <w:r>
+        <w:rPr>
+          <w:rFonts w:ascii="Times New Roman" w:hAnsi="Times New Roman"/>
+          <w:b/>
+          <w:color w:val="000000"/>
+          <w:sz w:val="26"/>
+        </w:rPr>
+        <w:t>Bước 2. Tạo hàm lọc</w:t>
+      </w:r>
+    </w:p>
+    <w:p>
+      <w:pPr>
+        <w:keepNext/>
+        <w:widowControl/>
+      </w:pPr>
+      <w:r>
+        <w:rPr>
+          <w:rFonts w:ascii="Times New Roman" w:hAnsi="Times New Roman"/>
+          <w:b w:val="0"/>
+          <w:sz w:val="26"/>
+        </w:rPr>
+        <w:t>Mở src/EventFilter.php và đối chiếu với mã dưới đây. Nếu viết lại tệp, thay nội dung hiện tại; tránh khai báo trùng hàm hoặc lớp:</w:t>
       </w:r>
     </w:p>
     <w:p>
@@ -1734,7 +1690,41 @@
           <w:b w:val="0"/>
           <w:sz w:val="26"/>
         </w:rPr>
-        <w:t xml:space="preserve">        return false;</w:t>
+        <w:t>&lt;?php</w:t>
+      </w:r>
+    </w:p>
+    <w:p>
+      <w:pPr>
+        <w:keepNext w:val="0"/>
+        <w:keepLines/>
+        <w:widowControl/>
+        <w:spacing w:after="0" w:before="0" w:line="240" w:lineRule="auto"/>
+        <w:ind w:firstLine="0" w:left="142" w:right="85"/>
+        <w:jc w:val="left"/>
+      </w:pPr>
+      <w:r>
+        <w:rPr>
+          <w:rFonts w:ascii="Times New Roman" w:hAnsi="Times New Roman"/>
+          <w:b w:val="0"/>
+          <w:sz w:val="26"/>
+        </w:rPr>
+        <w:t>declare(strict_types=1);</w:t>
+      </w:r>
+    </w:p>
+    <w:p>
+      <w:pPr>
+        <w:widowControl/>
+        <w:spacing w:after="0" w:before="0" w:line="240" w:lineRule="auto"/>
+        <w:ind w:firstLine="0" w:left="142" w:right="85"/>
+        <w:jc w:val="left"/>
+      </w:pPr>
+      <w:r>
+        <w:rPr>
+          <w:rFonts w:ascii="Times New Roman" w:hAnsi="Times New Roman"/>
+          <w:b w:val="0"/>
+          <w:sz w:val="26"/>
+        </w:rPr>
+        <w:t xml:space="preserve"> </w:t>
       </w:r>
     </w:p>
     <w:p>
@@ -1752,7 +1742,7 @@
           <w:b w:val="0"/>
           <w:sz w:val="26"/>
         </w:rPr>
-        <w:t xml:space="preserve">    }</w:t>
+        <w:t>function filterEvents(array $events, string $query): array</w:t>
       </w:r>
     </w:p>
     <w:p>
@@ -1770,7 +1760,151 @@
           <w:b w:val="0"/>
           <w:sz w:val="26"/>
         </w:rPr>
-        <w:t xml:space="preserve">    return $registered &lt; $capacity;</w:t>
+        <w:t>{</w:t>
+      </w:r>
+    </w:p>
+    <w:p>
+      <w:pPr>
+        <w:keepNext/>
+        <w:keepLines/>
+        <w:widowControl/>
+        <w:spacing w:after="0" w:before="0" w:line="240" w:lineRule="auto"/>
+        <w:ind w:firstLine="0" w:left="142" w:right="85"/>
+        <w:jc w:val="left"/>
+      </w:pPr>
+      <w:r>
+        <w:rPr>
+          <w:rFonts w:ascii="Times New Roman" w:hAnsi="Times New Roman"/>
+          <w:b w:val="0"/>
+          <w:sz w:val="26"/>
+        </w:rPr>
+        <w:t xml:space="preserve">    $result = [];</w:t>
+      </w:r>
+    </w:p>
+    <w:p>
+      <w:pPr>
+        <w:keepNext/>
+        <w:keepLines/>
+        <w:widowControl/>
+        <w:spacing w:after="0" w:before="0" w:line="240" w:lineRule="auto"/>
+        <w:ind w:firstLine="0" w:left="142" w:right="85"/>
+        <w:jc w:val="left"/>
+      </w:pPr>
+      <w:r>
+        <w:rPr>
+          <w:rFonts w:ascii="Times New Roman" w:hAnsi="Times New Roman"/>
+          <w:b w:val="0"/>
+          <w:sz w:val="26"/>
+        </w:rPr>
+        <w:t xml:space="preserve">    foreach ($events as $event) {</w:t>
+      </w:r>
+    </w:p>
+    <w:p>
+      <w:pPr>
+        <w:keepNext/>
+        <w:keepLines/>
+        <w:widowControl/>
+        <w:spacing w:after="0" w:before="0" w:line="240" w:lineRule="auto"/>
+        <w:ind w:firstLine="0" w:left="142" w:right="85"/>
+        <w:jc w:val="left"/>
+      </w:pPr>
+      <w:r>
+        <w:rPr>
+          <w:rFonts w:ascii="Times New Roman" w:hAnsi="Times New Roman"/>
+          <w:b w:val="0"/>
+          <w:sz w:val="26"/>
+        </w:rPr>
+        <w:t xml:space="preserve">        $matches = $query === ''</w:t>
+      </w:r>
+    </w:p>
+    <w:p>
+      <w:pPr>
+        <w:keepNext/>
+        <w:keepLines/>
+        <w:widowControl/>
+        <w:spacing w:after="0" w:before="0" w:line="240" w:lineRule="auto"/>
+        <w:ind w:firstLine="0" w:left="142" w:right="85"/>
+        <w:jc w:val="left"/>
+      </w:pPr>
+      <w:r>
+        <w:rPr>
+          <w:rFonts w:ascii="Times New Roman" w:hAnsi="Times New Roman"/>
+          <w:b w:val="0"/>
+          <w:sz w:val="26"/>
+        </w:rPr>
+        <w:t xml:space="preserve">            || stripos($event['title'], $query) !== false;</w:t>
+      </w:r>
+    </w:p>
+    <w:p>
+      <w:pPr>
+        <w:keepNext/>
+        <w:keepLines/>
+        <w:widowControl/>
+        <w:spacing w:after="0" w:before="0" w:line="240" w:lineRule="auto"/>
+        <w:ind w:firstLine="0" w:left="142" w:right="85"/>
+        <w:jc w:val="left"/>
+      </w:pPr>
+      <w:r>
+        <w:rPr>
+          <w:rFonts w:ascii="Times New Roman" w:hAnsi="Times New Roman"/>
+          <w:b w:val="0"/>
+          <w:sz w:val="26"/>
+        </w:rPr>
+        <w:t xml:space="preserve">        if ($matches) {</w:t>
+      </w:r>
+    </w:p>
+    <w:p>
+      <w:pPr>
+        <w:keepNext/>
+        <w:keepLines/>
+        <w:widowControl/>
+        <w:spacing w:after="0" w:before="0" w:line="240" w:lineRule="auto"/>
+        <w:ind w:firstLine="0" w:left="142" w:right="85"/>
+        <w:jc w:val="left"/>
+      </w:pPr>
+      <w:r>
+        <w:rPr>
+          <w:rFonts w:ascii="Times New Roman" w:hAnsi="Times New Roman"/>
+          <w:b w:val="0"/>
+          <w:sz w:val="26"/>
+        </w:rPr>
+        <w:t xml:space="preserve">            $result[] = $event;</w:t>
+      </w:r>
+    </w:p>
+    <w:p>
+      <w:pPr>
+        <w:keepNext/>
+        <w:keepLines/>
+        <w:widowControl/>
+        <w:spacing w:after="0" w:before="0" w:line="240" w:lineRule="auto"/>
+        <w:ind w:firstLine="0" w:left="142" w:right="85"/>
+        <w:jc w:val="left"/>
+      </w:pPr>
+      <w:r>
+        <w:rPr>
+          <w:rFonts w:ascii="Times New Roman" w:hAnsi="Times New Roman"/>
+          <w:b w:val="0"/>
+          <w:sz w:val="26"/>
+        </w:rPr>
+        <w:t xml:space="preserve">        }</w:t>
+      </w:r>
+    </w:p>
+    <w:p>
+      <w:pPr>
+        <w:keepNext/>
+        <w:keepLines/>
+        <w:widowControl/>
+        <w:spacing w:after="0" w:before="0" w:line="240" w:lineRule="auto"/>
+        <w:ind w:firstLine="0" w:left="142" w:right="85"/>
+        <w:jc w:val="left"/>
+      </w:pPr>
+      <w:r>
+        <w:rPr>
+          <w:rFonts w:ascii="Times New Roman" w:hAnsi="Times New Roman"/>
+          <w:b w:val="0"/>
+          <w:sz w:val="26"/>
+        </w:rPr>
+        <w:t xml:space="preserve">    }</w:t>
       </w:r>
     </w:p>
     <w:p>
@@ -1788,11 +1922,235 @@
           <w:b w:val="0"/>
           <w:sz w:val="26"/>
         </w:rPr>
-        <w:t>}</w:t>
+        <w:t xml:space="preserve">    return $result;</w:t>
       </w:r>
     </w:p>
     <w:p>
       <w:pPr>
+        <w:widowControl/>
+        <w:spacing w:after="120" w:before="0" w:line="240" w:lineRule="auto"/>
+        <w:ind w:firstLine="0" w:left="142" w:right="85"/>
+        <w:jc w:val="left"/>
+      </w:pPr>
+      <w:r>
+        <w:rPr>
+          <w:rFonts w:ascii="Times New Roman" w:hAnsi="Times New Roman"/>
+          <w:b w:val="0"/>
+          <w:sz w:val="26"/>
+        </w:rPr>
+        <w:t>}</w:t>
+      </w:r>
+    </w:p>
+    <w:p>
+      <w:pPr>
+        <w:widowControl/>
+      </w:pPr>
+      <w:r>
+        <w:rPr>
+          <w:rFonts w:ascii="Times New Roman" w:hAnsi="Times New Roman"/>
+          <w:b w:val="0"/>
+          <w:color w:val="000000"/>
+          <w:sz w:val="26"/>
+        </w:rPr>
+        <w:t xml:space="preserve">Hàm bắt đầu với mảng kết quả rỗng, duyệt từng sự kiện và chỉ thêm sự kiện phù hợp. </w:t>
+      </w:r>
+      <w:r>
+        <w:rPr>
+          <w:rFonts w:ascii="Times New Roman" w:hAnsi="Times New Roman"/>
+          <w:b w:val="0"/>
+          <w:color w:val="000000"/>
+          <w:sz w:val="26"/>
+        </w:rPr>
+        <w:t>stripos</w:t>
+      </w:r>
+      <w:r>
+        <w:rPr>
+          <w:rFonts w:ascii="Times New Roman" w:hAnsi="Times New Roman"/>
+          <w:b w:val="0"/>
+          <w:color w:val="000000"/>
+          <w:sz w:val="26"/>
+        </w:rPr>
+        <w:t xml:space="preserve"> tìm vị trí từ khóa không phân biệt hoa/thường trong phạm vi chuỗi của bài; trả </w:t>
+      </w:r>
+      <w:r>
+        <w:rPr>
+          <w:rFonts w:ascii="Times New Roman" w:hAnsi="Times New Roman"/>
+          <w:b w:val="0"/>
+          <w:color w:val="000000"/>
+          <w:sz w:val="26"/>
+        </w:rPr>
+        <w:t>false</w:t>
+      </w:r>
+      <w:r>
+        <w:rPr>
+          <w:rFonts w:ascii="Times New Roman" w:hAnsi="Times New Roman"/>
+          <w:b w:val="0"/>
+          <w:color w:val="000000"/>
+          <w:sz w:val="26"/>
+        </w:rPr>
+        <w:t xml:space="preserve"> nếu không tìm thấy. Vì vị trí đầu tiên có thể là số </w:t>
+      </w:r>
+      <w:r>
+        <w:rPr>
+          <w:rFonts w:ascii="Times New Roman" w:hAnsi="Times New Roman"/>
+          <w:b w:val="0"/>
+          <w:color w:val="000000"/>
+          <w:sz w:val="26"/>
+        </w:rPr>
+        <w:t>0</w:t>
+      </w:r>
+      <w:r>
+        <w:rPr>
+          <w:rFonts w:ascii="Times New Roman" w:hAnsi="Times New Roman"/>
+          <w:b w:val="0"/>
+          <w:color w:val="000000"/>
+          <w:sz w:val="26"/>
+        </w:rPr>
+        <w:t xml:space="preserve">, phải dùng </w:t>
+      </w:r>
+      <w:r>
+        <w:rPr>
+          <w:rFonts w:ascii="Times New Roman" w:hAnsi="Times New Roman"/>
+          <w:b w:val="0"/>
+          <w:color w:val="000000"/>
+          <w:sz w:val="26"/>
+        </w:rPr>
+        <w:t>!== false</w:t>
+      </w:r>
+      <w:r>
+        <w:rPr>
+          <w:rFonts w:ascii="Times New Roman" w:hAnsi="Times New Roman"/>
+          <w:b w:val="0"/>
+          <w:color w:val="000000"/>
+          <w:sz w:val="26"/>
+        </w:rPr>
+        <w:t xml:space="preserve">, không viết </w:t>
+      </w:r>
+      <w:r>
+        <w:rPr>
+          <w:rFonts w:ascii="Times New Roman" w:hAnsi="Times New Roman"/>
+          <w:b w:val="0"/>
+          <w:color w:val="000000"/>
+          <w:sz w:val="26"/>
+        </w:rPr>
+        <w:t>if (stripos(...))</w:t>
+      </w:r>
+      <w:r>
+        <w:rPr>
+          <w:rFonts w:ascii="Times New Roman" w:hAnsi="Times New Roman"/>
+          <w:b w:val="0"/>
+          <w:color w:val="000000"/>
+          <w:sz w:val="26"/>
+        </w:rPr>
+        <w:t>.</w:t>
+      </w:r>
+    </w:p>
+    <w:p>
+      <w:pPr>
+        <w:widowControl/>
+      </w:pPr>
+      <w:r>
+        <w:rPr>
+          <w:rFonts w:ascii="Times New Roman" w:hAnsi="Times New Roman"/>
+          <w:b w:val="0"/>
+          <w:color w:val="000000"/>
+          <w:sz w:val="26"/>
+        </w:rPr>
+        <w:t>Từ khóa rỗng nghĩa là lấy tất cả. Hàm chỉ trả dữ liệu, không in HTML; cùng cách tách xử lý khỏi hiển thị đã dùng trong lớp xử lý PHP. Bài mẫu chưa hỗ trợ tìm tiếng Việt không dấu hoặc chuẩn hóa Unicode.</w:t>
+      </w:r>
+    </w:p>
+    <w:p>
+      <w:pPr>
+        <w:keepNext/>
+        <w:widowControl/>
+      </w:pPr>
+      <w:r>
+        <w:rPr>
+          <w:rFonts w:ascii="Times New Roman" w:hAnsi="Times New Roman"/>
+          <w:b w:val="0"/>
+          <w:sz w:val="26"/>
+        </w:rPr>
+        <w:t>Kiểm tra kết quả bước 2:</w:t>
+      </w:r>
+    </w:p>
+    <w:p>
+      <w:pPr>
+        <w:widowControl/>
+        <w:ind w:firstLine="0" w:left="0"/>
+        <w:jc w:val="left"/>
+      </w:pPr>
+      <w:r>
+        <w:rPr>
+          <w:rFonts w:ascii="Times New Roman" w:hAnsi="Times New Roman"/>
+          <w:b w:val="0"/>
+          <w:color w:val="000000"/>
+          <w:sz w:val="26"/>
+        </w:rPr>
+        <w:t>[</w:t>
+      </w:r>
+      <w:r>
+        <w:rPr>
+          <w:rFonts w:ascii="Times New Roman" w:hAnsi="Times New Roman"/>
+          <w:b w:val="0"/>
+          <w:color w:val="000000"/>
+          <w:sz w:val="26"/>
+        </w:rPr>
+        <w:t xml:space="preserve"> ] Hàm filterEvents nhận mảng và từ khóa, trả mảng mới không sửa đầu vào.</w:t>
+      </w:r>
+    </w:p>
+    <w:p>
+      <w:pPr>
+        <w:pStyle w:val="Heading3"/>
+        <w:keepNext/>
+        <w:widowControl/>
+      </w:pPr>
+      <w:r>
+        <w:rPr>
+          <w:rFonts w:ascii="Times New Roman" w:hAnsi="Times New Roman"/>
+          <w:b/>
+          <w:color w:val="000000"/>
+          <w:sz w:val="26"/>
+        </w:rPr>
+        <w:t>Bước 3. Đọc hai hàm hỗ trợ đầu vào và hiển thị</w:t>
+      </w:r>
+    </w:p>
+    <w:p>
+      <w:pPr>
+        <w:keepNext/>
+        <w:widowControl/>
+      </w:pPr>
+      <w:r>
+        <w:rPr>
+          <w:rFonts w:ascii="Times New Roman" w:hAnsi="Times New Roman"/>
+          <w:b w:val="0"/>
+          <w:color w:val="000000"/>
+          <w:sz w:val="26"/>
+        </w:rPr>
+        <w:t xml:space="preserve">Mở </w:t>
+      </w:r>
+      <w:r>
+        <w:rPr>
+          <w:rFonts w:ascii="Times New Roman" w:hAnsi="Times New Roman"/>
+          <w:b w:val="0"/>
+          <w:color w:val="000000"/>
+          <w:sz w:val="26"/>
+        </w:rPr>
+        <w:t>src/Input.php</w:t>
+      </w:r>
+      <w:r>
+        <w:rPr>
+          <w:rFonts w:ascii="Times New Roman" w:hAnsi="Times New Roman"/>
+          <w:b w:val="0"/>
+          <w:color w:val="000000"/>
+          <w:sz w:val="26"/>
+        </w:rPr>
+        <w:t>, tìm hai hàm sau (đã được cấp, không tạo thêm bản trùng):</w:t>
+      </w:r>
+    </w:p>
+    <w:p>
+      <w:pPr>
+        <w:keepNext/>
+        <w:keepLines/>
         <w:widowControl/>
         <w:spacing w:after="0" w:before="0" w:line="240" w:lineRule="auto"/>
         <w:ind w:firstLine="0" w:left="142" w:right="85"/>
@@ -1804,7 +2162,61 @@
           <w:b w:val="0"/>
           <w:sz w:val="26"/>
         </w:rPr>
-        <w:t xml:space="preserve"> </w:t>
+        <w:t>function field(array $input, string $key): string</w:t>
+      </w:r>
+    </w:p>
+    <w:p>
+      <w:pPr>
+        <w:keepNext/>
+        <w:keepLines/>
+        <w:widowControl/>
+        <w:spacing w:after="0" w:before="0" w:line="240" w:lineRule="auto"/>
+        <w:ind w:firstLine="0" w:left="142" w:right="85"/>
+        <w:jc w:val="left"/>
+      </w:pPr>
+      <w:r>
+        <w:rPr>
+          <w:rFonts w:ascii="Times New Roman" w:hAnsi="Times New Roman"/>
+          <w:b w:val="0"/>
+          <w:sz w:val="26"/>
+        </w:rPr>
+        <w:t>{</w:t>
+      </w:r>
+    </w:p>
+    <w:p>
+      <w:pPr>
+        <w:keepNext/>
+        <w:keepLines/>
+        <w:widowControl/>
+        <w:spacing w:after="0" w:before="0" w:line="240" w:lineRule="auto"/>
+        <w:ind w:firstLine="0" w:left="142" w:right="85"/>
+        <w:jc w:val="left"/>
+      </w:pPr>
+      <w:r>
+        <w:rPr>
+          <w:rFonts w:ascii="Times New Roman" w:hAnsi="Times New Roman"/>
+          <w:b w:val="0"/>
+          <w:sz w:val="26"/>
+        </w:rPr>
+        <w:t xml:space="preserve">    $value = $input[$key] ?? '';</w:t>
+      </w:r>
+    </w:p>
+    <w:p>
+      <w:pPr>
+        <w:keepNext/>
+        <w:keepLines/>
+        <w:widowControl/>
+        <w:spacing w:after="0" w:before="0" w:line="240" w:lineRule="auto"/>
+        <w:ind w:firstLine="0" w:left="142" w:right="85"/>
+        <w:jc w:val="left"/>
+      </w:pPr>
+      <w:r>
+        <w:rPr>
+          <w:rFonts w:ascii="Times New Roman" w:hAnsi="Times New Roman"/>
+          <w:b w:val="0"/>
+          <w:sz w:val="26"/>
+        </w:rPr>
+        <w:t xml:space="preserve">    return is_string($value) ? trim($value) : '';</w:t>
       </w:r>
     </w:p>
     <w:p>
@@ -1822,13 +2234,13 @@
           <w:b w:val="0"/>
           <w:sz w:val="26"/>
         </w:rPr>
-        <w:t>var_dump(canRegister(10, 9));</w:t>
+        <w:t>}</w:t>
       </w:r>
     </w:p>
     <w:p>
       <w:pPr>
         <w:widowControl/>
-        <w:spacing w:after="120" w:before="0" w:line="240" w:lineRule="auto"/>
+        <w:spacing w:after="0" w:before="0" w:line="240" w:lineRule="auto"/>
         <w:ind w:firstLine="0" w:left="142" w:right="85"/>
         <w:jc w:val="left"/>
       </w:pPr>
@@ -1838,240 +2250,7 @@
           <w:b w:val="0"/>
           <w:sz w:val="26"/>
         </w:rPr>
-        <w:t>var_dump(canRegister(10, 10));</w:t>
-      </w:r>
-    </w:p>
-    <w:p>
-      <w:pPr>
-        <w:widowControl/>
-      </w:pPr>
-      <w:r>
-        <w:rPr>
-          <w:rFonts w:ascii="Times New Roman" w:hAnsi="Times New Roman"/>
-          <w:b w:val="0"/>
-          <w:color w:val="000000"/>
-          <w:sz w:val="26"/>
-        </w:rPr>
-        <w:t xml:space="preserve">Chạy </w:t>
-      </w:r>
-      <w:r>
-        <w:rPr>
-          <w:rFonts w:ascii="Times New Roman" w:hAnsi="Times New Roman"/>
-          <w:b w:val="0"/>
-          <w:color w:val="000000"/>
-          <w:sz w:val="26"/>
-        </w:rPr>
-        <w:t>php thu-ham.php</w:t>
-      </w:r>
-      <w:r>
-        <w:rPr>
-          <w:rFonts w:ascii="Times New Roman" w:hAnsi="Times New Roman"/>
-          <w:b w:val="0"/>
-          <w:color w:val="000000"/>
-          <w:sz w:val="26"/>
-        </w:rPr>
-        <w:t xml:space="preserve">. Kết quả gồm </w:t>
-      </w:r>
-      <w:r>
-        <w:rPr>
-          <w:rFonts w:ascii="Times New Roman" w:hAnsi="Times New Roman"/>
-          <w:b w:val="0"/>
-          <w:color w:val="000000"/>
-          <w:sz w:val="26"/>
-        </w:rPr>
-        <w:t>bool(true)</w:t>
-      </w:r>
-      <w:r>
-        <w:rPr>
-          <w:rFonts w:ascii="Times New Roman" w:hAnsi="Times New Roman"/>
-          <w:b w:val="0"/>
-          <w:color w:val="000000"/>
-          <w:sz w:val="26"/>
-        </w:rPr>
-        <w:t xml:space="preserve"> và </w:t>
-      </w:r>
-      <w:r>
-        <w:rPr>
-          <w:rFonts w:ascii="Times New Roman" w:hAnsi="Times New Roman"/>
-          <w:b w:val="0"/>
-          <w:color w:val="000000"/>
-          <w:sz w:val="26"/>
-        </w:rPr>
-        <w:t>bool(false)</w:t>
-      </w:r>
-      <w:r>
-        <w:rPr>
-          <w:rFonts w:ascii="Times New Roman" w:hAnsi="Times New Roman"/>
-          <w:b w:val="0"/>
-          <w:color w:val="000000"/>
-          <w:sz w:val="26"/>
-        </w:rPr>
-        <w:t>.</w:t>
-      </w:r>
-    </w:p>
-    <w:p>
-      <w:pPr>
-        <w:widowControl/>
-      </w:pPr>
-      <w:r>
-        <w:rPr>
-          <w:rFonts w:ascii="Times New Roman" w:hAnsi="Times New Roman"/>
-          <w:b w:val="0"/>
-          <w:color w:val="000000"/>
-          <w:sz w:val="26"/>
-        </w:rPr>
-        <w:t>int</w:t>
-      </w:r>
-      <w:r>
-        <w:rPr>
-          <w:rFonts w:ascii="Times New Roman" w:hAnsi="Times New Roman"/>
-          <w:b w:val="0"/>
-          <w:color w:val="000000"/>
-          <w:sz w:val="26"/>
-        </w:rPr>
-        <w:t xml:space="preserve"> chỉ tham số số nguyên; </w:t>
-      </w:r>
-      <w:r>
-        <w:rPr>
-          <w:rFonts w:ascii="Times New Roman" w:hAnsi="Times New Roman"/>
-          <w:b w:val="0"/>
-          <w:color w:val="000000"/>
-          <w:sz w:val="26"/>
-        </w:rPr>
-        <w:t>bool</w:t>
-      </w:r>
-      <w:r>
-        <w:rPr>
-          <w:rFonts w:ascii="Times New Roman" w:hAnsi="Times New Roman"/>
-          <w:b w:val="0"/>
-          <w:color w:val="000000"/>
-          <w:sz w:val="26"/>
-        </w:rPr>
-        <w:t xml:space="preserve"> chỉ kết quả đúng/sai; </w:t>
-      </w:r>
-      <w:r>
-        <w:rPr>
-          <w:rFonts w:ascii="Times New Roman" w:hAnsi="Times New Roman"/>
-          <w:b w:val="0"/>
-          <w:color w:val="000000"/>
-          <w:sz w:val="26"/>
-        </w:rPr>
-        <w:t>||</w:t>
-      </w:r>
-      <w:r>
-        <w:rPr>
-          <w:rFonts w:ascii="Times New Roman" w:hAnsi="Times New Roman"/>
-          <w:b w:val="0"/>
-          <w:color w:val="000000"/>
-          <w:sz w:val="26"/>
-        </w:rPr>
-        <w:t xml:space="preserve"> nghĩa là hoặc. </w:t>
-      </w:r>
-      <w:r>
-        <w:rPr>
-          <w:rFonts w:ascii="Times New Roman" w:hAnsi="Times New Roman"/>
-          <w:b w:val="0"/>
-          <w:color w:val="000000"/>
-          <w:sz w:val="26"/>
-        </w:rPr>
-        <w:t>return</w:t>
-      </w:r>
-      <w:r>
-        <w:rPr>
-          <w:rFonts w:ascii="Times New Roman" w:hAnsi="Times New Roman"/>
-          <w:b w:val="0"/>
-          <w:color w:val="000000"/>
-          <w:sz w:val="26"/>
-        </w:rPr>
-        <w:t xml:space="preserve"> kết thúc hàm và trả giá trị cho nơi gọi. Hai biến tham số chỉ có ý nghĩa bên trong lần gọi hàm, không đọc dữ liệu từ giao diện.</w:t>
-      </w:r>
-    </w:p>
-    <w:p>
-      <w:pPr>
-        <w:keepNext/>
-        <w:widowControl/>
-      </w:pPr>
-      <w:r>
-        <w:rPr>
-          <w:rFonts w:ascii="Times New Roman" w:hAnsi="Times New Roman"/>
-          <w:b w:val="0"/>
-          <w:sz w:val="26"/>
-        </w:rPr>
-        <w:t>Kiểm tra kết quả bước 2:</w:t>
-      </w:r>
-    </w:p>
-    <w:p>
-      <w:pPr>
-        <w:widowControl/>
-        <w:ind w:firstLine="0" w:left="0"/>
-        <w:jc w:val="left"/>
-      </w:pPr>
-      <w:r>
-        <w:rPr>
-          <w:rFonts w:ascii="Times New Roman" w:hAnsi="Times New Roman"/>
-          <w:b w:val="0"/>
-          <w:color w:val="000000"/>
-          <w:sz w:val="26"/>
-        </w:rPr>
-        <w:t>[</w:t>
-      </w:r>
-      <w:r>
-        <w:rPr>
-          <w:rFonts w:ascii="Times New Roman" w:hAnsi="Times New Roman"/>
-          <w:b w:val="0"/>
-          <w:color w:val="000000"/>
-          <w:sz w:val="26"/>
-        </w:rPr>
-        <w:t xml:space="preserve"> ] Hàm thử trả true khi 10/9, false khi 10/10 và khi dữ liệu sai.</w:t>
-      </w:r>
-    </w:p>
-    <w:p>
-      <w:pPr>
-        <w:pStyle w:val="Heading3"/>
-        <w:keepNext/>
-        <w:widowControl/>
-      </w:pPr>
-      <w:r>
-        <w:rPr>
-          <w:rFonts w:ascii="Times New Roman" w:hAnsi="Times New Roman"/>
-          <w:b/>
-          <w:color w:val="000000"/>
-          <w:sz w:val="26"/>
-        </w:rPr>
-        <w:t>Bước 3. Đưa cùng quy tắc vào một lớp</w:t>
-      </w:r>
-    </w:p>
-    <w:p>
-      <w:pPr>
-        <w:keepNext/>
-        <w:widowControl/>
-      </w:pPr>
-      <w:r>
-        <w:rPr>
-          <w:rFonts w:ascii="Times New Roman" w:hAnsi="Times New Roman"/>
-          <w:b w:val="0"/>
-          <w:color w:val="000000"/>
-          <w:sz w:val="26"/>
-        </w:rPr>
-        <w:t xml:space="preserve">Mở </w:t>
-      </w:r>
-      <w:r>
-        <w:rPr>
-          <w:rFonts w:ascii="Times New Roman" w:hAnsi="Times New Roman"/>
-          <w:b w:val="0"/>
-          <w:color w:val="000000"/>
-          <w:sz w:val="26"/>
-        </w:rPr>
-        <w:t>src/CapacityPolicy.php</w:t>
-      </w:r>
-      <w:r>
-        <w:rPr>
-          <w:rFonts w:ascii="Times New Roman" w:hAnsi="Times New Roman"/>
-          <w:b w:val="0"/>
-          <w:color w:val="000000"/>
-          <w:sz w:val="26"/>
-        </w:rPr>
-        <w:t xml:space="preserve"> và nhập toàn bộ nội dung sau:</w:t>
+        <w:t xml:space="preserve"> </w:t>
       </w:r>
     </w:p>
     <w:p>
@@ -2089,7 +2268,61 @@
           <w:b w:val="0"/>
           <w:sz w:val="26"/>
         </w:rPr>
-        <w:t>&lt;?php</w:t>
+        <w:t>function e(string $value): string</w:t>
+      </w:r>
+    </w:p>
+    <w:p>
+      <w:pPr>
+        <w:keepNext/>
+        <w:keepLines/>
+        <w:widowControl/>
+        <w:spacing w:after="0" w:before="0" w:line="240" w:lineRule="auto"/>
+        <w:ind w:firstLine="0" w:left="142" w:right="85"/>
+        <w:jc w:val="left"/>
+      </w:pPr>
+      <w:r>
+        <w:rPr>
+          <w:rFonts w:ascii="Times New Roman" w:hAnsi="Times New Roman"/>
+          <w:b w:val="0"/>
+          <w:sz w:val="26"/>
+        </w:rPr>
+        <w:t>{</w:t>
+      </w:r>
+    </w:p>
+    <w:p>
+      <w:pPr>
+        <w:keepNext/>
+        <w:keepLines/>
+        <w:widowControl/>
+        <w:spacing w:after="0" w:before="0" w:line="240" w:lineRule="auto"/>
+        <w:ind w:firstLine="0" w:left="142" w:right="85"/>
+        <w:jc w:val="left"/>
+      </w:pPr>
+      <w:r>
+        <w:rPr>
+          <w:rFonts w:ascii="Times New Roman" w:hAnsi="Times New Roman"/>
+          <w:b w:val="0"/>
+          <w:sz w:val="26"/>
+        </w:rPr>
+        <w:t xml:space="preserve">    return htmlspecialchars(</w:t>
+      </w:r>
+    </w:p>
+    <w:p>
+      <w:pPr>
+        <w:keepNext/>
+        <w:keepLines/>
+        <w:widowControl/>
+        <w:spacing w:after="0" w:before="0" w:line="240" w:lineRule="auto"/>
+        <w:ind w:firstLine="0" w:left="142" w:right="85"/>
+        <w:jc w:val="left"/>
+      </w:pPr>
+      <w:r>
+        <w:rPr>
+          <w:rFonts w:ascii="Times New Roman" w:hAnsi="Times New Roman"/>
+          <w:b w:val="0"/>
+          <w:sz w:val="26"/>
+        </w:rPr>
+        <w:t xml:space="preserve">        $value, ENT_QUOTES | ENT_SUBSTITUTE, 'UTF-8'</w:t>
       </w:r>
     </w:p>
     <w:p>
@@ -2107,11 +2340,157 @@
           <w:b w:val="0"/>
           <w:sz w:val="26"/>
         </w:rPr>
-        <w:t>declare(strict_types=1);</w:t>
+        <w:t xml:space="preserve">    );</w:t>
       </w:r>
     </w:p>
     <w:p>
       <w:pPr>
+        <w:widowControl/>
+        <w:spacing w:after="120" w:before="0" w:line="240" w:lineRule="auto"/>
+        <w:ind w:firstLine="0" w:left="142" w:right="85"/>
+        <w:jc w:val="left"/>
+      </w:pPr>
+      <w:r>
+        <w:rPr>
+          <w:rFonts w:ascii="Times New Roman" w:hAnsi="Times New Roman"/>
+          <w:b w:val="0"/>
+          <w:sz w:val="26"/>
+        </w:rPr>
+        <w:t>}</w:t>
+      </w:r>
+    </w:p>
+    <w:p>
+      <w:pPr>
+        <w:widowControl/>
+      </w:pPr>
+      <w:r>
+        <w:rPr>
+          <w:rFonts w:ascii="Times New Roman" w:hAnsi="Times New Roman"/>
+          <w:b w:val="0"/>
+          <w:color w:val="000000"/>
+          <w:sz w:val="26"/>
+        </w:rPr>
+        <w:t>field</w:t>
+      </w:r>
+      <w:r>
+        <w:rPr>
+          <w:rFonts w:ascii="Times New Roman" w:hAnsi="Times New Roman"/>
+          <w:b w:val="0"/>
+          <w:color w:val="000000"/>
+          <w:sz w:val="26"/>
+        </w:rPr>
+        <w:t xml:space="preserve"> đọc một trường, bỏ khoảng trắng ở hai đầu và không nhận mảng thay cho chuỗi. </w:t>
+      </w:r>
+      <w:r>
+        <w:rPr>
+          <w:rFonts w:ascii="Times New Roman" w:hAnsi="Times New Roman"/>
+          <w:b w:val="0"/>
+          <w:color w:val="000000"/>
+          <w:sz w:val="26"/>
+        </w:rPr>
+        <w:t>??</w:t>
+      </w:r>
+      <w:r>
+        <w:rPr>
+          <w:rFonts w:ascii="Times New Roman" w:hAnsi="Times New Roman"/>
+          <w:b w:val="0"/>
+          <w:color w:val="000000"/>
+          <w:sz w:val="26"/>
+        </w:rPr>
+        <w:t xml:space="preserve"> cung cấp giá trị mặc định khi không có trường. Hàm </w:t>
+      </w:r>
+      <w:r>
+        <w:rPr>
+          <w:rFonts w:ascii="Times New Roman" w:hAnsi="Times New Roman"/>
+          <w:b w:val="0"/>
+          <w:color w:val="000000"/>
+          <w:sz w:val="26"/>
+        </w:rPr>
+        <w:t>e</w:t>
+      </w:r>
+      <w:r>
+        <w:rPr>
+          <w:rFonts w:ascii="Times New Roman" w:hAnsi="Times New Roman"/>
+          <w:b w:val="0"/>
+          <w:color w:val="000000"/>
+          <w:sz w:val="26"/>
+        </w:rPr>
+        <w:t xml:space="preserve"> đổi ký tự đặc biệt trước khi chèn văn bản vào HTML; nó không làm sạch mọi loại dữ liệu và không thay thế kiểm tra nghiệp vụ.</w:t>
+      </w:r>
+    </w:p>
+    <w:p>
+      <w:pPr>
+        <w:keepNext/>
+        <w:widowControl/>
+      </w:pPr>
+      <w:r>
+        <w:rPr>
+          <w:rFonts w:ascii="Times New Roman" w:hAnsi="Times New Roman"/>
+          <w:b w:val="0"/>
+          <w:sz w:val="26"/>
+        </w:rPr>
+        <w:t>Kiểm tra kết quả bước 3:</w:t>
+      </w:r>
+    </w:p>
+    <w:p>
+      <w:pPr>
+        <w:widowControl/>
+        <w:ind w:firstLine="0" w:left="0"/>
+        <w:jc w:val="left"/>
+      </w:pPr>
+      <w:r>
+        <w:rPr>
+          <w:rFonts w:ascii="Times New Roman" w:hAnsi="Times New Roman"/>
+          <w:b w:val="0"/>
+          <w:color w:val="000000"/>
+          <w:sz w:val="26"/>
+        </w:rPr>
+        <w:t>[</w:t>
+      </w:r>
+      <w:r>
+        <w:rPr>
+          <w:rFonts w:ascii="Times New Roman" w:hAnsi="Times New Roman"/>
+          <w:b w:val="0"/>
+          <w:color w:val="000000"/>
+          <w:sz w:val="26"/>
+        </w:rPr>
+        <w:t xml:space="preserve"> ] Phân biệt field lấy chuỗi an toàn và e xử lý ký tự khi hiển thị HTML.</w:t>
+      </w:r>
+    </w:p>
+    <w:p>
+      <w:pPr>
+        <w:pStyle w:val="Heading3"/>
+        <w:keepNext/>
+        <w:widowControl/>
+      </w:pPr>
+      <w:r>
+        <w:rPr>
+          <w:rFonts w:ascii="Times New Roman" w:hAnsi="Times New Roman"/>
+          <w:b/>
+          <w:color w:val="000000"/>
+          <w:sz w:val="26"/>
+        </w:rPr>
+        <w:t>Bước 4. Tạo trang danh sách hoàn chỉnh</w:t>
+      </w:r>
+    </w:p>
+    <w:p>
+      <w:pPr>
+        <w:keepNext/>
+        <w:widowControl/>
+      </w:pPr>
+      <w:r>
+        <w:rPr>
+          <w:rFonts w:ascii="Times New Roman" w:hAnsi="Times New Roman"/>
+          <w:b w:val="0"/>
+          <w:sz w:val="26"/>
+        </w:rPr>
+        <w:t>Mở public/index.php và đối chiếu với mã dưới đây. Nếu viết lại tệp, thay nội dung hiện tại; tránh khai báo trùng hàm hoặc lớp:</w:t>
+      </w:r>
+    </w:p>
+    <w:p>
+      <w:pPr>
+        <w:keepNext w:val="0"/>
+        <w:keepLines w:val="0"/>
         <w:widowControl/>
         <w:spacing w:after="0" w:before="0" w:line="240" w:lineRule="auto"/>
         <w:ind w:firstLine="0" w:left="142" w:right="85"/>
@@ -2119,17 +2498,16 @@
       </w:pPr>
       <w:r>
         <w:rPr>
-          <w:rFonts w:ascii="Times New Roman" w:hAnsi="Times New Roman"/>
-          <w:b w:val="0"/>
-          <w:sz w:val="26"/>
-        </w:rPr>
-        <w:t xml:space="preserve"> </w:t>
+          <w:rFonts w:ascii="Consolas" w:hAnsi="Consolas"/>
+          <w:sz w:val="17"/>
+        </w:rPr>
+        <w:t>&lt;?php</w:t>
       </w:r>
     </w:p>
     <w:p>
       <w:pPr>
-        <w:keepNext/>
-        <w:keepLines/>
+        <w:keepNext w:val="0"/>
+        <w:keepLines w:val="0"/>
         <w:widowControl/>
         <w:spacing w:after="0" w:before="0" w:line="240" w:lineRule="auto"/>
         <w:ind w:firstLine="0" w:left="142" w:right="85"/>
@@ -2137,17 +2515,16 @@
       </w:pPr>
       <w:r>
         <w:rPr>
-          <w:rFonts w:ascii="Times New Roman" w:hAnsi="Times New Roman"/>
-          <w:b w:val="0"/>
-          <w:sz w:val="26"/>
-        </w:rPr>
-        <w:t>final class CapacityPolicy</w:t>
+          <w:rFonts w:ascii="Consolas" w:hAnsi="Consolas"/>
+          <w:sz w:val="17"/>
+        </w:rPr>
+        <w:t>require __DIR__ . '/../src/Input.php';</w:t>
       </w:r>
     </w:p>
     <w:p>
       <w:pPr>
-        <w:keepNext/>
-        <w:keepLines/>
+        <w:keepNext w:val="0"/>
+        <w:keepLines w:val="0"/>
         <w:widowControl/>
         <w:spacing w:after="0" w:before="0" w:line="240" w:lineRule="auto"/>
         <w:ind w:firstLine="0" w:left="142" w:right="85"/>
@@ -2155,17 +2532,16 @@
       </w:pPr>
       <w:r>
         <w:rPr>
-          <w:rFonts w:ascii="Times New Roman" w:hAnsi="Times New Roman"/>
-          <w:b w:val="0"/>
-          <w:sz w:val="26"/>
-        </w:rPr>
-        <w:t>{</w:t>
+          <w:rFonts w:ascii="Consolas" w:hAnsi="Consolas"/>
+          <w:sz w:val="17"/>
+        </w:rPr>
+        <w:t>require __DIR__ . '/../src/EventFilter.php';</w:t>
       </w:r>
     </w:p>
     <w:p>
       <w:pPr>
-        <w:keepNext/>
-        <w:keepLines/>
+        <w:keepNext w:val="0"/>
+        <w:keepLines w:val="0"/>
         <w:widowControl/>
         <w:spacing w:after="0" w:before="0" w:line="240" w:lineRule="auto"/>
         <w:ind w:firstLine="0" w:left="142" w:right="85"/>
@@ -2173,17 +2549,16 @@
       </w:pPr>
       <w:r>
         <w:rPr>
-          <w:rFonts w:ascii="Times New Roman" w:hAnsi="Times New Roman"/>
-          <w:b w:val="0"/>
-          <w:sz w:val="26"/>
-        </w:rPr>
-        <w:t xml:space="preserve">    public function canRegister(int $capacity, int $registered): bool</w:t>
+          <w:rFonts w:ascii="Consolas" w:hAnsi="Consolas"/>
+          <w:sz w:val="17"/>
+        </w:rPr>
+        <w:t>$events = require __DIR__ . '/../data/events.php';</w:t>
       </w:r>
     </w:p>
     <w:p>
       <w:pPr>
-        <w:keepNext/>
-        <w:keepLines/>
+        <w:keepNext w:val="0"/>
+        <w:keepLines w:val="0"/>
         <w:widowControl/>
         <w:spacing w:after="0" w:before="0" w:line="240" w:lineRule="auto"/>
         <w:ind w:firstLine="0" w:left="142" w:right="85"/>
@@ -2191,17 +2566,16 @@
       </w:pPr>
       <w:r>
         <w:rPr>
-          <w:rFonts w:ascii="Times New Roman" w:hAnsi="Times New Roman"/>
-          <w:b w:val="0"/>
-          <w:sz w:val="26"/>
-        </w:rPr>
-        <w:t xml:space="preserve">    {</w:t>
+          <w:rFonts w:ascii="Consolas" w:hAnsi="Consolas"/>
+          <w:sz w:val="17"/>
+        </w:rPr>
+        <w:t>$query = field($_GET, 'q');</w:t>
       </w:r>
     </w:p>
     <w:p>
       <w:pPr>
-        <w:keepNext/>
-        <w:keepLines/>
+        <w:keepNext w:val="0"/>
+        <w:keepLines w:val="0"/>
         <w:widowControl/>
         <w:spacing w:after="0" w:before="0" w:line="240" w:lineRule="auto"/>
         <w:ind w:firstLine="0" w:left="142" w:right="85"/>
@@ -2209,17 +2583,16 @@
       </w:pPr>
       <w:r>
         <w:rPr>
-          <w:rFonts w:ascii="Times New Roman" w:hAnsi="Times New Roman"/>
-          <w:b w:val="0"/>
-          <w:sz w:val="26"/>
-        </w:rPr>
-        <w:t xml:space="preserve">        if ($capacity &lt;= 0 || $registered &lt; 0) {</w:t>
+          <w:rFonts w:ascii="Consolas" w:hAnsi="Consolas"/>
+          <w:sz w:val="17"/>
+        </w:rPr>
+        <w:t>$visible = filterEvents($events, $query);</w:t>
       </w:r>
     </w:p>
     <w:p>
       <w:pPr>
-        <w:keepNext/>
-        <w:keepLines/>
+        <w:keepNext w:val="0"/>
+        <w:keepLines w:val="0"/>
         <w:widowControl/>
         <w:spacing w:after="0" w:before="0" w:line="240" w:lineRule="auto"/>
         <w:ind w:firstLine="0" w:left="142" w:right="85"/>
@@ -2227,17 +2600,16 @@
       </w:pPr>
       <w:r>
         <w:rPr>
-          <w:rFonts w:ascii="Times New Roman" w:hAnsi="Times New Roman"/>
-          <w:b w:val="0"/>
-          <w:sz w:val="26"/>
-        </w:rPr>
-        <w:t xml:space="preserve">            return false;</w:t>
+          <w:rFonts w:ascii="Consolas" w:hAnsi="Consolas"/>
+          <w:sz w:val="17"/>
+        </w:rPr>
+        <w:t>require_once __DIR__ . '/../templates/event-presentation.php';</w:t>
       </w:r>
     </w:p>
     <w:p>
       <w:pPr>
-        <w:keepNext/>
-        <w:keepLines/>
+        <w:keepNext w:val="0"/>
+        <w:keepLines w:val="0"/>
         <w:widowControl/>
         <w:spacing w:after="0" w:before="0" w:line="240" w:lineRule="auto"/>
         <w:ind w:firstLine="0" w:left="142" w:right="85"/>
@@ -2245,17 +2617,16 @@
       </w:pPr>
       <w:r>
         <w:rPr>
-          <w:rFonts w:ascii="Times New Roman" w:hAnsi="Times New Roman"/>
-          <w:b w:val="0"/>
-          <w:sz w:val="26"/>
-        </w:rPr>
-        <w:t xml:space="preserve">        }</w:t>
+          <w:rFonts w:ascii="Consolas" w:hAnsi="Consolas"/>
+          <w:sz w:val="17"/>
+        </w:rPr>
+        <w:t>require __DIR__ . '/../templates/header.php';</w:t>
       </w:r>
     </w:p>
     <w:p>
       <w:pPr>
-        <w:keepNext/>
-        <w:keepLines/>
+        <w:keepNext w:val="0"/>
+        <w:keepLines w:val="0"/>
         <w:widowControl/>
         <w:spacing w:after="0" w:before="0" w:line="240" w:lineRule="auto"/>
         <w:ind w:firstLine="0" w:left="142" w:right="85"/>
@@ -2263,17 +2634,16 @@
       </w:pPr>
       <w:r>
         <w:rPr>
-          <w:rFonts w:ascii="Times New Roman" w:hAnsi="Times New Roman"/>
-          <w:b w:val="0"/>
-          <w:sz w:val="26"/>
-        </w:rPr>
-        <w:t xml:space="preserve">        return $registered &lt; $capacity;</w:t>
+          <w:rFonts w:ascii="Consolas" w:hAnsi="Consolas"/>
+          <w:sz w:val="17"/>
+        </w:rPr>
+        <w:t>?&gt;</w:t>
       </w:r>
     </w:p>
     <w:p>
       <w:pPr>
         <w:keepNext w:val="0"/>
-        <w:keepLines/>
+        <w:keepLines w:val="0"/>
         <w:widowControl/>
         <w:spacing w:after="0" w:before="0" w:line="240" w:lineRule="auto"/>
         <w:ind w:firstLine="0" w:left="142" w:right="85"/>
@@ -2281,11 +2651,996 @@
       </w:pPr>
       <w:r>
         <w:rPr>
+          <w:rFonts w:ascii="Consolas" w:hAnsi="Consolas"/>
+          <w:sz w:val="17"/>
+        </w:rPr>
+        <w:t>&lt;div class="page-heading page-heading--list page-search"&gt;</w:t>
+      </w:r>
+    </w:p>
+    <w:p>
+      <w:pPr>
+        <w:keepNext w:val="0"/>
+        <w:keepLines w:val="0"/>
+        <w:widowControl/>
+        <w:spacing w:after="0" w:before="0" w:line="240" w:lineRule="auto"/>
+        <w:ind w:firstLine="0" w:left="142" w:right="85"/>
+        <w:jc w:val="left"/>
+      </w:pPr>
+      <w:r>
+        <w:rPr>
+          <w:rFonts w:ascii="Consolas" w:hAnsi="Consolas"/>
+          <w:sz w:val="17"/>
+        </w:rPr>
+        <w:t>&lt;h1&gt;Sự kiện&lt;/h1&gt;</w:t>
+      </w:r>
+    </w:p>
+    <w:p>
+      <w:pPr>
+        <w:keepNext w:val="0"/>
+        <w:keepLines w:val="0"/>
+        <w:widowControl/>
+        <w:spacing w:after="0" w:before="0" w:line="240" w:lineRule="auto"/>
+        <w:ind w:firstLine="0" w:left="142" w:right="85"/>
+        <w:jc w:val="left"/>
+      </w:pPr>
+      <w:r>
+        <w:rPr>
+          <w:rFonts w:ascii="Consolas" w:hAnsi="Consolas"/>
+          <w:sz w:val="17"/>
+        </w:rPr>
+        <w:t>&lt;p&gt;Tìm theo tên và xem thông tin sự kiện.&lt;/p&gt;</w:t>
+      </w:r>
+    </w:p>
+    <w:p>
+      <w:pPr>
+        <w:keepNext w:val="0"/>
+        <w:keepLines w:val="0"/>
+        <w:widowControl/>
+        <w:spacing w:after="0" w:before="0" w:line="240" w:lineRule="auto"/>
+        <w:ind w:firstLine="0" w:left="142" w:right="85"/>
+        <w:jc w:val="left"/>
+      </w:pPr>
+      <w:r>
+        <w:rPr>
+          <w:rFonts w:ascii="Consolas" w:hAnsi="Consolas"/>
+          <w:sz w:val="17"/>
+        </w:rPr>
+        <w:t>&lt;/div&gt;</w:t>
+      </w:r>
+    </w:p>
+    <w:p>
+      <w:pPr>
+        <w:keepNext w:val="0"/>
+        <w:keepLines w:val="0"/>
+        <w:widowControl/>
+        <w:spacing w:after="0" w:before="0" w:line="240" w:lineRule="auto"/>
+        <w:ind w:firstLine="0" w:left="142" w:right="85"/>
+        <w:jc w:val="left"/>
+      </w:pPr>
+      <w:r>
+        <w:rPr>
+          <w:rFonts w:ascii="Consolas" w:hAnsi="Consolas"/>
+          <w:sz w:val="17"/>
+        </w:rPr>
+        <w:t>&lt;form class="search-form" method="get"&gt;</w:t>
+      </w:r>
+    </w:p>
+    <w:p>
+      <w:pPr>
+        <w:keepNext w:val="0"/>
+        <w:keepLines w:val="0"/>
+        <w:widowControl/>
+        <w:spacing w:after="0" w:before="0" w:line="240" w:lineRule="auto"/>
+        <w:ind w:firstLine="0" w:left="142" w:right="85"/>
+        <w:jc w:val="left"/>
+      </w:pPr>
+      <w:r>
+        <w:rPr>
+          <w:rFonts w:ascii="Consolas" w:hAnsi="Consolas"/>
+          <w:sz w:val="17"/>
+        </w:rPr>
+        <w:t xml:space="preserve">    &lt;label class="form-field" for="q"&gt;Từ khóa</w:t>
+      </w:r>
+    </w:p>
+    <w:p>
+      <w:pPr>
+        <w:keepNext w:val="0"/>
+        <w:keepLines w:val="0"/>
+        <w:widowControl/>
+        <w:spacing w:after="0" w:before="0" w:line="240" w:lineRule="auto"/>
+        <w:ind w:firstLine="0" w:left="142" w:right="85"/>
+        <w:jc w:val="left"/>
+      </w:pPr>
+      <w:r>
+        <w:rPr>
+          <w:rFonts w:ascii="Consolas" w:hAnsi="Consolas"/>
+          <w:sz w:val="17"/>
+        </w:rPr>
+        <w:t>&lt;input id="q" name="q" value="&lt;?= e($query) ?&gt;"&gt;</w:t>
+      </w:r>
+    </w:p>
+    <w:p>
+      <w:pPr>
+        <w:keepNext w:val="0"/>
+        <w:keepLines w:val="0"/>
+        <w:widowControl/>
+        <w:spacing w:after="0" w:before="0" w:line="240" w:lineRule="auto"/>
+        <w:ind w:firstLine="0" w:left="142" w:right="85"/>
+        <w:jc w:val="left"/>
+      </w:pPr>
+      <w:r>
+        <w:rPr>
+          <w:rFonts w:ascii="Consolas" w:hAnsi="Consolas"/>
+          <w:sz w:val="17"/>
+        </w:rPr>
+        <w:t xml:space="preserve">    &lt;/label&gt;</w:t>
+      </w:r>
+    </w:p>
+    <w:p>
+      <w:pPr>
+        <w:keepNext w:val="0"/>
+        <w:keepLines w:val="0"/>
+        <w:widowControl/>
+        <w:spacing w:after="0" w:before="0" w:line="240" w:lineRule="auto"/>
+        <w:ind w:firstLine="0" w:left="142" w:right="85"/>
+        <w:jc w:val="left"/>
+      </w:pPr>
+      <w:r>
+        <w:rPr>
+          <w:rFonts w:ascii="Consolas" w:hAnsi="Consolas"/>
+          <w:sz w:val="17"/>
+        </w:rPr>
+        <w:t xml:space="preserve">    &lt;button&gt;Tìm&lt;/button&gt;</w:t>
+      </w:r>
+    </w:p>
+    <w:p>
+      <w:pPr>
+        <w:keepNext w:val="0"/>
+        <w:keepLines w:val="0"/>
+        <w:widowControl/>
+        <w:spacing w:after="0" w:before="0" w:line="240" w:lineRule="auto"/>
+        <w:ind w:firstLine="0" w:left="142" w:right="85"/>
+        <w:jc w:val="left"/>
+      </w:pPr>
+      <w:r>
+        <w:rPr>
+          <w:rFonts w:ascii="Consolas" w:hAnsi="Consolas"/>
+          <w:sz w:val="17"/>
+        </w:rPr>
+        <w:t>&lt;/form&gt;</w:t>
+      </w:r>
+    </w:p>
+    <w:p>
+      <w:pPr>
+        <w:keepNext w:val="0"/>
+        <w:keepLines w:val="0"/>
+        <w:widowControl/>
+        <w:spacing w:after="0" w:before="0" w:line="240" w:lineRule="auto"/>
+        <w:ind w:firstLine="0" w:left="142" w:right="85"/>
+        <w:jc w:val="left"/>
+      </w:pPr>
+      <w:r>
+        <w:rPr>
+          <w:rFonts w:ascii="Consolas" w:hAnsi="Consolas"/>
+          <w:sz w:val="17"/>
+        </w:rPr>
+        <w:t>&lt;p class="result-count"&gt;Kết quả: &lt;?= count($visible) ?&gt;&lt;/p&gt;</w:t>
+      </w:r>
+    </w:p>
+    <w:p>
+      <w:pPr>
+        <w:keepNext w:val="0"/>
+        <w:keepLines w:val="0"/>
+        <w:widowControl/>
+        <w:spacing w:after="0" w:before="0" w:line="240" w:lineRule="auto"/>
+        <w:ind w:firstLine="0" w:left="142" w:right="85"/>
+        <w:jc w:val="left"/>
+      </w:pPr>
+      <w:r>
+        <w:rPr>
+          <w:rFonts w:ascii="Consolas" w:hAnsi="Consolas"/>
+          <w:sz w:val="17"/>
+        </w:rPr>
+        <w:t>&lt;section class="event-list" aria-label="Danh sách sự kiện"&gt;</w:t>
+      </w:r>
+    </w:p>
+    <w:p>
+      <w:pPr>
+        <w:keepNext w:val="0"/>
+        <w:keepLines w:val="0"/>
+        <w:widowControl/>
+        <w:spacing w:after="0" w:before="0" w:line="240" w:lineRule="auto"/>
+        <w:ind w:firstLine="0" w:left="142" w:right="85"/>
+        <w:jc w:val="left"/>
+      </w:pPr>
+      <w:r>
+        <w:rPr>
+          <w:rFonts w:ascii="Consolas" w:hAnsi="Consolas"/>
+          <w:sz w:val="17"/>
+        </w:rPr>
+        <w:t>&lt;?php foreach ($visible as $event): ?&gt;</w:t>
+      </w:r>
+    </w:p>
+    <w:p>
+      <w:pPr>
+        <w:keepNext w:val="0"/>
+        <w:keepLines w:val="0"/>
+        <w:widowControl/>
+        <w:spacing w:after="0" w:before="0" w:line="240" w:lineRule="auto"/>
+        <w:ind w:firstLine="0" w:left="142" w:right="85"/>
+        <w:jc w:val="left"/>
+      </w:pPr>
+      <w:r>
+        <w:rPr>
+          <w:rFonts w:ascii="Consolas" w:hAnsi="Consolas"/>
+          <w:sz w:val="17"/>
+        </w:rPr>
+        <w:t xml:space="preserve">    &lt;article class="event-item event-card"&gt;</w:t>
+      </w:r>
+    </w:p>
+    <w:p>
+      <w:pPr>
+        <w:keepNext w:val="0"/>
+        <w:keepLines w:val="0"/>
+        <w:widowControl/>
+        <w:spacing w:after="0" w:before="0" w:line="240" w:lineRule="auto"/>
+        <w:ind w:firstLine="0" w:left="142" w:right="85"/>
+        <w:jc w:val="left"/>
+      </w:pPr>
+      <w:r>
+        <w:rPr>
+          <w:rFonts w:ascii="Consolas" w:hAnsi="Consolas"/>
+          <w:sz w:val="17"/>
+        </w:rPr>
+        <w:t>&lt;?php $content = uiContent((int)$event['id']); ?&gt;</w:t>
+      </w:r>
+    </w:p>
+    <w:p>
+      <w:pPr>
+        <w:keepNext w:val="0"/>
+        <w:keepLines w:val="0"/>
+        <w:widowControl/>
+        <w:spacing w:after="0" w:before="0" w:line="240" w:lineRule="auto"/>
+        <w:ind w:firstLine="0" w:left="142" w:right="85"/>
+        <w:jc w:val="left"/>
+      </w:pPr>
+      <w:r>
+        <w:rPr>
+          <w:rFonts w:ascii="Consolas" w:hAnsi="Consolas"/>
+          <w:sz w:val="17"/>
+        </w:rPr>
+        <w:t>&lt;figure class="event-cover"&gt;</w:t>
+      </w:r>
+    </w:p>
+    <w:p>
+      <w:pPr>
+        <w:keepNext w:val="0"/>
+        <w:keepLines w:val="0"/>
+        <w:widowControl/>
+        <w:spacing w:after="0" w:before="0" w:line="240" w:lineRule="auto"/>
+        <w:ind w:firstLine="0" w:left="142" w:right="85"/>
+        <w:jc w:val="left"/>
+      </w:pPr>
+      <w:r>
+        <w:rPr>
+          <w:rFonts w:ascii="Consolas" w:hAnsi="Consolas"/>
+          <w:sz w:val="17"/>
+        </w:rPr>
+        <w:t>&lt;img src="&lt;?= e(uiImage($content['image'])) ?&gt;" alt="&lt;?= e($content['alt']) ?&gt;" width="960" height="540"&gt;</w:t>
+      </w:r>
+    </w:p>
+    <w:p>
+      <w:pPr>
+        <w:keepNext w:val="0"/>
+        <w:keepLines w:val="0"/>
+        <w:widowControl/>
+        <w:spacing w:after="0" w:before="0" w:line="240" w:lineRule="auto"/>
+        <w:ind w:firstLine="0" w:left="142" w:right="85"/>
+        <w:jc w:val="left"/>
+      </w:pPr>
+      <w:r>
+        <w:rPr>
+          <w:rFonts w:ascii="Consolas" w:hAnsi="Consolas"/>
+          <w:sz w:val="17"/>
+        </w:rPr>
+        <w:t>&lt;figcaption&gt;Minh họa&lt;/figcaption&gt;</w:t>
+      </w:r>
+    </w:p>
+    <w:p>
+      <w:pPr>
+        <w:keepNext w:val="0"/>
+        <w:keepLines w:val="0"/>
+        <w:widowControl/>
+        <w:spacing w:after="0" w:before="0" w:line="240" w:lineRule="auto"/>
+        <w:ind w:firstLine="0" w:left="142" w:right="85"/>
+        <w:jc w:val="left"/>
+      </w:pPr>
+      <w:r>
+        <w:rPr>
+          <w:rFonts w:ascii="Consolas" w:hAnsi="Consolas"/>
+          <w:sz w:val="17"/>
+        </w:rPr>
+        <w:t>&lt;/figure&gt;</w:t>
+      </w:r>
+    </w:p>
+    <w:p>
+      <w:pPr>
+        <w:keepNext w:val="0"/>
+        <w:keepLines w:val="0"/>
+        <w:widowControl/>
+        <w:spacing w:after="0" w:before="0" w:line="240" w:lineRule="auto"/>
+        <w:ind w:firstLine="0" w:left="142" w:right="85"/>
+        <w:jc w:val="left"/>
+      </w:pPr>
+      <w:r>
+        <w:rPr>
+          <w:rFonts w:ascii="Consolas" w:hAnsi="Consolas"/>
+          <w:sz w:val="17"/>
+        </w:rPr>
+        <w:t>&lt;div class="event-card-content"&gt;</w:t>
+      </w:r>
+    </w:p>
+    <w:p>
+      <w:pPr>
+        <w:keepNext w:val="0"/>
+        <w:keepLines w:val="0"/>
+        <w:widowControl/>
+        <w:spacing w:after="0" w:before="0" w:line="240" w:lineRule="auto"/>
+        <w:ind w:firstLine="0" w:left="142" w:right="85"/>
+        <w:jc w:val="left"/>
+      </w:pPr>
+      <w:r>
+        <w:rPr>
+          <w:rFonts w:ascii="Consolas" w:hAnsi="Consolas"/>
+          <w:sz w:val="17"/>
+        </w:rPr>
+        <w:t xml:space="preserve">        &lt;h2 class="event-title"&gt;&lt;?= e($event['title']) ?&gt;&lt;/h2&gt;</w:t>
+      </w:r>
+    </w:p>
+    <w:p>
+      <w:pPr>
+        <w:keepNext w:val="0"/>
+        <w:keepLines w:val="0"/>
+        <w:widowControl/>
+        <w:spacing w:after="0" w:before="0" w:line="240" w:lineRule="auto"/>
+        <w:ind w:firstLine="0" w:left="142" w:right="85"/>
+        <w:jc w:val="left"/>
+      </w:pPr>
+      <w:r>
+        <w:rPr>
+          <w:rFonts w:ascii="Consolas" w:hAnsi="Consolas"/>
+          <w:sz w:val="17"/>
+        </w:rPr>
+        <w:t>&lt;p class="event-date"&gt;&lt;?= e(uiDate($content['start'])) ?&gt;&lt;/p&gt;</w:t>
+      </w:r>
+    </w:p>
+    <w:p>
+      <w:pPr>
+        <w:keepNext w:val="0"/>
+        <w:keepLines w:val="0"/>
+        <w:widowControl/>
+        <w:spacing w:after="0" w:before="0" w:line="240" w:lineRule="auto"/>
+        <w:ind w:firstLine="0" w:left="142" w:right="85"/>
+        <w:jc w:val="left"/>
+      </w:pPr>
+      <w:r>
+        <w:rPr>
+          <w:rFonts w:ascii="Consolas" w:hAnsi="Consolas"/>
+          <w:sz w:val="17"/>
+        </w:rPr>
+        <w:t>&lt;p class="event-venue"&gt;&lt;?= e($content['venue']) ?&gt;&lt;/p&gt;</w:t>
+      </w:r>
+    </w:p>
+    <w:p>
+      <w:pPr>
+        <w:keepNext w:val="0"/>
+        <w:keepLines w:val="0"/>
+        <w:widowControl/>
+        <w:spacing w:after="0" w:before="0" w:line="240" w:lineRule="auto"/>
+        <w:ind w:firstLine="0" w:left="142" w:right="85"/>
+        <w:jc w:val="left"/>
+      </w:pPr>
+      <w:r>
+        <w:rPr>
+          <w:rFonts w:ascii="Consolas" w:hAnsi="Consolas"/>
+          <w:sz w:val="17"/>
+        </w:rPr>
+        <w:t>&lt;p&gt;&lt;?= e($content['summary']) ?&gt;&lt;/p&gt;</w:t>
+      </w:r>
+    </w:p>
+    <w:p>
+      <w:pPr>
+        <w:keepNext w:val="0"/>
+        <w:keepLines w:val="0"/>
+        <w:widowControl/>
+        <w:spacing w:after="0" w:before="0" w:line="240" w:lineRule="auto"/>
+        <w:ind w:firstLine="0" w:left="142" w:right="85"/>
+        <w:jc w:val="left"/>
+      </w:pPr>
+      <w:r>
+        <w:rPr>
+          <w:rFonts w:ascii="Consolas" w:hAnsi="Consolas"/>
+          <w:sz w:val="17"/>
+        </w:rPr>
+        <w:t>&lt;p class="event-meta"&gt;</w:t>
+      </w:r>
+    </w:p>
+    <w:p>
+      <w:pPr>
+        <w:keepNext w:val="0"/>
+        <w:keepLines w:val="0"/>
+        <w:widowControl/>
+        <w:spacing w:after="0" w:before="0" w:line="240" w:lineRule="auto"/>
+        <w:ind w:firstLine="0" w:left="142" w:right="85"/>
+        <w:jc w:val="left"/>
+      </w:pPr>
+      <w:r>
+        <w:rPr>
+          <w:rFonts w:ascii="Consolas" w:hAnsi="Consolas"/>
+          <w:sz w:val="17"/>
+        </w:rPr>
+        <w:t xml:space="preserve">        Loại: &lt;?= e($event['category']) ?&gt;. </w:t>
+      </w:r>
+    </w:p>
+    <w:p>
+      <w:pPr>
+        <w:keepNext w:val="0"/>
+        <w:keepLines w:val="0"/>
+        <w:widowControl/>
+        <w:spacing w:after="0" w:before="0" w:line="240" w:lineRule="auto"/>
+        <w:ind w:firstLine="0" w:left="142" w:right="85"/>
+        <w:jc w:val="left"/>
+      </w:pPr>
+      <w:r>
+        <w:rPr>
+          <w:rFonts w:ascii="Consolas" w:hAnsi="Consolas"/>
+          <w:sz w:val="17"/>
+        </w:rPr>
+        <w:t xml:space="preserve">        Còn &lt;?= max(0, $event['capacity'] - $event['registered']) ?&gt;</w:t>
+      </w:r>
+    </w:p>
+    <w:p>
+      <w:pPr>
+        <w:keepNext w:val="0"/>
+        <w:keepLines w:val="0"/>
+        <w:widowControl/>
+        <w:spacing w:after="0" w:before="0" w:line="240" w:lineRule="auto"/>
+        <w:ind w:firstLine="0" w:left="142" w:right="85"/>
+        <w:jc w:val="left"/>
+      </w:pPr>
+      <w:r>
+        <w:rPr>
+          <w:rFonts w:ascii="Consolas" w:hAnsi="Consolas"/>
+          <w:sz w:val="17"/>
+        </w:rPr>
+        <w:t xml:space="preserve">        chỗ (dữ liệu mẫu).</w:t>
+      </w:r>
+    </w:p>
+    <w:p>
+      <w:pPr>
+        <w:keepNext w:val="0"/>
+        <w:keepLines w:val="0"/>
+        <w:widowControl/>
+        <w:spacing w:after="0" w:before="0" w:line="240" w:lineRule="auto"/>
+        <w:ind w:firstLine="0" w:left="142" w:right="85"/>
+        <w:jc w:val="left"/>
+      </w:pPr>
+      <w:r>
+        <w:rPr>
+          <w:rFonts w:ascii="Consolas" w:hAnsi="Consolas"/>
+          <w:sz w:val="17"/>
+        </w:rPr>
+        <w:t xml:space="preserve">    &lt;/p&gt;</w:t>
+      </w:r>
+    </w:p>
+    <w:p>
+      <w:pPr>
+        <w:keepNext w:val="0"/>
+        <w:keepLines w:val="0"/>
+        <w:widowControl/>
+        <w:spacing w:after="0" w:before="0" w:line="240" w:lineRule="auto"/>
+        <w:ind w:firstLine="0" w:left="142" w:right="85"/>
+        <w:jc w:val="left"/>
+      </w:pPr>
+      <w:r>
+        <w:rPr>
+          <w:rFonts w:ascii="Consolas" w:hAnsi="Consolas"/>
+          <w:sz w:val="17"/>
+        </w:rPr>
+        <w:t>&lt;a class="text-button" href="/event.php?id=&lt;?= (int)$event['id'] ?&gt;"&gt;Xem chi tiết&lt;/a&gt;</w:t>
+      </w:r>
+    </w:p>
+    <w:p>
+      <w:pPr>
+        <w:keepNext w:val="0"/>
+        <w:keepLines w:val="0"/>
+        <w:widowControl/>
+        <w:spacing w:after="0" w:before="0" w:line="240" w:lineRule="auto"/>
+        <w:ind w:firstLine="0" w:left="142" w:right="85"/>
+        <w:jc w:val="left"/>
+      </w:pPr>
+      <w:r>
+        <w:rPr>
+          <w:rFonts w:ascii="Consolas" w:hAnsi="Consolas"/>
+          <w:sz w:val="17"/>
+        </w:rPr>
+        <w:t>&lt;/div&gt;</w:t>
+      </w:r>
+    </w:p>
+    <w:p>
+      <w:pPr>
+        <w:keepNext w:val="0"/>
+        <w:keepLines w:val="0"/>
+        <w:widowControl/>
+        <w:spacing w:after="0" w:before="0" w:line="240" w:lineRule="auto"/>
+        <w:ind w:firstLine="0" w:left="142" w:right="85"/>
+        <w:jc w:val="left"/>
+      </w:pPr>
+      <w:r>
+        <w:rPr>
+          <w:rFonts w:ascii="Consolas" w:hAnsi="Consolas"/>
+          <w:sz w:val="17"/>
+        </w:rPr>
+        <w:t>&lt;/article&gt;</w:t>
+      </w:r>
+    </w:p>
+    <w:p>
+      <w:pPr>
+        <w:keepNext w:val="0"/>
+        <w:keepLines w:val="0"/>
+        <w:widowControl/>
+        <w:spacing w:after="0" w:before="0" w:line="240" w:lineRule="auto"/>
+        <w:ind w:firstLine="0" w:left="142" w:right="85"/>
+        <w:jc w:val="left"/>
+      </w:pPr>
+      <w:r>
+        <w:rPr>
+          <w:rFonts w:ascii="Consolas" w:hAnsi="Consolas"/>
+          <w:sz w:val="17"/>
+        </w:rPr>
+        <w:t>&lt;?php endforeach; ?&gt;</w:t>
+      </w:r>
+    </w:p>
+    <w:p>
+      <w:pPr>
+        <w:keepNext w:val="0"/>
+        <w:keepLines w:val="0"/>
+        <w:widowControl/>
+        <w:spacing w:after="0" w:before="0" w:line="240" w:lineRule="auto"/>
+        <w:ind w:firstLine="0" w:left="142" w:right="85"/>
+        <w:jc w:val="left"/>
+      </w:pPr>
+      <w:r>
+        <w:rPr>
+          <w:rFonts w:ascii="Consolas" w:hAnsi="Consolas"/>
+          <w:sz w:val="17"/>
+        </w:rPr>
+        <w:t>&lt;/section&gt;</w:t>
+      </w:r>
+    </w:p>
+    <w:p>
+      <w:pPr>
+        <w:keepNext w:val="0"/>
+        <w:keepLines w:val="0"/>
+        <w:widowControl/>
+        <w:spacing w:after="0" w:before="0" w:line="240" w:lineRule="auto"/>
+        <w:ind w:firstLine="0" w:left="142" w:right="85"/>
+        <w:jc w:val="left"/>
+      </w:pPr>
+      <w:r>
+        <w:rPr>
+          <w:rFonts w:ascii="Consolas" w:hAnsi="Consolas"/>
+          <w:sz w:val="17"/>
+        </w:rPr>
+        <w:t>&lt;?php if (!$visible): ?&gt;</w:t>
+      </w:r>
+    </w:p>
+    <w:p>
+      <w:pPr>
+        <w:keepNext w:val="0"/>
+        <w:keepLines w:val="0"/>
+        <w:widowControl/>
+        <w:spacing w:after="0" w:before="0" w:line="240" w:lineRule="auto"/>
+        <w:ind w:firstLine="0" w:left="142" w:right="85"/>
+        <w:jc w:val="left"/>
+      </w:pPr>
+      <w:r>
+        <w:rPr>
+          <w:rFonts w:ascii="Consolas" w:hAnsi="Consolas"/>
+          <w:sz w:val="17"/>
+        </w:rPr>
+        <w:t xml:space="preserve">    &lt;p class="empty-state"&gt;Không có kết quả.&lt;span&gt;Thử tìm với một từ khóa khác.&lt;/span&gt;</w:t>
+      </w:r>
+    </w:p>
+    <w:p>
+      <w:pPr>
+        <w:keepNext w:val="0"/>
+        <w:keepLines w:val="0"/>
+        <w:widowControl/>
+        <w:spacing w:after="0" w:before="0" w:line="240" w:lineRule="auto"/>
+        <w:ind w:firstLine="0" w:left="142" w:right="85"/>
+        <w:jc w:val="left"/>
+      </w:pPr>
+      <w:r>
+        <w:rPr>
+          <w:rFonts w:ascii="Consolas" w:hAnsi="Consolas"/>
+          <w:sz w:val="17"/>
+        </w:rPr>
+        <w:t>&lt;/p&gt;</w:t>
+      </w:r>
+    </w:p>
+    <w:p>
+      <w:pPr>
+        <w:keepNext w:val="0"/>
+        <w:keepLines w:val="0"/>
+        <w:widowControl/>
+        <w:spacing w:after="0" w:before="0" w:line="240" w:lineRule="auto"/>
+        <w:ind w:firstLine="0" w:left="142" w:right="85"/>
+        <w:jc w:val="left"/>
+      </w:pPr>
+      <w:r>
+        <w:rPr>
+          <w:rFonts w:ascii="Consolas" w:hAnsi="Consolas"/>
+          <w:sz w:val="17"/>
+        </w:rPr>
+        <w:t>&lt;?php endif; ?&gt;</w:t>
+      </w:r>
+    </w:p>
+    <w:p>
+      <w:pPr>
+        <w:keepNext w:val="0"/>
+        <w:keepLines w:val="0"/>
+        <w:widowControl/>
+        <w:spacing w:after="0" w:before="0" w:line="240" w:lineRule="auto"/>
+        <w:ind w:firstLine="0" w:left="142" w:right="85"/>
+        <w:jc w:val="left"/>
+      </w:pPr>
+      <w:r>
+        <w:rPr>
+          <w:rFonts w:ascii="Consolas" w:hAnsi="Consolas"/>
+          <w:sz w:val="17"/>
+        </w:rPr>
+        <w:t>&lt;p class="content-note"&gt;Thời gian, địa điểm và ảnh bổ sung là nội dung hư cấu phục vụ học tập. Dữ liệu đăng ký vẫn lấy từ nguồn gốc của lab.&lt;/p&gt;</w:t>
+      </w:r>
+    </w:p>
+    <w:p>
+      <w:pPr>
+        <w:keepNext w:val="0"/>
+        <w:keepLines w:val="0"/>
+        <w:widowControl/>
+        <w:spacing w:after="0" w:before="0" w:line="240" w:lineRule="auto"/>
+        <w:ind w:firstLine="0" w:left="142" w:right="85"/>
+        <w:jc w:val="left"/>
+      </w:pPr>
+      <w:r>
+        <w:rPr>
+          <w:rFonts w:ascii="Consolas" w:hAnsi="Consolas"/>
+          <w:sz w:val="17"/>
+        </w:rPr>
+        <w:t>&lt;section class="demo-entry"&gt;&lt;h2&gt;Sáu bối cảnh, một khu thử riêng&lt;/h2&gt;</w:t>
+      </w:r>
+    </w:p>
+    <w:p>
+      <w:pPr>
+        <w:keepNext w:val="0"/>
+        <w:keepLines w:val="0"/>
+        <w:widowControl/>
+        <w:spacing w:after="0" w:before="0" w:line="240" w:lineRule="auto"/>
+        <w:ind w:firstLine="0" w:left="142" w:right="85"/>
+        <w:jc w:val="left"/>
+      </w:pPr>
+      <w:r>
+        <w:rPr>
+          <w:rFonts w:ascii="Consolas" w:hAnsi="Consolas"/>
+          <w:sz w:val="17"/>
+        </w:rPr>
+        <w:t>&lt;p&gt;Hội thảo, workshop, âm nhạc, nghề nghiệp, online và triển lãm. Thử vé và ghế mà không đưa lựa chọn vào đăng ký của lab.&lt;/p&gt;</w:t>
+      </w:r>
+    </w:p>
+    <w:p>
+      <w:pPr>
+        <w:keepNext w:val="0"/>
+        <w:keepLines w:val="0"/>
+        <w:widowControl/>
+        <w:spacing w:after="0" w:before="0" w:line="240" w:lineRule="auto"/>
+        <w:ind w:firstLine="0" w:left="142" w:right="85"/>
+        <w:jc w:val="left"/>
+      </w:pPr>
+      <w:r>
+        <w:rPr>
+          <w:rFonts w:ascii="Consolas" w:hAnsi="Consolas"/>
+          <w:sz w:val="17"/>
+        </w:rPr>
+        <w:t>&lt;a class="text-button" href="/ui-demo.php"&gt;Khám phá sự kiện mẫu&lt;/a&gt;&lt;/section&gt;</w:t>
+      </w:r>
+    </w:p>
+    <w:p>
+      <w:pPr>
+        <w:keepNext w:val="0"/>
+        <w:keepLines w:val="0"/>
+        <w:widowControl/>
+        <w:spacing w:after="0" w:before="0" w:line="240" w:lineRule="auto"/>
+        <w:ind w:firstLine="0" w:left="142" w:right="85"/>
+        <w:jc w:val="left"/>
+      </w:pPr>
+      <w:r>
+        <w:rPr>
+          <w:rFonts w:ascii="Consolas" w:hAnsi="Consolas"/>
+          <w:sz w:val="17"/>
+        </w:rPr>
+        <w:t>&lt;?php require __DIR__ . '/../templates/footer.php'; ?&gt;</w:t>
+      </w:r>
+    </w:p>
+    <w:p>
+      <w:pPr>
+        <w:widowControl/>
+      </w:pPr>
+      <w:r>
+        <w:rPr>
+          <w:rFonts w:ascii="Times New Roman" w:hAnsi="Times New Roman"/>
+          <w:b w:val="0"/>
+          <w:color w:val="000000"/>
+          <w:sz w:val="26"/>
+        </w:rPr>
+        <w:t>Đọc theo thứ tự:</w:t>
+      </w:r>
+      <w:r>
+        <w:rPr>
+          <w:rFonts w:ascii="Times New Roman" w:hAnsi="Times New Roman"/>
+          <w:b w:val="0"/>
+          <w:color w:val="000000"/>
+          <w:sz w:val="26"/>
+        </w:rPr>
+        <w:t xml:space="preserve"> ba lệnh </w:t>
+      </w:r>
+      <w:r>
+        <w:rPr>
+          <w:rFonts w:ascii="Times New Roman" w:hAnsi="Times New Roman"/>
+          <w:b w:val="0"/>
+          <w:color w:val="000000"/>
+          <w:sz w:val="26"/>
+        </w:rPr>
+        <w:t>require</w:t>
+      </w:r>
+      <w:r>
+        <w:rPr>
+          <w:rFonts w:ascii="Times New Roman" w:hAnsi="Times New Roman"/>
+          <w:b w:val="0"/>
+          <w:color w:val="000000"/>
+          <w:sz w:val="26"/>
+        </w:rPr>
+        <w:t xml:space="preserve"> đầu nạp hàm và dữ liệu; </w:t>
+      </w:r>
+      <w:r>
+        <w:rPr>
+          <w:rFonts w:ascii="Times New Roman" w:hAnsi="Times New Roman"/>
+          <w:b w:val="0"/>
+          <w:color w:val="000000"/>
+          <w:sz w:val="26"/>
+        </w:rPr>
+        <w:t>$query</w:t>
+      </w:r>
+      <w:r>
+        <w:rPr>
+          <w:rFonts w:ascii="Times New Roman" w:hAnsi="Times New Roman"/>
+          <w:b w:val="0"/>
+          <w:color w:val="000000"/>
+          <w:sz w:val="26"/>
+        </w:rPr>
+        <w:t xml:space="preserve"> đọc từ khóa; </w:t>
+      </w:r>
+      <w:r>
+        <w:rPr>
+          <w:rFonts w:ascii="Times New Roman" w:hAnsi="Times New Roman"/>
+          <w:b w:val="0"/>
+          <w:color w:val="000000"/>
+          <w:sz w:val="26"/>
+        </w:rPr>
+        <w:t>$visible</w:t>
+      </w:r>
+      <w:r>
+        <w:rPr>
+          <w:rFonts w:ascii="Times New Roman" w:hAnsi="Times New Roman"/>
+          <w:b w:val="0"/>
+          <w:color w:val="000000"/>
+          <w:sz w:val="26"/>
+        </w:rPr>
+        <w:t xml:space="preserve"> nhận danh sách kết quả; header được nạp trước phần HTML, footer ở cuối. </w:t>
+      </w:r>
+      <w:r>
+        <w:rPr>
+          <w:rFonts w:ascii="Times New Roman" w:hAnsi="Times New Roman"/>
+          <w:b w:val="0"/>
+          <w:color w:val="000000"/>
+          <w:sz w:val="26"/>
+        </w:rPr>
+        <w:t>name="q"</w:t>
+      </w:r>
+      <w:r>
+        <w:rPr>
+          <w:rFonts w:ascii="Times New Roman" w:hAnsi="Times New Roman"/>
+          <w:b w:val="0"/>
+          <w:color w:val="000000"/>
+          <w:sz w:val="26"/>
+        </w:rPr>
+        <w:t xml:space="preserve"> là tên trường để PHP đọc </w:t>
+      </w:r>
+      <w:r>
+        <w:rPr>
+          <w:rFonts w:ascii="Times New Roman" w:hAnsi="Times New Roman"/>
+          <w:b w:val="0"/>
+          <w:color w:val="000000"/>
+          <w:sz w:val="26"/>
+        </w:rPr>
+        <w:t>$_GET['q']</w:t>
+      </w:r>
+      <w:r>
+        <w:rPr>
+          <w:rFonts w:ascii="Times New Roman" w:hAnsi="Times New Roman"/>
+          <w:b w:val="0"/>
+          <w:color w:val="000000"/>
+          <w:sz w:val="26"/>
+        </w:rPr>
+        <w:t xml:space="preserve">; </w:t>
+      </w:r>
+      <w:r>
+        <w:rPr>
+          <w:rFonts w:ascii="Times New Roman" w:hAnsi="Times New Roman"/>
+          <w:b w:val="0"/>
+          <w:color w:val="000000"/>
+          <w:sz w:val="26"/>
+        </w:rPr>
+        <w:t>value</w:t>
+      </w:r>
+      <w:r>
+        <w:rPr>
+          <w:rFonts w:ascii="Times New Roman" w:hAnsi="Times New Roman"/>
+          <w:b w:val="0"/>
+          <w:color w:val="000000"/>
+          <w:sz w:val="26"/>
+        </w:rPr>
+        <w:t xml:space="preserve"> giữ lại từ khóa sau khi gửi form. Dấu </w:t>
+      </w:r>
+      <w:r>
+        <w:rPr>
+          <w:rFonts w:ascii="Times New Roman" w:hAnsi="Times New Roman"/>
+          <w:b w:val="0"/>
+          <w:color w:val="000000"/>
+          <w:sz w:val="26"/>
+        </w:rPr>
+        <w:t>&lt;?= ... ?&gt;</w:t>
+      </w:r>
+      <w:r>
+        <w:rPr>
+          <w:rFonts w:ascii="Times New Roman" w:hAnsi="Times New Roman"/>
+          <w:b w:val="0"/>
+          <w:color w:val="000000"/>
+          <w:sz w:val="26"/>
+        </w:rPr>
+        <w:t xml:space="preserve"> in một giá trị vào HTML.</w:t>
+      </w:r>
+    </w:p>
+    <w:p>
+      <w:pPr>
+        <w:widowControl/>
+      </w:pPr>
+      <w:r>
+        <w:rPr>
+          <w:rFonts w:ascii="Times New Roman" w:hAnsi="Times New Roman"/>
+          <w:b w:val="0"/>
+          <w:color w:val="000000"/>
+          <w:sz w:val="26"/>
+        </w:rPr>
+        <w:t xml:space="preserve">Đoạn </w:t>
+      </w:r>
+      <w:r>
+        <w:rPr>
+          <w:rFonts w:ascii="Times New Roman" w:hAnsi="Times New Roman"/>
+          <w:b w:val="0"/>
+          <w:color w:val="000000"/>
+          <w:sz w:val="26"/>
+        </w:rPr>
+        <w:t>foreach ... endforeach</w:t>
+      </w:r>
+      <w:r>
+        <w:rPr>
+          <w:rFonts w:ascii="Times New Roman" w:hAnsi="Times New Roman"/>
+          <w:b w:val="0"/>
+          <w:color w:val="000000"/>
+          <w:sz w:val="26"/>
+        </w:rPr>
+        <w:t xml:space="preserve"> chỉ lặp qua kết quả tìm được, không phải mảng gốc. </w:t>
+      </w:r>
+      <w:r>
+        <w:rPr>
+          <w:rFonts w:ascii="Times New Roman" w:hAnsi="Times New Roman"/>
+          <w:b w:val="0"/>
+          <w:color w:val="000000"/>
+          <w:sz w:val="26"/>
+        </w:rPr>
+        <w:t>if (!$visible)</w:t>
+      </w:r>
+      <w:r>
+        <w:rPr>
+          <w:rFonts w:ascii="Times New Roman" w:hAnsi="Times New Roman"/>
+          <w:b w:val="0"/>
+          <w:color w:val="000000"/>
+          <w:sz w:val="26"/>
+        </w:rPr>
+        <w:t xml:space="preserve"> xử lý mảng rỗng. Cú pháp dạng dấu </w:t>
+      </w:r>
+      <w:r>
+        <w:rPr>
+          <w:rFonts w:ascii="Times New Roman" w:hAnsi="Times New Roman"/>
+          <w:b w:val="0"/>
+          <w:color w:val="000000"/>
+          <w:sz w:val="26"/>
+        </w:rPr>
+        <w:t>:</w:t>
+      </w:r>
+      <w:r>
+        <w:rPr>
+          <w:rFonts w:ascii="Times New Roman" w:hAnsi="Times New Roman"/>
+          <w:b w:val="0"/>
+          <w:color w:val="000000"/>
+          <w:sz w:val="26"/>
+        </w:rPr>
+        <w:t xml:space="preserve"> giúp trộn vòng lặp với HTML dễ nhìn hơn; ý nghĩa vẫn là vòng lặp PHP đã học.</w:t>
+      </w:r>
+    </w:p>
+    <w:p>
+      <w:pPr>
+        <w:keepNext/>
+        <w:widowControl/>
+      </w:pPr>
+      <w:r>
+        <w:rPr>
           <w:rFonts w:ascii="Times New Roman" w:hAnsi="Times New Roman"/>
           <w:b w:val="0"/>
           <w:sz w:val="26"/>
         </w:rPr>
-        <w:t xml:space="preserve">    }</w:t>
+        <w:t>Kiểm tra kết quả bước 4:</w:t>
+      </w:r>
+    </w:p>
+    <w:p>
+      <w:pPr>
+        <w:widowControl/>
+        <w:ind w:firstLine="0" w:left="0"/>
+        <w:jc w:val="left"/>
+      </w:pPr>
+      <w:r>
+        <w:rPr>
+          <w:rFonts w:ascii="Times New Roman" w:hAnsi="Times New Roman"/>
+          <w:b w:val="0"/>
+          <w:color w:val="000000"/>
+          <w:sz w:val="26"/>
+        </w:rPr>
+        <w:t>[</w:t>
+      </w:r>
+      <w:r>
+        <w:rPr>
+          <w:rFonts w:ascii="Times New Roman" w:hAnsi="Times New Roman"/>
+          <w:b w:val="0"/>
+          <w:color w:val="000000"/>
+          <w:sz w:val="26"/>
+        </w:rPr>
+        <w:t xml:space="preserve"> ] Trang dùng require/foreach và form GET; biết dòng nào gọi hàm lọc.</w:t>
+      </w:r>
+    </w:p>
+    <w:p>
+      <w:pPr>
+        <w:pStyle w:val="Heading3"/>
+        <w:keepNext/>
+        <w:widowControl/>
+      </w:pPr>
+      <w:r>
+        <w:rPr>
+          <w:rFonts w:ascii="Times New Roman" w:hAnsi="Times New Roman"/>
+          <w:b/>
+          <w:color w:val="000000"/>
+          <w:sz w:val="26"/>
+        </w:rPr>
+        <w:t>Bước 5. Chạy trang và đối chiếu</w:t>
       </w:r>
     </w:p>
     <w:p>
@@ -2301,7 +3656,7 @@
           <w:b w:val="0"/>
           <w:sz w:val="26"/>
         </w:rPr>
-        <w:t>}</w:t>
+        <w:t>bash lab.sh run</w:t>
       </w:r>
     </w:p>
     <w:p>
@@ -2315,29 +3670,8 @@
           <w:color w:val="000000"/>
           <w:sz w:val="26"/>
         </w:rPr>
-        <w:t>Lớp là nơi nhóm các phương thức liên quan; trong bài này chỉ cần một phương thức canRegister. public cho phép gọi phương thức từ nơi khác. final không cho lớp khác kế thừa lớp này; bài không yêu cầu thiết kế kế thừa. declare(strict_types=1) bật kiểm tra kiểu nghiêm ngặt cho các lời gọi có kiểu trong tệp; dữ liệu form dạng chuỗi khi nhận dữ liệu Form vẫn phải được kiểm tra và chuyển đổi trước khi sử dụng.</w:t>
-      </w:r>
-    </w:p>
-    <w:p>
-      <w:pPr>
-        <w:keepNext/>
-        <w:widowControl/>
-      </w:pPr>
-      <w:r>
-        <w:rPr>
-          <w:rFonts w:ascii="Times New Roman" w:hAnsi="Times New Roman"/>
-          <w:b w:val="0"/>
-          <w:sz w:val="26"/>
-        </w:rPr>
-        <w:t>Kiểm tra kết quả bước 3:</w:t>
-      </w:r>
-    </w:p>
-    <w:p>
-      <w:pPr>
-        <w:widowControl/>
-        <w:ind w:firstLine="0" w:left="0"/>
-        <w:jc w:val="left"/>
-      </w:pPr>
+        <w:t xml:space="preserve">Mở </w:t>
+      </w:r>
       <w:r>
         <w:rPr>
           <w:rFonts w:ascii="Times New Roman" w:hAnsi="Times New Roman"/>
@@ -2345,7 +3679,7 @@
           <w:color w:val="000000"/>
           <w:sz w:val="26"/>
         </w:rPr>
-        <w:t>[</w:t>
+        <w:t>http://127.0.0.1:8103</w:t>
       </w:r>
       <w:r>
         <w:rPr>
@@ -2354,7 +3688,161 @@
           <w:color w:val="000000"/>
           <w:sz w:val="26"/>
         </w:rPr>
-        <w:t xml:space="preserve"> ] Lớp CapacityPolicy chỉ xử lý quy tắc, chưa cần HTML hoặc database.</w:t>
+        <w:t xml:space="preserve">. Không nhập từ khóa: 3 sự kiện. Nhập </w:t>
+      </w:r>
+      <w:r>
+        <w:rPr>
+          <w:rFonts w:ascii="Times New Roman" w:hAnsi="Times New Roman"/>
+          <w:b w:val="0"/>
+          <w:color w:val="000000"/>
+          <w:sz w:val="26"/>
+        </w:rPr>
+        <w:t>php</w:t>
+      </w:r>
+      <w:r>
+        <w:rPr>
+          <w:rFonts w:ascii="Times New Roman" w:hAnsi="Times New Roman"/>
+          <w:b w:val="0"/>
+          <w:color w:val="000000"/>
+          <w:sz w:val="26"/>
+        </w:rPr>
+        <w:t xml:space="preserve">: 1 sự kiện. Nhập </w:t>
+      </w:r>
+      <w:r>
+        <w:rPr>
+          <w:rFonts w:ascii="Times New Roman" w:hAnsi="Times New Roman"/>
+          <w:b w:val="0"/>
+          <w:color w:val="000000"/>
+          <w:sz w:val="26"/>
+        </w:rPr>
+        <w:t>xyz</w:t>
+      </w:r>
+      <w:r>
+        <w:rPr>
+          <w:rFonts w:ascii="Times New Roman" w:hAnsi="Times New Roman"/>
+          <w:b w:val="0"/>
+          <w:color w:val="000000"/>
+          <w:sz w:val="26"/>
+        </w:rPr>
+        <w:t xml:space="preserve">: 0 và có thông báo không tìm thấy. Quan sát URL có </w:t>
+      </w:r>
+      <w:r>
+        <w:rPr>
+          <w:rFonts w:ascii="Times New Roman" w:hAnsi="Times New Roman"/>
+          <w:b w:val="0"/>
+          <w:color w:val="000000"/>
+          <w:sz w:val="26"/>
+        </w:rPr>
+        <w:t>?q=php</w:t>
+      </w:r>
+      <w:r>
+        <w:rPr>
+          <w:rFonts w:ascii="Times New Roman" w:hAnsi="Times New Roman"/>
+          <w:b w:val="0"/>
+          <w:color w:val="000000"/>
+          <w:sz w:val="26"/>
+        </w:rPr>
+        <w:t>; đây là dữ liệu GET.</w:t>
+      </w:r>
+    </w:p>
+    <w:p>
+      <w:pPr>
+        <w:keepNext/>
+        <w:widowControl/>
+        <w:ind w:firstLine="0"/>
+        <w:jc w:val="center"/>
+      </w:pPr>
+      <w:r>
+        <w:rPr>
+          <w:b w:val="0"/>
+        </w:rPr>
+        <w:drawing>
+          <wp:inline xmlns:a="http://schemas.openxmlformats.org/drawingml/2006/main" xmlns:pic="http://schemas.openxmlformats.org/drawingml/2006/picture">
+            <wp:extent cx="5760000" cy="5828716"/>
+            <wp:docPr id="3" name="Picture 3" descr="Kết quả tìm kiếm từ khóa php"/>
+            <wp:cNvGraphicFramePr>
+              <a:graphicFrameLocks noChangeAspect="1"/>
+            </wp:cNvGraphicFramePr>
+            <a:graphic>
+              <a:graphicData uri="http://schemas.openxmlformats.org/drawingml/2006/picture">
+                <pic:pic>
+                  <pic:nvPicPr>
+                    <pic:cNvPr id="0" name="buoi04_tim_kiem.png"/>
+                    <pic:cNvPicPr/>
+                  </pic:nvPicPr>
+                  <pic:blipFill>
+                    <a:blip r:embed="rId12"/>
+                    <a:stretch>
+                      <a:fillRect/>
+                    </a:stretch>
+                  </pic:blipFill>
+                  <pic:spPr>
+                    <a:xfrm>
+                      <a:off x="0" y="0"/>
+                      <a:ext cx="5760000" cy="5828716"/>
+                    </a:xfrm>
+                    <a:prstGeom prst="rect"/>
+                  </pic:spPr>
+                </pic:pic>
+              </a:graphicData>
+            </a:graphic>
+          </wp:inline>
+        </w:drawing>
+      </w:r>
+    </w:p>
+    <w:p>
+      <w:pPr>
+        <w:widowControl/>
+        <w:ind w:firstLine="0"/>
+        <w:jc w:val="center"/>
+      </w:pPr>
+      <w:r>
+        <w:rPr>
+          <w:rFonts w:ascii="Times New Roman" w:hAnsi="Times New Roman"/>
+          <w:b w:val="0"/>
+          <w:i/>
+          <w:sz w:val="26"/>
+        </w:rPr>
+        <w:t>Kết quả tìm kiếm từ khóa php</w:t>
+      </w:r>
+    </w:p>
+    <w:p>
+      <w:pPr>
+        <w:keepNext/>
+        <w:widowControl/>
+      </w:pPr>
+      <w:r>
+        <w:rPr>
+          <w:rFonts w:ascii="Times New Roman" w:hAnsi="Times New Roman"/>
+          <w:b w:val="0"/>
+          <w:sz w:val="26"/>
+        </w:rPr>
+        <w:t>Kiểm tra kết quả bước 5:</w:t>
+      </w:r>
+    </w:p>
+    <w:p>
+      <w:pPr>
+        <w:widowControl/>
+        <w:ind w:firstLine="0" w:left="0"/>
+        <w:jc w:val="left"/>
+      </w:pPr>
+      <w:r>
+        <w:rPr>
+          <w:rFonts w:ascii="Times New Roman" w:hAnsi="Times New Roman"/>
+          <w:b w:val="0"/>
+          <w:color w:val="000000"/>
+          <w:sz w:val="26"/>
+        </w:rPr>
+        <w:t>[</w:t>
+      </w:r>
+      <w:r>
+        <w:rPr>
+          <w:rFonts w:ascii="Times New Roman" w:hAnsi="Times New Roman"/>
+          <w:b w:val="0"/>
+          <w:color w:val="000000"/>
+          <w:sz w:val="26"/>
+        </w:rPr>
+        <w:t xml:space="preserve"> ] Từ khóa php có 1, xyz có 0, để trống có 3 sự kiện.</w:t>
       </w:r>
     </w:p>
     <w:p>
@@ -2370,12 +3858,11 @@
           <w:color w:val="000000"/>
           <w:sz w:val="26"/>
         </w:rPr>
-        <w:t>Bước 4. Tạo chương trình sử dụng lớp</w:t>
+        <w:t>Bước 6. Hiểu quy tắc kiểm tra form đã cấp</w:t>
       </w:r>
     </w:p>
     <w:p>
       <w:pPr>
-        <w:keepNext/>
         <w:widowControl/>
       </w:pPr>
       <w:r>
@@ -2385,7 +3872,7 @@
           <w:color w:val="000000"/>
           <w:sz w:val="26"/>
         </w:rPr>
-        <w:t xml:space="preserve">Mở </w:t>
+        <w:t xml:space="preserve">Trong </w:t>
       </w:r>
       <w:r>
         <w:rPr>
@@ -2394,7 +3881,7 @@
           <w:color w:val="000000"/>
           <w:sz w:val="26"/>
         </w:rPr>
-        <w:t>demo.php</w:t>
+        <w:t>src/Input.php</w:t>
       </w:r>
       <w:r>
         <w:rPr>
@@ -2403,13 +3890,140 @@
           <w:color w:val="000000"/>
           <w:sz w:val="26"/>
         </w:rPr>
-        <w:t xml:space="preserve"> ở gốc bài làm:</w:t>
+        <w:t xml:space="preserve">, đọc </w:t>
+      </w:r>
+      <w:r>
+        <w:rPr>
+          <w:rFonts w:ascii="Times New Roman" w:hAnsi="Times New Roman"/>
+          <w:b w:val="0"/>
+          <w:color w:val="000000"/>
+          <w:sz w:val="26"/>
+        </w:rPr>
+        <w:t>validateRegistration</w:t>
+      </w:r>
+      <w:r>
+        <w:rPr>
+          <w:rFonts w:ascii="Times New Roman" w:hAnsi="Times New Roman"/>
+          <w:b w:val="0"/>
+          <w:color w:val="000000"/>
+          <w:sz w:val="26"/>
+        </w:rPr>
+        <w:t xml:space="preserve">. Hàm nhận dữ liệu form và danh sách sự kiện. Nó kiểm tra ID phải có trong danh sách; họ tên không rỗng; email đúng định dạng cơ bản. Kết quả luôn có hai phần: </w:t>
+      </w:r>
+      <w:r>
+        <w:rPr>
+          <w:rFonts w:ascii="Times New Roman" w:hAnsi="Times New Roman"/>
+          <w:b w:val="0"/>
+          <w:color w:val="000000"/>
+          <w:sz w:val="26"/>
+        </w:rPr>
+        <w:t>errors</w:t>
+      </w:r>
+      <w:r>
+        <w:rPr>
+          <w:rFonts w:ascii="Times New Roman" w:hAnsi="Times New Roman"/>
+          <w:b w:val="0"/>
+          <w:color w:val="000000"/>
+          <w:sz w:val="26"/>
+        </w:rPr>
+        <w:t xml:space="preserve"> chứa mã lỗi, </w:t>
+      </w:r>
+      <w:r>
+        <w:rPr>
+          <w:rFonts w:ascii="Times New Roman" w:hAnsi="Times New Roman"/>
+          <w:b w:val="0"/>
+          <w:color w:val="000000"/>
+          <w:sz w:val="26"/>
+        </w:rPr>
+        <w:t>data</w:t>
+      </w:r>
+      <w:r>
+        <w:rPr>
+          <w:rFonts w:ascii="Times New Roman" w:hAnsi="Times New Roman"/>
+          <w:b w:val="0"/>
+          <w:color w:val="000000"/>
+          <w:sz w:val="26"/>
+        </w:rPr>
+        <w:t xml:space="preserve"> chứa dữ liệu đã xử lý.</w:t>
       </w:r>
     </w:p>
     <w:p>
       <w:pPr>
+        <w:widowControl/>
+      </w:pPr>
+      <w:r>
+        <w:rPr>
+          <w:rFonts w:ascii="Times New Roman" w:hAnsi="Times New Roman"/>
+          <w:b w:val="0"/>
+          <w:sz w:val="26"/>
+        </w:rPr>
+        <w:t>Theo quy ước của bài mẫu, email được chuyển sang chữ thường bằng strtolower. Độ dài họ tên được kiểm tra bằng strlen, tính theo byte, không phải số ký tự tiếng Việt. Kiểm tra dữ liệu và xử lý ký tự HTML là hai công việc riêng [PHP-INPUT].</w:t>
+      </w:r>
+    </w:p>
+    <w:p>
+      <w:pPr>
         <w:keepNext/>
-        <w:keepLines/>
+        <w:widowControl/>
+      </w:pPr>
+      <w:r>
+        <w:rPr>
+          <w:rFonts w:ascii="Times New Roman" w:hAnsi="Times New Roman"/>
+          <w:b w:val="0"/>
+          <w:sz w:val="26"/>
+        </w:rPr>
+        <w:t>Kiểm tra kết quả bước 6:</w:t>
+      </w:r>
+    </w:p>
+    <w:p>
+      <w:pPr>
+        <w:widowControl/>
+        <w:ind w:firstLine="0" w:left="0"/>
+        <w:jc w:val="left"/>
+      </w:pPr>
+      <w:r>
+        <w:rPr>
+          <w:rFonts w:ascii="Times New Roman" w:hAnsi="Times New Roman"/>
+          <w:b w:val="0"/>
+          <w:sz w:val="26"/>
+        </w:rPr>
+        <w:t>[ ] Xác định được nơi kiểm tra ID sự kiện, tên và email trên máy chủ.</w:t>
+      </w:r>
+    </w:p>
+    <w:p>
+      <w:pPr>
+        <w:pStyle w:val="Heading3"/>
+        <w:keepNext/>
+        <w:widowControl/>
+      </w:pPr>
+      <w:r>
+        <w:rPr>
+          <w:rFonts w:ascii="Times New Roman" w:hAnsi="Times New Roman"/>
+          <w:b/>
+          <w:color w:val="000000"/>
+          <w:sz w:val="26"/>
+        </w:rPr>
+        <w:t>Bước 7. Tạo trang tiếp nhận form</w:t>
+      </w:r>
+    </w:p>
+    <w:p>
+      <w:pPr>
+        <w:keepNext/>
+        <w:widowControl/>
+      </w:pPr>
+      <w:r>
+        <w:rPr>
+          <w:rFonts w:ascii="Times New Roman" w:hAnsi="Times New Roman"/>
+          <w:b w:val="0"/>
+          <w:color w:val="000000"/>
+          <w:sz w:val="26"/>
+        </w:rPr>
+        <w:t>Mở public/register.php và thay toàn bộ nội dung bằng đoạn mã dưới; không chép nối vào phần đang có:</w:t>
+      </w:r>
+    </w:p>
+    <w:p>
+      <w:pPr>
+        <w:keepNext w:val="0"/>
+        <w:keepLines w:val="0"/>
         <w:widowControl/>
         <w:spacing w:after="0" w:before="0" w:line="240" w:lineRule="auto"/>
         <w:ind w:firstLine="0" w:left="142" w:right="85"/>
@@ -2417,9 +4031,8 @@
       </w:pPr>
       <w:r>
         <w:rPr>
-          <w:rFonts w:ascii="Times New Roman" w:hAnsi="Times New Roman"/>
-          <w:b w:val="0"/>
-          <w:sz w:val="26"/>
+          <w:rFonts w:ascii="Consolas" w:hAnsi="Consolas"/>
+          <w:sz w:val="17"/>
         </w:rPr>
         <w:t>&lt;?php</w:t>
       </w:r>
@@ -2427,7 +4040,7 @@
     <w:p>
       <w:pPr>
         <w:keepNext w:val="0"/>
-        <w:keepLines/>
+        <w:keepLines w:val="0"/>
         <w:widowControl/>
         <w:spacing w:after="0" w:before="0" w:line="240" w:lineRule="auto"/>
         <w:ind w:firstLine="0" w:left="142" w:right="85"/>
@@ -2435,15 +4048,16 @@
       </w:pPr>
       <w:r>
         <w:rPr>
-          <w:rFonts w:ascii="Times New Roman" w:hAnsi="Times New Roman"/>
-          <w:b w:val="0"/>
-          <w:sz w:val="26"/>
-        </w:rPr>
-        <w:t>require __DIR__ . '/src/CapacityPolicy.php';</w:t>
+          <w:rFonts w:ascii="Consolas" w:hAnsi="Consolas"/>
+          <w:sz w:val="17"/>
+        </w:rPr>
+        <w:t>require __DIR__ . '/../src/Input.php';</w:t>
       </w:r>
     </w:p>
     <w:p>
       <w:pPr>
+        <w:keepNext w:val="0"/>
+        <w:keepLines w:val="0"/>
         <w:widowControl/>
         <w:spacing w:after="0" w:before="0" w:line="240" w:lineRule="auto"/>
         <w:ind w:firstLine="0" w:left="142" w:right="85"/>
@@ -2451,17 +4065,16 @@
       </w:pPr>
       <w:r>
         <w:rPr>
-          <w:rFonts w:ascii="Times New Roman" w:hAnsi="Times New Roman"/>
-          <w:b w:val="0"/>
-          <w:sz w:val="26"/>
-        </w:rPr>
-        <w:t xml:space="preserve"> </w:t>
+          <w:rFonts w:ascii="Consolas" w:hAnsi="Consolas"/>
+          <w:sz w:val="17"/>
+        </w:rPr>
+        <w:t>$events = require __DIR__ . '/../data/events.php';</w:t>
       </w:r>
     </w:p>
     <w:p>
       <w:pPr>
-        <w:keepNext/>
-        <w:keepLines/>
+        <w:keepNext w:val="0"/>
+        <w:keepLines w:val="0"/>
         <w:widowControl/>
         <w:spacing w:after="0" w:before="0" w:line="240" w:lineRule="auto"/>
         <w:ind w:firstLine="0" w:left="142" w:right="85"/>
@@ -2469,17 +4082,16 @@
       </w:pPr>
       <w:r>
         <w:rPr>
-          <w:rFonts w:ascii="Times New Roman" w:hAnsi="Times New Roman"/>
-          <w:b w:val="0"/>
-          <w:sz w:val="26"/>
-        </w:rPr>
-        <w:t>$policy = new CapacityPolicy();</w:t>
+          <w:rFonts w:ascii="Consolas" w:hAnsi="Consolas"/>
+          <w:sz w:val="17"/>
+        </w:rPr>
+        <w:t>$result = null;</w:t>
       </w:r>
     </w:p>
     <w:p>
       <w:pPr>
-        <w:keepNext/>
-        <w:keepLines/>
+        <w:keepNext w:val="0"/>
+        <w:keepLines w:val="0"/>
         <w:widowControl/>
         <w:spacing w:after="0" w:before="0" w:line="240" w:lineRule="auto"/>
         <w:ind w:firstLine="0" w:left="142" w:right="85"/>
@@ -2487,17 +4099,16 @@
       </w:pPr>
       <w:r>
         <w:rPr>
-          <w:rFonts w:ascii="Times New Roman" w:hAnsi="Times New Roman"/>
-          <w:b w:val="0"/>
-          <w:sz w:val="26"/>
-        </w:rPr>
-        <w:t>$available = $policy-&gt;canRegister(10, 9);</w:t>
+          <w:rFonts w:ascii="Consolas" w:hAnsi="Consolas"/>
+          <w:sz w:val="17"/>
+        </w:rPr>
+        <w:t>if ($_SERVER['REQUEST_METHOD'] === 'POST') {</w:t>
       </w:r>
     </w:p>
     <w:p>
       <w:pPr>
-        <w:keepNext/>
-        <w:keepLines/>
+        <w:keepNext w:val="0"/>
+        <w:keepLines w:val="0"/>
         <w:widowControl/>
         <w:spacing w:after="0" w:before="0" w:line="240" w:lineRule="auto"/>
         <w:ind w:firstLine="0" w:left="142" w:right="85"/>
@@ -2505,17 +4116,16 @@
       </w:pPr>
       <w:r>
         <w:rPr>
-          <w:rFonts w:ascii="Times New Roman" w:hAnsi="Times New Roman"/>
-          <w:b w:val="0"/>
-          <w:sz w:val="26"/>
-        </w:rPr>
-        <w:t>if ($available) {</w:t>
+          <w:rFonts w:ascii="Consolas" w:hAnsi="Consolas"/>
+          <w:sz w:val="17"/>
+        </w:rPr>
+        <w:t xml:space="preserve">    $result = validateRegistration($_POST, $events);</w:t>
       </w:r>
     </w:p>
     <w:p>
       <w:pPr>
-        <w:keepNext/>
-        <w:keepLines/>
+        <w:keepNext w:val="0"/>
+        <w:keepLines w:val="0"/>
         <w:widowControl/>
         <w:spacing w:after="0" w:before="0" w:line="240" w:lineRule="auto"/>
         <w:ind w:firstLine="0" w:left="142" w:right="85"/>
@@ -2523,17 +4133,16 @@
       </w:pPr>
       <w:r>
         <w:rPr>
-          <w:rFonts w:ascii="Times New Roman" w:hAnsi="Times New Roman"/>
-          <w:b w:val="0"/>
-          <w:sz w:val="26"/>
-        </w:rPr>
-        <w:t xml:space="preserve">    echo "AVAILABLE\n";</w:t>
+          <w:rFonts w:ascii="Consolas" w:hAnsi="Consolas"/>
+          <w:sz w:val="17"/>
+        </w:rPr>
+        <w:t>}</w:t>
       </w:r>
     </w:p>
     <w:p>
       <w:pPr>
-        <w:keepNext/>
-        <w:keepLines/>
+        <w:keepNext w:val="0"/>
+        <w:keepLines w:val="0"/>
         <w:widowControl/>
         <w:spacing w:after="0" w:before="0" w:line="240" w:lineRule="auto"/>
         <w:ind w:firstLine="0" w:left="142" w:right="85"/>
@@ -2541,17 +4150,16 @@
       </w:pPr>
       <w:r>
         <w:rPr>
-          <w:rFonts w:ascii="Times New Roman" w:hAnsi="Times New Roman"/>
-          <w:b w:val="0"/>
-          <w:sz w:val="26"/>
-        </w:rPr>
-        <w:t>} else {</w:t>
+          <w:rFonts w:ascii="Consolas" w:hAnsi="Consolas"/>
+          <w:sz w:val="17"/>
+        </w:rPr>
+        <w:t>require __DIR__ . '/../templates/header.php';</w:t>
       </w:r>
     </w:p>
     <w:p>
       <w:pPr>
         <w:keepNext w:val="0"/>
-        <w:keepLines/>
+        <w:keepLines w:val="0"/>
         <w:widowControl/>
         <w:spacing w:after="0" w:before="0" w:line="240" w:lineRule="auto"/>
         <w:ind w:firstLine="0" w:left="142" w:right="85"/>
@@ -2559,27 +4167,690 @@
       </w:pPr>
       <w:r>
         <w:rPr>
-          <w:rFonts w:ascii="Times New Roman" w:hAnsi="Times New Roman"/>
-          <w:b w:val="0"/>
-          <w:sz w:val="26"/>
-        </w:rPr>
-        <w:t xml:space="preserve">    echo "FULL\n";</w:t>
+          <w:rFonts w:ascii="Consolas" w:hAnsi="Consolas"/>
+          <w:sz w:val="17"/>
+        </w:rPr>
+        <w:t>?&gt;</w:t>
       </w:r>
     </w:p>
     <w:p>
       <w:pPr>
+        <w:keepNext w:val="0"/>
+        <w:keepLines w:val="0"/>
         <w:widowControl/>
-        <w:spacing w:after="120" w:before="0" w:line="240" w:lineRule="auto"/>
+        <w:spacing w:after="0" w:before="0" w:line="240" w:lineRule="auto"/>
         <w:ind w:firstLine="0" w:left="142" w:right="85"/>
         <w:jc w:val="left"/>
       </w:pPr>
       <w:r>
         <w:rPr>
-          <w:rFonts w:ascii="Times New Roman" w:hAnsi="Times New Roman"/>
-          <w:b w:val="0"/>
-          <w:sz w:val="26"/>
-        </w:rPr>
-        <w:t>}</w:t>
+          <w:rFonts w:ascii="Consolas" w:hAnsi="Consolas"/>
+          <w:sz w:val="17"/>
+        </w:rPr>
+        <w:t>&lt;div class="page-heading"&gt;</w:t>
+      </w:r>
+    </w:p>
+    <w:p>
+      <w:pPr>
+        <w:keepNext w:val="0"/>
+        <w:keepLines w:val="0"/>
+        <w:widowControl/>
+        <w:spacing w:after="0" w:before="0" w:line="240" w:lineRule="auto"/>
+        <w:ind w:firstLine="0" w:left="142" w:right="85"/>
+        <w:jc w:val="left"/>
+      </w:pPr>
+      <w:r>
+        <w:rPr>
+          <w:rFonts w:ascii="Consolas" w:hAnsi="Consolas"/>
+          <w:sz w:val="17"/>
+        </w:rPr>
+        <w:t>&lt;h1&gt;Đăng ký tham dự&lt;/h1&gt;</w:t>
+      </w:r>
+    </w:p>
+    <w:p>
+      <w:pPr>
+        <w:keepNext w:val="0"/>
+        <w:keepLines w:val="0"/>
+        <w:widowControl/>
+        <w:spacing w:after="0" w:before="0" w:line="240" w:lineRule="auto"/>
+        <w:ind w:firstLine="0" w:left="142" w:right="85"/>
+        <w:jc w:val="left"/>
+      </w:pPr>
+      <w:r>
+        <w:rPr>
+          <w:rFonts w:ascii="Consolas" w:hAnsi="Consolas"/>
+          <w:sz w:val="17"/>
+        </w:rPr>
+        <w:t>&lt;p&gt;Điền thông tin để kiểm tra và xem trước. Chưa lưu đăng ký.&lt;/p&gt;</w:t>
+      </w:r>
+    </w:p>
+    <w:p>
+      <w:pPr>
+        <w:keepNext w:val="0"/>
+        <w:keepLines w:val="0"/>
+        <w:widowControl/>
+        <w:spacing w:after="0" w:before="0" w:line="240" w:lineRule="auto"/>
+        <w:ind w:firstLine="0" w:left="142" w:right="85"/>
+        <w:jc w:val="left"/>
+      </w:pPr>
+      <w:r>
+        <w:rPr>
+          <w:rFonts w:ascii="Consolas" w:hAnsi="Consolas"/>
+          <w:sz w:val="17"/>
+        </w:rPr>
+        <w:t>&lt;/div&gt;</w:t>
+      </w:r>
+    </w:p>
+    <w:p>
+      <w:pPr>
+        <w:keepNext w:val="0"/>
+        <w:keepLines w:val="0"/>
+        <w:widowControl/>
+        <w:spacing w:after="0" w:before="0" w:line="240" w:lineRule="auto"/>
+        <w:ind w:firstLine="0" w:left="142" w:right="85"/>
+        <w:jc w:val="left"/>
+      </w:pPr>
+      <w:r>
+        <w:rPr>
+          <w:rFonts w:ascii="Consolas" w:hAnsi="Consolas"/>
+          <w:sz w:val="17"/>
+        </w:rPr>
+        <w:t>&lt;form class="registration-form" method="post"&gt;</w:t>
+      </w:r>
+    </w:p>
+    <w:p>
+      <w:pPr>
+        <w:keepNext w:val="0"/>
+        <w:keepLines w:val="0"/>
+        <w:widowControl/>
+        <w:spacing w:after="0" w:before="0" w:line="240" w:lineRule="auto"/>
+        <w:ind w:firstLine="0" w:left="142" w:right="85"/>
+        <w:jc w:val="left"/>
+      </w:pPr>
+      <w:r>
+        <w:rPr>
+          <w:rFonts w:ascii="Consolas" w:hAnsi="Consolas"/>
+          <w:sz w:val="17"/>
+        </w:rPr>
+        <w:t xml:space="preserve">    &lt;label class="form-field" for="event_id"&gt;Sự kiện</w:t>
+      </w:r>
+    </w:p>
+    <w:p>
+      <w:pPr>
+        <w:keepNext w:val="0"/>
+        <w:keepLines w:val="0"/>
+        <w:widowControl/>
+        <w:spacing w:after="0" w:before="0" w:line="240" w:lineRule="auto"/>
+        <w:ind w:firstLine="0" w:left="142" w:right="85"/>
+        <w:jc w:val="left"/>
+      </w:pPr>
+      <w:r>
+        <w:rPr>
+          <w:rFonts w:ascii="Consolas" w:hAnsi="Consolas"/>
+          <w:sz w:val="17"/>
+        </w:rPr>
+        <w:t>&lt;select id="event_id" name="event_id"&gt;</w:t>
+      </w:r>
+    </w:p>
+    <w:p>
+      <w:pPr>
+        <w:keepNext w:val="0"/>
+        <w:keepLines w:val="0"/>
+        <w:widowControl/>
+        <w:spacing w:after="0" w:before="0" w:line="240" w:lineRule="auto"/>
+        <w:ind w:firstLine="0" w:left="142" w:right="85"/>
+        <w:jc w:val="left"/>
+      </w:pPr>
+      <w:r>
+        <w:rPr>
+          <w:rFonts w:ascii="Consolas" w:hAnsi="Consolas"/>
+          <w:sz w:val="17"/>
+        </w:rPr>
+        <w:t xml:space="preserve">            &lt;?php foreach ($events as $event): ?&gt;</w:t>
+      </w:r>
+    </w:p>
+    <w:p>
+      <w:pPr>
+        <w:keepNext w:val="0"/>
+        <w:keepLines w:val="0"/>
+        <w:widowControl/>
+        <w:spacing w:after="0" w:before="0" w:line="240" w:lineRule="auto"/>
+        <w:ind w:firstLine="0" w:left="142" w:right="85"/>
+        <w:jc w:val="left"/>
+      </w:pPr>
+      <w:r>
+        <w:rPr>
+          <w:rFonts w:ascii="Consolas" w:hAnsi="Consolas"/>
+          <w:sz w:val="17"/>
+        </w:rPr>
+        <w:t xml:space="preserve">                &lt;option value="&lt;?= $event['id'] ?&gt;"&gt;</w:t>
+      </w:r>
+    </w:p>
+    <w:p>
+      <w:pPr>
+        <w:keepNext w:val="0"/>
+        <w:keepLines w:val="0"/>
+        <w:widowControl/>
+        <w:spacing w:after="0" w:before="0" w:line="240" w:lineRule="auto"/>
+        <w:ind w:firstLine="0" w:left="142" w:right="85"/>
+        <w:jc w:val="left"/>
+      </w:pPr>
+      <w:r>
+        <w:rPr>
+          <w:rFonts w:ascii="Consolas" w:hAnsi="Consolas"/>
+          <w:sz w:val="17"/>
+        </w:rPr>
+        <w:t xml:space="preserve">                    &lt;?= e($event['title']) ?&gt;</w:t>
+      </w:r>
+    </w:p>
+    <w:p>
+      <w:pPr>
+        <w:keepNext w:val="0"/>
+        <w:keepLines w:val="0"/>
+        <w:widowControl/>
+        <w:spacing w:after="0" w:before="0" w:line="240" w:lineRule="auto"/>
+        <w:ind w:firstLine="0" w:left="142" w:right="85"/>
+        <w:jc w:val="left"/>
+      </w:pPr>
+      <w:r>
+        <w:rPr>
+          <w:rFonts w:ascii="Consolas" w:hAnsi="Consolas"/>
+          <w:sz w:val="17"/>
+        </w:rPr>
+        <w:t xml:space="preserve">                &lt;/option&gt;</w:t>
+      </w:r>
+    </w:p>
+    <w:p>
+      <w:pPr>
+        <w:keepNext w:val="0"/>
+        <w:keepLines w:val="0"/>
+        <w:widowControl/>
+        <w:spacing w:after="0" w:before="0" w:line="240" w:lineRule="auto"/>
+        <w:ind w:firstLine="0" w:left="142" w:right="85"/>
+        <w:jc w:val="left"/>
+      </w:pPr>
+      <w:r>
+        <w:rPr>
+          <w:rFonts w:ascii="Consolas" w:hAnsi="Consolas"/>
+          <w:sz w:val="17"/>
+        </w:rPr>
+        <w:t xml:space="preserve">            &lt;?php endforeach; ?&gt;</w:t>
+      </w:r>
+    </w:p>
+    <w:p>
+      <w:pPr>
+        <w:keepNext w:val="0"/>
+        <w:keepLines w:val="0"/>
+        <w:widowControl/>
+        <w:spacing w:after="0" w:before="0" w:line="240" w:lineRule="auto"/>
+        <w:ind w:firstLine="0" w:left="142" w:right="85"/>
+        <w:jc w:val="left"/>
+      </w:pPr>
+      <w:r>
+        <w:rPr>
+          <w:rFonts w:ascii="Consolas" w:hAnsi="Consolas"/>
+          <w:sz w:val="17"/>
+        </w:rPr>
+        <w:t xml:space="preserve">        &lt;/select&gt;</w:t>
+      </w:r>
+    </w:p>
+    <w:p>
+      <w:pPr>
+        <w:keepNext w:val="0"/>
+        <w:keepLines w:val="0"/>
+        <w:widowControl/>
+        <w:spacing w:after="0" w:before="0" w:line="240" w:lineRule="auto"/>
+        <w:ind w:firstLine="0" w:left="142" w:right="85"/>
+        <w:jc w:val="left"/>
+      </w:pPr>
+      <w:r>
+        <w:rPr>
+          <w:rFonts w:ascii="Consolas" w:hAnsi="Consolas"/>
+          <w:sz w:val="17"/>
+        </w:rPr>
+        <w:t xml:space="preserve">    &lt;/label&gt;</w:t>
+      </w:r>
+    </w:p>
+    <w:p>
+      <w:pPr>
+        <w:keepNext w:val="0"/>
+        <w:keepLines w:val="0"/>
+        <w:widowControl/>
+        <w:spacing w:after="0" w:before="0" w:line="240" w:lineRule="auto"/>
+        <w:ind w:firstLine="0" w:left="142" w:right="85"/>
+        <w:jc w:val="left"/>
+      </w:pPr>
+      <w:r>
+        <w:rPr>
+          <w:rFonts w:ascii="Consolas" w:hAnsi="Consolas"/>
+          <w:sz w:val="17"/>
+        </w:rPr>
+        <w:t xml:space="preserve">    &lt;label class="form-field" for="name"&gt;Họ tên</w:t>
+      </w:r>
+    </w:p>
+    <w:p>
+      <w:pPr>
+        <w:keepNext w:val="0"/>
+        <w:keepLines w:val="0"/>
+        <w:widowControl/>
+        <w:spacing w:after="0" w:before="0" w:line="240" w:lineRule="auto"/>
+        <w:ind w:firstLine="0" w:left="142" w:right="85"/>
+        <w:jc w:val="left"/>
+      </w:pPr>
+      <w:r>
+        <w:rPr>
+          <w:rFonts w:ascii="Consolas" w:hAnsi="Consolas"/>
+          <w:sz w:val="17"/>
+        </w:rPr>
+        <w:t>&lt;input id="name" name="name" maxlength="120"</w:t>
+      </w:r>
+    </w:p>
+    <w:p>
+      <w:pPr>
+        <w:keepNext w:val="0"/>
+        <w:keepLines w:val="0"/>
+        <w:widowControl/>
+        <w:spacing w:after="0" w:before="0" w:line="240" w:lineRule="auto"/>
+        <w:ind w:firstLine="0" w:left="142" w:right="85"/>
+        <w:jc w:val="left"/>
+      </w:pPr>
+      <w:r>
+        <w:rPr>
+          <w:rFonts w:ascii="Consolas" w:hAnsi="Consolas"/>
+          <w:sz w:val="17"/>
+        </w:rPr>
+        <w:t xml:space="preserve">               value="&lt;?= e(field($_POST, 'name')) ?&gt;"&gt;</w:t>
+      </w:r>
+    </w:p>
+    <w:p>
+      <w:pPr>
+        <w:keepNext w:val="0"/>
+        <w:keepLines w:val="0"/>
+        <w:widowControl/>
+        <w:spacing w:after="0" w:before="0" w:line="240" w:lineRule="auto"/>
+        <w:ind w:firstLine="0" w:left="142" w:right="85"/>
+        <w:jc w:val="left"/>
+      </w:pPr>
+      <w:r>
+        <w:rPr>
+          <w:rFonts w:ascii="Consolas" w:hAnsi="Consolas"/>
+          <w:sz w:val="17"/>
+        </w:rPr>
+        <w:t xml:space="preserve">    &lt;/label&gt;</w:t>
+      </w:r>
+    </w:p>
+    <w:p>
+      <w:pPr>
+        <w:keepNext w:val="0"/>
+        <w:keepLines w:val="0"/>
+        <w:widowControl/>
+        <w:spacing w:after="0" w:before="0" w:line="240" w:lineRule="auto"/>
+        <w:ind w:firstLine="0" w:left="142" w:right="85"/>
+        <w:jc w:val="left"/>
+      </w:pPr>
+      <w:r>
+        <w:rPr>
+          <w:rFonts w:ascii="Consolas" w:hAnsi="Consolas"/>
+          <w:sz w:val="17"/>
+        </w:rPr>
+        <w:t xml:space="preserve">    &lt;label class="form-field" for="email"&gt;Email</w:t>
+      </w:r>
+    </w:p>
+    <w:p>
+      <w:pPr>
+        <w:keepNext w:val="0"/>
+        <w:keepLines w:val="0"/>
+        <w:widowControl/>
+        <w:spacing w:after="0" w:before="0" w:line="240" w:lineRule="auto"/>
+        <w:ind w:firstLine="0" w:left="142" w:right="85"/>
+        <w:jc w:val="left"/>
+      </w:pPr>
+      <w:r>
+        <w:rPr>
+          <w:rFonts w:ascii="Consolas" w:hAnsi="Consolas"/>
+          <w:sz w:val="17"/>
+        </w:rPr>
+        <w:t>&lt;input id="email" name="email"</w:t>
+      </w:r>
+    </w:p>
+    <w:p>
+      <w:pPr>
+        <w:keepNext w:val="0"/>
+        <w:keepLines w:val="0"/>
+        <w:widowControl/>
+        <w:spacing w:after="0" w:before="0" w:line="240" w:lineRule="auto"/>
+        <w:ind w:firstLine="0" w:left="142" w:right="85"/>
+        <w:jc w:val="left"/>
+      </w:pPr>
+      <w:r>
+        <w:rPr>
+          <w:rFonts w:ascii="Consolas" w:hAnsi="Consolas"/>
+          <w:sz w:val="17"/>
+        </w:rPr>
+        <w:t xml:space="preserve">               value="&lt;?= e(field($_POST, 'email')) ?&gt;"&gt;</w:t>
+      </w:r>
+    </w:p>
+    <w:p>
+      <w:pPr>
+        <w:keepNext w:val="0"/>
+        <w:keepLines w:val="0"/>
+        <w:widowControl/>
+        <w:spacing w:after="0" w:before="0" w:line="240" w:lineRule="auto"/>
+        <w:ind w:firstLine="0" w:left="142" w:right="85"/>
+        <w:jc w:val="left"/>
+      </w:pPr>
+      <w:r>
+        <w:rPr>
+          <w:rFonts w:ascii="Consolas" w:hAnsi="Consolas"/>
+          <w:sz w:val="17"/>
+        </w:rPr>
+        <w:t xml:space="preserve">    &lt;/label&gt;</w:t>
+      </w:r>
+    </w:p>
+    <w:p>
+      <w:pPr>
+        <w:keepNext w:val="0"/>
+        <w:keepLines w:val="0"/>
+        <w:widowControl/>
+        <w:spacing w:after="0" w:before="0" w:line="240" w:lineRule="auto"/>
+        <w:ind w:firstLine="0" w:left="142" w:right="85"/>
+        <w:jc w:val="left"/>
+      </w:pPr>
+      <w:r>
+        <w:rPr>
+          <w:rFonts w:ascii="Consolas" w:hAnsi="Consolas"/>
+          <w:sz w:val="17"/>
+        </w:rPr>
+        <w:t xml:space="preserve">    &lt;button&gt;Kiểm tra&lt;/button&gt;</w:t>
+      </w:r>
+    </w:p>
+    <w:p>
+      <w:pPr>
+        <w:keepNext w:val="0"/>
+        <w:keepLines w:val="0"/>
+        <w:widowControl/>
+        <w:spacing w:after="0" w:before="0" w:line="240" w:lineRule="auto"/>
+        <w:ind w:firstLine="0" w:left="142" w:right="85"/>
+        <w:jc w:val="left"/>
+      </w:pPr>
+      <w:r>
+        <w:rPr>
+          <w:rFonts w:ascii="Consolas" w:hAnsi="Consolas"/>
+          <w:sz w:val="17"/>
+        </w:rPr>
+        <w:t>&lt;/form&gt;</w:t>
+      </w:r>
+    </w:p>
+    <w:p>
+      <w:pPr>
+        <w:keepNext w:val="0"/>
+        <w:keepLines w:val="0"/>
+        <w:widowControl/>
+        <w:spacing w:after="0" w:before="0" w:line="240" w:lineRule="auto"/>
+        <w:ind w:firstLine="0" w:left="142" w:right="85"/>
+        <w:jc w:val="left"/>
+      </w:pPr>
+      <w:r>
+        <w:rPr>
+          <w:rFonts w:ascii="Consolas" w:hAnsi="Consolas"/>
+          <w:sz w:val="17"/>
+        </w:rPr>
+        <w:t>&lt;?php if ($result !== null): ?&gt;</w:t>
+      </w:r>
+    </w:p>
+    <w:p>
+      <w:pPr>
+        <w:keepNext w:val="0"/>
+        <w:keepLines w:val="0"/>
+        <w:widowControl/>
+        <w:spacing w:after="0" w:before="0" w:line="240" w:lineRule="auto"/>
+        <w:ind w:firstLine="0" w:left="142" w:right="85"/>
+        <w:jc w:val="left"/>
+      </w:pPr>
+      <w:r>
+        <w:rPr>
+          <w:rFonts w:ascii="Consolas" w:hAnsi="Consolas"/>
+          <w:sz w:val="17"/>
+        </w:rPr>
+        <w:t xml:space="preserve">    &lt;?php if ($result['errors']): ?&gt;</w:t>
+      </w:r>
+    </w:p>
+    <w:p>
+      <w:pPr>
+        <w:keepNext w:val="0"/>
+        <w:keepLines w:val="0"/>
+        <w:widowControl/>
+        <w:spacing w:after="0" w:before="0" w:line="240" w:lineRule="auto"/>
+        <w:ind w:firstLine="0" w:left="142" w:right="85"/>
+        <w:jc w:val="left"/>
+      </w:pPr>
+      <w:r>
+        <w:rPr>
+          <w:rFonts w:ascii="Consolas" w:hAnsi="Consolas"/>
+          <w:sz w:val="17"/>
+        </w:rPr>
+        <w:t xml:space="preserve">        &lt;div class="error-summary" role="alert"&gt;</w:t>
+      </w:r>
+    </w:p>
+    <w:p>
+      <w:pPr>
+        <w:keepNext w:val="0"/>
+        <w:keepLines w:val="0"/>
+        <w:widowControl/>
+        <w:spacing w:after="0" w:before="0" w:line="240" w:lineRule="auto"/>
+        <w:ind w:firstLine="0" w:left="142" w:right="85"/>
+        <w:jc w:val="left"/>
+      </w:pPr>
+      <w:r>
+        <w:rPr>
+          <w:rFonts w:ascii="Consolas" w:hAnsi="Consolas"/>
+          <w:sz w:val="17"/>
+        </w:rPr>
+        <w:t>&lt;p class="error-messages"&gt;&lt;?= e(implode(', ', $result['errors'])) ?&gt;&lt;/p&gt;</w:t>
+      </w:r>
+    </w:p>
+    <w:p>
+      <w:pPr>
+        <w:keepNext w:val="0"/>
+        <w:keepLines w:val="0"/>
+        <w:widowControl/>
+        <w:spacing w:after="0" w:before="0" w:line="240" w:lineRule="auto"/>
+        <w:ind w:firstLine="0" w:left="142" w:right="85"/>
+        <w:jc w:val="left"/>
+      </w:pPr>
+      <w:r>
+        <w:rPr>
+          <w:rFonts w:ascii="Consolas" w:hAnsi="Consolas"/>
+          <w:sz w:val="17"/>
+        </w:rPr>
+        <w:t>&lt;p&gt;Thông tin chưa hợp lệ. Kiểm tra lại các thông tin đã nhập rồi gửi lại.&lt;/p&gt;</w:t>
+      </w:r>
+    </w:p>
+    <w:p>
+      <w:pPr>
+        <w:keepNext w:val="0"/>
+        <w:keepLines w:val="0"/>
+        <w:widowControl/>
+        <w:spacing w:after="0" w:before="0" w:line="240" w:lineRule="auto"/>
+        <w:ind w:firstLine="0" w:left="142" w:right="85"/>
+        <w:jc w:val="left"/>
+      </w:pPr>
+      <w:r>
+        <w:rPr>
+          <w:rFonts w:ascii="Consolas" w:hAnsi="Consolas"/>
+          <w:sz w:val="17"/>
+        </w:rPr>
+        <w:t>&lt;/div&gt;</w:t>
+      </w:r>
+    </w:p>
+    <w:p>
+      <w:pPr>
+        <w:keepNext w:val="0"/>
+        <w:keepLines w:val="0"/>
+        <w:widowControl/>
+        <w:spacing w:after="0" w:before="0" w:line="240" w:lineRule="auto"/>
+        <w:ind w:firstLine="0" w:left="142" w:right="85"/>
+        <w:jc w:val="left"/>
+      </w:pPr>
+      <w:r>
+        <w:rPr>
+          <w:rFonts w:ascii="Consolas" w:hAnsi="Consolas"/>
+          <w:sz w:val="17"/>
+        </w:rPr>
+        <w:t xml:space="preserve">    &lt;?php else: ?&gt;</w:t>
+      </w:r>
+    </w:p>
+    <w:p>
+      <w:pPr>
+        <w:keepNext w:val="0"/>
+        <w:keepLines w:val="0"/>
+        <w:widowControl/>
+        <w:spacing w:after="0" w:before="0" w:line="240" w:lineRule="auto"/>
+        <w:ind w:firstLine="0" w:left="142" w:right="85"/>
+        <w:jc w:val="left"/>
+      </w:pPr>
+      <w:r>
+        <w:rPr>
+          <w:rFonts w:ascii="Consolas" w:hAnsi="Consolas"/>
+          <w:sz w:val="17"/>
+        </w:rPr>
+        <w:t xml:space="preserve">        &lt;section class="preview" role="status"&gt;</w:t>
+      </w:r>
+    </w:p>
+    <w:p>
+      <w:pPr>
+        <w:keepNext w:val="0"/>
+        <w:keepLines w:val="0"/>
+        <w:widowControl/>
+        <w:spacing w:after="0" w:before="0" w:line="240" w:lineRule="auto"/>
+        <w:ind w:firstLine="0" w:left="142" w:right="85"/>
+        <w:jc w:val="left"/>
+      </w:pPr>
+      <w:r>
+        <w:rPr>
+          <w:rFonts w:ascii="Consolas" w:hAnsi="Consolas"/>
+          <w:sz w:val="17"/>
+        </w:rPr>
+        <w:t>&lt;h2&gt;Xem trước thông tin&lt;/h2&gt;</w:t>
+      </w:r>
+    </w:p>
+    <w:p>
+      <w:pPr>
+        <w:keepNext w:val="0"/>
+        <w:keepLines w:val="0"/>
+        <w:widowControl/>
+        <w:spacing w:after="0" w:before="0" w:line="240" w:lineRule="auto"/>
+        <w:ind w:firstLine="0" w:left="142" w:right="85"/>
+        <w:jc w:val="left"/>
+      </w:pPr>
+      <w:r>
+        <w:rPr>
+          <w:rFonts w:ascii="Consolas" w:hAnsi="Consolas"/>
+          <w:sz w:val="17"/>
+        </w:rPr>
+        <w:t>&lt;p class="status-message"&gt;PREVIEW_OK: &lt;?= e($result['data']['name']) ?&gt;</w:t>
+      </w:r>
+    </w:p>
+    <w:p>
+      <w:pPr>
+        <w:keepNext w:val="0"/>
+        <w:keepLines w:val="0"/>
+        <w:widowControl/>
+        <w:spacing w:after="0" w:before="0" w:line="240" w:lineRule="auto"/>
+        <w:ind w:firstLine="0" w:left="142" w:right="85"/>
+        <w:jc w:val="left"/>
+      </w:pPr>
+      <w:r>
+        <w:rPr>
+          <w:rFonts w:ascii="Consolas" w:hAnsi="Consolas"/>
+          <w:sz w:val="17"/>
+        </w:rPr>
+        <w:t xml:space="preserve">            — &lt;?= e($result['data']['email']) ?&gt;&lt;/p&gt;</w:t>
+      </w:r>
+    </w:p>
+    <w:p>
+      <w:pPr>
+        <w:keepNext w:val="0"/>
+        <w:keepLines w:val="0"/>
+        <w:widowControl/>
+        <w:spacing w:after="0" w:before="0" w:line="240" w:lineRule="auto"/>
+        <w:ind w:firstLine="0" w:left="142" w:right="85"/>
+        <w:jc w:val="left"/>
+      </w:pPr>
+      <w:r>
+        <w:rPr>
+          <w:rFonts w:ascii="Consolas" w:hAnsi="Consolas"/>
+          <w:sz w:val="17"/>
+        </w:rPr>
+        <w:t xml:space="preserve">        &lt;p&gt;Chỉ xem trước; chưa lưu Session hoặc CSDL.&lt;/p&gt;</w:t>
+      </w:r>
+    </w:p>
+    <w:p>
+      <w:pPr>
+        <w:keepNext w:val="0"/>
+        <w:keepLines w:val="0"/>
+        <w:widowControl/>
+        <w:spacing w:after="0" w:before="0" w:line="240" w:lineRule="auto"/>
+        <w:ind w:firstLine="0" w:left="142" w:right="85"/>
+        <w:jc w:val="left"/>
+      </w:pPr>
+      <w:r>
+        <w:rPr>
+          <w:rFonts w:ascii="Consolas" w:hAnsi="Consolas"/>
+          <w:sz w:val="17"/>
+        </w:rPr>
+        <w:t>&lt;/section&gt;</w:t>
+      </w:r>
+    </w:p>
+    <w:p>
+      <w:pPr>
+        <w:keepNext w:val="0"/>
+        <w:keepLines w:val="0"/>
+        <w:widowControl/>
+        <w:spacing w:after="0" w:before="0" w:line="240" w:lineRule="auto"/>
+        <w:ind w:firstLine="0" w:left="142" w:right="85"/>
+        <w:jc w:val="left"/>
+      </w:pPr>
+      <w:r>
+        <w:rPr>
+          <w:rFonts w:ascii="Consolas" w:hAnsi="Consolas"/>
+          <w:sz w:val="17"/>
+        </w:rPr>
+        <w:t xml:space="preserve">    &lt;?php endif; ?&gt;</w:t>
+      </w:r>
+    </w:p>
+    <w:p>
+      <w:pPr>
+        <w:keepNext w:val="0"/>
+        <w:keepLines w:val="0"/>
+        <w:widowControl/>
+        <w:spacing w:after="0" w:before="0" w:line="240" w:lineRule="auto"/>
+        <w:ind w:firstLine="0" w:left="142" w:right="85"/>
+        <w:jc w:val="left"/>
+      </w:pPr>
+      <w:r>
+        <w:rPr>
+          <w:rFonts w:ascii="Consolas" w:hAnsi="Consolas"/>
+          <w:sz w:val="17"/>
+        </w:rPr>
+        <w:t>&lt;?php endif; ?&gt;</w:t>
+      </w:r>
+    </w:p>
+    <w:p>
+      <w:pPr>
+        <w:keepNext w:val="0"/>
+        <w:keepLines w:val="0"/>
+        <w:widowControl/>
+        <w:spacing w:after="0" w:before="0" w:line="240" w:lineRule="auto"/>
+        <w:ind w:firstLine="0" w:left="142" w:right="85"/>
+        <w:jc w:val="left"/>
+      </w:pPr>
+      <w:r>
+        <w:rPr>
+          <w:rFonts w:ascii="Consolas" w:hAnsi="Consolas"/>
+          <w:sz w:val="17"/>
+        </w:rPr>
+        <w:t>&lt;?php require __DIR__ . '/../templates/footer.php'; ?&gt;</w:t>
       </w:r>
     </w:p>
     <w:p>
@@ -2593,7 +4864,7 @@
           <w:color w:val="000000"/>
           <w:sz w:val="26"/>
         </w:rPr>
-        <w:t>require</w:t>
+        <w:t xml:space="preserve">Lần mở trang đầu dùng GET: </w:t>
       </w:r>
       <w:r>
         <w:rPr>
@@ -2602,7 +4873,7 @@
           <w:color w:val="000000"/>
           <w:sz w:val="26"/>
         </w:rPr>
-        <w:t xml:space="preserve"> nạp tệp định nghĩa lớp; </w:t>
+        <w:t>$result</w:t>
       </w:r>
       <w:r>
         <w:rPr>
@@ -2611,7 +4882,7 @@
           <w:color w:val="000000"/>
           <w:sz w:val="26"/>
         </w:rPr>
-        <w:t>__DIR__</w:t>
+        <w:t xml:space="preserve"> là </w:t>
       </w:r>
       <w:r>
         <w:rPr>
@@ -2620,7 +4891,7 @@
           <w:color w:val="000000"/>
           <w:sz w:val="26"/>
         </w:rPr>
-        <w:t xml:space="preserve"> là thư mục của chính tệp hiện tại; </w:t>
+        <w:t>null</w:t>
       </w:r>
       <w:r>
         <w:rPr>
@@ -2629,7 +4900,7 @@
           <w:color w:val="000000"/>
           <w:sz w:val="26"/>
         </w:rPr>
-        <w:t>new</w:t>
+        <w:t xml:space="preserve">, chưa hiển thị kết quả. Khi bấm Kiểm tra, trình duyệt POST đến chính trang hiện tại vì form không đặt </w:t>
       </w:r>
       <w:r>
         <w:rPr>
@@ -2638,7 +4909,7 @@
           <w:color w:val="000000"/>
           <w:sz w:val="26"/>
         </w:rPr>
-        <w:t xml:space="preserve"> tạo đối tượng. Dấu </w:t>
+        <w:t>action</w:t>
       </w:r>
       <w:r>
         <w:rPr>
@@ -2647,8 +4918,26 @@
           <w:color w:val="000000"/>
           <w:sz w:val="26"/>
         </w:rPr>
-        <w:t>-&gt;</w:t>
-      </w:r>
+        <w:t>. PHP chỉ gọi hàm validation trong nhánh POST.</w:t>
+      </w:r>
+    </w:p>
+    <w:p>
+      <w:pPr>
+        <w:widowControl/>
+      </w:pPr>
+      <w:r>
+        <w:rPr>
+          <w:rFonts w:ascii="Times New Roman" w:hAnsi="Times New Roman"/>
+          <w:b w:val="0"/>
+          <w:sz w:val="26"/>
+        </w:rPr>
+        <w:t>Danh sách chọn gửi ID sự kiện; các ô họ tên và email sử dụng thuộc tính name để PHP đọc dữ liệu. Khi có lỗi, Form giữ lại họ tên và email để chỉnh sửa. Bản mẫu chưa giữ lựa chọn sự kiện sau lỗi; sinh viên có thể bổ sung chức năng này.</w:t>
+      </w:r>
+    </w:p>
+    <w:p>
+      <w:pPr>
+        <w:widowControl/>
+      </w:pPr>
       <w:r>
         <w:rPr>
           <w:rFonts w:ascii="Times New Roman" w:hAnsi="Times New Roman"/>
@@ -2656,8 +4945,29 @@
           <w:color w:val="000000"/>
           <w:sz w:val="26"/>
         </w:rPr>
-        <w:t xml:space="preserve"> gọi phương thức của đối tượng. Biến </w:t>
-      </w:r>
+        <w:t>implode nối các mã lỗi để hiển thị. Chỉ khi mảng lỗi rỗng mới có PREVIEW_OK. Không tạo bản ghi, vé hoặc số đăng ký trong bài này.</w:t>
+      </w:r>
+    </w:p>
+    <w:p>
+      <w:pPr>
+        <w:keepNext/>
+        <w:widowControl/>
+      </w:pPr>
+      <w:r>
+        <w:rPr>
+          <w:rFonts w:ascii="Times New Roman" w:hAnsi="Times New Roman"/>
+          <w:b w:val="0"/>
+          <w:sz w:val="26"/>
+        </w:rPr>
+        <w:t>Kiểm tra kết quả bước 7:</w:t>
+      </w:r>
+    </w:p>
+    <w:p>
+      <w:pPr>
+        <w:widowControl/>
+        <w:ind w:firstLine="0" w:left="0"/>
+        <w:jc w:val="left"/>
+      </w:pPr>
       <w:r>
         <w:rPr>
           <w:rFonts w:ascii="Times New Roman" w:hAnsi="Times New Roman"/>
@@ -2665,7 +4975,7 @@
           <w:color w:val="000000"/>
           <w:sz w:val="26"/>
         </w:rPr>
-        <w:t>$available</w:t>
+        <w:t>[</w:t>
       </w:r>
       <w:r>
         <w:rPr>
@@ -2674,8 +4984,29 @@
           <w:color w:val="000000"/>
           <w:sz w:val="26"/>
         </w:rPr>
-        <w:t xml:space="preserve"> nhận kết quả Boolean, còn việc in chữ nằm ở </w:t>
-      </w:r>
+        <w:t xml:space="preserve"> ] Trang register.php nhận POST và hiển thị kết quả xem trước, chưa ghi CSDL.</w:t>
+      </w:r>
+    </w:p>
+    <w:p>
+      <w:pPr>
+        <w:pStyle w:val="Heading3"/>
+        <w:keepNext/>
+        <w:widowControl/>
+      </w:pPr>
+      <w:r>
+        <w:rPr>
+          <w:rFonts w:ascii="Times New Roman" w:hAnsi="Times New Roman"/>
+          <w:b/>
+          <w:color w:val="000000"/>
+          <w:sz w:val="26"/>
+        </w:rPr>
+        <w:t>Bước 8. Thử dữ liệu đúng, sai và đặc biệt</w:t>
+      </w:r>
+    </w:p>
+    <w:p>
+      <w:pPr>
+        <w:widowControl/>
+      </w:pPr>
       <w:r>
         <w:rPr>
           <w:rFonts w:ascii="Times New Roman" w:hAnsi="Times New Roman"/>
@@ -2683,7 +5014,7 @@
           <w:color w:val="000000"/>
           <w:sz w:val="26"/>
         </w:rPr>
-        <w:t>demo.php</w:t>
+        <w:t xml:space="preserve">Mở </w:t>
       </w:r>
       <w:r>
         <w:rPr>
@@ -2692,13 +5023,8 @@
           <w:color w:val="000000"/>
           <w:sz w:val="26"/>
         </w:rPr>
-        <w:t>, không nằm trong lớp nghiệp vụ.</w:t>
-      </w:r>
-    </w:p>
-    <w:p>
-      <w:pPr>
-        <w:widowControl/>
-      </w:pPr>
+        <w:t>/register.php</w:t>
+      </w:r>
       <w:r>
         <w:rPr>
           <w:rFonts w:ascii="Times New Roman" w:hAnsi="Times New Roman"/>
@@ -2706,28 +5032,413 @@
           <w:color w:val="000000"/>
           <w:sz w:val="26"/>
         </w:rPr>
-        <w:t>Đây là ví dụ sử dụng require tối thiểu để tách tệp. Cách dùng nhiều tệp và tổ chức giao diện được học đầy đủ trong phần xử lý Form, không yêu cầu tự viết bộ tự nạp lớp lúc này.</w:t>
-      </w:r>
+        <w:t xml:space="preserve"> và thử theo bảng. Chạy trên máy cục bộ, không thử trên website bên ngoài.</w:t>
+      </w:r>
+    </w:p>
+    <w:tbl>
+      <w:tblPr>
+        <w:tblW w:type="auto" w:w="0"/>
+        <w:tblLayout w:type="fixed"/>
+        <w:tblLook w:firstColumn="1" w:firstRow="1" w:lastColumn="0" w:lastRow="0" w:noHBand="0" w:noVBand="1" w:val="04A0"/>
+        <w:tblBorders>
+          <w:top w:val="single" w:sz="4" w:color="000000"/>
+          <w:left w:val="single" w:sz="4" w:color="000000"/>
+          <w:bottom w:val="single" w:sz="4" w:color="000000"/>
+          <w:right w:val="single" w:sz="4" w:color="000000"/>
+          <w:insideH w:val="single" w:sz="4" w:color="000000"/>
+          <w:insideV w:val="single" w:sz="4" w:color="000000"/>
+        </w:tblBorders>
+      </w:tblPr>
+      <w:tblGrid>
+        <w:gridCol w:w="1701"/>
+        <w:gridCol w:w="7370"/>
+      </w:tblGrid>
+      <w:tr>
+        <w:trPr>
+          <w:cantSplit/>
+          <w:tblHeader/>
+        </w:trPr>
+        <w:tc>
+          <w:tcPr>
+            <w:tcW w:type="dxa" w:w="1701"/>
+            <w:tcMar>
+              <w:left w:w="75" w:type="dxa"/>
+              <w:right w:w="75" w:type="dxa"/>
+            </w:tcMar>
+          </w:tcPr>
+          <w:p>
+            <w:pPr>
+              <w:widowControl/>
+              <w:spacing w:line="240" w:lineRule="auto" w:after="80" w:before="80"/>
+              <w:ind w:firstLine="0"/>
+              <w:jc w:val="left"/>
+            </w:pPr>
+            <w:r>
+              <w:rPr>
+                <w:rFonts w:ascii="Times New Roman" w:hAnsi="Times New Roman"/>
+                <w:b/>
+                <w:color w:val="000000"/>
+                <w:sz w:val="26"/>
+              </w:rPr>
+              <w:t>Dữ liệu</w:t>
+            </w:r>
+          </w:p>
+        </w:tc>
+        <w:tc>
+          <w:tcPr>
+            <w:tcW w:type="dxa" w:w="7370"/>
+            <w:tcMar>
+              <w:left w:w="75" w:type="dxa"/>
+              <w:right w:w="75" w:type="dxa"/>
+            </w:tcMar>
+          </w:tcPr>
+          <w:p>
+            <w:pPr>
+              <w:widowControl/>
+              <w:spacing w:line="240" w:lineRule="auto" w:after="80" w:before="80"/>
+              <w:ind w:firstLine="0"/>
+              <w:jc w:val="left"/>
+            </w:pPr>
+            <w:r>
+              <w:rPr>
+                <w:rFonts w:ascii="Times New Roman" w:hAnsi="Times New Roman"/>
+                <w:b/>
+                <w:color w:val="000000"/>
+                <w:sz w:val="26"/>
+              </w:rPr>
+              <w:t>Kết quả cần quan sát</w:t>
+            </w:r>
+          </w:p>
+        </w:tc>
+      </w:tr>
+      <w:tr>
+        <w:trPr>
+          <w:cantSplit/>
+        </w:trPr>
+        <w:tc>
+          <w:tcPr>
+            <w:tcW w:type="dxa" w:w="1701"/>
+            <w:tcMar>
+              <w:left w:w="75" w:type="dxa"/>
+              <w:right w:w="75" w:type="dxa"/>
+            </w:tcMar>
+          </w:tcPr>
+          <w:p>
+            <w:pPr>
+              <w:widowControl/>
+              <w:spacing w:line="240" w:lineRule="auto" w:after="80" w:before="80"/>
+              <w:ind w:firstLine="0"/>
+              <w:jc w:val="left"/>
+            </w:pPr>
+            <w:r>
+              <w:rPr>
+                <w:rFonts w:ascii="Times New Roman" w:hAnsi="Times New Roman"/>
+                <w:b w:val="0"/>
+                <w:color w:val="000000"/>
+                <w:sz w:val="26"/>
+              </w:rPr>
+              <w:t xml:space="preserve">Sự kiện 1, họ tên </w:t>
+            </w:r>
+            <w:r>
+              <w:rPr>
+                <w:rFonts w:ascii="Times New Roman" w:hAnsi="Times New Roman"/>
+                <w:b w:val="0"/>
+                <w:color w:val="000000"/>
+                <w:sz w:val="26"/>
+              </w:rPr>
+              <w:t>O'Neil</w:t>
+            </w:r>
+            <w:r>
+              <w:rPr>
+                <w:rFonts w:ascii="Times New Roman" w:hAnsi="Times New Roman"/>
+                <w:b w:val="0"/>
+                <w:color w:val="000000"/>
+                <w:sz w:val="26"/>
+              </w:rPr>
+              <w:t xml:space="preserve">, email </w:t>
+            </w:r>
+            <w:r>
+              <w:rPr>
+                <w:rFonts w:ascii="Times New Roman" w:hAnsi="Times New Roman"/>
+                <w:b w:val="0"/>
+                <w:color w:val="000000"/>
+                <w:sz w:val="26"/>
+              </w:rPr>
+              <w:t>demo@example.test</w:t>
+            </w:r>
+          </w:p>
+        </w:tc>
+        <w:tc>
+          <w:tcPr>
+            <w:tcW w:type="dxa" w:w="7370"/>
+            <w:tcMar>
+              <w:left w:w="75" w:type="dxa"/>
+              <w:right w:w="75" w:type="dxa"/>
+            </w:tcMar>
+          </w:tcPr>
+          <w:p>
+            <w:pPr>
+              <w:widowControl/>
+              <w:spacing w:line="240" w:lineRule="auto" w:after="80" w:before="80"/>
+              <w:ind w:firstLine="0"/>
+              <w:jc w:val="left"/>
+            </w:pPr>
+            <w:r>
+              <w:rPr>
+                <w:rFonts w:ascii="Times New Roman" w:hAnsi="Times New Roman"/>
+                <w:b w:val="0"/>
+                <w:color w:val="000000"/>
+                <w:sz w:val="26"/>
+              </w:rPr>
+              <w:t xml:space="preserve">Có </w:t>
+            </w:r>
+            <w:r>
+              <w:rPr>
+                <w:rFonts w:ascii="Times New Roman" w:hAnsi="Times New Roman"/>
+                <w:b w:val="0"/>
+                <w:color w:val="000000"/>
+                <w:sz w:val="26"/>
+              </w:rPr>
+              <w:t>PREVIEW_OK</w:t>
+            </w:r>
+            <w:r>
+              <w:rPr>
+                <w:rFonts w:ascii="Times New Roman" w:hAnsi="Times New Roman"/>
+                <w:b w:val="0"/>
+                <w:color w:val="000000"/>
+                <w:sz w:val="26"/>
+              </w:rPr>
+              <w:t>, tên chứa dấu nháy vẫn đúng.</w:t>
+            </w:r>
+          </w:p>
+        </w:tc>
+      </w:tr>
+      <w:tr>
+        <w:trPr>
+          <w:cantSplit/>
+        </w:trPr>
+        <w:tc>
+          <w:tcPr>
+            <w:tcW w:type="dxa" w:w="1701"/>
+            <w:tcMar>
+              <w:left w:w="75" w:type="dxa"/>
+              <w:right w:w="75" w:type="dxa"/>
+            </w:tcMar>
+          </w:tcPr>
+          <w:p>
+            <w:pPr>
+              <w:widowControl/>
+              <w:spacing w:line="240" w:lineRule="auto" w:after="80" w:before="80"/>
+              <w:ind w:firstLine="0"/>
+              <w:jc w:val="left"/>
+            </w:pPr>
+            <w:r>
+              <w:rPr>
+                <w:rFonts w:ascii="Times New Roman" w:hAnsi="Times New Roman"/>
+                <w:b w:val="0"/>
+                <w:color w:val="000000"/>
+                <w:sz w:val="26"/>
+              </w:rPr>
+              <w:t xml:space="preserve">Họ tên trống, email </w:t>
+            </w:r>
+            <w:r>
+              <w:rPr>
+                <w:rFonts w:ascii="Times New Roman" w:hAnsi="Times New Roman"/>
+                <w:b w:val="0"/>
+                <w:color w:val="000000"/>
+                <w:sz w:val="26"/>
+              </w:rPr>
+              <w:t>bad</w:t>
+            </w:r>
+          </w:p>
+        </w:tc>
+        <w:tc>
+          <w:tcPr>
+            <w:tcW w:type="dxa" w:w="7370"/>
+            <w:tcMar>
+              <w:left w:w="75" w:type="dxa"/>
+              <w:right w:w="75" w:type="dxa"/>
+            </w:tcMar>
+          </w:tcPr>
+          <w:p>
+            <w:pPr>
+              <w:widowControl/>
+              <w:spacing w:line="240" w:lineRule="auto" w:after="80" w:before="80"/>
+              <w:ind w:firstLine="0"/>
+              <w:jc w:val="left"/>
+            </w:pPr>
+            <w:r>
+              <w:rPr>
+                <w:rFonts w:ascii="Times New Roman" w:hAnsi="Times New Roman"/>
+                <w:b w:val="0"/>
+                <w:color w:val="000000"/>
+                <w:sz w:val="26"/>
+              </w:rPr>
+              <w:t xml:space="preserve">Có mã lỗi, không có </w:t>
+            </w:r>
+            <w:r>
+              <w:rPr>
+                <w:rFonts w:ascii="Times New Roman" w:hAnsi="Times New Roman"/>
+                <w:b w:val="0"/>
+                <w:color w:val="000000"/>
+                <w:sz w:val="26"/>
+              </w:rPr>
+              <w:t>PREVIEW_OK</w:t>
+            </w:r>
+            <w:r>
+              <w:rPr>
+                <w:rFonts w:ascii="Times New Roman" w:hAnsi="Times New Roman"/>
+                <w:b w:val="0"/>
+                <w:color w:val="000000"/>
+                <w:sz w:val="26"/>
+              </w:rPr>
+              <w:t>.</w:t>
+            </w:r>
+          </w:p>
+        </w:tc>
+      </w:tr>
+      <w:tr>
+        <w:trPr>
+          <w:cantSplit/>
+        </w:trPr>
+        <w:tc>
+          <w:tcPr>
+            <w:tcW w:type="dxa" w:w="1701"/>
+            <w:tcMar>
+              <w:left w:w="75" w:type="dxa"/>
+              <w:right w:w="75" w:type="dxa"/>
+            </w:tcMar>
+          </w:tcPr>
+          <w:p>
+            <w:pPr>
+              <w:widowControl/>
+              <w:spacing w:line="240" w:lineRule="auto" w:after="80" w:before="80"/>
+              <w:ind w:firstLine="0"/>
+              <w:jc w:val="left"/>
+            </w:pPr>
+            <w:r>
+              <w:rPr>
+                <w:rFonts w:ascii="Times New Roman" w:hAnsi="Times New Roman"/>
+                <w:b w:val="0"/>
+                <w:color w:val="000000"/>
+                <w:sz w:val="26"/>
+              </w:rPr>
+              <w:t xml:space="preserve">Họ tên </w:t>
+            </w:r>
+            <w:r>
+              <w:rPr>
+                <w:rFonts w:ascii="Times New Roman" w:hAnsi="Times New Roman"/>
+                <w:b w:val="0"/>
+                <w:color w:val="000000"/>
+                <w:sz w:val="26"/>
+              </w:rPr>
+              <w:t>&lt;b&gt;Demo&lt;/b&gt;</w:t>
+            </w:r>
+            <w:r>
+              <w:rPr>
+                <w:rFonts w:ascii="Times New Roman" w:hAnsi="Times New Roman"/>
+                <w:b w:val="0"/>
+                <w:color w:val="000000"/>
+                <w:sz w:val="26"/>
+              </w:rPr>
+              <w:t>, email hợp lệ</w:t>
+            </w:r>
+          </w:p>
+        </w:tc>
+        <w:tc>
+          <w:tcPr>
+            <w:tcW w:type="dxa" w:w="7370"/>
+            <w:tcMar>
+              <w:left w:w="75" w:type="dxa"/>
+              <w:right w:w="75" w:type="dxa"/>
+            </w:tcMar>
+          </w:tcPr>
+          <w:p>
+            <w:pPr>
+              <w:widowControl/>
+              <w:spacing w:line="240" w:lineRule="auto" w:after="80" w:before="80"/>
+              <w:ind w:firstLine="0"/>
+              <w:jc w:val="left"/>
+            </w:pPr>
+            <w:r>
+              <w:rPr>
+                <w:rFonts w:ascii="Times New Roman" w:hAnsi="Times New Roman"/>
+                <w:b w:val="0"/>
+                <w:color w:val="000000"/>
+                <w:sz w:val="26"/>
+              </w:rPr>
+              <w:t>Hiển thị nguyên văn, không biến thành thẻ chữ đậm.</w:t>
+            </w:r>
+          </w:p>
+        </w:tc>
+      </w:tr>
+      <w:tr>
+        <w:trPr>
+          <w:cantSplit/>
+        </w:trPr>
+        <w:tc>
+          <w:tcPr>
+            <w:tcW w:type="dxa" w:w="1701"/>
+            <w:tcMar>
+              <w:left w:w="75" w:type="dxa"/>
+              <w:right w:w="75" w:type="dxa"/>
+            </w:tcMar>
+          </w:tcPr>
+          <w:p>
+            <w:pPr>
+              <w:widowControl/>
+              <w:spacing w:line="240" w:lineRule="auto" w:after="80" w:before="80"/>
+              <w:ind w:firstLine="0"/>
+              <w:jc w:val="left"/>
+            </w:pPr>
+            <w:r>
+              <w:rPr>
+                <w:rFonts w:ascii="Times New Roman" w:hAnsi="Times New Roman"/>
+                <w:b w:val="0"/>
+                <w:color w:val="000000"/>
+                <w:sz w:val="26"/>
+              </w:rPr>
+              <w:t>Từ khóa không có kết quả</w:t>
+            </w:r>
+          </w:p>
+        </w:tc>
+        <w:tc>
+          <w:tcPr>
+            <w:tcW w:type="dxa" w:w="7370"/>
+            <w:tcMar>
+              <w:left w:w="75" w:type="dxa"/>
+              <w:right w:w="75" w:type="dxa"/>
+            </w:tcMar>
+          </w:tcPr>
+          <w:p>
+            <w:pPr>
+              <w:widowControl/>
+              <w:spacing w:line="240" w:lineRule="auto" w:after="80" w:before="80"/>
+              <w:ind w:firstLine="0"/>
+              <w:jc w:val="left"/>
+            </w:pPr>
+            <w:r>
+              <w:rPr>
+                <w:rFonts w:ascii="Times New Roman" w:hAnsi="Times New Roman"/>
+                <w:b w:val="0"/>
+                <w:color w:val="000000"/>
+                <w:sz w:val="26"/>
+              </w:rPr>
+              <w:t>Danh sách rỗng nhưng trang vẫn hoạt động.</w:t>
+            </w:r>
+          </w:p>
+        </w:tc>
+      </w:tr>
+    </w:tbl>
+    <w:p>
+      <w:pPr>
+        <w:widowControl/>
+        <w:spacing w:after="0"/>
+      </w:pPr>
     </w:p>
     <w:p>
       <w:pPr>
-        <w:keepNext/>
         <w:widowControl/>
-      </w:pPr>
-      <w:r>
-        <w:rPr>
-          <w:rFonts w:ascii="Times New Roman" w:hAnsi="Times New Roman"/>
-          <w:b w:val="0"/>
-          <w:sz w:val="26"/>
-        </w:rPr>
-        <w:t>Kiểm tra kết quả bước 4:</w:t>
-      </w:r>
-    </w:p>
-    <w:p>
-      <w:pPr>
-        <w:widowControl/>
-        <w:ind w:firstLine="0" w:left="0"/>
-        <w:jc w:val="left"/>
       </w:pPr>
       <w:r>
         <w:rPr>
@@ -2736,7 +5447,7 @@
           <w:color w:val="000000"/>
           <w:sz w:val="26"/>
         </w:rPr>
-        <w:t>[</w:t>
+        <w:t xml:space="preserve">Dừng máy chủ rồi chạy </w:t>
       </w:r>
       <w:r>
         <w:rPr>
@@ -2745,63 +5456,8 @@
           <w:color w:val="000000"/>
           <w:sz w:val="26"/>
         </w:rPr>
-        <w:t xml:space="preserve"> ] demo.php nạp đúng tệp và gọi canRegister của đối tượng đã tạo.</w:t>
-      </w:r>
-    </w:p>
-    <w:p>
-      <w:pPr>
-        <w:pStyle w:val="Heading3"/>
-        <w:keepNext/>
-        <w:widowControl/>
-      </w:pPr>
-      <w:r>
-        <w:rPr>
-          <w:rFonts w:ascii="Times New Roman" w:hAnsi="Times New Roman"/>
-          <w:b/>
-          <w:color w:val="000000"/>
-          <w:sz w:val="26"/>
-        </w:rPr>
-        <w:t>Bước 5. Chạy và thay đầu vào để thấy tác dụng</w:t>
-      </w:r>
-    </w:p>
-    <w:p>
-      <w:pPr>
-        <w:keepNext w:val="0"/>
-        <w:keepLines/>
-        <w:widowControl/>
-        <w:spacing w:after="0" w:before="0" w:line="240" w:lineRule="auto"/>
-        <w:ind w:firstLine="0" w:left="142" w:right="85"/>
-        <w:jc w:val="left"/>
-      </w:pPr>
-      <w:r>
-        <w:rPr>
-          <w:rFonts w:ascii="Times New Roman" w:hAnsi="Times New Roman"/>
-          <w:b w:val="0"/>
-          <w:sz w:val="26"/>
-        </w:rPr>
-        <w:t>php -l src/CapacityPolicy.php</w:t>
-      </w:r>
-    </w:p>
-    <w:p>
-      <w:pPr>
-        <w:widowControl/>
-        <w:spacing w:after="120" w:before="0" w:line="240" w:lineRule="auto"/>
-        <w:ind w:firstLine="0" w:left="142" w:right="85"/>
-        <w:jc w:val="left"/>
-      </w:pPr>
-      <w:r>
-        <w:rPr>
-          <w:rFonts w:ascii="Times New Roman" w:hAnsi="Times New Roman"/>
-          <w:b w:val="0"/>
-          <w:sz w:val="26"/>
-        </w:rPr>
-        <w:t>php demo.php</w:t>
-      </w:r>
-    </w:p>
-    <w:p>
-      <w:pPr>
-        <w:widowControl/>
-      </w:pPr>
+        <w:t>php tests/run.php</w:t>
+      </w:r>
       <w:r>
         <w:rPr>
           <w:rFonts w:ascii="Times New Roman" w:hAnsi="Times New Roman"/>
@@ -2809,7 +5465,7 @@
           <w:color w:val="000000"/>
           <w:sz w:val="26"/>
         </w:rPr>
-        <w:t xml:space="preserve">Lần đầu có </w:t>
+        <w:t xml:space="preserve">. Có 7 ca và </w:t>
       </w:r>
       <w:r>
         <w:rPr>
@@ -2818,7 +5474,7 @@
           <w:color w:val="000000"/>
           <w:sz w:val="26"/>
         </w:rPr>
-        <w:t>AVAILABLE</w:t>
+        <w:t>FAILED=0</w:t>
       </w:r>
       <w:r>
         <w:rPr>
@@ -2827,8 +5483,29 @@
           <w:color w:val="000000"/>
           <w:sz w:val="26"/>
         </w:rPr>
-        <w:t xml:space="preserve">. Sửa duy nhất lời gọi thành </w:t>
-      </w:r>
+        <w:t>. Ca dữ liệu ID không tồn tại được kiểm tra qua test; dropdown không tự cho người dùng chọn ID sai nhưng máy chủ vẫn phải phòng trường hợp đó.</w:t>
+      </w:r>
+    </w:p>
+    <w:p>
+      <w:pPr>
+        <w:keepNext/>
+        <w:widowControl/>
+      </w:pPr>
+      <w:r>
+        <w:rPr>
+          <w:rFonts w:ascii="Times New Roman" w:hAnsi="Times New Roman"/>
+          <w:b w:val="0"/>
+          <w:sz w:val="26"/>
+        </w:rPr>
+        <w:t>Kiểm tra kết quả bước 8:</w:t>
+      </w:r>
+    </w:p>
+    <w:p>
+      <w:pPr>
+        <w:widowControl/>
+        <w:ind w:firstLine="0" w:left="0"/>
+        <w:jc w:val="left"/>
+      </w:pPr>
       <w:r>
         <w:rPr>
           <w:rFonts w:ascii="Times New Roman" w:hAnsi="Times New Roman"/>
@@ -2836,7 +5513,7 @@
           <w:color w:val="000000"/>
           <w:sz w:val="26"/>
         </w:rPr>
-        <w:t>canRegister(10, 10)</w:t>
+        <w:t>[</w:t>
       </w:r>
       <w:r>
         <w:rPr>
@@ -2845,260 +5522,12 @@
           <w:color w:val="000000"/>
           <w:sz w:val="26"/>
         </w:rPr>
-        <w:t xml:space="preserve">, lưu </w:t>
-      </w:r>
-      <w:r>
-        <w:rPr>
-          <w:rFonts w:ascii="Times New Roman" w:hAnsi="Times New Roman"/>
-          <w:b w:val="0"/>
-          <w:color w:val="000000"/>
-          <w:sz w:val="26"/>
-        </w:rPr>
-        <w:t>demo.php</w:t>
-      </w:r>
-      <w:r>
-        <w:rPr>
-          <w:rFonts w:ascii="Times New Roman" w:hAnsi="Times New Roman"/>
-          <w:b w:val="0"/>
-          <w:color w:val="000000"/>
-          <w:sz w:val="26"/>
-        </w:rPr>
-        <w:t xml:space="preserve">, chạy lại: có </w:t>
-      </w:r>
-      <w:r>
-        <w:rPr>
-          <w:rFonts w:ascii="Times New Roman" w:hAnsi="Times New Roman"/>
-          <w:b w:val="0"/>
-          <w:color w:val="000000"/>
-          <w:sz w:val="26"/>
-        </w:rPr>
-        <w:t>FULL</w:t>
-      </w:r>
-      <w:r>
-        <w:rPr>
-          <w:rFonts w:ascii="Times New Roman" w:hAnsi="Times New Roman"/>
-          <w:b w:val="0"/>
-          <w:color w:val="000000"/>
-          <w:sz w:val="26"/>
-        </w:rPr>
-        <w:t xml:space="preserve">. Sửa về </w:t>
-      </w:r>
-      <w:r>
-        <w:rPr>
-          <w:rFonts w:ascii="Times New Roman" w:hAnsi="Times New Roman"/>
-          <w:b w:val="0"/>
-          <w:color w:val="000000"/>
-          <w:sz w:val="26"/>
-        </w:rPr>
-        <w:t>10,9</w:t>
-      </w:r>
-      <w:r>
-        <w:rPr>
-          <w:rFonts w:ascii="Times New Roman" w:hAnsi="Times New Roman"/>
-          <w:b w:val="0"/>
-          <w:color w:val="000000"/>
-          <w:sz w:val="26"/>
-        </w:rPr>
-        <w:t xml:space="preserve"> trước khi đối chiếu với bản mẫu.</w:t>
+        <w:t xml:space="preserve"> ] Tên chứa &lt;b&gt; hiển thị nguyên văn; email sai không được PREVIEW_OK.</w:t>
       </w:r>
     </w:p>
     <w:p>
-      <w:pPr>
-        <w:widowControl/>
-      </w:pPr>
-      <w:r>
-        <w:rPr>
-          <w:rFonts w:ascii="Times New Roman" w:hAnsi="Times New Roman"/>
-          <w:b w:val="0"/>
-          <w:sz w:val="26"/>
-        </w:rPr>
-        <w:t>Thử các cặp (10, 11), (0, 0), (10, -1); cả ba đều không được đăng ký. Lập bảng ghi dữ liệu đầu vào, kết quả yêu cầu và kết quả thực tế.</w:t>
-      </w:r>
-    </w:p>
-    <w:p>
-      <w:pPr>
-        <w:keepNext/>
-        <w:widowControl/>
-      </w:pPr>
-      <w:r>
-        <w:rPr>
-          <w:rFonts w:ascii="Times New Roman" w:hAnsi="Times New Roman"/>
-          <w:b w:val="0"/>
-          <w:sz w:val="26"/>
-        </w:rPr>
-        <w:t>Kiểm tra kết quả bước 5:</w:t>
-      </w:r>
-    </w:p>
-    <w:p>
-      <w:pPr>
-        <w:widowControl/>
-        <w:ind w:firstLine="0" w:left="0"/>
-        <w:jc w:val="left"/>
-      </w:pPr>
-      <w:r>
-        <w:rPr>
-          <w:rFonts w:ascii="Times New Roman" w:hAnsi="Times New Roman"/>
-          <w:b w:val="0"/>
-          <w:sz w:val="26"/>
-        </w:rPr>
-        <w:t>[ ] Khi thay dữ liệu đầu vào, chương trình trả kết quả phù hợp với quy tắc đã xác định.</w:t>
-      </w:r>
-    </w:p>
-    <w:p>
-      <w:pPr>
-        <w:pStyle w:val="Heading3"/>
-        <w:keepNext/>
-        <w:widowControl/>
-      </w:pPr>
-      <w:r>
-        <w:rPr>
-          <w:rFonts w:ascii="Times New Roman" w:hAnsi="Times New Roman"/>
-          <w:b/>
-          <w:color w:val="000000"/>
-          <w:sz w:val="26"/>
-        </w:rPr>
-        <w:t>Bước 6. Dùng bộ kiểm thử đã cấp</w:t>
-      </w:r>
-    </w:p>
-    <w:p>
-      <w:pPr>
-        <w:widowControl/>
-        <w:spacing w:after="120" w:before="0" w:line="240" w:lineRule="auto"/>
-        <w:ind w:firstLine="0" w:left="142" w:right="85"/>
-        <w:jc w:val="left"/>
-      </w:pPr>
-      <w:r>
-        <w:rPr>
-          <w:rFonts w:ascii="Times New Roman" w:hAnsi="Times New Roman"/>
-          <w:b w:val="0"/>
-          <w:sz w:val="26"/>
-        </w:rPr>
-        <w:t>php tests/run.php</w:t>
-      </w:r>
-    </w:p>
-    <w:p>
-      <w:pPr>
-        <w:widowControl/>
-      </w:pPr>
-      <w:r>
-        <w:rPr>
-          <w:rFonts w:ascii="Times New Roman" w:hAnsi="Times New Roman"/>
-          <w:b w:val="0"/>
-          <w:sz w:val="26"/>
-        </w:rPr>
-        <w:t>Mở tests/run.php và đọc các lời gọi same(...). Hàm so sánh kết quả của chương trình với giá trị yêu cầu; nhãn của ca kiểm thử giúp xác định trường hợp sai. Giữ nguyên các giá trị yêu cầu khi sửa chương trình.</w:t>
-      </w:r>
-    </w:p>
-    <w:p>
-      <w:pPr>
-        <w:widowControl/>
-      </w:pPr>
-      <w:r>
-        <w:rPr>
-          <w:rFonts w:ascii="Times New Roman" w:hAnsi="Times New Roman"/>
-          <w:b w:val="0"/>
-          <w:color w:val="000000"/>
-          <w:sz w:val="26"/>
-        </w:rPr>
-        <w:t xml:space="preserve">Thử tạm đổi </w:t>
-      </w:r>
-      <w:r>
-        <w:rPr>
-          <w:rFonts w:ascii="Times New Roman" w:hAnsi="Times New Roman"/>
-          <w:b w:val="0"/>
-          <w:color w:val="000000"/>
-          <w:sz w:val="26"/>
-        </w:rPr>
-        <w:t>&lt;</w:t>
-      </w:r>
-      <w:r>
-        <w:rPr>
-          <w:rFonts w:ascii="Times New Roman" w:hAnsi="Times New Roman"/>
-          <w:b w:val="0"/>
-          <w:color w:val="000000"/>
-          <w:sz w:val="26"/>
-        </w:rPr>
-        <w:t xml:space="preserve"> thành </w:t>
-      </w:r>
-      <w:r>
-        <w:rPr>
-          <w:rFonts w:ascii="Times New Roman" w:hAnsi="Times New Roman"/>
-          <w:b w:val="0"/>
-          <w:color w:val="000000"/>
-          <w:sz w:val="26"/>
-        </w:rPr>
-        <w:t>&lt;=</w:t>
-      </w:r>
-      <w:r>
-        <w:rPr>
-          <w:rFonts w:ascii="Times New Roman" w:hAnsi="Times New Roman"/>
-          <w:b w:val="0"/>
-          <w:color w:val="000000"/>
-          <w:sz w:val="26"/>
-        </w:rPr>
-        <w:t xml:space="preserve"> trong lớp rồi chạy test: ca sức chứa bằng số đã đăng ký phải bị phát hiện. Khôi phục </w:t>
-      </w:r>
-      <w:r>
-        <w:rPr>
-          <w:rFonts w:ascii="Times New Roman" w:hAnsi="Times New Roman"/>
-          <w:b w:val="0"/>
-          <w:color w:val="000000"/>
-          <w:sz w:val="26"/>
-        </w:rPr>
-        <w:t>&lt;</w:t>
-      </w:r>
-      <w:r>
-        <w:rPr>
-          <w:rFonts w:ascii="Times New Roman" w:hAnsi="Times New Roman"/>
-          <w:b w:val="0"/>
-          <w:color w:val="000000"/>
-          <w:sz w:val="26"/>
-        </w:rPr>
-        <w:t xml:space="preserve"> và chạy lại. Đây là kiểm thử hồi quy: giúp lần sửa sau không làm hỏng hành vi cũ.</w:t>
-      </w:r>
-    </w:p>
-    <w:p>
-      <w:pPr>
-        <w:keepNext/>
-        <w:widowControl/>
-      </w:pPr>
-      <w:r>
-        <w:rPr>
-          <w:rFonts w:ascii="Times New Roman" w:hAnsi="Times New Roman"/>
-          <w:b w:val="0"/>
-          <w:sz w:val="26"/>
-        </w:rPr>
-        <w:t>Kiểm tra kết quả bước 6:</w:t>
-      </w:r>
-    </w:p>
-    <w:p>
-      <w:pPr>
-        <w:widowControl/>
-        <w:ind w:firstLine="0" w:left="0"/>
-        <w:jc w:val="left"/>
-      </w:pPr>
-      <w:r>
-        <w:rPr>
-          <w:rFonts w:ascii="Times New Roman" w:hAnsi="Times New Roman"/>
-          <w:b w:val="0"/>
-          <w:color w:val="000000"/>
-          <w:sz w:val="26"/>
-        </w:rPr>
-        <w:t>[</w:t>
-      </w:r>
-      <w:r>
-        <w:rPr>
-          <w:rFonts w:ascii="Times New Roman" w:hAnsi="Times New Roman"/>
-          <w:b w:val="0"/>
-          <w:color w:val="000000"/>
-          <w:sz w:val="26"/>
-        </w:rPr>
-        <w:t xml:space="preserve"> ] Năm ca cơ bản đạt; giải thích được ca đầy chỗ và ca sức chứa sai.</w:t>
-      </w:r>
-    </w:p>
-    <w:p>
-      <w:r>
-        <w:t>Kết quả sau phần hướng dẫn: bash lab.sh run: AVAILABLE với (10, 9). bash lab.sh test: TESTS=5 FAILED=0.</w:t>
+      <w:r>
+        <w:t>Kết quả sau phần hướng dẫn: Từ khóa php: 1 sự kiện; xyz: 0. Form hợp lệ có PREVIEW_OK. bash lab.sh test: TESTS=7 FAILED=0.</w:t>
       </w:r>
     </w:p>
     <w:p>
@@ -3187,7 +5616,7 @@
                 <w:color w:val="000000"/>
                 <w:sz w:val="26"/>
               </w:rPr>
-              <w:t>Nguyên nhân thường gặp và cách kiểm tra</w:t>
+              <w:t>Cách kiểm tra</w:t>
             </w:r>
           </w:p>
         </w:tc>
@@ -3218,7 +5647,7 @@
                 <w:color w:val="000000"/>
                 <w:sz w:val="26"/>
               </w:rPr>
-              <w:t>Class ... not found</w:t>
+              <w:t>Không thấy thay đổi vừa sửa</w:t>
             </w:r>
           </w:p>
         </w:tc>
@@ -3244,7 +5673,121 @@
                 <w:color w:val="000000"/>
                 <w:sz w:val="26"/>
               </w:rPr>
-              <w:t xml:space="preserve">Kiểm tra tên lớp, tên tệp và đường dẫn </w:t>
+              <w:t>Bạn có còn chạy máy chủ từ thư mục bản khác? Dừng máy chủ bằng Ctrl+C và chạy lại bash lab.sh run tại Ma_nguon đang sửa.</w:t>
+            </w:r>
+          </w:p>
+        </w:tc>
+      </w:tr>
+      <w:tr>
+        <w:trPr>
+          <w:cantSplit/>
+        </w:trPr>
+        <w:tc>
+          <w:tcPr>
+            <w:tcW w:type="dxa" w:w="1701"/>
+            <w:tcMar>
+              <w:left w:w="75" w:type="dxa"/>
+              <w:right w:w="75" w:type="dxa"/>
+            </w:tcMar>
+          </w:tcPr>
+          <w:p>
+            <w:pPr>
+              <w:widowControl/>
+              <w:spacing w:line="240" w:lineRule="auto" w:after="80" w:before="80"/>
+              <w:ind w:firstLine="0"/>
+              <w:jc w:val="left"/>
+            </w:pPr>
+            <w:r>
+              <w:rPr>
+                <w:rFonts w:ascii="Times New Roman" w:hAnsi="Times New Roman"/>
+                <w:b w:val="0"/>
+                <w:color w:val="000000"/>
+                <w:sz w:val="26"/>
+              </w:rPr>
+              <w:t>Cannot redeclare ...</w:t>
+            </w:r>
+          </w:p>
+        </w:tc>
+        <w:tc>
+          <w:tcPr>
+            <w:tcW w:type="dxa" w:w="7370"/>
+            <w:tcMar>
+              <w:left w:w="75" w:type="dxa"/>
+              <w:right w:w="75" w:type="dxa"/>
+            </w:tcMar>
+          </w:tcPr>
+          <w:p>
+            <w:pPr>
+              <w:widowControl/>
+              <w:spacing w:line="240" w:lineRule="auto" w:after="80" w:before="80"/>
+              <w:ind w:firstLine="0"/>
+              <w:jc w:val="left"/>
+            </w:pPr>
+            <w:r>
+              <w:rPr>
+                <w:rFonts w:ascii="Times New Roman" w:hAnsi="Times New Roman"/>
+                <w:b w:val="0"/>
+                <w:color w:val="000000"/>
+                <w:sz w:val="26"/>
+              </w:rPr>
+              <w:t>Một hàm có bị chép hai lần không? Giữ mỗi định nghĩa ở đúng một tệp.</w:t>
+            </w:r>
+          </w:p>
+        </w:tc>
+      </w:tr>
+      <w:tr>
+        <w:trPr>
+          <w:cantSplit/>
+        </w:trPr>
+        <w:tc>
+          <w:tcPr>
+            <w:tcW w:type="dxa" w:w="1701"/>
+            <w:tcMar>
+              <w:left w:w="75" w:type="dxa"/>
+              <w:right w:w="75" w:type="dxa"/>
+            </w:tcMar>
+          </w:tcPr>
+          <w:p>
+            <w:pPr>
+              <w:widowControl/>
+              <w:spacing w:line="240" w:lineRule="auto" w:after="80" w:before="80"/>
+              <w:ind w:firstLine="0"/>
+              <w:jc w:val="left"/>
+            </w:pPr>
+            <w:r>
+              <w:rPr>
+                <w:rFonts w:ascii="Times New Roman" w:hAnsi="Times New Roman"/>
+                <w:b w:val="0"/>
+                <w:color w:val="000000"/>
+                <w:sz w:val="26"/>
+              </w:rPr>
+              <w:t>Tìm từ nằm ở đầu tiêu đề không ra</w:t>
+            </w:r>
+          </w:p>
+        </w:tc>
+        <w:tc>
+          <w:tcPr>
+            <w:tcW w:type="dxa" w:w="7370"/>
+            <w:tcMar>
+              <w:left w:w="75" w:type="dxa"/>
+              <w:right w:w="75" w:type="dxa"/>
+            </w:tcMar>
+          </w:tcPr>
+          <w:p>
+            <w:pPr>
+              <w:widowControl/>
+              <w:spacing w:line="240" w:lineRule="auto" w:after="80" w:before="80"/>
+              <w:ind w:firstLine="0"/>
+              <w:jc w:val="left"/>
+            </w:pPr>
+            <w:r>
+              <w:rPr>
+                <w:rFonts w:ascii="Times New Roman" w:hAnsi="Times New Roman"/>
+                <w:b w:val="0"/>
+                <w:color w:val="000000"/>
+                <w:sz w:val="26"/>
+              </w:rPr>
+              <w:t xml:space="preserve">So sánh </w:t>
             </w:r>
             <w:r>
               <w:rPr>
@@ -3253,7 +5796,118 @@
                 <w:color w:val="000000"/>
                 <w:sz w:val="26"/>
               </w:rPr>
-              <w:t>require</w:t>
+              <w:t>stripos</w:t>
+            </w:r>
+            <w:r>
+              <w:rPr>
+                <w:rFonts w:ascii="Times New Roman" w:hAnsi="Times New Roman"/>
+                <w:b w:val="0"/>
+                <w:color w:val="000000"/>
+                <w:sz w:val="26"/>
+              </w:rPr>
+              <w:t xml:space="preserve"> với </w:t>
+            </w:r>
+            <w:r>
+              <w:rPr>
+                <w:rFonts w:ascii="Times New Roman" w:hAnsi="Times New Roman"/>
+                <w:b w:val="0"/>
+                <w:color w:val="000000"/>
+                <w:sz w:val="26"/>
+              </w:rPr>
+              <w:t>!== false</w:t>
+            </w:r>
+            <w:r>
+              <w:rPr>
+                <w:rFonts w:ascii="Times New Roman" w:hAnsi="Times New Roman"/>
+                <w:b w:val="0"/>
+                <w:color w:val="000000"/>
+                <w:sz w:val="26"/>
+              </w:rPr>
+              <w:t>, đừng coi vị trí 0 là không tìm thấy.</w:t>
+            </w:r>
+          </w:p>
+        </w:tc>
+      </w:tr>
+      <w:tr>
+        <w:trPr>
+          <w:cantSplit/>
+        </w:trPr>
+        <w:tc>
+          <w:tcPr>
+            <w:tcW w:type="dxa" w:w="1701"/>
+            <w:tcMar>
+              <w:left w:w="75" w:type="dxa"/>
+              <w:right w:w="75" w:type="dxa"/>
+            </w:tcMar>
+          </w:tcPr>
+          <w:p>
+            <w:pPr>
+              <w:widowControl/>
+              <w:spacing w:line="240" w:lineRule="auto" w:after="80" w:before="80"/>
+              <w:ind w:firstLine="0"/>
+              <w:jc w:val="left"/>
+            </w:pPr>
+            <w:r>
+              <w:rPr>
+                <w:rFonts w:ascii="Times New Roman" w:hAnsi="Times New Roman"/>
+                <w:b w:val="0"/>
+                <w:color w:val="000000"/>
+                <w:sz w:val="26"/>
+              </w:rPr>
+              <w:t>Lỗi tên trường không tồn tại</w:t>
+            </w:r>
+          </w:p>
+        </w:tc>
+        <w:tc>
+          <w:tcPr>
+            <w:tcW w:type="dxa" w:w="7370"/>
+            <w:tcMar>
+              <w:left w:w="75" w:type="dxa"/>
+              <w:right w:w="75" w:type="dxa"/>
+            </w:tcMar>
+          </w:tcPr>
+          <w:p>
+            <w:pPr>
+              <w:widowControl/>
+              <w:spacing w:line="240" w:lineRule="auto" w:after="80" w:before="80"/>
+              <w:ind w:firstLine="0"/>
+              <w:jc w:val="left"/>
+            </w:pPr>
+            <w:r>
+              <w:rPr>
+                <w:rFonts w:ascii="Times New Roman" w:hAnsi="Times New Roman"/>
+                <w:b w:val="0"/>
+                <w:color w:val="000000"/>
+                <w:sz w:val="26"/>
+              </w:rPr>
+              <w:t xml:space="preserve">Kiểm tra </w:t>
+            </w:r>
+            <w:r>
+              <w:rPr>
+                <w:rFonts w:ascii="Times New Roman" w:hAnsi="Times New Roman"/>
+                <w:b w:val="0"/>
+                <w:color w:val="000000"/>
+                <w:sz w:val="26"/>
+              </w:rPr>
+              <w:t>name</w:t>
+            </w:r>
+            <w:r>
+              <w:rPr>
+                <w:rFonts w:ascii="Times New Roman" w:hAnsi="Times New Roman"/>
+                <w:b w:val="0"/>
+                <w:color w:val="000000"/>
+                <w:sz w:val="26"/>
+              </w:rPr>
+              <w:t xml:space="preserve"> của input và khóa truyền cho </w:t>
+            </w:r>
+            <w:r>
+              <w:rPr>
+                <w:rFonts w:ascii="Times New Roman" w:hAnsi="Times New Roman"/>
+                <w:b w:val="0"/>
+                <w:color w:val="000000"/>
+                <w:sz w:val="26"/>
+              </w:rPr>
+              <w:t>field</w:t>
             </w:r>
             <w:r>
               <w:rPr>
@@ -3293,7 +5947,7 @@
                 <w:color w:val="000000"/>
                 <w:sz w:val="26"/>
               </w:rPr>
-              <w:t>Failed opening required</w:t>
+              <w:t>Chữ nhập vào biến thành HTML</w:t>
             </w:r>
           </w:p>
         </w:tc>
@@ -3319,7 +5973,7 @@
                 <w:color w:val="000000"/>
                 <w:sz w:val="26"/>
               </w:rPr>
-              <w:t>CapacityPolicy.php</w:t>
+              <w:t xml:space="preserve">Kiểm tra những nơi in dữ liệu có dùng </w:t>
             </w:r>
             <w:r>
               <w:rPr>
@@ -3328,7 +5982,7 @@
                 <w:color w:val="000000"/>
                 <w:sz w:val="26"/>
               </w:rPr>
-              <w:t xml:space="preserve"> có ở đúng </w:t>
+              <w:t>e</w:t>
             </w:r>
             <w:r>
               <w:rPr>
@@ -3337,331 +5991,7 @@
                 <w:color w:val="000000"/>
                 <w:sz w:val="26"/>
               </w:rPr>
-              <w:t>src</w:t>
-            </w:r>
-            <w:r>
-              <w:rPr>
-                <w:rFonts w:ascii="Times New Roman" w:hAnsi="Times New Roman"/>
-                <w:b w:val="0"/>
-                <w:color w:val="000000"/>
-                <w:sz w:val="26"/>
-              </w:rPr>
-              <w:t xml:space="preserve"> không? Kiểm tra tên chữ hoa/chữ thường trên Linux.</w:t>
-            </w:r>
-          </w:p>
-        </w:tc>
-      </w:tr>
-      <w:tr>
-        <w:trPr>
-          <w:cantSplit/>
-        </w:trPr>
-        <w:tc>
-          <w:tcPr>
-            <w:tcW w:type="dxa" w:w="1701"/>
-            <w:tcMar>
-              <w:left w:w="75" w:type="dxa"/>
-              <w:right w:w="75" w:type="dxa"/>
-            </w:tcMar>
-          </w:tcPr>
-          <w:p>
-            <w:pPr>
-              <w:widowControl/>
-              <w:spacing w:line="240" w:lineRule="auto" w:after="80" w:before="80"/>
-              <w:ind w:firstLine="0"/>
-              <w:jc w:val="left"/>
-            </w:pPr>
-            <w:r>
-              <w:rPr>
-                <w:rFonts w:ascii="Times New Roman" w:hAnsi="Times New Roman"/>
-                <w:b w:val="0"/>
-                <w:color w:val="000000"/>
-                <w:sz w:val="26"/>
-              </w:rPr>
-              <w:t>Parse error</w:t>
-            </w:r>
-          </w:p>
-        </w:tc>
-        <w:tc>
-          <w:tcPr>
-            <w:tcW w:type="dxa" w:w="7370"/>
-            <w:tcMar>
-              <w:left w:w="75" w:type="dxa"/>
-              <w:right w:w="75" w:type="dxa"/>
-            </w:tcMar>
-          </w:tcPr>
-          <w:p>
-            <w:pPr>
-              <w:widowControl/>
-              <w:spacing w:line="240" w:lineRule="auto" w:after="80" w:before="80"/>
-              <w:ind w:firstLine="0"/>
-              <w:jc w:val="left"/>
-            </w:pPr>
-            <w:r>
-              <w:rPr>
-                <w:rFonts w:ascii="Times New Roman" w:hAnsi="Times New Roman"/>
-                <w:b w:val="0"/>
-                <w:color w:val="000000"/>
-                <w:sz w:val="26"/>
-              </w:rPr>
-              <w:t xml:space="preserve">Kiểm tra dấu </w:t>
-            </w:r>
-            <w:r>
-              <w:rPr>
-                <w:rFonts w:ascii="Times New Roman" w:hAnsi="Times New Roman"/>
-                <w:b w:val="0"/>
-                <w:color w:val="000000"/>
-                <w:sz w:val="26"/>
-              </w:rPr>
-              <w:t>;</w:t>
-            </w:r>
-            <w:r>
-              <w:rPr>
-                <w:rFonts w:ascii="Times New Roman" w:hAnsi="Times New Roman"/>
-                <w:b w:val="0"/>
-                <w:color w:val="000000"/>
-                <w:sz w:val="26"/>
-              </w:rPr>
-              <w:t xml:space="preserve">, </w:t>
-            </w:r>
-            <w:r>
-              <w:rPr>
-                <w:rFonts w:ascii="Times New Roman" w:hAnsi="Times New Roman"/>
-                <w:b w:val="0"/>
-                <w:color w:val="000000"/>
-                <w:sz w:val="26"/>
-              </w:rPr>
-              <w:t>{}</w:t>
-            </w:r>
-            <w:r>
-              <w:rPr>
-                <w:rFonts w:ascii="Times New Roman" w:hAnsi="Times New Roman"/>
-                <w:b w:val="0"/>
-                <w:color w:val="000000"/>
-                <w:sz w:val="26"/>
-              </w:rPr>
-              <w:t xml:space="preserve">, tên phương thức; chạy </w:t>
-            </w:r>
-            <w:r>
-              <w:rPr>
-                <w:rFonts w:ascii="Times New Roman" w:hAnsi="Times New Roman"/>
-                <w:b w:val="0"/>
-                <w:color w:val="000000"/>
-                <w:sz w:val="26"/>
-              </w:rPr>
-              <w:t>php -l</w:t>
-            </w:r>
-            <w:r>
-              <w:rPr>
-                <w:rFonts w:ascii="Times New Roman" w:hAnsi="Times New Roman"/>
-                <w:b w:val="0"/>
-                <w:color w:val="000000"/>
-                <w:sz w:val="26"/>
-              </w:rPr>
-              <w:t xml:space="preserve"> trước.</w:t>
-            </w:r>
-          </w:p>
-        </w:tc>
-      </w:tr>
-      <w:tr>
-        <w:trPr>
-          <w:cantSplit/>
-        </w:trPr>
-        <w:tc>
-          <w:tcPr>
-            <w:tcW w:type="dxa" w:w="1701"/>
-            <w:tcMar>
-              <w:left w:w="75" w:type="dxa"/>
-              <w:right w:w="75" w:type="dxa"/>
-            </w:tcMar>
-          </w:tcPr>
-          <w:p>
-            <w:pPr>
-              <w:widowControl/>
-              <w:spacing w:line="240" w:lineRule="auto" w:after="80" w:before="80"/>
-              <w:ind w:firstLine="0"/>
-              <w:jc w:val="left"/>
-            </w:pPr>
-            <w:r>
-              <w:rPr>
-                <w:rFonts w:ascii="Times New Roman" w:hAnsi="Times New Roman"/>
-                <w:b w:val="0"/>
-                <w:color w:val="000000"/>
-                <w:sz w:val="26"/>
-              </w:rPr>
-              <w:t>Đủ chỗ vẫn được đăng ký</w:t>
-            </w:r>
-          </w:p>
-        </w:tc>
-        <w:tc>
-          <w:tcPr>
-            <w:tcW w:type="dxa" w:w="7370"/>
-            <w:tcMar>
-              <w:left w:w="75" w:type="dxa"/>
-              <w:right w:w="75" w:type="dxa"/>
-            </w:tcMar>
-          </w:tcPr>
-          <w:p>
-            <w:pPr>
-              <w:widowControl/>
-              <w:spacing w:line="240" w:lineRule="auto" w:after="80" w:before="80"/>
-              <w:ind w:firstLine="0"/>
-              <w:jc w:val="left"/>
-            </w:pPr>
-            <w:r>
-              <w:rPr>
-                <w:rFonts w:ascii="Times New Roman" w:hAnsi="Times New Roman"/>
-                <w:b w:val="0"/>
-                <w:color w:val="000000"/>
-                <w:sz w:val="26"/>
-              </w:rPr>
-              <w:t xml:space="preserve">Bạn có viết </w:t>
-            </w:r>
-            <w:r>
-              <w:rPr>
-                <w:rFonts w:ascii="Times New Roman" w:hAnsi="Times New Roman"/>
-                <w:b w:val="0"/>
-                <w:color w:val="000000"/>
-                <w:sz w:val="26"/>
-              </w:rPr>
-              <w:t>&lt;=</w:t>
-            </w:r>
-            <w:r>
-              <w:rPr>
-                <w:rFonts w:ascii="Times New Roman" w:hAnsi="Times New Roman"/>
-                <w:b w:val="0"/>
-                <w:color w:val="000000"/>
-                <w:sz w:val="26"/>
-              </w:rPr>
-              <w:t xml:space="preserve"> thay vì </w:t>
-            </w:r>
-            <w:r>
-              <w:rPr>
-                <w:rFonts w:ascii="Times New Roman" w:hAnsi="Times New Roman"/>
-                <w:b w:val="0"/>
-                <w:color w:val="000000"/>
-                <w:sz w:val="26"/>
-              </w:rPr>
-              <w:t>&lt;</w:t>
-            </w:r>
-            <w:r>
-              <w:rPr>
-                <w:rFonts w:ascii="Times New Roman" w:hAnsi="Times New Roman"/>
-                <w:b w:val="0"/>
-                <w:color w:val="000000"/>
-                <w:sz w:val="26"/>
-              </w:rPr>
-              <w:t xml:space="preserve"> không? Chạy ca </w:t>
-            </w:r>
-            <w:r>
-              <w:rPr>
-                <w:rFonts w:ascii="Times New Roman" w:hAnsi="Times New Roman"/>
-                <w:b w:val="0"/>
-                <w:color w:val="000000"/>
-                <w:sz w:val="26"/>
-              </w:rPr>
-              <w:t>10,10</w:t>
-            </w:r>
-            <w:r>
-              <w:rPr>
-                <w:rFonts w:ascii="Times New Roman" w:hAnsi="Times New Roman"/>
-                <w:b w:val="0"/>
-                <w:color w:val="000000"/>
-                <w:sz w:val="26"/>
-              </w:rPr>
-              <w:t>.</w:t>
-            </w:r>
-          </w:p>
-        </w:tc>
-      </w:tr>
-      <w:tr>
-        <w:trPr>
-          <w:cantSplit/>
-        </w:trPr>
-        <w:tc>
-          <w:tcPr>
-            <w:tcW w:type="dxa" w:w="1701"/>
-            <w:tcMar>
-              <w:left w:w="75" w:type="dxa"/>
-              <w:right w:w="75" w:type="dxa"/>
-            </w:tcMar>
-          </w:tcPr>
-          <w:p>
-            <w:pPr>
-              <w:widowControl/>
-              <w:spacing w:line="240" w:lineRule="auto" w:after="80" w:before="80"/>
-              <w:ind w:firstLine="0"/>
-              <w:jc w:val="left"/>
-            </w:pPr>
-            <w:r>
-              <w:rPr>
-                <w:rFonts w:ascii="Times New Roman" w:hAnsi="Times New Roman"/>
-                <w:b w:val="0"/>
-                <w:color w:val="000000"/>
-                <w:sz w:val="26"/>
-              </w:rPr>
-              <w:t>Chương trình in chữ nhưng test sai</w:t>
-            </w:r>
-          </w:p>
-        </w:tc>
-        <w:tc>
-          <w:tcPr>
-            <w:tcW w:type="dxa" w:w="7370"/>
-            <w:tcMar>
-              <w:left w:w="75" w:type="dxa"/>
-              <w:right w:w="75" w:type="dxa"/>
-            </w:tcMar>
-          </w:tcPr>
-          <w:p>
-            <w:pPr>
-              <w:widowControl/>
-              <w:spacing w:line="240" w:lineRule="auto" w:after="80" w:before="80"/>
-              <w:ind w:firstLine="0"/>
-              <w:jc w:val="left"/>
-            </w:pPr>
-            <w:r>
-              <w:rPr>
-                <w:rFonts w:ascii="Times New Roman" w:hAnsi="Times New Roman"/>
-                <w:b w:val="0"/>
-                <w:color w:val="000000"/>
-                <w:sz w:val="26"/>
-              </w:rPr>
-              <w:t xml:space="preserve">Không viết </w:t>
-            </w:r>
-            <w:r>
-              <w:rPr>
-                <w:rFonts w:ascii="Times New Roman" w:hAnsi="Times New Roman"/>
-                <w:b w:val="0"/>
-                <w:color w:val="000000"/>
-                <w:sz w:val="26"/>
-              </w:rPr>
-              <w:t>echo</w:t>
-            </w:r>
-            <w:r>
-              <w:rPr>
-                <w:rFonts w:ascii="Times New Roman" w:hAnsi="Times New Roman"/>
-                <w:b w:val="0"/>
-                <w:color w:val="000000"/>
-                <w:sz w:val="26"/>
-              </w:rPr>
-              <w:t xml:space="preserve"> thay cho </w:t>
-            </w:r>
-            <w:r>
-              <w:rPr>
-                <w:rFonts w:ascii="Times New Roman" w:hAnsi="Times New Roman"/>
-                <w:b w:val="0"/>
-                <w:color w:val="000000"/>
-                <w:sz w:val="26"/>
-              </w:rPr>
-              <w:t>return</w:t>
-            </w:r>
-            <w:r>
-              <w:rPr>
-                <w:rFonts w:ascii="Times New Roman" w:hAnsi="Times New Roman"/>
-                <w:b w:val="0"/>
-                <w:color w:val="000000"/>
-                <w:sz w:val="26"/>
-              </w:rPr>
-              <w:t xml:space="preserve"> trong phương thức; test cần giá trị Boolean.</w:t>
+              <w:t xml:space="preserve"> không.</w:t>
             </w:r>
           </w:p>
         </w:tc>
@@ -3685,76 +6015,7 @@
           <w:b/>
           <w:sz w:val="26"/>
         </w:rPr>
-        <w:t>VI. BÀI TẬP MỞ RỘNG: BA TRẠNG THÁI ĐĂNG KÝ</w:t>
-      </w:r>
-    </w:p>
-    <w:p>
-      <w:pPr>
-        <w:keepNext/>
-        <w:widowControl/>
-      </w:pPr>
-      <w:r>
-        <w:rPr>
-          <w:rFonts w:ascii="Times New Roman" w:hAnsi="Times New Roman"/>
-          <w:b w:val="0"/>
-          <w:color w:val="000000"/>
-          <w:sz w:val="26"/>
-        </w:rPr>
-        <w:t xml:space="preserve">Yêu cầu mới: sự kiện có thể đang đóng và có thể bật danh sách chờ. Mỗi yêu cầu đăng ký cần nhận một trong ba kết quả: </w:t>
-      </w:r>
-      <w:r>
-        <w:rPr>
-          <w:rFonts w:ascii="Times New Roman" w:hAnsi="Times New Roman"/>
-          <w:b w:val="0"/>
-          <w:color w:val="000000"/>
-          <w:sz w:val="26"/>
-        </w:rPr>
-        <w:t>confirmed</w:t>
-      </w:r>
-      <w:r>
-        <w:rPr>
-          <w:rFonts w:ascii="Times New Roman" w:hAnsi="Times New Roman"/>
-          <w:b w:val="0"/>
-          <w:color w:val="000000"/>
-          <w:sz w:val="26"/>
-        </w:rPr>
-        <w:t xml:space="preserve"> (xác nhận), </w:t>
-      </w:r>
-      <w:r>
-        <w:rPr>
-          <w:rFonts w:ascii="Times New Roman" w:hAnsi="Times New Roman"/>
-          <w:b w:val="0"/>
-          <w:color w:val="000000"/>
-          <w:sz w:val="26"/>
-        </w:rPr>
-        <w:t>waiting</w:t>
-      </w:r>
-      <w:r>
-        <w:rPr>
-          <w:rFonts w:ascii="Times New Roman" w:hAnsi="Times New Roman"/>
-          <w:b w:val="0"/>
-          <w:color w:val="000000"/>
-          <w:sz w:val="26"/>
-        </w:rPr>
-        <w:t xml:space="preserve"> (chờ), </w:t>
-      </w:r>
-      <w:r>
-        <w:rPr>
-          <w:rFonts w:ascii="Times New Roman" w:hAnsi="Times New Roman"/>
-          <w:b w:val="0"/>
-          <w:color w:val="000000"/>
-          <w:sz w:val="26"/>
-        </w:rPr>
-        <w:t>rejected</w:t>
-      </w:r>
-      <w:r>
-        <w:rPr>
-          <w:rFonts w:ascii="Times New Roman" w:hAnsi="Times New Roman"/>
-          <w:b w:val="0"/>
-          <w:color w:val="000000"/>
-          <w:sz w:val="26"/>
-        </w:rPr>
-        <w:t xml:space="preserve"> (từ chối).</w:t>
+        <w:t>VI. BÀI TẬP MỞ RỘNG: KẾT HỢP BA BỘ LỌC</w:t>
       </w:r>
     </w:p>
     <w:p>
@@ -3801,7 +6062,7 @@
           <w:b w:val="0"/>
           <w:sz w:val="26"/>
         </w:rPr>
-        <w:t>Mở src/RegistrationPolicy.php, giữ tên và tham số của phương thức đã cấp; tự viết phần thân decide.</w:t>
+        <w:t>Hoàn thiện src/EventFilter.php để lọc đồng thời theo từ khóa, loại sự kiện và tình trạng còn chỗ. Trang ban đầu có ô nhập từ khóa; sinh viên bổ sung ô chọn loại và tùy chọn còn chỗ theo yêu cầu dưới đây. Giữ tên hàm, tham số và dữ liệu kiểm thử theo yêu cầu.</w:t>
       </w:r>
     </w:p>
     <w:tbl>
@@ -3849,7 +6110,7 @@
                 <w:color w:val="000000"/>
                 <w:sz w:val="26"/>
               </w:rPr>
-              <w:t>Điều kiện</w:t>
+              <w:t>Bộ lọc</w:t>
             </w:r>
           </w:p>
         </w:tc>
@@ -3875,7 +6136,7 @@
                 <w:color w:val="000000"/>
                 <w:sz w:val="26"/>
               </w:rPr>
-              <w:t>Kết quả yêu cầu</w:t>
+              <w:t>ID cần trả về</w:t>
             </w:r>
           </w:p>
         </w:tc>
@@ -3906,7 +6167,7 @@
                 <w:color w:val="000000"/>
                 <w:sz w:val="26"/>
               </w:rPr>
-              <w:t>Sức chứa ≤ 0, số đã đăng ký &lt; 0 hoặc &gt; sức chứa</w:t>
+              <w:t>Không lọc</w:t>
             </w:r>
           </w:p>
         </w:tc>
@@ -3932,16 +6193,7 @@
                 <w:color w:val="000000"/>
                 <w:sz w:val="26"/>
               </w:rPr>
-              <w:t>rejected</w:t>
-            </w:r>
-            <w:r>
-              <w:rPr>
-                <w:rFonts w:ascii="Times New Roman" w:hAnsi="Times New Roman"/>
-                <w:b w:val="0"/>
-                <w:color w:val="000000"/>
-                <w:sz w:val="26"/>
-              </w:rPr>
-              <w:t>.</w:t>
+              <w:t>1, 2, 3</w:t>
             </w:r>
           </w:p>
         </w:tc>
@@ -3972,7 +6224,7 @@
                 <w:color w:val="000000"/>
                 <w:sz w:val="26"/>
               </w:rPr>
-              <w:t>Dữ liệu hợp lệ nhưng sự kiện đóng</w:t>
+              <w:t>php</w:t>
             </w:r>
           </w:p>
         </w:tc>
@@ -3998,16 +6250,7 @@
                 <w:color w:val="000000"/>
                 <w:sz w:val="26"/>
               </w:rPr>
-              <w:t>rejected</w:t>
-            </w:r>
-            <w:r>
-              <w:rPr>
-                <w:rFonts w:ascii="Times New Roman" w:hAnsi="Times New Roman"/>
-                <w:b w:val="0"/>
-                <w:color w:val="000000"/>
-                <w:sz w:val="26"/>
-              </w:rPr>
-              <w:t>, kể cả vẫn còn chỗ.</w:t>
+              <w:t>1</w:t>
             </w:r>
           </w:p>
         </w:tc>
@@ -4038,7 +6281,16 @@
                 <w:color w:val="000000"/>
                 <w:sz w:val="26"/>
               </w:rPr>
-              <w:t>Sự kiện mở và còn chỗ</w:t>
+              <w:t xml:space="preserve">Loại </w:t>
+            </w:r>
+            <w:r>
+              <w:rPr>
+                <w:rFonts w:ascii="Times New Roman" w:hAnsi="Times New Roman"/>
+                <w:b w:val="0"/>
+                <w:color w:val="000000"/>
+                <w:sz w:val="26"/>
+              </w:rPr>
+              <w:t>tech</w:t>
             </w:r>
           </w:p>
         </w:tc>
@@ -4064,16 +6316,7 @@
                 <w:color w:val="000000"/>
                 <w:sz w:val="26"/>
               </w:rPr>
-              <w:t>confirmed</w:t>
-            </w:r>
-            <w:r>
-              <w:rPr>
-                <w:rFonts w:ascii="Times New Roman" w:hAnsi="Times New Roman"/>
-                <w:b w:val="0"/>
-                <w:color w:val="000000"/>
-                <w:sz w:val="26"/>
-              </w:rPr>
-              <w:t>.</w:t>
+              <w:t>1, 3</w:t>
             </w:r>
           </w:p>
         </w:tc>
@@ -4104,7 +6347,7 @@
                 <w:color w:val="000000"/>
                 <w:sz w:val="26"/>
               </w:rPr>
-              <w:t>Sự kiện mở, hết chỗ, có danh sách chờ</w:t>
+              <w:t>Chỉ còn chỗ</w:t>
             </w:r>
           </w:p>
         </w:tc>
@@ -4130,16 +6373,7 @@
                 <w:color w:val="000000"/>
                 <w:sz w:val="26"/>
               </w:rPr>
-              <w:t>waiting</w:t>
-            </w:r>
-            <w:r>
-              <w:rPr>
-                <w:rFonts w:ascii="Times New Roman" w:hAnsi="Times New Roman"/>
-                <w:b w:val="0"/>
-                <w:color w:val="000000"/>
-                <w:sz w:val="26"/>
-              </w:rPr>
-              <w:t>.</w:t>
+              <w:t>1, 3</w:t>
             </w:r>
           </w:p>
         </w:tc>
@@ -4170,7 +6404,34 @@
                 <w:color w:val="000000"/>
                 <w:sz w:val="26"/>
               </w:rPr>
-              <w:t>Sự kiện mở, hết chỗ, không có danh sách chờ</w:t>
+              <w:t>Git</w:t>
+            </w:r>
+            <w:r>
+              <w:rPr>
+                <w:rFonts w:ascii="Times New Roman" w:hAnsi="Times New Roman"/>
+                <w:b w:val="0"/>
+                <w:color w:val="000000"/>
+                <w:sz w:val="26"/>
+              </w:rPr>
+              <w:t xml:space="preserve"> + </w:t>
+            </w:r>
+            <w:r>
+              <w:rPr>
+                <w:rFonts w:ascii="Times New Roman" w:hAnsi="Times New Roman"/>
+                <w:b w:val="0"/>
+                <w:color w:val="000000"/>
+                <w:sz w:val="26"/>
+              </w:rPr>
+              <w:t>tech</w:t>
+            </w:r>
+            <w:r>
+              <w:rPr>
+                <w:rFonts w:ascii="Times New Roman" w:hAnsi="Times New Roman"/>
+                <w:b w:val="0"/>
+                <w:color w:val="000000"/>
+                <w:sz w:val="26"/>
+              </w:rPr>
+              <w:t xml:space="preserve"> + còn chỗ</w:t>
             </w:r>
           </w:p>
         </w:tc>
@@ -4196,7 +6457,38 @@
                 <w:color w:val="000000"/>
                 <w:sz w:val="26"/>
               </w:rPr>
-              <w:t>rejected</w:t>
+              <w:t>3</w:t>
+            </w:r>
+          </w:p>
+        </w:tc>
+      </w:tr>
+      <w:tr>
+        <w:trPr>
+          <w:cantSplit/>
+        </w:trPr>
+        <w:tc>
+          <w:tcPr>
+            <w:tcW w:type="dxa" w:w="1701"/>
+            <w:tcMar>
+              <w:left w:w="75" w:type="dxa"/>
+              <w:right w:w="75" w:type="dxa"/>
+            </w:tcMar>
+          </w:tcPr>
+          <w:p>
+            <w:pPr>
+              <w:widowControl/>
+              <w:spacing w:line="240" w:lineRule="auto" w:after="80" w:before="80"/>
+              <w:ind w:firstLine="0"/>
+              <w:jc w:val="left"/>
+            </w:pPr>
+            <w:r>
+              <w:rPr>
+                <w:rFonts w:ascii="Times New Roman" w:hAnsi="Times New Roman"/>
+                <w:b w:val="0"/>
+                <w:color w:val="000000"/>
+                <w:sz w:val="26"/>
+              </w:rPr>
+              <w:t>design</w:t>
             </w:r>
             <w:r>
               <w:rPr>
@@ -4205,7 +6497,90 @@
                 <w:color w:val="000000"/>
                 <w:sz w:val="26"/>
               </w:rPr>
-              <w:t>.</w:t>
+              <w:t xml:space="preserve"> + còn chỗ</w:t>
+            </w:r>
+          </w:p>
+        </w:tc>
+        <w:tc>
+          <w:tcPr>
+            <w:tcW w:type="dxa" w:w="7370"/>
+            <w:tcMar>
+              <w:left w:w="75" w:type="dxa"/>
+              <w:right w:w="75" w:type="dxa"/>
+            </w:tcMar>
+          </w:tcPr>
+          <w:p>
+            <w:pPr>
+              <w:widowControl/>
+              <w:spacing w:line="240" w:lineRule="auto" w:after="80" w:before="80"/>
+              <w:ind w:firstLine="0"/>
+              <w:jc w:val="left"/>
+            </w:pPr>
+            <w:r>
+              <w:rPr>
+                <w:rFonts w:ascii="Times New Roman" w:hAnsi="Times New Roman"/>
+                <w:b w:val="0"/>
+                <w:color w:val="000000"/>
+                <w:sz w:val="26"/>
+              </w:rPr>
+              <w:t>Rỗng</w:t>
+            </w:r>
+          </w:p>
+        </w:tc>
+      </w:tr>
+      <w:tr>
+        <w:trPr>
+          <w:cantSplit/>
+        </w:trPr>
+        <w:tc>
+          <w:tcPr>
+            <w:tcW w:type="dxa" w:w="1701"/>
+            <w:tcMar>
+              <w:left w:w="75" w:type="dxa"/>
+              <w:right w:w="75" w:type="dxa"/>
+            </w:tcMar>
+          </w:tcPr>
+          <w:p>
+            <w:pPr>
+              <w:widowControl/>
+              <w:spacing w:line="240" w:lineRule="auto" w:after="80" w:before="80"/>
+              <w:ind w:firstLine="0"/>
+              <w:jc w:val="left"/>
+            </w:pPr>
+            <w:r>
+              <w:rPr>
+                <w:rFonts w:ascii="Times New Roman" w:hAnsi="Times New Roman"/>
+                <w:b w:val="0"/>
+                <w:color w:val="000000"/>
+                <w:sz w:val="26"/>
+              </w:rPr>
+              <w:t>Loại không tồn tại</w:t>
+            </w:r>
+          </w:p>
+        </w:tc>
+        <w:tc>
+          <w:tcPr>
+            <w:tcW w:type="dxa" w:w="7370"/>
+            <w:tcMar>
+              <w:left w:w="75" w:type="dxa"/>
+              <w:right w:w="75" w:type="dxa"/>
+            </w:tcMar>
+          </w:tcPr>
+          <w:p>
+            <w:pPr>
+              <w:widowControl/>
+              <w:spacing w:line="240" w:lineRule="auto" w:after="80" w:before="80"/>
+              <w:ind w:firstLine="0"/>
+              <w:jc w:val="left"/>
+            </w:pPr>
+            <w:r>
+              <w:rPr>
+                <w:rFonts w:ascii="Times New Roman" w:hAnsi="Times New Roman"/>
+                <w:b w:val="0"/>
+                <w:color w:val="000000"/>
+                <w:sz w:val="26"/>
+              </w:rPr>
+              <w:t>Rỗng</w:t>
             </w:r>
           </w:p>
         </w:tc>
@@ -4227,7 +6602,169 @@
           <w:b w:val="0"/>
           <w:sz w:val="26"/>
         </w:rPr>
-        <w:t>Kiểm tra tính hợp lệ của dữ liệu và trạng thái đóng của sự kiện trước khi xét số chỗ. Chạy bash lab.sh extend, bổ sung ít nhất một ca kiểm thử và giải thích mục đích của ca đó. Phần nâng cao: bổ sung mã lý do cho kết quả nhưng giữ nguyên giao diện của phương thức bắt buộc.</w:t>
+        <w:t>Chạy bash lab.sh extend; kết quả yêu cầu là TESTS=8 FAILED=0. Hàm cần trả mảng mới, không thay đổi mảng đầu vào và không chèn HTML vào kết quả. Kiểm tra thêm trên giao diện: các điều kiện đã chọn phải được giữ lại sau khi gửi Form.</w:t>
+      </w:r>
+    </w:p>
+    <w:p>
+      <w:pPr>
+        <w:pStyle w:val="Heading3"/>
+        <w:keepNext/>
+        <w:widowControl/>
+      </w:pPr>
+      <w:r>
+        <w:rPr>
+          <w:rFonts w:ascii="Times New Roman" w:hAnsi="Times New Roman"/>
+          <w:b/>
+          <w:color w:val="000000"/>
+          <w:sz w:val="26"/>
+        </w:rPr>
+        <w:t>Nối bộ lọc mở rộng vào cùng trang đang làm</w:t>
+      </w:r>
+    </w:p>
+    <w:p>
+      <w:pPr>
+        <w:keepNext/>
+        <w:widowControl/>
+      </w:pPr>
+      <w:r>
+        <w:rPr>
+          <w:rFonts w:ascii="Times New Roman" w:hAnsi="Times New Roman"/>
+          <w:b w:val="0"/>
+          <w:color w:val="000000"/>
+          <w:sz w:val="26"/>
+        </w:rPr>
+        <w:t xml:space="preserve">Mở </w:t>
+      </w:r>
+      <w:r>
+        <w:rPr>
+          <w:rFonts w:ascii="Times New Roman" w:hAnsi="Times New Roman"/>
+          <w:b w:val="0"/>
+          <w:color w:val="000000"/>
+          <w:sz w:val="26"/>
+        </w:rPr>
+        <w:t>src/EventFilter.php</w:t>
+      </w:r>
+      <w:r>
+        <w:rPr>
+          <w:rFonts w:ascii="Times New Roman" w:hAnsi="Times New Roman"/>
+          <w:b w:val="0"/>
+          <w:color w:val="000000"/>
+          <w:sz w:val="26"/>
+        </w:rPr>
+        <w:t>. Hàm cần nhận thêm hai tham số tùy chọn:</w:t>
+      </w:r>
+    </w:p>
+    <w:p>
+      <w:pPr>
+        <w:keepNext w:val="0"/>
+        <w:keepLines/>
+        <w:widowControl/>
+        <w:spacing w:after="0" w:before="0" w:line="240" w:lineRule="auto"/>
+        <w:ind w:firstLine="0" w:left="142" w:right="85"/>
+        <w:jc w:val="left"/>
+      </w:pPr>
+      <w:r>
+        <w:rPr>
+          <w:rFonts w:ascii="Times New Roman" w:hAnsi="Times New Roman"/>
+          <w:b w:val="0"/>
+          <w:sz w:val="26"/>
+        </w:rPr>
+        <w:t>function filterEvents(array $events, string $query,</w:t>
+      </w:r>
+    </w:p>
+    <w:p>
+      <w:pPr>
+        <w:widowControl/>
+        <w:spacing w:after="120" w:before="0" w:line="240" w:lineRule="auto"/>
+        <w:ind w:firstLine="0" w:left="142" w:right="85"/>
+        <w:jc w:val="left"/>
+      </w:pPr>
+      <w:r>
+        <w:rPr>
+          <w:rFonts w:ascii="Times New Roman" w:hAnsi="Times New Roman"/>
+          <w:b w:val="0"/>
+          <w:sz w:val="26"/>
+        </w:rPr>
+        <w:t xml:space="preserve">    string $category = '', bool $availableOnly = false): array</w:t>
+      </w:r>
+    </w:p>
+    <w:p>
+      <w:pPr>
+        <w:keepNext/>
+        <w:widowControl/>
+      </w:pPr>
+      <w:r>
+        <w:rPr>
+          <w:rFonts w:ascii="Times New Roman" w:hAnsi="Times New Roman"/>
+          <w:b w:val="0"/>
+          <w:sz w:val="26"/>
+        </w:rPr>
+        <w:t>Sửa hàm hiện có, không khai báo thêm hàm trùng tên. Sau khi các ca kiểm thử đạt, mở public/index.php và thêm phần đọc điều kiện ngay sau dòng đọc từ khóa:</w:t>
+      </w:r>
+    </w:p>
+    <w:p>
+      <w:pPr>
+        <w:keepNext/>
+        <w:keepLines/>
+        <w:widowControl/>
+        <w:spacing w:after="0" w:before="0" w:line="240" w:lineRule="auto"/>
+        <w:ind w:firstLine="0" w:left="142" w:right="85"/>
+        <w:jc w:val="left"/>
+      </w:pPr>
+      <w:r>
+        <w:rPr>
+          <w:rFonts w:ascii="Times New Roman" w:hAnsi="Times New Roman"/>
+          <w:b w:val="0"/>
+          <w:sz w:val="26"/>
+        </w:rPr>
+        <w:t>$category = field($_GET, 'category');</w:t>
+      </w:r>
+    </w:p>
+    <w:p>
+      <w:pPr>
+        <w:keepNext w:val="0"/>
+        <w:keepLines/>
+        <w:widowControl/>
+        <w:spacing w:after="0" w:before="0" w:line="240" w:lineRule="auto"/>
+        <w:ind w:firstLine="0" w:left="142" w:right="85"/>
+        <w:jc w:val="left"/>
+      </w:pPr>
+      <w:r>
+        <w:rPr>
+          <w:rFonts w:ascii="Times New Roman" w:hAnsi="Times New Roman"/>
+          <w:b w:val="0"/>
+          <w:sz w:val="26"/>
+        </w:rPr>
+        <w:t>$availableOnly = field($_GET, 'available') === '1';</w:t>
+      </w:r>
+    </w:p>
+    <w:p>
+      <w:pPr>
+        <w:widowControl/>
+        <w:spacing w:after="120" w:before="0" w:line="240" w:lineRule="auto"/>
+        <w:ind w:firstLine="0" w:left="142" w:right="85"/>
+        <w:jc w:val="left"/>
+      </w:pPr>
+      <w:r>
+        <w:rPr>
+          <w:rFonts w:ascii="Times New Roman" w:hAnsi="Times New Roman"/>
+          <w:b w:val="0"/>
+          <w:sz w:val="26"/>
+        </w:rPr>
+        <w:t>$visible = filterEvents($events, $query, $category, $availableOnly);</w:t>
+      </w:r>
+    </w:p>
+    <w:p>
+      <w:pPr>
+        <w:widowControl/>
+      </w:pPr>
+      <w:r>
+        <w:rPr>
+          <w:rFonts w:ascii="Times New Roman" w:hAnsi="Times New Roman"/>
+          <w:b w:val="0"/>
+          <w:sz w:val="26"/>
+        </w:rPr>
+        <w:t>Thay lời gọi filterEvents hiện tại bằng lời gọi có đủ tham số. Giữ tên biến kết quả thống nhất với vòng lặp hiển thị ($visible hoặc $items). Thêm ô chọn loại và ô đánh dấu còn chỗ vào Form GET, lần lượt dùng name="category" và name="available"; giá trị khi đánh dấu là 1. Giữ lại các lựa chọn sau khi gửi Form.</w:t>
       </w:r>
     </w:p>
     <w:p>
@@ -4244,7 +6781,7 @@
     <w:p>
       <w:pPr/>
       <w:r>
-        <w:t>Có lớp kiểm tra sức chứa, chương trình gọi lớp và lớp mở rộng trả confirmed, waiting hoặc rejected theo quy tắc đã công bố.</w:t>
+        <w:t>Có trang danh sách, bộ lọc theo từ khóa/loại/còn chỗ và Form đăng ký kiểm tra phía máy chủ. Dữ liệu đăng ký hợp lệ hiển thị ở mức xem trước, chưa lưu CSDL.</w:t>
       </w:r>
     </w:p>
     <w:p>
@@ -4261,31 +6798,31 @@
     <w:p>
       <w:pPr/>
       <w:r>
-        <w:t>[ ] Giải thích được đầu vào và giá trị trả về của canRegister().</w:t>
+        <w:t>[ ] Từ khóa php chỉ trả PHP Open Day; xyz trả danh sách rỗng.</w:t>
       </w:r>
     </w:p>
     <w:p>
       <w:pPr/>
       <w:r>
-        <w:t>[ ] demo.php gọi đúng lớp và in kết quả theo dữ liệu thử.</w:t>
+        <w:t>[ ] Ba điều kiện lọc hoạt động trên cùng trang và được giữ lại.</w:t>
       </w:r>
     </w:p>
     <w:p>
       <w:pPr/>
       <w:r>
-        <w:t>[ ] decide() trả đúng ba trạng thái và thứ tự ưu tiên.</w:t>
+        <w:t>[ ] Form thiếu họ tên hoặc email sai trả lỗi tại máy chủ.</w:t>
       </w:r>
     </w:p>
     <w:p>
       <w:pPr/>
       <w:r>
-        <w:t>[ ] Các ca đúng, sai và biên có kết quả đối chiếu.</w:t>
+        <w:t>[ ] Giá trị có dấu nháy/ký tự HTML được hiển thị như dữ liệu.</w:t>
       </w:r>
     </w:p>
     <w:p>
       <w:pPr/>
       <w:r>
-        <w:t>[ ] test và extend đạt; không sửa đáp án trong bộ kiểm thử.</w:t>
+        <w:t>[ ] test và extend đạt; trang hiển thị khớp kết quả hàm lọc.</w:t>
       </w:r>
     </w:p>
     <w:p>
@@ -4475,7 +7012,7 @@
                 <w:b w:val="0"/>
                 <w:sz w:val="26"/>
               </w:rPr>
-              <w:t>Dữ liệu và trạng thái đóng</w:t>
+              <w:t>Bộ lọc kết hợp</w:t>
             </w:r>
           </w:p>
         </w:tc>
@@ -4517,7 +7054,7 @@
                 <w:b w:val="0"/>
                 <w:sz w:val="26"/>
               </w:rPr>
-              <w:t>Từ chối sức chứa không hợp lệ, số đăng ký âm/vượt sức chứa và sự kiện đã đóng.</w:t>
+              <w:t>Từ khóa, loại và còn chỗ kết hợp theo AND; giá trị rỗng xử lý đúng; không sửa mảng gốc.</w:t>
             </w:r>
           </w:p>
         </w:tc>
@@ -4543,7 +7080,7 @@
                 <w:b w:val="0"/>
                 <w:sz w:val="26"/>
               </w:rPr>
-              <w:t>Xác nhận và danh sách chờ</w:t>
+              <w:t>Giao diện sử dụng bộ lọc</w:t>
             </w:r>
           </w:p>
         </w:tc>
@@ -4585,7 +7122,7 @@
                 <w:b w:val="0"/>
                 <w:sz w:val="26"/>
               </w:rPr>
-              <w:t>Trả confirmed khi còn chỗ; waiting chỉ khi đầy và cho chờ; các trường hợp còn lại rejected.</w:t>
+              <w:t>Có ô từ khóa, chọn loại, chọn còn chỗ; Form truyền đủ điều kiện và giữ lựa chọn sau khi gửi.</w:t>
             </w:r>
           </w:p>
         </w:tc>
@@ -4611,7 +7148,7 @@
                 <w:b w:val="0"/>
                 <w:sz w:val="26"/>
               </w:rPr>
-              <w:t>Tổ chức module</w:t>
+              <w:t>Đầu vào và thông báo</w:t>
             </w:r>
           </w:p>
         </w:tc>
@@ -4653,7 +7190,7 @@
                 <w:b w:val="0"/>
                 <w:sz w:val="26"/>
               </w:rPr>
-              <w:t>Lớp trả dữ liệu đúng kiểu; không in HTML, không phụ thuộc Session hoặc CSDL.</w:t>
+              <w:t>Xử lý không có kết quả, tham số sai và ký tự HTML; dữ liệu hiển thị được mã hóa phù hợp.</w:t>
             </w:r>
           </w:p>
         </w:tc>
@@ -4951,7 +7488,7 @@
     <w:p>
       <w:pPr/>
       <w:r>
-        <w:t>Bước 1. Lưu mã bài mẫu và bài tự làm tại Lab02/Ma_nguon, kèm dữ liệu, kiểm thử và README. Loại bỏ .local, mật khẩu và dữ liệu cá nhân thật khỏi bài nộp.</w:t>
+        <w:t>Bước 1. Lưu mã bài mẫu và bài tự làm tại Lab03/Ma_nguon, kèm dữ liệu, kiểm thử và README. Loại bỏ .local, mật khẩu và dữ liệu cá nhân thật khỏi bài nộp.</w:t>
       </w:r>
     </w:p>
     <w:p>
@@ -4963,14 +7500,14 @@
     <w:p>
       <w:pPr/>
       <w:r>
-        <w:t>Bước 3. Commit, đẩy mã lên GitHub và nộp tên nhóm/thành viên, Lab 02, liên kết Ma_nguon tại đúng commit. Kiểm tra quyền đọc; kèm lần chạy Actions khi được yêu cầu. Hạn và địa chỉ nộp do giảng viên công bố. Nếu nhận ZIP, giữ nguyên cấu trúc trên.</w:t>
+        <w:t>Bước 3. Commit, đẩy mã lên GitHub và nộp tên nhóm/thành viên, Lab 03, liên kết Ma_nguon tại đúng commit. Kiểm tra quyền đọc; kèm lần chạy Actions khi được yêu cầu. Hạn và địa chỉ nộp do giảng viên công bố. Nếu nhận ZIP, giữ nguyên cấu trúc trên.</w:t>
       </w:r>
     </w:p>
     <w:sectPr>
       <w:headerReference w:type="default" r:id="rId9"/>
-      <w:headerReference w:type="first" r:id="rId11"/>
-      <w:footerReference w:type="default" r:id="rId12"/>
-      <w:footerReference w:type="first" r:id="rId13"/>
+      <w:headerReference w:type="first" r:id="rId13"/>
+      <w:footerReference w:type="default" r:id="rId14"/>
+      <w:footerReference w:type="first" r:id="rId15"/>
       <w:pgSz w:w="11906" w:h="16838"/>
       <w:pgMar w:top="1134" w:right="1134" w:bottom="1134" w:left="1701" w:header="369" w:footer="567" w:gutter="0"/>
       <w:cols w:space="720"/>

--- a/Huong_dan.docx
+++ b/Huong_dan.docx
@@ -14,7 +14,7 @@
           <w:color w:val="000000"/>
           <w:sz w:val="28"/>
         </w:rPr>
-        <w:t>LAB 02</w:t>
+        <w:t>LAB 01</w:t>
       </w:r>
     </w:p>
     <w:p>
@@ -29,7 +29,7 @@
           <w:color w:val="000000"/>
           <w:sz w:val="28"/>
         </w:rPr>
-        <w:t>XÂY DỰNG MODULE PHP KIỂM TRA ĐIỀU KIỆN ĐĂNG KÝ</w:t>
+        <w:t>VẬN HÀNH DỰ ÁN TRÊN LINUX VÀ VIẾT SHELL SCRIPT</w:t>
       </w:r>
     </w:p>
     <w:p>
@@ -70,7 +70,7 @@
           <w:b w:val="0"/>
           <w:sz w:val="26"/>
         </w:rPr>
-        <w:t>Nội dung bài giảng: Chương 3, slide 3–8: PHP, kiểu dữ liệu, biến, toán tử, điều kiện, hàm và đối tượng. Số trang tính cả trang bìa. Git và kiểm thử được sử dụng để hỗ trợ thực hành.</w:t>
+        <w:t>Nội dung bài giảng: Chương 2, slide 10–13: Ubuntu; 14–25: Shell, biến, điều kiện, vòng lặp, chuỗi, mảng, hàm. Số trang tính cả trang bìa. Git và kiểm thử được sử dụng để hỗ trợ thực hành.</w:t>
       </w:r>
     </w:p>
     <w:p>
@@ -99,7 +99,7 @@
           <w:color w:val="000000"/>
           <w:sz w:val="26"/>
         </w:rPr>
-        <w:t>- Giải thích đầu vào, đầu ra và thứ tự kiểm tra của một quy tắc PHP.</w:t>
+        <w:t>- Sử dụng lệnh Linux để xác định đúng thư mục và tệp của dự án.</w:t>
       </w:r>
     </w:p>
     <w:p>
@@ -115,23 +115,7 @@
           <w:color w:val="000000"/>
           <w:sz w:val="26"/>
         </w:rPr>
-        <w:t>- Viết hàm/lớp độc lập với HTML và CSDL; gọi được từ chương trình thử.</w:t>
-      </w:r>
-    </w:p>
-    <w:p>
-      <w:pPr>
-        <w:widowControl/>
-        <w:ind w:firstLine="0" w:left="0"/>
-        <w:jc w:val="left"/>
-      </w:pPr>
-      <w:r>
-        <w:rPr>
-          <w:rFonts w:ascii="Times New Roman" w:hAnsi="Times New Roman"/>
-          <w:b w:val="0"/>
-          <w:color w:val="000000"/>
-          <w:sz w:val="26"/>
-        </w:rPr>
-        <w:t>- Tự mở rộng quy tắc với ba kết quả và xử lý dữ liệu biên.</w:t>
+        <w:t>- Viết script có biến, hàm, điều kiện và vòng lặp; đọc đúng mã thoát.</w:t>
       </w:r>
     </w:p>
     <w:p>
@@ -146,7 +130,22 @@
           <w:b w:val="0"/>
           <w:sz w:val="26"/>
         </w:rPr>
-        <w:t>- Hoàn thiện lớp RegistrationPolicy và kiểm thử đầy đủ ba trạng thái đăng ký.</w:t>
+        <w:t>- Kiểm tra công cụ và tệp cần thiết; xử lý trường hợp thiếu điều kiện chạy.</w:t>
+      </w:r>
+    </w:p>
+    <w:p>
+      <w:pPr>
+        <w:widowControl/>
+        <w:ind w:firstLine="0" w:left="0"/>
+        <w:jc w:val="left"/>
+      </w:pPr>
+      <w:r>
+        <w:rPr>
+          <w:rFonts w:ascii="Times New Roman" w:hAnsi="Times New Roman"/>
+          <w:b w:val="0"/>
+          <w:sz w:val="26"/>
+        </w:rPr>
+        <w:t>- Viết và kiểm thử script quét nhiều tệp PHP, tổng hợp kết quả và trả đúng mã thoát.</w:t>
       </w:r>
     </w:p>
     <w:p>
@@ -242,7 +241,7 @@
           <w:b w:val="0"/>
           <w:sz w:val="26"/>
         </w:rPr>
-        <w:t>Một sự kiện có sức chứa 10 người. Hệ thống cần xác định có thể tiếp nhận thêm đăng ký hay không dựa trên số người hiện tại. Bài thực hành xây dựng quy tắc này bằng hàm và lớp PHP; chưa sử dụng Form hoặc cơ sở dữ liệu.</w:t>
+        <w:t>CommunityPass là ứng dụng đăng ký tham dự sự kiện. Khi tiếp nhận mã nguồn, cần kiểm tra công cụ PHP, các tệp của dự án và khả năng khởi chạy ứng dụng. Trong bài này, sinh viên sử dụng lệnh Linux và viết Shell Script để tự động thực hiện các bước kiểm tra đó.</w:t>
       </w:r>
     </w:p>
     <w:p>
@@ -255,371 +254,7 @@
           <w:b w:val="0"/>
           <w:sz w:val="26"/>
         </w:rPr>
-        <w:t>Lớp CapacityPolicy nhận sức chứa và số người đã đăng ký, sau đó trả kết quả còn chỗ hoặc không thể đăng ký. Tách quy tắc khỏi giao diện giúp kiểm thử với nhiều bộ dữ liệu và sử dụng lại trong các trang của ứng dụng.</w:t>
-      </w:r>
-    </w:p>
-    <w:tbl>
-      <w:tblPr>
-        <w:tblW w:type="auto" w:w="0"/>
-        <w:tblLayout w:type="fixed"/>
-        <w:tblLook w:firstColumn="1" w:firstRow="1" w:lastColumn="0" w:lastRow="0" w:noHBand="0" w:noVBand="1" w:val="04A0"/>
-        <w:tblBorders>
-          <w:top w:val="single" w:sz="4" w:color="000000"/>
-          <w:left w:val="single" w:sz="4" w:color="000000"/>
-          <w:bottom w:val="single" w:sz="4" w:color="000000"/>
-          <w:right w:val="single" w:sz="4" w:color="000000"/>
-          <w:insideH w:val="single" w:sz="4" w:color="000000"/>
-          <w:insideV w:val="single" w:sz="4" w:color="000000"/>
-        </w:tblBorders>
-      </w:tblPr>
-      <w:tblGrid>
-        <w:gridCol w:w="1701"/>
-        <w:gridCol w:w="7370"/>
-      </w:tblGrid>
-      <w:tr>
-        <w:trPr>
-          <w:cantSplit/>
-          <w:tblHeader/>
-        </w:trPr>
-        <w:tc>
-          <w:tcPr>
-            <w:tcW w:type="dxa" w:w="1701"/>
-            <w:tcMar>
-              <w:left w:w="75" w:type="dxa"/>
-              <w:right w:w="75" w:type="dxa"/>
-            </w:tcMar>
-          </w:tcPr>
-          <w:p>
-            <w:pPr>
-              <w:widowControl/>
-              <w:spacing w:line="240" w:lineRule="auto" w:after="80" w:before="80"/>
-              <w:ind w:firstLine="0"/>
-              <w:jc w:val="left"/>
-            </w:pPr>
-            <w:r>
-              <w:rPr>
-                <w:rFonts w:ascii="Times New Roman" w:hAnsi="Times New Roman"/>
-                <w:b/>
-                <w:color w:val="000000"/>
-                <w:sz w:val="26"/>
-              </w:rPr>
-              <w:t>Đầu vào</w:t>
-            </w:r>
-          </w:p>
-        </w:tc>
-        <w:tc>
-          <w:tcPr>
-            <w:tcW w:type="dxa" w:w="7370"/>
-            <w:tcMar>
-              <w:left w:w="75" w:type="dxa"/>
-              <w:right w:w="75" w:type="dxa"/>
-            </w:tcMar>
-          </w:tcPr>
-          <w:p>
-            <w:pPr>
-              <w:widowControl/>
-              <w:spacing w:line="240" w:lineRule="auto" w:after="80" w:before="80"/>
-              <w:ind w:firstLine="0"/>
-              <w:jc w:val="left"/>
-            </w:pPr>
-            <w:r>
-              <w:rPr>
-                <w:rFonts w:ascii="Times New Roman" w:hAnsi="Times New Roman"/>
-                <w:b/>
-                <w:color w:val="000000"/>
-                <w:sz w:val="26"/>
-              </w:rPr>
-              <w:t>Kết quả mẫu</w:t>
-            </w:r>
-          </w:p>
-        </w:tc>
-      </w:tr>
-      <w:tr>
-        <w:trPr>
-          <w:cantSplit/>
-        </w:trPr>
-        <w:tc>
-          <w:tcPr>
-            <w:tcW w:type="dxa" w:w="1701"/>
-            <w:tcMar>
-              <w:left w:w="75" w:type="dxa"/>
-              <w:right w:w="75" w:type="dxa"/>
-            </w:tcMar>
-          </w:tcPr>
-          <w:p>
-            <w:pPr>
-              <w:widowControl/>
-              <w:spacing w:line="240" w:lineRule="auto" w:after="80" w:before="80"/>
-              <w:ind w:firstLine="0"/>
-              <w:jc w:val="left"/>
-            </w:pPr>
-            <w:r>
-              <w:rPr>
-                <w:rFonts w:ascii="Times New Roman" w:hAnsi="Times New Roman"/>
-                <w:b w:val="0"/>
-                <w:color w:val="000000"/>
-                <w:sz w:val="26"/>
-              </w:rPr>
-              <w:t>Sức chứa 10, hiện có 9</w:t>
-            </w:r>
-          </w:p>
-        </w:tc>
-        <w:tc>
-          <w:tcPr>
-            <w:tcW w:type="dxa" w:w="7370"/>
-            <w:tcMar>
-              <w:left w:w="75" w:type="dxa"/>
-              <w:right w:w="75" w:type="dxa"/>
-            </w:tcMar>
-          </w:tcPr>
-          <w:p>
-            <w:pPr>
-              <w:widowControl/>
-              <w:spacing w:line="240" w:lineRule="auto" w:after="80" w:before="80"/>
-              <w:ind w:firstLine="0"/>
-              <w:jc w:val="left"/>
-            </w:pPr>
-            <w:r>
-              <w:rPr>
-                <w:rFonts w:ascii="Times New Roman" w:hAnsi="Times New Roman"/>
-                <w:b w:val="0"/>
-                <w:color w:val="000000"/>
-                <w:sz w:val="26"/>
-              </w:rPr>
-              <w:t>true</w:t>
-            </w:r>
-            <w:r>
-              <w:rPr>
-                <w:rFonts w:ascii="Times New Roman" w:hAnsi="Times New Roman"/>
-                <w:b w:val="0"/>
-                <w:color w:val="000000"/>
-                <w:sz w:val="26"/>
-              </w:rPr>
-              <w:t xml:space="preserve">, chương trình minh họa in </w:t>
-            </w:r>
-            <w:r>
-              <w:rPr>
-                <w:rFonts w:ascii="Times New Roman" w:hAnsi="Times New Roman"/>
-                <w:b w:val="0"/>
-                <w:color w:val="000000"/>
-                <w:sz w:val="26"/>
-              </w:rPr>
-              <w:t>AVAILABLE</w:t>
-            </w:r>
-            <w:r>
-              <w:rPr>
-                <w:rFonts w:ascii="Times New Roman" w:hAnsi="Times New Roman"/>
-                <w:b w:val="0"/>
-                <w:color w:val="000000"/>
-                <w:sz w:val="26"/>
-              </w:rPr>
-              <w:t>.</w:t>
-            </w:r>
-          </w:p>
-        </w:tc>
-      </w:tr>
-      <w:tr>
-        <w:trPr>
-          <w:cantSplit/>
-        </w:trPr>
-        <w:tc>
-          <w:tcPr>
-            <w:tcW w:type="dxa" w:w="1701"/>
-            <w:tcMar>
-              <w:left w:w="75" w:type="dxa"/>
-              <w:right w:w="75" w:type="dxa"/>
-            </w:tcMar>
-          </w:tcPr>
-          <w:p>
-            <w:pPr>
-              <w:widowControl/>
-              <w:spacing w:line="240" w:lineRule="auto" w:after="80" w:before="80"/>
-              <w:ind w:firstLine="0"/>
-              <w:jc w:val="left"/>
-            </w:pPr>
-            <w:r>
-              <w:rPr>
-                <w:rFonts w:ascii="Times New Roman" w:hAnsi="Times New Roman"/>
-                <w:b w:val="0"/>
-                <w:color w:val="000000"/>
-                <w:sz w:val="26"/>
-              </w:rPr>
-              <w:t>Sức chứa 10, hiện có 10</w:t>
-            </w:r>
-          </w:p>
-        </w:tc>
-        <w:tc>
-          <w:tcPr>
-            <w:tcW w:type="dxa" w:w="7370"/>
-            <w:tcMar>
-              <w:left w:w="75" w:type="dxa"/>
-              <w:right w:w="75" w:type="dxa"/>
-            </w:tcMar>
-          </w:tcPr>
-          <w:p>
-            <w:pPr>
-              <w:widowControl/>
-              <w:spacing w:line="240" w:lineRule="auto" w:after="80" w:before="80"/>
-              <w:ind w:firstLine="0"/>
-              <w:jc w:val="left"/>
-            </w:pPr>
-            <w:r>
-              <w:rPr>
-                <w:rFonts w:ascii="Times New Roman" w:hAnsi="Times New Roman"/>
-                <w:b w:val="0"/>
-                <w:color w:val="000000"/>
-                <w:sz w:val="26"/>
-              </w:rPr>
-              <w:t>false</w:t>
-            </w:r>
-            <w:r>
-              <w:rPr>
-                <w:rFonts w:ascii="Times New Roman" w:hAnsi="Times New Roman"/>
-                <w:b w:val="0"/>
-                <w:color w:val="000000"/>
-                <w:sz w:val="26"/>
-              </w:rPr>
-              <w:t xml:space="preserve">, in </w:t>
-            </w:r>
-            <w:r>
-              <w:rPr>
-                <w:rFonts w:ascii="Times New Roman" w:hAnsi="Times New Roman"/>
-                <w:b w:val="0"/>
-                <w:color w:val="000000"/>
-                <w:sz w:val="26"/>
-              </w:rPr>
-              <w:t>FULL</w:t>
-            </w:r>
-            <w:r>
-              <w:rPr>
-                <w:rFonts w:ascii="Times New Roman" w:hAnsi="Times New Roman"/>
-                <w:b w:val="0"/>
-                <w:color w:val="000000"/>
-                <w:sz w:val="26"/>
-              </w:rPr>
-              <w:t>.</w:t>
-            </w:r>
-          </w:p>
-        </w:tc>
-      </w:tr>
-      <w:tr>
-        <w:trPr>
-          <w:cantSplit/>
-        </w:trPr>
-        <w:tc>
-          <w:tcPr>
-            <w:tcW w:type="dxa" w:w="1701"/>
-            <w:tcMar>
-              <w:left w:w="75" w:type="dxa"/>
-              <w:right w:w="75" w:type="dxa"/>
-            </w:tcMar>
-          </w:tcPr>
-          <w:p>
-            <w:pPr>
-              <w:widowControl/>
-              <w:spacing w:line="240" w:lineRule="auto" w:after="80" w:before="80"/>
-              <w:ind w:firstLine="0"/>
-              <w:jc w:val="left"/>
-            </w:pPr>
-            <w:r>
-              <w:rPr>
-                <w:rFonts w:ascii="Times New Roman" w:hAnsi="Times New Roman"/>
-                <w:b w:val="0"/>
-                <w:color w:val="000000"/>
-                <w:sz w:val="26"/>
-              </w:rPr>
-              <w:t>Sức chứa 0 hoặc số đã đăng ký âm</w:t>
-            </w:r>
-          </w:p>
-        </w:tc>
-        <w:tc>
-          <w:tcPr>
-            <w:tcW w:type="dxa" w:w="7370"/>
-            <w:tcMar>
-              <w:left w:w="75" w:type="dxa"/>
-              <w:right w:w="75" w:type="dxa"/>
-            </w:tcMar>
-          </w:tcPr>
-          <w:p>
-            <w:pPr>
-              <w:widowControl/>
-              <w:spacing w:line="240" w:lineRule="auto" w:after="80" w:before="80"/>
-              <w:ind w:firstLine="0"/>
-              <w:jc w:val="left"/>
-            </w:pPr>
-            <w:r>
-              <w:rPr>
-                <w:rFonts w:ascii="Times New Roman" w:hAnsi="Times New Roman"/>
-                <w:b w:val="0"/>
-                <w:color w:val="000000"/>
-                <w:sz w:val="26"/>
-              </w:rPr>
-              <w:t>false</w:t>
-            </w:r>
-            <w:r>
-              <w:rPr>
-                <w:rFonts w:ascii="Times New Roman" w:hAnsi="Times New Roman"/>
-                <w:b w:val="0"/>
-                <w:color w:val="000000"/>
-                <w:sz w:val="26"/>
-              </w:rPr>
-              <w:t>, dữ liệu không hợp lệ.</w:t>
-            </w:r>
-          </w:p>
-        </w:tc>
-      </w:tr>
-    </w:tbl>
-    <w:p>
-      <w:pPr>
-        <w:widowControl/>
-        <w:spacing w:after="0"/>
-      </w:pPr>
-    </w:p>
-    <w:p>
-      <w:pPr>
-        <w:widowControl/>
-      </w:pPr>
-      <w:r>
-        <w:rPr>
-          <w:rFonts w:ascii="Times New Roman" w:hAnsi="Times New Roman"/>
-          <w:b w:val="0"/>
-          <w:color w:val="000000"/>
-          <w:sz w:val="26"/>
-        </w:rPr>
-        <w:t xml:space="preserve">Trong mẫu đơn giản, </w:t>
-      </w:r>
-      <w:r>
-        <w:rPr>
-          <w:rFonts w:ascii="Times New Roman" w:hAnsi="Times New Roman"/>
-          <w:b w:val="0"/>
-          <w:color w:val="000000"/>
-          <w:sz w:val="26"/>
-        </w:rPr>
-        <w:t>FULL</w:t>
-      </w:r>
-      <w:r>
-        <w:rPr>
-          <w:rFonts w:ascii="Times New Roman" w:hAnsi="Times New Roman"/>
-          <w:b w:val="0"/>
-          <w:color w:val="000000"/>
-          <w:sz w:val="26"/>
-        </w:rPr>
-        <w:t xml:space="preserve"> là nhãn chung cho kết quả không thể đăng ký; chưa phân biệt hết chỗ với dữ liệu sai. Phần tự mở rộng sẽ thiết kế kết quả rõ hơn.</w:t>
-      </w:r>
-    </w:p>
-    <w:p>
-      <w:pPr>
-        <w:pStyle w:val="Heading2"/>
-        <w:keepNext/>
-        <w:widowControl/>
-      </w:pPr>
-      <w:r>
-        <w:rPr>
-          <w:rFonts w:ascii="Times New Roman" w:hAnsi="Times New Roman"/>
-          <w:b/>
-          <w:sz w:val="26"/>
-        </w:rPr>
-        <w:t>II. QUY TRÌNH THỰC HÀNH</w:t>
+        <w:t>Mã PHP đã được cung cấp để phục vụ việc chạy thử. Nội dung thực hành tập trung vào biến, hàm, điều kiện, vòng lặp và xử lý lỗi trong Shell; chưa yêu cầu xây dựng chức năng Web.</w:t>
       </w:r>
     </w:p>
     <w:p>
@@ -635,8 +270,8 @@
         </w:rPr>
         <w:drawing>
           <wp:inline xmlns:a="http://schemas.openxmlformats.org/drawingml/2006/main" xmlns:pic="http://schemas.openxmlformats.org/drawingml/2006/picture">
-            <wp:extent cx="4616565" cy="5544000"/>
-            <wp:docPr id="1" name="Picture 1" descr="Quy trình thực hiện và kiểm tra Lab 02."/>
+            <wp:extent cx="5580000" cy="3487500"/>
+            <wp:docPr id="1" name="Picture 1" descr="Trang CommunityPass khi mã PHP đã chạy trên máy thực hành."/>
             <wp:cNvGraphicFramePr>
               <a:graphicFrameLocks noChangeAspect="1"/>
             </wp:cNvGraphicFramePr>
@@ -644,7 +279,7 @@
               <a:graphicData uri="http://schemas.openxmlformats.org/drawingml/2006/picture">
                 <pic:pic>
                   <pic:nvPicPr>
-                    <pic:cNvPr id="0" name="lab02_huong_lam.png"/>
+                    <pic:cNvPr id="0" name="buoi02_trang_chao.png"/>
                     <pic:cNvPicPr/>
                   </pic:nvPicPr>
                   <pic:blipFill>
@@ -656,7 +291,7 @@
                   <pic:spPr>
                     <a:xfrm>
                       <a:off x="0" y="0"/>
-                      <a:ext cx="4616565" cy="5544000"/>
+                      <a:ext cx="5580000" cy="3487500"/>
                     </a:xfrm>
                     <a:prstGeom prst="rect"/>
                   </pic:spPr>
@@ -680,7 +315,103 @@
           <w:i/>
           <w:sz w:val="26"/>
         </w:rPr>
-        <w:t>Sơ đồ hướng thực hiện Lab 02</w:t>
+        <w:t>Trang mẫu dùng để kiểm tra môi trường</w:t>
+      </w:r>
+    </w:p>
+    <w:p>
+      <w:pPr>
+        <w:widowControl/>
+      </w:pPr>
+      <w:r>
+        <w:rPr>
+          <w:rFonts w:ascii="Times New Roman" w:hAnsi="Times New Roman"/>
+          <w:b w:val="0"/>
+          <w:color w:val="000000"/>
+          <w:sz w:val="26"/>
+        </w:rPr>
+        <w:t>Kết quả mẫu: trình duyệt hiển thị CommunityPass và dòng “Mã nguồn PHP đã chạy trên máy của bạn”.</w:t>
+      </w:r>
+    </w:p>
+    <w:p>
+      <w:pPr/>
+      <w:r>
+        <w:t>Giao diện Material 3 dùng public/assets/css/tokens.css và app.css trong chính lab. Trang Web vẫn chỉ kiểm tra môi trường; phần shell và bài tự làm giữ nguyên.</w:t>
+      </w:r>
+    </w:p>
+    <w:p>
+      <w:pPr>
+        <w:pStyle w:val="Heading2"/>
+        <w:keepNext/>
+        <w:widowControl/>
+      </w:pPr>
+      <w:r>
+        <w:rPr>
+          <w:rFonts w:ascii="Times New Roman" w:hAnsi="Times New Roman"/>
+          <w:b/>
+          <w:sz w:val="26"/>
+        </w:rPr>
+        <w:t>II. QUY TRÌNH THỰC HÀNH</w:t>
+      </w:r>
+    </w:p>
+    <w:p>
+      <w:pPr>
+        <w:keepNext/>
+        <w:widowControl/>
+        <w:ind w:firstLine="0"/>
+        <w:jc w:val="center"/>
+      </w:pPr>
+      <w:r>
+        <w:rPr>
+          <w:b w:val="0"/>
+        </w:rPr>
+        <w:drawing>
+          <wp:inline xmlns:a="http://schemas.openxmlformats.org/drawingml/2006/main" xmlns:pic="http://schemas.openxmlformats.org/drawingml/2006/picture">
+            <wp:extent cx="4612363" cy="5544000"/>
+            <wp:docPr id="2" name="Picture 2" descr="Quy trình thực hiện và kiểm tra Lab 01."/>
+            <wp:cNvGraphicFramePr>
+              <a:graphicFrameLocks noChangeAspect="1"/>
+            </wp:cNvGraphicFramePr>
+            <a:graphic>
+              <a:graphicData uri="http://schemas.openxmlformats.org/drawingml/2006/picture">
+                <pic:pic>
+                  <pic:nvPicPr>
+                    <pic:cNvPr id="0" name="lab01_huong_lam.png"/>
+                    <pic:cNvPicPr/>
+                  </pic:nvPicPr>
+                  <pic:blipFill>
+                    <a:blip r:embed="rId11"/>
+                    <a:stretch>
+                      <a:fillRect/>
+                    </a:stretch>
+                  </pic:blipFill>
+                  <pic:spPr>
+                    <a:xfrm>
+                      <a:off x="0" y="0"/>
+                      <a:ext cx="4612363" cy="5544000"/>
+                    </a:xfrm>
+                    <a:prstGeom prst="rect"/>
+                  </pic:spPr>
+                </pic:pic>
+              </a:graphicData>
+            </a:graphic>
+          </wp:inline>
+        </w:drawing>
+      </w:r>
+    </w:p>
+    <w:p>
+      <w:pPr>
+        <w:widowControl/>
+        <w:ind w:firstLine="0"/>
+        <w:jc w:val="center"/>
+      </w:pPr>
+      <w:r>
+        <w:rPr>
+          <w:rFonts w:ascii="Times New Roman" w:hAnsi="Times New Roman"/>
+          <w:b w:val="0"/>
+          <w:i/>
+          <w:sz w:val="26"/>
+        </w:rPr>
+        <w:t>Sơ đồ hướng thực hiện Lab 01</w:t>
       </w:r>
     </w:p>
     <w:p>
@@ -707,7 +438,7 @@
           <w:b w:val="0"/>
           <w:sz w:val="26"/>
         </w:rPr>
-        <w:t>Mở thư mục Lab02/Ma_nguon bằng trình soạn thảo và mở terminal Ubuntu tại thư mục này. Chạy pwd và ls để kiểm tra vị trí; danh sách tệp cần có lab.sh. Các đường dẫn trong bài được tính từ Ma_nguon. Trên Windows, thực hiện lệnh Bash trong Ubuntu/WSL.</w:t>
+        <w:t>Mở thư mục Lab01/Ma_nguon bằng trình soạn thảo và mở terminal Ubuntu tại thư mục này. Chạy pwd và ls để kiểm tra vị trí; danh sách tệp cần có lab.sh. Các đường dẫn trong bài được tính từ Ma_nguon. Trên Windows, thực hiện lệnh Bash trong Ubuntu/WSL.</w:t>
       </w:r>
     </w:p>
     <w:p>
@@ -764,7 +495,7 @@
           <w:color w:val="000000"/>
           <w:sz w:val="26"/>
         </w:rPr>
-        <w:t xml:space="preserve"> chương trình </w:t>
+        <w:t xml:space="preserve"> mở </w:t>
       </w:r>
       <w:r>
         <w:rPr>
@@ -773,7 +504,7 @@
           <w:color w:val="000000"/>
           <w:sz w:val="26"/>
         </w:rPr>
-        <w:t>demo.php</w:t>
+        <w:t>http://127.0.0.1:8101</w:t>
       </w:r>
       <w:r>
         <w:rPr>
@@ -782,7 +513,25 @@
           <w:color w:val="000000"/>
           <w:sz w:val="26"/>
         </w:rPr>
-        <w:t xml:space="preserve"> in kết quả trong terminal rồi kết thúc; bài này không có trang Web.</w:t>
+        <w:t xml:space="preserve">. Giữ terminal máy chủ mở, dùng terminal thứ hai tại cùng thư mục để sửa/chạy test. Dừng bằng </w:t>
+      </w:r>
+      <w:r>
+        <w:rPr>
+          <w:rFonts w:ascii="Times New Roman" w:hAnsi="Times New Roman"/>
+          <w:b w:val="0"/>
+          <w:color w:val="000000"/>
+          <w:sz w:val="26"/>
+        </w:rPr>
+        <w:t>Ctrl+C</w:t>
+      </w:r>
+      <w:r>
+        <w:rPr>
+          <w:rFonts w:ascii="Times New Roman" w:hAnsi="Times New Roman"/>
+          <w:b w:val="0"/>
+          <w:color w:val="000000"/>
+          <w:sz w:val="26"/>
+        </w:rPr>
+        <w:t>; không mở hai máy chủ cùng cổng.</w:t>
       </w:r>
     </w:p>
     <w:p>
@@ -862,7 +611,7 @@
     <w:p>
       <w:pPr/>
       <w:r>
-        <w:t>Thư mục Lab02/Ma_nguon đã có mã mẫu cho phần hướng dẫn. Chạy mẫu trước để xem kết quả, sau đó đọc và thực hiện lại các bước ở phần IV trên chính các tệp đó. Khi bài yêu cầu thay toàn bộ nội dung, không chép nối thêm một hàm hoặc lớp trùng tên. Phần mở rộng để sinh viên tự hoàn thiện ở mục VI.</w:t>
+        <w:t>Thư mục Lab01/Ma_nguon đã có mã mẫu cho phần hướng dẫn. Chạy mẫu trước để xem kết quả, sau đó đọc và thực hiện lại các bước ở phần IV trên chính các tệp đó. Khi bài yêu cầu thay toàn bộ nội dung, không chép nối thêm một hàm hoặc lớp trùng tên. Phần mở rộng để sinh viên tự hoàn thiện ở mục VI.</w:t>
       </w:r>
     </w:p>
     <w:tbl>
@@ -1006,9 +755,9 @@
                 <w:color w:val="000000"/>
                 <w:sz w:val="26"/>
               </w:rPr>
-              <w:t>src/CapacityPolicy.php; demo.php</w:t>
+              <w:t>scripts/check-env.sh; public/index.php</w:t>
               <w:br/>
-              <w:t>Đọc và viết lại lớp CapacityPolicy cùng chương trình gọi. Kiểm tra sức chứa, số người hiện tại và điều kiện còn chỗ.</w:t>
+              <w:t>Đọc trang PHP đã cấp; viết lại script kiểm tra PHP, Git và các tệp của dự án theo từng bước ở phần IV.</w:t>
             </w:r>
           </w:p>
         </w:tc>
@@ -1031,7 +780,7 @@
                 <w:color w:val="000000"/>
                 <w:sz w:val="26"/>
               </w:rPr>
-              <w:t>bash lab.sh run: AVAILABLE với (10, 9). bash lab.sh test: TESTS=5 FAILED=0.</w:t>
+              <w:t>bash lab.sh test: có CHECK_ENV=PASS, mã thoát 0. Trang mẫu ở cổng 8101.</w:t>
             </w:r>
           </w:p>
         </w:tc>
@@ -1082,9 +831,9 @@
                 <w:color w:val="000000"/>
                 <w:sz w:val="26"/>
               </w:rPr>
-              <w:t>src/RegistrationPolicy.php</w:t>
+              <w:t>scripts/scan-source.sh</w:t>
               <w:br/>
-              <w:t>Viết phương thức decide để trả confirmed, waiting hoặc rejected; xử lý dữ liệu sai, sự kiện đóng và danh sách chờ.</w:t>
+              <w:t>Hoàn thiện ba vị trí TODO: kiểm tra thư mục, đếm tệp đúng/sai và trả mã kết quả. Kiểm tra cả thư mục con và tên có khoảng trắng.</w:t>
             </w:r>
           </w:p>
         </w:tc>
@@ -1107,7 +856,7 @@
                 <w:color w:val="000000"/>
                 <w:sz w:val="26"/>
               </w:rPr>
-              <w:t>Bộ 8 ca đã cấp: TESTS=8 FAILED=0. Nếu bổ sung ca, tổng TESTS tăng tương ứng; FAILED phải bằng 0.</w:t>
+              <w:t>bash lab.sh extend: SHELL_CASES=4 FAILED=0. Có tệp sai: vẫn kiểm tra đủ tệp; thiếu/rỗng: mã 2.</w:t>
             </w:r>
           </w:p>
         </w:tc>
@@ -1166,7 +915,7 @@
                 <w:color w:val="000000"/>
                 <w:sz w:val="26"/>
               </w:rPr>
-              <w:t>Tệp</w:t>
+              <w:t>Tệp/thư mục</w:t>
             </w:r>
           </w:p>
         </w:tc>
@@ -1188,11 +937,9 @@
             <w:r>
               <w:rPr>
                 <w:rFonts w:ascii="Times New Roman" w:hAnsi="Times New Roman"/>
-                <w:b/>
-                <w:color w:val="000000"/>
                 <w:sz w:val="26"/>
               </w:rPr>
-              <w:t>Vai trò</w:t>
+              <w:t>Chức năng</w:t>
             </w:r>
           </w:p>
         </w:tc>
@@ -1223,7 +970,7 @@
                 <w:color w:val="000000"/>
                 <w:sz w:val="26"/>
               </w:rPr>
-              <w:t>src/CapacityPolicy.php</w:t>
+              <w:t>public/index.php</w:t>
             </w:r>
           </w:p>
         </w:tc>
@@ -1249,7 +996,7 @@
                 <w:color w:val="000000"/>
                 <w:sz w:val="26"/>
               </w:rPr>
-              <w:t>Mã mẫu xét điều kiện còn chỗ; đọc và viết lại theo bước 3.</w:t>
+              <w:t>Trang Web được cấp sẵn; máy chủ PHP trả trang này cho trình duyệt.</w:t>
             </w:r>
           </w:p>
         </w:tc>
@@ -1280,7 +1027,7 @@
                 <w:color w:val="000000"/>
                 <w:sz w:val="26"/>
               </w:rPr>
-              <w:t>demo.php</w:t>
+              <w:t>README.md</w:t>
             </w:r>
           </w:p>
         </w:tc>
@@ -1306,7 +1053,7 @@
                 <w:color w:val="000000"/>
                 <w:sz w:val="26"/>
               </w:rPr>
-              <w:t>Tạo đối tượng, truyền đầu vào và in kết quả. Đọc và viết lại theo bước 4.</w:t>
+              <w:t>Hướng dẫn giới thiệu và sử dụng dự án.</w:t>
             </w:r>
           </w:p>
         </w:tc>
@@ -1337,7 +1084,7 @@
                 <w:color w:val="000000"/>
                 <w:sz w:val="26"/>
               </w:rPr>
-              <w:t>tests/run.php</w:t>
+              <w:t>LICENSE</w:t>
             </w:r>
           </w:p>
         </w:tc>
@@ -1363,7 +1110,7 @@
                 <w:color w:val="000000"/>
                 <w:sz w:val="26"/>
               </w:rPr>
-              <w:t>Bộ dữ liệu thử đã cấp để kiểm tra hành vi của lớp.</w:t>
+              <w:t>Văn bản giấy phép của mã mẫu. Chỉ đọc, không tự xóa tên tác giả.</w:t>
             </w:r>
           </w:p>
         </w:tc>
@@ -1394,7 +1141,7 @@
                 <w:color w:val="000000"/>
                 <w:sz w:val="26"/>
               </w:rPr>
-              <w:t>tests/helper.php</w:t>
+              <w:t>scripts/check-env.sh</w:t>
             </w:r>
           </w:p>
         </w:tc>
@@ -1420,7 +1167,7 @@
                 <w:color w:val="000000"/>
                 <w:sz w:val="26"/>
               </w:rPr>
-              <w:t>Hàm so sánh kết quả mong đợi và kết quả thật; không cần sửa.</w:t>
+              <w:t>Tệp bạn đọc và viết lại để kiểm tra môi trường và tệp dự án.</w:t>
             </w:r>
           </w:p>
         </w:tc>
@@ -1440,28 +1187,9 @@
         <w:rPr>
           <w:rFonts w:ascii="Times New Roman" w:hAnsi="Times New Roman"/>
           <w:b w:val="0"/>
-          <w:color w:val="000000"/>
           <w:sz w:val="26"/>
         </w:rPr>
-        <w:t xml:space="preserve">Luồng: </w:t>
-      </w:r>
-      <w:r>
-        <w:rPr>
-          <w:rFonts w:ascii="Times New Roman" w:hAnsi="Times New Roman"/>
-          <w:b w:val="0"/>
-          <w:color w:val="000000"/>
-          <w:sz w:val="26"/>
-        </w:rPr>
-        <w:t>demo.php</w:t>
-      </w:r>
-      <w:r>
-        <w:rPr>
-          <w:rFonts w:ascii="Times New Roman" w:hAnsi="Times New Roman"/>
-          <w:b w:val="0"/>
-          <w:color w:val="000000"/>
-          <w:sz w:val="26"/>
-        </w:rPr>
-        <w:t xml:space="preserve"> nạp lớp → tạo đối tượng → gọi phương thức với hai số nguyên → nhận Boolean → quyết định dòng chữ cần in. Không có database hoặc Session trong luồng này.</w:t>
+        <w:t>Bash thực hiện các lệnh trong script, thông báo điều kiện đạt hoặc thiếu, sau đó trả mã kết quả cho chương trình gọi. Việc kiểm tra LICENSE trong bài chỉ xác nhận tệp tồn tại, không đánh giá nội dung hoặc việc tuân thủ giấy phép.</w:t>
       </w:r>
     </w:p>
     <w:p>
@@ -1492,11 +1220,12 @@
           <w:color w:val="000000"/>
           <w:sz w:val="26"/>
         </w:rPr>
-        <w:t>Bước 1. Viết quy tắc bằng lời trước khi viết mã</w:t>
+        <w:t>Bước 1. Thử ba lệnh mà script sẽ sử dụng</w:t>
       </w:r>
     </w:p>
     <w:p>
       <w:pPr>
+        <w:keepNext/>
         <w:widowControl/>
       </w:pPr>
       <w:r>
@@ -1506,7 +1235,59 @@
           <w:color w:val="000000"/>
           <w:sz w:val="26"/>
         </w:rPr>
-        <w:t>Trong ghi chú của bài, ghi: sức chứa phải lớn hơn 0; số đã đăng ký không âm; chỉ còn chỗ khi số đã đăng ký nhỏ hơn sức chứa. Với mẫu này, nếu số đã đăng ký lớn hơn sức chứa thì cũng không cho đăng ký tiếp.</w:t>
+        <w:t>Trong terminal đang ở Ma_nguon, chạy từng dòng:</w:t>
+      </w:r>
+    </w:p>
+    <w:p>
+      <w:pPr>
+        <w:keepNext/>
+        <w:keepLines/>
+        <w:widowControl/>
+        <w:spacing w:after="0" w:before="0" w:line="240" w:lineRule="auto"/>
+        <w:ind w:firstLine="0" w:left="142" w:right="85"/>
+        <w:jc w:val="left"/>
+      </w:pPr>
+      <w:r>
+        <w:rPr>
+          <w:rFonts w:ascii="Times New Roman" w:hAnsi="Times New Roman"/>
+          <w:b w:val="0"/>
+          <w:sz w:val="26"/>
+        </w:rPr>
+        <w:t>php -v</w:t>
+      </w:r>
+    </w:p>
+    <w:p>
+      <w:pPr>
+        <w:keepNext w:val="0"/>
+        <w:keepLines/>
+        <w:widowControl/>
+        <w:spacing w:after="0" w:before="0" w:line="240" w:lineRule="auto"/>
+        <w:ind w:firstLine="0" w:left="142" w:right="85"/>
+        <w:jc w:val="left"/>
+      </w:pPr>
+      <w:r>
+        <w:rPr>
+          <w:rFonts w:ascii="Times New Roman" w:hAnsi="Times New Roman"/>
+          <w:b w:val="0"/>
+          <w:sz w:val="26"/>
+        </w:rPr>
+        <w:t>git --version</w:t>
+      </w:r>
+    </w:p>
+    <w:p>
+      <w:pPr>
+        <w:widowControl/>
+        <w:spacing w:after="120" w:before="0" w:line="240" w:lineRule="auto"/>
+        <w:ind w:firstLine="0" w:left="142" w:right="85"/>
+        <w:jc w:val="left"/>
+      </w:pPr>
+      <w:r>
+        <w:rPr>
+          <w:rFonts w:ascii="Times New Roman" w:hAnsi="Times New Roman"/>
+          <w:b w:val="0"/>
+          <w:sz w:val="26"/>
+        </w:rPr>
+        <w:t>php -l public/index.php</w:t>
       </w:r>
     </w:p>
     <w:p>
@@ -1520,7 +1301,7 @@
           <w:color w:val="000000"/>
           <w:sz w:val="26"/>
         </w:rPr>
-        <w:t xml:space="preserve">Câu “còn chỗ” được biểu diễn bằng toán tử </w:t>
+        <w:t xml:space="preserve">Hai lệnh đầu in phiên bản công cụ. Lệnh thứ ba có chữ </w:t>
       </w:r>
       <w:r>
         <w:rPr>
@@ -1529,7 +1310,7 @@
           <w:color w:val="000000"/>
           <w:sz w:val="26"/>
         </w:rPr>
-        <w:t>&lt;</w:t>
+        <w:t>No syntax errors detected</w:t>
       </w:r>
       <w:r>
         <w:rPr>
@@ -1538,7 +1319,7 @@
           <w:color w:val="000000"/>
           <w:sz w:val="26"/>
         </w:rPr>
-        <w:t xml:space="preserve">, không phải </w:t>
+        <w:t xml:space="preserve">. Tham số </w:t>
       </w:r>
       <w:r>
         <w:rPr>
@@ -1547,7 +1328,7 @@
           <w:color w:val="000000"/>
           <w:sz w:val="26"/>
         </w:rPr>
-        <w:t>&lt;=</w:t>
+        <w:t>-l</w:t>
       </w:r>
       <w:r>
         <w:rPr>
@@ -1556,7 +1337,50 @@
           <w:color w:val="000000"/>
           <w:sz w:val="26"/>
         </w:rPr>
-        <w:t>. Đây là quyết định nghiệp vụ, không phải quy ước đặt tên.</w:t>
+        <w:t xml:space="preserve"> yêu cầu PHP chỉ kiểm tra cú pháp tệp, không chạy chức năng của trang. Vì vậy một tệp đúng cú pháp vẫn có thể sai nghiệp vụ.</w:t>
+      </w:r>
+    </w:p>
+    <w:p>
+      <w:pPr>
+        <w:widowControl/>
+      </w:pPr>
+      <w:r>
+        <w:rPr>
+          <w:rFonts w:ascii="Times New Roman" w:hAnsi="Times New Roman"/>
+          <w:b w:val="0"/>
+          <w:color w:val="000000"/>
+          <w:sz w:val="26"/>
+        </w:rPr>
+        <w:t>Để xem lệnh có tồn tại trong môi trường, thử:</w:t>
+      </w:r>
+    </w:p>
+    <w:p>
+      <w:pPr>
+        <w:widowControl/>
+        <w:spacing w:after="120" w:before="0" w:line="240" w:lineRule="auto"/>
+        <w:ind w:firstLine="0" w:left="142" w:right="85"/>
+        <w:jc w:val="left"/>
+      </w:pPr>
+      <w:r>
+        <w:rPr>
+          <w:rFonts w:ascii="Times New Roman" w:hAnsi="Times New Roman"/>
+          <w:b w:val="0"/>
+          <w:sz w:val="26"/>
+        </w:rPr>
+        <w:t>command -v php</w:t>
+      </w:r>
+    </w:p>
+    <w:p>
+      <w:pPr>
+        <w:widowControl/>
+      </w:pPr>
+      <w:r>
+        <w:rPr>
+          <w:rFonts w:ascii="Times New Roman" w:hAnsi="Times New Roman"/>
+          <w:b w:val="0"/>
+          <w:sz w:val="26"/>
+        </w:rPr>
+        <w:t>Lệnh trả về đường dẫn đến PHP, chẳng hạn /usr/bin/php. Đường dẫn cụ thể phụ thuộc môi trường cài đặt.</w:t>
       </w:r>
     </w:p>
     <w:p>
@@ -1595,7 +1419,7 @@
           <w:color w:val="000000"/>
           <w:sz w:val="26"/>
         </w:rPr>
-        <w:t xml:space="preserve"> ] Viết được điều kiện còn chỗ và quy tắc từ chối đầu vào không hợp lệ.</w:t>
+        <w:t xml:space="preserve"> ] Lệnh in phiên bản PHP/Git và thông báo không lỗi cú pháp; biết -l chỉ kiểm tra cú pháp.</w:t>
       </w:r>
     </w:p>
     <w:p>
@@ -1611,7 +1435,7 @@
           <w:color w:val="000000"/>
           <w:sz w:val="26"/>
         </w:rPr>
-        <w:t>Bước 2. Thử quy tắc dưới dạng một hàm</w:t>
+        <w:t>Bước 2. Tạo tệp Shell và chạy phiên bản đầu tiên</w:t>
       </w:r>
     </w:p>
     <w:p>
@@ -1626,7 +1450,7 @@
           <w:color w:val="000000"/>
           <w:sz w:val="26"/>
         </w:rPr>
-        <w:t xml:space="preserve">Mở tệp </w:t>
+        <w:t xml:space="preserve">Trong trình soạn thảo, tạo thư mục </w:t>
       </w:r>
       <w:r>
         <w:rPr>
@@ -1635,7 +1459,7 @@
           <w:color w:val="000000"/>
           <w:sz w:val="26"/>
         </w:rPr>
-        <w:t>thu-ham.php</w:t>
+        <w:t>scripts</w:t>
       </w:r>
       <w:r>
         <w:rPr>
@@ -1644,215 +1468,7 @@
           <w:color w:val="000000"/>
           <w:sz w:val="26"/>
         </w:rPr>
-        <w:t xml:space="preserve"> tại thư mục gốc bài làm với nội dung:</w:t>
-      </w:r>
-    </w:p>
-    <w:p>
-      <w:pPr>
-        <w:keepNext/>
-        <w:keepLines/>
-        <w:widowControl/>
-        <w:spacing w:after="0" w:before="0" w:line="240" w:lineRule="auto"/>
-        <w:ind w:firstLine="0" w:left="142" w:right="85"/>
-        <w:jc w:val="left"/>
-      </w:pPr>
-      <w:r>
-        <w:rPr>
-          <w:rFonts w:ascii="Times New Roman" w:hAnsi="Times New Roman"/>
-          <w:b w:val="0"/>
-          <w:sz w:val="26"/>
-        </w:rPr>
-        <w:t>&lt;?php</w:t>
-      </w:r>
-    </w:p>
-    <w:p>
-      <w:pPr>
-        <w:keepNext/>
-        <w:keepLines/>
-        <w:widowControl/>
-        <w:spacing w:after="0" w:before="0" w:line="240" w:lineRule="auto"/>
-        <w:ind w:firstLine="0" w:left="142" w:right="85"/>
-        <w:jc w:val="left"/>
-      </w:pPr>
-      <w:r>
-        <w:rPr>
-          <w:rFonts w:ascii="Times New Roman" w:hAnsi="Times New Roman"/>
-          <w:b w:val="0"/>
-          <w:sz w:val="26"/>
-        </w:rPr>
-        <w:t>function canRegister(int $capacity, int $registered): bool</w:t>
-      </w:r>
-    </w:p>
-    <w:p>
-      <w:pPr>
-        <w:keepNext/>
-        <w:keepLines/>
-        <w:widowControl/>
-        <w:spacing w:after="0" w:before="0" w:line="240" w:lineRule="auto"/>
-        <w:ind w:firstLine="0" w:left="142" w:right="85"/>
-        <w:jc w:val="left"/>
-      </w:pPr>
-      <w:r>
-        <w:rPr>
-          <w:rFonts w:ascii="Times New Roman" w:hAnsi="Times New Roman"/>
-          <w:b w:val="0"/>
-          <w:sz w:val="26"/>
-        </w:rPr>
-        <w:t>{</w:t>
-      </w:r>
-    </w:p>
-    <w:p>
-      <w:pPr>
-        <w:keepNext/>
-        <w:keepLines/>
-        <w:widowControl/>
-        <w:spacing w:after="0" w:before="0" w:line="240" w:lineRule="auto"/>
-        <w:ind w:firstLine="0" w:left="142" w:right="85"/>
-        <w:jc w:val="left"/>
-      </w:pPr>
-      <w:r>
-        <w:rPr>
-          <w:rFonts w:ascii="Times New Roman" w:hAnsi="Times New Roman"/>
-          <w:b w:val="0"/>
-          <w:sz w:val="26"/>
-        </w:rPr>
-        <w:t xml:space="preserve">    if ($capacity &lt;= 0 || $registered &lt; 0) {</w:t>
-      </w:r>
-    </w:p>
-    <w:p>
-      <w:pPr>
-        <w:keepNext/>
-        <w:keepLines/>
-        <w:widowControl/>
-        <w:spacing w:after="0" w:before="0" w:line="240" w:lineRule="auto"/>
-        <w:ind w:firstLine="0" w:left="142" w:right="85"/>
-        <w:jc w:val="left"/>
-      </w:pPr>
-      <w:r>
-        <w:rPr>
-          <w:rFonts w:ascii="Times New Roman" w:hAnsi="Times New Roman"/>
-          <w:b w:val="0"/>
-          <w:sz w:val="26"/>
-        </w:rPr>
-        <w:t xml:space="preserve">        return false;</w:t>
-      </w:r>
-    </w:p>
-    <w:p>
-      <w:pPr>
-        <w:keepNext/>
-        <w:keepLines/>
-        <w:widowControl/>
-        <w:spacing w:after="0" w:before="0" w:line="240" w:lineRule="auto"/>
-        <w:ind w:firstLine="0" w:left="142" w:right="85"/>
-        <w:jc w:val="left"/>
-      </w:pPr>
-      <w:r>
-        <w:rPr>
-          <w:rFonts w:ascii="Times New Roman" w:hAnsi="Times New Roman"/>
-          <w:b w:val="0"/>
-          <w:sz w:val="26"/>
-        </w:rPr>
-        <w:t xml:space="preserve">    }</w:t>
-      </w:r>
-    </w:p>
-    <w:p>
-      <w:pPr>
-        <w:keepNext/>
-        <w:keepLines/>
-        <w:widowControl/>
-        <w:spacing w:after="0" w:before="0" w:line="240" w:lineRule="auto"/>
-        <w:ind w:firstLine="0" w:left="142" w:right="85"/>
-        <w:jc w:val="left"/>
-      </w:pPr>
-      <w:r>
-        <w:rPr>
-          <w:rFonts w:ascii="Times New Roman" w:hAnsi="Times New Roman"/>
-          <w:b w:val="0"/>
-          <w:sz w:val="26"/>
-        </w:rPr>
-        <w:t xml:space="preserve">    return $registered &lt; $capacity;</w:t>
-      </w:r>
-    </w:p>
-    <w:p>
-      <w:pPr>
-        <w:keepNext w:val="0"/>
-        <w:keepLines/>
-        <w:widowControl/>
-        <w:spacing w:after="0" w:before="0" w:line="240" w:lineRule="auto"/>
-        <w:ind w:firstLine="0" w:left="142" w:right="85"/>
-        <w:jc w:val="left"/>
-      </w:pPr>
-      <w:r>
-        <w:rPr>
-          <w:rFonts w:ascii="Times New Roman" w:hAnsi="Times New Roman"/>
-          <w:b w:val="0"/>
-          <w:sz w:val="26"/>
-        </w:rPr>
-        <w:t>}</w:t>
-      </w:r>
-    </w:p>
-    <w:p>
-      <w:pPr>
-        <w:widowControl/>
-        <w:spacing w:after="0" w:before="0" w:line="240" w:lineRule="auto"/>
-        <w:ind w:firstLine="0" w:left="142" w:right="85"/>
-        <w:jc w:val="left"/>
-      </w:pPr>
-      <w:r>
-        <w:rPr>
-          <w:rFonts w:ascii="Times New Roman" w:hAnsi="Times New Roman"/>
-          <w:b w:val="0"/>
-          <w:sz w:val="26"/>
-        </w:rPr>
-        <w:t xml:space="preserve"> </w:t>
-      </w:r>
-    </w:p>
-    <w:p>
-      <w:pPr>
-        <w:keepNext w:val="0"/>
-        <w:keepLines/>
-        <w:widowControl/>
-        <w:spacing w:after="0" w:before="0" w:line="240" w:lineRule="auto"/>
-        <w:ind w:firstLine="0" w:left="142" w:right="85"/>
-        <w:jc w:val="left"/>
-      </w:pPr>
-      <w:r>
-        <w:rPr>
-          <w:rFonts w:ascii="Times New Roman" w:hAnsi="Times New Roman"/>
-          <w:b w:val="0"/>
-          <w:sz w:val="26"/>
-        </w:rPr>
-        <w:t>var_dump(canRegister(10, 9));</w:t>
-      </w:r>
-    </w:p>
-    <w:p>
-      <w:pPr>
-        <w:widowControl/>
-        <w:spacing w:after="120" w:before="0" w:line="240" w:lineRule="auto"/>
-        <w:ind w:firstLine="0" w:left="142" w:right="85"/>
-        <w:jc w:val="left"/>
-      </w:pPr>
-      <w:r>
-        <w:rPr>
-          <w:rFonts w:ascii="Times New Roman" w:hAnsi="Times New Roman"/>
-          <w:b w:val="0"/>
-          <w:sz w:val="26"/>
-        </w:rPr>
-        <w:t>var_dump(canRegister(10, 10));</w:t>
-      </w:r>
-    </w:p>
-    <w:p>
-      <w:pPr>
-        <w:widowControl/>
-      </w:pPr>
-      <w:r>
-        <w:rPr>
-          <w:rFonts w:ascii="Times New Roman" w:hAnsi="Times New Roman"/>
-          <w:b w:val="0"/>
-          <w:color w:val="000000"/>
-          <w:sz w:val="26"/>
-        </w:rPr>
-        <w:t xml:space="preserve">Chạy </w:t>
+        <w:t xml:space="preserve"> nếu chưa có. Mở tệp </w:t>
       </w:r>
       <w:r>
         <w:rPr>
@@ -1861,7 +1477,7 @@
           <w:color w:val="000000"/>
           <w:sz w:val="26"/>
         </w:rPr>
-        <w:t>php thu-ham.php</w:t>
+        <w:t>scripts/check-env.sh</w:t>
       </w:r>
       <w:r>
         <w:rPr>
@@ -1870,7 +1486,103 @@
           <w:color w:val="000000"/>
           <w:sz w:val="26"/>
         </w:rPr>
-        <w:t xml:space="preserve">. Kết quả gồm </w:t>
+        <w:t xml:space="preserve"> và thay toàn bộ nội dung bằng đoạn sau:</w:t>
+      </w:r>
+    </w:p>
+    <w:p>
+      <w:pPr>
+        <w:keepNext/>
+        <w:keepLines/>
+        <w:widowControl/>
+        <w:spacing w:after="0" w:before="0" w:line="240" w:lineRule="auto"/>
+        <w:ind w:firstLine="0" w:left="142" w:right="85"/>
+        <w:jc w:val="left"/>
+      </w:pPr>
+      <w:r>
+        <w:rPr>
+          <w:rFonts w:ascii="Times New Roman" w:hAnsi="Times New Roman"/>
+          <w:b w:val="0"/>
+          <w:sz w:val="26"/>
+        </w:rPr>
+        <w:t>#!/usr/bin/env bash</w:t>
+      </w:r>
+    </w:p>
+    <w:p>
+      <w:pPr>
+        <w:keepNext w:val="0"/>
+        <w:keepLines/>
+        <w:widowControl/>
+        <w:spacing w:after="0" w:before="0" w:line="240" w:lineRule="auto"/>
+        <w:ind w:firstLine="0" w:left="142" w:right="85"/>
+        <w:jc w:val="left"/>
+      </w:pPr>
+      <w:r>
+        <w:rPr>
+          <w:rFonts w:ascii="Times New Roman" w:hAnsi="Times New Roman"/>
+          <w:b w:val="0"/>
+          <w:sz w:val="26"/>
+        </w:rPr>
+        <w:t>project_name="CommunityPass"</w:t>
+      </w:r>
+    </w:p>
+    <w:p>
+      <w:pPr>
+        <w:widowControl/>
+        <w:spacing w:after="120" w:before="0" w:line="240" w:lineRule="auto"/>
+        <w:ind w:firstLine="0" w:left="142" w:right="85"/>
+        <w:jc w:val="left"/>
+      </w:pPr>
+      <w:r>
+        <w:rPr>
+          <w:rFonts w:ascii="Times New Roman" w:hAnsi="Times New Roman"/>
+          <w:b w:val="0"/>
+          <w:sz w:val="26"/>
+        </w:rPr>
+        <w:t>echo "Kiểm tra dự án: $project_name"</w:t>
+      </w:r>
+    </w:p>
+    <w:p>
+      <w:pPr>
+        <w:widowControl/>
+      </w:pPr>
+      <w:r>
+        <w:rPr>
+          <w:rFonts w:ascii="Times New Roman" w:hAnsi="Times New Roman"/>
+          <w:b w:val="0"/>
+          <w:color w:val="000000"/>
+          <w:sz w:val="26"/>
+        </w:rPr>
+        <w:t>Lưu tệp, quay lại terminal rồi chạy:</w:t>
+      </w:r>
+    </w:p>
+    <w:p>
+      <w:pPr>
+        <w:widowControl/>
+        <w:spacing w:after="120" w:before="0" w:line="240" w:lineRule="auto"/>
+        <w:ind w:firstLine="0" w:left="142" w:right="85"/>
+        <w:jc w:val="left"/>
+      </w:pPr>
+      <w:r>
+        <w:rPr>
+          <w:rFonts w:ascii="Times New Roman" w:hAnsi="Times New Roman"/>
+          <w:b w:val="0"/>
+          <w:sz w:val="26"/>
+        </w:rPr>
+        <w:t>bash scripts/check-env.sh</w:t>
+      </w:r>
+    </w:p>
+    <w:p>
+      <w:pPr>
+        <w:widowControl/>
+      </w:pPr>
+      <w:r>
+        <w:rPr>
+          <w:rFonts w:ascii="Times New Roman" w:hAnsi="Times New Roman"/>
+          <w:b w:val="0"/>
+          <w:color w:val="000000"/>
+          <w:sz w:val="26"/>
+        </w:rPr>
+        <w:t>Kết quả:</w:t>
       </w:r>
       <w:r>
         <w:rPr>
@@ -1879,7 +1591,7 @@
           <w:color w:val="000000"/>
           <w:sz w:val="26"/>
         </w:rPr>
-        <w:t>bool(true)</w:t>
+        <w:t xml:space="preserve"> </w:t>
       </w:r>
       <w:r>
         <w:rPr>
@@ -1888,16 +1600,7 @@
           <w:color w:val="000000"/>
           <w:sz w:val="26"/>
         </w:rPr>
-        <w:t xml:space="preserve"> và </w:t>
-      </w:r>
-      <w:r>
-        <w:rPr>
-          <w:rFonts w:ascii="Times New Roman" w:hAnsi="Times New Roman"/>
-          <w:b w:val="0"/>
-          <w:color w:val="000000"/>
-          <w:sz w:val="26"/>
-        </w:rPr>
-        <w:t>bool(false)</w:t>
+        <w:t>Kiểm tra dự án: CommunityPass</w:t>
       </w:r>
       <w:r>
         <w:rPr>
@@ -1920,7 +1623,7 @@
           <w:color w:val="000000"/>
           <w:sz w:val="26"/>
         </w:rPr>
-        <w:t>int</w:t>
+        <w:t xml:space="preserve">Dòng đầu chỉ định Bash; </w:t>
       </w:r>
       <w:r>
         <w:rPr>
@@ -1929,7 +1632,7 @@
           <w:color w:val="000000"/>
           <w:sz w:val="26"/>
         </w:rPr>
-        <w:t xml:space="preserve"> chỉ tham số số nguyên; </w:t>
+        <w:t>project_name</w:t>
       </w:r>
       <w:r>
         <w:rPr>
@@ -1938,7 +1641,7 @@
           <w:color w:val="000000"/>
           <w:sz w:val="26"/>
         </w:rPr>
-        <w:t>bool</w:t>
+        <w:t xml:space="preserve"> là biến; dấu </w:t>
       </w:r>
       <w:r>
         <w:rPr>
@@ -1947,7 +1650,7 @@
           <w:color w:val="000000"/>
           <w:sz w:val="26"/>
         </w:rPr>
-        <w:t xml:space="preserve"> chỉ kết quả đúng/sai; </w:t>
+        <w:t>$</w:t>
       </w:r>
       <w:r>
         <w:rPr>
@@ -1956,7 +1659,7 @@
           <w:color w:val="000000"/>
           <w:sz w:val="26"/>
         </w:rPr>
-        <w:t>||</w:t>
+        <w:t xml:space="preserve"> lấy giá trị biến; </w:t>
       </w:r>
       <w:r>
         <w:rPr>
@@ -1965,7 +1668,7 @@
           <w:color w:val="000000"/>
           <w:sz w:val="26"/>
         </w:rPr>
-        <w:t xml:space="preserve"> nghĩa là hoặc. </w:t>
+        <w:t>echo</w:t>
       </w:r>
       <w:r>
         <w:rPr>
@@ -1974,7 +1677,7 @@
           <w:color w:val="000000"/>
           <w:sz w:val="26"/>
         </w:rPr>
-        <w:t>return</w:t>
+        <w:t xml:space="preserve"> in thông báo. Khi gán biến không đặt khoảng trắng quanh dấu </w:t>
       </w:r>
       <w:r>
         <w:rPr>
@@ -1983,7 +1686,70 @@
           <w:color w:val="000000"/>
           <w:sz w:val="26"/>
         </w:rPr>
-        <w:t xml:space="preserve"> kết thúc hàm và trả giá trị cho nơi gọi. Hai biến tham số chỉ có ý nghĩa bên trong lần gọi hàm, không đọc dữ liệu từ giao diện.</w:t>
+        <w:t>=</w:t>
+      </w:r>
+      <w:r>
+        <w:rPr>
+          <w:rFonts w:ascii="Times New Roman" w:hAnsi="Times New Roman"/>
+          <w:b w:val="0"/>
+          <w:color w:val="000000"/>
+          <w:sz w:val="26"/>
+        </w:rPr>
+        <w:t xml:space="preserve">. Khi gọi qua </w:t>
+      </w:r>
+      <w:r>
+        <w:rPr>
+          <w:rFonts w:ascii="Times New Roman" w:hAnsi="Times New Roman"/>
+          <w:b w:val="0"/>
+          <w:color w:val="000000"/>
+          <w:sz w:val="26"/>
+        </w:rPr>
+        <w:t>bash ...</w:t>
+      </w:r>
+      <w:r>
+        <w:rPr>
+          <w:rFonts w:ascii="Times New Roman" w:hAnsi="Times New Roman"/>
+          <w:b w:val="0"/>
+          <w:color w:val="000000"/>
+          <w:sz w:val="26"/>
+        </w:rPr>
+        <w:t xml:space="preserve">, chưa cần cấp quyền thực thi. Sau này có thể dùng </w:t>
+      </w:r>
+      <w:r>
+        <w:rPr>
+          <w:rFonts w:ascii="Times New Roman" w:hAnsi="Times New Roman"/>
+          <w:b w:val="0"/>
+          <w:color w:val="000000"/>
+          <w:sz w:val="26"/>
+        </w:rPr>
+        <w:t>chmod +x scripts/check-env.sh</w:t>
+      </w:r>
+      <w:r>
+        <w:rPr>
+          <w:rFonts w:ascii="Times New Roman" w:hAnsi="Times New Roman"/>
+          <w:b w:val="0"/>
+          <w:color w:val="000000"/>
+          <w:sz w:val="26"/>
+        </w:rPr>
+        <w:t xml:space="preserve"> rồi gọi </w:t>
+      </w:r>
+      <w:r>
+        <w:rPr>
+          <w:rFonts w:ascii="Times New Roman" w:hAnsi="Times New Roman"/>
+          <w:b w:val="0"/>
+          <w:color w:val="000000"/>
+          <w:sz w:val="26"/>
+        </w:rPr>
+        <w:t>./scripts/check-env.sh</w:t>
+      </w:r>
+      <w:r>
+        <w:rPr>
+          <w:rFonts w:ascii="Times New Roman" w:hAnsi="Times New Roman"/>
+          <w:b w:val="0"/>
+          <w:color w:val="000000"/>
+          <w:sz w:val="26"/>
+        </w:rPr>
+        <w:t>.</w:t>
       </w:r>
     </w:p>
     <w:p>
@@ -2022,7 +1788,7 @@
           <w:color w:val="000000"/>
           <w:sz w:val="26"/>
         </w:rPr>
-        <w:t xml:space="preserve"> ] Hàm thử trả true khi 10/9, false khi 10/10 và khi dữ liệu sai.</w:t>
+        <w:t xml:space="preserve"> ] Script in Kiểm tra dự án: CommunityPass; tên biến không có khoảng trắng quanh dấu =.</w:t>
       </w:r>
     </w:p>
     <w:p>
@@ -2038,7 +1804,7 @@
           <w:color w:val="000000"/>
           <w:sz w:val="26"/>
         </w:rPr>
-        <w:t>Bước 3. Đưa cùng quy tắc vào một lớp</w:t>
+        <w:t>Bước 3. Thử điều kiện có công cụ PHP</w:t>
       </w:r>
     </w:p>
     <w:p>
@@ -2053,7 +1819,145 @@
           <w:color w:val="000000"/>
           <w:sz w:val="26"/>
         </w:rPr>
-        <w:t xml:space="preserve">Mở </w:t>
+        <w:t>Thay toàn bộ nội dung tệp bằng đoạn dưới, lưu và chạy lại:</w:t>
+      </w:r>
+    </w:p>
+    <w:p>
+      <w:pPr>
+        <w:keepNext/>
+        <w:keepLines/>
+        <w:widowControl/>
+        <w:spacing w:after="0" w:before="0" w:line="240" w:lineRule="auto"/>
+        <w:ind w:firstLine="0" w:left="142" w:right="85"/>
+        <w:jc w:val="left"/>
+      </w:pPr>
+      <w:r>
+        <w:rPr>
+          <w:rFonts w:ascii="Times New Roman" w:hAnsi="Times New Roman"/>
+          <w:b w:val="0"/>
+          <w:sz w:val="26"/>
+        </w:rPr>
+        <w:t>#!/usr/bin/env bash</w:t>
+      </w:r>
+    </w:p>
+    <w:p>
+      <w:pPr>
+        <w:keepNext/>
+        <w:keepLines/>
+        <w:widowControl/>
+        <w:spacing w:after="0" w:before="0" w:line="240" w:lineRule="auto"/>
+        <w:ind w:firstLine="0" w:left="142" w:right="85"/>
+        <w:jc w:val="left"/>
+      </w:pPr>
+      <w:r>
+        <w:rPr>
+          <w:rFonts w:ascii="Times New Roman" w:hAnsi="Times New Roman"/>
+          <w:b w:val="0"/>
+          <w:sz w:val="26"/>
+        </w:rPr>
+        <w:t>if command -v php &gt;/dev/null 2&gt;&amp;1; then</w:t>
+      </w:r>
+    </w:p>
+    <w:p>
+      <w:pPr>
+        <w:keepNext/>
+        <w:keepLines/>
+        <w:widowControl/>
+        <w:spacing w:after="0" w:before="0" w:line="240" w:lineRule="auto"/>
+        <w:ind w:firstLine="0" w:left="142" w:right="85"/>
+        <w:jc w:val="left"/>
+      </w:pPr>
+      <w:r>
+        <w:rPr>
+          <w:rFonts w:ascii="Times New Roman" w:hAnsi="Times New Roman"/>
+          <w:b w:val="0"/>
+          <w:sz w:val="26"/>
+        </w:rPr>
+        <w:t xml:space="preserve">    echo "OK tool php"</w:t>
+      </w:r>
+    </w:p>
+    <w:p>
+      <w:pPr>
+        <w:keepNext/>
+        <w:keepLines/>
+        <w:widowControl/>
+        <w:spacing w:after="0" w:before="0" w:line="240" w:lineRule="auto"/>
+        <w:ind w:firstLine="0" w:left="142" w:right="85"/>
+        <w:jc w:val="left"/>
+      </w:pPr>
+      <w:r>
+        <w:rPr>
+          <w:rFonts w:ascii="Times New Roman" w:hAnsi="Times New Roman"/>
+          <w:b w:val="0"/>
+          <w:sz w:val="26"/>
+        </w:rPr>
+        <w:t>else</w:t>
+      </w:r>
+    </w:p>
+    <w:p>
+      <w:pPr>
+        <w:keepNext/>
+        <w:keepLines/>
+        <w:widowControl/>
+        <w:spacing w:after="0" w:before="0" w:line="240" w:lineRule="auto"/>
+        <w:ind w:firstLine="0" w:left="142" w:right="85"/>
+        <w:jc w:val="left"/>
+      </w:pPr>
+      <w:r>
+        <w:rPr>
+          <w:rFonts w:ascii="Times New Roman" w:hAnsi="Times New Roman"/>
+          <w:b w:val="0"/>
+          <w:sz w:val="26"/>
+        </w:rPr>
+        <w:t xml:space="preserve">    echo "MISSING tool php"</w:t>
+      </w:r>
+    </w:p>
+    <w:p>
+      <w:pPr>
+        <w:keepNext w:val="0"/>
+        <w:keepLines/>
+        <w:widowControl/>
+        <w:spacing w:after="0" w:before="0" w:line="240" w:lineRule="auto"/>
+        <w:ind w:firstLine="0" w:left="142" w:right="85"/>
+        <w:jc w:val="left"/>
+      </w:pPr>
+      <w:r>
+        <w:rPr>
+          <w:rFonts w:ascii="Times New Roman" w:hAnsi="Times New Roman"/>
+          <w:b w:val="0"/>
+          <w:sz w:val="26"/>
+        </w:rPr>
+        <w:t xml:space="preserve">    exit 2</w:t>
+      </w:r>
+    </w:p>
+    <w:p>
+      <w:pPr>
+        <w:widowControl/>
+        <w:spacing w:after="120" w:before="0" w:line="240" w:lineRule="auto"/>
+        <w:ind w:firstLine="0" w:left="142" w:right="85"/>
+        <w:jc w:val="left"/>
+      </w:pPr>
+      <w:r>
+        <w:rPr>
+          <w:rFonts w:ascii="Times New Roman" w:hAnsi="Times New Roman"/>
+          <w:b w:val="0"/>
+          <w:sz w:val="26"/>
+        </w:rPr>
+        <w:t>fi</w:t>
+      </w:r>
+    </w:p>
+    <w:p>
+      <w:pPr>
+        <w:widowControl/>
+      </w:pPr>
+      <w:r>
+        <w:rPr>
+          <w:rFonts w:ascii="Times New Roman" w:hAnsi="Times New Roman"/>
+          <w:b w:val="0"/>
+          <w:color w:val="000000"/>
+          <w:sz w:val="26"/>
+        </w:rPr>
+        <w:t>if</w:t>
       </w:r>
       <w:r>
         <w:rPr>
@@ -2062,7 +1966,7 @@
           <w:color w:val="000000"/>
           <w:sz w:val="26"/>
         </w:rPr>
-        <w:t>src/CapacityPolicy.php</w:t>
+        <w:t xml:space="preserve"> xem lệnh kiểm tra có thành công hay không; </w:t>
       </w:r>
       <w:r>
         <w:rPr>
@@ -2071,281 +1975,7 @@
           <w:color w:val="000000"/>
           <w:sz w:val="26"/>
         </w:rPr>
-        <w:t xml:space="preserve"> và nhập toàn bộ nội dung sau:</w:t>
-      </w:r>
-    </w:p>
-    <w:p>
-      <w:pPr>
-        <w:keepNext/>
-        <w:keepLines/>
-        <w:widowControl/>
-        <w:spacing w:after="0" w:before="0" w:line="240" w:lineRule="auto"/>
-        <w:ind w:firstLine="0" w:left="142" w:right="85"/>
-        <w:jc w:val="left"/>
-      </w:pPr>
-      <w:r>
-        <w:rPr>
-          <w:rFonts w:ascii="Times New Roman" w:hAnsi="Times New Roman"/>
-          <w:b w:val="0"/>
-          <w:sz w:val="26"/>
-        </w:rPr>
-        <w:t>&lt;?php</w:t>
-      </w:r>
-    </w:p>
-    <w:p>
-      <w:pPr>
-        <w:keepNext w:val="0"/>
-        <w:keepLines/>
-        <w:widowControl/>
-        <w:spacing w:after="0" w:before="0" w:line="240" w:lineRule="auto"/>
-        <w:ind w:firstLine="0" w:left="142" w:right="85"/>
-        <w:jc w:val="left"/>
-      </w:pPr>
-      <w:r>
-        <w:rPr>
-          <w:rFonts w:ascii="Times New Roman" w:hAnsi="Times New Roman"/>
-          <w:b w:val="0"/>
-          <w:sz w:val="26"/>
-        </w:rPr>
-        <w:t>declare(strict_types=1);</w:t>
-      </w:r>
-    </w:p>
-    <w:p>
-      <w:pPr>
-        <w:widowControl/>
-        <w:spacing w:after="0" w:before="0" w:line="240" w:lineRule="auto"/>
-        <w:ind w:firstLine="0" w:left="142" w:right="85"/>
-        <w:jc w:val="left"/>
-      </w:pPr>
-      <w:r>
-        <w:rPr>
-          <w:rFonts w:ascii="Times New Roman" w:hAnsi="Times New Roman"/>
-          <w:b w:val="0"/>
-          <w:sz w:val="26"/>
-        </w:rPr>
-        <w:t xml:space="preserve"> </w:t>
-      </w:r>
-    </w:p>
-    <w:p>
-      <w:pPr>
-        <w:keepNext/>
-        <w:keepLines/>
-        <w:widowControl/>
-        <w:spacing w:after="0" w:before="0" w:line="240" w:lineRule="auto"/>
-        <w:ind w:firstLine="0" w:left="142" w:right="85"/>
-        <w:jc w:val="left"/>
-      </w:pPr>
-      <w:r>
-        <w:rPr>
-          <w:rFonts w:ascii="Times New Roman" w:hAnsi="Times New Roman"/>
-          <w:b w:val="0"/>
-          <w:sz w:val="26"/>
-        </w:rPr>
-        <w:t>final class CapacityPolicy</w:t>
-      </w:r>
-    </w:p>
-    <w:p>
-      <w:pPr>
-        <w:keepNext/>
-        <w:keepLines/>
-        <w:widowControl/>
-        <w:spacing w:after="0" w:before="0" w:line="240" w:lineRule="auto"/>
-        <w:ind w:firstLine="0" w:left="142" w:right="85"/>
-        <w:jc w:val="left"/>
-      </w:pPr>
-      <w:r>
-        <w:rPr>
-          <w:rFonts w:ascii="Times New Roman" w:hAnsi="Times New Roman"/>
-          <w:b w:val="0"/>
-          <w:sz w:val="26"/>
-        </w:rPr>
-        <w:t>{</w:t>
-      </w:r>
-    </w:p>
-    <w:p>
-      <w:pPr>
-        <w:keepNext/>
-        <w:keepLines/>
-        <w:widowControl/>
-        <w:spacing w:after="0" w:before="0" w:line="240" w:lineRule="auto"/>
-        <w:ind w:firstLine="0" w:left="142" w:right="85"/>
-        <w:jc w:val="left"/>
-      </w:pPr>
-      <w:r>
-        <w:rPr>
-          <w:rFonts w:ascii="Times New Roman" w:hAnsi="Times New Roman"/>
-          <w:b w:val="0"/>
-          <w:sz w:val="26"/>
-        </w:rPr>
-        <w:t xml:space="preserve">    public function canRegister(int $capacity, int $registered): bool</w:t>
-      </w:r>
-    </w:p>
-    <w:p>
-      <w:pPr>
-        <w:keepNext/>
-        <w:keepLines/>
-        <w:widowControl/>
-        <w:spacing w:after="0" w:before="0" w:line="240" w:lineRule="auto"/>
-        <w:ind w:firstLine="0" w:left="142" w:right="85"/>
-        <w:jc w:val="left"/>
-      </w:pPr>
-      <w:r>
-        <w:rPr>
-          <w:rFonts w:ascii="Times New Roman" w:hAnsi="Times New Roman"/>
-          <w:b w:val="0"/>
-          <w:sz w:val="26"/>
-        </w:rPr>
-        <w:t xml:space="preserve">    {</w:t>
-      </w:r>
-    </w:p>
-    <w:p>
-      <w:pPr>
-        <w:keepNext/>
-        <w:keepLines/>
-        <w:widowControl/>
-        <w:spacing w:after="0" w:before="0" w:line="240" w:lineRule="auto"/>
-        <w:ind w:firstLine="0" w:left="142" w:right="85"/>
-        <w:jc w:val="left"/>
-      </w:pPr>
-      <w:r>
-        <w:rPr>
-          <w:rFonts w:ascii="Times New Roman" w:hAnsi="Times New Roman"/>
-          <w:b w:val="0"/>
-          <w:sz w:val="26"/>
-        </w:rPr>
-        <w:t xml:space="preserve">        if ($capacity &lt;= 0 || $registered &lt; 0) {</w:t>
-      </w:r>
-    </w:p>
-    <w:p>
-      <w:pPr>
-        <w:keepNext/>
-        <w:keepLines/>
-        <w:widowControl/>
-        <w:spacing w:after="0" w:before="0" w:line="240" w:lineRule="auto"/>
-        <w:ind w:firstLine="0" w:left="142" w:right="85"/>
-        <w:jc w:val="left"/>
-      </w:pPr>
-      <w:r>
-        <w:rPr>
-          <w:rFonts w:ascii="Times New Roman" w:hAnsi="Times New Roman"/>
-          <w:b w:val="0"/>
-          <w:sz w:val="26"/>
-        </w:rPr>
-        <w:t xml:space="preserve">            return false;</w:t>
-      </w:r>
-    </w:p>
-    <w:p>
-      <w:pPr>
-        <w:keepNext/>
-        <w:keepLines/>
-        <w:widowControl/>
-        <w:spacing w:after="0" w:before="0" w:line="240" w:lineRule="auto"/>
-        <w:ind w:firstLine="0" w:left="142" w:right="85"/>
-        <w:jc w:val="left"/>
-      </w:pPr>
-      <w:r>
-        <w:rPr>
-          <w:rFonts w:ascii="Times New Roman" w:hAnsi="Times New Roman"/>
-          <w:b w:val="0"/>
-          <w:sz w:val="26"/>
-        </w:rPr>
-        <w:t xml:space="preserve">        }</w:t>
-      </w:r>
-    </w:p>
-    <w:p>
-      <w:pPr>
-        <w:keepNext/>
-        <w:keepLines/>
-        <w:widowControl/>
-        <w:spacing w:after="0" w:before="0" w:line="240" w:lineRule="auto"/>
-        <w:ind w:firstLine="0" w:left="142" w:right="85"/>
-        <w:jc w:val="left"/>
-      </w:pPr>
-      <w:r>
-        <w:rPr>
-          <w:rFonts w:ascii="Times New Roman" w:hAnsi="Times New Roman"/>
-          <w:b w:val="0"/>
-          <w:sz w:val="26"/>
-        </w:rPr>
-        <w:t xml:space="preserve">        return $registered &lt; $capacity;</w:t>
-      </w:r>
-    </w:p>
-    <w:p>
-      <w:pPr>
-        <w:keepNext w:val="0"/>
-        <w:keepLines/>
-        <w:widowControl/>
-        <w:spacing w:after="0" w:before="0" w:line="240" w:lineRule="auto"/>
-        <w:ind w:firstLine="0" w:left="142" w:right="85"/>
-        <w:jc w:val="left"/>
-      </w:pPr>
-      <w:r>
-        <w:rPr>
-          <w:rFonts w:ascii="Times New Roman" w:hAnsi="Times New Roman"/>
-          <w:b w:val="0"/>
-          <w:sz w:val="26"/>
-        </w:rPr>
-        <w:t xml:space="preserve">    }</w:t>
-      </w:r>
-    </w:p>
-    <w:p>
-      <w:pPr>
-        <w:widowControl/>
-        <w:spacing w:after="120" w:before="0" w:line="240" w:lineRule="auto"/>
-        <w:ind w:firstLine="0" w:left="142" w:right="85"/>
-        <w:jc w:val="left"/>
-      </w:pPr>
-      <w:r>
-        <w:rPr>
-          <w:rFonts w:ascii="Times New Roman" w:hAnsi="Times New Roman"/>
-          <w:b w:val="0"/>
-          <w:sz w:val="26"/>
-        </w:rPr>
-        <w:t>}</w:t>
-      </w:r>
-    </w:p>
-    <w:p>
-      <w:pPr>
-        <w:widowControl/>
-      </w:pPr>
-      <w:r>
-        <w:rPr>
-          <w:rFonts w:ascii="Times New Roman" w:hAnsi="Times New Roman"/>
-          <w:b w:val="0"/>
-          <w:color w:val="000000"/>
-          <w:sz w:val="26"/>
-        </w:rPr>
-        <w:t>Lớp là nơi nhóm các phương thức liên quan; trong bài này chỉ cần một phương thức canRegister. public cho phép gọi phương thức từ nơi khác. final không cho lớp khác kế thừa lớp này; bài không yêu cầu thiết kế kế thừa. declare(strict_types=1) bật kiểm tra kiểu nghiêm ngặt cho các lời gọi có kiểu trong tệp; dữ liệu form dạng chuỗi khi nhận dữ liệu Form vẫn phải được kiểm tra và chuyển đổi trước khi sử dụng.</w:t>
-      </w:r>
-    </w:p>
-    <w:p>
-      <w:pPr>
-        <w:keepNext/>
-        <w:widowControl/>
-      </w:pPr>
-      <w:r>
-        <w:rPr>
-          <w:rFonts w:ascii="Times New Roman" w:hAnsi="Times New Roman"/>
-          <w:b w:val="0"/>
-          <w:sz w:val="26"/>
-        </w:rPr>
-        <w:t>Kiểm tra kết quả bước 3:</w:t>
-      </w:r>
-    </w:p>
-    <w:p>
-      <w:pPr>
-        <w:widowControl/>
-        <w:ind w:firstLine="0" w:left="0"/>
-        <w:jc w:val="left"/>
-      </w:pPr>
-      <w:r>
-        <w:rPr>
-          <w:rFonts w:ascii="Times New Roman" w:hAnsi="Times New Roman"/>
-          <w:b w:val="0"/>
-          <w:color w:val="000000"/>
-          <w:sz w:val="26"/>
-        </w:rPr>
-        <w:t>[</w:t>
+        <w:t>then</w:t>
       </w:r>
       <w:r>
         <w:rPr>
@@ -2354,38 +1984,7 @@
           <w:color w:val="000000"/>
           <w:sz w:val="26"/>
         </w:rPr>
-        <w:t xml:space="preserve"> ] Lớp CapacityPolicy chỉ xử lý quy tắc, chưa cần HTML hoặc database.</w:t>
-      </w:r>
-    </w:p>
-    <w:p>
-      <w:pPr>
-        <w:pStyle w:val="Heading3"/>
-        <w:keepNext/>
-        <w:widowControl/>
-      </w:pPr>
-      <w:r>
-        <w:rPr>
-          <w:rFonts w:ascii="Times New Roman" w:hAnsi="Times New Roman"/>
-          <w:b/>
-          <w:color w:val="000000"/>
-          <w:sz w:val="26"/>
-        </w:rPr>
-        <w:t>Bước 4. Tạo chương trình sử dụng lớp</w:t>
-      </w:r>
-    </w:p>
-    <w:p>
-      <w:pPr>
-        <w:keepNext/>
-        <w:widowControl/>
-      </w:pPr>
-      <w:r>
-        <w:rPr>
-          <w:rFonts w:ascii="Times New Roman" w:hAnsi="Times New Roman"/>
-          <w:b w:val="0"/>
-          <w:color w:val="000000"/>
-          <w:sz w:val="26"/>
-        </w:rPr>
-        <w:t xml:space="preserve">Mở </w:t>
+        <w:t xml:space="preserve"> là nhánh đạt; </w:t>
       </w:r>
       <w:r>
         <w:rPr>
@@ -2394,7 +1993,7 @@
           <w:color w:val="000000"/>
           <w:sz w:val="26"/>
         </w:rPr>
-        <w:t>demo.php</w:t>
+        <w:t>else</w:t>
       </w:r>
       <w:r>
         <w:rPr>
@@ -2403,197 +2002,7 @@
           <w:color w:val="000000"/>
           <w:sz w:val="26"/>
         </w:rPr>
-        <w:t xml:space="preserve"> ở gốc bài làm:</w:t>
-      </w:r>
-    </w:p>
-    <w:p>
-      <w:pPr>
-        <w:keepNext/>
-        <w:keepLines/>
-        <w:widowControl/>
-        <w:spacing w:after="0" w:before="0" w:line="240" w:lineRule="auto"/>
-        <w:ind w:firstLine="0" w:left="142" w:right="85"/>
-        <w:jc w:val="left"/>
-      </w:pPr>
-      <w:r>
-        <w:rPr>
-          <w:rFonts w:ascii="Times New Roman" w:hAnsi="Times New Roman"/>
-          <w:b w:val="0"/>
-          <w:sz w:val="26"/>
-        </w:rPr>
-        <w:t>&lt;?php</w:t>
-      </w:r>
-    </w:p>
-    <w:p>
-      <w:pPr>
-        <w:keepNext w:val="0"/>
-        <w:keepLines/>
-        <w:widowControl/>
-        <w:spacing w:after="0" w:before="0" w:line="240" w:lineRule="auto"/>
-        <w:ind w:firstLine="0" w:left="142" w:right="85"/>
-        <w:jc w:val="left"/>
-      </w:pPr>
-      <w:r>
-        <w:rPr>
-          <w:rFonts w:ascii="Times New Roman" w:hAnsi="Times New Roman"/>
-          <w:b w:val="0"/>
-          <w:sz w:val="26"/>
-        </w:rPr>
-        <w:t>require __DIR__ . '/src/CapacityPolicy.php';</w:t>
-      </w:r>
-    </w:p>
-    <w:p>
-      <w:pPr>
-        <w:widowControl/>
-        <w:spacing w:after="0" w:before="0" w:line="240" w:lineRule="auto"/>
-        <w:ind w:firstLine="0" w:left="142" w:right="85"/>
-        <w:jc w:val="left"/>
-      </w:pPr>
-      <w:r>
-        <w:rPr>
-          <w:rFonts w:ascii="Times New Roman" w:hAnsi="Times New Roman"/>
-          <w:b w:val="0"/>
-          <w:sz w:val="26"/>
-        </w:rPr>
-        <w:t xml:space="preserve"> </w:t>
-      </w:r>
-    </w:p>
-    <w:p>
-      <w:pPr>
-        <w:keepNext/>
-        <w:keepLines/>
-        <w:widowControl/>
-        <w:spacing w:after="0" w:before="0" w:line="240" w:lineRule="auto"/>
-        <w:ind w:firstLine="0" w:left="142" w:right="85"/>
-        <w:jc w:val="left"/>
-      </w:pPr>
-      <w:r>
-        <w:rPr>
-          <w:rFonts w:ascii="Times New Roman" w:hAnsi="Times New Roman"/>
-          <w:b w:val="0"/>
-          <w:sz w:val="26"/>
-        </w:rPr>
-        <w:t>$policy = new CapacityPolicy();</w:t>
-      </w:r>
-    </w:p>
-    <w:p>
-      <w:pPr>
-        <w:keepNext/>
-        <w:keepLines/>
-        <w:widowControl/>
-        <w:spacing w:after="0" w:before="0" w:line="240" w:lineRule="auto"/>
-        <w:ind w:firstLine="0" w:left="142" w:right="85"/>
-        <w:jc w:val="left"/>
-      </w:pPr>
-      <w:r>
-        <w:rPr>
-          <w:rFonts w:ascii="Times New Roman" w:hAnsi="Times New Roman"/>
-          <w:b w:val="0"/>
-          <w:sz w:val="26"/>
-        </w:rPr>
-        <w:t>$available = $policy-&gt;canRegister(10, 9);</w:t>
-      </w:r>
-    </w:p>
-    <w:p>
-      <w:pPr>
-        <w:keepNext/>
-        <w:keepLines/>
-        <w:widowControl/>
-        <w:spacing w:after="0" w:before="0" w:line="240" w:lineRule="auto"/>
-        <w:ind w:firstLine="0" w:left="142" w:right="85"/>
-        <w:jc w:val="left"/>
-      </w:pPr>
-      <w:r>
-        <w:rPr>
-          <w:rFonts w:ascii="Times New Roman" w:hAnsi="Times New Roman"/>
-          <w:b w:val="0"/>
-          <w:sz w:val="26"/>
-        </w:rPr>
-        <w:t>if ($available) {</w:t>
-      </w:r>
-    </w:p>
-    <w:p>
-      <w:pPr>
-        <w:keepNext/>
-        <w:keepLines/>
-        <w:widowControl/>
-        <w:spacing w:after="0" w:before="0" w:line="240" w:lineRule="auto"/>
-        <w:ind w:firstLine="0" w:left="142" w:right="85"/>
-        <w:jc w:val="left"/>
-      </w:pPr>
-      <w:r>
-        <w:rPr>
-          <w:rFonts w:ascii="Times New Roman" w:hAnsi="Times New Roman"/>
-          <w:b w:val="0"/>
-          <w:sz w:val="26"/>
-        </w:rPr>
-        <w:t xml:space="preserve">    echo "AVAILABLE\n";</w:t>
-      </w:r>
-    </w:p>
-    <w:p>
-      <w:pPr>
-        <w:keepNext/>
-        <w:keepLines/>
-        <w:widowControl/>
-        <w:spacing w:after="0" w:before="0" w:line="240" w:lineRule="auto"/>
-        <w:ind w:firstLine="0" w:left="142" w:right="85"/>
-        <w:jc w:val="left"/>
-      </w:pPr>
-      <w:r>
-        <w:rPr>
-          <w:rFonts w:ascii="Times New Roman" w:hAnsi="Times New Roman"/>
-          <w:b w:val="0"/>
-          <w:sz w:val="26"/>
-        </w:rPr>
-        <w:t>} else {</w:t>
-      </w:r>
-    </w:p>
-    <w:p>
-      <w:pPr>
-        <w:keepNext w:val="0"/>
-        <w:keepLines/>
-        <w:widowControl/>
-        <w:spacing w:after="0" w:before="0" w:line="240" w:lineRule="auto"/>
-        <w:ind w:firstLine="0" w:left="142" w:right="85"/>
-        <w:jc w:val="left"/>
-      </w:pPr>
-      <w:r>
-        <w:rPr>
-          <w:rFonts w:ascii="Times New Roman" w:hAnsi="Times New Roman"/>
-          <w:b w:val="0"/>
-          <w:sz w:val="26"/>
-        </w:rPr>
-        <w:t xml:space="preserve">    echo "FULL\n";</w:t>
-      </w:r>
-    </w:p>
-    <w:p>
-      <w:pPr>
-        <w:widowControl/>
-        <w:spacing w:after="120" w:before="0" w:line="240" w:lineRule="auto"/>
-        <w:ind w:firstLine="0" w:left="142" w:right="85"/>
-        <w:jc w:val="left"/>
-      </w:pPr>
-      <w:r>
-        <w:rPr>
-          <w:rFonts w:ascii="Times New Roman" w:hAnsi="Times New Roman"/>
-          <w:b w:val="0"/>
-          <w:sz w:val="26"/>
-        </w:rPr>
-        <w:t>}</w:t>
-      </w:r>
-    </w:p>
-    <w:p>
-      <w:pPr>
-        <w:widowControl/>
-      </w:pPr>
-      <w:r>
-        <w:rPr>
-          <w:rFonts w:ascii="Times New Roman" w:hAnsi="Times New Roman"/>
-          <w:b w:val="0"/>
-          <w:color w:val="000000"/>
-          <w:sz w:val="26"/>
-        </w:rPr>
-        <w:t>require</w:t>
+        <w:t xml:space="preserve"> là nhánh thiếu; </w:t>
       </w:r>
       <w:r>
         <w:rPr>
@@ -2602,7 +2011,7 @@
           <w:color w:val="000000"/>
           <w:sz w:val="26"/>
         </w:rPr>
-        <w:t xml:space="preserve"> nạp tệp định nghĩa lớp; </w:t>
+        <w:t>fi</w:t>
       </w:r>
       <w:r>
         <w:rPr>
@@ -2611,7 +2020,7 @@
           <w:color w:val="000000"/>
           <w:sz w:val="26"/>
         </w:rPr>
-        <w:t>__DIR__</w:t>
+        <w:t xml:space="preserve"> kết thúc điều kiện. Cụm </w:t>
       </w:r>
       <w:r>
         <w:rPr>
@@ -2620,7 +2029,7 @@
           <w:color w:val="000000"/>
           <w:sz w:val="26"/>
         </w:rPr>
-        <w:t xml:space="preserve"> là thư mục của chính tệp hiện tại; </w:t>
+        <w:t>&gt;/dev/null 2&gt;&amp;1</w:t>
       </w:r>
       <w:r>
         <w:rPr>
@@ -2629,7 +2038,21 @@
           <w:color w:val="000000"/>
           <w:sz w:val="26"/>
         </w:rPr>
-        <w:t>new</w:t>
+        <w:t xml:space="preserve"> chỉ ẩn phần thông báo của lệnh kiểm tra để kết quả gọn; không biến lỗi thành thành công.</w:t>
+      </w:r>
+    </w:p>
+    <w:p>
+      <w:pPr>
+        <w:widowControl/>
+      </w:pPr>
+      <w:r>
+        <w:rPr>
+          <w:rFonts w:ascii="Times New Roman" w:hAnsi="Times New Roman"/>
+          <w:b w:val="0"/>
+          <w:color w:val="000000"/>
+          <w:sz w:val="26"/>
+        </w:rPr>
+        <w:t xml:space="preserve">Không gỡ PHP khỏi máy để thử nhánh thiếu. Có thể tạm thay tên kiểm tra </w:t>
       </w:r>
       <w:r>
         <w:rPr>
@@ -2638,378 +2061,7 @@
           <w:color w:val="000000"/>
           <w:sz w:val="26"/>
         </w:rPr>
-        <w:t xml:space="preserve"> tạo đối tượng. Dấu </w:t>
-      </w:r>
-      <w:r>
-        <w:rPr>
-          <w:rFonts w:ascii="Times New Roman" w:hAnsi="Times New Roman"/>
-          <w:b w:val="0"/>
-          <w:color w:val="000000"/>
-          <w:sz w:val="26"/>
-        </w:rPr>
-        <w:t>-&gt;</w:t>
-      </w:r>
-      <w:r>
-        <w:rPr>
-          <w:rFonts w:ascii="Times New Roman" w:hAnsi="Times New Roman"/>
-          <w:b w:val="0"/>
-          <w:color w:val="000000"/>
-          <w:sz w:val="26"/>
-        </w:rPr>
-        <w:t xml:space="preserve"> gọi phương thức của đối tượng. Biến </w:t>
-      </w:r>
-      <w:r>
-        <w:rPr>
-          <w:rFonts w:ascii="Times New Roman" w:hAnsi="Times New Roman"/>
-          <w:b w:val="0"/>
-          <w:color w:val="000000"/>
-          <w:sz w:val="26"/>
-        </w:rPr>
-        <w:t>$available</w:t>
-      </w:r>
-      <w:r>
-        <w:rPr>
-          <w:rFonts w:ascii="Times New Roman" w:hAnsi="Times New Roman"/>
-          <w:b w:val="0"/>
-          <w:color w:val="000000"/>
-          <w:sz w:val="26"/>
-        </w:rPr>
-        <w:t xml:space="preserve"> nhận kết quả Boolean, còn việc in chữ nằm ở </w:t>
-      </w:r>
-      <w:r>
-        <w:rPr>
-          <w:rFonts w:ascii="Times New Roman" w:hAnsi="Times New Roman"/>
-          <w:b w:val="0"/>
-          <w:color w:val="000000"/>
-          <w:sz w:val="26"/>
-        </w:rPr>
-        <w:t>demo.php</w:t>
-      </w:r>
-      <w:r>
-        <w:rPr>
-          <w:rFonts w:ascii="Times New Roman" w:hAnsi="Times New Roman"/>
-          <w:b w:val="0"/>
-          <w:color w:val="000000"/>
-          <w:sz w:val="26"/>
-        </w:rPr>
-        <w:t>, không nằm trong lớp nghiệp vụ.</w:t>
-      </w:r>
-    </w:p>
-    <w:p>
-      <w:pPr>
-        <w:widowControl/>
-      </w:pPr>
-      <w:r>
-        <w:rPr>
-          <w:rFonts w:ascii="Times New Roman" w:hAnsi="Times New Roman"/>
-          <w:b w:val="0"/>
-          <w:color w:val="000000"/>
-          <w:sz w:val="26"/>
-        </w:rPr>
-        <w:t>Đây là ví dụ sử dụng require tối thiểu để tách tệp. Cách dùng nhiều tệp và tổ chức giao diện được học đầy đủ trong phần xử lý Form, không yêu cầu tự viết bộ tự nạp lớp lúc này.</w:t>
-      </w:r>
-    </w:p>
-    <w:p>
-      <w:pPr>
-        <w:keepNext/>
-        <w:widowControl/>
-      </w:pPr>
-      <w:r>
-        <w:rPr>
-          <w:rFonts w:ascii="Times New Roman" w:hAnsi="Times New Roman"/>
-          <w:b w:val="0"/>
-          <w:sz w:val="26"/>
-        </w:rPr>
-        <w:t>Kiểm tra kết quả bước 4:</w:t>
-      </w:r>
-    </w:p>
-    <w:p>
-      <w:pPr>
-        <w:widowControl/>
-        <w:ind w:firstLine="0" w:left="0"/>
-        <w:jc w:val="left"/>
-      </w:pPr>
-      <w:r>
-        <w:rPr>
-          <w:rFonts w:ascii="Times New Roman" w:hAnsi="Times New Roman"/>
-          <w:b w:val="0"/>
-          <w:color w:val="000000"/>
-          <w:sz w:val="26"/>
-        </w:rPr>
-        <w:t>[</w:t>
-      </w:r>
-      <w:r>
-        <w:rPr>
-          <w:rFonts w:ascii="Times New Roman" w:hAnsi="Times New Roman"/>
-          <w:b w:val="0"/>
-          <w:color w:val="000000"/>
-          <w:sz w:val="26"/>
-        </w:rPr>
-        <w:t xml:space="preserve"> ] demo.php nạp đúng tệp và gọi canRegister của đối tượng đã tạo.</w:t>
-      </w:r>
-    </w:p>
-    <w:p>
-      <w:pPr>
-        <w:pStyle w:val="Heading3"/>
-        <w:keepNext/>
-        <w:widowControl/>
-      </w:pPr>
-      <w:r>
-        <w:rPr>
-          <w:rFonts w:ascii="Times New Roman" w:hAnsi="Times New Roman"/>
-          <w:b/>
-          <w:color w:val="000000"/>
-          <w:sz w:val="26"/>
-        </w:rPr>
-        <w:t>Bước 5. Chạy và thay đầu vào để thấy tác dụng</w:t>
-      </w:r>
-    </w:p>
-    <w:p>
-      <w:pPr>
-        <w:keepNext w:val="0"/>
-        <w:keepLines/>
-        <w:widowControl/>
-        <w:spacing w:after="0" w:before="0" w:line="240" w:lineRule="auto"/>
-        <w:ind w:firstLine="0" w:left="142" w:right="85"/>
-        <w:jc w:val="left"/>
-      </w:pPr>
-      <w:r>
-        <w:rPr>
-          <w:rFonts w:ascii="Times New Roman" w:hAnsi="Times New Roman"/>
-          <w:b w:val="0"/>
-          <w:sz w:val="26"/>
-        </w:rPr>
-        <w:t>php -l src/CapacityPolicy.php</w:t>
-      </w:r>
-    </w:p>
-    <w:p>
-      <w:pPr>
-        <w:widowControl/>
-        <w:spacing w:after="120" w:before="0" w:line="240" w:lineRule="auto"/>
-        <w:ind w:firstLine="0" w:left="142" w:right="85"/>
-        <w:jc w:val="left"/>
-      </w:pPr>
-      <w:r>
-        <w:rPr>
-          <w:rFonts w:ascii="Times New Roman" w:hAnsi="Times New Roman"/>
-          <w:b w:val="0"/>
-          <w:sz w:val="26"/>
-        </w:rPr>
-        <w:t>php demo.php</w:t>
-      </w:r>
-    </w:p>
-    <w:p>
-      <w:pPr>
-        <w:widowControl/>
-      </w:pPr>
-      <w:r>
-        <w:rPr>
-          <w:rFonts w:ascii="Times New Roman" w:hAnsi="Times New Roman"/>
-          <w:b w:val="0"/>
-          <w:color w:val="000000"/>
-          <w:sz w:val="26"/>
-        </w:rPr>
-        <w:t xml:space="preserve">Lần đầu có </w:t>
-      </w:r>
-      <w:r>
-        <w:rPr>
-          <w:rFonts w:ascii="Times New Roman" w:hAnsi="Times New Roman"/>
-          <w:b w:val="0"/>
-          <w:color w:val="000000"/>
-          <w:sz w:val="26"/>
-        </w:rPr>
-        <w:t>AVAILABLE</w:t>
-      </w:r>
-      <w:r>
-        <w:rPr>
-          <w:rFonts w:ascii="Times New Roman" w:hAnsi="Times New Roman"/>
-          <w:b w:val="0"/>
-          <w:color w:val="000000"/>
-          <w:sz w:val="26"/>
-        </w:rPr>
-        <w:t xml:space="preserve">. Sửa duy nhất lời gọi thành </w:t>
-      </w:r>
-      <w:r>
-        <w:rPr>
-          <w:rFonts w:ascii="Times New Roman" w:hAnsi="Times New Roman"/>
-          <w:b w:val="0"/>
-          <w:color w:val="000000"/>
-          <w:sz w:val="26"/>
-        </w:rPr>
-        <w:t>canRegister(10, 10)</w:t>
-      </w:r>
-      <w:r>
-        <w:rPr>
-          <w:rFonts w:ascii="Times New Roman" w:hAnsi="Times New Roman"/>
-          <w:b w:val="0"/>
-          <w:color w:val="000000"/>
-          <w:sz w:val="26"/>
-        </w:rPr>
-        <w:t xml:space="preserve">, lưu </w:t>
-      </w:r>
-      <w:r>
-        <w:rPr>
-          <w:rFonts w:ascii="Times New Roman" w:hAnsi="Times New Roman"/>
-          <w:b w:val="0"/>
-          <w:color w:val="000000"/>
-          <w:sz w:val="26"/>
-        </w:rPr>
-        <w:t>demo.php</w:t>
-      </w:r>
-      <w:r>
-        <w:rPr>
-          <w:rFonts w:ascii="Times New Roman" w:hAnsi="Times New Roman"/>
-          <w:b w:val="0"/>
-          <w:color w:val="000000"/>
-          <w:sz w:val="26"/>
-        </w:rPr>
-        <w:t xml:space="preserve">, chạy lại: có </w:t>
-      </w:r>
-      <w:r>
-        <w:rPr>
-          <w:rFonts w:ascii="Times New Roman" w:hAnsi="Times New Roman"/>
-          <w:b w:val="0"/>
-          <w:color w:val="000000"/>
-          <w:sz w:val="26"/>
-        </w:rPr>
-        <w:t>FULL</w:t>
-      </w:r>
-      <w:r>
-        <w:rPr>
-          <w:rFonts w:ascii="Times New Roman" w:hAnsi="Times New Roman"/>
-          <w:b w:val="0"/>
-          <w:color w:val="000000"/>
-          <w:sz w:val="26"/>
-        </w:rPr>
-        <w:t xml:space="preserve">. Sửa về </w:t>
-      </w:r>
-      <w:r>
-        <w:rPr>
-          <w:rFonts w:ascii="Times New Roman" w:hAnsi="Times New Roman"/>
-          <w:b w:val="0"/>
-          <w:color w:val="000000"/>
-          <w:sz w:val="26"/>
-        </w:rPr>
-        <w:t>10,9</w:t>
-      </w:r>
-      <w:r>
-        <w:rPr>
-          <w:rFonts w:ascii="Times New Roman" w:hAnsi="Times New Roman"/>
-          <w:b w:val="0"/>
-          <w:color w:val="000000"/>
-          <w:sz w:val="26"/>
-        </w:rPr>
-        <w:t xml:space="preserve"> trước khi đối chiếu với bản mẫu.</w:t>
-      </w:r>
-    </w:p>
-    <w:p>
-      <w:pPr>
-        <w:widowControl/>
-      </w:pPr>
-      <w:r>
-        <w:rPr>
-          <w:rFonts w:ascii="Times New Roman" w:hAnsi="Times New Roman"/>
-          <w:b w:val="0"/>
-          <w:sz w:val="26"/>
-        </w:rPr>
-        <w:t>Thử các cặp (10, 11), (0, 0), (10, -1); cả ba đều không được đăng ký. Lập bảng ghi dữ liệu đầu vào, kết quả yêu cầu và kết quả thực tế.</w:t>
-      </w:r>
-    </w:p>
-    <w:p>
-      <w:pPr>
-        <w:keepNext/>
-        <w:widowControl/>
-      </w:pPr>
-      <w:r>
-        <w:rPr>
-          <w:rFonts w:ascii="Times New Roman" w:hAnsi="Times New Roman"/>
-          <w:b w:val="0"/>
-          <w:sz w:val="26"/>
-        </w:rPr>
-        <w:t>Kiểm tra kết quả bước 5:</w:t>
-      </w:r>
-    </w:p>
-    <w:p>
-      <w:pPr>
-        <w:widowControl/>
-        <w:ind w:firstLine="0" w:left="0"/>
-        <w:jc w:val="left"/>
-      </w:pPr>
-      <w:r>
-        <w:rPr>
-          <w:rFonts w:ascii="Times New Roman" w:hAnsi="Times New Roman"/>
-          <w:b w:val="0"/>
-          <w:sz w:val="26"/>
-        </w:rPr>
-        <w:t>[ ] Khi thay dữ liệu đầu vào, chương trình trả kết quả phù hợp với quy tắc đã xác định.</w:t>
-      </w:r>
-    </w:p>
-    <w:p>
-      <w:pPr>
-        <w:pStyle w:val="Heading3"/>
-        <w:keepNext/>
-        <w:widowControl/>
-      </w:pPr>
-      <w:r>
-        <w:rPr>
-          <w:rFonts w:ascii="Times New Roman" w:hAnsi="Times New Roman"/>
-          <w:b/>
-          <w:color w:val="000000"/>
-          <w:sz w:val="26"/>
-        </w:rPr>
-        <w:t>Bước 6. Dùng bộ kiểm thử đã cấp</w:t>
-      </w:r>
-    </w:p>
-    <w:p>
-      <w:pPr>
-        <w:widowControl/>
-        <w:spacing w:after="120" w:before="0" w:line="240" w:lineRule="auto"/>
-        <w:ind w:firstLine="0" w:left="142" w:right="85"/>
-        <w:jc w:val="left"/>
-      </w:pPr>
-      <w:r>
-        <w:rPr>
-          <w:rFonts w:ascii="Times New Roman" w:hAnsi="Times New Roman"/>
-          <w:b w:val="0"/>
-          <w:sz w:val="26"/>
-        </w:rPr>
-        <w:t>php tests/run.php</w:t>
-      </w:r>
-    </w:p>
-    <w:p>
-      <w:pPr>
-        <w:widowControl/>
-      </w:pPr>
-      <w:r>
-        <w:rPr>
-          <w:rFonts w:ascii="Times New Roman" w:hAnsi="Times New Roman"/>
-          <w:b w:val="0"/>
-          <w:sz w:val="26"/>
-        </w:rPr>
-        <w:t>Mở tests/run.php và đọc các lời gọi same(...). Hàm so sánh kết quả của chương trình với giá trị yêu cầu; nhãn của ca kiểm thử giúp xác định trường hợp sai. Giữ nguyên các giá trị yêu cầu khi sửa chương trình.</w:t>
-      </w:r>
-    </w:p>
-    <w:p>
-      <w:pPr>
-        <w:widowControl/>
-      </w:pPr>
-      <w:r>
-        <w:rPr>
-          <w:rFonts w:ascii="Times New Roman" w:hAnsi="Times New Roman"/>
-          <w:b w:val="0"/>
-          <w:color w:val="000000"/>
-          <w:sz w:val="26"/>
-        </w:rPr>
-        <w:t xml:space="preserve">Thử tạm đổi </w:t>
-      </w:r>
-      <w:r>
-        <w:rPr>
-          <w:rFonts w:ascii="Times New Roman" w:hAnsi="Times New Roman"/>
-          <w:b w:val="0"/>
-          <w:color w:val="000000"/>
-          <w:sz w:val="26"/>
-        </w:rPr>
-        <w:t>&lt;</w:t>
+        <w:t>php</w:t>
       </w:r>
       <w:r>
         <w:rPr>
@@ -3027,7 +2079,7 @@
           <w:color w:val="000000"/>
           <w:sz w:val="26"/>
         </w:rPr>
-        <w:t>&lt;=</w:t>
+        <w:t>cong_cu_khong_co</w:t>
       </w:r>
       <w:r>
         <w:rPr>
@@ -3036,7 +2088,37 @@
           <w:color w:val="000000"/>
           <w:sz w:val="26"/>
         </w:rPr>
-        <w:t xml:space="preserve"> trong lớp rồi chạy test: ca sức chứa bằng số đã đăng ký phải bị phát hiện. Khôi phục </w:t>
+        <w:t>, chạy để quan sát rồi đổi lại. Sau một lần chạy, gõ ngay:</w:t>
+      </w:r>
+    </w:p>
+    <w:p>
+      <w:pPr>
+        <w:widowControl/>
+        <w:spacing w:after="120" w:before="0" w:line="240" w:lineRule="auto"/>
+        <w:ind w:firstLine="0" w:left="142" w:right="85"/>
+        <w:jc w:val="left"/>
+      </w:pPr>
+      <w:r>
+        <w:rPr>
+          <w:rFonts w:ascii="Times New Roman" w:hAnsi="Times New Roman"/>
+          <w:b w:val="0"/>
+          <w:sz w:val="26"/>
+        </w:rPr>
+        <w:t>echo "exit=$?"</w:t>
+      </w:r>
+    </w:p>
+    <w:p>
+      <w:pPr>
+        <w:widowControl/>
+      </w:pPr>
+      <w:r>
+        <w:rPr>
+          <w:rFonts w:ascii="Times New Roman" w:hAnsi="Times New Roman"/>
+          <w:b w:val="0"/>
+          <w:color w:val="000000"/>
+          <w:sz w:val="26"/>
+        </w:rPr>
+        <w:t>$?</w:t>
       </w:r>
       <w:r>
         <w:rPr>
@@ -3045,7 +2127,7 @@
           <w:color w:val="000000"/>
           <w:sz w:val="26"/>
         </w:rPr>
-        <w:t>&lt;</w:t>
+        <w:t xml:space="preserve"> chứa mã thoát của lệnh vừa chạy. Mã </w:t>
       </w:r>
       <w:r>
         <w:rPr>
@@ -3054,7 +2136,34 @@
           <w:color w:val="000000"/>
           <w:sz w:val="26"/>
         </w:rPr>
-        <w:t xml:space="preserve"> và chạy lại. Đây là kiểm thử hồi quy: giúp lần sửa sau không làm hỏng hành vi cũ.</w:t>
+        <w:t>0</w:t>
+      </w:r>
+      <w:r>
+        <w:rPr>
+          <w:rFonts w:ascii="Times New Roman" w:hAnsi="Times New Roman"/>
+          <w:b w:val="0"/>
+          <w:color w:val="000000"/>
+          <w:sz w:val="26"/>
+        </w:rPr>
+        <w:t xml:space="preserve"> nghĩa là thành công; mẫu này quy ước </w:t>
+      </w:r>
+      <w:r>
+        <w:rPr>
+          <w:rFonts w:ascii="Times New Roman" w:hAnsi="Times New Roman"/>
+          <w:b w:val="0"/>
+          <w:color w:val="000000"/>
+          <w:sz w:val="26"/>
+        </w:rPr>
+        <w:t>2</w:t>
+      </w:r>
+      <w:r>
+        <w:rPr>
+          <w:rFonts w:ascii="Times New Roman" w:hAnsi="Times New Roman"/>
+          <w:b w:val="0"/>
+          <w:color w:val="000000"/>
+          <w:sz w:val="26"/>
+        </w:rPr>
+        <w:t xml:space="preserve"> là thiếu điều kiện chuẩn bị. Phải đọc mã ngay sau lệnh cần kiểm tra, trước khi chạy lệnh khác.</w:t>
       </w:r>
     </w:p>
     <w:p>
@@ -3068,7 +2177,7 @@
           <w:b w:val="0"/>
           <w:sz w:val="26"/>
         </w:rPr>
-        <w:t>Kiểm tra kết quả bước 6:</w:t>
+        <w:t>Kiểm tra kết quả bước 3:</w:t>
       </w:r>
     </w:p>
     <w:p>
@@ -3093,12 +2202,1966 @@
           <w:color w:val="000000"/>
           <w:sz w:val="26"/>
         </w:rPr>
-        <w:t xml:space="preserve"> ] Năm ca cơ bản đạt; giải thích được ca đầy chỗ và ca sức chứa sai.</w:t>
+        <w:t xml:space="preserve"> ] Thử tên công cụ không tồn tại thấy nhánh MISSING và mã 2, rồi khôi phục php.</w:t>
+      </w:r>
+    </w:p>
+    <w:p>
+      <w:pPr>
+        <w:pStyle w:val="Heading3"/>
+        <w:keepNext/>
+        <w:widowControl/>
+      </w:pPr>
+      <w:r>
+        <w:rPr>
+          <w:rFonts w:ascii="Times New Roman" w:hAnsi="Times New Roman"/>
+          <w:b/>
+          <w:color w:val="000000"/>
+          <w:sz w:val="26"/>
+        </w:rPr>
+        <w:t>Bước 4. Hoàn thiện script dùng hàm và vòng lặp</w:t>
+      </w:r>
+    </w:p>
+    <w:p>
+      <w:pPr>
+        <w:keepNext/>
+        <w:widowControl/>
+      </w:pPr>
+      <w:r>
+        <w:rPr>
+          <w:rFonts w:ascii="Times New Roman" w:hAnsi="Times New Roman"/>
+          <w:b w:val="0"/>
+          <w:color w:val="000000"/>
+          <w:sz w:val="26"/>
+        </w:rPr>
+        <w:t xml:space="preserve">Thay toàn bộ </w:t>
+      </w:r>
+      <w:r>
+        <w:rPr>
+          <w:rFonts w:ascii="Times New Roman" w:hAnsi="Times New Roman"/>
+          <w:b w:val="0"/>
+          <w:color w:val="000000"/>
+          <w:sz w:val="26"/>
+        </w:rPr>
+        <w:t>scripts/check-env.sh</w:t>
+      </w:r>
+      <w:r>
+        <w:rPr>
+          <w:rFonts w:ascii="Times New Roman" w:hAnsi="Times New Roman"/>
+          <w:b w:val="0"/>
+          <w:color w:val="000000"/>
+          <w:sz w:val="26"/>
+        </w:rPr>
+        <w:t xml:space="preserve"> bằng phiên bản hoàn chỉnh sau. Đây là mã mẫu được phép sử dụng trong phần hướng dẫn:</w:t>
+      </w:r>
+    </w:p>
+    <w:p>
+      <w:pPr>
+        <w:keepNext/>
+        <w:keepLines/>
+        <w:widowControl/>
+        <w:spacing w:after="0" w:before="0" w:line="240" w:lineRule="auto"/>
+        <w:ind w:firstLine="0" w:left="142" w:right="85"/>
+        <w:jc w:val="left"/>
+      </w:pPr>
+      <w:r>
+        <w:rPr>
+          <w:rFonts w:ascii="Times New Roman" w:hAnsi="Times New Roman"/>
+          <w:b w:val="0"/>
+          <w:sz w:val="26"/>
+        </w:rPr>
+        <w:t>#!/usr/bin/env bash</w:t>
+      </w:r>
+    </w:p>
+    <w:p>
+      <w:pPr>
+        <w:keepNext/>
+        <w:keepLines/>
+        <w:widowControl/>
+        <w:spacing w:after="0" w:before="0" w:line="240" w:lineRule="auto"/>
+        <w:ind w:firstLine="0" w:left="142" w:right="85"/>
+        <w:jc w:val="left"/>
+      </w:pPr>
+      <w:r>
+        <w:rPr>
+          <w:rFonts w:ascii="Times New Roman" w:hAnsi="Times New Roman"/>
+          <w:b w:val="0"/>
+          <w:sz w:val="26"/>
+        </w:rPr>
+        <w:t>set -u</w:t>
+      </w:r>
+    </w:p>
+    <w:p>
+      <w:pPr>
+        <w:keepNext/>
+        <w:keepLines/>
+        <w:widowControl/>
+        <w:spacing w:after="0" w:before="0" w:line="240" w:lineRule="auto"/>
+        <w:ind w:firstLine="0" w:left="142" w:right="85"/>
+        <w:jc w:val="left"/>
+      </w:pPr>
+      <w:r>
+        <w:rPr>
+          <w:rFonts w:ascii="Times New Roman" w:hAnsi="Times New Roman"/>
+          <w:b w:val="0"/>
+          <w:sz w:val="26"/>
+        </w:rPr>
+        <w:t>root="$(cd -- "$(dirname -- "${BASH_SOURCE[0]}")/.." &amp;&amp; pwd)" || exit 2</w:t>
+      </w:r>
+    </w:p>
+    <w:p>
+      <w:pPr>
+        <w:keepNext/>
+        <w:keepLines/>
+        <w:widowControl/>
+        <w:spacing w:after="0" w:before="0" w:line="240" w:lineRule="auto"/>
+        <w:ind w:firstLine="0" w:left="142" w:right="85"/>
+        <w:jc w:val="left"/>
+      </w:pPr>
+      <w:r>
+        <w:rPr>
+          <w:rFonts w:ascii="Times New Roman" w:hAnsi="Times New Roman"/>
+          <w:b w:val="0"/>
+          <w:sz w:val="26"/>
+        </w:rPr>
+        <w:t>fail=0</w:t>
+      </w:r>
+    </w:p>
+    <w:p>
+      <w:pPr>
+        <w:keepNext/>
+        <w:keepLines/>
+        <w:widowControl/>
+        <w:spacing w:after="0" w:before="0" w:line="240" w:lineRule="auto"/>
+        <w:ind w:firstLine="0" w:left="142" w:right="85"/>
+        <w:jc w:val="left"/>
+      </w:pPr>
+      <w:r>
+        <w:rPr>
+          <w:rFonts w:ascii="Times New Roman" w:hAnsi="Times New Roman"/>
+          <w:b w:val="0"/>
+          <w:sz w:val="26"/>
+        </w:rPr>
+        <w:t>check_tool() {</w:t>
+      </w:r>
+    </w:p>
+    <w:p>
+      <w:pPr>
+        <w:keepNext/>
+        <w:keepLines/>
+        <w:widowControl/>
+        <w:spacing w:after="0" w:before="0" w:line="240" w:lineRule="auto"/>
+        <w:ind w:firstLine="0" w:left="142" w:right="85"/>
+        <w:jc w:val="left"/>
+      </w:pPr>
+      <w:r>
+        <w:rPr>
+          <w:rFonts w:ascii="Times New Roman" w:hAnsi="Times New Roman"/>
+          <w:b w:val="0"/>
+          <w:sz w:val="26"/>
+        </w:rPr>
+        <w:t xml:space="preserve">  if command -v "$1" &gt;/dev/null 2&gt;&amp;1; then</w:t>
+      </w:r>
+    </w:p>
+    <w:p>
+      <w:pPr>
+        <w:keepNext/>
+        <w:keepLines/>
+        <w:widowControl/>
+        <w:spacing w:after="0" w:before="0" w:line="240" w:lineRule="auto"/>
+        <w:ind w:firstLine="0" w:left="142" w:right="85"/>
+        <w:jc w:val="left"/>
+      </w:pPr>
+      <w:r>
+        <w:rPr>
+          <w:rFonts w:ascii="Times New Roman" w:hAnsi="Times New Roman"/>
+          <w:b w:val="0"/>
+          <w:sz w:val="26"/>
+        </w:rPr>
+        <w:t xml:space="preserve">    printf 'OK tool %s\n' "$1"</w:t>
+      </w:r>
+    </w:p>
+    <w:p>
+      <w:pPr>
+        <w:keepNext/>
+        <w:keepLines/>
+        <w:widowControl/>
+        <w:spacing w:after="0" w:before="0" w:line="240" w:lineRule="auto"/>
+        <w:ind w:firstLine="0" w:left="142" w:right="85"/>
+        <w:jc w:val="left"/>
+      </w:pPr>
+      <w:r>
+        <w:rPr>
+          <w:rFonts w:ascii="Times New Roman" w:hAnsi="Times New Roman"/>
+          <w:b w:val="0"/>
+          <w:sz w:val="26"/>
+        </w:rPr>
+        <w:t xml:space="preserve">  else</w:t>
+      </w:r>
+    </w:p>
+    <w:p>
+      <w:pPr>
+        <w:keepNext/>
+        <w:keepLines/>
+        <w:widowControl/>
+        <w:spacing w:after="0" w:before="0" w:line="240" w:lineRule="auto"/>
+        <w:ind w:firstLine="0" w:left="142" w:right="85"/>
+        <w:jc w:val="left"/>
+      </w:pPr>
+      <w:r>
+        <w:rPr>
+          <w:rFonts w:ascii="Times New Roman" w:hAnsi="Times New Roman"/>
+          <w:b w:val="0"/>
+          <w:sz w:val="26"/>
+        </w:rPr>
+        <w:t xml:space="preserve">    printf 'MISSING tool %s\n' "$1" &gt;&amp;2</w:t>
+      </w:r>
+    </w:p>
+    <w:p>
+      <w:pPr>
+        <w:keepNext/>
+        <w:keepLines/>
+        <w:widowControl/>
+        <w:spacing w:after="0" w:before="0" w:line="240" w:lineRule="auto"/>
+        <w:ind w:firstLine="0" w:left="142" w:right="85"/>
+        <w:jc w:val="left"/>
+      </w:pPr>
+      <w:r>
+        <w:rPr>
+          <w:rFonts w:ascii="Times New Roman" w:hAnsi="Times New Roman"/>
+          <w:b w:val="0"/>
+          <w:sz w:val="26"/>
+        </w:rPr>
+        <w:t xml:space="preserve">    fail=$((fail + 1))</w:t>
+      </w:r>
+    </w:p>
+    <w:p>
+      <w:pPr>
+        <w:keepNext/>
+        <w:keepLines/>
+        <w:widowControl/>
+        <w:spacing w:after="0" w:before="0" w:line="240" w:lineRule="auto"/>
+        <w:ind w:firstLine="0" w:left="142" w:right="85"/>
+        <w:jc w:val="left"/>
+      </w:pPr>
+      <w:r>
+        <w:rPr>
+          <w:rFonts w:ascii="Times New Roman" w:hAnsi="Times New Roman"/>
+          <w:b w:val="0"/>
+          <w:sz w:val="26"/>
+        </w:rPr>
+        <w:t xml:space="preserve">  fi</w:t>
+      </w:r>
+    </w:p>
+    <w:p>
+      <w:pPr>
+        <w:keepNext/>
+        <w:keepLines/>
+        <w:widowControl/>
+        <w:spacing w:after="0" w:before="0" w:line="240" w:lineRule="auto"/>
+        <w:ind w:firstLine="0" w:left="142" w:right="85"/>
+        <w:jc w:val="left"/>
+      </w:pPr>
+      <w:r>
+        <w:rPr>
+          <w:rFonts w:ascii="Times New Roman" w:hAnsi="Times New Roman"/>
+          <w:b w:val="0"/>
+          <w:sz w:val="26"/>
+        </w:rPr>
+        <w:t>}</w:t>
+      </w:r>
+    </w:p>
+    <w:p>
+      <w:pPr>
+        <w:keepNext/>
+        <w:keepLines/>
+        <w:widowControl/>
+        <w:spacing w:after="0" w:before="0" w:line="240" w:lineRule="auto"/>
+        <w:ind w:firstLine="0" w:left="142" w:right="85"/>
+        <w:jc w:val="left"/>
+      </w:pPr>
+      <w:r>
+        <w:rPr>
+          <w:rFonts w:ascii="Times New Roman" w:hAnsi="Times New Roman"/>
+          <w:b w:val="0"/>
+          <w:sz w:val="26"/>
+        </w:rPr>
+        <w:t>for tool in php git; do check_tool "$tool"; done</w:t>
+      </w:r>
+    </w:p>
+    <w:p>
+      <w:pPr>
+        <w:keepNext/>
+        <w:keepLines/>
+        <w:widowControl/>
+        <w:spacing w:after="0" w:before="0" w:line="240" w:lineRule="auto"/>
+        <w:ind w:firstLine="0" w:left="142" w:right="85"/>
+        <w:jc w:val="left"/>
+      </w:pPr>
+      <w:r>
+        <w:rPr>
+          <w:rFonts w:ascii="Times New Roman" w:hAnsi="Times New Roman"/>
+          <w:b w:val="0"/>
+          <w:sz w:val="26"/>
+        </w:rPr>
+        <w:t>for file in README.md public/index.php; do</w:t>
+      </w:r>
+    </w:p>
+    <w:p>
+      <w:pPr>
+        <w:keepNext/>
+        <w:keepLines/>
+        <w:widowControl/>
+        <w:spacing w:after="0" w:before="0" w:line="240" w:lineRule="auto"/>
+        <w:ind w:firstLine="0" w:left="142" w:right="85"/>
+        <w:jc w:val="left"/>
+      </w:pPr>
+      <w:r>
+        <w:rPr>
+          <w:rFonts w:ascii="Times New Roman" w:hAnsi="Times New Roman"/>
+          <w:b w:val="0"/>
+          <w:sz w:val="26"/>
+        </w:rPr>
+        <w:t xml:space="preserve">  if [[ -f "$root/$file" ]]; then</w:t>
+      </w:r>
+    </w:p>
+    <w:p>
+      <w:pPr>
+        <w:keepNext/>
+        <w:keepLines/>
+        <w:widowControl/>
+        <w:spacing w:after="0" w:before="0" w:line="240" w:lineRule="auto"/>
+        <w:ind w:firstLine="0" w:left="142" w:right="85"/>
+        <w:jc w:val="left"/>
+      </w:pPr>
+      <w:r>
+        <w:rPr>
+          <w:rFonts w:ascii="Times New Roman" w:hAnsi="Times New Roman"/>
+          <w:b w:val="0"/>
+          <w:sz w:val="26"/>
+        </w:rPr>
+        <w:t xml:space="preserve">    printf 'OK file %s\n' "$file"</w:t>
+      </w:r>
+    </w:p>
+    <w:p>
+      <w:pPr>
+        <w:keepNext/>
+        <w:keepLines/>
+        <w:widowControl/>
+        <w:spacing w:after="0" w:before="0" w:line="240" w:lineRule="auto"/>
+        <w:ind w:firstLine="0" w:left="142" w:right="85"/>
+        <w:jc w:val="left"/>
+      </w:pPr>
+      <w:r>
+        <w:rPr>
+          <w:rFonts w:ascii="Times New Roman" w:hAnsi="Times New Roman"/>
+          <w:b w:val="0"/>
+          <w:sz w:val="26"/>
+        </w:rPr>
+        <w:t xml:space="preserve">  else</w:t>
+      </w:r>
+    </w:p>
+    <w:p>
+      <w:pPr>
+        <w:keepNext/>
+        <w:keepLines/>
+        <w:widowControl/>
+        <w:spacing w:after="0" w:before="0" w:line="240" w:lineRule="auto"/>
+        <w:ind w:firstLine="0" w:left="142" w:right="85"/>
+        <w:jc w:val="left"/>
+      </w:pPr>
+      <w:r>
+        <w:rPr>
+          <w:rFonts w:ascii="Times New Roman" w:hAnsi="Times New Roman"/>
+          <w:b w:val="0"/>
+          <w:sz w:val="26"/>
+        </w:rPr>
+        <w:t xml:space="preserve">    printf 'MISSING file %s\n' "$file" &gt;&amp;2</w:t>
+      </w:r>
+    </w:p>
+    <w:p>
+      <w:pPr>
+        <w:keepNext/>
+        <w:keepLines/>
+        <w:widowControl/>
+        <w:spacing w:after="0" w:before="0" w:line="240" w:lineRule="auto"/>
+        <w:ind w:firstLine="0" w:left="142" w:right="85"/>
+        <w:jc w:val="left"/>
+      </w:pPr>
+      <w:r>
+        <w:rPr>
+          <w:rFonts w:ascii="Times New Roman" w:hAnsi="Times New Roman"/>
+          <w:b w:val="0"/>
+          <w:sz w:val="26"/>
+        </w:rPr>
+        <w:t xml:space="preserve">    fail=$((fail + 1))</w:t>
+      </w:r>
+    </w:p>
+    <w:p>
+      <w:pPr>
+        <w:keepNext/>
+        <w:keepLines/>
+        <w:widowControl/>
+        <w:spacing w:after="0" w:before="0" w:line="240" w:lineRule="auto"/>
+        <w:ind w:firstLine="0" w:left="142" w:right="85"/>
+        <w:jc w:val="left"/>
+      </w:pPr>
+      <w:r>
+        <w:rPr>
+          <w:rFonts w:ascii="Times New Roman" w:hAnsi="Times New Roman"/>
+          <w:b w:val="0"/>
+          <w:sz w:val="26"/>
+        </w:rPr>
+        <w:t xml:space="preserve">  fi</w:t>
+      </w:r>
+    </w:p>
+    <w:p>
+      <w:pPr>
+        <w:keepNext/>
+        <w:keepLines/>
+        <w:widowControl/>
+        <w:spacing w:after="0" w:before="0" w:line="240" w:lineRule="auto"/>
+        <w:ind w:firstLine="0" w:left="142" w:right="85"/>
+        <w:jc w:val="left"/>
+      </w:pPr>
+      <w:r>
+        <w:rPr>
+          <w:rFonts w:ascii="Times New Roman" w:hAnsi="Times New Roman"/>
+          <w:b w:val="0"/>
+          <w:sz w:val="26"/>
+        </w:rPr>
+        <w:t>done</w:t>
+      </w:r>
+    </w:p>
+    <w:p>
+      <w:pPr>
+        <w:keepNext/>
+        <w:keepLines/>
+        <w:widowControl/>
+        <w:spacing w:after="0" w:before="0" w:line="240" w:lineRule="auto"/>
+        <w:ind w:firstLine="0" w:left="142" w:right="85"/>
+        <w:jc w:val="left"/>
+      </w:pPr>
+      <w:r>
+        <w:rPr>
+          <w:rFonts w:ascii="Times New Roman" w:hAnsi="Times New Roman"/>
+          <w:b w:val="0"/>
+          <w:sz w:val="26"/>
+        </w:rPr>
+        <w:t>if [[ "$fail" -gt 0 ]]; then exit 2; fi</w:t>
+      </w:r>
+    </w:p>
+    <w:p>
+      <w:pPr>
+        <w:keepNext/>
+        <w:keepLines/>
+        <w:widowControl/>
+        <w:spacing w:after="0" w:before="0" w:line="240" w:lineRule="auto"/>
+        <w:ind w:firstLine="0" w:left="142" w:right="85"/>
+        <w:jc w:val="left"/>
+      </w:pPr>
+      <w:r>
+        <w:rPr>
+          <w:rFonts w:ascii="Times New Roman" w:hAnsi="Times New Roman"/>
+          <w:b w:val="0"/>
+          <w:sz w:val="26"/>
+        </w:rPr>
+        <w:t>if php -l "$root/public/index.php"; then</w:t>
+      </w:r>
+    </w:p>
+    <w:p>
+      <w:pPr>
+        <w:keepNext/>
+        <w:keepLines/>
+        <w:widowControl/>
+        <w:spacing w:after="0" w:before="0" w:line="240" w:lineRule="auto"/>
+        <w:ind w:firstLine="0" w:left="142" w:right="85"/>
+        <w:jc w:val="left"/>
+      </w:pPr>
+      <w:r>
+        <w:rPr>
+          <w:rFonts w:ascii="Times New Roman" w:hAnsi="Times New Roman"/>
+          <w:b w:val="0"/>
+          <w:sz w:val="26"/>
+        </w:rPr>
+        <w:t xml:space="preserve">  echo 'CHECK_ENV=PASS'</w:t>
+      </w:r>
+    </w:p>
+    <w:p>
+      <w:pPr>
+        <w:keepNext/>
+        <w:keepLines/>
+        <w:widowControl/>
+        <w:spacing w:after="0" w:before="0" w:line="240" w:lineRule="auto"/>
+        <w:ind w:firstLine="0" w:left="142" w:right="85"/>
+        <w:jc w:val="left"/>
+      </w:pPr>
+      <w:r>
+        <w:rPr>
+          <w:rFonts w:ascii="Times New Roman" w:hAnsi="Times New Roman"/>
+          <w:b w:val="0"/>
+          <w:sz w:val="26"/>
+        </w:rPr>
+        <w:t>else</w:t>
+      </w:r>
+    </w:p>
+    <w:p>
+      <w:pPr>
+        <w:keepNext/>
+        <w:keepLines/>
+        <w:widowControl/>
+        <w:spacing w:after="0" w:before="0" w:line="240" w:lineRule="auto"/>
+        <w:ind w:firstLine="0" w:left="142" w:right="85"/>
+        <w:jc w:val="left"/>
+      </w:pPr>
+      <w:r>
+        <w:rPr>
+          <w:rFonts w:ascii="Times New Roman" w:hAnsi="Times New Roman"/>
+          <w:b w:val="0"/>
+          <w:sz w:val="26"/>
+        </w:rPr>
+        <w:t xml:space="preserve">  echo 'CHECK_ENV=FAIL' &gt;&amp;2</w:t>
+      </w:r>
+    </w:p>
+    <w:p>
+      <w:pPr>
+        <w:keepNext w:val="0"/>
+        <w:keepLines/>
+        <w:widowControl/>
+        <w:spacing w:after="0" w:before="0" w:line="240" w:lineRule="auto"/>
+        <w:ind w:firstLine="0" w:left="142" w:right="85"/>
+        <w:jc w:val="left"/>
+      </w:pPr>
+      <w:r>
+        <w:rPr>
+          <w:rFonts w:ascii="Times New Roman" w:hAnsi="Times New Roman"/>
+          <w:b w:val="0"/>
+          <w:sz w:val="26"/>
+        </w:rPr>
+        <w:t xml:space="preserve">  exit 1</w:t>
+      </w:r>
+    </w:p>
+    <w:p>
+      <w:pPr>
+        <w:widowControl/>
+        <w:spacing w:after="120" w:before="0" w:line="240" w:lineRule="auto"/>
+        <w:ind w:firstLine="0" w:left="142" w:right="85"/>
+        <w:jc w:val="left"/>
+      </w:pPr>
+      <w:r>
+        <w:rPr>
+          <w:rFonts w:ascii="Times New Roman" w:hAnsi="Times New Roman"/>
+          <w:b w:val="0"/>
+          <w:sz w:val="26"/>
+        </w:rPr>
+        <w:t>fi</w:t>
+      </w:r>
+    </w:p>
+    <w:p>
+      <w:pPr>
+        <w:keepNext/>
+        <w:widowControl/>
+      </w:pPr>
+      <w:r>
+        <w:rPr>
+          <w:rFonts w:ascii="Times New Roman" w:hAnsi="Times New Roman"/>
+          <w:b w:val="0"/>
+          <w:color w:val="000000"/>
+          <w:sz w:val="26"/>
+        </w:rPr>
+        <w:t>Giải thích theo thứ tự thực thi:</w:t>
+      </w:r>
+    </w:p>
+    <w:tbl>
+      <w:tblPr>
+        <w:tblW w:type="auto" w:w="0"/>
+        <w:tblLayout w:type="fixed"/>
+        <w:tblLook w:firstColumn="1" w:firstRow="1" w:lastColumn="0" w:lastRow="0" w:noHBand="0" w:noVBand="1" w:val="04A0"/>
+        <w:tblBorders>
+          <w:top w:val="single" w:sz="4" w:color="000000"/>
+          <w:left w:val="single" w:sz="4" w:color="000000"/>
+          <w:bottom w:val="single" w:sz="4" w:color="000000"/>
+          <w:right w:val="single" w:sz="4" w:color="000000"/>
+          <w:insideH w:val="single" w:sz="4" w:color="000000"/>
+          <w:insideV w:val="single" w:sz="4" w:color="000000"/>
+        </w:tblBorders>
+      </w:tblPr>
+      <w:tblGrid>
+        <w:gridCol w:w="1701"/>
+        <w:gridCol w:w="7370"/>
+      </w:tblGrid>
+      <w:tr>
+        <w:trPr>
+          <w:cantSplit/>
+          <w:tblHeader/>
+        </w:trPr>
+        <w:tc>
+          <w:tcPr>
+            <w:tcW w:type="dxa" w:w="1701"/>
+            <w:tcMar>
+              <w:left w:w="75" w:type="dxa"/>
+              <w:right w:w="75" w:type="dxa"/>
+            </w:tcMar>
+          </w:tcPr>
+          <w:p>
+            <w:pPr>
+              <w:widowControl/>
+              <w:spacing w:line="240" w:lineRule="auto" w:after="80" w:before="80"/>
+              <w:ind w:firstLine="0"/>
+              <w:jc w:val="left"/>
+            </w:pPr>
+            <w:r>
+              <w:rPr>
+                <w:rFonts w:ascii="Times New Roman" w:hAnsi="Times New Roman"/>
+                <w:b/>
+                <w:color w:val="000000"/>
+                <w:sz w:val="26"/>
+              </w:rPr>
+              <w:t>Thành phần</w:t>
+            </w:r>
+          </w:p>
+        </w:tc>
+        <w:tc>
+          <w:tcPr>
+            <w:tcW w:type="dxa" w:w="7370"/>
+            <w:tcMar>
+              <w:left w:w="75" w:type="dxa"/>
+              <w:right w:w="75" w:type="dxa"/>
+            </w:tcMar>
+          </w:tcPr>
+          <w:p>
+            <w:pPr>
+              <w:widowControl/>
+              <w:spacing w:line="240" w:lineRule="auto" w:after="80" w:before="80"/>
+              <w:ind w:firstLine="0"/>
+              <w:jc w:val="left"/>
+            </w:pPr>
+            <w:r>
+              <w:rPr>
+                <w:rFonts w:ascii="Times New Roman" w:hAnsi="Times New Roman"/>
+                <w:sz w:val="26"/>
+              </w:rPr>
+              <w:t>Ý nghĩa</w:t>
+            </w:r>
+          </w:p>
+        </w:tc>
+      </w:tr>
+      <w:tr>
+        <w:trPr>
+          <w:cantSplit/>
+        </w:trPr>
+        <w:tc>
+          <w:tcPr>
+            <w:tcW w:type="dxa" w:w="1701"/>
+            <w:tcMar>
+              <w:left w:w="75" w:type="dxa"/>
+              <w:right w:w="75" w:type="dxa"/>
+            </w:tcMar>
+          </w:tcPr>
+          <w:p>
+            <w:pPr>
+              <w:widowControl/>
+              <w:spacing w:line="240" w:lineRule="auto" w:after="80" w:before="80"/>
+              <w:ind w:firstLine="0"/>
+              <w:jc w:val="left"/>
+            </w:pPr>
+            <w:r>
+              <w:rPr>
+                <w:rFonts w:ascii="Times New Roman" w:hAnsi="Times New Roman"/>
+                <w:b w:val="0"/>
+                <w:color w:val="000000"/>
+                <w:sz w:val="26"/>
+              </w:rPr>
+              <w:t>set -u</w:t>
+            </w:r>
+          </w:p>
+        </w:tc>
+        <w:tc>
+          <w:tcPr>
+            <w:tcW w:type="dxa" w:w="7370"/>
+            <w:tcMar>
+              <w:left w:w="75" w:type="dxa"/>
+              <w:right w:w="75" w:type="dxa"/>
+            </w:tcMar>
+          </w:tcPr>
+          <w:p>
+            <w:pPr>
+              <w:widowControl/>
+              <w:spacing w:line="240" w:lineRule="auto" w:after="80" w:before="80"/>
+              <w:ind w:firstLine="0"/>
+              <w:jc w:val="left"/>
+            </w:pPr>
+            <w:r>
+              <w:rPr>
+                <w:rFonts w:ascii="Times New Roman" w:hAnsi="Times New Roman"/>
+                <w:b w:val="0"/>
+                <w:color w:val="000000"/>
+                <w:sz w:val="26"/>
+              </w:rPr>
+              <w:t>Báo khi sử dụng biến chưa được khai báo; giảm nhầm tên biến.</w:t>
+            </w:r>
+          </w:p>
+        </w:tc>
+      </w:tr>
+      <w:tr>
+        <w:trPr>
+          <w:cantSplit/>
+        </w:trPr>
+        <w:tc>
+          <w:tcPr>
+            <w:tcW w:type="dxa" w:w="1701"/>
+            <w:tcMar>
+              <w:left w:w="75" w:type="dxa"/>
+              <w:right w:w="75" w:type="dxa"/>
+            </w:tcMar>
+          </w:tcPr>
+          <w:p>
+            <w:pPr>
+              <w:widowControl/>
+              <w:spacing w:line="240" w:lineRule="auto" w:after="80" w:before="80"/>
+              <w:ind w:firstLine="0"/>
+              <w:jc w:val="left"/>
+            </w:pPr>
+            <w:r>
+              <w:rPr>
+                <w:rFonts w:ascii="Times New Roman" w:hAnsi="Times New Roman"/>
+                <w:b w:val="0"/>
+                <w:color w:val="000000"/>
+                <w:sz w:val="26"/>
+              </w:rPr>
+              <w:t>root=...</w:t>
+            </w:r>
+          </w:p>
+        </w:tc>
+        <w:tc>
+          <w:tcPr>
+            <w:tcW w:type="dxa" w:w="7370"/>
+            <w:tcMar>
+              <w:left w:w="75" w:type="dxa"/>
+              <w:right w:w="75" w:type="dxa"/>
+            </w:tcMar>
+          </w:tcPr>
+          <w:p>
+            <w:pPr>
+              <w:widowControl/>
+              <w:spacing w:line="240" w:lineRule="auto" w:after="80" w:before="80"/>
+              <w:ind w:firstLine="0"/>
+              <w:jc w:val="left"/>
+            </w:pPr>
+            <w:r>
+              <w:rPr>
+                <w:rFonts w:ascii="Times New Roman" w:hAnsi="Times New Roman"/>
+                <w:b w:val="0"/>
+                <w:color w:val="000000"/>
+                <w:sz w:val="26"/>
+              </w:rPr>
+              <w:t xml:space="preserve">Tìm thư mục dự án từ vị trí tệp script. </w:t>
+            </w:r>
+            <w:r>
+              <w:rPr>
+                <w:rFonts w:ascii="Times New Roman" w:hAnsi="Times New Roman"/>
+                <w:b w:val="0"/>
+                <w:color w:val="000000"/>
+                <w:sz w:val="26"/>
+              </w:rPr>
+              <w:t>dirname</w:t>
+            </w:r>
+            <w:r>
+              <w:rPr>
+                <w:rFonts w:ascii="Times New Roman" w:hAnsi="Times New Roman"/>
+                <w:b w:val="0"/>
+                <w:color w:val="000000"/>
+                <w:sz w:val="26"/>
+              </w:rPr>
+              <w:t xml:space="preserve"> lấy thư mục chứa script; </w:t>
+            </w:r>
+            <w:r>
+              <w:rPr>
+                <w:rFonts w:ascii="Times New Roman" w:hAnsi="Times New Roman"/>
+                <w:b w:val="0"/>
+                <w:color w:val="000000"/>
+                <w:sz w:val="26"/>
+              </w:rPr>
+              <w:t>/..</w:t>
+            </w:r>
+            <w:r>
+              <w:rPr>
+                <w:rFonts w:ascii="Times New Roman" w:hAnsi="Times New Roman"/>
+                <w:b w:val="0"/>
+                <w:color w:val="000000"/>
+                <w:sz w:val="26"/>
+              </w:rPr>
+              <w:t xml:space="preserve"> đi lên một cấp; </w:t>
+            </w:r>
+            <w:r>
+              <w:rPr>
+                <w:rFonts w:ascii="Times New Roman" w:hAnsi="Times New Roman"/>
+                <w:b w:val="0"/>
+                <w:color w:val="000000"/>
+                <w:sz w:val="26"/>
+              </w:rPr>
+              <w:t>pwd</w:t>
+            </w:r>
+            <w:r>
+              <w:rPr>
+                <w:rFonts w:ascii="Times New Roman" w:hAnsi="Times New Roman"/>
+                <w:b w:val="0"/>
+                <w:color w:val="000000"/>
+                <w:sz w:val="26"/>
+              </w:rPr>
+              <w:t xml:space="preserve"> lấy đường dẫn đầy đủ. </w:t>
+            </w:r>
+            <w:r>
+              <w:rPr>
+                <w:rFonts w:ascii="Times New Roman" w:hAnsi="Times New Roman"/>
+                <w:b w:val="0"/>
+                <w:color w:val="000000"/>
+                <w:sz w:val="26"/>
+              </w:rPr>
+              <w:t>$(...)</w:t>
+            </w:r>
+            <w:r>
+              <w:rPr>
+                <w:rFonts w:ascii="Times New Roman" w:hAnsi="Times New Roman"/>
+                <w:b w:val="0"/>
+                <w:color w:val="000000"/>
+                <w:sz w:val="26"/>
+              </w:rPr>
+              <w:t xml:space="preserve"> lấy kết quả lệnh làm giá trị biến.</w:t>
+            </w:r>
+          </w:p>
+        </w:tc>
+      </w:tr>
+      <w:tr>
+        <w:trPr>
+          <w:cantSplit/>
+        </w:trPr>
+        <w:tc>
+          <w:tcPr>
+            <w:tcW w:type="dxa" w:w="1701"/>
+            <w:tcMar>
+              <w:left w:w="75" w:type="dxa"/>
+              <w:right w:w="75" w:type="dxa"/>
+            </w:tcMar>
+          </w:tcPr>
+          <w:p>
+            <w:pPr>
+              <w:widowControl/>
+              <w:spacing w:line="240" w:lineRule="auto" w:after="80" w:before="80"/>
+              <w:ind w:firstLine="0"/>
+              <w:jc w:val="left"/>
+            </w:pPr>
+            <w:r>
+              <w:rPr>
+                <w:rFonts w:ascii="Times New Roman" w:hAnsi="Times New Roman"/>
+                <w:b w:val="0"/>
+                <w:color w:val="000000"/>
+                <w:sz w:val="26"/>
+              </w:rPr>
+              <w:t>fail=0</w:t>
+            </w:r>
+          </w:p>
+        </w:tc>
+        <w:tc>
+          <w:tcPr>
+            <w:tcW w:type="dxa" w:w="7370"/>
+            <w:tcMar>
+              <w:left w:w="75" w:type="dxa"/>
+              <w:right w:w="75" w:type="dxa"/>
+            </w:tcMar>
+          </w:tcPr>
+          <w:p>
+            <w:pPr>
+              <w:widowControl/>
+              <w:spacing w:line="240" w:lineRule="auto" w:after="80" w:before="80"/>
+              <w:ind w:firstLine="0"/>
+              <w:jc w:val="left"/>
+            </w:pPr>
+            <w:r>
+              <w:rPr>
+                <w:rFonts w:ascii="Times New Roman" w:hAnsi="Times New Roman"/>
+                <w:b w:val="0"/>
+                <w:color w:val="000000"/>
+                <w:sz w:val="26"/>
+              </w:rPr>
+              <w:t>Biến đếm điều kiện chưa đạt.</w:t>
+            </w:r>
+          </w:p>
+        </w:tc>
+      </w:tr>
+      <w:tr>
+        <w:trPr>
+          <w:cantSplit/>
+        </w:trPr>
+        <w:tc>
+          <w:tcPr>
+            <w:tcW w:type="dxa" w:w="1701"/>
+            <w:tcMar>
+              <w:left w:w="75" w:type="dxa"/>
+              <w:right w:w="75" w:type="dxa"/>
+            </w:tcMar>
+          </w:tcPr>
+          <w:p>
+            <w:pPr>
+              <w:widowControl/>
+              <w:spacing w:line="240" w:lineRule="auto" w:after="80" w:before="80"/>
+              <w:ind w:firstLine="0"/>
+              <w:jc w:val="left"/>
+            </w:pPr>
+            <w:r>
+              <w:rPr>
+                <w:rFonts w:ascii="Times New Roman" w:hAnsi="Times New Roman"/>
+                <w:b w:val="0"/>
+                <w:color w:val="000000"/>
+                <w:sz w:val="26"/>
+              </w:rPr>
+              <w:t>check_tool()</w:t>
+            </w:r>
+          </w:p>
+        </w:tc>
+        <w:tc>
+          <w:tcPr>
+            <w:tcW w:type="dxa" w:w="7370"/>
+            <w:tcMar>
+              <w:left w:w="75" w:type="dxa"/>
+              <w:right w:w="75" w:type="dxa"/>
+            </w:tcMar>
+          </w:tcPr>
+          <w:p>
+            <w:pPr>
+              <w:widowControl/>
+              <w:spacing w:line="240" w:lineRule="auto" w:after="80" w:before="80"/>
+              <w:ind w:firstLine="0"/>
+              <w:jc w:val="left"/>
+            </w:pPr>
+            <w:r>
+              <w:rPr>
+                <w:rFonts w:ascii="Times New Roman" w:hAnsi="Times New Roman"/>
+                <w:b w:val="0"/>
+                <w:color w:val="000000"/>
+                <w:sz w:val="26"/>
+              </w:rPr>
+              <w:t xml:space="preserve">Hàm nhận tên công cụ qua </w:t>
+            </w:r>
+            <w:r>
+              <w:rPr>
+                <w:rFonts w:ascii="Times New Roman" w:hAnsi="Times New Roman"/>
+                <w:b w:val="0"/>
+                <w:color w:val="000000"/>
+                <w:sz w:val="26"/>
+              </w:rPr>
+              <w:t>$1</w:t>
+            </w:r>
+            <w:r>
+              <w:rPr>
+                <w:rFonts w:ascii="Times New Roman" w:hAnsi="Times New Roman"/>
+                <w:b w:val="0"/>
+                <w:color w:val="000000"/>
+                <w:sz w:val="26"/>
+              </w:rPr>
+              <w:t>, kiểm tra và tăng biến đếm nếu thiếu.</w:t>
+            </w:r>
+          </w:p>
+        </w:tc>
+      </w:tr>
+      <w:tr>
+        <w:trPr>
+          <w:cantSplit/>
+        </w:trPr>
+        <w:tc>
+          <w:tcPr>
+            <w:tcW w:type="dxa" w:w="1701"/>
+            <w:tcMar>
+              <w:left w:w="75" w:type="dxa"/>
+              <w:right w:w="75" w:type="dxa"/>
+            </w:tcMar>
+          </w:tcPr>
+          <w:p>
+            <w:pPr>
+              <w:widowControl/>
+              <w:spacing w:line="240" w:lineRule="auto" w:after="80" w:before="80"/>
+              <w:ind w:firstLine="0"/>
+              <w:jc w:val="left"/>
+            </w:pPr>
+            <w:r>
+              <w:rPr>
+                <w:rFonts w:ascii="Times New Roman" w:hAnsi="Times New Roman"/>
+                <w:b w:val="0"/>
+                <w:color w:val="000000"/>
+                <w:sz w:val="26"/>
+              </w:rPr>
+              <w:t>for tool in php git</w:t>
+            </w:r>
+          </w:p>
+        </w:tc>
+        <w:tc>
+          <w:tcPr>
+            <w:tcW w:type="dxa" w:w="7370"/>
+            <w:tcMar>
+              <w:left w:w="75" w:type="dxa"/>
+              <w:right w:w="75" w:type="dxa"/>
+            </w:tcMar>
+          </w:tcPr>
+          <w:p>
+            <w:pPr>
+              <w:widowControl/>
+              <w:spacing w:line="240" w:lineRule="auto" w:after="80" w:before="80"/>
+              <w:ind w:firstLine="0"/>
+              <w:jc w:val="left"/>
+            </w:pPr>
+            <w:r>
+              <w:rPr>
+                <w:rFonts w:ascii="Times New Roman" w:hAnsi="Times New Roman"/>
+                <w:b w:val="0"/>
+                <w:color w:val="000000"/>
+                <w:sz w:val="26"/>
+              </w:rPr>
+              <w:t xml:space="preserve">Gọi cùng hàm cho PHP và Git, không viết lại hai khối </w:t>
+            </w:r>
+            <w:r>
+              <w:rPr>
+                <w:rFonts w:ascii="Times New Roman" w:hAnsi="Times New Roman"/>
+                <w:b w:val="0"/>
+                <w:color w:val="000000"/>
+                <w:sz w:val="26"/>
+              </w:rPr>
+              <w:t>if</w:t>
+            </w:r>
+            <w:r>
+              <w:rPr>
+                <w:rFonts w:ascii="Times New Roman" w:hAnsi="Times New Roman"/>
+                <w:b w:val="0"/>
+                <w:color w:val="000000"/>
+                <w:sz w:val="26"/>
+              </w:rPr>
+              <w:t>.</w:t>
+            </w:r>
+          </w:p>
+        </w:tc>
+      </w:tr>
+      <w:tr>
+        <w:trPr>
+          <w:cantSplit/>
+        </w:trPr>
+        <w:tc>
+          <w:tcPr>
+            <w:tcW w:type="dxa" w:w="1701"/>
+            <w:tcMar>
+              <w:left w:w="75" w:type="dxa"/>
+              <w:right w:w="75" w:type="dxa"/>
+            </w:tcMar>
+          </w:tcPr>
+          <w:p>
+            <w:pPr>
+              <w:widowControl/>
+              <w:spacing w:line="240" w:lineRule="auto" w:after="80" w:before="80"/>
+              <w:ind w:firstLine="0"/>
+              <w:jc w:val="left"/>
+            </w:pPr>
+            <w:r>
+              <w:rPr>
+                <w:rFonts w:ascii="Times New Roman" w:hAnsi="Times New Roman"/>
+                <w:b w:val="0"/>
+                <w:color w:val="000000"/>
+                <w:sz w:val="26"/>
+              </w:rPr>
+              <w:t>[[ -f ... ]]</w:t>
+            </w:r>
+          </w:p>
+        </w:tc>
+        <w:tc>
+          <w:tcPr>
+            <w:tcW w:type="dxa" w:w="7370"/>
+            <w:tcMar>
+              <w:left w:w="75" w:type="dxa"/>
+              <w:right w:w="75" w:type="dxa"/>
+            </w:tcMar>
+          </w:tcPr>
+          <w:p>
+            <w:pPr>
+              <w:widowControl/>
+              <w:spacing w:line="240" w:lineRule="auto" w:after="80" w:before="80"/>
+              <w:ind w:firstLine="0"/>
+              <w:jc w:val="left"/>
+            </w:pPr>
+            <w:r>
+              <w:rPr>
+                <w:rFonts w:ascii="Times New Roman" w:hAnsi="Times New Roman"/>
+                <w:b w:val="0"/>
+                <w:color w:val="000000"/>
+                <w:sz w:val="26"/>
+              </w:rPr>
+              <w:t>Kiểm tra đường dẫn là một tệp có tồn tại.</w:t>
+            </w:r>
+          </w:p>
+        </w:tc>
+      </w:tr>
+      <w:tr>
+        <w:trPr>
+          <w:cantSplit/>
+        </w:trPr>
+        <w:tc>
+          <w:tcPr>
+            <w:tcW w:type="dxa" w:w="1701"/>
+            <w:tcMar>
+              <w:left w:w="75" w:type="dxa"/>
+              <w:right w:w="75" w:type="dxa"/>
+            </w:tcMar>
+          </w:tcPr>
+          <w:p>
+            <w:pPr>
+              <w:widowControl/>
+              <w:spacing w:line="240" w:lineRule="auto" w:after="80" w:before="80"/>
+              <w:ind w:firstLine="0"/>
+              <w:jc w:val="left"/>
+            </w:pPr>
+            <w:r>
+              <w:rPr>
+                <w:rFonts w:ascii="Times New Roman" w:hAnsi="Times New Roman"/>
+                <w:b w:val="0"/>
+                <w:color w:val="000000"/>
+                <w:sz w:val="26"/>
+              </w:rPr>
+              <w:t>fail=$((fail + 1))</w:t>
+            </w:r>
+          </w:p>
+        </w:tc>
+        <w:tc>
+          <w:tcPr>
+            <w:tcW w:type="dxa" w:w="7370"/>
+            <w:tcMar>
+              <w:left w:w="75" w:type="dxa"/>
+              <w:right w:w="75" w:type="dxa"/>
+            </w:tcMar>
+          </w:tcPr>
+          <w:p>
+            <w:pPr>
+              <w:widowControl/>
+              <w:spacing w:line="240" w:lineRule="auto" w:after="80" w:before="80"/>
+              <w:ind w:firstLine="0"/>
+              <w:jc w:val="left"/>
+            </w:pPr>
+            <w:r>
+              <w:rPr>
+                <w:rFonts w:ascii="Times New Roman" w:hAnsi="Times New Roman"/>
+                <w:b w:val="0"/>
+                <w:color w:val="000000"/>
+                <w:sz w:val="26"/>
+              </w:rPr>
+              <w:t>Phép cộng số nguyên trong Bash.</w:t>
+            </w:r>
+          </w:p>
+        </w:tc>
+      </w:tr>
+      <w:tr>
+        <w:trPr>
+          <w:cantSplit/>
+        </w:trPr>
+        <w:tc>
+          <w:tcPr>
+            <w:tcW w:type="dxa" w:w="1701"/>
+            <w:tcMar>
+              <w:left w:w="75" w:type="dxa"/>
+              <w:right w:w="75" w:type="dxa"/>
+            </w:tcMar>
+          </w:tcPr>
+          <w:p>
+            <w:pPr>
+              <w:widowControl/>
+              <w:spacing w:line="240" w:lineRule="auto" w:after="80" w:before="80"/>
+              <w:ind w:firstLine="0"/>
+              <w:jc w:val="left"/>
+            </w:pPr>
+            <w:r>
+              <w:rPr>
+                <w:rFonts w:ascii="Times New Roman" w:hAnsi="Times New Roman"/>
+                <w:b w:val="0"/>
+                <w:color w:val="000000"/>
+                <w:sz w:val="26"/>
+              </w:rPr>
+              <w:t>exit 2</w:t>
+            </w:r>
+            <w:r>
+              <w:rPr>
+                <w:rFonts w:ascii="Times New Roman" w:hAnsi="Times New Roman"/>
+                <w:b w:val="0"/>
+                <w:color w:val="000000"/>
+                <w:sz w:val="26"/>
+              </w:rPr>
+              <w:t xml:space="preserve">, </w:t>
+            </w:r>
+            <w:r>
+              <w:rPr>
+                <w:rFonts w:ascii="Times New Roman" w:hAnsi="Times New Roman"/>
+                <w:b w:val="0"/>
+                <w:color w:val="000000"/>
+                <w:sz w:val="26"/>
+              </w:rPr>
+              <w:t>exit 1</w:t>
+            </w:r>
+          </w:p>
+        </w:tc>
+        <w:tc>
+          <w:tcPr>
+            <w:tcW w:type="dxa" w:w="7370"/>
+            <w:tcMar>
+              <w:left w:w="75" w:type="dxa"/>
+              <w:right w:w="75" w:type="dxa"/>
+            </w:tcMar>
+          </w:tcPr>
+          <w:p>
+            <w:pPr>
+              <w:widowControl/>
+              <w:spacing w:line="240" w:lineRule="auto" w:after="80" w:before="80"/>
+              <w:ind w:firstLine="0"/>
+              <w:jc w:val="left"/>
+            </w:pPr>
+            <w:r>
+              <w:rPr>
+                <w:rFonts w:ascii="Times New Roman" w:hAnsi="Times New Roman"/>
+                <w:b w:val="0"/>
+                <w:color w:val="000000"/>
+                <w:sz w:val="26"/>
+              </w:rPr>
+              <w:t>Mẫu phân biệt thiếu điều kiện chạy và sai cú pháp PHP.</w:t>
+            </w:r>
+          </w:p>
+        </w:tc>
+      </w:tr>
+    </w:tbl>
+    <w:p>
+      <w:pPr>
+        <w:widowControl/>
+        <w:spacing w:after="0"/>
+      </w:pPr>
+    </w:p>
+    <w:p>
+      <w:pPr>
+        <w:widowControl/>
+      </w:pPr>
+      <w:r>
+        <w:rPr>
+          <w:rFonts w:ascii="Times New Roman" w:hAnsi="Times New Roman"/>
+          <w:b w:val="0"/>
+          <w:sz w:val="26"/>
+        </w:rPr>
+        <w:t>Dấu nháy kép giúp Bash coi đường dẫn có khoảng trắng là một đối số. Biến root xác định thư mục dự án từ vị trí script, vì vậy có thể chạy script từ thư mục khác.</w:t>
+      </w:r>
+    </w:p>
+    <w:p>
+      <w:pPr>
+        <w:keepNext/>
+        <w:widowControl/>
+      </w:pPr>
+      <w:r>
+        <w:rPr>
+          <w:rFonts w:ascii="Times New Roman" w:hAnsi="Times New Roman"/>
+          <w:b w:val="0"/>
+          <w:sz w:val="26"/>
+        </w:rPr>
+        <w:t>Kiểm tra kết quả bước 4:</w:t>
+      </w:r>
+    </w:p>
+    <w:p>
+      <w:pPr>
+        <w:widowControl/>
+        <w:ind w:firstLine="0" w:left="0"/>
+        <w:jc w:val="left"/>
+      </w:pPr>
+      <w:r>
+        <w:rPr>
+          <w:rFonts w:ascii="Times New Roman" w:hAnsi="Times New Roman"/>
+          <w:b w:val="0"/>
+          <w:color w:val="000000"/>
+          <w:sz w:val="26"/>
+        </w:rPr>
+        <w:t>[</w:t>
+      </w:r>
+      <w:r>
+        <w:rPr>
+          <w:rFonts w:ascii="Times New Roman" w:hAnsi="Times New Roman"/>
+          <w:b w:val="0"/>
+          <w:color w:val="000000"/>
+          <w:sz w:val="26"/>
+        </w:rPr>
+        <w:t xml:space="preserve"> ] Chỉ ra biến fail, hàm check_tool, hai vòng lặp và điều kiện kết thúc.</w:t>
+      </w:r>
+    </w:p>
+    <w:p>
+      <w:pPr>
+        <w:pStyle w:val="Heading3"/>
+        <w:keepNext/>
+        <w:widowControl/>
+      </w:pPr>
+      <w:r>
+        <w:rPr>
+          <w:rFonts w:ascii="Times New Roman" w:hAnsi="Times New Roman"/>
+          <w:b/>
+          <w:color w:val="000000"/>
+          <w:sz w:val="26"/>
+        </w:rPr>
+        <w:t>Bước 5. Chạy script và đọc kết quả</w:t>
+      </w:r>
+    </w:p>
+    <w:p>
+      <w:pPr>
+        <w:keepNext w:val="0"/>
+        <w:keepLines/>
+        <w:widowControl/>
+        <w:spacing w:after="0" w:before="0" w:line="240" w:lineRule="auto"/>
+        <w:ind w:firstLine="0" w:left="142" w:right="85"/>
+        <w:jc w:val="left"/>
+      </w:pPr>
+      <w:r>
+        <w:rPr>
+          <w:rFonts w:ascii="Times New Roman" w:hAnsi="Times New Roman"/>
+          <w:b w:val="0"/>
+          <w:sz w:val="26"/>
+        </w:rPr>
+        <w:t>bash scripts/check-env.sh</w:t>
+      </w:r>
+    </w:p>
+    <w:p>
+      <w:pPr>
+        <w:widowControl/>
+        <w:spacing w:after="120" w:before="0" w:line="240" w:lineRule="auto"/>
+        <w:ind w:firstLine="0" w:left="142" w:right="85"/>
+        <w:jc w:val="left"/>
+      </w:pPr>
+      <w:r>
+        <w:rPr>
+          <w:rFonts w:ascii="Times New Roman" w:hAnsi="Times New Roman"/>
+          <w:b w:val="0"/>
+          <w:sz w:val="26"/>
+        </w:rPr>
+        <w:t>echo "exit=$?"</w:t>
+      </w:r>
+    </w:p>
+    <w:p>
+      <w:pPr>
+        <w:widowControl/>
+      </w:pPr>
+      <w:r>
+        <w:rPr>
+          <w:rFonts w:ascii="Times New Roman" w:hAnsi="Times New Roman"/>
+          <w:b w:val="0"/>
+          <w:color w:val="000000"/>
+          <w:sz w:val="26"/>
+        </w:rPr>
+        <w:t xml:space="preserve">Kết quả có </w:t>
+      </w:r>
+      <w:r>
+        <w:rPr>
+          <w:rFonts w:ascii="Times New Roman" w:hAnsi="Times New Roman"/>
+          <w:b w:val="0"/>
+          <w:color w:val="000000"/>
+          <w:sz w:val="26"/>
+        </w:rPr>
+        <w:t>OK tool php</w:t>
+      </w:r>
+      <w:r>
+        <w:rPr>
+          <w:rFonts w:ascii="Times New Roman" w:hAnsi="Times New Roman"/>
+          <w:b w:val="0"/>
+          <w:color w:val="000000"/>
+          <w:sz w:val="26"/>
+        </w:rPr>
+        <w:t xml:space="preserve">, </w:t>
+      </w:r>
+      <w:r>
+        <w:rPr>
+          <w:rFonts w:ascii="Times New Roman" w:hAnsi="Times New Roman"/>
+          <w:b w:val="0"/>
+          <w:color w:val="000000"/>
+          <w:sz w:val="26"/>
+        </w:rPr>
+        <w:t>OK tool git</w:t>
+      </w:r>
+      <w:r>
+        <w:rPr>
+          <w:rFonts w:ascii="Times New Roman" w:hAnsi="Times New Roman"/>
+          <w:b w:val="0"/>
+          <w:color w:val="000000"/>
+          <w:sz w:val="26"/>
+        </w:rPr>
+        <w:t xml:space="preserve">, </w:t>
+      </w:r>
+      <w:r>
+        <w:rPr>
+          <w:rFonts w:ascii="Times New Roman" w:hAnsi="Times New Roman"/>
+          <w:b w:val="0"/>
+          <w:color w:val="000000"/>
+          <w:sz w:val="26"/>
+        </w:rPr>
+        <w:t>OK file README.md</w:t>
+      </w:r>
+      <w:r>
+        <w:rPr>
+          <w:rFonts w:ascii="Times New Roman" w:hAnsi="Times New Roman"/>
+          <w:b w:val="0"/>
+          <w:color w:val="000000"/>
+          <w:sz w:val="26"/>
+        </w:rPr>
+        <w:t xml:space="preserve">, </w:t>
+      </w:r>
+      <w:r>
+        <w:rPr>
+          <w:rFonts w:ascii="Times New Roman" w:hAnsi="Times New Roman"/>
+          <w:b w:val="0"/>
+          <w:color w:val="000000"/>
+          <w:sz w:val="26"/>
+        </w:rPr>
+        <w:t>OK file public/index.php</w:t>
+      </w:r>
+      <w:r>
+        <w:rPr>
+          <w:rFonts w:ascii="Times New Roman" w:hAnsi="Times New Roman"/>
+          <w:b w:val="0"/>
+          <w:color w:val="000000"/>
+          <w:sz w:val="26"/>
+        </w:rPr>
+        <w:t xml:space="preserve">, </w:t>
+      </w:r>
+      <w:r>
+        <w:rPr>
+          <w:rFonts w:ascii="Times New Roman" w:hAnsi="Times New Roman"/>
+          <w:b w:val="0"/>
+          <w:color w:val="000000"/>
+          <w:sz w:val="26"/>
+        </w:rPr>
+        <w:t>CHECK_ENV=PASS</w:t>
+      </w:r>
+      <w:r>
+        <w:rPr>
+          <w:rFonts w:ascii="Times New Roman" w:hAnsi="Times New Roman"/>
+          <w:b w:val="0"/>
+          <w:color w:val="000000"/>
+          <w:sz w:val="26"/>
+        </w:rPr>
+        <w:t xml:space="preserve"> và cuối cùng </w:t>
+      </w:r>
+      <w:r>
+        <w:rPr>
+          <w:rFonts w:ascii="Times New Roman" w:hAnsi="Times New Roman"/>
+          <w:b w:val="0"/>
+          <w:color w:val="000000"/>
+          <w:sz w:val="26"/>
+        </w:rPr>
+        <w:t>exit=0</w:t>
+      </w:r>
+      <w:r>
+        <w:rPr>
+          <w:rFonts w:ascii="Times New Roman" w:hAnsi="Times New Roman"/>
+          <w:b w:val="0"/>
+          <w:color w:val="000000"/>
+          <w:sz w:val="26"/>
+        </w:rPr>
+        <w:t>. Thông báo cú pháp PHP có đường dẫn riêng của máy bạn.</w:t>
+      </w:r>
+    </w:p>
+    <w:p>
+      <w:pPr>
+        <w:keepNext/>
+        <w:widowControl/>
+      </w:pPr>
+      <w:r>
+        <w:rPr>
+          <w:rFonts w:ascii="Times New Roman" w:hAnsi="Times New Roman"/>
+          <w:b w:val="0"/>
+          <w:color w:val="000000"/>
+          <w:sz w:val="26"/>
+        </w:rPr>
+        <w:t>Thử chạy từ thư mục khác:</w:t>
+      </w:r>
+    </w:p>
+    <w:p>
+      <w:pPr>
+        <w:keepNext/>
+        <w:keepLines/>
+        <w:widowControl/>
+        <w:spacing w:after="0" w:before="0" w:line="240" w:lineRule="auto"/>
+        <w:ind w:firstLine="0" w:left="142" w:right="85"/>
+        <w:jc w:val="left"/>
+      </w:pPr>
+      <w:r>
+        <w:rPr>
+          <w:rFonts w:ascii="Times New Roman" w:hAnsi="Times New Roman"/>
+          <w:b w:val="0"/>
+          <w:sz w:val="26"/>
+        </w:rPr>
+        <w:t>cd ..</w:t>
+      </w:r>
+    </w:p>
+    <w:p>
+      <w:pPr>
+        <w:keepNext w:val="0"/>
+        <w:keepLines/>
+        <w:widowControl/>
+        <w:spacing w:after="0" w:before="0" w:line="240" w:lineRule="auto"/>
+        <w:ind w:firstLine="0" w:left="142" w:right="85"/>
+        <w:jc w:val="left"/>
+      </w:pPr>
+      <w:r>
+        <w:rPr>
+          <w:rFonts w:ascii="Times New Roman" w:hAnsi="Times New Roman"/>
+          <w:b w:val="0"/>
+          <w:sz w:val="26"/>
+        </w:rPr>
+        <w:t>bash Ma_nguon/scripts/check-env.sh</w:t>
+      </w:r>
+    </w:p>
+    <w:p>
+      <w:pPr>
+        <w:widowControl/>
+        <w:spacing w:after="120" w:before="0" w:line="240" w:lineRule="auto"/>
+        <w:ind w:firstLine="0" w:left="142" w:right="85"/>
+        <w:jc w:val="left"/>
+      </w:pPr>
+      <w:r>
+        <w:rPr>
+          <w:rFonts w:ascii="Times New Roman" w:hAnsi="Times New Roman"/>
+          <w:b w:val="0"/>
+          <w:sz w:val="26"/>
+        </w:rPr>
+        <w:t>cd Ma_nguon</w:t>
+      </w:r>
+    </w:p>
+    <w:p>
+      <w:pPr>
+        <w:widowControl/>
+      </w:pPr>
+      <w:r>
+        <w:rPr>
+          <w:rFonts w:ascii="Times New Roman" w:hAnsi="Times New Roman"/>
+          <w:b w:val="0"/>
+          <w:color w:val="000000"/>
+          <w:sz w:val="26"/>
+        </w:rPr>
+        <w:t xml:space="preserve">Script vẫn tìm được tệp vì dùng </w:t>
+      </w:r>
+      <w:r>
+        <w:rPr>
+          <w:rFonts w:ascii="Times New Roman" w:hAnsi="Times New Roman"/>
+          <w:b w:val="0"/>
+          <w:color w:val="000000"/>
+          <w:sz w:val="26"/>
+        </w:rPr>
+        <w:t>root</w:t>
+      </w:r>
+      <w:r>
+        <w:rPr>
+          <w:rFonts w:ascii="Times New Roman" w:hAnsi="Times New Roman"/>
+          <w:b w:val="0"/>
+          <w:color w:val="000000"/>
+          <w:sz w:val="26"/>
+        </w:rPr>
+        <w:t>. Đây là lý do không nên viết mọi đường dẫn phụ thuộc vào nơi người dùng đang đứng.</w:t>
+      </w:r>
+    </w:p>
+    <w:p>
+      <w:pPr>
+        <w:keepNext/>
+        <w:widowControl/>
+      </w:pPr>
+      <w:r>
+        <w:rPr>
+          <w:rFonts w:ascii="Times New Roman" w:hAnsi="Times New Roman"/>
+          <w:b w:val="0"/>
+          <w:sz w:val="26"/>
+        </w:rPr>
+        <w:t>Kiểm tra kết quả bước 5:</w:t>
+      </w:r>
+    </w:p>
+    <w:p>
+      <w:pPr>
+        <w:widowControl/>
+        <w:ind w:firstLine="0" w:left="0"/>
+        <w:jc w:val="left"/>
+      </w:pPr>
+      <w:r>
+        <w:rPr>
+          <w:rFonts w:ascii="Times New Roman" w:hAnsi="Times New Roman"/>
+          <w:b w:val="0"/>
+          <w:color w:val="000000"/>
+          <w:sz w:val="26"/>
+        </w:rPr>
+        <w:t>[</w:t>
+      </w:r>
+      <w:r>
+        <w:rPr>
+          <w:rFonts w:ascii="Times New Roman" w:hAnsi="Times New Roman"/>
+          <w:b w:val="0"/>
+          <w:color w:val="000000"/>
+          <w:sz w:val="26"/>
+        </w:rPr>
+        <w:t xml:space="preserve"> ] Chạy từ thư mục cha vẫn tìm được README và public/index.php.</w:t>
+      </w:r>
+    </w:p>
+    <w:p>
+      <w:pPr>
+        <w:pStyle w:val="Heading3"/>
+        <w:keepNext/>
+        <w:widowControl/>
+      </w:pPr>
+      <w:r>
+        <w:rPr>
+          <w:rFonts w:ascii="Times New Roman" w:hAnsi="Times New Roman"/>
+          <w:b/>
+          <w:color w:val="000000"/>
+          <w:sz w:val="26"/>
+        </w:rPr>
+        <w:t>Bước 6. Tạo lỗi có kiểm soát rồi khôi phục</w:t>
+      </w:r>
+    </w:p>
+    <w:p>
+      <w:pPr>
+        <w:keepNext/>
+        <w:widowControl/>
+      </w:pPr>
+      <w:r>
+        <w:rPr>
+          <w:rFonts w:ascii="Times New Roman" w:hAnsi="Times New Roman"/>
+          <w:b w:val="0"/>
+          <w:sz w:val="26"/>
+        </w:rPr>
+        <w:t>Thực hiện tại thư mục Ma_nguon của bài:</w:t>
+      </w:r>
+    </w:p>
+    <w:p>
+      <w:pPr>
+        <w:keepNext/>
+        <w:keepLines/>
+        <w:widowControl/>
+        <w:spacing w:after="0" w:before="0" w:line="240" w:lineRule="auto"/>
+        <w:ind w:firstLine="0" w:left="142" w:right="85"/>
+        <w:jc w:val="left"/>
+      </w:pPr>
+      <w:r>
+        <w:rPr>
+          <w:rFonts w:ascii="Times New Roman" w:hAnsi="Times New Roman"/>
+          <w:b w:val="0"/>
+          <w:sz w:val="26"/>
+        </w:rPr>
+        <w:t>mv README.md README.backup</w:t>
+      </w:r>
+    </w:p>
+    <w:p>
+      <w:pPr>
+        <w:keepNext/>
+        <w:keepLines/>
+        <w:widowControl/>
+        <w:spacing w:after="0" w:before="0" w:line="240" w:lineRule="auto"/>
+        <w:ind w:firstLine="0" w:left="142" w:right="85"/>
+        <w:jc w:val="left"/>
+      </w:pPr>
+      <w:r>
+        <w:rPr>
+          <w:rFonts w:ascii="Times New Roman" w:hAnsi="Times New Roman"/>
+          <w:b w:val="0"/>
+          <w:sz w:val="26"/>
+        </w:rPr>
+        <w:t>bash scripts/check-env.sh</w:t>
+      </w:r>
+    </w:p>
+    <w:p>
+      <w:pPr>
+        <w:keepNext/>
+        <w:keepLines/>
+        <w:widowControl/>
+        <w:spacing w:after="0" w:before="0" w:line="240" w:lineRule="auto"/>
+        <w:ind w:firstLine="0" w:left="142" w:right="85"/>
+        <w:jc w:val="left"/>
+      </w:pPr>
+      <w:r>
+        <w:rPr>
+          <w:rFonts w:ascii="Times New Roman" w:hAnsi="Times New Roman"/>
+          <w:b w:val="0"/>
+          <w:sz w:val="26"/>
+        </w:rPr>
+        <w:t>echo "exit=$?"</w:t>
+      </w:r>
+    </w:p>
+    <w:p>
+      <w:pPr>
+        <w:keepNext/>
+        <w:keepLines/>
+        <w:widowControl/>
+        <w:spacing w:after="0" w:before="0" w:line="240" w:lineRule="auto"/>
+        <w:ind w:firstLine="0" w:left="142" w:right="85"/>
+        <w:jc w:val="left"/>
+      </w:pPr>
+      <w:r>
+        <w:rPr>
+          <w:rFonts w:ascii="Times New Roman" w:hAnsi="Times New Roman"/>
+          <w:b w:val="0"/>
+          <w:sz w:val="26"/>
+        </w:rPr>
+        <w:t>mv README.backup README.md</w:t>
+      </w:r>
+    </w:p>
+    <w:p>
+      <w:pPr>
+        <w:keepNext w:val="0"/>
+        <w:keepLines/>
+        <w:widowControl/>
+        <w:spacing w:after="0" w:before="0" w:line="240" w:lineRule="auto"/>
+        <w:ind w:firstLine="0" w:left="142" w:right="85"/>
+        <w:jc w:val="left"/>
+      </w:pPr>
+      <w:r>
+        <w:rPr>
+          <w:rFonts w:ascii="Times New Roman" w:hAnsi="Times New Roman"/>
+          <w:b w:val="0"/>
+          <w:sz w:val="26"/>
+        </w:rPr>
+        <w:t>bash scripts/check-env.sh</w:t>
+      </w:r>
+    </w:p>
+    <w:p>
+      <w:pPr>
+        <w:widowControl/>
+        <w:spacing w:after="120" w:before="0" w:line="240" w:lineRule="auto"/>
+        <w:ind w:firstLine="0" w:left="142" w:right="85"/>
+        <w:jc w:val="left"/>
+      </w:pPr>
+      <w:r>
+        <w:rPr>
+          <w:rFonts w:ascii="Times New Roman" w:hAnsi="Times New Roman"/>
+          <w:b w:val="0"/>
+          <w:sz w:val="26"/>
+        </w:rPr>
+        <w:t>echo "exit=$?"</w:t>
+      </w:r>
+    </w:p>
+    <w:p>
+      <w:pPr>
+        <w:widowControl/>
+      </w:pPr>
+      <w:r>
+        <w:rPr>
+          <w:rFonts w:ascii="Times New Roman" w:hAnsi="Times New Roman"/>
+          <w:b w:val="0"/>
+          <w:color w:val="000000"/>
+          <w:sz w:val="26"/>
+        </w:rPr>
+        <w:t xml:space="preserve">Lần thiếu tệp có </w:t>
+      </w:r>
+      <w:r>
+        <w:rPr>
+          <w:rFonts w:ascii="Times New Roman" w:hAnsi="Times New Roman"/>
+          <w:b w:val="0"/>
+          <w:color w:val="000000"/>
+          <w:sz w:val="26"/>
+        </w:rPr>
+        <w:t>MISSING file README.md</w:t>
+      </w:r>
+      <w:r>
+        <w:rPr>
+          <w:rFonts w:ascii="Times New Roman" w:hAnsi="Times New Roman"/>
+          <w:b w:val="0"/>
+          <w:color w:val="000000"/>
+          <w:sz w:val="26"/>
+        </w:rPr>
+        <w:t xml:space="preserve"> và mã </w:t>
+      </w:r>
+      <w:r>
+        <w:rPr>
+          <w:rFonts w:ascii="Times New Roman" w:hAnsi="Times New Roman"/>
+          <w:b w:val="0"/>
+          <w:color w:val="000000"/>
+          <w:sz w:val="26"/>
+        </w:rPr>
+        <w:t>2</w:t>
+      </w:r>
+      <w:r>
+        <w:rPr>
+          <w:rFonts w:ascii="Times New Roman" w:hAnsi="Times New Roman"/>
+          <w:b w:val="0"/>
+          <w:color w:val="000000"/>
+          <w:sz w:val="26"/>
+        </w:rPr>
+        <w:t xml:space="preserve">. Sau khi đổi tên trở lại, kết quả là </w:t>
+      </w:r>
+      <w:r>
+        <w:rPr>
+          <w:rFonts w:ascii="Times New Roman" w:hAnsi="Times New Roman"/>
+          <w:b w:val="0"/>
+          <w:color w:val="000000"/>
+          <w:sz w:val="26"/>
+        </w:rPr>
+        <w:t>CHECK_ENV=PASS</w:t>
+      </w:r>
+      <w:r>
+        <w:rPr>
+          <w:rFonts w:ascii="Times New Roman" w:hAnsi="Times New Roman"/>
+          <w:b w:val="0"/>
+          <w:color w:val="000000"/>
+          <w:sz w:val="26"/>
+        </w:rPr>
+        <w:t xml:space="preserve"> và mã </w:t>
+      </w:r>
+      <w:r>
+        <w:rPr>
+          <w:rFonts w:ascii="Times New Roman" w:hAnsi="Times New Roman"/>
+          <w:b w:val="0"/>
+          <w:color w:val="000000"/>
+          <w:sz w:val="26"/>
+        </w:rPr>
+        <w:t>0</w:t>
+      </w:r>
+      <w:r>
+        <w:rPr>
+          <w:rFonts w:ascii="Times New Roman" w:hAnsi="Times New Roman"/>
+          <w:b w:val="0"/>
+          <w:color w:val="000000"/>
+          <w:sz w:val="26"/>
+        </w:rPr>
+        <w:t xml:space="preserve">. Không dùng </w:t>
+      </w:r>
+      <w:r>
+        <w:rPr>
+          <w:rFonts w:ascii="Times New Roman" w:hAnsi="Times New Roman"/>
+          <w:b w:val="0"/>
+          <w:color w:val="000000"/>
+          <w:sz w:val="26"/>
+        </w:rPr>
+        <w:t>rm</w:t>
+      </w:r>
+      <w:r>
+        <w:rPr>
+          <w:rFonts w:ascii="Times New Roman" w:hAnsi="Times New Roman"/>
+          <w:b w:val="0"/>
+          <w:color w:val="000000"/>
+          <w:sz w:val="26"/>
+        </w:rPr>
+        <w:t xml:space="preserve"> để xóa tài liệu gốc.</w:t>
+      </w:r>
+    </w:p>
+    <w:p>
+      <w:pPr>
+        <w:keepNext/>
+        <w:widowControl/>
+      </w:pPr>
+      <w:r>
+        <w:rPr>
+          <w:rFonts w:ascii="Times New Roman" w:hAnsi="Times New Roman"/>
+          <w:b w:val="0"/>
+          <w:sz w:val="26"/>
+        </w:rPr>
+        <w:t>Kiểm tra kết quả bước 6:</w:t>
+      </w:r>
+    </w:p>
+    <w:p>
+      <w:pPr>
+        <w:widowControl/>
+        <w:ind w:firstLine="0" w:left="0"/>
+        <w:jc w:val="left"/>
+      </w:pPr>
+      <w:r>
+        <w:rPr>
+          <w:rFonts w:ascii="Times New Roman" w:hAnsi="Times New Roman"/>
+          <w:b w:val="0"/>
+          <w:color w:val="000000"/>
+          <w:sz w:val="26"/>
+        </w:rPr>
+        <w:t>[</w:t>
+      </w:r>
+      <w:r>
+        <w:rPr>
+          <w:rFonts w:ascii="Times New Roman" w:hAnsi="Times New Roman"/>
+          <w:b w:val="0"/>
+          <w:color w:val="000000"/>
+          <w:sz w:val="26"/>
+        </w:rPr>
+        <w:t xml:space="preserve"> ] Đổi tên README báo mã 2; khôi phục báo mã 0, không mất tệp.</w:t>
+      </w:r>
+    </w:p>
+    <w:p>
+      <w:pPr>
+        <w:pStyle w:val="Heading3"/>
+        <w:keepNext/>
+        <w:widowControl/>
+      </w:pPr>
+      <w:r>
+        <w:rPr>
+          <w:rFonts w:ascii="Times New Roman" w:hAnsi="Times New Roman"/>
+          <w:b/>
+          <w:color w:val="000000"/>
+          <w:sz w:val="26"/>
+        </w:rPr>
+        <w:t>Bước 7. Khởi chạy lại phần mềm</w:t>
+      </w:r>
+    </w:p>
+    <w:p>
+      <w:pPr>
+        <w:widowControl/>
+        <w:spacing w:after="120" w:before="0" w:line="240" w:lineRule="auto"/>
+        <w:ind w:firstLine="0" w:left="142" w:right="85"/>
+        <w:jc w:val="left"/>
+      </w:pPr>
+      <w:r>
+        <w:rPr>
+          <w:rFonts w:ascii="Times New Roman" w:hAnsi="Times New Roman"/>
+          <w:b w:val="0"/>
+          <w:sz w:val="26"/>
+        </w:rPr>
+        <w:t>bash lab.sh run</w:t>
+      </w:r>
+    </w:p>
+    <w:p>
+      <w:pPr>
+        <w:widowControl/>
+      </w:pPr>
+      <w:r>
+        <w:rPr>
+          <w:rFonts w:ascii="Times New Roman" w:hAnsi="Times New Roman"/>
+          <w:b w:val="0"/>
+          <w:sz w:val="26"/>
+        </w:rPr>
+        <w:t>Mở lại trang trong trình duyệt để kiểm tra ứng dụng. Script scripts/check-env.sh là phần sinh viên thực hiện; lab.sh run chỉ hỗ trợ khởi chạy máy chủ. Nhấn Ctrl+C để dừng máy chủ trước khi chuyển nội dung.</w:t>
+      </w:r>
+    </w:p>
+    <w:p>
+      <w:pPr>
+        <w:keepNext/>
+        <w:widowControl/>
+      </w:pPr>
+      <w:r>
+        <w:rPr>
+          <w:rFonts w:ascii="Times New Roman" w:hAnsi="Times New Roman"/>
+          <w:b w:val="0"/>
+          <w:sz w:val="26"/>
+        </w:rPr>
+        <w:t>Kiểm tra kết quả bước 7:</w:t>
+      </w:r>
+    </w:p>
+    <w:p>
+      <w:pPr>
+        <w:widowControl/>
+        <w:ind w:firstLine="0" w:left="0"/>
+        <w:jc w:val="left"/>
+      </w:pPr>
+      <w:r>
+        <w:rPr>
+          <w:rFonts w:ascii="Times New Roman" w:hAnsi="Times New Roman"/>
+          <w:b w:val="0"/>
+          <w:color w:val="000000"/>
+          <w:sz w:val="26"/>
+        </w:rPr>
+        <w:t>[</w:t>
+      </w:r>
+      <w:r>
+        <w:rPr>
+          <w:rFonts w:ascii="Times New Roman" w:hAnsi="Times New Roman"/>
+          <w:b w:val="0"/>
+          <w:color w:val="000000"/>
+          <w:sz w:val="26"/>
+        </w:rPr>
+        <w:t xml:space="preserve"> ] Trình duyệt tại cổng 8101 hiện trang mẫu; biết dừng máy chủ bằng Ctrl+C.</w:t>
       </w:r>
     </w:p>
     <w:p>
       <w:r>
-        <w:t>Kết quả sau phần hướng dẫn: bash lab.sh run: AVAILABLE với (10, 9). bash lab.sh test: TESTS=5 FAILED=0.</w:t>
+        <w:t>Kết quả sau phần hướng dẫn: bash lab.sh test: có CHECK_ENV=PASS, mã thoát 0. Trang mẫu ở cổng 8101.</w:t>
       </w:r>
     </w:p>
     <w:p>
@@ -3187,7 +4250,7 @@
                 <w:color w:val="000000"/>
                 <w:sz w:val="26"/>
               </w:rPr>
-              <w:t>Nguyên nhân thường gặp và cách kiểm tra</w:t>
+              <w:t>Kiểm tra và cách sửa</w:t>
             </w:r>
           </w:p>
         </w:tc>
@@ -3218,7 +4281,7 @@
                 <w:color w:val="000000"/>
                 <w:sz w:val="26"/>
               </w:rPr>
-              <w:t>Class ... not found</w:t>
+              <w:t>No such file or directory</w:t>
             </w:r>
           </w:p>
         </w:tc>
@@ -3244,25 +4307,7 @@
                 <w:color w:val="000000"/>
                 <w:sz w:val="26"/>
               </w:rPr>
-              <w:t xml:space="preserve">Kiểm tra tên lớp, tên tệp và đường dẫn </w:t>
-            </w:r>
-            <w:r>
-              <w:rPr>
-                <w:rFonts w:ascii="Times New Roman" w:hAnsi="Times New Roman"/>
-                <w:b w:val="0"/>
-                <w:color w:val="000000"/>
-                <w:sz w:val="26"/>
-              </w:rPr>
-              <w:t>require</w:t>
-            </w:r>
-            <w:r>
-              <w:rPr>
-                <w:rFonts w:ascii="Times New Roman" w:hAnsi="Times New Roman"/>
-                <w:b w:val="0"/>
-                <w:color w:val="000000"/>
-                <w:sz w:val="26"/>
-              </w:rPr>
-              <w:t>.</w:t>
+              <w:t>Chạy pwd, ls; bảo đảm đứng ở Ma_nguon, không phải thư mục Sinh_vien.</w:t>
             </w:r>
           </w:p>
         </w:tc>
@@ -3293,7 +4338,7 @@
                 <w:color w:val="000000"/>
                 <w:sz w:val="26"/>
               </w:rPr>
-              <w:t>Failed opening required</w:t>
+              <w:t>php: command not found</w:t>
             </w:r>
           </w:p>
         </w:tc>
@@ -3319,34 +4364,7 @@
                 <w:color w:val="000000"/>
                 <w:sz w:val="26"/>
               </w:rPr>
-              <w:t>CapacityPolicy.php</w:t>
-            </w:r>
-            <w:r>
-              <w:rPr>
-                <w:rFonts w:ascii="Times New Roman" w:hAnsi="Times New Roman"/>
-                <w:b w:val="0"/>
-                <w:color w:val="000000"/>
-                <w:sz w:val="26"/>
-              </w:rPr>
-              <w:t xml:space="preserve"> có ở đúng </w:t>
-            </w:r>
-            <w:r>
-              <w:rPr>
-                <w:rFonts w:ascii="Times New Roman" w:hAnsi="Times New Roman"/>
-                <w:b w:val="0"/>
-                <w:color w:val="000000"/>
-                <w:sz w:val="26"/>
-              </w:rPr>
-              <w:t>src</w:t>
-            </w:r>
-            <w:r>
-              <w:rPr>
-                <w:rFonts w:ascii="Times New Roman" w:hAnsi="Times New Roman"/>
-                <w:b w:val="0"/>
-                <w:color w:val="000000"/>
-                <w:sz w:val="26"/>
-              </w:rPr>
-              <w:t xml:space="preserve"> không? Kiểm tra tên chữ hoa/chữ thường trên Linux.</w:t>
+              <w:t>Thực hiện phần cài công cụ trong mục I của bài này; không sửa script để bỏ qua điều kiện thiếu PHP.</w:t>
             </w:r>
           </w:p>
         </w:tc>
@@ -3377,7 +4395,34 @@
                 <w:color w:val="000000"/>
                 <w:sz w:val="26"/>
               </w:rPr>
-              <w:t>Parse error</w:t>
+              <w:t xml:space="preserve">Tệp báo </w:t>
+            </w:r>
+            <w:r>
+              <w:rPr>
+                <w:rFonts w:ascii="Times New Roman" w:hAnsi="Times New Roman"/>
+                <w:b w:val="0"/>
+                <w:color w:val="000000"/>
+                <w:sz w:val="26"/>
+              </w:rPr>
+              <w:t>bad interpreter</w:t>
+            </w:r>
+            <w:r>
+              <w:rPr>
+                <w:rFonts w:ascii="Times New Roman" w:hAnsi="Times New Roman"/>
+                <w:b w:val="0"/>
+                <w:color w:val="000000"/>
+                <w:sz w:val="26"/>
+              </w:rPr>
+              <w:t xml:space="preserve"> hoặc chứa ký tự </w:t>
+            </w:r>
+            <w:r>
+              <w:rPr>
+                <w:rFonts w:ascii="Times New Roman" w:hAnsi="Times New Roman"/>
+                <w:b w:val="0"/>
+                <w:color w:val="000000"/>
+                <w:sz w:val="26"/>
+              </w:rPr>
+              <w:t>^M</w:t>
             </w:r>
           </w:p>
         </w:tc>
@@ -3403,61 +4448,7 @@
                 <w:color w:val="000000"/>
                 <w:sz w:val="26"/>
               </w:rPr>
-              <w:t xml:space="preserve">Kiểm tra dấu </w:t>
-            </w:r>
-            <w:r>
-              <w:rPr>
-                <w:rFonts w:ascii="Times New Roman" w:hAnsi="Times New Roman"/>
-                <w:b w:val="0"/>
-                <w:color w:val="000000"/>
-                <w:sz w:val="26"/>
-              </w:rPr>
-              <w:t>;</w:t>
-            </w:r>
-            <w:r>
-              <w:rPr>
-                <w:rFonts w:ascii="Times New Roman" w:hAnsi="Times New Roman"/>
-                <w:b w:val="0"/>
-                <w:color w:val="000000"/>
-                <w:sz w:val="26"/>
-              </w:rPr>
-              <w:t xml:space="preserve">, </w:t>
-            </w:r>
-            <w:r>
-              <w:rPr>
-                <w:rFonts w:ascii="Times New Roman" w:hAnsi="Times New Roman"/>
-                <w:b w:val="0"/>
-                <w:color w:val="000000"/>
-                <w:sz w:val="26"/>
-              </w:rPr>
-              <w:t>{}</w:t>
-            </w:r>
-            <w:r>
-              <w:rPr>
-                <w:rFonts w:ascii="Times New Roman" w:hAnsi="Times New Roman"/>
-                <w:b w:val="0"/>
-                <w:color w:val="000000"/>
-                <w:sz w:val="26"/>
-              </w:rPr>
-              <w:t xml:space="preserve">, tên phương thức; chạy </w:t>
-            </w:r>
-            <w:r>
-              <w:rPr>
-                <w:rFonts w:ascii="Times New Roman" w:hAnsi="Times New Roman"/>
-                <w:b w:val="0"/>
-                <w:color w:val="000000"/>
-                <w:sz w:val="26"/>
-              </w:rPr>
-              <w:t>php -l</w:t>
-            </w:r>
-            <w:r>
-              <w:rPr>
-                <w:rFonts w:ascii="Times New Roman" w:hAnsi="Times New Roman"/>
-                <w:b w:val="0"/>
-                <w:color w:val="000000"/>
-                <w:sz w:val="26"/>
-              </w:rPr>
-              <w:t xml:space="preserve"> trước.</w:t>
+              <w:t>Đổi kiểu xuống dòng từ CRLF sang LF trong trình soạn thảo, rồi lưu lại.</w:t>
             </w:r>
           </w:p>
         </w:tc>
@@ -3488,7 +4479,7 @@
                 <w:color w:val="000000"/>
                 <w:sz w:val="26"/>
               </w:rPr>
-              <w:t>Đủ chỗ vẫn được đăng ký</w:t>
+              <w:t>Trình duyệt báo không kết nối</w:t>
             </w:r>
           </w:p>
         </w:tc>
@@ -3514,61 +4505,7 @@
                 <w:color w:val="000000"/>
                 <w:sz w:val="26"/>
               </w:rPr>
-              <w:t xml:space="preserve">Bạn có viết </w:t>
-            </w:r>
-            <w:r>
-              <w:rPr>
-                <w:rFonts w:ascii="Times New Roman" w:hAnsi="Times New Roman"/>
-                <w:b w:val="0"/>
-                <w:color w:val="000000"/>
-                <w:sz w:val="26"/>
-              </w:rPr>
-              <w:t>&lt;=</w:t>
-            </w:r>
-            <w:r>
-              <w:rPr>
-                <w:rFonts w:ascii="Times New Roman" w:hAnsi="Times New Roman"/>
-                <w:b w:val="0"/>
-                <w:color w:val="000000"/>
-                <w:sz w:val="26"/>
-              </w:rPr>
-              <w:t xml:space="preserve"> thay vì </w:t>
-            </w:r>
-            <w:r>
-              <w:rPr>
-                <w:rFonts w:ascii="Times New Roman" w:hAnsi="Times New Roman"/>
-                <w:b w:val="0"/>
-                <w:color w:val="000000"/>
-                <w:sz w:val="26"/>
-              </w:rPr>
-              <w:t>&lt;</w:t>
-            </w:r>
-            <w:r>
-              <w:rPr>
-                <w:rFonts w:ascii="Times New Roman" w:hAnsi="Times New Roman"/>
-                <w:b w:val="0"/>
-                <w:color w:val="000000"/>
-                <w:sz w:val="26"/>
-              </w:rPr>
-              <w:t xml:space="preserve"> không? Chạy ca </w:t>
-            </w:r>
-            <w:r>
-              <w:rPr>
-                <w:rFonts w:ascii="Times New Roman" w:hAnsi="Times New Roman"/>
-                <w:b w:val="0"/>
-                <w:color w:val="000000"/>
-                <w:sz w:val="26"/>
-              </w:rPr>
-              <w:t>10,10</w:t>
-            </w:r>
-            <w:r>
-              <w:rPr>
-                <w:rFonts w:ascii="Times New Roman" w:hAnsi="Times New Roman"/>
-                <w:b w:val="0"/>
-                <w:color w:val="000000"/>
-                <w:sz w:val="26"/>
-              </w:rPr>
-              <w:t>.</w:t>
+              <w:t>Giữ terminal máy chủ đang chạy; kiểm tra đúng địa chỉ và cổng.</w:t>
             </w:r>
           </w:p>
         </w:tc>
@@ -3599,7 +4536,7 @@
                 <w:color w:val="000000"/>
                 <w:sz w:val="26"/>
               </w:rPr>
-              <w:t>Chương trình in chữ nhưng test sai</w:t>
+              <w:t>Address already in use</w:t>
             </w:r>
           </w:p>
         </w:tc>
@@ -3625,43 +4562,7 @@
                 <w:color w:val="000000"/>
                 <w:sz w:val="26"/>
               </w:rPr>
-              <w:t xml:space="preserve">Không viết </w:t>
-            </w:r>
-            <w:r>
-              <w:rPr>
-                <w:rFonts w:ascii="Times New Roman" w:hAnsi="Times New Roman"/>
-                <w:b w:val="0"/>
-                <w:color w:val="000000"/>
-                <w:sz w:val="26"/>
-              </w:rPr>
-              <w:t>echo</w:t>
-            </w:r>
-            <w:r>
-              <w:rPr>
-                <w:rFonts w:ascii="Times New Roman" w:hAnsi="Times New Roman"/>
-                <w:b w:val="0"/>
-                <w:color w:val="000000"/>
-                <w:sz w:val="26"/>
-              </w:rPr>
-              <w:t xml:space="preserve"> thay cho </w:t>
-            </w:r>
-            <w:r>
-              <w:rPr>
-                <w:rFonts w:ascii="Times New Roman" w:hAnsi="Times New Roman"/>
-                <w:b w:val="0"/>
-                <w:color w:val="000000"/>
-                <w:sz w:val="26"/>
-              </w:rPr>
-              <w:t>return</w:t>
-            </w:r>
-            <w:r>
-              <w:rPr>
-                <w:rFonts w:ascii="Times New Roman" w:hAnsi="Times New Roman"/>
-                <w:b w:val="0"/>
-                <w:color w:val="000000"/>
-                <w:sz w:val="26"/>
-              </w:rPr>
-              <w:t xml:space="preserve"> trong phương thức; test cần giá trị Boolean.</w:t>
+              <w:t>Dừng máy chủ cũ bằng Ctrl+C. Không chạy hai bản mẫu và bài làm cùng cổng.</w:t>
             </w:r>
           </w:p>
         </w:tc>
@@ -3685,7 +4586,20 @@
           <w:b/>
           <w:sz w:val="26"/>
         </w:rPr>
-        <w:t>VI. BÀI TẬP MỞ RỘNG: BA TRẠNG THÁI ĐĂNG KÝ</w:t>
+        <w:t>VI. BÀI TẬP MỞ RỘNG: KIỂM TRA NHIỀU TỆP PHP</w:t>
+      </w:r>
+    </w:p>
+    <w:p>
+      <w:pPr>
+        <w:widowControl/>
+      </w:pPr>
+      <w:r>
+        <w:rPr>
+          <w:rFonts w:ascii="Times New Roman" w:hAnsi="Times New Roman"/>
+          <w:b w:val="0"/>
+          <w:sz w:val="26"/>
+        </w:rPr>
+        <w:t>Viết script kiểm tra cú pháp tất cả tệp PHP trong một thư mục, kể cả các thư mục con. Vận dụng cách kiểm tra công cụ, điều kiện và vòng lặp đã thực hiện trong bài mẫu.</w:t>
       </w:r>
     </w:p>
     <w:p>
@@ -3700,61 +4614,7 @@
           <w:color w:val="000000"/>
           <w:sz w:val="26"/>
         </w:rPr>
-        <w:t xml:space="preserve">Yêu cầu mới: sự kiện có thể đang đóng và có thể bật danh sách chờ. Mỗi yêu cầu đăng ký cần nhận một trong ba kết quả: </w:t>
-      </w:r>
-      <w:r>
-        <w:rPr>
-          <w:rFonts w:ascii="Times New Roman" w:hAnsi="Times New Roman"/>
-          <w:b w:val="0"/>
-          <w:color w:val="000000"/>
-          <w:sz w:val="26"/>
-        </w:rPr>
-        <w:t>confirmed</w:t>
-      </w:r>
-      <w:r>
-        <w:rPr>
-          <w:rFonts w:ascii="Times New Roman" w:hAnsi="Times New Roman"/>
-          <w:b w:val="0"/>
-          <w:color w:val="000000"/>
-          <w:sz w:val="26"/>
-        </w:rPr>
-        <w:t xml:space="preserve"> (xác nhận), </w:t>
-      </w:r>
-      <w:r>
-        <w:rPr>
-          <w:rFonts w:ascii="Times New Roman" w:hAnsi="Times New Roman"/>
-          <w:b w:val="0"/>
-          <w:color w:val="000000"/>
-          <w:sz w:val="26"/>
-        </w:rPr>
-        <w:t>waiting</w:t>
-      </w:r>
-      <w:r>
-        <w:rPr>
-          <w:rFonts w:ascii="Times New Roman" w:hAnsi="Times New Roman"/>
-          <w:b w:val="0"/>
-          <w:color w:val="000000"/>
-          <w:sz w:val="26"/>
-        </w:rPr>
-        <w:t xml:space="preserve"> (chờ), </w:t>
-      </w:r>
-      <w:r>
-        <w:rPr>
-          <w:rFonts w:ascii="Times New Roman" w:hAnsi="Times New Roman"/>
-          <w:b w:val="0"/>
-          <w:color w:val="000000"/>
-          <w:sz w:val="26"/>
-        </w:rPr>
-        <w:t>rejected</w:t>
-      </w:r>
-      <w:r>
-        <w:rPr>
-          <w:rFonts w:ascii="Times New Roman" w:hAnsi="Times New Roman"/>
-          <w:b w:val="0"/>
-          <w:color w:val="000000"/>
-          <w:sz w:val="26"/>
-        </w:rPr>
-        <w:t xml:space="preserve"> (từ chối).</w:t>
+        <w:t>Không đổi thư mục. Bài mở rộng dùng thêm một tệp và bộ kiểm thử ngay trong dự án:</w:t>
       </w:r>
     </w:p>
     <w:p>
@@ -3801,7 +4661,7 @@
           <w:b w:val="0"/>
           <w:sz w:val="26"/>
         </w:rPr>
-        <w:t>Mở src/RegistrationPolicy.php, giữ tên và tham số của phương thức đã cấp; tự viết phần thân decide.</w:t>
+        <w:t>Mở scripts/scan-source.sh và hoàn thiện ba vị trí TODO: kiểm tra đầu vào, đếm tệp đúng/sai cú pháp và trả kết quả tổng hợp. Phần tìm tệp, xử lý tên có khoảng trắng và dọn tệp tạm đã được cung cấp.</w:t>
       </w:r>
     </w:p>
     <w:tbl>
@@ -3849,7 +4709,7 @@
                 <w:color w:val="000000"/>
                 <w:sz w:val="26"/>
               </w:rPr>
-              <w:t>Điều kiện</w:t>
+              <w:t>Đầu vào kiểm thử</w:t>
             </w:r>
           </w:p>
         </w:tc>
@@ -3871,8 +4731,6 @@
             <w:r>
               <w:rPr>
                 <w:rFonts w:ascii="Times New Roman" w:hAnsi="Times New Roman"/>
-                <w:b/>
-                <w:color w:val="000000"/>
                 <w:sz w:val="26"/>
               </w:rPr>
               <w:t>Kết quả yêu cầu</w:t>
@@ -3906,7 +4764,7 @@
                 <w:color w:val="000000"/>
                 <w:sz w:val="26"/>
               </w:rPr>
-              <w:t>Sức chứa ≤ 0, số đã đăng ký &lt; 0 hoặc &gt; sức chứa</w:t>
+              <w:t>Hai tệp đúng, một tên đường dẫn có khoảng trắng</w:t>
             </w:r>
           </w:p>
         </w:tc>
@@ -3932,7 +4790,7 @@
                 <w:color w:val="000000"/>
                 <w:sz w:val="26"/>
               </w:rPr>
-              <w:t>rejected</w:t>
+              <w:t>TOTAL=2 PASS=2 FAIL=0</w:t>
             </w:r>
             <w:r>
               <w:rPr>
@@ -3941,7 +4799,7 @@
                 <w:color w:val="000000"/>
                 <w:sz w:val="26"/>
               </w:rPr>
-              <w:t>.</w:t>
+              <w:t>, mã 0.</w:t>
             </w:r>
           </w:p>
         </w:tc>
@@ -3972,7 +4830,7 @@
                 <w:color w:val="000000"/>
                 <w:sz w:val="26"/>
               </w:rPr>
-              <w:t>Dữ liệu hợp lệ nhưng sự kiện đóng</w:t>
+              <w:t>Ba tệp, trong đó một tệp sai cú pháp</w:t>
             </w:r>
           </w:p>
         </w:tc>
@@ -3998,7 +4856,7 @@
                 <w:color w:val="000000"/>
                 <w:sz w:val="26"/>
               </w:rPr>
-              <w:t>rejected</w:t>
+              <w:t xml:space="preserve">Kiểm tra đủ ba tệp; </w:t>
             </w:r>
             <w:r>
               <w:rPr>
@@ -4007,7 +4865,16 @@
                 <w:color w:val="000000"/>
                 <w:sz w:val="26"/>
               </w:rPr>
-              <w:t>, kể cả vẫn còn chỗ.</w:t>
+              <w:t>TOTAL=3 PASS=2 FAIL=1</w:t>
+            </w:r>
+            <w:r>
+              <w:rPr>
+                <w:rFonts w:ascii="Times New Roman" w:hAnsi="Times New Roman"/>
+                <w:b w:val="0"/>
+                <w:color w:val="000000"/>
+                <w:sz w:val="26"/>
+              </w:rPr>
+              <w:t>, mã 1.</w:t>
             </w:r>
           </w:p>
         </w:tc>
@@ -4038,7 +4905,7 @@
                 <w:color w:val="000000"/>
                 <w:sz w:val="26"/>
               </w:rPr>
-              <w:t>Sự kiện mở và còn chỗ</w:t>
+              <w:t>Thư mục không tồn tại</w:t>
             </w:r>
           </w:p>
         </w:tc>
@@ -4064,16 +4931,7 @@
                 <w:color w:val="000000"/>
                 <w:sz w:val="26"/>
               </w:rPr>
-              <w:t>confirmed</w:t>
-            </w:r>
-            <w:r>
-              <w:rPr>
-                <w:rFonts w:ascii="Times New Roman" w:hAnsi="Times New Roman"/>
-                <w:b w:val="0"/>
-                <w:color w:val="000000"/>
-                <w:sz w:val="26"/>
-              </w:rPr>
-              <w:t>.</w:t>
+              <w:t>Báo lỗi và mã 2.</w:t>
             </w:r>
           </w:p>
         </w:tc>
@@ -4104,7 +4962,7 @@
                 <w:color w:val="000000"/>
                 <w:sz w:val="26"/>
               </w:rPr>
-              <w:t>Sự kiện mở, hết chỗ, có danh sách chờ</w:t>
+              <w:t>Thư mục không có tệp PHP</w:t>
             </w:r>
           </w:p>
         </w:tc>
@@ -4130,82 +4988,7 @@
                 <w:color w:val="000000"/>
                 <w:sz w:val="26"/>
               </w:rPr>
-              <w:t>waiting</w:t>
-            </w:r>
-            <w:r>
-              <w:rPr>
-                <w:rFonts w:ascii="Times New Roman" w:hAnsi="Times New Roman"/>
-                <w:b w:val="0"/>
-                <w:color w:val="000000"/>
-                <w:sz w:val="26"/>
-              </w:rPr>
-              <w:t>.</w:t>
-            </w:r>
-          </w:p>
-        </w:tc>
-      </w:tr>
-      <w:tr>
-        <w:trPr>
-          <w:cantSplit/>
-        </w:trPr>
-        <w:tc>
-          <w:tcPr>
-            <w:tcW w:type="dxa" w:w="1701"/>
-            <w:tcMar>
-              <w:left w:w="75" w:type="dxa"/>
-              <w:right w:w="75" w:type="dxa"/>
-            </w:tcMar>
-          </w:tcPr>
-          <w:p>
-            <w:pPr>
-              <w:widowControl/>
-              <w:spacing w:line="240" w:lineRule="auto" w:after="80" w:before="80"/>
-              <w:ind w:firstLine="0"/>
-              <w:jc w:val="left"/>
-            </w:pPr>
-            <w:r>
-              <w:rPr>
-                <w:rFonts w:ascii="Times New Roman" w:hAnsi="Times New Roman"/>
-                <w:b w:val="0"/>
-                <w:color w:val="000000"/>
-                <w:sz w:val="26"/>
-              </w:rPr>
-              <w:t>Sự kiện mở, hết chỗ, không có danh sách chờ</w:t>
-            </w:r>
-          </w:p>
-        </w:tc>
-        <w:tc>
-          <w:tcPr>
-            <w:tcW w:type="dxa" w:w="7370"/>
-            <w:tcMar>
-              <w:left w:w="75" w:type="dxa"/>
-              <w:right w:w="75" w:type="dxa"/>
-            </w:tcMar>
-          </w:tcPr>
-          <w:p>
-            <w:pPr>
-              <w:widowControl/>
-              <w:spacing w:line="240" w:lineRule="auto" w:after="80" w:before="80"/>
-              <w:ind w:firstLine="0"/>
-              <w:jc w:val="left"/>
-            </w:pPr>
-            <w:r>
-              <w:rPr>
-                <w:rFonts w:ascii="Times New Roman" w:hAnsi="Times New Roman"/>
-                <w:b w:val="0"/>
-                <w:color w:val="000000"/>
-                <w:sz w:val="26"/>
-              </w:rPr>
-              <w:t>rejected</w:t>
-            </w:r>
-            <w:r>
-              <w:rPr>
-                <w:rFonts w:ascii="Times New Roman" w:hAnsi="Times New Roman"/>
-                <w:b w:val="0"/>
-                <w:color w:val="000000"/>
-                <w:sz w:val="26"/>
-              </w:rPr>
-              <w:t>.</w:t>
+              <w:t>Báo không có tệp để kiểm tra và mã 2.</w:t>
             </w:r>
           </w:p>
         </w:tc>
@@ -4227,7 +5010,7 @@
           <w:b w:val="0"/>
           <w:sz w:val="26"/>
         </w:rPr>
-        <w:t>Kiểm tra tính hợp lệ của dữ liệu và trạng thái đóng của sự kiện trước khi xét số chỗ. Chạy bash lab.sh extend, bổ sung ít nhất một ca kiểm thử và giải thích mục đích của ca đó. Phần nâng cao: bổ sung mã lý do cho kết quả nhưng giữ nguyên giao diện của phương thức bắt buộc.</w:t>
+        <w:t>Chạy bash lab.sh extend. Kết quả yêu cầu là SHELL_CASES=4 FAILED=0. Bản khởi đầu có thể chưa đạt vì còn TODO. Đặt php -l trong nhánh if để tiếp tục kiểm tra các tệp còn lại khi phát hiện một tệp lỗi.</w:t>
       </w:r>
     </w:p>
     <w:p>
@@ -4244,7 +5027,7 @@
     <w:p>
       <w:pPr/>
       <w:r>
-        <w:t>Có lớp kiểm tra sức chứa, chương trình gọi lớp và lớp mở rộng trả confirmed, waiting hoặc rejected theo quy tắc đã công bố.</w:t>
+        <w:t>Hoàn thành script kiểm tra môi trường và script quét mã PHP; xử lý được thư mục thiếu, thư mục rỗng, tệp sai cú pháp và đường dẫn có khoảng trắng.</w:t>
       </w:r>
     </w:p>
     <w:p>
@@ -4261,37 +5044,37 @@
     <w:p>
       <w:pPr/>
       <w:r>
-        <w:t>[ ] Giải thích được đầu vào và giá trị trả về của canRegister().</w:t>
+        <w:t>[ ] Script kiểm tra đủ PHP, Git và tệp cần thiết.</w:t>
       </w:r>
     </w:p>
     <w:p>
       <w:pPr/>
       <w:r>
-        <w:t>[ ] demo.php gọi đúng lớp và in kết quả theo dữ liệu thử.</w:t>
+        <w:t>[ ] Bộ quét kiểm tra cả thư mục con và đường dẫn có khoảng trắng.</w:t>
       </w:r>
     </w:p>
     <w:p>
       <w:pPr/>
       <w:r>
-        <w:t>[ ] decide() trả đúng ba trạng thái và thứ tự ưu tiên.</w:t>
+        <w:t>[ ] Kết quả tổng hợp khớp số tệp; từng tình huống có mã thoát đúng.</w:t>
       </w:r>
     </w:p>
     <w:p>
       <w:pPr/>
       <w:r>
-        <w:t>[ ] Các ca đúng, sai và biên có kết quả đối chiếu.</w:t>
+        <w:t>[ ] Dữ liệu thử vẫn còn nguyên sau khi kiểm tra.</w:t>
       </w:r>
     </w:p>
     <w:p>
       <w:pPr/>
       <w:r>
-        <w:t>[ ] test và extend đạt; không sửa đáp án trong bộ kiểm thử.</w:t>
+        <w:t>[ ] Chạy lại test và extend đều đạt trên bản mã nộp.</w:t>
       </w:r>
     </w:p>
     <w:p>
       <w:pPr/>
       <w:r>
-        <w:t>Kết quả tổng hợp của phần tự làm phải có TESTS=8 FAILED=0. Ngoài các phép thử tự động, thực hiện các tình huống kiểm tra trực tiếp nêu trong bài. Lệnh check chỉ xác nhận môi trường, không thay cho test và extend.</w:t>
+        <w:t>Kết quả tổng hợp của phần tự làm phải có SHELL_CASES=4 FAILED=0. Ngoài các phép thử tự động, thực hiện các tình huống kiểm tra trực tiếp nêu trong bài. Lệnh check chỉ xác nhận môi trường, không thay cho test và extend.</w:t>
       </w:r>
     </w:p>
     <w:p>
@@ -4475,7 +5258,75 @@
                 <w:b w:val="0"/>
                 <w:sz w:val="26"/>
               </w:rPr>
-              <w:t>Dữ liệu và trạng thái đóng</w:t>
+              <w:t>Kiểm tra đầu vào</w:t>
+            </w:r>
+          </w:p>
+        </w:tc>
+        <w:tc>
+          <w:tcPr>
+            <w:tcW w:type="dxa" w:w="964"/>
+          </w:tcPr>
+          <w:p>
+            <w:pPr>
+              <w:keepNext/>
+              <w:spacing w:after="40" w:before="0" w:line="240" w:lineRule="auto"/>
+              <w:ind w:firstLine="0"/>
+              <w:jc w:val="left"/>
+            </w:pPr>
+            <w:r>
+              <w:rPr>
+                <w:rFonts w:ascii="Times New Roman" w:hAnsi="Times New Roman"/>
+                <w:b w:val="0"/>
+                <w:sz w:val="26"/>
+              </w:rPr>
+              <w:t>1,0</w:t>
+            </w:r>
+          </w:p>
+        </w:tc>
+        <w:tc>
+          <w:tcPr>
+            <w:tcW w:type="dxa" w:w="6123"/>
+          </w:tcPr>
+          <w:p>
+            <w:pPr>
+              <w:keepNext/>
+              <w:spacing w:after="40" w:before="0" w:line="240" w:lineRule="auto"/>
+              <w:ind w:firstLine="0"/>
+              <w:jc w:val="left"/>
+            </w:pPr>
+            <w:r>
+              <w:rPr>
+                <w:rFonts w:ascii="Times New Roman" w:hAnsi="Times New Roman"/>
+                <w:b w:val="0"/>
+                <w:sz w:val="26"/>
+              </w:rPr>
+              <w:t>Từ chối thư mục thiếu/không đọc được; báo mã 2 cho thư mục không có PHP.</w:t>
+            </w:r>
+          </w:p>
+        </w:tc>
+      </w:tr>
+      <w:tr>
+        <w:trPr>
+          <w:cantSplit/>
+        </w:trPr>
+        <w:tc>
+          <w:tcPr>
+            <w:tcW w:type="dxa" w:w="1984"/>
+          </w:tcPr>
+          <w:p>
+            <w:pPr>
+              <w:keepNext/>
+              <w:spacing w:after="40" w:before="0" w:line="240" w:lineRule="auto"/>
+              <w:ind w:firstLine="0"/>
+              <w:jc w:val="left"/>
+            </w:pPr>
+            <w:r>
+              <w:rPr>
+                <w:rFonts w:ascii="Times New Roman" w:hAnsi="Times New Roman"/>
+                <w:b w:val="0"/>
+                <w:sz w:val="26"/>
+              </w:rPr>
+              <w:t>Duyệt và kiểm tra tệp</w:t>
             </w:r>
           </w:p>
         </w:tc>
@@ -4517,7 +5368,7 @@
                 <w:b w:val="0"/>
                 <w:sz w:val="26"/>
               </w:rPr>
-              <w:t>Từ chối sức chứa không hợp lệ, số đăng ký âm/vượt sức chứa và sự kiện đã đóng.</w:t>
+              <w:t>Kiểm tra đệ quy, giữ đúng tên có khoảng trắng; không dừng ở tệp lỗi đầu tiên.</w:t>
             </w:r>
           </w:p>
         </w:tc>
@@ -4543,7 +5394,7 @@
                 <w:b w:val="0"/>
                 <w:sz w:val="26"/>
               </w:rPr>
-              <w:t>Xác nhận và danh sách chờ</w:t>
+              <w:t>Tổng hợp và mã thoát</w:t>
             </w:r>
           </w:p>
         </w:tc>
@@ -4585,75 +5436,7 @@
                 <w:b w:val="0"/>
                 <w:sz w:val="26"/>
               </w:rPr>
-              <w:t>Trả confirmed khi còn chỗ; waiting chỉ khi đầy và cho chờ; các trường hợp còn lại rejected.</w:t>
-            </w:r>
-          </w:p>
-        </w:tc>
-      </w:tr>
-      <w:tr>
-        <w:trPr>
-          <w:cantSplit/>
-        </w:trPr>
-        <w:tc>
-          <w:tcPr>
-            <w:tcW w:type="dxa" w:w="1984"/>
-          </w:tcPr>
-          <w:p>
-            <w:pPr>
-              <w:keepNext/>
-              <w:spacing w:after="40" w:before="0" w:line="240" w:lineRule="auto"/>
-              <w:ind w:firstLine="0"/>
-              <w:jc w:val="left"/>
-            </w:pPr>
-            <w:r>
-              <w:rPr>
-                <w:rFonts w:ascii="Times New Roman" w:hAnsi="Times New Roman"/>
-                <w:b w:val="0"/>
-                <w:sz w:val="26"/>
-              </w:rPr>
-              <w:t>Tổ chức module</w:t>
-            </w:r>
-          </w:p>
-        </w:tc>
-        <w:tc>
-          <w:tcPr>
-            <w:tcW w:type="dxa" w:w="964"/>
-          </w:tcPr>
-          <w:p>
-            <w:pPr>
-              <w:keepNext/>
-              <w:spacing w:after="40" w:before="0" w:line="240" w:lineRule="auto"/>
-              <w:ind w:firstLine="0"/>
-              <w:jc w:val="left"/>
-            </w:pPr>
-            <w:r>
-              <w:rPr>
-                <w:rFonts w:ascii="Times New Roman" w:hAnsi="Times New Roman"/>
-                <w:b w:val="0"/>
-                <w:sz w:val="26"/>
-              </w:rPr>
-              <w:t>1,0</w:t>
-            </w:r>
-          </w:p>
-        </w:tc>
-        <w:tc>
-          <w:tcPr>
-            <w:tcW w:type="dxa" w:w="6123"/>
-          </w:tcPr>
-          <w:p>
-            <w:pPr>
-              <w:keepNext/>
-              <w:spacing w:after="40" w:before="0" w:line="240" w:lineRule="auto"/>
-              <w:ind w:firstLine="0"/>
-              <w:jc w:val="left"/>
-            </w:pPr>
-            <w:r>
-              <w:rPr>
-                <w:rFonts w:ascii="Times New Roman" w:hAnsi="Times New Roman"/>
-                <w:b w:val="0"/>
-                <w:sz w:val="26"/>
-              </w:rPr>
-              <w:t>Lớp trả dữ liệu đúng kiểu; không in HTML, không phụ thuộc Session hoặc CSDL.</w:t>
+              <w:t>Tổng TOTAL/PASS/FAIL đúng; mã 0 khi tất cả đạt, 1 khi có tệp lỗi, 2 khi đầu vào không dùng được.</w:t>
             </w:r>
           </w:p>
         </w:tc>
@@ -4951,7 +5734,7 @@
     <w:p>
       <w:pPr/>
       <w:r>
-        <w:t>Bước 1. Lưu mã bài mẫu và bài tự làm tại Lab02/Ma_nguon, kèm dữ liệu, kiểm thử và README. Loại bỏ .local, mật khẩu và dữ liệu cá nhân thật khỏi bài nộp.</w:t>
+        <w:t>Bước 1. Lưu mã bài mẫu và bài tự làm tại Lab01/Ma_nguon, kèm dữ liệu, kiểm thử và README. Loại bỏ .local, mật khẩu và dữ liệu cá nhân thật khỏi bài nộp.</w:t>
       </w:r>
     </w:p>
     <w:p>
@@ -4963,14 +5746,14 @@
     <w:p>
       <w:pPr/>
       <w:r>
-        <w:t>Bước 3. Commit, đẩy mã lên GitHub và nộp tên nhóm/thành viên, Lab 02, liên kết Ma_nguon tại đúng commit. Kiểm tra quyền đọc; kèm lần chạy Actions khi được yêu cầu. Hạn và địa chỉ nộp do giảng viên công bố. Nếu nhận ZIP, giữ nguyên cấu trúc trên.</w:t>
+        <w:t>Bước 3. Commit, đẩy mã lên GitHub và nộp tên nhóm/thành viên, Lab 01, liên kết Ma_nguon tại đúng commit. Kiểm tra quyền đọc; kèm lần chạy Actions khi được yêu cầu. Hạn và địa chỉ nộp do giảng viên công bố. Nếu nhận ZIP, giữ nguyên cấu trúc trên.</w:t>
       </w:r>
     </w:p>
     <w:sectPr>
       <w:headerReference w:type="default" r:id="rId9"/>
-      <w:headerReference w:type="first" r:id="rId11"/>
-      <w:footerReference w:type="default" r:id="rId12"/>
-      <w:footerReference w:type="first" r:id="rId13"/>
+      <w:headerReference w:type="first" r:id="rId12"/>
+      <w:footerReference w:type="default" r:id="rId13"/>
+      <w:footerReference w:type="first" r:id="rId14"/>
       <w:pgSz w:w="11906" w:h="16838"/>
       <w:pgMar w:top="1134" w:right="1134" w:bottom="1134" w:left="1701" w:header="369" w:footer="567" w:gutter="0"/>
       <w:cols w:space="720"/>

--- a/Huong_dan.docx
+++ b/Huong_dan.docx
@@ -14,7 +14,7 @@
           <w:color w:val="000000"/>
           <w:sz w:val="28"/>
         </w:rPr>
-        <w:t>LAB 02</w:t>
+        <w:t>LAB 04</w:t>
       </w:r>
     </w:p>
     <w:p>
@@ -29,7 +29,7 @@
           <w:color w:val="000000"/>
           <w:sz w:val="28"/>
         </w:rPr>
-        <w:t>XÂY DỰNG MODULE PHP KIỂM TRA ĐIỀU KIỆN ĐĂNG KÝ</w:t>
+        <w:t>QUẢN LÝ BẢN NHÁP BẰNG SESSION VÀ COOKIE</w:t>
       </w:r>
     </w:p>
     <w:p>
@@ -70,7 +70,7 @@
           <w:b w:val="0"/>
           <w:sz w:val="26"/>
         </w:rPr>
-        <w:t>Nội dung bài giảng: Chương 3, slide 3–8: PHP, kiểu dữ liệu, biến, toán tử, điều kiện, hàm và đối tượng. Số trang tính cả trang bìa. Git và kiểm thử được sử dụng để hỗ trợ thực hành.</w:t>
+        <w:t>Nội dung bài giảng: Chương 3, slide 23–31: Session, Cookie, khởi tạo, đọc, cập nhật và xóa. Số trang tính cả trang bìa. Git và kiểm thử được sử dụng để hỗ trợ thực hành.</w:t>
       </w:r>
     </w:p>
     <w:p>
@@ -99,7 +99,7 @@
           <w:color w:val="000000"/>
           <w:sz w:val="26"/>
         </w:rPr>
-        <w:t>- Giải thích đầu vào, đầu ra và thứ tự kiểm tra của một quy tắc PHP.</w:t>
+        <w:t>- Phân biệt dữ liệu Session ở phía máy chủ và tùy chọn Cookie phía trình duyệt.</w:t>
       </w:r>
     </w:p>
     <w:p>
@@ -115,7 +115,7 @@
           <w:color w:val="000000"/>
           <w:sz w:val="26"/>
         </w:rPr>
-        <w:t>- Viết hàm/lớp độc lập với HTML và CSDL; gọi được từ chương trình thử.</w:t>
+        <w:t>- Xây luồng nhập, xác nhận, sửa, hủy và hoàn tất mô phỏng.</w:t>
       </w:r>
     </w:p>
     <w:p>
@@ -131,7 +131,7 @@
           <w:color w:val="000000"/>
           <w:sz w:val="26"/>
         </w:rPr>
-        <w:t>- Tự mở rộng quy tắc với ba kết quả và xử lý dữ liệu biên.</w:t>
+        <w:t>- Kiểm tra nháp vắng mặt, hết hạn và hai phiên độc lập.</w:t>
       </w:r>
     </w:p>
     <w:p>
@@ -146,7 +146,7 @@
           <w:b w:val="0"/>
           <w:sz w:val="26"/>
         </w:rPr>
-        <w:t>- Hoàn thiện lớp RegistrationPolicy và kiểm thử đầy đủ ba trạng thái đăng ký.</w:t>
+        <w:t>- Hoàn thiện kiểm tra bản nháp, thời hạn và các thao tác sửa, hủy, xác nhận trong một phiên sử dụng.</w:t>
       </w:r>
     </w:p>
     <w:p>
@@ -242,7 +242,7 @@
           <w:b w:val="0"/>
           <w:sz w:val="26"/>
         </w:rPr>
-        <w:t>Một sự kiện có sức chứa 10 người. Hệ thống cần xác định có thể tiếp nhận thêm đăng ký hay không dựa trên số người hiện tại. Bài thực hành xây dựng quy tắc này bằng hàm và lớp PHP; chưa sử dụng Form hoặc cơ sở dữ liệu.</w:t>
+        <w:t>Khi đăng ký sự kiện, người dùng cần xem lại thông tin trước khi xác nhận và có thể quay lại để chỉnh sửa. Dữ liệu trong biến PHP của yêu cầu trước không tự được giữ cho yêu cầu tiếp theo. Bài này sử dụng Session để lưu bản nháp trên máy chủ và Cookie để ghi nhớ tùy chọn hiển thị.</w:t>
       </w:r>
     </w:p>
     <w:p>
@@ -255,371 +255,7 @@
           <w:b w:val="0"/>
           <w:sz w:val="26"/>
         </w:rPr>
-        <w:t>Lớp CapacityPolicy nhận sức chứa và số người đã đăng ký, sau đó trả kết quả còn chỗ hoặc không thể đăng ký. Tách quy tắc khỏi giao diện giúp kiểm thử với nhiều bộ dữ liệu và sử dụng lại trong các trang của ứng dụng.</w:t>
-      </w:r>
-    </w:p>
-    <w:tbl>
-      <w:tblPr>
-        <w:tblW w:type="auto" w:w="0"/>
-        <w:tblLayout w:type="fixed"/>
-        <w:tblLook w:firstColumn="1" w:firstRow="1" w:lastColumn="0" w:lastRow="0" w:noHBand="0" w:noVBand="1" w:val="04A0"/>
-        <w:tblBorders>
-          <w:top w:val="single" w:sz="4" w:color="000000"/>
-          <w:left w:val="single" w:sz="4" w:color="000000"/>
-          <w:bottom w:val="single" w:sz="4" w:color="000000"/>
-          <w:right w:val="single" w:sz="4" w:color="000000"/>
-          <w:insideH w:val="single" w:sz="4" w:color="000000"/>
-          <w:insideV w:val="single" w:sz="4" w:color="000000"/>
-        </w:tblBorders>
-      </w:tblPr>
-      <w:tblGrid>
-        <w:gridCol w:w="1701"/>
-        <w:gridCol w:w="7370"/>
-      </w:tblGrid>
-      <w:tr>
-        <w:trPr>
-          <w:cantSplit/>
-          <w:tblHeader/>
-        </w:trPr>
-        <w:tc>
-          <w:tcPr>
-            <w:tcW w:type="dxa" w:w="1701"/>
-            <w:tcMar>
-              <w:left w:w="75" w:type="dxa"/>
-              <w:right w:w="75" w:type="dxa"/>
-            </w:tcMar>
-          </w:tcPr>
-          <w:p>
-            <w:pPr>
-              <w:widowControl/>
-              <w:spacing w:line="240" w:lineRule="auto" w:after="80" w:before="80"/>
-              <w:ind w:firstLine="0"/>
-              <w:jc w:val="left"/>
-            </w:pPr>
-            <w:r>
-              <w:rPr>
-                <w:rFonts w:ascii="Times New Roman" w:hAnsi="Times New Roman"/>
-                <w:b/>
-                <w:color w:val="000000"/>
-                <w:sz w:val="26"/>
-              </w:rPr>
-              <w:t>Đầu vào</w:t>
-            </w:r>
-          </w:p>
-        </w:tc>
-        <w:tc>
-          <w:tcPr>
-            <w:tcW w:type="dxa" w:w="7370"/>
-            <w:tcMar>
-              <w:left w:w="75" w:type="dxa"/>
-              <w:right w:w="75" w:type="dxa"/>
-            </w:tcMar>
-          </w:tcPr>
-          <w:p>
-            <w:pPr>
-              <w:widowControl/>
-              <w:spacing w:line="240" w:lineRule="auto" w:after="80" w:before="80"/>
-              <w:ind w:firstLine="0"/>
-              <w:jc w:val="left"/>
-            </w:pPr>
-            <w:r>
-              <w:rPr>
-                <w:rFonts w:ascii="Times New Roman" w:hAnsi="Times New Roman"/>
-                <w:b/>
-                <w:color w:val="000000"/>
-                <w:sz w:val="26"/>
-              </w:rPr>
-              <w:t>Kết quả mẫu</w:t>
-            </w:r>
-          </w:p>
-        </w:tc>
-      </w:tr>
-      <w:tr>
-        <w:trPr>
-          <w:cantSplit/>
-        </w:trPr>
-        <w:tc>
-          <w:tcPr>
-            <w:tcW w:type="dxa" w:w="1701"/>
-            <w:tcMar>
-              <w:left w:w="75" w:type="dxa"/>
-              <w:right w:w="75" w:type="dxa"/>
-            </w:tcMar>
-          </w:tcPr>
-          <w:p>
-            <w:pPr>
-              <w:widowControl/>
-              <w:spacing w:line="240" w:lineRule="auto" w:after="80" w:before="80"/>
-              <w:ind w:firstLine="0"/>
-              <w:jc w:val="left"/>
-            </w:pPr>
-            <w:r>
-              <w:rPr>
-                <w:rFonts w:ascii="Times New Roman" w:hAnsi="Times New Roman"/>
-                <w:b w:val="0"/>
-                <w:color w:val="000000"/>
-                <w:sz w:val="26"/>
-              </w:rPr>
-              <w:t>Sức chứa 10, hiện có 9</w:t>
-            </w:r>
-          </w:p>
-        </w:tc>
-        <w:tc>
-          <w:tcPr>
-            <w:tcW w:type="dxa" w:w="7370"/>
-            <w:tcMar>
-              <w:left w:w="75" w:type="dxa"/>
-              <w:right w:w="75" w:type="dxa"/>
-            </w:tcMar>
-          </w:tcPr>
-          <w:p>
-            <w:pPr>
-              <w:widowControl/>
-              <w:spacing w:line="240" w:lineRule="auto" w:after="80" w:before="80"/>
-              <w:ind w:firstLine="0"/>
-              <w:jc w:val="left"/>
-            </w:pPr>
-            <w:r>
-              <w:rPr>
-                <w:rFonts w:ascii="Times New Roman" w:hAnsi="Times New Roman"/>
-                <w:b w:val="0"/>
-                <w:color w:val="000000"/>
-                <w:sz w:val="26"/>
-              </w:rPr>
-              <w:t>true</w:t>
-            </w:r>
-            <w:r>
-              <w:rPr>
-                <w:rFonts w:ascii="Times New Roman" w:hAnsi="Times New Roman"/>
-                <w:b w:val="0"/>
-                <w:color w:val="000000"/>
-                <w:sz w:val="26"/>
-              </w:rPr>
-              <w:t xml:space="preserve">, chương trình minh họa in </w:t>
-            </w:r>
-            <w:r>
-              <w:rPr>
-                <w:rFonts w:ascii="Times New Roman" w:hAnsi="Times New Roman"/>
-                <w:b w:val="0"/>
-                <w:color w:val="000000"/>
-                <w:sz w:val="26"/>
-              </w:rPr>
-              <w:t>AVAILABLE</w:t>
-            </w:r>
-            <w:r>
-              <w:rPr>
-                <w:rFonts w:ascii="Times New Roman" w:hAnsi="Times New Roman"/>
-                <w:b w:val="0"/>
-                <w:color w:val="000000"/>
-                <w:sz w:val="26"/>
-              </w:rPr>
-              <w:t>.</w:t>
-            </w:r>
-          </w:p>
-        </w:tc>
-      </w:tr>
-      <w:tr>
-        <w:trPr>
-          <w:cantSplit/>
-        </w:trPr>
-        <w:tc>
-          <w:tcPr>
-            <w:tcW w:type="dxa" w:w="1701"/>
-            <w:tcMar>
-              <w:left w:w="75" w:type="dxa"/>
-              <w:right w:w="75" w:type="dxa"/>
-            </w:tcMar>
-          </w:tcPr>
-          <w:p>
-            <w:pPr>
-              <w:widowControl/>
-              <w:spacing w:line="240" w:lineRule="auto" w:after="80" w:before="80"/>
-              <w:ind w:firstLine="0"/>
-              <w:jc w:val="left"/>
-            </w:pPr>
-            <w:r>
-              <w:rPr>
-                <w:rFonts w:ascii="Times New Roman" w:hAnsi="Times New Roman"/>
-                <w:b w:val="0"/>
-                <w:color w:val="000000"/>
-                <w:sz w:val="26"/>
-              </w:rPr>
-              <w:t>Sức chứa 10, hiện có 10</w:t>
-            </w:r>
-          </w:p>
-        </w:tc>
-        <w:tc>
-          <w:tcPr>
-            <w:tcW w:type="dxa" w:w="7370"/>
-            <w:tcMar>
-              <w:left w:w="75" w:type="dxa"/>
-              <w:right w:w="75" w:type="dxa"/>
-            </w:tcMar>
-          </w:tcPr>
-          <w:p>
-            <w:pPr>
-              <w:widowControl/>
-              <w:spacing w:line="240" w:lineRule="auto" w:after="80" w:before="80"/>
-              <w:ind w:firstLine="0"/>
-              <w:jc w:val="left"/>
-            </w:pPr>
-            <w:r>
-              <w:rPr>
-                <w:rFonts w:ascii="Times New Roman" w:hAnsi="Times New Roman"/>
-                <w:b w:val="0"/>
-                <w:color w:val="000000"/>
-                <w:sz w:val="26"/>
-              </w:rPr>
-              <w:t>false</w:t>
-            </w:r>
-            <w:r>
-              <w:rPr>
-                <w:rFonts w:ascii="Times New Roman" w:hAnsi="Times New Roman"/>
-                <w:b w:val="0"/>
-                <w:color w:val="000000"/>
-                <w:sz w:val="26"/>
-              </w:rPr>
-              <w:t xml:space="preserve">, in </w:t>
-            </w:r>
-            <w:r>
-              <w:rPr>
-                <w:rFonts w:ascii="Times New Roman" w:hAnsi="Times New Roman"/>
-                <w:b w:val="0"/>
-                <w:color w:val="000000"/>
-                <w:sz w:val="26"/>
-              </w:rPr>
-              <w:t>FULL</w:t>
-            </w:r>
-            <w:r>
-              <w:rPr>
-                <w:rFonts w:ascii="Times New Roman" w:hAnsi="Times New Roman"/>
-                <w:b w:val="0"/>
-                <w:color w:val="000000"/>
-                <w:sz w:val="26"/>
-              </w:rPr>
-              <w:t>.</w:t>
-            </w:r>
-          </w:p>
-        </w:tc>
-      </w:tr>
-      <w:tr>
-        <w:trPr>
-          <w:cantSplit/>
-        </w:trPr>
-        <w:tc>
-          <w:tcPr>
-            <w:tcW w:type="dxa" w:w="1701"/>
-            <w:tcMar>
-              <w:left w:w="75" w:type="dxa"/>
-              <w:right w:w="75" w:type="dxa"/>
-            </w:tcMar>
-          </w:tcPr>
-          <w:p>
-            <w:pPr>
-              <w:widowControl/>
-              <w:spacing w:line="240" w:lineRule="auto" w:after="80" w:before="80"/>
-              <w:ind w:firstLine="0"/>
-              <w:jc w:val="left"/>
-            </w:pPr>
-            <w:r>
-              <w:rPr>
-                <w:rFonts w:ascii="Times New Roman" w:hAnsi="Times New Roman"/>
-                <w:b w:val="0"/>
-                <w:color w:val="000000"/>
-                <w:sz w:val="26"/>
-              </w:rPr>
-              <w:t>Sức chứa 0 hoặc số đã đăng ký âm</w:t>
-            </w:r>
-          </w:p>
-        </w:tc>
-        <w:tc>
-          <w:tcPr>
-            <w:tcW w:type="dxa" w:w="7370"/>
-            <w:tcMar>
-              <w:left w:w="75" w:type="dxa"/>
-              <w:right w:w="75" w:type="dxa"/>
-            </w:tcMar>
-          </w:tcPr>
-          <w:p>
-            <w:pPr>
-              <w:widowControl/>
-              <w:spacing w:line="240" w:lineRule="auto" w:after="80" w:before="80"/>
-              <w:ind w:firstLine="0"/>
-              <w:jc w:val="left"/>
-            </w:pPr>
-            <w:r>
-              <w:rPr>
-                <w:rFonts w:ascii="Times New Roman" w:hAnsi="Times New Roman"/>
-                <w:b w:val="0"/>
-                <w:color w:val="000000"/>
-                <w:sz w:val="26"/>
-              </w:rPr>
-              <w:t>false</w:t>
-            </w:r>
-            <w:r>
-              <w:rPr>
-                <w:rFonts w:ascii="Times New Roman" w:hAnsi="Times New Roman"/>
-                <w:b w:val="0"/>
-                <w:color w:val="000000"/>
-                <w:sz w:val="26"/>
-              </w:rPr>
-              <w:t>, dữ liệu không hợp lệ.</w:t>
-            </w:r>
-          </w:p>
-        </w:tc>
-      </w:tr>
-    </w:tbl>
-    <w:p>
-      <w:pPr>
-        <w:widowControl/>
-        <w:spacing w:after="0"/>
-      </w:pPr>
-    </w:p>
-    <w:p>
-      <w:pPr>
-        <w:widowControl/>
-      </w:pPr>
-      <w:r>
-        <w:rPr>
-          <w:rFonts w:ascii="Times New Roman" w:hAnsi="Times New Roman"/>
-          <w:b w:val="0"/>
-          <w:color w:val="000000"/>
-          <w:sz w:val="26"/>
-        </w:rPr>
-        <w:t xml:space="preserve">Trong mẫu đơn giản, </w:t>
-      </w:r>
-      <w:r>
-        <w:rPr>
-          <w:rFonts w:ascii="Times New Roman" w:hAnsi="Times New Roman"/>
-          <w:b w:val="0"/>
-          <w:color w:val="000000"/>
-          <w:sz w:val="26"/>
-        </w:rPr>
-        <w:t>FULL</w:t>
-      </w:r>
-      <w:r>
-        <w:rPr>
-          <w:rFonts w:ascii="Times New Roman" w:hAnsi="Times New Roman"/>
-          <w:b w:val="0"/>
-          <w:color w:val="000000"/>
-          <w:sz w:val="26"/>
-        </w:rPr>
-        <w:t xml:space="preserve"> là nhãn chung cho kết quả không thể đăng ký; chưa phân biệt hết chỗ với dữ liệu sai. Phần tự mở rộng sẽ thiết kế kết quả rõ hơn.</w:t>
-      </w:r>
-    </w:p>
-    <w:p>
-      <w:pPr>
-        <w:pStyle w:val="Heading2"/>
-        <w:keepNext/>
-        <w:widowControl/>
-      </w:pPr>
-      <w:r>
-        <w:rPr>
-          <w:rFonts w:ascii="Times New Roman" w:hAnsi="Times New Roman"/>
-          <w:b/>
-          <w:sz w:val="26"/>
-        </w:rPr>
-        <w:t>II. QUY TRÌNH THỰC HÀNH</w:t>
+        <w:t>Bước hoàn tất trong bài chỉ ghi nhận kết quả mô phỏng trong Session; chưa lưu đăng ký vào cơ sở dữ liệu hoặc phát hành vé. Phần lưu CSDL không thuộc phạm vi bài thực hành Session này.</w:t>
       </w:r>
     </w:p>
     <w:p>
@@ -635,8 +271,8 @@
         </w:rPr>
         <w:drawing>
           <wp:inline xmlns:a="http://schemas.openxmlformats.org/drawingml/2006/main" xmlns:pic="http://schemas.openxmlformats.org/drawingml/2006/picture">
-            <wp:extent cx="4616565" cy="5544000"/>
-            <wp:docPr id="1" name="Picture 1" descr="Quy trình thực hiện và kiểm tra Lab 02."/>
+            <wp:extent cx="5760000" cy="3600000"/>
+            <wp:docPr id="1" name="Picture 1" descr="Màn hình xác nhận của mã mẫu"/>
             <wp:cNvGraphicFramePr>
               <a:graphicFrameLocks noChangeAspect="1"/>
             </wp:cNvGraphicFramePr>
@@ -644,7 +280,7 @@
               <a:graphicData uri="http://schemas.openxmlformats.org/drawingml/2006/picture">
                 <pic:pic>
                   <pic:nvPicPr>
-                    <pic:cNvPr id="0" name="lab02_huong_lam.png"/>
+                    <pic:cNvPr id="0" name="buoi05_xac_nhan.png"/>
                     <pic:cNvPicPr/>
                   </pic:nvPicPr>
                   <pic:blipFill>
@@ -656,7 +292,7 @@
                   <pic:spPr>
                     <a:xfrm>
                       <a:off x="0" y="0"/>
-                      <a:ext cx="4616565" cy="5544000"/>
+                      <a:ext cx="5760000" cy="3600000"/>
                     </a:xfrm>
                     <a:prstGeom prst="rect"/>
                   </pic:spPr>
@@ -680,7 +316,89 @@
           <w:i/>
           <w:sz w:val="26"/>
         </w:rPr>
-        <w:t>Sơ đồ hướng thực hiện Lab 02</w:t>
+        <w:t>Màn hình xác nhận của mã mẫu</w:t>
+      </w:r>
+    </w:p>
+    <w:p>
+      <w:pPr/>
+      <w:r>
+        <w:t>Giao diện Material 3 giữ nguyên Session, Cookie, CSRF và vòng đời bản nháp. Metadata, chi tiết và khu thử vé/ghế tách khỏi form nghiệp vụ. Khu thử không giữ ghế, tạo vé, lưu dữ liệu hay thanh toán.</w:t>
+      </w:r>
+    </w:p>
+    <w:p>
+      <w:pPr>
+        <w:pStyle w:val="Heading2"/>
+        <w:keepNext/>
+        <w:widowControl/>
+      </w:pPr>
+      <w:r>
+        <w:rPr>
+          <w:rFonts w:ascii="Times New Roman" w:hAnsi="Times New Roman"/>
+          <w:b/>
+          <w:sz w:val="26"/>
+        </w:rPr>
+        <w:t>II. QUY TRÌNH THỰC HÀNH</w:t>
+      </w:r>
+    </w:p>
+    <w:p>
+      <w:pPr>
+        <w:keepNext/>
+        <w:widowControl/>
+        <w:ind w:firstLine="0"/>
+        <w:jc w:val="center"/>
+      </w:pPr>
+      <w:r>
+        <w:rPr>
+          <w:b w:val="0"/>
+        </w:rPr>
+        <w:drawing>
+          <wp:inline xmlns:a="http://schemas.openxmlformats.org/drawingml/2006/main" xmlns:pic="http://schemas.openxmlformats.org/drawingml/2006/picture">
+            <wp:extent cx="4531487" cy="5544000"/>
+            <wp:docPr id="2" name="Picture 2" descr="Quy trình thực hiện và kiểm tra Lab 04."/>
+            <wp:cNvGraphicFramePr>
+              <a:graphicFrameLocks noChangeAspect="1"/>
+            </wp:cNvGraphicFramePr>
+            <a:graphic>
+              <a:graphicData uri="http://schemas.openxmlformats.org/drawingml/2006/picture">
+                <pic:pic>
+                  <pic:nvPicPr>
+                    <pic:cNvPr id="0" name="lab04_huong_lam.png"/>
+                    <pic:cNvPicPr/>
+                  </pic:nvPicPr>
+                  <pic:blipFill>
+                    <a:blip r:embed="rId11"/>
+                    <a:stretch>
+                      <a:fillRect/>
+                    </a:stretch>
+                  </pic:blipFill>
+                  <pic:spPr>
+                    <a:xfrm>
+                      <a:off x="0" y="0"/>
+                      <a:ext cx="4531487" cy="5544000"/>
+                    </a:xfrm>
+                    <a:prstGeom prst="rect"/>
+                  </pic:spPr>
+                </pic:pic>
+              </a:graphicData>
+            </a:graphic>
+          </wp:inline>
+        </w:drawing>
+      </w:r>
+    </w:p>
+    <w:p>
+      <w:pPr>
+        <w:widowControl/>
+        <w:ind w:firstLine="0"/>
+        <w:jc w:val="center"/>
+      </w:pPr>
+      <w:r>
+        <w:rPr>
+          <w:rFonts w:ascii="Times New Roman" w:hAnsi="Times New Roman"/>
+          <w:b w:val="0"/>
+          <w:i/>
+          <w:sz w:val="26"/>
+        </w:rPr>
+        <w:t>Sơ đồ hướng thực hiện Lab 04</w:t>
       </w:r>
     </w:p>
     <w:p>
@@ -707,7 +425,7 @@
           <w:b w:val="0"/>
           <w:sz w:val="26"/>
         </w:rPr>
-        <w:t>Mở thư mục Lab02/Ma_nguon bằng trình soạn thảo và mở terminal Ubuntu tại thư mục này. Chạy pwd và ls để kiểm tra vị trí; danh sách tệp cần có lab.sh. Các đường dẫn trong bài được tính từ Ma_nguon. Trên Windows, thực hiện lệnh Bash trong Ubuntu/WSL.</w:t>
+        <w:t>Mở thư mục Lab04/Ma_nguon bằng trình soạn thảo và mở terminal Ubuntu tại thư mục này. Chạy pwd và ls để kiểm tra vị trí; danh sách tệp cần có lab.sh. Các đường dẫn trong bài được tính từ Ma_nguon. Trên Windows, thực hiện lệnh Bash trong Ubuntu/WSL.</w:t>
       </w:r>
     </w:p>
     <w:p>
@@ -764,7 +482,7 @@
           <w:color w:val="000000"/>
           <w:sz w:val="26"/>
         </w:rPr>
-        <w:t xml:space="preserve"> chương trình </w:t>
+        <w:t xml:space="preserve"> mở </w:t>
       </w:r>
       <w:r>
         <w:rPr>
@@ -773,7 +491,7 @@
           <w:color w:val="000000"/>
           <w:sz w:val="26"/>
         </w:rPr>
-        <w:t>demo.php</w:t>
+        <w:t>http://127.0.0.1:8104</w:t>
       </w:r>
       <w:r>
         <w:rPr>
@@ -782,7 +500,25 @@
           <w:color w:val="000000"/>
           <w:sz w:val="26"/>
         </w:rPr>
-        <w:t xml:space="preserve"> in kết quả trong terminal rồi kết thúc; bài này không có trang Web.</w:t>
+        <w:t xml:space="preserve">. Giữ terminal máy chủ mở, dùng terminal thứ hai tại cùng thư mục để sửa/chạy test. Dừng bằng </w:t>
+      </w:r>
+      <w:r>
+        <w:rPr>
+          <w:rFonts w:ascii="Times New Roman" w:hAnsi="Times New Roman"/>
+          <w:b w:val="0"/>
+          <w:color w:val="000000"/>
+          <w:sz w:val="26"/>
+        </w:rPr>
+        <w:t>Ctrl+C</w:t>
+      </w:r>
+      <w:r>
+        <w:rPr>
+          <w:rFonts w:ascii="Times New Roman" w:hAnsi="Times New Roman"/>
+          <w:b w:val="0"/>
+          <w:color w:val="000000"/>
+          <w:sz w:val="26"/>
+        </w:rPr>
+        <w:t>; không mở hai máy chủ cùng cổng.</w:t>
       </w:r>
     </w:p>
     <w:p>
@@ -856,13 +592,13 @@
           <w:b/>
           <w:sz w:val="26"/>
         </w:rPr>
-        <w:t>III. CẤU TRÚC MÃ NGUỒN</w:t>
+        <w:t>III. TỔ CHỨC DỮ LIỆU</w:t>
       </w:r>
     </w:p>
     <w:p>
       <w:pPr/>
       <w:r>
-        <w:t>Thư mục Lab02/Ma_nguon đã có mã mẫu cho phần hướng dẫn. Chạy mẫu trước để xem kết quả, sau đó đọc và thực hiện lại các bước ở phần IV trên chính các tệp đó. Khi bài yêu cầu thay toàn bộ nội dung, không chép nối thêm một hàm hoặc lớp trùng tên. Phần mở rộng để sinh viên tự hoàn thiện ở mục VI.</w:t>
+        <w:t>Thư mục Lab04/Ma_nguon đã có mã mẫu cho phần hướng dẫn. Chạy mẫu trước để xem kết quả, sau đó đọc và thực hiện lại các bước ở phần IV trên chính các tệp đó. Khi bài yêu cầu thay toàn bộ nội dung, không chép nối thêm một hàm hoặc lớp trùng tên. Phần mở rộng để sinh viên tự hoàn thiện ở mục VI.</w:t>
       </w:r>
     </w:p>
     <w:tbl>
@@ -1006,9 +742,9 @@
                 <w:color w:val="000000"/>
                 <w:sz w:val="26"/>
               </w:rPr>
-              <w:t>src/CapacityPolicy.php; demo.php</w:t>
+              <w:t>src/Draft.php; src/Session.php; public/register.php; public/confirm.php; public/complete.php</w:t>
               <w:br/>
-              <w:t>Đọc và viết lại lớp CapacityPolicy cùng chương trình gọi. Kiểm tra sức chứa, số người hiện tại và điều kiện còn chỗ.</w:t>
+              <w:t>Đọc và thực hiện lại luồng nhập, lưu nháp, xác nhận, sửa và hủy. Phân biệt dữ liệu Session với Cookie tùy chọn.</w:t>
             </w:r>
           </w:p>
         </w:tc>
@@ -1031,7 +767,7 @@
                 <w:color w:val="000000"/>
                 <w:sz w:val="26"/>
               </w:rPr>
-              <w:t>bash lab.sh run: AVAILABLE với (10, 9). bash lab.sh test: TESTS=5 FAILED=0.</w:t>
+              <w:t>Hoàn tất hợp lệ có SIMULATED_OK; hủy xóa nháp. bash lab.sh test: TESTS=6 FAILED=0. Chưa ghi CSDL.</w:t>
             </w:r>
           </w:p>
         </w:tc>
@@ -1082,9 +818,9 @@
                 <w:color w:val="000000"/>
                 <w:sz w:val="26"/>
               </w:rPr>
-              <w:t>src/RegistrationPolicy.php</w:t>
+              <w:t>src/DraftGuard.php; public/confirm.php; public/complete.php</w:t>
               <w:br/>
-              <w:t>Viết phương thức decide để trả confirmed, waiting hoặc rejected; xử lý dữ liệu sai, sự kiện đóng và danh sách chờ.</w:t>
+              <w:t>Viết canComplete, rồi nối vào bước hoàn tất. Kiểm tra sự kiện, thời điểm tạo, thời hạn và dữ liệu bản nháp.</w:t>
             </w:r>
           </w:p>
         </w:tc>
@@ -1107,7 +843,7 @@
                 <w:color w:val="000000"/>
                 <w:sz w:val="26"/>
               </w:rPr>
-              <w:t>Bộ 8 ca đã cấp: TESTS=8 FAILED=0. Nếu bổ sung ca, tổng TESTS tăng tương ứng; FAILED phải bằng 0.</w:t>
+              <w:t>bash lab.sh extend: TESTS=7 FAILED=0. Đúng mốc hết hạn phải từ chối; xác nhận hợp lệ vẫn chạy sau khi tích hợp.</w:t>
             </w:r>
           </w:p>
         </w:tc>
@@ -1166,7 +902,7 @@
                 <w:color w:val="000000"/>
                 <w:sz w:val="26"/>
               </w:rPr>
-              <w:t>Tệp</w:t>
+              <w:t>Thành phần</w:t>
             </w:r>
           </w:p>
         </w:tc>
@@ -1223,7 +959,7 @@
                 <w:color w:val="000000"/>
                 <w:sz w:val="26"/>
               </w:rPr>
-              <w:t>src/CapacityPolicy.php</w:t>
+              <w:t>src/Session.php</w:t>
             </w:r>
           </w:p>
         </w:tc>
@@ -1249,7 +985,7 @@
                 <w:color w:val="000000"/>
                 <w:sz w:val="26"/>
               </w:rPr>
-              <w:t>Mã mẫu xét điều kiện còn chỗ; đọc và viết lại theo bước 3.</w:t>
+              <w:t>Đã cấp. Khởi tạo phiên, Cookie phiên và token bảo vệ form.</w:t>
             </w:r>
           </w:p>
         </w:tc>
@@ -1280,7 +1016,7 @@
                 <w:color w:val="000000"/>
                 <w:sz w:val="26"/>
               </w:rPr>
-              <w:t>demo.php</w:t>
+              <w:t>src/Draft.php</w:t>
             </w:r>
           </w:p>
         </w:tc>
@@ -1306,7 +1042,7 @@
                 <w:color w:val="000000"/>
                 <w:sz w:val="26"/>
               </w:rPr>
-              <w:t>Tạo đối tượng, truyền đầu vào và in kết quả. Đọc và viết lại theo bước 4.</w:t>
+              <w:t>Bạn đọc và sửa. Hàm lưu, kiểm tra tuổi và xóa bản nháp.</w:t>
             </w:r>
           </w:p>
         </w:tc>
@@ -1337,7 +1073,7 @@
                 <w:color w:val="000000"/>
                 <w:sz w:val="26"/>
               </w:rPr>
-              <w:t>tests/run.php</w:t>
+              <w:t>public/register.php</w:t>
             </w:r>
           </w:p>
         </w:tc>
@@ -1363,7 +1099,7 @@
                 <w:color w:val="000000"/>
                 <w:sz w:val="26"/>
               </w:rPr>
-              <w:t>Bộ dữ liệu thử đã cấp để kiểm tra hành vi của lớp.</w:t>
+              <w:t>Bạn đọc và sửa. Nhận form, lưu nháp, chuyển trang.</w:t>
             </w:r>
           </w:p>
         </w:tc>
@@ -1394,7 +1130,7 @@
                 <w:color w:val="000000"/>
                 <w:sz w:val="26"/>
               </w:rPr>
-              <w:t>tests/helper.php</w:t>
+              <w:t>public/confirm.php</w:t>
             </w:r>
           </w:p>
         </w:tc>
@@ -1420,7 +1156,178 @@
                 <w:color w:val="000000"/>
                 <w:sz w:val="26"/>
               </w:rPr>
-              <w:t>Hàm so sánh kết quả mong đợi và kết quả thật; không cần sửa.</w:t>
+              <w:t>Bạn đọc và sửa. Đọc nháp để xem lại, sửa hoặc hủy.</w:t>
+            </w:r>
+          </w:p>
+        </w:tc>
+      </w:tr>
+      <w:tr>
+        <w:trPr>
+          <w:cantSplit/>
+        </w:trPr>
+        <w:tc>
+          <w:tcPr>
+            <w:tcW w:type="dxa" w:w="3572"/>
+            <w:tcMar>
+              <w:left w:w="75" w:type="dxa"/>
+              <w:right w:w="75" w:type="dxa"/>
+            </w:tcMar>
+          </w:tcPr>
+          <w:p>
+            <w:pPr>
+              <w:widowControl/>
+              <w:spacing w:line="240" w:lineRule="auto" w:after="80" w:before="80"/>
+              <w:ind w:firstLine="0"/>
+              <w:jc w:val="left"/>
+            </w:pPr>
+            <w:r>
+              <w:rPr>
+                <w:rFonts w:ascii="Times New Roman" w:hAnsi="Times New Roman"/>
+                <w:b w:val="0"/>
+                <w:color w:val="000000"/>
+                <w:sz w:val="26"/>
+              </w:rPr>
+              <w:t>public/complete.php</w:t>
+            </w:r>
+          </w:p>
+        </w:tc>
+        <w:tc>
+          <w:tcPr>
+            <w:tcW w:type="dxa" w:w="5499"/>
+            <w:tcMar>
+              <w:left w:w="75" w:type="dxa"/>
+              <w:right w:w="75" w:type="dxa"/>
+            </w:tcMar>
+          </w:tcPr>
+          <w:p>
+            <w:pPr>
+              <w:widowControl/>
+              <w:spacing w:line="240" w:lineRule="auto" w:after="80" w:before="80"/>
+              <w:ind w:firstLine="0"/>
+              <w:jc w:val="left"/>
+            </w:pPr>
+            <w:r>
+              <w:rPr>
+                <w:rFonts w:ascii="Times New Roman" w:hAnsi="Times New Roman"/>
+                <w:b w:val="0"/>
+                <w:color w:val="000000"/>
+                <w:sz w:val="26"/>
+              </w:rPr>
+              <w:t>Bạn đọc và sửa. Kết thúc mô phỏng, xóa nháp rồi chuyển sang trang kết quả.</w:t>
+            </w:r>
+          </w:p>
+        </w:tc>
+      </w:tr>
+      <w:tr>
+        <w:trPr>
+          <w:cantSplit/>
+        </w:trPr>
+        <w:tc>
+          <w:tcPr>
+            <w:tcW w:type="dxa" w:w="3572"/>
+            <w:tcMar>
+              <w:left w:w="75" w:type="dxa"/>
+              <w:right w:w="75" w:type="dxa"/>
+            </w:tcMar>
+          </w:tcPr>
+          <w:p>
+            <w:pPr>
+              <w:widowControl/>
+              <w:spacing w:line="240" w:lineRule="auto" w:after="80" w:before="80"/>
+              <w:ind w:firstLine="0"/>
+              <w:jc w:val="left"/>
+            </w:pPr>
+            <w:r>
+              <w:rPr>
+                <w:rFonts w:ascii="Times New Roman" w:hAnsi="Times New Roman"/>
+                <w:b w:val="0"/>
+                <w:color w:val="000000"/>
+                <w:sz w:val="26"/>
+              </w:rPr>
+              <w:t>public/cancel.php</w:t>
+            </w:r>
+          </w:p>
+        </w:tc>
+        <w:tc>
+          <w:tcPr>
+            <w:tcW w:type="dxa" w:w="5499"/>
+            <w:tcMar>
+              <w:left w:w="75" w:type="dxa"/>
+              <w:right w:w="75" w:type="dxa"/>
+            </w:tcMar>
+          </w:tcPr>
+          <w:p>
+            <w:pPr>
+              <w:widowControl/>
+              <w:spacing w:line="240" w:lineRule="auto" w:after="80" w:before="80"/>
+              <w:ind w:firstLine="0"/>
+              <w:jc w:val="left"/>
+            </w:pPr>
+            <w:r>
+              <w:rPr>
+                <w:rFonts w:ascii="Times New Roman" w:hAnsi="Times New Roman"/>
+                <w:b w:val="0"/>
+                <w:color w:val="000000"/>
+                <w:sz w:val="26"/>
+              </w:rPr>
+              <w:t>Bạn đọc và sửa. Xử lý nút hủy bằng POST.</w:t>
+            </w:r>
+          </w:p>
+        </w:tc>
+      </w:tr>
+      <w:tr>
+        <w:trPr>
+          <w:cantSplit/>
+        </w:trPr>
+        <w:tc>
+          <w:tcPr>
+            <w:tcW w:type="dxa" w:w="3572"/>
+            <w:tcMar>
+              <w:left w:w="75" w:type="dxa"/>
+              <w:right w:w="75" w:type="dxa"/>
+            </w:tcMar>
+          </w:tcPr>
+          <w:p>
+            <w:pPr>
+              <w:widowControl/>
+              <w:spacing w:line="240" w:lineRule="auto" w:after="80" w:before="80"/>
+              <w:ind w:firstLine="0"/>
+              <w:jc w:val="left"/>
+            </w:pPr>
+            <w:r>
+              <w:rPr>
+                <w:rFonts w:ascii="Times New Roman" w:hAnsi="Times New Roman"/>
+                <w:b w:val="0"/>
+                <w:color w:val="000000"/>
+                <w:sz w:val="26"/>
+              </w:rPr>
+              <w:t>public/preferences.php</w:t>
+            </w:r>
+          </w:p>
+        </w:tc>
+        <w:tc>
+          <w:tcPr>
+            <w:tcW w:type="dxa" w:w="5499"/>
+            <w:tcMar>
+              <w:left w:w="75" w:type="dxa"/>
+              <w:right w:w="75" w:type="dxa"/>
+            </w:tcMar>
+          </w:tcPr>
+          <w:p>
+            <w:pPr>
+              <w:widowControl/>
+              <w:spacing w:line="240" w:lineRule="auto" w:after="80" w:before="80"/>
+              <w:ind w:firstLine="0"/>
+              <w:jc w:val="left"/>
+            </w:pPr>
+            <w:r>
+              <w:rPr>
+                <w:rFonts w:ascii="Times New Roman" w:hAnsi="Times New Roman"/>
+                <w:b w:val="0"/>
+                <w:color w:val="000000"/>
+                <w:sz w:val="26"/>
+              </w:rPr>
+              <w:t>Bạn đọc và sửa. Lưu tùy chọn xem vào Cookie.</w:t>
             </w:r>
           </w:p>
         </w:tc>
@@ -1443,7 +1350,7 @@
           <w:color w:val="000000"/>
           <w:sz w:val="26"/>
         </w:rPr>
-        <w:t xml:space="preserve">Luồng: </w:t>
+        <w:t xml:space="preserve">Session của mẫu lưu </w:t>
       </w:r>
       <w:r>
         <w:rPr>
@@ -1452,7 +1359,7 @@
           <w:color w:val="000000"/>
           <w:sz w:val="26"/>
         </w:rPr>
-        <w:t>demo.php</w:t>
+        <w:t>draft</w:t>
       </w:r>
       <w:r>
         <w:rPr>
@@ -1461,7 +1368,97 @@
           <w:color w:val="000000"/>
           <w:sz w:val="26"/>
         </w:rPr>
-        <w:t xml:space="preserve"> nạp lớp → tạo đối tượng → gọi phương thức với hai số nguyên → nhận Boolean → quyết định dòng chữ cần in. Không có database hoặc Session trong luồng này.</w:t>
+        <w:t xml:space="preserve"> gồm </w:t>
+      </w:r>
+      <w:r>
+        <w:rPr>
+          <w:rFonts w:ascii="Times New Roman" w:hAnsi="Times New Roman"/>
+          <w:b w:val="0"/>
+          <w:color w:val="000000"/>
+          <w:sz w:val="26"/>
+        </w:rPr>
+        <w:t>data</w:t>
+      </w:r>
+      <w:r>
+        <w:rPr>
+          <w:rFonts w:ascii="Times New Roman" w:hAnsi="Times New Roman"/>
+          <w:b w:val="0"/>
+          <w:color w:val="000000"/>
+          <w:sz w:val="26"/>
+        </w:rPr>
+        <w:t xml:space="preserve"> (thông tin đăng ký) và </w:t>
+      </w:r>
+      <w:r>
+        <w:rPr>
+          <w:rFonts w:ascii="Times New Roman" w:hAnsi="Times New Roman"/>
+          <w:b w:val="0"/>
+          <w:color w:val="000000"/>
+          <w:sz w:val="26"/>
+        </w:rPr>
+        <w:t>created_at</w:t>
+      </w:r>
+      <w:r>
+        <w:rPr>
+          <w:rFonts w:ascii="Times New Roman" w:hAnsi="Times New Roman"/>
+          <w:b w:val="0"/>
+          <w:color w:val="000000"/>
+          <w:sz w:val="26"/>
+        </w:rPr>
+        <w:t xml:space="preserve"> (thời điểm tạo). Cookie </w:t>
+      </w:r>
+      <w:r>
+        <w:rPr>
+          <w:rFonts w:ascii="Times New Roman" w:hAnsi="Times New Roman"/>
+          <w:b w:val="0"/>
+          <w:color w:val="000000"/>
+          <w:sz w:val="26"/>
+        </w:rPr>
+        <w:t>view</w:t>
+      </w:r>
+      <w:r>
+        <w:rPr>
+          <w:rFonts w:ascii="Times New Roman" w:hAnsi="Times New Roman"/>
+          <w:b w:val="0"/>
+          <w:color w:val="000000"/>
+          <w:sz w:val="26"/>
+        </w:rPr>
+        <w:t xml:space="preserve"> chỉ có giá trị </w:t>
+      </w:r>
+      <w:r>
+        <w:rPr>
+          <w:rFonts w:ascii="Times New Roman" w:hAnsi="Times New Roman"/>
+          <w:b w:val="0"/>
+          <w:color w:val="000000"/>
+          <w:sz w:val="26"/>
+        </w:rPr>
+        <w:t>compact</w:t>
+      </w:r>
+      <w:r>
+        <w:rPr>
+          <w:rFonts w:ascii="Times New Roman" w:hAnsi="Times New Roman"/>
+          <w:b w:val="0"/>
+          <w:color w:val="000000"/>
+          <w:sz w:val="26"/>
+        </w:rPr>
+        <w:t xml:space="preserve"> hoặc </w:t>
+      </w:r>
+      <w:r>
+        <w:rPr>
+          <w:rFonts w:ascii="Times New Roman" w:hAnsi="Times New Roman"/>
+          <w:b w:val="0"/>
+          <w:color w:val="000000"/>
+          <w:sz w:val="26"/>
+        </w:rPr>
+        <w:t>full</w:t>
+      </w:r>
+      <w:r>
+        <w:rPr>
+          <w:rFonts w:ascii="Times New Roman" w:hAnsi="Times New Roman"/>
+          <w:b w:val="0"/>
+          <w:color w:val="000000"/>
+          <w:sz w:val="26"/>
+        </w:rPr>
+        <w:t>. Không lưu họ tên, email, mật khẩu hoặc quyền quản trị trong Cookie tùy chọn.</w:t>
       </w:r>
     </w:p>
     <w:p>
@@ -1492,7 +1489,7 @@
           <w:color w:val="000000"/>
           <w:sz w:val="26"/>
         </w:rPr>
-        <w:t>Bước 1. Viết quy tắc bằng lời trước khi viết mã</w:t>
+        <w:t>Bước 1. Đọc tệp khởi tạo phiên đã cấp</w:t>
       </w:r>
     </w:p>
     <w:p>
@@ -1506,13 +1503,8 @@
           <w:color w:val="000000"/>
           <w:sz w:val="26"/>
         </w:rPr>
-        <w:t>Trong ghi chú của bài, ghi: sức chứa phải lớn hơn 0; số đã đăng ký không âm; chỉ còn chỗ khi số đã đăng ký nhỏ hơn sức chứa. Với mẫu này, nếu số đã đăng ký lớn hơn sức chứa thì cũng không cho đăng ký tiếp.</w:t>
-      </w:r>
-    </w:p>
-    <w:p>
-      <w:pPr>
-        <w:widowControl/>
-      </w:pPr>
+        <w:t xml:space="preserve">Mở </w:t>
+      </w:r>
       <w:r>
         <w:rPr>
           <w:rFonts w:ascii="Times New Roman" w:hAnsi="Times New Roman"/>
@@ -1520,7 +1512,7 @@
           <w:color w:val="000000"/>
           <w:sz w:val="26"/>
         </w:rPr>
-        <w:t xml:space="preserve">Câu “còn chỗ” được biểu diễn bằng toán tử </w:t>
+        <w:t>src/Session.php</w:t>
       </w:r>
       <w:r>
         <w:rPr>
@@ -1529,7 +1521,7 @@
           <w:color w:val="000000"/>
           <w:sz w:val="26"/>
         </w:rPr>
-        <w:t>&lt;</w:t>
+        <w:t xml:space="preserve">. Tệp gọi </w:t>
       </w:r>
       <w:r>
         <w:rPr>
@@ -1538,7 +1530,7 @@
           <w:color w:val="000000"/>
           <w:sz w:val="26"/>
         </w:rPr>
-        <w:t xml:space="preserve">, không phải </w:t>
+        <w:t>session_start()</w:t>
       </w:r>
       <w:r>
         <w:rPr>
@@ -1547,7 +1539,7 @@
           <w:color w:val="000000"/>
           <w:sz w:val="26"/>
         </w:rPr>
-        <w:t>&lt;=</w:t>
+        <w:t xml:space="preserve"> trước khi gửi HTML. Sau đó PHP đọc hoặc ghi dữ liệu bằng </w:t>
       </w:r>
       <w:r>
         <w:rPr>
@@ -1556,29 +1548,8 @@
           <w:color w:val="000000"/>
           <w:sz w:val="26"/>
         </w:rPr>
-        <w:t>. Đây là quyết định nghiệp vụ, không phải quy ước đặt tên.</w:t>
-      </w:r>
-    </w:p>
-    <w:p>
-      <w:pPr>
-        <w:keepNext/>
-        <w:widowControl/>
-      </w:pPr>
-      <w:r>
-        <w:rPr>
-          <w:rFonts w:ascii="Times New Roman" w:hAnsi="Times New Roman"/>
-          <w:b w:val="0"/>
-          <w:sz w:val="26"/>
-        </w:rPr>
-        <w:t>Kiểm tra kết quả bước 1:</w:t>
-      </w:r>
-    </w:p>
-    <w:p>
-      <w:pPr>
-        <w:widowControl/>
-        <w:ind w:firstLine="0" w:left="0"/>
-        <w:jc w:val="left"/>
-      </w:pPr>
+        <w:t>$_SESSION</w:t>
+      </w:r>
       <w:r>
         <w:rPr>
           <w:rFonts w:ascii="Times New Roman" w:hAnsi="Times New Roman"/>
@@ -1586,7 +1557,7 @@
           <w:color w:val="000000"/>
           <w:sz w:val="26"/>
         </w:rPr>
-        <w:t>[</w:t>
+        <w:t xml:space="preserve">. Trình duyệt nhận Cookie chứa định danh phiên; dữ liệu bản nháp nằm phía máy chủ </w:t>
       </w:r>
       <w:r>
         <w:rPr>
@@ -1595,7 +1566,68 @@
           <w:color w:val="000000"/>
           <w:sz w:val="26"/>
         </w:rPr>
-        <w:t xml:space="preserve"> ] Viết được điều kiện còn chỗ và quy tắc từ chối đầu vào không hợp lệ.</w:t>
+        <w:t>[</w:t>
+      </w:r>
+      <w:r>
+        <w:rPr>
+          <w:rFonts w:ascii="Times New Roman" w:hAnsi="Times New Roman"/>
+          <w:b w:val="0"/>
+          <w:color w:val="000000"/>
+          <w:sz w:val="26"/>
+        </w:rPr>
+        <w:t>PHP-SESSION].</w:t>
+      </w:r>
+    </w:p>
+    <w:p>
+      <w:pPr>
+        <w:widowControl/>
+      </w:pPr>
+      <w:r>
+        <w:rPr>
+          <w:rFonts w:ascii="Times New Roman" w:hAnsi="Times New Roman"/>
+          <w:b w:val="0"/>
+          <w:sz w:val="26"/>
+        </w:rPr>
+        <w:t>Tệp đã có hàm checkCsrf và trường csrf ẩn trong Form. Giữ các thành phần này khi sửa bài: chúng đối chiếu token của yêu cầu với token trong phiên. Giảng viên giới thiệu cơ chế hoạt động; bài chưa yêu cầu xây dựng chức năng đăng nhập.</w:t>
+      </w:r>
+    </w:p>
+    <w:p>
+      <w:pPr>
+        <w:keepNext/>
+        <w:widowControl/>
+      </w:pPr>
+      <w:r>
+        <w:rPr>
+          <w:rFonts w:ascii="Times New Roman" w:hAnsi="Times New Roman"/>
+          <w:b w:val="0"/>
+          <w:sz w:val="26"/>
+        </w:rPr>
+        <w:t>Kiểm tra kết quả bước 1:</w:t>
+      </w:r>
+    </w:p>
+    <w:p>
+      <w:pPr>
+        <w:widowControl/>
+        <w:ind w:firstLine="0" w:left="0"/>
+        <w:jc w:val="left"/>
+      </w:pPr>
+      <w:r>
+        <w:rPr>
+          <w:rFonts w:ascii="Times New Roman" w:hAnsi="Times New Roman"/>
+          <w:b w:val="0"/>
+          <w:color w:val="000000"/>
+          <w:sz w:val="26"/>
+        </w:rPr>
+        <w:t>[</w:t>
+      </w:r>
+      <w:r>
+        <w:rPr>
+          <w:rFonts w:ascii="Times New Roman" w:hAnsi="Times New Roman"/>
+          <w:b w:val="0"/>
+          <w:color w:val="000000"/>
+          <w:sz w:val="26"/>
+        </w:rPr>
+        <w:t xml:space="preserve"> ] Session được mở trước HTML; phần token đã cấp được giữ nguyên.</w:t>
       </w:r>
     </w:p>
     <w:p>
@@ -1611,7 +1643,7 @@
           <w:color w:val="000000"/>
           <w:sz w:val="26"/>
         </w:rPr>
-        <w:t>Bước 2. Thử quy tắc dưới dạng một hàm</w:t>
+        <w:t>Bước 2. Tạo các hàm quản lý bản nháp</w:t>
       </w:r>
     </w:p>
     <w:p>
@@ -1623,28 +1655,9 @@
         <w:rPr>
           <w:rFonts w:ascii="Times New Roman" w:hAnsi="Times New Roman"/>
           <w:b w:val="0"/>
-          <w:color w:val="000000"/>
           <w:sz w:val="26"/>
         </w:rPr>
-        <w:t xml:space="preserve">Mở tệp </w:t>
-      </w:r>
-      <w:r>
-        <w:rPr>
-          <w:rFonts w:ascii="Times New Roman" w:hAnsi="Times New Roman"/>
-          <w:b w:val="0"/>
-          <w:color w:val="000000"/>
-          <w:sz w:val="26"/>
-        </w:rPr>
-        <w:t>thu-ham.php</w:t>
-      </w:r>
-      <w:r>
-        <w:rPr>
-          <w:rFonts w:ascii="Times New Roman" w:hAnsi="Times New Roman"/>
-          <w:b w:val="0"/>
-          <w:color w:val="000000"/>
-          <w:sz w:val="26"/>
-        </w:rPr>
-        <w:t xml:space="preserve"> tại thư mục gốc bài làm với nội dung:</w:t>
+        <w:t>Mở src/Draft.php và đối chiếu với mã dưới đây. Nếu viết lại tệp, thay nội dung hiện tại; tránh khai báo trùng hàm hoặc lớp:</w:t>
       </w:r>
     </w:p>
     <w:p>
@@ -1680,7 +1693,7 @@
           <w:b w:val="0"/>
           <w:sz w:val="26"/>
         </w:rPr>
-        <w:t>function canRegister(int $capacity, int $registered): bool</w:t>
+        <w:t>declare(strict_types=1);</w:t>
       </w:r>
     </w:p>
     <w:p>
@@ -1698,7 +1711,7 @@
           <w:b w:val="0"/>
           <w:sz w:val="26"/>
         </w:rPr>
-        <w:t>{</w:t>
+        <w:t>function saveDraft(array &amp;$session, array $data, int $now): void {</w:t>
       </w:r>
     </w:p>
     <w:p>
@@ -1716,7 +1729,7 @@
           <w:b w:val="0"/>
           <w:sz w:val="26"/>
         </w:rPr>
-        <w:t xml:space="preserve">    if ($capacity &lt;= 0 || $registered &lt; 0) {</w:t>
+        <w:t xml:space="preserve">    $session['draft'] = ['data'=&gt;$data, 'created_at'=&gt;$now];</w:t>
       </w:r>
     </w:p>
     <w:p>
@@ -1734,7 +1747,7 @@
           <w:b w:val="0"/>
           <w:sz w:val="26"/>
         </w:rPr>
-        <w:t xml:space="preserve">        return false;</w:t>
+        <w:t xml:space="preserve">    unset($session['completed']);</w:t>
       </w:r>
     </w:p>
     <w:p>
@@ -1752,7 +1765,7 @@
           <w:b w:val="0"/>
           <w:sz w:val="26"/>
         </w:rPr>
-        <w:t xml:space="preserve">    }</w:t>
+        <w:t>}</w:t>
       </w:r>
     </w:p>
     <w:p>
@@ -1770,7 +1783,43 @@
           <w:b w:val="0"/>
           <w:sz w:val="26"/>
         </w:rPr>
-        <w:t xml:space="preserve">    return $registered &lt; $capacity;</w:t>
+        <w:t>function draftExpired(array $session, int $now, int $ttl): bool {</w:t>
+      </w:r>
+    </w:p>
+    <w:p>
+      <w:pPr>
+        <w:keepNext/>
+        <w:keepLines/>
+        <w:widowControl/>
+        <w:spacing w:after="0" w:before="0" w:line="240" w:lineRule="auto"/>
+        <w:ind w:firstLine="0" w:left="142" w:right="85"/>
+        <w:jc w:val="left"/>
+      </w:pPr>
+      <w:r>
+        <w:rPr>
+          <w:rFonts w:ascii="Times New Roman" w:hAnsi="Times New Roman"/>
+          <w:b w:val="0"/>
+          <w:sz w:val="26"/>
+        </w:rPr>
+        <w:t xml:space="preserve">    if (!isset($session['draft'])) { return true; }</w:t>
+      </w:r>
+    </w:p>
+    <w:p>
+      <w:pPr>
+        <w:keepNext/>
+        <w:keepLines/>
+        <w:widowControl/>
+        <w:spacing w:after="0" w:before="0" w:line="240" w:lineRule="auto"/>
+        <w:ind w:firstLine="0" w:left="142" w:right="85"/>
+        <w:jc w:val="left"/>
+      </w:pPr>
+      <w:r>
+        <w:rPr>
+          <w:rFonts w:ascii="Times New Roman" w:hAnsi="Times New Roman"/>
+          <w:b w:val="0"/>
+          <w:sz w:val="26"/>
+        </w:rPr>
+        <w:t xml:space="preserve">    return $now - $session['draft']['created_at'] &gt;= $ttl;</w:t>
       </w:r>
     </w:p>
     <w:p>
@@ -1794,17 +1843,2963 @@
     <w:p>
       <w:pPr>
         <w:widowControl/>
+        <w:spacing w:after="120" w:before="0" w:line="240" w:lineRule="auto"/>
+        <w:ind w:firstLine="0" w:left="142" w:right="85"/>
+        <w:jc w:val="left"/>
+      </w:pPr>
+      <w:r>
+        <w:rPr>
+          <w:rFonts w:ascii="Times New Roman" w:hAnsi="Times New Roman"/>
+          <w:b w:val="0"/>
+          <w:sz w:val="26"/>
+        </w:rPr>
+        <w:t>function cancelDraft(array &amp;$session): void { unset($session['draft']); }</w:t>
+      </w:r>
+    </w:p>
+    <w:p>
+      <w:pPr>
+        <w:widowControl/>
+      </w:pPr>
+      <w:r>
+        <w:rPr>
+          <w:rFonts w:ascii="Times New Roman" w:hAnsi="Times New Roman"/>
+          <w:b w:val="0"/>
+          <w:color w:val="000000"/>
+          <w:sz w:val="26"/>
+        </w:rPr>
+        <w:t>&amp;$session</w:t>
+      </w:r>
+      <w:r>
+        <w:rPr>
+          <w:rFonts w:ascii="Times New Roman" w:hAnsi="Times New Roman"/>
+          <w:b w:val="0"/>
+          <w:color w:val="000000"/>
+          <w:sz w:val="26"/>
+        </w:rPr>
+        <w:t xml:space="preserve"> nhận tham chiếu để thay đổi mảng ở nơi gọi; khi truyền </w:t>
+      </w:r>
+      <w:r>
+        <w:rPr>
+          <w:rFonts w:ascii="Times New Roman" w:hAnsi="Times New Roman"/>
+          <w:b w:val="0"/>
+          <w:color w:val="000000"/>
+          <w:sz w:val="26"/>
+        </w:rPr>
+        <w:t>$_SESSION</w:t>
+      </w:r>
+      <w:r>
+        <w:rPr>
+          <w:rFonts w:ascii="Times New Roman" w:hAnsi="Times New Roman"/>
+          <w:b w:val="0"/>
+          <w:color w:val="000000"/>
+          <w:sz w:val="26"/>
+        </w:rPr>
+        <w:t xml:space="preserve">, thay đổi được giữ trong phiên. Hàm </w:t>
+      </w:r>
+      <w:r>
+        <w:rPr>
+          <w:rFonts w:ascii="Times New Roman" w:hAnsi="Times New Roman"/>
+          <w:b w:val="0"/>
+          <w:color w:val="000000"/>
+          <w:sz w:val="26"/>
+        </w:rPr>
+        <w:t>saveDraft</w:t>
+      </w:r>
+      <w:r>
+        <w:rPr>
+          <w:rFonts w:ascii="Times New Roman" w:hAnsi="Times New Roman"/>
+          <w:b w:val="0"/>
+          <w:color w:val="000000"/>
+          <w:sz w:val="26"/>
+        </w:rPr>
+        <w:t xml:space="preserve"> lưu dữ liệu và thời điểm tạo, đồng thời xóa kết quả hoàn tất cũ. </w:t>
+      </w:r>
+      <w:r>
+        <w:rPr>
+          <w:rFonts w:ascii="Times New Roman" w:hAnsi="Times New Roman"/>
+          <w:b w:val="0"/>
+          <w:color w:val="000000"/>
+          <w:sz w:val="26"/>
+        </w:rPr>
+        <w:t>unset</w:t>
+      </w:r>
+      <w:r>
+        <w:rPr>
+          <w:rFonts w:ascii="Times New Roman" w:hAnsi="Times New Roman"/>
+          <w:b w:val="0"/>
+          <w:color w:val="000000"/>
+          <w:sz w:val="26"/>
+        </w:rPr>
+        <w:t xml:space="preserve"> chỉ xóa khóa được chỉ định, không xóa mọi dữ liệu của phiên.</w:t>
+      </w:r>
+    </w:p>
+    <w:p>
+      <w:pPr>
+        <w:widowControl/>
+      </w:pPr>
+      <w:r>
+        <w:rPr>
+          <w:rFonts w:ascii="Times New Roman" w:hAnsi="Times New Roman"/>
+          <w:b w:val="0"/>
+          <w:color w:val="000000"/>
+          <w:sz w:val="26"/>
+        </w:rPr>
+        <w:t>$now - created_at</w:t>
+      </w:r>
+      <w:r>
+        <w:rPr>
+          <w:rFonts w:ascii="Times New Roman" w:hAnsi="Times New Roman"/>
+          <w:b w:val="0"/>
+          <w:color w:val="000000"/>
+          <w:sz w:val="26"/>
+        </w:rPr>
+        <w:t xml:space="preserve"> là tuổi bản nháp tính bằng giây. Bản nháp hết hạn khi tuổi lớn hơn hoặc bằng </w:t>
+      </w:r>
+      <w:r>
+        <w:rPr>
+          <w:rFonts w:ascii="Times New Roman" w:hAnsi="Times New Roman"/>
+          <w:b w:val="0"/>
+          <w:color w:val="000000"/>
+          <w:sz w:val="26"/>
+        </w:rPr>
+        <w:t>$ttl</w:t>
+      </w:r>
+      <w:r>
+        <w:rPr>
+          <w:rFonts w:ascii="Times New Roman" w:hAnsi="Times New Roman"/>
+          <w:b w:val="0"/>
+          <w:color w:val="000000"/>
+          <w:sz w:val="26"/>
+        </w:rPr>
+        <w:t xml:space="preserve">. Nhận </w:t>
+      </w:r>
+      <w:r>
+        <w:rPr>
+          <w:rFonts w:ascii="Times New Roman" w:hAnsi="Times New Roman"/>
+          <w:b w:val="0"/>
+          <w:color w:val="000000"/>
+          <w:sz w:val="26"/>
+        </w:rPr>
+        <w:t>$now</w:t>
+      </w:r>
+      <w:r>
+        <w:rPr>
+          <w:rFonts w:ascii="Times New Roman" w:hAnsi="Times New Roman"/>
+          <w:b w:val="0"/>
+          <w:color w:val="000000"/>
+          <w:sz w:val="26"/>
+        </w:rPr>
+        <w:t xml:space="preserve"> qua tham số giúp kiểm thử thời gian giả lập mà không phải chờ thật 30 phút.</w:t>
+      </w:r>
+    </w:p>
+    <w:p>
+      <w:pPr>
+        <w:widowControl/>
+      </w:pPr>
+      <w:r>
+        <w:rPr>
+          <w:rFonts w:ascii="Times New Roman" w:hAnsi="Times New Roman"/>
+          <w:b w:val="0"/>
+          <w:color w:val="000000"/>
+          <w:sz w:val="26"/>
+        </w:rPr>
+        <w:t>Mẫu dùng dữ liệu bản nháp do chính ứng dụng tạo nên hàm kiểm tra còn đơn giản. Phần tự làm sẽ xử lý dữ liệu thiếu, sai sự kiện và thời điểm không hợp lệ.</w:t>
+      </w:r>
+    </w:p>
+    <w:p>
+      <w:pPr>
+        <w:keepNext/>
+        <w:widowControl/>
+      </w:pPr>
+      <w:r>
+        <w:rPr>
+          <w:rFonts w:ascii="Times New Roman" w:hAnsi="Times New Roman"/>
+          <w:b w:val="0"/>
+          <w:sz w:val="26"/>
+        </w:rPr>
+        <w:t>Kiểm tra kết quả bước 2:</w:t>
+      </w:r>
+    </w:p>
+    <w:p>
+      <w:pPr>
+        <w:widowControl/>
+        <w:ind w:firstLine="0" w:left="0"/>
+        <w:jc w:val="left"/>
+      </w:pPr>
+      <w:r>
+        <w:rPr>
+          <w:rFonts w:ascii="Times New Roman" w:hAnsi="Times New Roman"/>
+          <w:b w:val="0"/>
+          <w:color w:val="000000"/>
+          <w:sz w:val="26"/>
+        </w:rPr>
+        <w:t>[</w:t>
+      </w:r>
+      <w:r>
+        <w:rPr>
+          <w:rFonts w:ascii="Times New Roman" w:hAnsi="Times New Roman"/>
+          <w:b w:val="0"/>
+          <w:color w:val="000000"/>
+          <w:sz w:val="26"/>
+        </w:rPr>
+        <w:t xml:space="preserve"> ] Nháp gồm data/created_at; lưu nháp mới xóa kết quả hoàn tất cũ.</w:t>
+      </w:r>
+    </w:p>
+    <w:p>
+      <w:pPr>
+        <w:pStyle w:val="Heading3"/>
+        <w:keepNext/>
+        <w:widowControl/>
+      </w:pPr>
+      <w:r>
+        <w:rPr>
+          <w:rFonts w:ascii="Times New Roman" w:hAnsi="Times New Roman"/>
+          <w:b/>
+          <w:color w:val="000000"/>
+          <w:sz w:val="26"/>
+        </w:rPr>
+        <w:t>Bước 3. Tạo trang nhập và lưu nháp</w:t>
+      </w:r>
+    </w:p>
+    <w:p>
+      <w:pPr>
+        <w:widowControl/>
+      </w:pPr>
+      <w:r>
+        <w:rPr>
+          <w:rFonts w:ascii="Times New Roman" w:hAnsi="Times New Roman"/>
+          <w:b w:val="0"/>
+          <w:color w:val="000000"/>
+          <w:sz w:val="26"/>
+        </w:rPr>
+        <w:t xml:space="preserve">Mở </w:t>
+      </w:r>
+      <w:r>
+        <w:rPr>
+          <w:rFonts w:ascii="Times New Roman" w:hAnsi="Times New Roman"/>
+          <w:b w:val="0"/>
+          <w:color w:val="000000"/>
+          <w:sz w:val="26"/>
+        </w:rPr>
+        <w:t>public/register.php</w:t>
+      </w:r>
+      <w:r>
+        <w:rPr>
+          <w:rFonts w:ascii="Times New Roman" w:hAnsi="Times New Roman"/>
+          <w:b w:val="0"/>
+          <w:color w:val="000000"/>
+          <w:sz w:val="26"/>
+        </w:rPr>
+        <w:t>:</w:t>
+      </w:r>
+    </w:p>
+    <w:p>
+      <w:pPr>
+        <w:keepNext w:val="0"/>
+        <w:keepLines w:val="0"/>
+        <w:widowControl/>
         <w:spacing w:after="0" w:before="0" w:line="240" w:lineRule="auto"/>
         <w:ind w:firstLine="0" w:left="142" w:right="85"/>
         <w:jc w:val="left"/>
       </w:pPr>
       <w:r>
         <w:rPr>
+          <w:rFonts w:ascii="Consolas" w:hAnsi="Consolas"/>
+          <w:sz w:val="17"/>
+        </w:rPr>
+        <w:t>&lt;?php</w:t>
+      </w:r>
+    </w:p>
+    <w:p>
+      <w:pPr>
+        <w:keepNext w:val="0"/>
+        <w:keepLines w:val="0"/>
+        <w:widowControl/>
+        <w:spacing w:after="0" w:before="0" w:line="240" w:lineRule="auto"/>
+        <w:ind w:firstLine="0" w:left="142" w:right="85"/>
+        <w:jc w:val="left"/>
+      </w:pPr>
+      <w:r>
+        <w:rPr>
+          <w:rFonts w:ascii="Consolas" w:hAnsi="Consolas"/>
+          <w:sz w:val="17"/>
+        </w:rPr>
+        <w:t>require __DIR__.'/../src/Session.php';</w:t>
+      </w:r>
+    </w:p>
+    <w:p>
+      <w:pPr>
+        <w:keepNext w:val="0"/>
+        <w:keepLines w:val="0"/>
+        <w:widowControl/>
+        <w:spacing w:after="0" w:before="0" w:line="240" w:lineRule="auto"/>
+        <w:ind w:firstLine="0" w:left="142" w:right="85"/>
+        <w:jc w:val="left"/>
+      </w:pPr>
+      <w:r>
+        <w:rPr>
+          <w:rFonts w:ascii="Consolas" w:hAnsi="Consolas"/>
+          <w:sz w:val="17"/>
+        </w:rPr>
+        <w:t>require __DIR__.'/../src/Input.php';</w:t>
+      </w:r>
+    </w:p>
+    <w:p>
+      <w:pPr>
+        <w:keepNext w:val="0"/>
+        <w:keepLines w:val="0"/>
+        <w:widowControl/>
+        <w:spacing w:after="0" w:before="0" w:line="240" w:lineRule="auto"/>
+        <w:ind w:firstLine="0" w:left="142" w:right="85"/>
+        <w:jc w:val="left"/>
+      </w:pPr>
+      <w:r>
+        <w:rPr>
+          <w:rFonts w:ascii="Consolas" w:hAnsi="Consolas"/>
+          <w:sz w:val="17"/>
+        </w:rPr>
+        <w:t>require __DIR__.'/../src/Draft.php';</w:t>
+      </w:r>
+    </w:p>
+    <w:p>
+      <w:pPr>
+        <w:keepNext w:val="0"/>
+        <w:keepLines w:val="0"/>
+        <w:widowControl/>
+        <w:spacing w:after="0" w:before="0" w:line="240" w:lineRule="auto"/>
+        <w:ind w:firstLine="0" w:left="142" w:right="85"/>
+        <w:jc w:val="left"/>
+      </w:pPr>
+      <w:r>
+        <w:rPr>
+          <w:rFonts w:ascii="Consolas" w:hAnsi="Consolas"/>
+          <w:sz w:val="17"/>
+        </w:rPr>
+        <w:t>$events = require __DIR__.'/../data/events.php';</w:t>
+      </w:r>
+    </w:p>
+    <w:p>
+      <w:pPr>
+        <w:keepNext w:val="0"/>
+        <w:keepLines w:val="0"/>
+        <w:widowControl/>
+        <w:spacing w:after="0" w:before="0" w:line="240" w:lineRule="auto"/>
+        <w:ind w:firstLine="0" w:left="142" w:right="85"/>
+        <w:jc w:val="left"/>
+      </w:pPr>
+      <w:r>
+        <w:rPr>
+          <w:rFonts w:ascii="Consolas" w:hAnsi="Consolas"/>
+          <w:sz w:val="17"/>
+        </w:rPr>
+        <w:t>$errors = [];</w:t>
+      </w:r>
+    </w:p>
+    <w:p>
+      <w:pPr>
+        <w:keepNext w:val="0"/>
+        <w:keepLines w:val="0"/>
+        <w:widowControl/>
+        <w:spacing w:after="0" w:before="0" w:line="240" w:lineRule="auto"/>
+        <w:ind w:firstLine="0" w:left="142" w:right="85"/>
+        <w:jc w:val="left"/>
+      </w:pPr>
+      <w:r>
+        <w:rPr>
+          <w:rFonts w:ascii="Consolas" w:hAnsi="Consolas"/>
+          <w:sz w:val="17"/>
+        </w:rPr>
+        <w:t>$data = $_SESSION['draft']['data'] ?? ['event_id'=&gt;1,'name'=&gt;'','email'=&gt;''];</w:t>
+      </w:r>
+    </w:p>
+    <w:p>
+      <w:pPr>
+        <w:keepNext w:val="0"/>
+        <w:keepLines w:val="0"/>
+        <w:widowControl/>
+        <w:spacing w:after="0" w:before="0" w:line="240" w:lineRule="auto"/>
+        <w:ind w:firstLine="0" w:left="142" w:right="85"/>
+        <w:jc w:val="left"/>
+      </w:pPr>
+      <w:r>
+        <w:rPr>
+          <w:rFonts w:ascii="Consolas" w:hAnsi="Consolas"/>
+          <w:sz w:val="17"/>
+        </w:rPr>
+        <w:t>if ($_SERVER['REQUEST_METHOD'] === 'POST') {</w:t>
+      </w:r>
+    </w:p>
+    <w:p>
+      <w:pPr>
+        <w:keepNext w:val="0"/>
+        <w:keepLines w:val="0"/>
+        <w:widowControl/>
+        <w:spacing w:after="0" w:before="0" w:line="240" w:lineRule="auto"/>
+        <w:ind w:firstLine="0" w:left="142" w:right="85"/>
+        <w:jc w:val="left"/>
+      </w:pPr>
+      <w:r>
+        <w:rPr>
+          <w:rFonts w:ascii="Consolas" w:hAnsi="Consolas"/>
+          <w:sz w:val="17"/>
+        </w:rPr>
+        <w:t xml:space="preserve">    checkCsrf($_POST);</w:t>
+      </w:r>
+    </w:p>
+    <w:p>
+      <w:pPr>
+        <w:keepNext w:val="0"/>
+        <w:keepLines w:val="0"/>
+        <w:widowControl/>
+        <w:spacing w:after="0" w:before="0" w:line="240" w:lineRule="auto"/>
+        <w:ind w:firstLine="0" w:left="142" w:right="85"/>
+        <w:jc w:val="left"/>
+      </w:pPr>
+      <w:r>
+        <w:rPr>
+          <w:rFonts w:ascii="Consolas" w:hAnsi="Consolas"/>
+          <w:sz w:val="17"/>
+        </w:rPr>
+        <w:t xml:space="preserve">    $result = validateRegistration($_POST, $events);</w:t>
+      </w:r>
+    </w:p>
+    <w:p>
+      <w:pPr>
+        <w:keepNext w:val="0"/>
+        <w:keepLines w:val="0"/>
+        <w:widowControl/>
+        <w:spacing w:after="0" w:before="0" w:line="240" w:lineRule="auto"/>
+        <w:ind w:firstLine="0" w:left="142" w:right="85"/>
+        <w:jc w:val="left"/>
+      </w:pPr>
+      <w:r>
+        <w:rPr>
+          <w:rFonts w:ascii="Consolas" w:hAnsi="Consolas"/>
+          <w:sz w:val="17"/>
+        </w:rPr>
+        <w:t xml:space="preserve">    $errors = $result['errors']; $data = $result['data'];</w:t>
+      </w:r>
+    </w:p>
+    <w:p>
+      <w:pPr>
+        <w:keepNext w:val="0"/>
+        <w:keepLines w:val="0"/>
+        <w:widowControl/>
+        <w:spacing w:after="0" w:before="0" w:line="240" w:lineRule="auto"/>
+        <w:ind w:firstLine="0" w:left="142" w:right="85"/>
+        <w:jc w:val="left"/>
+      </w:pPr>
+      <w:r>
+        <w:rPr>
+          <w:rFonts w:ascii="Consolas" w:hAnsi="Consolas"/>
+          <w:sz w:val="17"/>
+        </w:rPr>
+        <w:t xml:space="preserve">    if (!$errors) {</w:t>
+      </w:r>
+    </w:p>
+    <w:p>
+      <w:pPr>
+        <w:keepNext w:val="0"/>
+        <w:keepLines w:val="0"/>
+        <w:widowControl/>
+        <w:spacing w:after="0" w:before="0" w:line="240" w:lineRule="auto"/>
+        <w:ind w:firstLine="0" w:left="142" w:right="85"/>
+        <w:jc w:val="left"/>
+      </w:pPr>
+      <w:r>
+        <w:rPr>
+          <w:rFonts w:ascii="Consolas" w:hAnsi="Consolas"/>
+          <w:sz w:val="17"/>
+        </w:rPr>
+        <w:t xml:space="preserve">        saveDraft($_SESSION, $data, time());</w:t>
+      </w:r>
+    </w:p>
+    <w:p>
+      <w:pPr>
+        <w:keepNext w:val="0"/>
+        <w:keepLines w:val="0"/>
+        <w:widowControl/>
+        <w:spacing w:after="0" w:before="0" w:line="240" w:lineRule="auto"/>
+        <w:ind w:firstLine="0" w:left="142" w:right="85"/>
+        <w:jc w:val="left"/>
+      </w:pPr>
+      <w:r>
+        <w:rPr>
+          <w:rFonts w:ascii="Consolas" w:hAnsi="Consolas"/>
+          <w:sz w:val="17"/>
+        </w:rPr>
+        <w:t xml:space="preserve">        header('Location: /confirm.php', true, 303); exit;</w:t>
+      </w:r>
+    </w:p>
+    <w:p>
+      <w:pPr>
+        <w:keepNext w:val="0"/>
+        <w:keepLines w:val="0"/>
+        <w:widowControl/>
+        <w:spacing w:after="0" w:before="0" w:line="240" w:lineRule="auto"/>
+        <w:ind w:firstLine="0" w:left="142" w:right="85"/>
+        <w:jc w:val="left"/>
+      </w:pPr>
+      <w:r>
+        <w:rPr>
+          <w:rFonts w:ascii="Consolas" w:hAnsi="Consolas"/>
+          <w:sz w:val="17"/>
+        </w:rPr>
+        <w:t xml:space="preserve">    }</w:t>
+      </w:r>
+    </w:p>
+    <w:p>
+      <w:pPr>
+        <w:keepNext w:val="0"/>
+        <w:keepLines w:val="0"/>
+        <w:widowControl/>
+        <w:spacing w:after="0" w:before="0" w:line="240" w:lineRule="auto"/>
+        <w:ind w:firstLine="0" w:left="142" w:right="85"/>
+        <w:jc w:val="left"/>
+      </w:pPr>
+      <w:r>
+        <w:rPr>
+          <w:rFonts w:ascii="Consolas" w:hAnsi="Consolas"/>
+          <w:sz w:val="17"/>
+        </w:rPr>
+        <w:t>}</w:t>
+      </w:r>
+    </w:p>
+    <w:p>
+      <w:pPr>
+        <w:keepNext w:val="0"/>
+        <w:keepLines w:val="0"/>
+        <w:widowControl/>
+        <w:spacing w:after="0" w:before="0" w:line="240" w:lineRule="auto"/>
+        <w:ind w:firstLine="0" w:left="142" w:right="85"/>
+        <w:jc w:val="left"/>
+      </w:pPr>
+      <w:r>
+        <w:rPr>
+          <w:rFonts w:ascii="Consolas" w:hAnsi="Consolas"/>
+          <w:sz w:val="17"/>
+        </w:rPr>
+        <w:t>require __DIR__.'/../templates/header.php';</w:t>
+      </w:r>
+    </w:p>
+    <w:p>
+      <w:pPr>
+        <w:keepNext w:val="0"/>
+        <w:keepLines w:val="0"/>
+        <w:widowControl/>
+        <w:spacing w:after="0" w:before="0" w:line="240" w:lineRule="auto"/>
+        <w:ind w:firstLine="0" w:left="142" w:right="85"/>
+        <w:jc w:val="left"/>
+      </w:pPr>
+      <w:r>
+        <w:rPr>
+          <w:rFonts w:ascii="Consolas" w:hAnsi="Consolas"/>
+          <w:sz w:val="17"/>
+        </w:rPr>
+        <w:t>?&gt;</w:t>
+      </w:r>
+    </w:p>
+    <w:p>
+      <w:pPr>
+        <w:keepNext w:val="0"/>
+        <w:keepLines w:val="0"/>
+        <w:widowControl/>
+        <w:spacing w:after="0" w:before="0" w:line="240" w:lineRule="auto"/>
+        <w:ind w:firstLine="0" w:left="142" w:right="85"/>
+        <w:jc w:val="left"/>
+      </w:pPr>
+      <w:r>
+        <w:rPr>
+          <w:rFonts w:ascii="Consolas" w:hAnsi="Consolas"/>
+          <w:sz w:val="17"/>
+        </w:rPr>
+        <w:t>&lt;div class="page-heading"&gt;</w:t>
+      </w:r>
+    </w:p>
+    <w:p>
+      <w:pPr>
+        <w:keepNext w:val="0"/>
+        <w:keepLines w:val="0"/>
+        <w:widowControl/>
+        <w:spacing w:after="0" w:before="0" w:line="240" w:lineRule="auto"/>
+        <w:ind w:firstLine="0" w:left="142" w:right="85"/>
+        <w:jc w:val="left"/>
+      </w:pPr>
+      <w:r>
+        <w:rPr>
+          <w:rFonts w:ascii="Consolas" w:hAnsi="Consolas"/>
+          <w:sz w:val="17"/>
+        </w:rPr>
+        <w:t>&lt;h1&gt;Bước 1. Nhập thông tin&lt;/h1&gt;</w:t>
+      </w:r>
+    </w:p>
+    <w:p>
+      <w:pPr>
+        <w:keepNext w:val="0"/>
+        <w:keepLines w:val="0"/>
+        <w:widowControl/>
+        <w:spacing w:after="0" w:before="0" w:line="240" w:lineRule="auto"/>
+        <w:ind w:firstLine="0" w:left="142" w:right="85"/>
+        <w:jc w:val="left"/>
+      </w:pPr>
+      <w:r>
+        <w:rPr>
+          <w:rFonts w:ascii="Consolas" w:hAnsi="Consolas"/>
+          <w:sz w:val="17"/>
+        </w:rPr>
+        <w:t>&lt;p&gt;Điền thông tin để chuyển đến bước xem lại bản nháp.&lt;/p&gt;</w:t>
+      </w:r>
+    </w:p>
+    <w:p>
+      <w:pPr>
+        <w:keepNext w:val="0"/>
+        <w:keepLines w:val="0"/>
+        <w:widowControl/>
+        <w:spacing w:after="0" w:before="0" w:line="240" w:lineRule="auto"/>
+        <w:ind w:firstLine="0" w:left="142" w:right="85"/>
+        <w:jc w:val="left"/>
+      </w:pPr>
+      <w:r>
+        <w:rPr>
+          <w:rFonts w:ascii="Consolas" w:hAnsi="Consolas"/>
+          <w:sz w:val="17"/>
+        </w:rPr>
+        <w:t>&lt;/div&gt;</w:t>
+      </w:r>
+    </w:p>
+    <w:p>
+      <w:pPr>
+        <w:keepNext w:val="0"/>
+        <w:keepLines w:val="0"/>
+        <w:widowControl/>
+        <w:spacing w:after="0" w:before="0" w:line="240" w:lineRule="auto"/>
+        <w:ind w:firstLine="0" w:left="142" w:right="85"/>
+        <w:jc w:val="left"/>
+      </w:pPr>
+      <w:r>
+        <w:rPr>
+          <w:rFonts w:ascii="Consolas" w:hAnsi="Consolas"/>
+          <w:sz w:val="17"/>
+        </w:rPr>
+        <w:t>&lt;div class="error-summary" role="alert"&gt;</w:t>
+      </w:r>
+    </w:p>
+    <w:p>
+      <w:pPr>
+        <w:keepNext w:val="0"/>
+        <w:keepLines w:val="0"/>
+        <w:widowControl/>
+        <w:spacing w:after="0" w:before="0" w:line="240" w:lineRule="auto"/>
+        <w:ind w:firstLine="0" w:left="142" w:right="85"/>
+        <w:jc w:val="left"/>
+      </w:pPr>
+      <w:r>
+        <w:rPr>
+          <w:rFonts w:ascii="Consolas" w:hAnsi="Consolas"/>
+          <w:sz w:val="17"/>
+        </w:rPr>
+        <w:t>&lt;p class="error-messages"&gt;&lt;?= e(implode(', ', $errors)) ?&gt;&lt;/p&gt;</w:t>
+      </w:r>
+    </w:p>
+    <w:p>
+      <w:pPr>
+        <w:keepNext w:val="0"/>
+        <w:keepLines w:val="0"/>
+        <w:widowControl/>
+        <w:spacing w:after="0" w:before="0" w:line="240" w:lineRule="auto"/>
+        <w:ind w:firstLine="0" w:left="142" w:right="85"/>
+        <w:jc w:val="left"/>
+      </w:pPr>
+      <w:r>
+        <w:rPr>
+          <w:rFonts w:ascii="Consolas" w:hAnsi="Consolas"/>
+          <w:sz w:val="17"/>
+        </w:rPr>
+        <w:t>&lt;p&gt;Thông tin chưa hợp lệ. Kiểm tra lại các thông tin đã nhập rồi gửi lại.&lt;/p&gt;</w:t>
+      </w:r>
+    </w:p>
+    <w:p>
+      <w:pPr>
+        <w:keepNext w:val="0"/>
+        <w:keepLines w:val="0"/>
+        <w:widowControl/>
+        <w:spacing w:after="0" w:before="0" w:line="240" w:lineRule="auto"/>
+        <w:ind w:firstLine="0" w:left="142" w:right="85"/>
+        <w:jc w:val="left"/>
+      </w:pPr>
+      <w:r>
+        <w:rPr>
+          <w:rFonts w:ascii="Consolas" w:hAnsi="Consolas"/>
+          <w:sz w:val="17"/>
+        </w:rPr>
+        <w:t>&lt;/div&gt;</w:t>
+      </w:r>
+    </w:p>
+    <w:p>
+      <w:pPr>
+        <w:keepNext w:val="0"/>
+        <w:keepLines w:val="0"/>
+        <w:widowControl/>
+        <w:spacing w:after="0" w:before="0" w:line="240" w:lineRule="auto"/>
+        <w:ind w:firstLine="0" w:left="142" w:right="85"/>
+        <w:jc w:val="left"/>
+      </w:pPr>
+      <w:r>
+        <w:rPr>
+          <w:rFonts w:ascii="Consolas" w:hAnsi="Consolas"/>
+          <w:sz w:val="17"/>
+        </w:rPr>
+        <w:t>&lt;form class="registration-form" method="post"&gt;</w:t>
+      </w:r>
+    </w:p>
+    <w:p>
+      <w:pPr>
+        <w:keepNext w:val="0"/>
+        <w:keepLines w:val="0"/>
+        <w:widowControl/>
+        <w:spacing w:after="0" w:before="0" w:line="240" w:lineRule="auto"/>
+        <w:ind w:firstLine="0" w:left="142" w:right="85"/>
+        <w:jc w:val="left"/>
+      </w:pPr>
+      <w:r>
+        <w:rPr>
+          <w:rFonts w:ascii="Consolas" w:hAnsi="Consolas"/>
+          <w:sz w:val="17"/>
+        </w:rPr>
+        <w:t>&lt;input type="hidden" name="csrf" value="&lt;?= e($_SESSION['csrf']) ?&gt;"&gt;</w:t>
+      </w:r>
+    </w:p>
+    <w:p>
+      <w:pPr>
+        <w:keepNext w:val="0"/>
+        <w:keepLines w:val="0"/>
+        <w:widowControl/>
+        <w:spacing w:after="0" w:before="0" w:line="240" w:lineRule="auto"/>
+        <w:ind w:firstLine="0" w:left="142" w:right="85"/>
+        <w:jc w:val="left"/>
+      </w:pPr>
+      <w:r>
+        <w:rPr>
+          <w:rFonts w:ascii="Consolas" w:hAnsi="Consolas"/>
+          <w:sz w:val="17"/>
+        </w:rPr>
+        <w:t>&lt;label class="form-field" for="event_id"&gt;Sự kiện</w:t>
+      </w:r>
+    </w:p>
+    <w:p>
+      <w:pPr>
+        <w:keepNext w:val="0"/>
+        <w:keepLines w:val="0"/>
+        <w:widowControl/>
+        <w:spacing w:after="0" w:before="0" w:line="240" w:lineRule="auto"/>
+        <w:ind w:firstLine="0" w:left="142" w:right="85"/>
+        <w:jc w:val="left"/>
+      </w:pPr>
+      <w:r>
+        <w:rPr>
+          <w:rFonts w:ascii="Consolas" w:hAnsi="Consolas"/>
+          <w:sz w:val="17"/>
+        </w:rPr>
+        <w:t>&lt;select id="event_id" name="event_id"&gt;</w:t>
+      </w:r>
+    </w:p>
+    <w:p>
+      <w:pPr>
+        <w:keepNext w:val="0"/>
+        <w:keepLines w:val="0"/>
+        <w:widowControl/>
+        <w:spacing w:after="0" w:before="0" w:line="240" w:lineRule="auto"/>
+        <w:ind w:firstLine="0" w:left="142" w:right="85"/>
+        <w:jc w:val="left"/>
+      </w:pPr>
+      <w:r>
+        <w:rPr>
+          <w:rFonts w:ascii="Consolas" w:hAnsi="Consolas"/>
+          <w:sz w:val="17"/>
+        </w:rPr>
+        <w:t>&lt;?php foreach($events as $event): ?&gt;</w:t>
+      </w:r>
+    </w:p>
+    <w:p>
+      <w:pPr>
+        <w:keepNext w:val="0"/>
+        <w:keepLines w:val="0"/>
+        <w:widowControl/>
+        <w:spacing w:after="0" w:before="0" w:line="240" w:lineRule="auto"/>
+        <w:ind w:firstLine="0" w:left="142" w:right="85"/>
+        <w:jc w:val="left"/>
+      </w:pPr>
+      <w:r>
+        <w:rPr>
+          <w:rFonts w:ascii="Consolas" w:hAnsi="Consolas"/>
+          <w:sz w:val="17"/>
+        </w:rPr>
+        <w:t>&lt;option value="&lt;?= $event['id'] ?&gt;" &lt;?= (int)$data['event_id']===$event['id']?'selected':'' ?&gt;&gt;</w:t>
+      </w:r>
+    </w:p>
+    <w:p>
+      <w:pPr>
+        <w:keepNext w:val="0"/>
+        <w:keepLines w:val="0"/>
+        <w:widowControl/>
+        <w:spacing w:after="0" w:before="0" w:line="240" w:lineRule="auto"/>
+        <w:ind w:firstLine="0" w:left="142" w:right="85"/>
+        <w:jc w:val="left"/>
+      </w:pPr>
+      <w:r>
+        <w:rPr>
+          <w:rFonts w:ascii="Consolas" w:hAnsi="Consolas"/>
+          <w:sz w:val="17"/>
+        </w:rPr>
+        <w:t>&lt;?= e($event['title']) ?&gt;</w:t>
+      </w:r>
+    </w:p>
+    <w:p>
+      <w:pPr>
+        <w:keepNext w:val="0"/>
+        <w:keepLines w:val="0"/>
+        <w:widowControl/>
+        <w:spacing w:after="0" w:before="0" w:line="240" w:lineRule="auto"/>
+        <w:ind w:firstLine="0" w:left="142" w:right="85"/>
+        <w:jc w:val="left"/>
+      </w:pPr>
+      <w:r>
+        <w:rPr>
+          <w:rFonts w:ascii="Consolas" w:hAnsi="Consolas"/>
+          <w:sz w:val="17"/>
+        </w:rPr>
+        <w:t>&lt;/option&gt;</w:t>
+      </w:r>
+    </w:p>
+    <w:p>
+      <w:pPr>
+        <w:keepNext w:val="0"/>
+        <w:keepLines w:val="0"/>
+        <w:widowControl/>
+        <w:spacing w:after="0" w:before="0" w:line="240" w:lineRule="auto"/>
+        <w:ind w:firstLine="0" w:left="142" w:right="85"/>
+        <w:jc w:val="left"/>
+      </w:pPr>
+      <w:r>
+        <w:rPr>
+          <w:rFonts w:ascii="Consolas" w:hAnsi="Consolas"/>
+          <w:sz w:val="17"/>
+        </w:rPr>
+        <w:t>&lt;?php endforeach; ?&gt;</w:t>
+      </w:r>
+    </w:p>
+    <w:p>
+      <w:pPr>
+        <w:keepNext w:val="0"/>
+        <w:keepLines w:val="0"/>
+        <w:widowControl/>
+        <w:spacing w:after="0" w:before="0" w:line="240" w:lineRule="auto"/>
+        <w:ind w:firstLine="0" w:left="142" w:right="85"/>
+        <w:jc w:val="left"/>
+      </w:pPr>
+      <w:r>
+        <w:rPr>
+          <w:rFonts w:ascii="Consolas" w:hAnsi="Consolas"/>
+          <w:sz w:val="17"/>
+        </w:rPr>
+        <w:t>&lt;/select&gt;</w:t>
+      </w:r>
+    </w:p>
+    <w:p>
+      <w:pPr>
+        <w:keepNext w:val="0"/>
+        <w:keepLines w:val="0"/>
+        <w:widowControl/>
+        <w:spacing w:after="0" w:before="0" w:line="240" w:lineRule="auto"/>
+        <w:ind w:firstLine="0" w:left="142" w:right="85"/>
+        <w:jc w:val="left"/>
+      </w:pPr>
+      <w:r>
+        <w:rPr>
+          <w:rFonts w:ascii="Consolas" w:hAnsi="Consolas"/>
+          <w:sz w:val="17"/>
+        </w:rPr>
+        <w:t>&lt;/label&gt;</w:t>
+      </w:r>
+    </w:p>
+    <w:p>
+      <w:pPr>
+        <w:keepNext w:val="0"/>
+        <w:keepLines w:val="0"/>
+        <w:widowControl/>
+        <w:spacing w:after="0" w:before="0" w:line="240" w:lineRule="auto"/>
+        <w:ind w:firstLine="0" w:left="142" w:right="85"/>
+        <w:jc w:val="left"/>
+      </w:pPr>
+      <w:r>
+        <w:rPr>
+          <w:rFonts w:ascii="Consolas" w:hAnsi="Consolas"/>
+          <w:sz w:val="17"/>
+        </w:rPr>
+        <w:t>&lt;label class="form-field" for="name"&gt;Họ tên</w:t>
+      </w:r>
+    </w:p>
+    <w:p>
+      <w:pPr>
+        <w:keepNext w:val="0"/>
+        <w:keepLines w:val="0"/>
+        <w:widowControl/>
+        <w:spacing w:after="0" w:before="0" w:line="240" w:lineRule="auto"/>
+        <w:ind w:firstLine="0" w:left="142" w:right="85"/>
+        <w:jc w:val="left"/>
+      </w:pPr>
+      <w:r>
+        <w:rPr>
+          <w:rFonts w:ascii="Consolas" w:hAnsi="Consolas"/>
+          <w:sz w:val="17"/>
+        </w:rPr>
+        <w:t>&lt;input id="name" name="name" value="&lt;?= e($data['name']) ?&gt;"&gt;</w:t>
+      </w:r>
+    </w:p>
+    <w:p>
+      <w:pPr>
+        <w:keepNext w:val="0"/>
+        <w:keepLines w:val="0"/>
+        <w:widowControl/>
+        <w:spacing w:after="0" w:before="0" w:line="240" w:lineRule="auto"/>
+        <w:ind w:firstLine="0" w:left="142" w:right="85"/>
+        <w:jc w:val="left"/>
+      </w:pPr>
+      <w:r>
+        <w:rPr>
+          <w:rFonts w:ascii="Consolas" w:hAnsi="Consolas"/>
+          <w:sz w:val="17"/>
+        </w:rPr>
+        <w:t>&lt;/label&gt;</w:t>
+      </w:r>
+    </w:p>
+    <w:p>
+      <w:pPr>
+        <w:keepNext w:val="0"/>
+        <w:keepLines w:val="0"/>
+        <w:widowControl/>
+        <w:spacing w:after="0" w:before="0" w:line="240" w:lineRule="auto"/>
+        <w:ind w:firstLine="0" w:left="142" w:right="85"/>
+        <w:jc w:val="left"/>
+      </w:pPr>
+      <w:r>
+        <w:rPr>
+          <w:rFonts w:ascii="Consolas" w:hAnsi="Consolas"/>
+          <w:sz w:val="17"/>
+        </w:rPr>
+        <w:t>&lt;label class="form-field" for="email"&gt;Email</w:t>
+      </w:r>
+    </w:p>
+    <w:p>
+      <w:pPr>
+        <w:keepNext w:val="0"/>
+        <w:keepLines w:val="0"/>
+        <w:widowControl/>
+        <w:spacing w:after="0" w:before="0" w:line="240" w:lineRule="auto"/>
+        <w:ind w:firstLine="0" w:left="142" w:right="85"/>
+        <w:jc w:val="left"/>
+      </w:pPr>
+      <w:r>
+        <w:rPr>
+          <w:rFonts w:ascii="Consolas" w:hAnsi="Consolas"/>
+          <w:sz w:val="17"/>
+        </w:rPr>
+        <w:t>&lt;input id="email" name="email" value="&lt;?= e($data['email']) ?&gt;"&gt;</w:t>
+      </w:r>
+    </w:p>
+    <w:p>
+      <w:pPr>
+        <w:keepNext w:val="0"/>
+        <w:keepLines w:val="0"/>
+        <w:widowControl/>
+        <w:spacing w:after="0" w:before="0" w:line="240" w:lineRule="auto"/>
+        <w:ind w:firstLine="0" w:left="142" w:right="85"/>
+        <w:jc w:val="left"/>
+      </w:pPr>
+      <w:r>
+        <w:rPr>
+          <w:rFonts w:ascii="Consolas" w:hAnsi="Consolas"/>
+          <w:sz w:val="17"/>
+        </w:rPr>
+        <w:t>&lt;/label&gt;</w:t>
+      </w:r>
+    </w:p>
+    <w:p>
+      <w:pPr>
+        <w:keepNext w:val="0"/>
+        <w:keepLines w:val="0"/>
+        <w:widowControl/>
+        <w:spacing w:after="0" w:before="0" w:line="240" w:lineRule="auto"/>
+        <w:ind w:firstLine="0" w:left="142" w:right="85"/>
+        <w:jc w:val="left"/>
+      </w:pPr>
+      <w:r>
+        <w:rPr>
+          <w:rFonts w:ascii="Consolas" w:hAnsi="Consolas"/>
+          <w:sz w:val="17"/>
+        </w:rPr>
+        <w:t>&lt;button&gt;Tiếp tục&lt;/button&gt;</w:t>
+      </w:r>
+    </w:p>
+    <w:p>
+      <w:pPr>
+        <w:keepNext w:val="0"/>
+        <w:keepLines w:val="0"/>
+        <w:widowControl/>
+        <w:spacing w:after="0" w:before="0" w:line="240" w:lineRule="auto"/>
+        <w:ind w:firstLine="0" w:left="142" w:right="85"/>
+        <w:jc w:val="left"/>
+      </w:pPr>
+      <w:r>
+        <w:rPr>
+          <w:rFonts w:ascii="Consolas" w:hAnsi="Consolas"/>
+          <w:sz w:val="17"/>
+        </w:rPr>
+        <w:t>&lt;/form&gt;</w:t>
+      </w:r>
+    </w:p>
+    <w:p>
+      <w:pPr>
+        <w:keepNext w:val="0"/>
+        <w:keepLines w:val="0"/>
+        <w:widowControl/>
+        <w:spacing w:after="0" w:before="0" w:line="240" w:lineRule="auto"/>
+        <w:ind w:firstLine="0" w:left="142" w:right="85"/>
+        <w:jc w:val="left"/>
+      </w:pPr>
+      <w:r>
+        <w:rPr>
+          <w:rFonts w:ascii="Consolas" w:hAnsi="Consolas"/>
+          <w:sz w:val="17"/>
+        </w:rPr>
+        <w:t>&lt;form class="preferences-form" method="post" action="/preferences.php"&gt;</w:t>
+      </w:r>
+    </w:p>
+    <w:p>
+      <w:pPr>
+        <w:keepNext w:val="0"/>
+        <w:keepLines w:val="0"/>
+        <w:widowControl/>
+        <w:spacing w:after="0" w:before="0" w:line="240" w:lineRule="auto"/>
+        <w:ind w:firstLine="0" w:left="142" w:right="85"/>
+        <w:jc w:val="left"/>
+      </w:pPr>
+      <w:r>
+        <w:rPr>
+          <w:rFonts w:ascii="Consolas" w:hAnsi="Consolas"/>
+          <w:sz w:val="17"/>
+        </w:rPr>
+        <w:t>&lt;h2&gt;Tùy chọn hiển thị&lt;/h2&gt;</w:t>
+      </w:r>
+    </w:p>
+    <w:p>
+      <w:pPr>
+        <w:keepNext w:val="0"/>
+        <w:keepLines w:val="0"/>
+        <w:widowControl/>
+        <w:spacing w:after="0" w:before="0" w:line="240" w:lineRule="auto"/>
+        <w:ind w:firstLine="0" w:left="142" w:right="85"/>
+        <w:jc w:val="left"/>
+      </w:pPr>
+      <w:r>
+        <w:rPr>
+          <w:rFonts w:ascii="Consolas" w:hAnsi="Consolas"/>
+          <w:sz w:val="17"/>
+        </w:rPr>
+        <w:t>&lt;p&gt;Form này chỉ lưu tùy chọn Cookie, không gửi đăng ký.&lt;/p&gt;</w:t>
+      </w:r>
+    </w:p>
+    <w:p>
+      <w:pPr>
+        <w:keepNext w:val="0"/>
+        <w:keepLines w:val="0"/>
+        <w:widowControl/>
+        <w:spacing w:after="0" w:before="0" w:line="240" w:lineRule="auto"/>
+        <w:ind w:firstLine="0" w:left="142" w:right="85"/>
+        <w:jc w:val="left"/>
+      </w:pPr>
+      <w:r>
+        <w:rPr>
+          <w:rFonts w:ascii="Consolas" w:hAnsi="Consolas"/>
+          <w:sz w:val="17"/>
+        </w:rPr>
+        <w:t>&lt;input type="hidden" name="csrf" value="&lt;?= e($_SESSION['csrf']) ?&gt;"&gt;</w:t>
+      </w:r>
+    </w:p>
+    <w:p>
+      <w:pPr>
+        <w:keepNext w:val="0"/>
+        <w:keepLines w:val="0"/>
+        <w:widowControl/>
+        <w:spacing w:after="0" w:before="0" w:line="240" w:lineRule="auto"/>
+        <w:ind w:firstLine="0" w:left="142" w:right="85"/>
+        <w:jc w:val="left"/>
+      </w:pPr>
+      <w:r>
+        <w:rPr>
+          <w:rFonts w:ascii="Consolas" w:hAnsi="Consolas"/>
+          <w:sz w:val="17"/>
+        </w:rPr>
+        <w:t>&lt;label class="form-field" for="view"&gt;Cách hiển thị</w:t>
+      </w:r>
+    </w:p>
+    <w:p>
+      <w:pPr>
+        <w:keepNext w:val="0"/>
+        <w:keepLines w:val="0"/>
+        <w:widowControl/>
+        <w:spacing w:after="0" w:before="0" w:line="240" w:lineRule="auto"/>
+        <w:ind w:firstLine="0" w:left="142" w:right="85"/>
+        <w:jc w:val="left"/>
+      </w:pPr>
+      <w:r>
+        <w:rPr>
+          <w:rFonts w:ascii="Consolas" w:hAnsi="Consolas"/>
+          <w:sz w:val="17"/>
+        </w:rPr>
+        <w:t>&lt;select id="view" name="view"&gt;</w:t>
+      </w:r>
+    </w:p>
+    <w:p>
+      <w:pPr>
+        <w:keepNext w:val="0"/>
+        <w:keepLines w:val="0"/>
+        <w:widowControl/>
+        <w:spacing w:after="0" w:before="0" w:line="240" w:lineRule="auto"/>
+        <w:ind w:firstLine="0" w:left="142" w:right="85"/>
+        <w:jc w:val="left"/>
+      </w:pPr>
+      <w:r>
+        <w:rPr>
+          <w:rFonts w:ascii="Consolas" w:hAnsi="Consolas"/>
+          <w:sz w:val="17"/>
+        </w:rPr>
+        <w:t>&lt;option value="compact"&gt;Gọn&lt;/option&gt;</w:t>
+      </w:r>
+    </w:p>
+    <w:p>
+      <w:pPr>
+        <w:keepNext w:val="0"/>
+        <w:keepLines w:val="0"/>
+        <w:widowControl/>
+        <w:spacing w:after="0" w:before="0" w:line="240" w:lineRule="auto"/>
+        <w:ind w:firstLine="0" w:left="142" w:right="85"/>
+        <w:jc w:val="left"/>
+      </w:pPr>
+      <w:r>
+        <w:rPr>
+          <w:rFonts w:ascii="Consolas" w:hAnsi="Consolas"/>
+          <w:sz w:val="17"/>
+        </w:rPr>
+        <w:t>&lt;option value="full"&gt;Đầy đủ&lt;/option&gt;</w:t>
+      </w:r>
+    </w:p>
+    <w:p>
+      <w:pPr>
+        <w:keepNext w:val="0"/>
+        <w:keepLines w:val="0"/>
+        <w:widowControl/>
+        <w:spacing w:after="0" w:before="0" w:line="240" w:lineRule="auto"/>
+        <w:ind w:firstLine="0" w:left="142" w:right="85"/>
+        <w:jc w:val="left"/>
+      </w:pPr>
+      <w:r>
+        <w:rPr>
+          <w:rFonts w:ascii="Consolas" w:hAnsi="Consolas"/>
+          <w:sz w:val="17"/>
+        </w:rPr>
+        <w:t>&lt;/select&gt;</w:t>
+      </w:r>
+    </w:p>
+    <w:p>
+      <w:pPr>
+        <w:keepNext w:val="0"/>
+        <w:keepLines w:val="0"/>
+        <w:widowControl/>
+        <w:spacing w:after="0" w:before="0" w:line="240" w:lineRule="auto"/>
+        <w:ind w:firstLine="0" w:left="142" w:right="85"/>
+        <w:jc w:val="left"/>
+      </w:pPr>
+      <w:r>
+        <w:rPr>
+          <w:rFonts w:ascii="Consolas" w:hAnsi="Consolas"/>
+          <w:sz w:val="17"/>
+        </w:rPr>
+        <w:t>&lt;/label&gt;</w:t>
+      </w:r>
+    </w:p>
+    <w:p>
+      <w:pPr>
+        <w:keepNext w:val="0"/>
+        <w:keepLines w:val="0"/>
+        <w:widowControl/>
+        <w:spacing w:after="0" w:before="0" w:line="240" w:lineRule="auto"/>
+        <w:ind w:firstLine="0" w:left="142" w:right="85"/>
+        <w:jc w:val="left"/>
+      </w:pPr>
+      <w:r>
+        <w:rPr>
+          <w:rFonts w:ascii="Consolas" w:hAnsi="Consolas"/>
+          <w:sz w:val="17"/>
+        </w:rPr>
+        <w:t>&lt;button class="button-secondary"&gt;Lưu tùy chọn&lt;/button&gt;</w:t>
+      </w:r>
+    </w:p>
+    <w:p>
+      <w:pPr>
+        <w:keepNext w:val="0"/>
+        <w:keepLines w:val="0"/>
+        <w:widowControl/>
+        <w:spacing w:after="0" w:before="0" w:line="240" w:lineRule="auto"/>
+        <w:ind w:firstLine="0" w:left="142" w:right="85"/>
+        <w:jc w:val="left"/>
+      </w:pPr>
+      <w:r>
+        <w:rPr>
+          <w:rFonts w:ascii="Consolas" w:hAnsi="Consolas"/>
+          <w:sz w:val="17"/>
+        </w:rPr>
+        <w:t>&lt;/form&gt;</w:t>
+      </w:r>
+    </w:p>
+    <w:p>
+      <w:pPr>
+        <w:keepNext w:val="0"/>
+        <w:keepLines w:val="0"/>
+        <w:widowControl/>
+        <w:spacing w:after="0" w:before="0" w:line="240" w:lineRule="auto"/>
+        <w:ind w:firstLine="0" w:left="142" w:right="85"/>
+        <w:jc w:val="left"/>
+      </w:pPr>
+      <w:r>
+        <w:rPr>
+          <w:rFonts w:ascii="Consolas" w:hAnsi="Consolas"/>
+          <w:sz w:val="17"/>
+        </w:rPr>
+        <w:t>&lt;p class="cookie-status"&gt;Tùy chọn Cookie: &lt;?= e(field($_COOKIE, 'view')) ?&gt;</w:t>
+      </w:r>
+    </w:p>
+    <w:p>
+      <w:pPr>
+        <w:keepNext w:val="0"/>
+        <w:keepLines w:val="0"/>
+        <w:widowControl/>
+        <w:spacing w:after="0" w:before="0" w:line="240" w:lineRule="auto"/>
+        <w:ind w:firstLine="0" w:left="142" w:right="85"/>
+        <w:jc w:val="left"/>
+      </w:pPr>
+      <w:r>
+        <w:rPr>
+          <w:rFonts w:ascii="Consolas" w:hAnsi="Consolas"/>
+          <w:sz w:val="17"/>
+        </w:rPr>
+        <w:t>&lt;/p&gt;</w:t>
+      </w:r>
+    </w:p>
+    <w:p>
+      <w:pPr>
+        <w:keepNext w:val="0"/>
+        <w:keepLines w:val="0"/>
+        <w:widowControl/>
+        <w:spacing w:after="0" w:before="0" w:line="240" w:lineRule="auto"/>
+        <w:ind w:firstLine="0" w:left="142" w:right="85"/>
+        <w:jc w:val="left"/>
+      </w:pPr>
+      <w:r>
+        <w:rPr>
+          <w:rFonts w:ascii="Consolas" w:hAnsi="Consolas"/>
+          <w:sz w:val="17"/>
+        </w:rPr>
+        <w:t>&lt;?php require __DIR__.'/../templates/footer.php'; ?&gt;</w:t>
+      </w:r>
+    </w:p>
+    <w:p>
+      <w:pPr>
+        <w:widowControl/>
+      </w:pPr>
+      <w:r>
+        <w:rPr>
+          <w:rFonts w:ascii="Times New Roman" w:hAnsi="Times New Roman"/>
+          <w:b w:val="0"/>
+          <w:color w:val="000000"/>
+          <w:sz w:val="26"/>
+        </w:rPr>
+        <w:t>Đọc phần PHP đầu tệp: nếu đã có nháp thì lấy dữ liệu điền lại form; nếu chưa có thì dùng giá trị rỗng. Khi POST, kiểm tra token trước, sau đó dùng hàm kiểm tra dữ liệu trong src/Input.php được cấp. Chỉ khi không có lỗi mới gọi saveDraft.</w:t>
+      </w:r>
+    </w:p>
+    <w:p>
+      <w:pPr>
+        <w:widowControl/>
+      </w:pPr>
+      <w:r>
+        <w:rPr>
+          <w:rFonts w:ascii="Times New Roman" w:hAnsi="Times New Roman"/>
+          <w:b w:val="0"/>
+          <w:color w:val="000000"/>
+          <w:sz w:val="26"/>
+        </w:rPr>
+        <w:t>header('Location: /confirm.php', true, 303)</w:t>
+      </w:r>
+      <w:r>
+        <w:rPr>
+          <w:rFonts w:ascii="Times New Roman" w:hAnsi="Times New Roman"/>
+          <w:b w:val="0"/>
+          <w:color w:val="000000"/>
+          <w:sz w:val="26"/>
+        </w:rPr>
+        <w:t xml:space="preserve"> yêu cầu trình duyệt chuyển sang GET trang xác nhận. </w:t>
+      </w:r>
+      <w:r>
+        <w:rPr>
+          <w:rFonts w:ascii="Times New Roman" w:hAnsi="Times New Roman"/>
+          <w:b w:val="0"/>
+          <w:color w:val="000000"/>
+          <w:sz w:val="26"/>
+        </w:rPr>
+        <w:t>exit</w:t>
+      </w:r>
+      <w:r>
+        <w:rPr>
+          <w:rFonts w:ascii="Times New Roman" w:hAnsi="Times New Roman"/>
+          <w:b w:val="0"/>
+          <w:color w:val="000000"/>
+          <w:sz w:val="26"/>
+        </w:rPr>
+        <w:t xml:space="preserve"> ngăn chương trình tiếp tục xuất HTML sau khi đã chuyển hướng. Không đặt dòng </w:t>
+      </w:r>
+      <w:r>
+        <w:rPr>
+          <w:rFonts w:ascii="Times New Roman" w:hAnsi="Times New Roman"/>
+          <w:b w:val="0"/>
+          <w:color w:val="000000"/>
+          <w:sz w:val="26"/>
+        </w:rPr>
+        <w:t>echo</w:t>
+      </w:r>
+      <w:r>
+        <w:rPr>
+          <w:rFonts w:ascii="Times New Roman" w:hAnsi="Times New Roman"/>
+          <w:b w:val="0"/>
+          <w:color w:val="000000"/>
+          <w:sz w:val="26"/>
+        </w:rPr>
+        <w:t xml:space="preserve"> hoặc HTML trước phần xử lý này.</w:t>
+      </w:r>
+    </w:p>
+    <w:p>
+      <w:pPr>
+        <w:widowControl/>
+      </w:pPr>
+      <w:r>
+        <w:rPr>
+          <w:rFonts w:ascii="Times New Roman" w:hAnsi="Times New Roman"/>
+          <w:b w:val="0"/>
+          <w:color w:val="000000"/>
+          <w:sz w:val="26"/>
+        </w:rPr>
+        <w:t>Form sử dụng trường ẩn csrf; giá trị lấy từ Session. Form nhỏ thứ hai chỉ lưu tùy chọn hiển thị, không gửi đăng ký. Trang nhận dữ liệu của form này được xây dựng ở bước 7.</w:t>
+      </w:r>
+    </w:p>
+    <w:p>
+      <w:pPr>
+        <w:keepNext/>
+        <w:widowControl/>
+      </w:pPr>
+      <w:r>
+        <w:rPr>
           <w:rFonts w:ascii="Times New Roman" w:hAnsi="Times New Roman"/>
           <w:b w:val="0"/>
           <w:sz w:val="26"/>
         </w:rPr>
-        <w:t xml:space="preserve"> </w:t>
+        <w:t>Kiểm tra kết quả bước 3:</w:t>
+      </w:r>
+    </w:p>
+    <w:p>
+      <w:pPr>
+        <w:widowControl/>
+        <w:ind w:firstLine="0" w:left="0"/>
+        <w:jc w:val="left"/>
+      </w:pPr>
+      <w:r>
+        <w:rPr>
+          <w:rFonts w:ascii="Times New Roman" w:hAnsi="Times New Roman"/>
+          <w:b w:val="0"/>
+          <w:color w:val="000000"/>
+          <w:sz w:val="26"/>
+        </w:rPr>
+        <w:t>[</w:t>
+      </w:r>
+      <w:r>
+        <w:rPr>
+          <w:rFonts w:ascii="Times New Roman" w:hAnsi="Times New Roman"/>
+          <w:b w:val="0"/>
+          <w:color w:val="000000"/>
+          <w:sz w:val="26"/>
+        </w:rPr>
+        <w:t xml:space="preserve"> ] Nhập hợp lệ chuyển đến xác nhận; quay lại sửa thấy đúng dữ liệu nháp.</w:t>
+      </w:r>
+    </w:p>
+    <w:p>
+      <w:pPr>
+        <w:pStyle w:val="Heading3"/>
+        <w:keepNext/>
+        <w:widowControl/>
+      </w:pPr>
+      <w:r>
+        <w:rPr>
+          <w:rFonts w:ascii="Times New Roman" w:hAnsi="Times New Roman"/>
+          <w:b/>
+          <w:color w:val="000000"/>
+          <w:sz w:val="26"/>
+        </w:rPr>
+        <w:t>Bước 4. Tạo trang xác nhận</w:t>
+      </w:r>
+    </w:p>
+    <w:p>
+      <w:pPr>
+        <w:keepNext/>
+        <w:widowControl/>
+      </w:pPr>
+      <w:r>
+        <w:rPr>
+          <w:rFonts w:ascii="Times New Roman" w:hAnsi="Times New Roman"/>
+          <w:b w:val="0"/>
+          <w:color w:val="000000"/>
+          <w:sz w:val="26"/>
+        </w:rPr>
+        <w:t xml:space="preserve">Mở </w:t>
+      </w:r>
+      <w:r>
+        <w:rPr>
+          <w:rFonts w:ascii="Times New Roman" w:hAnsi="Times New Roman"/>
+          <w:b w:val="0"/>
+          <w:color w:val="000000"/>
+          <w:sz w:val="26"/>
+        </w:rPr>
+        <w:t>public/confirm.php</w:t>
+      </w:r>
+      <w:r>
+        <w:rPr>
+          <w:rFonts w:ascii="Times New Roman" w:hAnsi="Times New Roman"/>
+          <w:b w:val="0"/>
+          <w:color w:val="000000"/>
+          <w:sz w:val="26"/>
+        </w:rPr>
+        <w:t>:</w:t>
+      </w:r>
+    </w:p>
+    <w:p>
+      <w:pPr>
+        <w:keepNext w:val="0"/>
+        <w:keepLines w:val="0"/>
+        <w:widowControl/>
+        <w:spacing w:after="0" w:before="0" w:line="240" w:lineRule="auto"/>
+        <w:ind w:firstLine="0" w:left="142" w:right="85"/>
+        <w:jc w:val="left"/>
+      </w:pPr>
+      <w:r>
+        <w:rPr>
+          <w:rFonts w:ascii="Consolas" w:hAnsi="Consolas"/>
+          <w:sz w:val="17"/>
+        </w:rPr>
+        <w:t>&lt;?php</w:t>
+      </w:r>
+    </w:p>
+    <w:p>
+      <w:pPr>
+        <w:keepNext w:val="0"/>
+        <w:keepLines w:val="0"/>
+        <w:widowControl/>
+        <w:spacing w:after="0" w:before="0" w:line="240" w:lineRule="auto"/>
+        <w:ind w:firstLine="0" w:left="142" w:right="85"/>
+        <w:jc w:val="left"/>
+      </w:pPr>
+      <w:r>
+        <w:rPr>
+          <w:rFonts w:ascii="Consolas" w:hAnsi="Consolas"/>
+          <w:sz w:val="17"/>
+        </w:rPr>
+        <w:t>require __DIR__.'/../src/Session.php';</w:t>
+      </w:r>
+    </w:p>
+    <w:p>
+      <w:pPr>
+        <w:keepNext w:val="0"/>
+        <w:keepLines w:val="0"/>
+        <w:widowControl/>
+        <w:spacing w:after="0" w:before="0" w:line="240" w:lineRule="auto"/>
+        <w:ind w:firstLine="0" w:left="142" w:right="85"/>
+        <w:jc w:val="left"/>
+      </w:pPr>
+      <w:r>
+        <w:rPr>
+          <w:rFonts w:ascii="Consolas" w:hAnsi="Consolas"/>
+          <w:sz w:val="17"/>
+        </w:rPr>
+        <w:t>require __DIR__.'/../src/Input.php';</w:t>
+      </w:r>
+    </w:p>
+    <w:p>
+      <w:pPr>
+        <w:keepNext w:val="0"/>
+        <w:keepLines w:val="0"/>
+        <w:widowControl/>
+        <w:spacing w:after="0" w:before="0" w:line="240" w:lineRule="auto"/>
+        <w:ind w:firstLine="0" w:left="142" w:right="85"/>
+        <w:jc w:val="left"/>
+      </w:pPr>
+      <w:r>
+        <w:rPr>
+          <w:rFonts w:ascii="Consolas" w:hAnsi="Consolas"/>
+          <w:sz w:val="17"/>
+        </w:rPr>
+        <w:t>require __DIR__.'/../src/Draft.php';</w:t>
+      </w:r>
+    </w:p>
+    <w:p>
+      <w:pPr>
+        <w:keepNext w:val="0"/>
+        <w:keepLines w:val="0"/>
+        <w:widowControl/>
+        <w:spacing w:after="0" w:before="0" w:line="240" w:lineRule="auto"/>
+        <w:ind w:firstLine="0" w:left="142" w:right="85"/>
+        <w:jc w:val="left"/>
+      </w:pPr>
+      <w:r>
+        <w:rPr>
+          <w:rFonts w:ascii="Consolas" w:hAnsi="Consolas"/>
+          <w:sz w:val="17"/>
+        </w:rPr>
+        <w:t>if (draftExpired($_SESSION, time(), 1800)) {</w:t>
+      </w:r>
+    </w:p>
+    <w:p>
+      <w:pPr>
+        <w:keepNext w:val="0"/>
+        <w:keepLines w:val="0"/>
+        <w:widowControl/>
+        <w:spacing w:after="0" w:before="0" w:line="240" w:lineRule="auto"/>
+        <w:ind w:firstLine="0" w:left="142" w:right="85"/>
+        <w:jc w:val="left"/>
+      </w:pPr>
+      <w:r>
+        <w:rPr>
+          <w:rFonts w:ascii="Consolas" w:hAnsi="Consolas"/>
+          <w:sz w:val="17"/>
+        </w:rPr>
+        <w:t xml:space="preserve">    cancelDraft($_SESSION);</w:t>
+      </w:r>
+    </w:p>
+    <w:p>
+      <w:pPr>
+        <w:keepNext w:val="0"/>
+        <w:keepLines w:val="0"/>
+        <w:widowControl/>
+        <w:spacing w:after="0" w:before="0" w:line="240" w:lineRule="auto"/>
+        <w:ind w:firstLine="0" w:left="142" w:right="85"/>
+        <w:jc w:val="left"/>
+      </w:pPr>
+      <w:r>
+        <w:rPr>
+          <w:rFonts w:ascii="Consolas" w:hAnsi="Consolas"/>
+          <w:sz w:val="17"/>
+        </w:rPr>
+        <w:t xml:space="preserve">    header('Location: /register.php', true, 303); exit;</w:t>
+      </w:r>
+    </w:p>
+    <w:p>
+      <w:pPr>
+        <w:keepNext w:val="0"/>
+        <w:keepLines w:val="0"/>
+        <w:widowControl/>
+        <w:spacing w:after="0" w:before="0" w:line="240" w:lineRule="auto"/>
+        <w:ind w:firstLine="0" w:left="142" w:right="85"/>
+        <w:jc w:val="left"/>
+      </w:pPr>
+      <w:r>
+        <w:rPr>
+          <w:rFonts w:ascii="Consolas" w:hAnsi="Consolas"/>
+          <w:sz w:val="17"/>
+        </w:rPr>
+        <w:t>}</w:t>
+      </w:r>
+    </w:p>
+    <w:p>
+      <w:pPr>
+        <w:keepNext w:val="0"/>
+        <w:keepLines w:val="0"/>
+        <w:widowControl/>
+        <w:spacing w:after="0" w:before="0" w:line="240" w:lineRule="auto"/>
+        <w:ind w:firstLine="0" w:left="142" w:right="85"/>
+        <w:jc w:val="left"/>
+      </w:pPr>
+      <w:r>
+        <w:rPr>
+          <w:rFonts w:ascii="Consolas" w:hAnsi="Consolas"/>
+          <w:sz w:val="17"/>
+        </w:rPr>
+        <w:t>$data = $_SESSION['draft']['data'];</w:t>
+      </w:r>
+    </w:p>
+    <w:p>
+      <w:pPr>
+        <w:keepNext w:val="0"/>
+        <w:keepLines w:val="0"/>
+        <w:widowControl/>
+        <w:spacing w:after="0" w:before="0" w:line="240" w:lineRule="auto"/>
+        <w:ind w:firstLine="0" w:left="142" w:right="85"/>
+        <w:jc w:val="left"/>
+      </w:pPr>
+      <w:r>
+        <w:rPr>
+          <w:rFonts w:ascii="Consolas" w:hAnsi="Consolas"/>
+          <w:sz w:val="17"/>
+        </w:rPr>
+        <w:t>require __DIR__.'/../templates/header.php';</w:t>
+      </w:r>
+    </w:p>
+    <w:p>
+      <w:pPr>
+        <w:keepNext w:val="0"/>
+        <w:keepLines w:val="0"/>
+        <w:widowControl/>
+        <w:spacing w:after="0" w:before="0" w:line="240" w:lineRule="auto"/>
+        <w:ind w:firstLine="0" w:left="142" w:right="85"/>
+        <w:jc w:val="left"/>
+      </w:pPr>
+      <w:r>
+        <w:rPr>
+          <w:rFonts w:ascii="Consolas" w:hAnsi="Consolas"/>
+          <w:sz w:val="17"/>
+        </w:rPr>
+        <w:t>?&gt;</w:t>
+      </w:r>
+    </w:p>
+    <w:p>
+      <w:pPr>
+        <w:keepNext w:val="0"/>
+        <w:keepLines w:val="0"/>
+        <w:widowControl/>
+        <w:spacing w:after="0" w:before="0" w:line="240" w:lineRule="auto"/>
+        <w:ind w:firstLine="0" w:left="142" w:right="85"/>
+        <w:jc w:val="left"/>
+      </w:pPr>
+      <w:r>
+        <w:rPr>
+          <w:rFonts w:ascii="Consolas" w:hAnsi="Consolas"/>
+          <w:sz w:val="17"/>
+        </w:rPr>
+        <w:t>&lt;div class="page-heading"&gt;</w:t>
+      </w:r>
+    </w:p>
+    <w:p>
+      <w:pPr>
+        <w:keepNext w:val="0"/>
+        <w:keepLines w:val="0"/>
+        <w:widowControl/>
+        <w:spacing w:after="0" w:before="0" w:line="240" w:lineRule="auto"/>
+        <w:ind w:firstLine="0" w:left="142" w:right="85"/>
+        <w:jc w:val="left"/>
+      </w:pPr>
+      <w:r>
+        <w:rPr>
+          <w:rFonts w:ascii="Consolas" w:hAnsi="Consolas"/>
+          <w:sz w:val="17"/>
+        </w:rPr>
+        <w:t>&lt;h1&gt;Bước 2. Xác nhận&lt;/h1&gt;</w:t>
+      </w:r>
+    </w:p>
+    <w:p>
+      <w:pPr>
+        <w:keepNext w:val="0"/>
+        <w:keepLines w:val="0"/>
+        <w:widowControl/>
+        <w:spacing w:after="0" w:before="0" w:line="240" w:lineRule="auto"/>
+        <w:ind w:firstLine="0" w:left="142" w:right="85"/>
+        <w:jc w:val="left"/>
+      </w:pPr>
+      <w:r>
+        <w:rPr>
+          <w:rFonts w:ascii="Consolas" w:hAnsi="Consolas"/>
+          <w:sz w:val="17"/>
+        </w:rPr>
+        <w:t>&lt;p&gt;Đối chiếu thông tin trước khi xác nhận.&lt;/p&gt;</w:t>
+      </w:r>
+    </w:p>
+    <w:p>
+      <w:pPr>
+        <w:keepNext w:val="0"/>
+        <w:keepLines w:val="0"/>
+        <w:widowControl/>
+        <w:spacing w:after="0" w:before="0" w:line="240" w:lineRule="auto"/>
+        <w:ind w:firstLine="0" w:left="142" w:right="85"/>
+        <w:jc w:val="left"/>
+      </w:pPr>
+      <w:r>
+        <w:rPr>
+          <w:rFonts w:ascii="Consolas" w:hAnsi="Consolas"/>
+          <w:sz w:val="17"/>
+        </w:rPr>
+        <w:t>&lt;/div&gt;</w:t>
+      </w:r>
+    </w:p>
+    <w:p>
+      <w:pPr>
+        <w:keepNext w:val="0"/>
+        <w:keepLines w:val="0"/>
+        <w:widowControl/>
+        <w:spacing w:after="0" w:before="0" w:line="240" w:lineRule="auto"/>
+        <w:ind w:firstLine="0" w:left="142" w:right="85"/>
+        <w:jc w:val="left"/>
+      </w:pPr>
+      <w:r>
+        <w:rPr>
+          <w:rFonts w:ascii="Consolas" w:hAnsi="Consolas"/>
+          <w:sz w:val="17"/>
+        </w:rPr>
+        <w:t>&lt;section class="confirmation" aria-label="Thông tin đăng ký"&gt;</w:t>
+      </w:r>
+    </w:p>
+    <w:p>
+      <w:pPr>
+        <w:keepNext w:val="0"/>
+        <w:keepLines w:val="0"/>
+        <w:widowControl/>
+        <w:spacing w:after="0" w:before="0" w:line="240" w:lineRule="auto"/>
+        <w:ind w:firstLine="0" w:left="142" w:right="85"/>
+        <w:jc w:val="left"/>
+      </w:pPr>
+      <w:r>
+        <w:rPr>
+          <w:rFonts w:ascii="Consolas" w:hAnsi="Consolas"/>
+          <w:sz w:val="17"/>
+        </w:rPr>
+        <w:t>&lt;dl class="summary-list"&gt;</w:t>
+      </w:r>
+    </w:p>
+    <w:p>
+      <w:pPr>
+        <w:keepNext w:val="0"/>
+        <w:keepLines w:val="0"/>
+        <w:widowControl/>
+        <w:spacing w:after="0" w:before="0" w:line="240" w:lineRule="auto"/>
+        <w:ind w:firstLine="0" w:left="142" w:right="85"/>
+        <w:jc w:val="left"/>
+      </w:pPr>
+      <w:r>
+        <w:rPr>
+          <w:rFonts w:ascii="Consolas" w:hAnsi="Consolas"/>
+          <w:sz w:val="17"/>
+        </w:rPr>
+        <w:t>&lt;div&gt;</w:t>
+      </w:r>
+    </w:p>
+    <w:p>
+      <w:pPr>
+        <w:keepNext w:val="0"/>
+        <w:keepLines w:val="0"/>
+        <w:widowControl/>
+        <w:spacing w:after="0" w:before="0" w:line="240" w:lineRule="auto"/>
+        <w:ind w:firstLine="0" w:left="142" w:right="85"/>
+        <w:jc w:val="left"/>
+      </w:pPr>
+      <w:r>
+        <w:rPr>
+          <w:rFonts w:ascii="Consolas" w:hAnsi="Consolas"/>
+          <w:sz w:val="17"/>
+        </w:rPr>
+        <w:t>&lt;dt&gt;Họ tên&lt;/dt&gt;</w:t>
+      </w:r>
+    </w:p>
+    <w:p>
+      <w:pPr>
+        <w:keepNext w:val="0"/>
+        <w:keepLines w:val="0"/>
+        <w:widowControl/>
+        <w:spacing w:after="0" w:before="0" w:line="240" w:lineRule="auto"/>
+        <w:ind w:firstLine="0" w:left="142" w:right="85"/>
+        <w:jc w:val="left"/>
+      </w:pPr>
+      <w:r>
+        <w:rPr>
+          <w:rFonts w:ascii="Consolas" w:hAnsi="Consolas"/>
+          <w:sz w:val="17"/>
+        </w:rPr>
+        <w:t>&lt;dd&gt;&lt;?= e($data['name']) ?&gt;&lt;/dd&gt;</w:t>
+      </w:r>
+    </w:p>
+    <w:p>
+      <w:pPr>
+        <w:keepNext w:val="0"/>
+        <w:keepLines w:val="0"/>
+        <w:widowControl/>
+        <w:spacing w:after="0" w:before="0" w:line="240" w:lineRule="auto"/>
+        <w:ind w:firstLine="0" w:left="142" w:right="85"/>
+        <w:jc w:val="left"/>
+      </w:pPr>
+      <w:r>
+        <w:rPr>
+          <w:rFonts w:ascii="Consolas" w:hAnsi="Consolas"/>
+          <w:sz w:val="17"/>
+        </w:rPr>
+        <w:t>&lt;/div&gt;</w:t>
+      </w:r>
+    </w:p>
+    <w:p>
+      <w:pPr>
+        <w:keepNext w:val="0"/>
+        <w:keepLines w:val="0"/>
+        <w:widowControl/>
+        <w:spacing w:after="0" w:before="0" w:line="240" w:lineRule="auto"/>
+        <w:ind w:firstLine="0" w:left="142" w:right="85"/>
+        <w:jc w:val="left"/>
+      </w:pPr>
+      <w:r>
+        <w:rPr>
+          <w:rFonts w:ascii="Consolas" w:hAnsi="Consolas"/>
+          <w:sz w:val="17"/>
+        </w:rPr>
+        <w:t>&lt;div&gt;</w:t>
+      </w:r>
+    </w:p>
+    <w:p>
+      <w:pPr>
+        <w:keepNext w:val="0"/>
+        <w:keepLines w:val="0"/>
+        <w:widowControl/>
+        <w:spacing w:after="0" w:before="0" w:line="240" w:lineRule="auto"/>
+        <w:ind w:firstLine="0" w:left="142" w:right="85"/>
+        <w:jc w:val="left"/>
+      </w:pPr>
+      <w:r>
+        <w:rPr>
+          <w:rFonts w:ascii="Consolas" w:hAnsi="Consolas"/>
+          <w:sz w:val="17"/>
+        </w:rPr>
+        <w:t>&lt;dt&gt;Email&lt;/dt&gt;</w:t>
+      </w:r>
+    </w:p>
+    <w:p>
+      <w:pPr>
+        <w:keepNext w:val="0"/>
+        <w:keepLines w:val="0"/>
+        <w:widowControl/>
+        <w:spacing w:after="0" w:before="0" w:line="240" w:lineRule="auto"/>
+        <w:ind w:firstLine="0" w:left="142" w:right="85"/>
+        <w:jc w:val="left"/>
+      </w:pPr>
+      <w:r>
+        <w:rPr>
+          <w:rFonts w:ascii="Consolas" w:hAnsi="Consolas"/>
+          <w:sz w:val="17"/>
+        </w:rPr>
+        <w:t>&lt;dd&gt;&lt;?= e($data['email']) ?&gt;&lt;/dd&gt;</w:t>
+      </w:r>
+    </w:p>
+    <w:p>
+      <w:pPr>
+        <w:keepNext w:val="0"/>
+        <w:keepLines w:val="0"/>
+        <w:widowControl/>
+        <w:spacing w:after="0" w:before="0" w:line="240" w:lineRule="auto"/>
+        <w:ind w:firstLine="0" w:left="142" w:right="85"/>
+        <w:jc w:val="left"/>
+      </w:pPr>
+      <w:r>
+        <w:rPr>
+          <w:rFonts w:ascii="Consolas" w:hAnsi="Consolas"/>
+          <w:sz w:val="17"/>
+        </w:rPr>
+        <w:t>&lt;/div&gt;</w:t>
+      </w:r>
+    </w:p>
+    <w:p>
+      <w:pPr>
+        <w:keepNext w:val="0"/>
+        <w:keepLines w:val="0"/>
+        <w:widowControl/>
+        <w:spacing w:after="0" w:before="0" w:line="240" w:lineRule="auto"/>
+        <w:ind w:firstLine="0" w:left="142" w:right="85"/>
+        <w:jc w:val="left"/>
+      </w:pPr>
+      <w:r>
+        <w:rPr>
+          <w:rFonts w:ascii="Consolas" w:hAnsi="Consolas"/>
+          <w:sz w:val="17"/>
+        </w:rPr>
+        <w:t>&lt;/dl&gt;</w:t>
+      </w:r>
+    </w:p>
+    <w:p>
+      <w:pPr>
+        <w:keepNext w:val="0"/>
+        <w:keepLines w:val="0"/>
+        <w:widowControl/>
+        <w:spacing w:after="0" w:before="0" w:line="240" w:lineRule="auto"/>
+        <w:ind w:firstLine="0" w:left="142" w:right="85"/>
+        <w:jc w:val="left"/>
+      </w:pPr>
+      <w:r>
+        <w:rPr>
+          <w:rFonts w:ascii="Consolas" w:hAnsi="Consolas"/>
+          <w:sz w:val="17"/>
+        </w:rPr>
+        <w:t>&lt;div class="confirmation-actions"&gt;</w:t>
+      </w:r>
+    </w:p>
+    <w:p>
+      <w:pPr>
+        <w:keepNext w:val="0"/>
+        <w:keepLines w:val="0"/>
+        <w:widowControl/>
+        <w:spacing w:after="0" w:before="0" w:line="240" w:lineRule="auto"/>
+        <w:ind w:firstLine="0" w:left="142" w:right="85"/>
+        <w:jc w:val="left"/>
+      </w:pPr>
+      <w:r>
+        <w:rPr>
+          <w:rFonts w:ascii="Consolas" w:hAnsi="Consolas"/>
+          <w:sz w:val="17"/>
+        </w:rPr>
+        <w:t>&lt;a href="/register.php"&gt;Sửa lại&lt;/a&gt;</w:t>
+      </w:r>
+    </w:p>
+    <w:p>
+      <w:pPr>
+        <w:keepNext w:val="0"/>
+        <w:keepLines w:val="0"/>
+        <w:widowControl/>
+        <w:spacing w:after="0" w:before="0" w:line="240" w:lineRule="auto"/>
+        <w:ind w:firstLine="0" w:left="142" w:right="85"/>
+        <w:jc w:val="left"/>
+      </w:pPr>
+      <w:r>
+        <w:rPr>
+          <w:rFonts w:ascii="Consolas" w:hAnsi="Consolas"/>
+          <w:sz w:val="17"/>
+        </w:rPr>
+        <w:t>&lt;form method="post" action="/complete.php"&gt;</w:t>
+      </w:r>
+    </w:p>
+    <w:p>
+      <w:pPr>
+        <w:keepNext w:val="0"/>
+        <w:keepLines w:val="0"/>
+        <w:widowControl/>
+        <w:spacing w:after="0" w:before="0" w:line="240" w:lineRule="auto"/>
+        <w:ind w:firstLine="0" w:left="142" w:right="85"/>
+        <w:jc w:val="left"/>
+      </w:pPr>
+      <w:r>
+        <w:rPr>
+          <w:rFonts w:ascii="Consolas" w:hAnsi="Consolas"/>
+          <w:sz w:val="17"/>
+        </w:rPr>
+        <w:t>&lt;input type="hidden" name="csrf" value="&lt;?= e($_SESSION['csrf']) ?&gt;"&gt;</w:t>
+      </w:r>
+    </w:p>
+    <w:p>
+      <w:pPr>
+        <w:keepNext w:val="0"/>
+        <w:keepLines w:val="0"/>
+        <w:widowControl/>
+        <w:spacing w:after="0" w:before="0" w:line="240" w:lineRule="auto"/>
+        <w:ind w:firstLine="0" w:left="142" w:right="85"/>
+        <w:jc w:val="left"/>
+      </w:pPr>
+      <w:r>
+        <w:rPr>
+          <w:rFonts w:ascii="Consolas" w:hAnsi="Consolas"/>
+          <w:sz w:val="17"/>
+        </w:rPr>
+        <w:t>&lt;button&gt;Xác nhận&lt;/button&gt;</w:t>
+      </w:r>
+    </w:p>
+    <w:p>
+      <w:pPr>
+        <w:keepNext w:val="0"/>
+        <w:keepLines w:val="0"/>
+        <w:widowControl/>
+        <w:spacing w:after="0" w:before="0" w:line="240" w:lineRule="auto"/>
+        <w:ind w:firstLine="0" w:left="142" w:right="85"/>
+        <w:jc w:val="left"/>
+      </w:pPr>
+      <w:r>
+        <w:rPr>
+          <w:rFonts w:ascii="Consolas" w:hAnsi="Consolas"/>
+          <w:sz w:val="17"/>
+        </w:rPr>
+        <w:t>&lt;/form&gt;</w:t>
+      </w:r>
+    </w:p>
+    <w:p>
+      <w:pPr>
+        <w:keepNext w:val="0"/>
+        <w:keepLines w:val="0"/>
+        <w:widowControl/>
+        <w:spacing w:after="0" w:before="0" w:line="240" w:lineRule="auto"/>
+        <w:ind w:firstLine="0" w:left="142" w:right="85"/>
+        <w:jc w:val="left"/>
+      </w:pPr>
+      <w:r>
+        <w:rPr>
+          <w:rFonts w:ascii="Consolas" w:hAnsi="Consolas"/>
+          <w:sz w:val="17"/>
+        </w:rPr>
+        <w:t>&lt;form method="post" action="/cancel.php"&gt;</w:t>
+      </w:r>
+    </w:p>
+    <w:p>
+      <w:pPr>
+        <w:keepNext w:val="0"/>
+        <w:keepLines w:val="0"/>
+        <w:widowControl/>
+        <w:spacing w:after="0" w:before="0" w:line="240" w:lineRule="auto"/>
+        <w:ind w:firstLine="0" w:left="142" w:right="85"/>
+        <w:jc w:val="left"/>
+      </w:pPr>
+      <w:r>
+        <w:rPr>
+          <w:rFonts w:ascii="Consolas" w:hAnsi="Consolas"/>
+          <w:sz w:val="17"/>
+        </w:rPr>
+        <w:t>&lt;input type="hidden" name="csrf" value="&lt;?= e($_SESSION['csrf']) ?&gt;"&gt;</w:t>
+      </w:r>
+    </w:p>
+    <w:p>
+      <w:pPr>
+        <w:keepNext w:val="0"/>
+        <w:keepLines w:val="0"/>
+        <w:widowControl/>
+        <w:spacing w:after="0" w:before="0" w:line="240" w:lineRule="auto"/>
+        <w:ind w:firstLine="0" w:left="142" w:right="85"/>
+        <w:jc w:val="left"/>
+      </w:pPr>
+      <w:r>
+        <w:rPr>
+          <w:rFonts w:ascii="Consolas" w:hAnsi="Consolas"/>
+          <w:sz w:val="17"/>
+        </w:rPr>
+        <w:t>&lt;button class="button-secondary button-cancel"&gt;Hủy bản nháp&lt;/button&gt;</w:t>
+      </w:r>
+    </w:p>
+    <w:p>
+      <w:pPr>
+        <w:keepNext w:val="0"/>
+        <w:keepLines w:val="0"/>
+        <w:widowControl/>
+        <w:spacing w:after="0" w:before="0" w:line="240" w:lineRule="auto"/>
+        <w:ind w:firstLine="0" w:left="142" w:right="85"/>
+        <w:jc w:val="left"/>
+      </w:pPr>
+      <w:r>
+        <w:rPr>
+          <w:rFonts w:ascii="Consolas" w:hAnsi="Consolas"/>
+          <w:sz w:val="17"/>
+        </w:rPr>
+        <w:t>&lt;/form&gt;</w:t>
+      </w:r>
+    </w:p>
+    <w:p>
+      <w:pPr>
+        <w:keepNext w:val="0"/>
+        <w:keepLines w:val="0"/>
+        <w:widowControl/>
+        <w:spacing w:after="0" w:before="0" w:line="240" w:lineRule="auto"/>
+        <w:ind w:firstLine="0" w:left="142" w:right="85"/>
+        <w:jc w:val="left"/>
+      </w:pPr>
+      <w:r>
+        <w:rPr>
+          <w:rFonts w:ascii="Consolas" w:hAnsi="Consolas"/>
+          <w:sz w:val="17"/>
+        </w:rPr>
+        <w:t>&lt;/div&gt;</w:t>
+      </w:r>
+    </w:p>
+    <w:p>
+      <w:pPr>
+        <w:keepNext w:val="0"/>
+        <w:keepLines w:val="0"/>
+        <w:widowControl/>
+        <w:spacing w:after="0" w:before="0" w:line="240" w:lineRule="auto"/>
+        <w:ind w:firstLine="0" w:left="142" w:right="85"/>
+        <w:jc w:val="left"/>
+      </w:pPr>
+      <w:r>
+        <w:rPr>
+          <w:rFonts w:ascii="Consolas" w:hAnsi="Consolas"/>
+          <w:sz w:val="17"/>
+        </w:rPr>
+        <w:t>&lt;/section&gt;</w:t>
+      </w:r>
+    </w:p>
+    <w:p>
+      <w:pPr>
+        <w:keepNext w:val="0"/>
+        <w:keepLines w:val="0"/>
+        <w:widowControl/>
+        <w:spacing w:after="0" w:before="0" w:line="240" w:lineRule="auto"/>
+        <w:ind w:firstLine="0" w:left="142" w:right="85"/>
+        <w:jc w:val="left"/>
+      </w:pPr>
+      <w:r>
+        <w:rPr>
+          <w:rFonts w:ascii="Consolas" w:hAnsi="Consolas"/>
+          <w:sz w:val="17"/>
+        </w:rPr>
+        <w:t>&lt;?php require __DIR__.'/../templates/footer.php'; ?&gt;</w:t>
+      </w:r>
+    </w:p>
+    <w:p>
+      <w:pPr>
+        <w:widowControl/>
+      </w:pPr>
+      <w:r>
+        <w:rPr>
+          <w:rFonts w:ascii="Times New Roman" w:hAnsi="Times New Roman"/>
+          <w:b w:val="0"/>
+          <w:color w:val="000000"/>
+          <w:sz w:val="26"/>
+        </w:rPr>
+        <w:t>Nếu chưa có nháp hoặc nháp đã hết 1.800 giây, trang đưa người dùng về form. Nhờ đó không thể gõ thẳng URL xác nhận khi chưa nhập thông tin. Với nháp còn hiệu lực, trang chỉ đọc và hiển thị.</w:t>
+      </w:r>
+    </w:p>
+    <w:p>
+      <w:pPr>
+        <w:widowControl/>
+      </w:pPr>
+      <w:r>
+        <w:rPr>
+          <w:rFonts w:ascii="Times New Roman" w:hAnsi="Times New Roman"/>
+          <w:b w:val="0"/>
+          <w:color w:val="000000"/>
+          <w:sz w:val="26"/>
+        </w:rPr>
+        <w:t xml:space="preserve">Nút Sửa lại là liên kết GET vì chỉ mở form. Hai nút Xác nhận và Hủy là form POST vì làm thay đổi trạng thái. Không bỏ </w:t>
+      </w:r>
+      <w:r>
+        <w:rPr>
+          <w:rFonts w:ascii="Times New Roman" w:hAnsi="Times New Roman"/>
+          <w:b w:val="0"/>
+          <w:color w:val="000000"/>
+          <w:sz w:val="26"/>
+        </w:rPr>
+        <w:t>e</w:t>
+      </w:r>
+      <w:r>
+        <w:rPr>
+          <w:rFonts w:ascii="Times New Roman" w:hAnsi="Times New Roman"/>
+          <w:b w:val="0"/>
+          <w:color w:val="000000"/>
+          <w:sz w:val="26"/>
+        </w:rPr>
+        <w:t xml:space="preserve"> khi hiển thị họ tên hoặc email đã lưu.</w:t>
+      </w:r>
+    </w:p>
+    <w:p>
+      <w:pPr>
+        <w:keepNext/>
+        <w:widowControl/>
+      </w:pPr>
+      <w:r>
+        <w:rPr>
+          <w:rFonts w:ascii="Times New Roman" w:hAnsi="Times New Roman"/>
+          <w:b w:val="0"/>
+          <w:sz w:val="26"/>
+        </w:rPr>
+        <w:t>Kiểm tra kết quả bước 4:</w:t>
+      </w:r>
+    </w:p>
+    <w:p>
+      <w:pPr>
+        <w:widowControl/>
+        <w:ind w:firstLine="0" w:left="0"/>
+        <w:jc w:val="left"/>
+      </w:pPr>
+      <w:r>
+        <w:rPr>
+          <w:rFonts w:ascii="Times New Roman" w:hAnsi="Times New Roman"/>
+          <w:b w:val="0"/>
+          <w:color w:val="000000"/>
+          <w:sz w:val="26"/>
+        </w:rPr>
+        <w:t>[</w:t>
+      </w:r>
+      <w:r>
+        <w:rPr>
+          <w:rFonts w:ascii="Times New Roman" w:hAnsi="Times New Roman"/>
+          <w:b w:val="0"/>
+          <w:color w:val="000000"/>
+          <w:sz w:val="26"/>
+        </w:rPr>
+        <w:t xml:space="preserve"> ] Không có nháp hoặc nháp hết hạn thì quay về nhập, không xác nhận được.</w:t>
+      </w:r>
+    </w:p>
+    <w:p>
+      <w:pPr>
+        <w:pStyle w:val="Heading3"/>
+        <w:keepNext/>
+        <w:widowControl/>
+      </w:pPr>
+      <w:r>
+        <w:rPr>
+          <w:rFonts w:ascii="Times New Roman" w:hAnsi="Times New Roman"/>
+          <w:b/>
+          <w:color w:val="000000"/>
+          <w:sz w:val="26"/>
+        </w:rPr>
+        <w:t>Bước 5. Tạo bước hoàn tất mô phỏng</w:t>
+      </w:r>
+    </w:p>
+    <w:p>
+      <w:pPr>
+        <w:keepNext/>
+        <w:widowControl/>
+      </w:pPr>
+      <w:r>
+        <w:rPr>
+          <w:rFonts w:ascii="Times New Roman" w:hAnsi="Times New Roman"/>
+          <w:b w:val="0"/>
+          <w:color w:val="000000"/>
+          <w:sz w:val="26"/>
+        </w:rPr>
+        <w:t xml:space="preserve">Mở </w:t>
+      </w:r>
+      <w:r>
+        <w:rPr>
+          <w:rFonts w:ascii="Times New Roman" w:hAnsi="Times New Roman"/>
+          <w:b w:val="0"/>
+          <w:color w:val="000000"/>
+          <w:sz w:val="26"/>
+        </w:rPr>
+        <w:t>public/complete.php</w:t>
+      </w:r>
+      <w:r>
+        <w:rPr>
+          <w:rFonts w:ascii="Times New Roman" w:hAnsi="Times New Roman"/>
+          <w:b w:val="0"/>
+          <w:color w:val="000000"/>
+          <w:sz w:val="26"/>
+        </w:rPr>
+        <w:t>:</w:t>
+      </w:r>
+    </w:p>
+    <w:p>
+      <w:pPr>
+        <w:keepNext w:val="0"/>
+        <w:keepLines w:val="0"/>
+        <w:widowControl/>
+        <w:spacing w:after="0" w:before="0" w:line="240" w:lineRule="auto"/>
+        <w:ind w:firstLine="0" w:left="142" w:right="85"/>
+        <w:jc w:val="left"/>
+      </w:pPr>
+      <w:r>
+        <w:rPr>
+          <w:rFonts w:ascii="Consolas" w:hAnsi="Consolas"/>
+          <w:sz w:val="17"/>
+        </w:rPr>
+        <w:t>&lt;?php</w:t>
+      </w:r>
+    </w:p>
+    <w:p>
+      <w:pPr>
+        <w:keepNext w:val="0"/>
+        <w:keepLines w:val="0"/>
+        <w:widowControl/>
+        <w:spacing w:after="0" w:before="0" w:line="240" w:lineRule="auto"/>
+        <w:ind w:firstLine="0" w:left="142" w:right="85"/>
+        <w:jc w:val="left"/>
+      </w:pPr>
+      <w:r>
+        <w:rPr>
+          <w:rFonts w:ascii="Consolas" w:hAnsi="Consolas"/>
+          <w:sz w:val="17"/>
+        </w:rPr>
+        <w:t>require __DIR__.'/../src/Session.php';</w:t>
+      </w:r>
+    </w:p>
+    <w:p>
+      <w:pPr>
+        <w:keepNext w:val="0"/>
+        <w:keepLines w:val="0"/>
+        <w:widowControl/>
+        <w:spacing w:after="0" w:before="0" w:line="240" w:lineRule="auto"/>
+        <w:ind w:firstLine="0" w:left="142" w:right="85"/>
+        <w:jc w:val="left"/>
+      </w:pPr>
+      <w:r>
+        <w:rPr>
+          <w:rFonts w:ascii="Consolas" w:hAnsi="Consolas"/>
+          <w:sz w:val="17"/>
+        </w:rPr>
+        <w:t>require __DIR__.'/../src/Input.php';</w:t>
+      </w:r>
+    </w:p>
+    <w:p>
+      <w:pPr>
+        <w:keepNext w:val="0"/>
+        <w:keepLines w:val="0"/>
+        <w:widowControl/>
+        <w:spacing w:after="0" w:before="0" w:line="240" w:lineRule="auto"/>
+        <w:ind w:firstLine="0" w:left="142" w:right="85"/>
+        <w:jc w:val="left"/>
+      </w:pPr>
+      <w:r>
+        <w:rPr>
+          <w:rFonts w:ascii="Consolas" w:hAnsi="Consolas"/>
+          <w:sz w:val="17"/>
+        </w:rPr>
+        <w:t>require __DIR__.'/../src/Draft.php';</w:t>
+      </w:r>
+    </w:p>
+    <w:p>
+      <w:pPr>
+        <w:keepNext w:val="0"/>
+        <w:keepLines w:val="0"/>
+        <w:widowControl/>
+        <w:spacing w:after="0" w:before="0" w:line="240" w:lineRule="auto"/>
+        <w:ind w:firstLine="0" w:left="142" w:right="85"/>
+        <w:jc w:val="left"/>
+      </w:pPr>
+      <w:r>
+        <w:rPr>
+          <w:rFonts w:ascii="Consolas" w:hAnsi="Consolas"/>
+          <w:sz w:val="17"/>
+        </w:rPr>
+        <w:t>if ($_SERVER['REQUEST_METHOD'] === 'POST') {</w:t>
+      </w:r>
+    </w:p>
+    <w:p>
+      <w:pPr>
+        <w:keepNext w:val="0"/>
+        <w:keepLines w:val="0"/>
+        <w:widowControl/>
+        <w:spacing w:after="0" w:before="0" w:line="240" w:lineRule="auto"/>
+        <w:ind w:firstLine="0" w:left="142" w:right="85"/>
+        <w:jc w:val="left"/>
+      </w:pPr>
+      <w:r>
+        <w:rPr>
+          <w:rFonts w:ascii="Consolas" w:hAnsi="Consolas"/>
+          <w:sz w:val="17"/>
+        </w:rPr>
+        <w:t xml:space="preserve">    checkCsrf($_POST);</w:t>
+      </w:r>
+    </w:p>
+    <w:p>
+      <w:pPr>
+        <w:keepNext w:val="0"/>
+        <w:keepLines w:val="0"/>
+        <w:widowControl/>
+        <w:spacing w:after="0" w:before="0" w:line="240" w:lineRule="auto"/>
+        <w:ind w:firstLine="0" w:left="142" w:right="85"/>
+        <w:jc w:val="left"/>
+      </w:pPr>
+      <w:r>
+        <w:rPr>
+          <w:rFonts w:ascii="Consolas" w:hAnsi="Consolas"/>
+          <w:sz w:val="17"/>
+        </w:rPr>
+        <w:t xml:space="preserve">    if (draftExpired($_SESSION, time(), 1800)) {</w:t>
+      </w:r>
+    </w:p>
+    <w:p>
+      <w:pPr>
+        <w:keepNext w:val="0"/>
+        <w:keepLines w:val="0"/>
+        <w:widowControl/>
+        <w:spacing w:after="0" w:before="0" w:line="240" w:lineRule="auto"/>
+        <w:ind w:firstLine="0" w:left="142" w:right="85"/>
+        <w:jc w:val="left"/>
+      </w:pPr>
+      <w:r>
+        <w:rPr>
+          <w:rFonts w:ascii="Consolas" w:hAnsi="Consolas"/>
+          <w:sz w:val="17"/>
+        </w:rPr>
+        <w:t xml:space="preserve">        cancelDraft($_SESSION);</w:t>
+      </w:r>
+    </w:p>
+    <w:p>
+      <w:pPr>
+        <w:keepNext w:val="0"/>
+        <w:keepLines w:val="0"/>
+        <w:widowControl/>
+        <w:spacing w:after="0" w:before="0" w:line="240" w:lineRule="auto"/>
+        <w:ind w:firstLine="0" w:left="142" w:right="85"/>
+        <w:jc w:val="left"/>
+      </w:pPr>
+      <w:r>
+        <w:rPr>
+          <w:rFonts w:ascii="Consolas" w:hAnsi="Consolas"/>
+          <w:sz w:val="17"/>
+        </w:rPr>
+        <w:t xml:space="preserve">        header('Location: /register.php', true, 303); exit;</w:t>
+      </w:r>
+    </w:p>
+    <w:p>
+      <w:pPr>
+        <w:keepNext w:val="0"/>
+        <w:keepLines w:val="0"/>
+        <w:widowControl/>
+        <w:spacing w:after="0" w:before="0" w:line="240" w:lineRule="auto"/>
+        <w:ind w:firstLine="0" w:left="142" w:right="85"/>
+        <w:jc w:val="left"/>
+      </w:pPr>
+      <w:r>
+        <w:rPr>
+          <w:rFonts w:ascii="Consolas" w:hAnsi="Consolas"/>
+          <w:sz w:val="17"/>
+        </w:rPr>
+        <w:t xml:space="preserve">    }</w:t>
+      </w:r>
+    </w:p>
+    <w:p>
+      <w:pPr>
+        <w:keepNext w:val="0"/>
+        <w:keepLines w:val="0"/>
+        <w:widowControl/>
+        <w:spacing w:after="0" w:before="0" w:line="240" w:lineRule="auto"/>
+        <w:ind w:firstLine="0" w:left="142" w:right="85"/>
+        <w:jc w:val="left"/>
+      </w:pPr>
+      <w:r>
+        <w:rPr>
+          <w:rFonts w:ascii="Consolas" w:hAnsi="Consolas"/>
+          <w:sz w:val="17"/>
+        </w:rPr>
+        <w:t xml:space="preserve">    $_SESSION['completed'] = 'SIMULATED_OK';</w:t>
+      </w:r>
+    </w:p>
+    <w:p>
+      <w:pPr>
+        <w:keepNext w:val="0"/>
+        <w:keepLines w:val="0"/>
+        <w:widowControl/>
+        <w:spacing w:after="0" w:before="0" w:line="240" w:lineRule="auto"/>
+        <w:ind w:firstLine="0" w:left="142" w:right="85"/>
+        <w:jc w:val="left"/>
+      </w:pPr>
+      <w:r>
+        <w:rPr>
+          <w:rFonts w:ascii="Consolas" w:hAnsi="Consolas"/>
+          <w:sz w:val="17"/>
+        </w:rPr>
+        <w:t xml:space="preserve">    cancelDraft($_SESSION);</w:t>
+      </w:r>
+    </w:p>
+    <w:p>
+      <w:pPr>
+        <w:keepNext w:val="0"/>
+        <w:keepLines w:val="0"/>
+        <w:widowControl/>
+        <w:spacing w:after="0" w:before="0" w:line="240" w:lineRule="auto"/>
+        <w:ind w:firstLine="0" w:left="142" w:right="85"/>
+        <w:jc w:val="left"/>
+      </w:pPr>
+      <w:r>
+        <w:rPr>
+          <w:rFonts w:ascii="Consolas" w:hAnsi="Consolas"/>
+          <w:sz w:val="17"/>
+        </w:rPr>
+        <w:t xml:space="preserve">    header('Location: /complete.php', true, 303); exit;</w:t>
+      </w:r>
+    </w:p>
+    <w:p>
+      <w:pPr>
+        <w:keepNext w:val="0"/>
+        <w:keepLines w:val="0"/>
+        <w:widowControl/>
+        <w:spacing w:after="0" w:before="0" w:line="240" w:lineRule="auto"/>
+        <w:ind w:firstLine="0" w:left="142" w:right="85"/>
+        <w:jc w:val="left"/>
+      </w:pPr>
+      <w:r>
+        <w:rPr>
+          <w:rFonts w:ascii="Consolas" w:hAnsi="Consolas"/>
+          <w:sz w:val="17"/>
+        </w:rPr>
+        <w:t>}</w:t>
+      </w:r>
+    </w:p>
+    <w:p>
+      <w:pPr>
+        <w:keepNext w:val="0"/>
+        <w:keepLines w:val="0"/>
+        <w:widowControl/>
+        <w:spacing w:after="0" w:before="0" w:line="240" w:lineRule="auto"/>
+        <w:ind w:firstLine="0" w:left="142" w:right="85"/>
+        <w:jc w:val="left"/>
+      </w:pPr>
+      <w:r>
+        <w:rPr>
+          <w:rFonts w:ascii="Consolas" w:hAnsi="Consolas"/>
+          <w:sz w:val="17"/>
+        </w:rPr>
+        <w:t>if (!isset($_SESSION['completed'])) {</w:t>
+      </w:r>
+    </w:p>
+    <w:p>
+      <w:pPr>
+        <w:keepNext w:val="0"/>
+        <w:keepLines w:val="0"/>
+        <w:widowControl/>
+        <w:spacing w:after="0" w:before="0" w:line="240" w:lineRule="auto"/>
+        <w:ind w:firstLine="0" w:left="142" w:right="85"/>
+        <w:jc w:val="left"/>
+      </w:pPr>
+      <w:r>
+        <w:rPr>
+          <w:rFonts w:ascii="Consolas" w:hAnsi="Consolas"/>
+          <w:sz w:val="17"/>
+        </w:rPr>
+        <w:t xml:space="preserve">    header('Location: /register.php', true, 303); exit;</w:t>
+      </w:r>
+    </w:p>
+    <w:p>
+      <w:pPr>
+        <w:keepNext w:val="0"/>
+        <w:keepLines w:val="0"/>
+        <w:widowControl/>
+        <w:spacing w:after="0" w:before="0" w:line="240" w:lineRule="auto"/>
+        <w:ind w:firstLine="0" w:left="142" w:right="85"/>
+        <w:jc w:val="left"/>
+      </w:pPr>
+      <w:r>
+        <w:rPr>
+          <w:rFonts w:ascii="Consolas" w:hAnsi="Consolas"/>
+          <w:sz w:val="17"/>
+        </w:rPr>
+        <w:t>}</w:t>
+      </w:r>
+    </w:p>
+    <w:p>
+      <w:pPr>
+        <w:keepNext w:val="0"/>
+        <w:keepLines w:val="0"/>
+        <w:widowControl/>
+        <w:spacing w:after="0" w:before="0" w:line="240" w:lineRule="auto"/>
+        <w:ind w:firstLine="0" w:left="142" w:right="85"/>
+        <w:jc w:val="left"/>
+      </w:pPr>
+      <w:r>
+        <w:rPr>
+          <w:rFonts w:ascii="Consolas" w:hAnsi="Consolas"/>
+          <w:sz w:val="17"/>
+        </w:rPr>
+        <w:t>require __DIR__.'/../templates/header.php';</w:t>
+      </w:r>
+    </w:p>
+    <w:p>
+      <w:pPr>
+        <w:keepNext w:val="0"/>
+        <w:keepLines w:val="0"/>
+        <w:widowControl/>
+        <w:spacing w:after="0" w:before="0" w:line="240" w:lineRule="auto"/>
+        <w:ind w:firstLine="0" w:left="142" w:right="85"/>
+        <w:jc w:val="left"/>
+      </w:pPr>
+      <w:r>
+        <w:rPr>
+          <w:rFonts w:ascii="Consolas" w:hAnsi="Consolas"/>
+          <w:sz w:val="17"/>
+        </w:rPr>
+        <w:t>?&gt;</w:t>
+      </w:r>
+    </w:p>
+    <w:p>
+      <w:pPr>
+        <w:keepNext w:val="0"/>
+        <w:keepLines w:val="0"/>
+        <w:widowControl/>
+        <w:spacing w:after="0" w:before="0" w:line="240" w:lineRule="auto"/>
+        <w:ind w:firstLine="0" w:left="142" w:right="85"/>
+        <w:jc w:val="left"/>
+      </w:pPr>
+      <w:r>
+        <w:rPr>
+          <w:rFonts w:ascii="Consolas" w:hAnsi="Consolas"/>
+          <w:sz w:val="17"/>
+        </w:rPr>
+        <w:t>&lt;div class="page-heading"&gt;</w:t>
+      </w:r>
+    </w:p>
+    <w:p>
+      <w:pPr>
+        <w:keepNext w:val="0"/>
+        <w:keepLines w:val="0"/>
+        <w:widowControl/>
+        <w:spacing w:after="0" w:before="0" w:line="240" w:lineRule="auto"/>
+        <w:ind w:firstLine="0" w:left="142" w:right="85"/>
+        <w:jc w:val="left"/>
+      </w:pPr>
+      <w:r>
+        <w:rPr>
+          <w:rFonts w:ascii="Consolas" w:hAnsi="Consolas"/>
+          <w:sz w:val="17"/>
+        </w:rPr>
+        <w:t>&lt;h1&gt;Bước 3. Hoàn tất mô phỏng&lt;/h1&gt;</w:t>
+      </w:r>
+    </w:p>
+    <w:p>
+      <w:pPr>
+        <w:keepNext w:val="0"/>
+        <w:keepLines w:val="0"/>
+        <w:widowControl/>
+        <w:spacing w:after="0" w:before="0" w:line="240" w:lineRule="auto"/>
+        <w:ind w:firstLine="0" w:left="142" w:right="85"/>
+        <w:jc w:val="left"/>
+      </w:pPr>
+      <w:r>
+        <w:rPr>
+          <w:rFonts w:ascii="Consolas" w:hAnsi="Consolas"/>
+          <w:sz w:val="17"/>
+        </w:rPr>
+        <w:t>&lt;/div&gt;</w:t>
+      </w:r>
+    </w:p>
+    <w:p>
+      <w:pPr>
+        <w:keepNext w:val="0"/>
+        <w:keepLines w:val="0"/>
+        <w:widowControl/>
+        <w:spacing w:after="0" w:before="0" w:line="240" w:lineRule="auto"/>
+        <w:ind w:firstLine="0" w:left="142" w:right="85"/>
+        <w:jc w:val="left"/>
+      </w:pPr>
+      <w:r>
+        <w:rPr>
+          <w:rFonts w:ascii="Consolas" w:hAnsi="Consolas"/>
+          <w:sz w:val="17"/>
+        </w:rPr>
+        <w:t>&lt;section class="completion" role="status"&gt;</w:t>
+      </w:r>
+    </w:p>
+    <w:p>
+      <w:pPr>
+        <w:keepNext w:val="0"/>
+        <w:keepLines w:val="0"/>
+        <w:widowControl/>
+        <w:spacing w:after="0" w:before="0" w:line="240" w:lineRule="auto"/>
+        <w:ind w:firstLine="0" w:left="142" w:right="85"/>
+        <w:jc w:val="left"/>
+      </w:pPr>
+      <w:r>
+        <w:rPr>
+          <w:rFonts w:ascii="Consolas" w:hAnsi="Consolas"/>
+          <w:sz w:val="17"/>
+        </w:rPr>
+        <w:t>&lt;p class="status-message"&gt;</w:t>
+      </w:r>
+    </w:p>
+    <w:p>
+      <w:pPr>
+        <w:keepNext w:val="0"/>
+        <w:keepLines w:val="0"/>
+        <w:widowControl/>
+        <w:spacing w:after="0" w:before="0" w:line="240" w:lineRule="auto"/>
+        <w:ind w:firstLine="0" w:left="142" w:right="85"/>
+        <w:jc w:val="left"/>
+      </w:pPr>
+      <w:r>
+        <w:rPr>
+          <w:rFonts w:ascii="Consolas" w:hAnsi="Consolas"/>
+          <w:sz w:val="17"/>
+        </w:rPr>
+        <w:t>&lt;?= e($_SESSION['completed']) ?&gt;</w:t>
+      </w:r>
+    </w:p>
+    <w:p>
+      <w:pPr>
+        <w:keepNext w:val="0"/>
+        <w:keepLines w:val="0"/>
+        <w:widowControl/>
+        <w:spacing w:after="0" w:before="0" w:line="240" w:lineRule="auto"/>
+        <w:ind w:firstLine="0" w:left="142" w:right="85"/>
+        <w:jc w:val="left"/>
+      </w:pPr>
+      <w:r>
+        <w:rPr>
+          <w:rFonts w:ascii="Consolas" w:hAnsi="Consolas"/>
+          <w:sz w:val="17"/>
+        </w:rPr>
+        <w:t>&lt;/p&gt;</w:t>
+      </w:r>
+    </w:p>
+    <w:p>
+      <w:pPr>
+        <w:keepNext w:val="0"/>
+        <w:keepLines w:val="0"/>
+        <w:widowControl/>
+        <w:spacing w:after="0" w:before="0" w:line="240" w:lineRule="auto"/>
+        <w:ind w:firstLine="0" w:left="142" w:right="85"/>
+        <w:jc w:val="left"/>
+      </w:pPr>
+      <w:r>
+        <w:rPr>
+          <w:rFonts w:ascii="Consolas" w:hAnsi="Consolas"/>
+          <w:sz w:val="17"/>
+        </w:rPr>
+        <w:t>&lt;p&gt;Chưa ghi vào CSDL; đây không phải vé hoặc bằng chứng đăng ký thật.&lt;/p&gt;</w:t>
+      </w:r>
+    </w:p>
+    <w:p>
+      <w:pPr>
+        <w:keepNext w:val="0"/>
+        <w:keepLines w:val="0"/>
+        <w:widowControl/>
+        <w:spacing w:after="0" w:before="0" w:line="240" w:lineRule="auto"/>
+        <w:ind w:firstLine="0" w:left="142" w:right="85"/>
+        <w:jc w:val="left"/>
+      </w:pPr>
+      <w:r>
+        <w:rPr>
+          <w:rFonts w:ascii="Consolas" w:hAnsi="Consolas"/>
+          <w:sz w:val="17"/>
+        </w:rPr>
+        <w:t>&lt;/section&gt;</w:t>
+      </w:r>
+    </w:p>
+    <w:p>
+      <w:pPr>
+        <w:keepNext w:val="0"/>
+        <w:keepLines w:val="0"/>
+        <w:widowControl/>
+        <w:spacing w:after="0" w:before="0" w:line="240" w:lineRule="auto"/>
+        <w:ind w:firstLine="0" w:left="142" w:right="85"/>
+        <w:jc w:val="left"/>
+      </w:pPr>
+      <w:r>
+        <w:rPr>
+          <w:rFonts w:ascii="Consolas" w:hAnsi="Consolas"/>
+          <w:sz w:val="17"/>
+        </w:rPr>
+        <w:t>&lt;?php require __DIR__.'/../templates/footer.php'; ?&gt;</w:t>
+      </w:r>
+    </w:p>
+    <w:p>
+      <w:pPr>
+        <w:widowControl/>
+      </w:pPr>
+      <w:r>
+        <w:rPr>
+          <w:rFonts w:ascii="Times New Roman" w:hAnsi="Times New Roman"/>
+          <w:b w:val="0"/>
+          <w:color w:val="000000"/>
+          <w:sz w:val="26"/>
+        </w:rPr>
+        <w:t xml:space="preserve">POST hợp lệ tạo dấu </w:t>
+      </w:r>
+      <w:r>
+        <w:rPr>
+          <w:rFonts w:ascii="Times New Roman" w:hAnsi="Times New Roman"/>
+          <w:b w:val="0"/>
+          <w:color w:val="000000"/>
+          <w:sz w:val="26"/>
+        </w:rPr>
+        <w:t>SIMULATED_OK</w:t>
+      </w:r>
+      <w:r>
+        <w:rPr>
+          <w:rFonts w:ascii="Times New Roman" w:hAnsi="Times New Roman"/>
+          <w:b w:val="0"/>
+          <w:color w:val="000000"/>
+          <w:sz w:val="26"/>
+        </w:rPr>
+        <w:t xml:space="preserve"> trong Session, xóa bản nháp, rồi chuyển sang GET cùng trang. Làm mới trang kết quả sẽ không gửi lại POST. Nếu gõ trực tiếp URL mà chưa hoàn tất, mẫu đưa về form.</w:t>
+      </w:r>
+    </w:p>
+    <w:p>
+      <w:pPr>
+        <w:widowControl/>
+      </w:pPr>
+      <w:r>
+        <w:rPr>
+          <w:rFonts w:ascii="Times New Roman" w:hAnsi="Times New Roman"/>
+          <w:b w:val="0"/>
+          <w:color w:val="000000"/>
+          <w:sz w:val="26"/>
+        </w:rPr>
+        <w:t>Đây là luồng POST → chuyển hướng → GET. Nó giúp tránh một số hành vi gửi lại form do tải lại trang; không được coi là cơ chế bảo đảm mọi thao tác ghi dữ liệu không bao giờ lặp. Khi có thao tác ghi CSDL, cần kiểm tra thêm ràng buộc dữ liệu.</w:t>
+      </w:r>
+    </w:p>
+    <w:p>
+      <w:pPr>
+        <w:keepNext/>
+        <w:widowControl/>
+      </w:pPr>
+      <w:r>
+        <w:rPr>
+          <w:rFonts w:ascii="Times New Roman" w:hAnsi="Times New Roman"/>
+          <w:b w:val="0"/>
+          <w:sz w:val="26"/>
+        </w:rPr>
+        <w:t>Kiểm tra kết quả bước 5:</w:t>
+      </w:r>
+    </w:p>
+    <w:p>
+      <w:pPr>
+        <w:widowControl/>
+        <w:ind w:firstLine="0" w:left="0"/>
+        <w:jc w:val="left"/>
+      </w:pPr>
+      <w:r>
+        <w:rPr>
+          <w:rFonts w:ascii="Times New Roman" w:hAnsi="Times New Roman"/>
+          <w:b w:val="0"/>
+          <w:color w:val="000000"/>
+          <w:sz w:val="26"/>
+        </w:rPr>
+        <w:t>[</w:t>
+      </w:r>
+      <w:r>
+        <w:rPr>
+          <w:rFonts w:ascii="Times New Roman" w:hAnsi="Times New Roman"/>
+          <w:b w:val="0"/>
+          <w:color w:val="000000"/>
+          <w:sz w:val="26"/>
+        </w:rPr>
+        <w:t xml:space="preserve"> ] Hoàn tất mô phỏng cho kết quả trong phiên; hiểu rằng chưa tạo hàng CSDL.</w:t>
+      </w:r>
+    </w:p>
+    <w:p>
+      <w:pPr>
+        <w:pStyle w:val="Heading3"/>
+        <w:keepNext/>
+        <w:widowControl/>
+      </w:pPr>
+      <w:r>
+        <w:rPr>
+          <w:rFonts w:ascii="Times New Roman" w:hAnsi="Times New Roman"/>
+          <w:b/>
+          <w:color w:val="000000"/>
+          <w:sz w:val="26"/>
+        </w:rPr>
+        <w:t>Bước 6. Tạo xử lý hủy</w:t>
+      </w:r>
+    </w:p>
+    <w:p>
+      <w:pPr>
+        <w:keepNext/>
+        <w:widowControl/>
+      </w:pPr>
+      <w:r>
+        <w:rPr>
+          <w:rFonts w:ascii="Times New Roman" w:hAnsi="Times New Roman"/>
+          <w:b w:val="0"/>
+          <w:color w:val="000000"/>
+          <w:sz w:val="26"/>
+        </w:rPr>
+        <w:t xml:space="preserve">Mở </w:t>
+      </w:r>
+      <w:r>
+        <w:rPr>
+          <w:rFonts w:ascii="Times New Roman" w:hAnsi="Times New Roman"/>
+          <w:b w:val="0"/>
+          <w:color w:val="000000"/>
+          <w:sz w:val="26"/>
+        </w:rPr>
+        <w:t>public/cancel.php</w:t>
+      </w:r>
+      <w:r>
+        <w:rPr>
+          <w:rFonts w:ascii="Times New Roman" w:hAnsi="Times New Roman"/>
+          <w:b w:val="0"/>
+          <w:color w:val="000000"/>
+          <w:sz w:val="26"/>
+        </w:rPr>
+        <w:t>:</w:t>
+      </w:r>
+    </w:p>
+    <w:p>
+      <w:pPr>
+        <w:keepNext/>
+        <w:keepLines/>
+        <w:widowControl/>
+        <w:spacing w:after="0" w:before="0" w:line="240" w:lineRule="auto"/>
+        <w:ind w:firstLine="0" w:left="142" w:right="85"/>
+        <w:jc w:val="left"/>
+      </w:pPr>
+      <w:r>
+        <w:rPr>
+          <w:rFonts w:ascii="Times New Roman" w:hAnsi="Times New Roman"/>
+          <w:b w:val="0"/>
+          <w:sz w:val="26"/>
+        </w:rPr>
+        <w:t>&lt;?php</w:t>
+      </w:r>
+    </w:p>
+    <w:p>
+      <w:pPr>
+        <w:keepNext/>
+        <w:keepLines/>
+        <w:widowControl/>
+        <w:spacing w:after="0" w:before="0" w:line="240" w:lineRule="auto"/>
+        <w:ind w:firstLine="0" w:left="142" w:right="85"/>
+        <w:jc w:val="left"/>
+      </w:pPr>
+      <w:r>
+        <w:rPr>
+          <w:rFonts w:ascii="Times New Roman" w:hAnsi="Times New Roman"/>
+          <w:b w:val="0"/>
+          <w:sz w:val="26"/>
+        </w:rPr>
+        <w:t>require __DIR__.'/../src/Session.php';</w:t>
+      </w:r>
+    </w:p>
+    <w:p>
+      <w:pPr>
+        <w:keepNext/>
+        <w:keepLines/>
+        <w:widowControl/>
+        <w:spacing w:after="0" w:before="0" w:line="240" w:lineRule="auto"/>
+        <w:ind w:firstLine="0" w:left="142" w:right="85"/>
+        <w:jc w:val="left"/>
+      </w:pPr>
+      <w:r>
+        <w:rPr>
+          <w:rFonts w:ascii="Times New Roman" w:hAnsi="Times New Roman"/>
+          <w:b w:val="0"/>
+          <w:sz w:val="26"/>
+        </w:rPr>
+        <w:t>require __DIR__.'/../src/Draft.php';</w:t>
+      </w:r>
+    </w:p>
+    <w:p>
+      <w:pPr>
+        <w:keepNext/>
+        <w:keepLines/>
+        <w:widowControl/>
+        <w:spacing w:after="0" w:before="0" w:line="240" w:lineRule="auto"/>
+        <w:ind w:firstLine="0" w:left="142" w:right="85"/>
+        <w:jc w:val="left"/>
+      </w:pPr>
+      <w:r>
+        <w:rPr>
+          <w:rFonts w:ascii="Times New Roman" w:hAnsi="Times New Roman"/>
+          <w:b w:val="0"/>
+          <w:sz w:val="26"/>
+        </w:rPr>
+        <w:t>if ($_SERVER['REQUEST_METHOD'] !== 'POST') { http_response_code(405); exit('POST_REQUIRED'); }</w:t>
+      </w:r>
+    </w:p>
+    <w:p>
+      <w:pPr>
+        <w:keepNext/>
+        <w:keepLines/>
+        <w:widowControl/>
+        <w:spacing w:after="0" w:before="0" w:line="240" w:lineRule="auto"/>
+        <w:ind w:firstLine="0" w:left="142" w:right="85"/>
+        <w:jc w:val="left"/>
+      </w:pPr>
+      <w:r>
+        <w:rPr>
+          <w:rFonts w:ascii="Times New Roman" w:hAnsi="Times New Roman"/>
+          <w:b w:val="0"/>
+          <w:sz w:val="26"/>
+        </w:rPr>
+        <w:t>checkCsrf($_POST);</w:t>
       </w:r>
     </w:p>
     <w:p>
@@ -1822,7 +4817,7 @@
           <w:b w:val="0"/>
           <w:sz w:val="26"/>
         </w:rPr>
-        <w:t>var_dump(canRegister(10, 9));</w:t>
+        <w:t>cancelDraft($_SESSION);</w:t>
       </w:r>
     </w:p>
     <w:p>
@@ -1838,7 +4833,7 @@
           <w:b w:val="0"/>
           <w:sz w:val="26"/>
         </w:rPr>
-        <w:t>var_dump(canRegister(10, 10));</w:t>
+        <w:t>header('Location: /register.php', true, 303); exit;</w:t>
       </w:r>
     </w:p>
     <w:p>
@@ -1852,7 +4847,7 @@
           <w:color w:val="000000"/>
           <w:sz w:val="26"/>
         </w:rPr>
-        <w:t xml:space="preserve">Chạy </w:t>
+        <w:t xml:space="preserve">Mã chỉ nhận POST, kiểm tra token rồi xóa khóa bản nháp. Không gọi </w:t>
       </w:r>
       <w:r>
         <w:rPr>
@@ -1861,7 +4856,7 @@
           <w:color w:val="000000"/>
           <w:sz w:val="26"/>
         </w:rPr>
-        <w:t>php thu-ham.php</w:t>
+        <w:t>session_destroy()</w:t>
       </w:r>
       <w:r>
         <w:rPr>
@@ -1870,8 +4865,29 @@
           <w:color w:val="000000"/>
           <w:sz w:val="26"/>
         </w:rPr>
-        <w:t xml:space="preserve">. Kết quả gồm </w:t>
-      </w:r>
+        <w:t xml:space="preserve"> vì ta không muốn xóa token và mọi trạng thái khác của phiên chỉ để hủy một form.</w:t>
+      </w:r>
+    </w:p>
+    <w:p>
+      <w:pPr>
+        <w:keepNext/>
+        <w:widowControl/>
+      </w:pPr>
+      <w:r>
+        <w:rPr>
+          <w:rFonts w:ascii="Times New Roman" w:hAnsi="Times New Roman"/>
+          <w:b w:val="0"/>
+          <w:sz w:val="26"/>
+        </w:rPr>
+        <w:t>Kiểm tra kết quả bước 6:</w:t>
+      </w:r>
+    </w:p>
+    <w:p>
+      <w:pPr>
+        <w:widowControl/>
+        <w:ind w:firstLine="0" w:left="0"/>
+        <w:jc w:val="left"/>
+      </w:pPr>
       <w:r>
         <w:rPr>
           <w:rFonts w:ascii="Times New Roman" w:hAnsi="Times New Roman"/>
@@ -1879,7 +4895,7 @@
           <w:color w:val="000000"/>
           <w:sz w:val="26"/>
         </w:rPr>
-        <w:t>bool(true)</w:t>
+        <w:t>[</w:t>
       </w:r>
       <w:r>
         <w:rPr>
@@ -1888,8 +4904,30 @@
           <w:color w:val="000000"/>
           <w:sz w:val="26"/>
         </w:rPr>
-        <w:t xml:space="preserve"> và </w:t>
-      </w:r>
+        <w:t xml:space="preserve"> ] Hủy xóa nháp và quay lại nhập; không xóa toàn bộ dữ liệu phiên.</w:t>
+      </w:r>
+    </w:p>
+    <w:p>
+      <w:pPr>
+        <w:pStyle w:val="Heading3"/>
+        <w:keepNext/>
+        <w:widowControl/>
+      </w:pPr>
+      <w:r>
+        <w:rPr>
+          <w:rFonts w:ascii="Times New Roman" w:hAnsi="Times New Roman"/>
+          <w:b/>
+          <w:color w:val="000000"/>
+          <w:sz w:val="26"/>
+        </w:rPr>
+        <w:t>Bước 7. Ghi và đọc Cookie tùy chọn</w:t>
+      </w:r>
+    </w:p>
+    <w:p>
+      <w:pPr>
+        <w:keepNext/>
+        <w:widowControl/>
+      </w:pPr>
       <w:r>
         <w:rPr>
           <w:rFonts w:ascii="Times New Roman" w:hAnsi="Times New Roman"/>
@@ -1897,7 +4935,7 @@
           <w:color w:val="000000"/>
           <w:sz w:val="26"/>
         </w:rPr>
-        <w:t>bool(false)</w:t>
+        <w:t xml:space="preserve">Mở </w:t>
       </w:r>
       <w:r>
         <w:rPr>
@@ -1906,13 +4944,8 @@
           <w:color w:val="000000"/>
           <w:sz w:val="26"/>
         </w:rPr>
-        <w:t>.</w:t>
-      </w:r>
-    </w:p>
-    <w:p>
-      <w:pPr>
-        <w:widowControl/>
-      </w:pPr>
+        <w:t>public/preferences.php</w:t>
+      </w:r>
       <w:r>
         <w:rPr>
           <w:rFonts w:ascii="Times New Roman" w:hAnsi="Times New Roman"/>
@@ -1920,158 +4953,7 @@
           <w:color w:val="000000"/>
           <w:sz w:val="26"/>
         </w:rPr>
-        <w:t>int</w:t>
-      </w:r>
-      <w:r>
-        <w:rPr>
-          <w:rFonts w:ascii="Times New Roman" w:hAnsi="Times New Roman"/>
-          <w:b w:val="0"/>
-          <w:color w:val="000000"/>
-          <w:sz w:val="26"/>
-        </w:rPr>
-        <w:t xml:space="preserve"> chỉ tham số số nguyên; </w:t>
-      </w:r>
-      <w:r>
-        <w:rPr>
-          <w:rFonts w:ascii="Times New Roman" w:hAnsi="Times New Roman"/>
-          <w:b w:val="0"/>
-          <w:color w:val="000000"/>
-          <w:sz w:val="26"/>
-        </w:rPr>
-        <w:t>bool</w:t>
-      </w:r>
-      <w:r>
-        <w:rPr>
-          <w:rFonts w:ascii="Times New Roman" w:hAnsi="Times New Roman"/>
-          <w:b w:val="0"/>
-          <w:color w:val="000000"/>
-          <w:sz w:val="26"/>
-        </w:rPr>
-        <w:t xml:space="preserve"> chỉ kết quả đúng/sai; </w:t>
-      </w:r>
-      <w:r>
-        <w:rPr>
-          <w:rFonts w:ascii="Times New Roman" w:hAnsi="Times New Roman"/>
-          <w:b w:val="0"/>
-          <w:color w:val="000000"/>
-          <w:sz w:val="26"/>
-        </w:rPr>
-        <w:t>||</w:t>
-      </w:r>
-      <w:r>
-        <w:rPr>
-          <w:rFonts w:ascii="Times New Roman" w:hAnsi="Times New Roman"/>
-          <w:b w:val="0"/>
-          <w:color w:val="000000"/>
-          <w:sz w:val="26"/>
-        </w:rPr>
-        <w:t xml:space="preserve"> nghĩa là hoặc. </w:t>
-      </w:r>
-      <w:r>
-        <w:rPr>
-          <w:rFonts w:ascii="Times New Roman" w:hAnsi="Times New Roman"/>
-          <w:b w:val="0"/>
-          <w:color w:val="000000"/>
-          <w:sz w:val="26"/>
-        </w:rPr>
-        <w:t>return</w:t>
-      </w:r>
-      <w:r>
-        <w:rPr>
-          <w:rFonts w:ascii="Times New Roman" w:hAnsi="Times New Roman"/>
-          <w:b w:val="0"/>
-          <w:color w:val="000000"/>
-          <w:sz w:val="26"/>
-        </w:rPr>
-        <w:t xml:space="preserve"> kết thúc hàm và trả giá trị cho nơi gọi. Hai biến tham số chỉ có ý nghĩa bên trong lần gọi hàm, không đọc dữ liệu từ giao diện.</w:t>
-      </w:r>
-    </w:p>
-    <w:p>
-      <w:pPr>
-        <w:keepNext/>
-        <w:widowControl/>
-      </w:pPr>
-      <w:r>
-        <w:rPr>
-          <w:rFonts w:ascii="Times New Roman" w:hAnsi="Times New Roman"/>
-          <w:b w:val="0"/>
-          <w:sz w:val="26"/>
-        </w:rPr>
-        <w:t>Kiểm tra kết quả bước 2:</w:t>
-      </w:r>
-    </w:p>
-    <w:p>
-      <w:pPr>
-        <w:widowControl/>
-        <w:ind w:firstLine="0" w:left="0"/>
-        <w:jc w:val="left"/>
-      </w:pPr>
-      <w:r>
-        <w:rPr>
-          <w:rFonts w:ascii="Times New Roman" w:hAnsi="Times New Roman"/>
-          <w:b w:val="0"/>
-          <w:color w:val="000000"/>
-          <w:sz w:val="26"/>
-        </w:rPr>
-        <w:t>[</w:t>
-      </w:r>
-      <w:r>
-        <w:rPr>
-          <w:rFonts w:ascii="Times New Roman" w:hAnsi="Times New Roman"/>
-          <w:b w:val="0"/>
-          <w:color w:val="000000"/>
-          <w:sz w:val="26"/>
-        </w:rPr>
-        <w:t xml:space="preserve"> ] Hàm thử trả true khi 10/9, false khi 10/10 và khi dữ liệu sai.</w:t>
-      </w:r>
-    </w:p>
-    <w:p>
-      <w:pPr>
-        <w:pStyle w:val="Heading3"/>
-        <w:keepNext/>
-        <w:widowControl/>
-      </w:pPr>
-      <w:r>
-        <w:rPr>
-          <w:rFonts w:ascii="Times New Roman" w:hAnsi="Times New Roman"/>
-          <w:b/>
-          <w:color w:val="000000"/>
-          <w:sz w:val="26"/>
-        </w:rPr>
-        <w:t>Bước 3. Đưa cùng quy tắc vào một lớp</w:t>
-      </w:r>
-    </w:p>
-    <w:p>
-      <w:pPr>
-        <w:keepNext/>
-        <w:widowControl/>
-      </w:pPr>
-      <w:r>
-        <w:rPr>
-          <w:rFonts w:ascii="Times New Roman" w:hAnsi="Times New Roman"/>
-          <w:b w:val="0"/>
-          <w:color w:val="000000"/>
-          <w:sz w:val="26"/>
-        </w:rPr>
-        <w:t xml:space="preserve">Mở </w:t>
-      </w:r>
-      <w:r>
-        <w:rPr>
-          <w:rFonts w:ascii="Times New Roman" w:hAnsi="Times New Roman"/>
-          <w:b w:val="0"/>
-          <w:color w:val="000000"/>
-          <w:sz w:val="26"/>
-        </w:rPr>
-        <w:t>src/CapacityPolicy.php</w:t>
-      </w:r>
-      <w:r>
-        <w:rPr>
-          <w:rFonts w:ascii="Times New Roman" w:hAnsi="Times New Roman"/>
-          <w:b w:val="0"/>
-          <w:color w:val="000000"/>
-          <w:sz w:val="26"/>
-        </w:rPr>
-        <w:t xml:space="preserve"> và nhập toàn bộ nội dung sau:</w:t>
+        <w:t>:</w:t>
       </w:r>
     </w:p>
     <w:p>
@@ -2094,6 +4976,150 @@
     </w:p>
     <w:p>
       <w:pPr>
+        <w:keepNext/>
+        <w:keepLines/>
+        <w:widowControl/>
+        <w:spacing w:after="0" w:before="0" w:line="240" w:lineRule="auto"/>
+        <w:ind w:firstLine="0" w:left="142" w:right="85"/>
+        <w:jc w:val="left"/>
+      </w:pPr>
+      <w:r>
+        <w:rPr>
+          <w:rFonts w:ascii="Times New Roman" w:hAnsi="Times New Roman"/>
+          <w:b w:val="0"/>
+          <w:sz w:val="26"/>
+        </w:rPr>
+        <w:t>require __DIR__.'/../src/Session.php';</w:t>
+      </w:r>
+    </w:p>
+    <w:p>
+      <w:pPr>
+        <w:keepNext/>
+        <w:keepLines/>
+        <w:widowControl/>
+        <w:spacing w:after="0" w:before="0" w:line="240" w:lineRule="auto"/>
+        <w:ind w:firstLine="0" w:left="142" w:right="85"/>
+        <w:jc w:val="left"/>
+      </w:pPr>
+      <w:r>
+        <w:rPr>
+          <w:rFonts w:ascii="Times New Roman" w:hAnsi="Times New Roman"/>
+          <w:b w:val="0"/>
+          <w:sz w:val="26"/>
+        </w:rPr>
+        <w:t>if ($_SERVER['REQUEST_METHOD'] !== 'POST') { http_response_code(405); exit('POST_REQUIRED'); }</w:t>
+      </w:r>
+    </w:p>
+    <w:p>
+      <w:pPr>
+        <w:keepNext/>
+        <w:keepLines/>
+        <w:widowControl/>
+        <w:spacing w:after="0" w:before="0" w:line="240" w:lineRule="auto"/>
+        <w:ind w:firstLine="0" w:left="142" w:right="85"/>
+        <w:jc w:val="left"/>
+      </w:pPr>
+      <w:r>
+        <w:rPr>
+          <w:rFonts w:ascii="Times New Roman" w:hAnsi="Times New Roman"/>
+          <w:b w:val="0"/>
+          <w:sz w:val="26"/>
+        </w:rPr>
+        <w:t>checkCsrf($_POST);</w:t>
+      </w:r>
+    </w:p>
+    <w:p>
+      <w:pPr>
+        <w:keepNext/>
+        <w:keepLines/>
+        <w:widowControl/>
+        <w:spacing w:after="0" w:before="0" w:line="240" w:lineRule="auto"/>
+        <w:ind w:firstLine="0" w:left="142" w:right="85"/>
+        <w:jc w:val="left"/>
+      </w:pPr>
+      <w:r>
+        <w:rPr>
+          <w:rFonts w:ascii="Times New Roman" w:hAnsi="Times New Roman"/>
+          <w:b w:val="0"/>
+          <w:sz w:val="26"/>
+        </w:rPr>
+        <w:t>$view = $_POST['view'] ?? '';</w:t>
+      </w:r>
+    </w:p>
+    <w:p>
+      <w:pPr>
+        <w:keepNext/>
+        <w:keepLines/>
+        <w:widowControl/>
+        <w:spacing w:after="0" w:before="0" w:line="240" w:lineRule="auto"/>
+        <w:ind w:firstLine="0" w:left="142" w:right="85"/>
+        <w:jc w:val="left"/>
+      </w:pPr>
+      <w:r>
+        <w:rPr>
+          <w:rFonts w:ascii="Times New Roman" w:hAnsi="Times New Roman"/>
+          <w:b w:val="0"/>
+          <w:sz w:val="26"/>
+        </w:rPr>
+        <w:t>if (!is_string($view) || !in_array($view, ['compact', 'full'], true)) {</w:t>
+      </w:r>
+    </w:p>
+    <w:p>
+      <w:pPr>
+        <w:keepNext/>
+        <w:keepLines/>
+        <w:widowControl/>
+        <w:spacing w:after="0" w:before="0" w:line="240" w:lineRule="auto"/>
+        <w:ind w:firstLine="0" w:left="142" w:right="85"/>
+        <w:jc w:val="left"/>
+      </w:pPr>
+      <w:r>
+        <w:rPr>
+          <w:rFonts w:ascii="Times New Roman" w:hAnsi="Times New Roman"/>
+          <w:b w:val="0"/>
+          <w:sz w:val="26"/>
+        </w:rPr>
+        <w:t xml:space="preserve">    http_response_code(422); exit('VIEW_INVALID');</w:t>
+      </w:r>
+    </w:p>
+    <w:p>
+      <w:pPr>
+        <w:keepNext/>
+        <w:keepLines/>
+        <w:widowControl/>
+        <w:spacing w:after="0" w:before="0" w:line="240" w:lineRule="auto"/>
+        <w:ind w:firstLine="0" w:left="142" w:right="85"/>
+        <w:jc w:val="left"/>
+      </w:pPr>
+      <w:r>
+        <w:rPr>
+          <w:rFonts w:ascii="Times New Roman" w:hAnsi="Times New Roman"/>
+          <w:b w:val="0"/>
+          <w:sz w:val="26"/>
+        </w:rPr>
+        <w:t>}</w:t>
+      </w:r>
+    </w:p>
+    <w:p>
+      <w:pPr>
+        <w:keepNext/>
+        <w:keepLines/>
+        <w:widowControl/>
+        <w:spacing w:after="0" w:before="0" w:line="240" w:lineRule="auto"/>
+        <w:ind w:firstLine="0" w:left="142" w:right="85"/>
+        <w:jc w:val="left"/>
+      </w:pPr>
+      <w:r>
+        <w:rPr>
+          <w:rFonts w:ascii="Times New Roman" w:hAnsi="Times New Roman"/>
+          <w:b w:val="0"/>
+          <w:sz w:val="26"/>
+        </w:rPr>
+        <w:t>setcookie('view', $view, ['expires'=&gt;time()+3600, 'path'=&gt;'/', 'httponly'=&gt;true,</w:t>
+      </w:r>
+    </w:p>
+    <w:p>
+      <w:pPr>
         <w:keepNext w:val="0"/>
         <w:keepLines/>
         <w:widowControl/>
@@ -2107,13 +5133,13 @@
           <w:b w:val="0"/>
           <w:sz w:val="26"/>
         </w:rPr>
-        <w:t>declare(strict_types=1);</w:t>
+        <w:t xml:space="preserve">    'samesite'=&gt;'Lax', 'secure'=&gt;isset($_SERVER['HTTPS']) &amp;&amp; $_SERVER['HTTPS'] !== 'off']);</w:t>
       </w:r>
     </w:p>
     <w:p>
       <w:pPr>
         <w:widowControl/>
-        <w:spacing w:after="0" w:before="0" w:line="240" w:lineRule="auto"/>
+        <w:spacing w:after="120" w:before="0" w:line="240" w:lineRule="auto"/>
         <w:ind w:firstLine="0" w:left="142" w:right="85"/>
         <w:jc w:val="left"/>
       </w:pPr>
@@ -2123,17 +5149,167 @@
           <w:b w:val="0"/>
           <w:sz w:val="26"/>
         </w:rPr>
-        <w:t xml:space="preserve"> </w:t>
+        <w:t>header('Location: /register.php', true, 303); exit;</w:t>
       </w:r>
     </w:p>
     <w:p>
       <w:pPr>
+        <w:widowControl/>
+      </w:pPr>
+      <w:r>
+        <w:rPr>
+          <w:rFonts w:ascii="Times New Roman" w:hAnsi="Times New Roman"/>
+          <w:b w:val="0"/>
+          <w:color w:val="000000"/>
+          <w:sz w:val="26"/>
+        </w:rPr>
+        <w:t xml:space="preserve">Cookie tồn tại một giờ và áp dụng cho đường dẫn </w:t>
+      </w:r>
+      <w:r>
+        <w:rPr>
+          <w:rFonts w:ascii="Times New Roman" w:hAnsi="Times New Roman"/>
+          <w:b w:val="0"/>
+          <w:color w:val="000000"/>
+          <w:sz w:val="26"/>
+        </w:rPr>
+        <w:t>/</w:t>
+      </w:r>
+      <w:r>
+        <w:rPr>
+          <w:rFonts w:ascii="Times New Roman" w:hAnsi="Times New Roman"/>
+          <w:b w:val="0"/>
+          <w:color w:val="000000"/>
+          <w:sz w:val="26"/>
+        </w:rPr>
+        <w:t xml:space="preserve">. Giá trị chỉ được chọn trong hai lựa chọn đã công bố. Sau </w:t>
+      </w:r>
+      <w:r>
+        <w:rPr>
+          <w:rFonts w:ascii="Times New Roman" w:hAnsi="Times New Roman"/>
+          <w:b w:val="0"/>
+          <w:color w:val="000000"/>
+          <w:sz w:val="26"/>
+        </w:rPr>
+        <w:t>setcookie</w:t>
+      </w:r>
+      <w:r>
+        <w:rPr>
+          <w:rFonts w:ascii="Times New Roman" w:hAnsi="Times New Roman"/>
+          <w:b w:val="0"/>
+          <w:color w:val="000000"/>
+          <w:sz w:val="26"/>
+        </w:rPr>
+        <w:t xml:space="preserve">, trình duyệt nhận Cookie rồi gửi lại trong request tiếp theo; việc chuyển hướng giúp trang form đọc được giá trị mới qua </w:t>
+      </w:r>
+      <w:r>
+        <w:rPr>
+          <w:rFonts w:ascii="Times New Roman" w:hAnsi="Times New Roman"/>
+          <w:b w:val="0"/>
+          <w:color w:val="000000"/>
+          <w:sz w:val="26"/>
+        </w:rPr>
+        <w:t>$_COOKIE</w:t>
+      </w:r>
+      <w:r>
+        <w:rPr>
+          <w:rFonts w:ascii="Times New Roman" w:hAnsi="Times New Roman"/>
+          <w:b w:val="0"/>
+          <w:color w:val="000000"/>
+          <w:sz w:val="26"/>
+        </w:rPr>
+        <w:t>.</w:t>
+      </w:r>
+    </w:p>
+    <w:p>
+      <w:pPr>
+        <w:widowControl/>
+      </w:pPr>
+      <w:r>
+        <w:rPr>
+          <w:rFonts w:ascii="Times New Roman" w:hAnsi="Times New Roman"/>
+          <w:b w:val="0"/>
+          <w:color w:val="000000"/>
+          <w:sz w:val="26"/>
+        </w:rPr>
+        <w:t xml:space="preserve">Trong giao diện mẫu, lựa chọn được hiển thị bằng dòng “Tùy chọn Cookie”; chưa thay toàn bộ cách bố trí giao diện. Các thuộc tính </w:t>
+      </w:r>
+      <w:r>
+        <w:rPr>
+          <w:rFonts w:ascii="Times New Roman" w:hAnsi="Times New Roman"/>
+          <w:b w:val="0"/>
+          <w:color w:val="000000"/>
+          <w:sz w:val="26"/>
+        </w:rPr>
+        <w:t>httponly</w:t>
+      </w:r>
+      <w:r>
+        <w:rPr>
+          <w:rFonts w:ascii="Times New Roman" w:hAnsi="Times New Roman"/>
+          <w:b w:val="0"/>
+          <w:color w:val="000000"/>
+          <w:sz w:val="26"/>
+        </w:rPr>
+        <w:t xml:space="preserve">, </w:t>
+      </w:r>
+      <w:r>
+        <w:rPr>
+          <w:rFonts w:ascii="Times New Roman" w:hAnsi="Times New Roman"/>
+          <w:b w:val="0"/>
+          <w:color w:val="000000"/>
+          <w:sz w:val="26"/>
+        </w:rPr>
+        <w:t>samesite</w:t>
+      </w:r>
+      <w:r>
+        <w:rPr>
+          <w:rFonts w:ascii="Times New Roman" w:hAnsi="Times New Roman"/>
+          <w:b w:val="0"/>
+          <w:color w:val="000000"/>
+          <w:sz w:val="26"/>
+        </w:rPr>
+        <w:t xml:space="preserve"> và </w:t>
+      </w:r>
+      <w:r>
+        <w:rPr>
+          <w:rFonts w:ascii="Times New Roman" w:hAnsi="Times New Roman"/>
+          <w:b w:val="0"/>
+          <w:color w:val="000000"/>
+          <w:sz w:val="26"/>
+        </w:rPr>
+        <w:t>secure</w:t>
+      </w:r>
+      <w:r>
+        <w:rPr>
+          <w:rFonts w:ascii="Times New Roman" w:hAnsi="Times New Roman"/>
+          <w:b w:val="0"/>
+          <w:color w:val="000000"/>
+          <w:sz w:val="26"/>
+        </w:rPr>
+        <w:t xml:space="preserve"> được cấp sẵn. </w:t>
+      </w:r>
+      <w:r>
+        <w:rPr>
+          <w:rFonts w:ascii="Times New Roman" w:hAnsi="Times New Roman"/>
+          <w:b w:val="0"/>
+          <w:color w:val="000000"/>
+          <w:sz w:val="26"/>
+        </w:rPr>
+        <w:t>secure</w:t>
+      </w:r>
+      <w:r>
+        <w:rPr>
+          <w:rFonts w:ascii="Times New Roman" w:hAnsi="Times New Roman"/>
+          <w:b w:val="0"/>
+          <w:color w:val="000000"/>
+          <w:sz w:val="26"/>
+        </w:rPr>
+        <w:t xml:space="preserve"> bật khi chạy HTTPS; môi trường HTTP cục bộ không được đặt Secure cố định, nếu không trình duyệt sẽ không gửi Cookie đó qua HTTP.</w:t>
+      </w:r>
+    </w:p>
+    <w:p>
+      <w:pPr>
         <w:keepNext/>
-        <w:keepLines/>
         <w:widowControl/>
-        <w:spacing w:after="0" w:before="0" w:line="240" w:lineRule="auto"/>
-        <w:ind w:firstLine="0" w:left="142" w:right="85"/>
-        <w:jc w:val="left"/>
       </w:pPr>
       <w:r>
         <w:rPr>
@@ -2141,133 +5317,52 @@
           <w:b w:val="0"/>
           <w:sz w:val="26"/>
         </w:rPr>
-        <w:t>final class CapacityPolicy</w:t>
+        <w:t>Kiểm tra kết quả bước 7:</w:t>
       </w:r>
     </w:p>
     <w:p>
       <w:pPr>
-        <w:keepNext/>
-        <w:keepLines/>
         <w:widowControl/>
-        <w:spacing w:after="0" w:before="0" w:line="240" w:lineRule="auto"/>
-        <w:ind w:firstLine="0" w:left="142" w:right="85"/>
+        <w:ind w:firstLine="0" w:left="0"/>
         <w:jc w:val="left"/>
       </w:pPr>
       <w:r>
         <w:rPr>
           <w:rFonts w:ascii="Times New Roman" w:hAnsi="Times New Roman"/>
           <w:b w:val="0"/>
+          <w:color w:val="000000"/>
           <w:sz w:val="26"/>
         </w:rPr>
-        <w:t>{</w:t>
+        <w:t>[</w:t>
+      </w:r>
+      <w:r>
+        <w:rPr>
+          <w:rFonts w:ascii="Times New Roman" w:hAnsi="Times New Roman"/>
+          <w:b w:val="0"/>
+          <w:color w:val="000000"/>
+          <w:sz w:val="26"/>
+        </w:rPr>
+        <w:t xml:space="preserve"> ] Cookie chỉ chứa compact/full và đọc được ở request tiếp theo; không lưu thông tin nhạy cảm.</w:t>
       </w:r>
     </w:p>
     <w:p>
-      <w:pPr>
-        <w:keepNext/>
-        <w:keepLines/>
-        <w:widowControl/>
-        <w:spacing w:after="0" w:before="0" w:line="240" w:lineRule="auto"/>
-        <w:ind w:firstLine="0" w:left="142" w:right="85"/>
-        <w:jc w:val="left"/>
-      </w:pPr>
-      <w:r>
-        <w:rPr>
-          <w:rFonts w:ascii="Times New Roman" w:hAnsi="Times New Roman"/>
-          <w:b w:val="0"/>
-          <w:sz w:val="26"/>
-        </w:rPr>
-        <w:t xml:space="preserve">    public function canRegister(int $capacity, int $registered): bool</w:t>
+      <w:r>
+        <w:t>Kết quả sau phần hướng dẫn: Hoàn tất hợp lệ có SIMULATED_OK; hủy xóa nháp. bash lab.sh test: TESTS=6 FAILED=0. Chưa ghi CSDL.</w:t>
       </w:r>
     </w:p>
     <w:p>
       <w:pPr>
+        <w:pStyle w:val="Heading2"/>
         <w:keepNext/>
-        <w:keepLines/>
         <w:widowControl/>
-        <w:spacing w:after="0" w:before="0" w:line="240" w:lineRule="auto"/>
-        <w:ind w:firstLine="0" w:left="142" w:right="85"/>
-        <w:jc w:val="left"/>
       </w:pPr>
       <w:r>
         <w:rPr>
           <w:rFonts w:ascii="Times New Roman" w:hAnsi="Times New Roman"/>
-          <w:b w:val="0"/>
+          <w:b/>
           <w:sz w:val="26"/>
         </w:rPr>
-        <w:t xml:space="preserve">    {</w:t>
-      </w:r>
-    </w:p>
-    <w:p>
-      <w:pPr>
-        <w:keepNext/>
-        <w:keepLines/>
-        <w:widowControl/>
-        <w:spacing w:after="0" w:before="0" w:line="240" w:lineRule="auto"/>
-        <w:ind w:firstLine="0" w:left="142" w:right="85"/>
-        <w:jc w:val="left"/>
-      </w:pPr>
-      <w:r>
-        <w:rPr>
-          <w:rFonts w:ascii="Times New Roman" w:hAnsi="Times New Roman"/>
-          <w:b w:val="0"/>
-          <w:sz w:val="26"/>
-        </w:rPr>
-        <w:t xml:space="preserve">        if ($capacity &lt;= 0 || $registered &lt; 0) {</w:t>
-      </w:r>
-    </w:p>
-    <w:p>
-      <w:pPr>
-        <w:keepNext/>
-        <w:keepLines/>
-        <w:widowControl/>
-        <w:spacing w:after="0" w:before="0" w:line="240" w:lineRule="auto"/>
-        <w:ind w:firstLine="0" w:left="142" w:right="85"/>
-        <w:jc w:val="left"/>
-      </w:pPr>
-      <w:r>
-        <w:rPr>
-          <w:rFonts w:ascii="Times New Roman" w:hAnsi="Times New Roman"/>
-          <w:b w:val="0"/>
-          <w:sz w:val="26"/>
-        </w:rPr>
-        <w:t xml:space="preserve">            return false;</w:t>
-      </w:r>
-    </w:p>
-    <w:p>
-      <w:pPr>
-        <w:keepNext/>
-        <w:keepLines/>
-        <w:widowControl/>
-        <w:spacing w:after="0" w:before="0" w:line="240" w:lineRule="auto"/>
-        <w:ind w:firstLine="0" w:left="142" w:right="85"/>
-        <w:jc w:val="left"/>
-      </w:pPr>
-      <w:r>
-        <w:rPr>
-          <w:rFonts w:ascii="Times New Roman" w:hAnsi="Times New Roman"/>
-          <w:b w:val="0"/>
-          <w:sz w:val="26"/>
-        </w:rPr>
-        <w:t xml:space="preserve">        }</w:t>
-      </w:r>
-    </w:p>
-    <w:p>
-      <w:pPr>
-        <w:keepNext/>
-        <w:keepLines/>
-        <w:widowControl/>
-        <w:spacing w:after="0" w:before="0" w:line="240" w:lineRule="auto"/>
-        <w:ind w:firstLine="0" w:left="142" w:right="85"/>
-        <w:jc w:val="left"/>
-      </w:pPr>
-      <w:r>
-        <w:rPr>
-          <w:rFonts w:ascii="Times New Roman" w:hAnsi="Times New Roman"/>
-          <w:b w:val="0"/>
-          <w:sz w:val="26"/>
-        </w:rPr>
-        <w:t xml:space="preserve">        return $registered &lt; $capacity;</w:t>
+        <w:t>V. LỖI THƯỜNG GẶP VÀ CÁCH KHẮC PHỤC</w:t>
       </w:r>
     </w:p>
     <w:p>
@@ -2285,7 +5380,7 @@
           <w:b w:val="0"/>
           <w:sz w:val="26"/>
         </w:rPr>
-        <w:t xml:space="preserve">    }</w:t>
+        <w:t>php tests/run.php</w:t>
       </w:r>
     </w:p>
     <w:p>
@@ -2301,7 +5396,7 @@
           <w:b w:val="0"/>
           <w:sz w:val="26"/>
         </w:rPr>
-        <w:t>}</w:t>
+        <w:t>bash lab.sh run</w:t>
       </w:r>
     </w:p>
     <w:p>
@@ -2315,805 +5410,7 @@
           <w:color w:val="000000"/>
           <w:sz w:val="26"/>
         </w:rPr>
-        <w:t>Lớp là nơi nhóm các phương thức liên quan; trong bài này chỉ cần một phương thức canRegister. public cho phép gọi phương thức từ nơi khác. final không cho lớp khác kế thừa lớp này; bài không yêu cầu thiết kế kế thừa. declare(strict_types=1) bật kiểm tra kiểu nghiêm ngặt cho các lời gọi có kiểu trong tệp; dữ liệu form dạng chuỗi khi nhận dữ liệu Form vẫn phải được kiểm tra và chuyển đổi trước khi sử dụng.</w:t>
-      </w:r>
-    </w:p>
-    <w:p>
-      <w:pPr>
-        <w:keepNext/>
-        <w:widowControl/>
-      </w:pPr>
-      <w:r>
-        <w:rPr>
-          <w:rFonts w:ascii="Times New Roman" w:hAnsi="Times New Roman"/>
-          <w:b w:val="0"/>
-          <w:sz w:val="26"/>
-        </w:rPr>
-        <w:t>Kiểm tra kết quả bước 3:</w:t>
-      </w:r>
-    </w:p>
-    <w:p>
-      <w:pPr>
-        <w:widowControl/>
-        <w:ind w:firstLine="0" w:left="0"/>
-        <w:jc w:val="left"/>
-      </w:pPr>
-      <w:r>
-        <w:rPr>
-          <w:rFonts w:ascii="Times New Roman" w:hAnsi="Times New Roman"/>
-          <w:b w:val="0"/>
-          <w:color w:val="000000"/>
-          <w:sz w:val="26"/>
-        </w:rPr>
-        <w:t>[</w:t>
-      </w:r>
-      <w:r>
-        <w:rPr>
-          <w:rFonts w:ascii="Times New Roman" w:hAnsi="Times New Roman"/>
-          <w:b w:val="0"/>
-          <w:color w:val="000000"/>
-          <w:sz w:val="26"/>
-        </w:rPr>
-        <w:t xml:space="preserve"> ] Lớp CapacityPolicy chỉ xử lý quy tắc, chưa cần HTML hoặc database.</w:t>
-      </w:r>
-    </w:p>
-    <w:p>
-      <w:pPr>
-        <w:pStyle w:val="Heading3"/>
-        <w:keepNext/>
-        <w:widowControl/>
-      </w:pPr>
-      <w:r>
-        <w:rPr>
-          <w:rFonts w:ascii="Times New Roman" w:hAnsi="Times New Roman"/>
-          <w:b/>
-          <w:color w:val="000000"/>
-          <w:sz w:val="26"/>
-        </w:rPr>
-        <w:t>Bước 4. Tạo chương trình sử dụng lớp</w:t>
-      </w:r>
-    </w:p>
-    <w:p>
-      <w:pPr>
-        <w:keepNext/>
-        <w:widowControl/>
-      </w:pPr>
-      <w:r>
-        <w:rPr>
-          <w:rFonts w:ascii="Times New Roman" w:hAnsi="Times New Roman"/>
-          <w:b w:val="0"/>
-          <w:color w:val="000000"/>
-          <w:sz w:val="26"/>
-        </w:rPr>
-        <w:t xml:space="preserve">Mở </w:t>
-      </w:r>
-      <w:r>
-        <w:rPr>
-          <w:rFonts w:ascii="Times New Roman" w:hAnsi="Times New Roman"/>
-          <w:b w:val="0"/>
-          <w:color w:val="000000"/>
-          <w:sz w:val="26"/>
-        </w:rPr>
-        <w:t>demo.php</w:t>
-      </w:r>
-      <w:r>
-        <w:rPr>
-          <w:rFonts w:ascii="Times New Roman" w:hAnsi="Times New Roman"/>
-          <w:b w:val="0"/>
-          <w:color w:val="000000"/>
-          <w:sz w:val="26"/>
-        </w:rPr>
-        <w:t xml:space="preserve"> ở gốc bài làm:</w:t>
-      </w:r>
-    </w:p>
-    <w:p>
-      <w:pPr>
-        <w:keepNext/>
-        <w:keepLines/>
-        <w:widowControl/>
-        <w:spacing w:after="0" w:before="0" w:line="240" w:lineRule="auto"/>
-        <w:ind w:firstLine="0" w:left="142" w:right="85"/>
-        <w:jc w:val="left"/>
-      </w:pPr>
-      <w:r>
-        <w:rPr>
-          <w:rFonts w:ascii="Times New Roman" w:hAnsi="Times New Roman"/>
-          <w:b w:val="0"/>
-          <w:sz w:val="26"/>
-        </w:rPr>
-        <w:t>&lt;?php</w:t>
-      </w:r>
-    </w:p>
-    <w:p>
-      <w:pPr>
-        <w:keepNext w:val="0"/>
-        <w:keepLines/>
-        <w:widowControl/>
-        <w:spacing w:after="0" w:before="0" w:line="240" w:lineRule="auto"/>
-        <w:ind w:firstLine="0" w:left="142" w:right="85"/>
-        <w:jc w:val="left"/>
-      </w:pPr>
-      <w:r>
-        <w:rPr>
-          <w:rFonts w:ascii="Times New Roman" w:hAnsi="Times New Roman"/>
-          <w:b w:val="0"/>
-          <w:sz w:val="26"/>
-        </w:rPr>
-        <w:t>require __DIR__ . '/src/CapacityPolicy.php';</w:t>
-      </w:r>
-    </w:p>
-    <w:p>
-      <w:pPr>
-        <w:widowControl/>
-        <w:spacing w:after="0" w:before="0" w:line="240" w:lineRule="auto"/>
-        <w:ind w:firstLine="0" w:left="142" w:right="85"/>
-        <w:jc w:val="left"/>
-      </w:pPr>
-      <w:r>
-        <w:rPr>
-          <w:rFonts w:ascii="Times New Roman" w:hAnsi="Times New Roman"/>
-          <w:b w:val="0"/>
-          <w:sz w:val="26"/>
-        </w:rPr>
-        <w:t xml:space="preserve"> </w:t>
-      </w:r>
-    </w:p>
-    <w:p>
-      <w:pPr>
-        <w:keepNext/>
-        <w:keepLines/>
-        <w:widowControl/>
-        <w:spacing w:after="0" w:before="0" w:line="240" w:lineRule="auto"/>
-        <w:ind w:firstLine="0" w:left="142" w:right="85"/>
-        <w:jc w:val="left"/>
-      </w:pPr>
-      <w:r>
-        <w:rPr>
-          <w:rFonts w:ascii="Times New Roman" w:hAnsi="Times New Roman"/>
-          <w:b w:val="0"/>
-          <w:sz w:val="26"/>
-        </w:rPr>
-        <w:t>$policy = new CapacityPolicy();</w:t>
-      </w:r>
-    </w:p>
-    <w:p>
-      <w:pPr>
-        <w:keepNext/>
-        <w:keepLines/>
-        <w:widowControl/>
-        <w:spacing w:after="0" w:before="0" w:line="240" w:lineRule="auto"/>
-        <w:ind w:firstLine="0" w:left="142" w:right="85"/>
-        <w:jc w:val="left"/>
-      </w:pPr>
-      <w:r>
-        <w:rPr>
-          <w:rFonts w:ascii="Times New Roman" w:hAnsi="Times New Roman"/>
-          <w:b w:val="0"/>
-          <w:sz w:val="26"/>
-        </w:rPr>
-        <w:t>$available = $policy-&gt;canRegister(10, 9);</w:t>
-      </w:r>
-    </w:p>
-    <w:p>
-      <w:pPr>
-        <w:keepNext/>
-        <w:keepLines/>
-        <w:widowControl/>
-        <w:spacing w:after="0" w:before="0" w:line="240" w:lineRule="auto"/>
-        <w:ind w:firstLine="0" w:left="142" w:right="85"/>
-        <w:jc w:val="left"/>
-      </w:pPr>
-      <w:r>
-        <w:rPr>
-          <w:rFonts w:ascii="Times New Roman" w:hAnsi="Times New Roman"/>
-          <w:b w:val="0"/>
-          <w:sz w:val="26"/>
-        </w:rPr>
-        <w:t>if ($available) {</w:t>
-      </w:r>
-    </w:p>
-    <w:p>
-      <w:pPr>
-        <w:keepNext/>
-        <w:keepLines/>
-        <w:widowControl/>
-        <w:spacing w:after="0" w:before="0" w:line="240" w:lineRule="auto"/>
-        <w:ind w:firstLine="0" w:left="142" w:right="85"/>
-        <w:jc w:val="left"/>
-      </w:pPr>
-      <w:r>
-        <w:rPr>
-          <w:rFonts w:ascii="Times New Roman" w:hAnsi="Times New Roman"/>
-          <w:b w:val="0"/>
-          <w:sz w:val="26"/>
-        </w:rPr>
-        <w:t xml:space="preserve">    echo "AVAILABLE\n";</w:t>
-      </w:r>
-    </w:p>
-    <w:p>
-      <w:pPr>
-        <w:keepNext/>
-        <w:keepLines/>
-        <w:widowControl/>
-        <w:spacing w:after="0" w:before="0" w:line="240" w:lineRule="auto"/>
-        <w:ind w:firstLine="0" w:left="142" w:right="85"/>
-        <w:jc w:val="left"/>
-      </w:pPr>
-      <w:r>
-        <w:rPr>
-          <w:rFonts w:ascii="Times New Roman" w:hAnsi="Times New Roman"/>
-          <w:b w:val="0"/>
-          <w:sz w:val="26"/>
-        </w:rPr>
-        <w:t>} else {</w:t>
-      </w:r>
-    </w:p>
-    <w:p>
-      <w:pPr>
-        <w:keepNext w:val="0"/>
-        <w:keepLines/>
-        <w:widowControl/>
-        <w:spacing w:after="0" w:before="0" w:line="240" w:lineRule="auto"/>
-        <w:ind w:firstLine="0" w:left="142" w:right="85"/>
-        <w:jc w:val="left"/>
-      </w:pPr>
-      <w:r>
-        <w:rPr>
-          <w:rFonts w:ascii="Times New Roman" w:hAnsi="Times New Roman"/>
-          <w:b w:val="0"/>
-          <w:sz w:val="26"/>
-        </w:rPr>
-        <w:t xml:space="preserve">    echo "FULL\n";</w:t>
-      </w:r>
-    </w:p>
-    <w:p>
-      <w:pPr>
-        <w:widowControl/>
-        <w:spacing w:after="120" w:before="0" w:line="240" w:lineRule="auto"/>
-        <w:ind w:firstLine="0" w:left="142" w:right="85"/>
-        <w:jc w:val="left"/>
-      </w:pPr>
-      <w:r>
-        <w:rPr>
-          <w:rFonts w:ascii="Times New Roman" w:hAnsi="Times New Roman"/>
-          <w:b w:val="0"/>
-          <w:sz w:val="26"/>
-        </w:rPr>
-        <w:t>}</w:t>
-      </w:r>
-    </w:p>
-    <w:p>
-      <w:pPr>
-        <w:widowControl/>
-      </w:pPr>
-      <w:r>
-        <w:rPr>
-          <w:rFonts w:ascii="Times New Roman" w:hAnsi="Times New Roman"/>
-          <w:b w:val="0"/>
-          <w:color w:val="000000"/>
-          <w:sz w:val="26"/>
-        </w:rPr>
-        <w:t>require</w:t>
-      </w:r>
-      <w:r>
-        <w:rPr>
-          <w:rFonts w:ascii="Times New Roman" w:hAnsi="Times New Roman"/>
-          <w:b w:val="0"/>
-          <w:color w:val="000000"/>
-          <w:sz w:val="26"/>
-        </w:rPr>
-        <w:t xml:space="preserve"> nạp tệp định nghĩa lớp; </w:t>
-      </w:r>
-      <w:r>
-        <w:rPr>
-          <w:rFonts w:ascii="Times New Roman" w:hAnsi="Times New Roman"/>
-          <w:b w:val="0"/>
-          <w:color w:val="000000"/>
-          <w:sz w:val="26"/>
-        </w:rPr>
-        <w:t>__DIR__</w:t>
-      </w:r>
-      <w:r>
-        <w:rPr>
-          <w:rFonts w:ascii="Times New Roman" w:hAnsi="Times New Roman"/>
-          <w:b w:val="0"/>
-          <w:color w:val="000000"/>
-          <w:sz w:val="26"/>
-        </w:rPr>
-        <w:t xml:space="preserve"> là thư mục của chính tệp hiện tại; </w:t>
-      </w:r>
-      <w:r>
-        <w:rPr>
-          <w:rFonts w:ascii="Times New Roman" w:hAnsi="Times New Roman"/>
-          <w:b w:val="0"/>
-          <w:color w:val="000000"/>
-          <w:sz w:val="26"/>
-        </w:rPr>
-        <w:t>new</w:t>
-      </w:r>
-      <w:r>
-        <w:rPr>
-          <w:rFonts w:ascii="Times New Roman" w:hAnsi="Times New Roman"/>
-          <w:b w:val="0"/>
-          <w:color w:val="000000"/>
-          <w:sz w:val="26"/>
-        </w:rPr>
-        <w:t xml:space="preserve"> tạo đối tượng. Dấu </w:t>
-      </w:r>
-      <w:r>
-        <w:rPr>
-          <w:rFonts w:ascii="Times New Roman" w:hAnsi="Times New Roman"/>
-          <w:b w:val="0"/>
-          <w:color w:val="000000"/>
-          <w:sz w:val="26"/>
-        </w:rPr>
-        <w:t>-&gt;</w:t>
-      </w:r>
-      <w:r>
-        <w:rPr>
-          <w:rFonts w:ascii="Times New Roman" w:hAnsi="Times New Roman"/>
-          <w:b w:val="0"/>
-          <w:color w:val="000000"/>
-          <w:sz w:val="26"/>
-        </w:rPr>
-        <w:t xml:space="preserve"> gọi phương thức của đối tượng. Biến </w:t>
-      </w:r>
-      <w:r>
-        <w:rPr>
-          <w:rFonts w:ascii="Times New Roman" w:hAnsi="Times New Roman"/>
-          <w:b w:val="0"/>
-          <w:color w:val="000000"/>
-          <w:sz w:val="26"/>
-        </w:rPr>
-        <w:t>$available</w:t>
-      </w:r>
-      <w:r>
-        <w:rPr>
-          <w:rFonts w:ascii="Times New Roman" w:hAnsi="Times New Roman"/>
-          <w:b w:val="0"/>
-          <w:color w:val="000000"/>
-          <w:sz w:val="26"/>
-        </w:rPr>
-        <w:t xml:space="preserve"> nhận kết quả Boolean, còn việc in chữ nằm ở </w:t>
-      </w:r>
-      <w:r>
-        <w:rPr>
-          <w:rFonts w:ascii="Times New Roman" w:hAnsi="Times New Roman"/>
-          <w:b w:val="0"/>
-          <w:color w:val="000000"/>
-          <w:sz w:val="26"/>
-        </w:rPr>
-        <w:t>demo.php</w:t>
-      </w:r>
-      <w:r>
-        <w:rPr>
-          <w:rFonts w:ascii="Times New Roman" w:hAnsi="Times New Roman"/>
-          <w:b w:val="0"/>
-          <w:color w:val="000000"/>
-          <w:sz w:val="26"/>
-        </w:rPr>
-        <w:t>, không nằm trong lớp nghiệp vụ.</w:t>
-      </w:r>
-    </w:p>
-    <w:p>
-      <w:pPr>
-        <w:widowControl/>
-      </w:pPr>
-      <w:r>
-        <w:rPr>
-          <w:rFonts w:ascii="Times New Roman" w:hAnsi="Times New Roman"/>
-          <w:b w:val="0"/>
-          <w:color w:val="000000"/>
-          <w:sz w:val="26"/>
-        </w:rPr>
-        <w:t>Đây là ví dụ sử dụng require tối thiểu để tách tệp. Cách dùng nhiều tệp và tổ chức giao diện được học đầy đủ trong phần xử lý Form, không yêu cầu tự viết bộ tự nạp lớp lúc này.</w:t>
-      </w:r>
-    </w:p>
-    <w:p>
-      <w:pPr>
-        <w:keepNext/>
-        <w:widowControl/>
-      </w:pPr>
-      <w:r>
-        <w:rPr>
-          <w:rFonts w:ascii="Times New Roman" w:hAnsi="Times New Roman"/>
-          <w:b w:val="0"/>
-          <w:sz w:val="26"/>
-        </w:rPr>
-        <w:t>Kiểm tra kết quả bước 4:</w:t>
-      </w:r>
-    </w:p>
-    <w:p>
-      <w:pPr>
-        <w:widowControl/>
-        <w:ind w:firstLine="0" w:left="0"/>
-        <w:jc w:val="left"/>
-      </w:pPr>
-      <w:r>
-        <w:rPr>
-          <w:rFonts w:ascii="Times New Roman" w:hAnsi="Times New Roman"/>
-          <w:b w:val="0"/>
-          <w:color w:val="000000"/>
-          <w:sz w:val="26"/>
-        </w:rPr>
-        <w:t>[</w:t>
-      </w:r>
-      <w:r>
-        <w:rPr>
-          <w:rFonts w:ascii="Times New Roman" w:hAnsi="Times New Roman"/>
-          <w:b w:val="0"/>
-          <w:color w:val="000000"/>
-          <w:sz w:val="26"/>
-        </w:rPr>
-        <w:t xml:space="preserve"> ] demo.php nạp đúng tệp và gọi canRegister của đối tượng đã tạo.</w:t>
-      </w:r>
-    </w:p>
-    <w:p>
-      <w:pPr>
-        <w:pStyle w:val="Heading3"/>
-        <w:keepNext/>
-        <w:widowControl/>
-      </w:pPr>
-      <w:r>
-        <w:rPr>
-          <w:rFonts w:ascii="Times New Roman" w:hAnsi="Times New Roman"/>
-          <w:b/>
-          <w:color w:val="000000"/>
-          <w:sz w:val="26"/>
-        </w:rPr>
-        <w:t>Bước 5. Chạy và thay đầu vào để thấy tác dụng</w:t>
-      </w:r>
-    </w:p>
-    <w:p>
-      <w:pPr>
-        <w:keepNext w:val="0"/>
-        <w:keepLines/>
-        <w:widowControl/>
-        <w:spacing w:after="0" w:before="0" w:line="240" w:lineRule="auto"/>
-        <w:ind w:firstLine="0" w:left="142" w:right="85"/>
-        <w:jc w:val="left"/>
-      </w:pPr>
-      <w:r>
-        <w:rPr>
-          <w:rFonts w:ascii="Times New Roman" w:hAnsi="Times New Roman"/>
-          <w:b w:val="0"/>
-          <w:sz w:val="26"/>
-        </w:rPr>
-        <w:t>php -l src/CapacityPolicy.php</w:t>
-      </w:r>
-    </w:p>
-    <w:p>
-      <w:pPr>
-        <w:widowControl/>
-        <w:spacing w:after="120" w:before="0" w:line="240" w:lineRule="auto"/>
-        <w:ind w:firstLine="0" w:left="142" w:right="85"/>
-        <w:jc w:val="left"/>
-      </w:pPr>
-      <w:r>
-        <w:rPr>
-          <w:rFonts w:ascii="Times New Roman" w:hAnsi="Times New Roman"/>
-          <w:b w:val="0"/>
-          <w:sz w:val="26"/>
-        </w:rPr>
-        <w:t>php demo.php</w:t>
-      </w:r>
-    </w:p>
-    <w:p>
-      <w:pPr>
-        <w:widowControl/>
-      </w:pPr>
-      <w:r>
-        <w:rPr>
-          <w:rFonts w:ascii="Times New Roman" w:hAnsi="Times New Roman"/>
-          <w:b w:val="0"/>
-          <w:color w:val="000000"/>
-          <w:sz w:val="26"/>
-        </w:rPr>
-        <w:t xml:space="preserve">Lần đầu có </w:t>
-      </w:r>
-      <w:r>
-        <w:rPr>
-          <w:rFonts w:ascii="Times New Roman" w:hAnsi="Times New Roman"/>
-          <w:b w:val="0"/>
-          <w:color w:val="000000"/>
-          <w:sz w:val="26"/>
-        </w:rPr>
-        <w:t>AVAILABLE</w:t>
-      </w:r>
-      <w:r>
-        <w:rPr>
-          <w:rFonts w:ascii="Times New Roman" w:hAnsi="Times New Roman"/>
-          <w:b w:val="0"/>
-          <w:color w:val="000000"/>
-          <w:sz w:val="26"/>
-        </w:rPr>
-        <w:t xml:space="preserve">. Sửa duy nhất lời gọi thành </w:t>
-      </w:r>
-      <w:r>
-        <w:rPr>
-          <w:rFonts w:ascii="Times New Roman" w:hAnsi="Times New Roman"/>
-          <w:b w:val="0"/>
-          <w:color w:val="000000"/>
-          <w:sz w:val="26"/>
-        </w:rPr>
-        <w:t>canRegister(10, 10)</w:t>
-      </w:r>
-      <w:r>
-        <w:rPr>
-          <w:rFonts w:ascii="Times New Roman" w:hAnsi="Times New Roman"/>
-          <w:b w:val="0"/>
-          <w:color w:val="000000"/>
-          <w:sz w:val="26"/>
-        </w:rPr>
-        <w:t xml:space="preserve">, lưu </w:t>
-      </w:r>
-      <w:r>
-        <w:rPr>
-          <w:rFonts w:ascii="Times New Roman" w:hAnsi="Times New Roman"/>
-          <w:b w:val="0"/>
-          <w:color w:val="000000"/>
-          <w:sz w:val="26"/>
-        </w:rPr>
-        <w:t>demo.php</w:t>
-      </w:r>
-      <w:r>
-        <w:rPr>
-          <w:rFonts w:ascii="Times New Roman" w:hAnsi="Times New Roman"/>
-          <w:b w:val="0"/>
-          <w:color w:val="000000"/>
-          <w:sz w:val="26"/>
-        </w:rPr>
-        <w:t xml:space="preserve">, chạy lại: có </w:t>
-      </w:r>
-      <w:r>
-        <w:rPr>
-          <w:rFonts w:ascii="Times New Roman" w:hAnsi="Times New Roman"/>
-          <w:b w:val="0"/>
-          <w:color w:val="000000"/>
-          <w:sz w:val="26"/>
-        </w:rPr>
-        <w:t>FULL</w:t>
-      </w:r>
-      <w:r>
-        <w:rPr>
-          <w:rFonts w:ascii="Times New Roman" w:hAnsi="Times New Roman"/>
-          <w:b w:val="0"/>
-          <w:color w:val="000000"/>
-          <w:sz w:val="26"/>
-        </w:rPr>
-        <w:t xml:space="preserve">. Sửa về </w:t>
-      </w:r>
-      <w:r>
-        <w:rPr>
-          <w:rFonts w:ascii="Times New Roman" w:hAnsi="Times New Roman"/>
-          <w:b w:val="0"/>
-          <w:color w:val="000000"/>
-          <w:sz w:val="26"/>
-        </w:rPr>
-        <w:t>10,9</w:t>
-      </w:r>
-      <w:r>
-        <w:rPr>
-          <w:rFonts w:ascii="Times New Roman" w:hAnsi="Times New Roman"/>
-          <w:b w:val="0"/>
-          <w:color w:val="000000"/>
-          <w:sz w:val="26"/>
-        </w:rPr>
-        <w:t xml:space="preserve"> trước khi đối chiếu với bản mẫu.</w:t>
-      </w:r>
-    </w:p>
-    <w:p>
-      <w:pPr>
-        <w:widowControl/>
-      </w:pPr>
-      <w:r>
-        <w:rPr>
-          <w:rFonts w:ascii="Times New Roman" w:hAnsi="Times New Roman"/>
-          <w:b w:val="0"/>
-          <w:sz w:val="26"/>
-        </w:rPr>
-        <w:t>Thử các cặp (10, 11), (0, 0), (10, -1); cả ba đều không được đăng ký. Lập bảng ghi dữ liệu đầu vào, kết quả yêu cầu và kết quả thực tế.</w:t>
-      </w:r>
-    </w:p>
-    <w:p>
-      <w:pPr>
-        <w:keepNext/>
-        <w:widowControl/>
-      </w:pPr>
-      <w:r>
-        <w:rPr>
-          <w:rFonts w:ascii="Times New Roman" w:hAnsi="Times New Roman"/>
-          <w:b w:val="0"/>
-          <w:sz w:val="26"/>
-        </w:rPr>
-        <w:t>Kiểm tra kết quả bước 5:</w:t>
-      </w:r>
-    </w:p>
-    <w:p>
-      <w:pPr>
-        <w:widowControl/>
-        <w:ind w:firstLine="0" w:left="0"/>
-        <w:jc w:val="left"/>
-      </w:pPr>
-      <w:r>
-        <w:rPr>
-          <w:rFonts w:ascii="Times New Roman" w:hAnsi="Times New Roman"/>
-          <w:b w:val="0"/>
-          <w:sz w:val="26"/>
-        </w:rPr>
-        <w:t>[ ] Khi thay dữ liệu đầu vào, chương trình trả kết quả phù hợp với quy tắc đã xác định.</w:t>
-      </w:r>
-    </w:p>
-    <w:p>
-      <w:pPr>
-        <w:pStyle w:val="Heading3"/>
-        <w:keepNext/>
-        <w:widowControl/>
-      </w:pPr>
-      <w:r>
-        <w:rPr>
-          <w:rFonts w:ascii="Times New Roman" w:hAnsi="Times New Roman"/>
-          <w:b/>
-          <w:color w:val="000000"/>
-          <w:sz w:val="26"/>
-        </w:rPr>
-        <w:t>Bước 6. Dùng bộ kiểm thử đã cấp</w:t>
-      </w:r>
-    </w:p>
-    <w:p>
-      <w:pPr>
-        <w:widowControl/>
-        <w:spacing w:after="120" w:before="0" w:line="240" w:lineRule="auto"/>
-        <w:ind w:firstLine="0" w:left="142" w:right="85"/>
-        <w:jc w:val="left"/>
-      </w:pPr>
-      <w:r>
-        <w:rPr>
-          <w:rFonts w:ascii="Times New Roman" w:hAnsi="Times New Roman"/>
-          <w:b w:val="0"/>
-          <w:sz w:val="26"/>
-        </w:rPr>
-        <w:t>php tests/run.php</w:t>
-      </w:r>
-    </w:p>
-    <w:p>
-      <w:pPr>
-        <w:widowControl/>
-      </w:pPr>
-      <w:r>
-        <w:rPr>
-          <w:rFonts w:ascii="Times New Roman" w:hAnsi="Times New Roman"/>
-          <w:b w:val="0"/>
-          <w:sz w:val="26"/>
-        </w:rPr>
-        <w:t>Mở tests/run.php và đọc các lời gọi same(...). Hàm so sánh kết quả của chương trình với giá trị yêu cầu; nhãn của ca kiểm thử giúp xác định trường hợp sai. Giữ nguyên các giá trị yêu cầu khi sửa chương trình.</w:t>
-      </w:r>
-    </w:p>
-    <w:p>
-      <w:pPr>
-        <w:widowControl/>
-      </w:pPr>
-      <w:r>
-        <w:rPr>
-          <w:rFonts w:ascii="Times New Roman" w:hAnsi="Times New Roman"/>
-          <w:b w:val="0"/>
-          <w:color w:val="000000"/>
-          <w:sz w:val="26"/>
-        </w:rPr>
-        <w:t xml:space="preserve">Thử tạm đổi </w:t>
-      </w:r>
-      <w:r>
-        <w:rPr>
-          <w:rFonts w:ascii="Times New Roman" w:hAnsi="Times New Roman"/>
-          <w:b w:val="0"/>
-          <w:color w:val="000000"/>
-          <w:sz w:val="26"/>
-        </w:rPr>
-        <w:t>&lt;</w:t>
-      </w:r>
-      <w:r>
-        <w:rPr>
-          <w:rFonts w:ascii="Times New Roman" w:hAnsi="Times New Roman"/>
-          <w:b w:val="0"/>
-          <w:color w:val="000000"/>
-          <w:sz w:val="26"/>
-        </w:rPr>
-        <w:t xml:space="preserve"> thành </w:t>
-      </w:r>
-      <w:r>
-        <w:rPr>
-          <w:rFonts w:ascii="Times New Roman" w:hAnsi="Times New Roman"/>
-          <w:b w:val="0"/>
-          <w:color w:val="000000"/>
-          <w:sz w:val="26"/>
-        </w:rPr>
-        <w:t>&lt;=</w:t>
-      </w:r>
-      <w:r>
-        <w:rPr>
-          <w:rFonts w:ascii="Times New Roman" w:hAnsi="Times New Roman"/>
-          <w:b w:val="0"/>
-          <w:color w:val="000000"/>
-          <w:sz w:val="26"/>
-        </w:rPr>
-        <w:t xml:space="preserve"> trong lớp rồi chạy test: ca sức chứa bằng số đã đăng ký phải bị phát hiện. Khôi phục </w:t>
-      </w:r>
-      <w:r>
-        <w:rPr>
-          <w:rFonts w:ascii="Times New Roman" w:hAnsi="Times New Roman"/>
-          <w:b w:val="0"/>
-          <w:color w:val="000000"/>
-          <w:sz w:val="26"/>
-        </w:rPr>
-        <w:t>&lt;</w:t>
-      </w:r>
-      <w:r>
-        <w:rPr>
-          <w:rFonts w:ascii="Times New Roman" w:hAnsi="Times New Roman"/>
-          <w:b w:val="0"/>
-          <w:color w:val="000000"/>
-          <w:sz w:val="26"/>
-        </w:rPr>
-        <w:t xml:space="preserve"> và chạy lại. Đây là kiểm thử hồi quy: giúp lần sửa sau không làm hỏng hành vi cũ.</w:t>
-      </w:r>
-    </w:p>
-    <w:p>
-      <w:pPr>
-        <w:keepNext/>
-        <w:widowControl/>
-      </w:pPr>
-      <w:r>
-        <w:rPr>
-          <w:rFonts w:ascii="Times New Roman" w:hAnsi="Times New Roman"/>
-          <w:b w:val="0"/>
-          <w:sz w:val="26"/>
-        </w:rPr>
-        <w:t>Kiểm tra kết quả bước 6:</w:t>
-      </w:r>
-    </w:p>
-    <w:p>
-      <w:pPr>
-        <w:widowControl/>
-        <w:ind w:firstLine="0" w:left="0"/>
-        <w:jc w:val="left"/>
-      </w:pPr>
-      <w:r>
-        <w:rPr>
-          <w:rFonts w:ascii="Times New Roman" w:hAnsi="Times New Roman"/>
-          <w:b w:val="0"/>
-          <w:color w:val="000000"/>
-          <w:sz w:val="26"/>
-        </w:rPr>
-        <w:t>[</w:t>
-      </w:r>
-      <w:r>
-        <w:rPr>
-          <w:rFonts w:ascii="Times New Roman" w:hAnsi="Times New Roman"/>
-          <w:b w:val="0"/>
-          <w:color w:val="000000"/>
-          <w:sz w:val="26"/>
-        </w:rPr>
-        <w:t xml:space="preserve"> ] Năm ca cơ bản đạt; giải thích được ca đầy chỗ và ca sức chứa sai.</w:t>
-      </w:r>
-    </w:p>
-    <w:p>
-      <w:r>
-        <w:t>Kết quả sau phần hướng dẫn: bash lab.sh run: AVAILABLE với (10, 9). bash lab.sh test: TESTS=5 FAILED=0.</w:t>
-      </w:r>
-    </w:p>
-    <w:p>
-      <w:pPr>
-        <w:pStyle w:val="Heading2"/>
-        <w:keepNext/>
-        <w:widowControl/>
-      </w:pPr>
-      <w:r>
-        <w:rPr>
-          <w:rFonts w:ascii="Times New Roman" w:hAnsi="Times New Roman"/>
-          <w:b/>
-          <w:sz w:val="26"/>
-        </w:rPr>
-        <w:t>V. LỖI THƯỜNG GẶP VÀ CÁCH KHẮC PHỤC</w:t>
+        <w:t>Nếu máy chủ cũ còn chạy, dùng terminal thứ hai để chạy test hoặc dừng bằng Ctrl+C. Mở đúng địa chỉ của bài thực hành.</w:t>
       </w:r>
     </w:p>
     <w:tbl>
@@ -3161,7 +5458,7 @@
                 <w:color w:val="000000"/>
                 <w:sz w:val="26"/>
               </w:rPr>
-              <w:t>Hiện tượng</w:t>
+              <w:t>Phép thử</w:t>
             </w:r>
           </w:p>
         </w:tc>
@@ -3187,7 +5484,7 @@
                 <w:color w:val="000000"/>
                 <w:sz w:val="26"/>
               </w:rPr>
-              <w:t>Nguyên nhân thường gặp và cách kiểm tra</w:t>
+              <w:t>Kết quả cần thấy</w:t>
             </w:r>
           </w:p>
         </w:tc>
@@ -3218,7 +5515,7 @@
                 <w:color w:val="000000"/>
                 <w:sz w:val="26"/>
               </w:rPr>
-              <w:t>Class ... not found</w:t>
+              <w:t>Nhập hợp lệ → Tiếp tục</w:t>
             </w:r>
           </w:p>
         </w:tc>
@@ -3244,25 +5541,7 @@
                 <w:color w:val="000000"/>
                 <w:sz w:val="26"/>
               </w:rPr>
-              <w:t xml:space="preserve">Kiểm tra tên lớp, tên tệp và đường dẫn </w:t>
-            </w:r>
-            <w:r>
-              <w:rPr>
-                <w:rFonts w:ascii="Times New Roman" w:hAnsi="Times New Roman"/>
-                <w:b w:val="0"/>
-                <w:color w:val="000000"/>
-                <w:sz w:val="26"/>
-              </w:rPr>
-              <w:t>require</w:t>
-            </w:r>
-            <w:r>
-              <w:rPr>
-                <w:rFonts w:ascii="Times New Roman" w:hAnsi="Times New Roman"/>
-                <w:b w:val="0"/>
-                <w:color w:val="000000"/>
-                <w:sz w:val="26"/>
-              </w:rPr>
-              <w:t>.</w:t>
+              <w:t>Sang xác nhận, thông tin đúng.</w:t>
             </w:r>
           </w:p>
         </w:tc>
@@ -3293,7 +5572,7 @@
                 <w:color w:val="000000"/>
                 <w:sz w:val="26"/>
               </w:rPr>
-              <w:t>Failed opening required</w:t>
+              <w:t>Sửa lại → thay họ tên → Tiếp tục</w:t>
             </w:r>
           </w:p>
         </w:tc>
@@ -3319,34 +5598,7 @@
                 <w:color w:val="000000"/>
                 <w:sz w:val="26"/>
               </w:rPr>
-              <w:t>CapacityPolicy.php</w:t>
-            </w:r>
-            <w:r>
-              <w:rPr>
-                <w:rFonts w:ascii="Times New Roman" w:hAnsi="Times New Roman"/>
-                <w:b w:val="0"/>
-                <w:color w:val="000000"/>
-                <w:sz w:val="26"/>
-              </w:rPr>
-              <w:t xml:space="preserve"> có ở đúng </w:t>
-            </w:r>
-            <w:r>
-              <w:rPr>
-                <w:rFonts w:ascii="Times New Roman" w:hAnsi="Times New Roman"/>
-                <w:b w:val="0"/>
-                <w:color w:val="000000"/>
-                <w:sz w:val="26"/>
-              </w:rPr>
-              <w:t>src</w:t>
-            </w:r>
-            <w:r>
-              <w:rPr>
-                <w:rFonts w:ascii="Times New Roman" w:hAnsi="Times New Roman"/>
-                <w:b w:val="0"/>
-                <w:color w:val="000000"/>
-                <w:sz w:val="26"/>
-              </w:rPr>
-              <w:t xml:space="preserve"> không? Kiểm tra tên chữ hoa/chữ thường trên Linux.</w:t>
+              <w:t>Xác nhận dùng tên mới.</w:t>
             </w:r>
           </w:p>
         </w:tc>
@@ -3377,7 +5629,7 @@
                 <w:color w:val="000000"/>
                 <w:sz w:val="26"/>
               </w:rPr>
-              <w:t>Parse error</w:t>
+              <w:t>Hủy bản nháp</w:t>
             </w:r>
           </w:p>
         </w:tc>
@@ -3403,61 +5655,7 @@
                 <w:color w:val="000000"/>
                 <w:sz w:val="26"/>
               </w:rPr>
-              <w:t xml:space="preserve">Kiểm tra dấu </w:t>
-            </w:r>
-            <w:r>
-              <w:rPr>
-                <w:rFonts w:ascii="Times New Roman" w:hAnsi="Times New Roman"/>
-                <w:b w:val="0"/>
-                <w:color w:val="000000"/>
-                <w:sz w:val="26"/>
-              </w:rPr>
-              <w:t>;</w:t>
-            </w:r>
-            <w:r>
-              <w:rPr>
-                <w:rFonts w:ascii="Times New Roman" w:hAnsi="Times New Roman"/>
-                <w:b w:val="0"/>
-                <w:color w:val="000000"/>
-                <w:sz w:val="26"/>
-              </w:rPr>
-              <w:t xml:space="preserve">, </w:t>
-            </w:r>
-            <w:r>
-              <w:rPr>
-                <w:rFonts w:ascii="Times New Roman" w:hAnsi="Times New Roman"/>
-                <w:b w:val="0"/>
-                <w:color w:val="000000"/>
-                <w:sz w:val="26"/>
-              </w:rPr>
-              <w:t>{}</w:t>
-            </w:r>
-            <w:r>
-              <w:rPr>
-                <w:rFonts w:ascii="Times New Roman" w:hAnsi="Times New Roman"/>
-                <w:b w:val="0"/>
-                <w:color w:val="000000"/>
-                <w:sz w:val="26"/>
-              </w:rPr>
-              <w:t xml:space="preserve">, tên phương thức; chạy </w:t>
-            </w:r>
-            <w:r>
-              <w:rPr>
-                <w:rFonts w:ascii="Times New Roman" w:hAnsi="Times New Roman"/>
-                <w:b w:val="0"/>
-                <w:color w:val="000000"/>
-                <w:sz w:val="26"/>
-              </w:rPr>
-              <w:t>php -l</w:t>
-            </w:r>
-            <w:r>
-              <w:rPr>
-                <w:rFonts w:ascii="Times New Roman" w:hAnsi="Times New Roman"/>
-                <w:b w:val="0"/>
-                <w:color w:val="000000"/>
-                <w:sz w:val="26"/>
-              </w:rPr>
-              <w:t xml:space="preserve"> trước.</w:t>
+              <w:t>Trở về form; không giữ bản nháp vừa hủy.</w:t>
             </w:r>
           </w:p>
         </w:tc>
@@ -3488,7 +5686,7 @@
                 <w:color w:val="000000"/>
                 <w:sz w:val="26"/>
               </w:rPr>
-              <w:t>Đủ chỗ vẫn được đăng ký</w:t>
+              <w:t>Xác nhận → tải lại trang</w:t>
             </w:r>
           </w:p>
         </w:tc>
@@ -3514,7 +5712,7 @@
                 <w:color w:val="000000"/>
                 <w:sz w:val="26"/>
               </w:rPr>
-              <w:t xml:space="preserve">Bạn có viết </w:t>
+              <w:t xml:space="preserve">Vẫn </w:t>
             </w:r>
             <w:r>
               <w:rPr>
@@ -3523,7 +5721,7 @@
                 <w:color w:val="000000"/>
                 <w:sz w:val="26"/>
               </w:rPr>
-              <w:t>&lt;=</w:t>
+              <w:t>SIMULATED_OK</w:t>
             </w:r>
             <w:r>
               <w:rPr>
@@ -3532,43 +5730,7 @@
                 <w:color w:val="000000"/>
                 <w:sz w:val="26"/>
               </w:rPr>
-              <w:t xml:space="preserve"> thay vì </w:t>
-            </w:r>
-            <w:r>
-              <w:rPr>
-                <w:rFonts w:ascii="Times New Roman" w:hAnsi="Times New Roman"/>
-                <w:b w:val="0"/>
-                <w:color w:val="000000"/>
-                <w:sz w:val="26"/>
-              </w:rPr>
-              <w:t>&lt;</w:t>
-            </w:r>
-            <w:r>
-              <w:rPr>
-                <w:rFonts w:ascii="Times New Roman" w:hAnsi="Times New Roman"/>
-                <w:b w:val="0"/>
-                <w:color w:val="000000"/>
-                <w:sz w:val="26"/>
-              </w:rPr>
-              <w:t xml:space="preserve"> không? Chạy ca </w:t>
-            </w:r>
-            <w:r>
-              <w:rPr>
-                <w:rFonts w:ascii="Times New Roman" w:hAnsi="Times New Roman"/>
-                <w:b w:val="0"/>
-                <w:color w:val="000000"/>
-                <w:sz w:val="26"/>
-              </w:rPr>
-              <w:t>10,10</w:t>
-            </w:r>
-            <w:r>
-              <w:rPr>
-                <w:rFonts w:ascii="Times New Roman" w:hAnsi="Times New Roman"/>
-                <w:b w:val="0"/>
-                <w:color w:val="000000"/>
-                <w:sz w:val="26"/>
-              </w:rPr>
-              <w:t>.</w:t>
+              <w:t>, không cần gửi lại form.</w:t>
             </w:r>
           </w:p>
         </w:tc>
@@ -3599,7 +5761,7 @@
                 <w:color w:val="000000"/>
                 <w:sz w:val="26"/>
               </w:rPr>
-              <w:t>Chương trình in chữ nhưng test sai</w:t>
+              <w:t>Mở xác nhận trong cửa sổ riêng tư mới</w:t>
             </w:r>
           </w:p>
         </w:tc>
@@ -3625,7 +5787,38 @@
                 <w:color w:val="000000"/>
                 <w:sz w:val="26"/>
               </w:rPr>
-              <w:t xml:space="preserve">Không viết </w:t>
+              <w:t>Bị đưa về form vì phiên mới chưa có nháp.</w:t>
+            </w:r>
+          </w:p>
+        </w:tc>
+      </w:tr>
+      <w:tr>
+        <w:trPr>
+          <w:cantSplit/>
+        </w:trPr>
+        <w:tc>
+          <w:tcPr>
+            <w:tcW w:type="dxa" w:w="1701"/>
+            <w:tcMar>
+              <w:left w:w="75" w:type="dxa"/>
+              <w:right w:w="75" w:type="dxa"/>
+            </w:tcMar>
+          </w:tcPr>
+          <w:p>
+            <w:pPr>
+              <w:widowControl/>
+              <w:spacing w:line="240" w:lineRule="auto" w:after="80" w:before="80"/>
+              <w:ind w:firstLine="0"/>
+              <w:jc w:val="left"/>
+            </w:pPr>
+            <w:r>
+              <w:rPr>
+                <w:rFonts w:ascii="Times New Roman" w:hAnsi="Times New Roman"/>
+                <w:b w:val="0"/>
+                <w:color w:val="000000"/>
+                <w:sz w:val="26"/>
+              </w:rPr>
+              <w:t xml:space="preserve">Lưu tùy chọn </w:t>
             </w:r>
             <w:r>
               <w:rPr>
@@ -3634,7 +5827,33 @@
                 <w:color w:val="000000"/>
                 <w:sz w:val="26"/>
               </w:rPr>
-              <w:t>echo</w:t>
+              <w:t>compact</w:t>
+            </w:r>
+          </w:p>
+        </w:tc>
+        <w:tc>
+          <w:tcPr>
+            <w:tcW w:type="dxa" w:w="7370"/>
+            <w:tcMar>
+              <w:left w:w="75" w:type="dxa"/>
+              <w:right w:w="75" w:type="dxa"/>
+            </w:tcMar>
+          </w:tcPr>
+          <w:p>
+            <w:pPr>
+              <w:widowControl/>
+              <w:spacing w:line="240" w:lineRule="auto" w:after="80" w:before="80"/>
+              <w:ind w:firstLine="0"/>
+              <w:jc w:val="left"/>
+            </w:pPr>
+            <w:r>
+              <w:rPr>
+                <w:rFonts w:ascii="Times New Roman" w:hAnsi="Times New Roman"/>
+                <w:b w:val="0"/>
+                <w:color w:val="000000"/>
+                <w:sz w:val="26"/>
+              </w:rPr>
+              <w:t xml:space="preserve">Request tiếp theo hiển thị Cookie </w:t>
             </w:r>
             <w:r>
               <w:rPr>
@@ -3643,7 +5862,7 @@
                 <w:color w:val="000000"/>
                 <w:sz w:val="26"/>
               </w:rPr>
-              <w:t xml:space="preserve"> thay cho </w:t>
+              <w:t>compact</w:t>
             </w:r>
             <w:r>
               <w:rPr>
@@ -3652,16 +5871,7 @@
                 <w:color w:val="000000"/>
                 <w:sz w:val="26"/>
               </w:rPr>
-              <w:t>return</w:t>
-            </w:r>
-            <w:r>
-              <w:rPr>
-                <w:rFonts w:ascii="Times New Roman" w:hAnsi="Times New Roman"/>
-                <w:b w:val="0"/>
-                <w:color w:val="000000"/>
-                <w:sz w:val="26"/>
-              </w:rPr>
-              <w:t xml:space="preserve"> trong phương thức; test cần giá trị Boolean.</w:t>
+              <w:t>.</w:t>
             </w:r>
           </w:p>
         </w:tc>
@@ -3675,22 +5885,6 @@
     </w:p>
     <w:p>
       <w:pPr>
-        <w:pStyle w:val="Heading2"/>
-        <w:keepNext/>
-        <w:widowControl/>
-      </w:pPr>
-      <w:r>
-        <w:rPr>
-          <w:rFonts w:ascii="Times New Roman" w:hAnsi="Times New Roman"/>
-          <w:b/>
-          <w:sz w:val="26"/>
-        </w:rPr>
-        <w:t>VI. BÀI TẬP MỞ RỘNG: BA TRẠNG THÁI ĐĂNG KÝ</w:t>
-      </w:r>
-    </w:p>
-    <w:p>
-      <w:pPr>
-        <w:keepNext/>
         <w:widowControl/>
       </w:pPr>
       <w:r>
@@ -3700,108 +5894,7 @@
           <w:color w:val="000000"/>
           <w:sz w:val="26"/>
         </w:rPr>
-        <w:t xml:space="preserve">Yêu cầu mới: sự kiện có thể đang đóng và có thể bật danh sách chờ. Mỗi yêu cầu đăng ký cần nhận một trong ba kết quả: </w:t>
-      </w:r>
-      <w:r>
-        <w:rPr>
-          <w:rFonts w:ascii="Times New Roman" w:hAnsi="Times New Roman"/>
-          <w:b w:val="0"/>
-          <w:color w:val="000000"/>
-          <w:sz w:val="26"/>
-        </w:rPr>
-        <w:t>confirmed</w:t>
-      </w:r>
-      <w:r>
-        <w:rPr>
-          <w:rFonts w:ascii="Times New Roman" w:hAnsi="Times New Roman"/>
-          <w:b w:val="0"/>
-          <w:color w:val="000000"/>
-          <w:sz w:val="26"/>
-        </w:rPr>
-        <w:t xml:space="preserve"> (xác nhận), </w:t>
-      </w:r>
-      <w:r>
-        <w:rPr>
-          <w:rFonts w:ascii="Times New Roman" w:hAnsi="Times New Roman"/>
-          <w:b w:val="0"/>
-          <w:color w:val="000000"/>
-          <w:sz w:val="26"/>
-        </w:rPr>
-        <w:t>waiting</w:t>
-      </w:r>
-      <w:r>
-        <w:rPr>
-          <w:rFonts w:ascii="Times New Roman" w:hAnsi="Times New Roman"/>
-          <w:b w:val="0"/>
-          <w:color w:val="000000"/>
-          <w:sz w:val="26"/>
-        </w:rPr>
-        <w:t xml:space="preserve"> (chờ), </w:t>
-      </w:r>
-      <w:r>
-        <w:rPr>
-          <w:rFonts w:ascii="Times New Roman" w:hAnsi="Times New Roman"/>
-          <w:b w:val="0"/>
-          <w:color w:val="000000"/>
-          <w:sz w:val="26"/>
-        </w:rPr>
-        <w:t>rejected</w:t>
-      </w:r>
-      <w:r>
-        <w:rPr>
-          <w:rFonts w:ascii="Times New Roman" w:hAnsi="Times New Roman"/>
-          <w:b w:val="0"/>
-          <w:color w:val="000000"/>
-          <w:sz w:val="26"/>
-        </w:rPr>
-        <w:t xml:space="preserve"> (từ chối).</w:t>
-      </w:r>
-    </w:p>
-    <w:p>
-      <w:pPr>
-        <w:keepNext w:val="0"/>
-        <w:keepLines/>
-        <w:widowControl/>
-        <w:spacing w:after="0" w:before="0" w:line="240" w:lineRule="auto"/>
-        <w:ind w:firstLine="0" w:left="142" w:right="85"/>
-        <w:jc w:val="left"/>
-      </w:pPr>
-      <w:r>
-        <w:rPr>
-          <w:rFonts w:ascii="Times New Roman" w:hAnsi="Times New Roman"/>
-          <w:b w:val="0"/>
-          <w:sz w:val="26"/>
-        </w:rPr>
-        <w:t># Vẫn đứng trong Ma_nguon của bài này.</w:t>
-      </w:r>
-    </w:p>
-    <w:p>
-      <w:pPr>
-        <w:widowControl/>
-        <w:spacing w:after="120" w:before="0" w:line="240" w:lineRule="auto"/>
-        <w:ind w:firstLine="0" w:left="142" w:right="85"/>
-        <w:jc w:val="left"/>
-      </w:pPr>
-      <w:r>
-        <w:rPr>
-          <w:rFonts w:ascii="Times New Roman" w:hAnsi="Times New Roman"/>
-          <w:b w:val="0"/>
-          <w:sz w:val="26"/>
-        </w:rPr>
-        <w:t>bash lab.sh extend</w:t>
-      </w:r>
-    </w:p>
-    <w:p>
-      <w:pPr>
-        <w:widowControl/>
-      </w:pPr>
-      <w:r>
-        <w:rPr>
-          <w:rFonts w:ascii="Times New Roman" w:hAnsi="Times New Roman"/>
-          <w:b w:val="0"/>
-          <w:sz w:val="26"/>
-        </w:rPr>
-        <w:t>Mở src/RegistrationPolicy.php, giữ tên và tham số của phương thức đã cấp; tự viết phần thân decide.</w:t>
+        <w:t>Hai tab trong cùng trình duyệt thường dùng chung Cookie phiên; không dùng hai tab để chứng minh hai người dùng độc lập. Dùng cửa sổ riêng tư hoặc trình duyệt khác. Giữ token bảo vệ biểu mẫu và thông tin cá nhân trong môi trường thực hành.</w:t>
       </w:r>
     </w:p>
     <w:tbl>
@@ -3849,7 +5942,7 @@
                 <w:color w:val="000000"/>
                 <w:sz w:val="26"/>
               </w:rPr>
-              <w:t>Điều kiện</w:t>
+              <w:t>Lỗi</w:t>
             </w:r>
           </w:p>
         </w:tc>
@@ -3875,7 +5968,7 @@
                 <w:color w:val="000000"/>
                 <w:sz w:val="26"/>
               </w:rPr>
-              <w:t>Kết quả yêu cầu</w:t>
+              <w:t>Cách kiểm tra</w:t>
             </w:r>
           </w:p>
         </w:tc>
@@ -3906,7 +5999,7 @@
                 <w:color w:val="000000"/>
                 <w:sz w:val="26"/>
               </w:rPr>
-              <w:t>Sức chứa ≤ 0, số đã đăng ký &lt; 0 hoặc &gt; sức chứa</w:t>
+              <w:t>Headers already sent</w:t>
             </w:r>
           </w:p>
         </w:tc>
@@ -3932,7 +6025,7 @@
                 <w:color w:val="000000"/>
                 <w:sz w:val="26"/>
               </w:rPr>
-              <w:t>rejected</w:t>
+              <w:t xml:space="preserve">Có khoảng trắng/BOM/HTML trước </w:t>
             </w:r>
             <w:r>
               <w:rPr>
@@ -3941,7 +6034,34 @@
                 <w:color w:val="000000"/>
                 <w:sz w:val="26"/>
               </w:rPr>
-              <w:t>.</w:t>
+              <w:t>session_start</w:t>
+            </w:r>
+            <w:r>
+              <w:rPr>
+                <w:rFonts w:ascii="Times New Roman" w:hAnsi="Times New Roman"/>
+                <w:b w:val="0"/>
+                <w:color w:val="000000"/>
+                <w:sz w:val="26"/>
+              </w:rPr>
+              <w:t xml:space="preserve"> hoặc </w:t>
+            </w:r>
+            <w:r>
+              <w:rPr>
+                <w:rFonts w:ascii="Times New Roman" w:hAnsi="Times New Roman"/>
+                <w:b w:val="0"/>
+                <w:color w:val="000000"/>
+                <w:sz w:val="26"/>
+              </w:rPr>
+              <w:t>header</w:t>
+            </w:r>
+            <w:r>
+              <w:rPr>
+                <w:rFonts w:ascii="Times New Roman" w:hAnsi="Times New Roman"/>
+                <w:b w:val="0"/>
+                <w:color w:val="000000"/>
+                <w:sz w:val="26"/>
+              </w:rPr>
+              <w:t xml:space="preserve"> không?</w:t>
             </w:r>
           </w:p>
         </w:tc>
@@ -3972,7 +6092,7 @@
                 <w:color w:val="000000"/>
                 <w:sz w:val="26"/>
               </w:rPr>
-              <w:t>Dữ liệu hợp lệ nhưng sự kiện đóng</w:t>
+              <w:t>CSRF_INVALID</w:t>
             </w:r>
           </w:p>
         </w:tc>
@@ -3998,7 +6118,7 @@
                 <w:color w:val="000000"/>
                 <w:sz w:val="26"/>
               </w:rPr>
-              <w:t>rejected</w:t>
+              <w:t xml:space="preserve">Có giữ trường hidden </w:t>
             </w:r>
             <w:r>
               <w:rPr>
@@ -4007,7 +6127,16 @@
                 <w:color w:val="000000"/>
                 <w:sz w:val="26"/>
               </w:rPr>
-              <w:t>, kể cả vẫn còn chỗ.</w:t>
+              <w:t>csrf</w:t>
+            </w:r>
+            <w:r>
+              <w:rPr>
+                <w:rFonts w:ascii="Times New Roman" w:hAnsi="Times New Roman"/>
+                <w:b w:val="0"/>
+                <w:color w:val="000000"/>
+                <w:sz w:val="26"/>
+              </w:rPr>
+              <w:t xml:space="preserve"> và dùng cùng phiên không? Tải lại form để nhận token hợp lệ, không tắt kiểm tra.</w:t>
             </w:r>
           </w:p>
         </w:tc>
@@ -4038,7 +6167,7 @@
                 <w:color w:val="000000"/>
                 <w:sz w:val="26"/>
               </w:rPr>
-              <w:t>Sự kiện mở và còn chỗ</w:t>
+              <w:t>Sửa lại nhưng mất dữ liệu</w:t>
             </w:r>
           </w:p>
         </w:tc>
@@ -4064,7 +6193,7 @@
                 <w:color w:val="000000"/>
                 <w:sz w:val="26"/>
               </w:rPr>
-              <w:t>confirmed</w:t>
+              <w:t xml:space="preserve">Xem dữ liệu được lấy từ </w:t>
             </w:r>
             <w:r>
               <w:rPr>
@@ -4073,7 +6202,16 @@
                 <w:color w:val="000000"/>
                 <w:sz w:val="26"/>
               </w:rPr>
-              <w:t>.</w:t>
+              <w:t>$_SESSION['draft']['data']</w:t>
+            </w:r>
+            <w:r>
+              <w:rPr>
+                <w:rFonts w:ascii="Times New Roman" w:hAnsi="Times New Roman"/>
+                <w:b w:val="0"/>
+                <w:color w:val="000000"/>
+                <w:sz w:val="26"/>
+              </w:rPr>
+              <w:t xml:space="preserve"> và truyền vào giá trị input chưa.</w:t>
             </w:r>
           </w:p>
         </w:tc>
@@ -4104,7 +6242,7 @@
                 <w:color w:val="000000"/>
                 <w:sz w:val="26"/>
               </w:rPr>
-              <w:t>Sự kiện mở, hết chỗ, có danh sách chờ</w:t>
+              <w:t>Cookie chưa có ngay sau khi ghi</w:t>
             </w:r>
           </w:p>
         </w:tc>
@@ -4130,7 +6268,7 @@
                 <w:color w:val="000000"/>
                 <w:sz w:val="26"/>
               </w:rPr>
-              <w:t>waiting</w:t>
+              <w:t xml:space="preserve">Đọc ở request tiếp theo; giữ chuyển hướng sau </w:t>
             </w:r>
             <w:r>
               <w:rPr>
@@ -4139,64 +6277,7 @@
                 <w:color w:val="000000"/>
                 <w:sz w:val="26"/>
               </w:rPr>
-              <w:t>.</w:t>
-            </w:r>
-          </w:p>
-        </w:tc>
-      </w:tr>
-      <w:tr>
-        <w:trPr>
-          <w:cantSplit/>
-        </w:trPr>
-        <w:tc>
-          <w:tcPr>
-            <w:tcW w:type="dxa" w:w="1701"/>
-            <w:tcMar>
-              <w:left w:w="75" w:type="dxa"/>
-              <w:right w:w="75" w:type="dxa"/>
-            </w:tcMar>
-          </w:tcPr>
-          <w:p>
-            <w:pPr>
-              <w:widowControl/>
-              <w:spacing w:line="240" w:lineRule="auto" w:after="80" w:before="80"/>
-              <w:ind w:firstLine="0"/>
-              <w:jc w:val="left"/>
-            </w:pPr>
-            <w:r>
-              <w:rPr>
-                <w:rFonts w:ascii="Times New Roman" w:hAnsi="Times New Roman"/>
-                <w:b w:val="0"/>
-                <w:color w:val="000000"/>
-                <w:sz w:val="26"/>
-              </w:rPr>
-              <w:t>Sự kiện mở, hết chỗ, không có danh sách chờ</w:t>
-            </w:r>
-          </w:p>
-        </w:tc>
-        <w:tc>
-          <w:tcPr>
-            <w:tcW w:type="dxa" w:w="7370"/>
-            <w:tcMar>
-              <w:left w:w="75" w:type="dxa"/>
-              <w:right w:w="75" w:type="dxa"/>
-            </w:tcMar>
-          </w:tcPr>
-          <w:p>
-            <w:pPr>
-              <w:widowControl/>
-              <w:spacing w:line="240" w:lineRule="auto" w:after="80" w:before="80"/>
-              <w:ind w:firstLine="0"/>
-              <w:jc w:val="left"/>
-            </w:pPr>
-            <w:r>
-              <w:rPr>
-                <w:rFonts w:ascii="Times New Roman" w:hAnsi="Times New Roman"/>
-                <w:b w:val="0"/>
-                <w:color w:val="000000"/>
-                <w:sz w:val="26"/>
-              </w:rPr>
-              <w:t>rejected</w:t>
+              <w:t>setcookie</w:t>
             </w:r>
             <w:r>
               <w:rPr>
@@ -4219,7 +6300,27 @@
     </w:p>
     <w:p>
       <w:pPr>
+        <w:pStyle w:val="Heading2"/>
+        <w:keepNext/>
         <w:widowControl/>
+      </w:pPr>
+      <w:r>
+        <w:rPr>
+          <w:rFonts w:ascii="Times New Roman" w:hAnsi="Times New Roman"/>
+          <w:b/>
+          <w:sz w:val="26"/>
+        </w:rPr>
+        <w:t>VI. BÀI TẬP MỞ RỘNG: KIỂM TRA BẢN NHÁP TRƯỚC KHI HOÀN TẤT</w:t>
+      </w:r>
+    </w:p>
+    <w:p>
+      <w:pPr>
+        <w:keepNext w:val="0"/>
+        <w:keepLines/>
+        <w:widowControl/>
+        <w:spacing w:after="0" w:before="0" w:line="240" w:lineRule="auto"/>
+        <w:ind w:firstLine="0" w:left="142" w:right="85"/>
+        <w:jc w:val="left"/>
       </w:pPr>
       <w:r>
         <w:rPr>
@@ -4227,7 +6328,451 @@
           <w:b w:val="0"/>
           <w:sz w:val="26"/>
         </w:rPr>
-        <w:t>Kiểm tra tính hợp lệ của dữ liệu và trạng thái đóng của sự kiện trước khi xét số chỗ. Chạy bash lab.sh extend, bổ sung ít nhất một ca kiểm thử và giải thích mục đích của ca đó. Phần nâng cao: bổ sung mã lý do cho kết quả nhưng giữ nguyên giao diện của phương thức bắt buộc.</w:t>
+        <w:t># Vẫn đứng trong Ma_nguon của bài này.</w:t>
+      </w:r>
+    </w:p>
+    <w:p>
+      <w:pPr>
+        <w:widowControl/>
+        <w:spacing w:after="120" w:before="0" w:line="240" w:lineRule="auto"/>
+        <w:ind w:firstLine="0" w:left="142" w:right="85"/>
+        <w:jc w:val="left"/>
+      </w:pPr>
+      <w:r>
+        <w:rPr>
+          <w:rFonts w:ascii="Times New Roman" w:hAnsi="Times New Roman"/>
+          <w:b w:val="0"/>
+          <w:sz w:val="26"/>
+        </w:rPr>
+        <w:t>bash lab.sh extend</w:t>
+      </w:r>
+    </w:p>
+    <w:p>
+      <w:pPr>
+        <w:widowControl/>
+      </w:pPr>
+      <w:r>
+        <w:rPr>
+          <w:rFonts w:ascii="Times New Roman" w:hAnsi="Times New Roman"/>
+          <w:b w:val="0"/>
+          <w:sz w:val="26"/>
+        </w:rPr>
+        <w:t>Hoàn thiện hàm canComplete trong src/DraftGuard.php. Kiểm thử hàm trước, sau đó tích hợp vào trang hoàn tất theo hướng dẫn dưới đây.</w:t>
+      </w:r>
+    </w:p>
+    <w:p>
+      <w:pPr>
+        <w:widowControl/>
+      </w:pPr>
+      <w:r>
+        <w:rPr>
+          <w:rFonts w:ascii="Times New Roman" w:hAnsi="Times New Roman"/>
+          <w:b w:val="0"/>
+          <w:color w:val="000000"/>
+          <w:sz w:val="26"/>
+        </w:rPr>
+        <w:t xml:space="preserve">Hàm nhận mảng Session, ID sự kiện đang yêu cầu, thời gian hiện tại và thời gian sống. Chỉ trả </w:t>
+      </w:r>
+      <w:r>
+        <w:rPr>
+          <w:rFonts w:ascii="Times New Roman" w:hAnsi="Times New Roman"/>
+          <w:b w:val="0"/>
+          <w:color w:val="000000"/>
+          <w:sz w:val="26"/>
+        </w:rPr>
+        <w:t>true</w:t>
+      </w:r>
+      <w:r>
+        <w:rPr>
+          <w:rFonts w:ascii="Times New Roman" w:hAnsi="Times New Roman"/>
+          <w:b w:val="0"/>
+          <w:color w:val="000000"/>
+          <w:sz w:val="26"/>
+        </w:rPr>
+        <w:t xml:space="preserve"> khi có bản nháp hợp lệ, đúng sự kiện, chưa hết hạn, thời điểm tạo không ở tương lai và thời gian sống lớn hơn 0. Thời điểm đúng ngưỡng hết hạn phải trả </w:t>
+      </w:r>
+      <w:r>
+        <w:rPr>
+          <w:rFonts w:ascii="Times New Roman" w:hAnsi="Times New Roman"/>
+          <w:b w:val="0"/>
+          <w:color w:val="000000"/>
+          <w:sz w:val="26"/>
+        </w:rPr>
+        <w:t>false</w:t>
+      </w:r>
+      <w:r>
+        <w:rPr>
+          <w:rFonts w:ascii="Times New Roman" w:hAnsi="Times New Roman"/>
+          <w:b w:val="0"/>
+          <w:color w:val="000000"/>
+          <w:sz w:val="26"/>
+        </w:rPr>
+        <w:t>.</w:t>
+      </w:r>
+    </w:p>
+    <w:p>
+      <w:pPr>
+        <w:widowControl/>
+      </w:pPr>
+      <w:r>
+        <w:rPr>
+          <w:rFonts w:ascii="Times New Roman" w:hAnsi="Times New Roman"/>
+          <w:b w:val="0"/>
+          <w:sz w:val="26"/>
+        </w:rPr>
+        <w:t>Chạy bash lab.sh extend để kiểm tra 7 ca mở rộng; chạy lại bash lab.sh test để kiểm tra chức năng cũ. Bộ kiểm thử sử dụng now=1300, created_at=1000, ttl=300 cho trường hợp đúng ngưỡng hết hạn, nên không cần chờ thời gian thực.</w:t>
+      </w:r>
+    </w:p>
+    <w:p>
+      <w:pPr>
+        <w:pStyle w:val="Heading3"/>
+        <w:keepNext/>
+        <w:widowControl/>
+      </w:pPr>
+      <w:r>
+        <w:rPr>
+          <w:rFonts w:ascii="Times New Roman" w:hAnsi="Times New Roman"/>
+          <w:b/>
+          <w:color w:val="000000"/>
+          <w:sz w:val="26"/>
+        </w:rPr>
+        <w:t>Nối hàm kiểm tra vào bước hoàn tất</w:t>
+      </w:r>
+    </w:p>
+    <w:p>
+      <w:pPr>
+        <w:keepNext/>
+        <w:widowControl/>
+      </w:pPr>
+      <w:r>
+        <w:rPr>
+          <w:rFonts w:ascii="Times New Roman" w:hAnsi="Times New Roman"/>
+          <w:b w:val="0"/>
+          <w:color w:val="000000"/>
+          <w:sz w:val="26"/>
+        </w:rPr>
+        <w:t xml:space="preserve">Sau khi </w:t>
+      </w:r>
+      <w:r>
+        <w:rPr>
+          <w:rFonts w:ascii="Times New Roman" w:hAnsi="Times New Roman"/>
+          <w:b w:val="0"/>
+          <w:color w:val="000000"/>
+          <w:sz w:val="26"/>
+        </w:rPr>
+        <w:t>bash lab.sh extend</w:t>
+      </w:r>
+      <w:r>
+        <w:rPr>
+          <w:rFonts w:ascii="Times New Roman" w:hAnsi="Times New Roman"/>
+          <w:b w:val="0"/>
+          <w:color w:val="000000"/>
+          <w:sz w:val="26"/>
+        </w:rPr>
+        <w:t xml:space="preserve"> đạt, mở </w:t>
+      </w:r>
+      <w:r>
+        <w:rPr>
+          <w:rFonts w:ascii="Times New Roman" w:hAnsi="Times New Roman"/>
+          <w:b w:val="0"/>
+          <w:color w:val="000000"/>
+          <w:sz w:val="26"/>
+        </w:rPr>
+        <w:t>public/confirm.php</w:t>
+      </w:r>
+      <w:r>
+        <w:rPr>
+          <w:rFonts w:ascii="Times New Roman" w:hAnsi="Times New Roman"/>
+          <w:b w:val="0"/>
+          <w:color w:val="000000"/>
+          <w:sz w:val="26"/>
+        </w:rPr>
+        <w:t xml:space="preserve">. Trong form </w:t>
+      </w:r>
+      <w:r>
+        <w:rPr>
+          <w:rFonts w:ascii="Times New Roman" w:hAnsi="Times New Roman"/>
+          <w:b w:val="0"/>
+          <w:color w:val="000000"/>
+          <w:sz w:val="26"/>
+        </w:rPr>
+        <w:t>action="/complete.php"</w:t>
+      </w:r>
+      <w:r>
+        <w:rPr>
+          <w:rFonts w:ascii="Times New Roman" w:hAnsi="Times New Roman"/>
+          <w:b w:val="0"/>
+          <w:color w:val="000000"/>
+          <w:sz w:val="26"/>
+        </w:rPr>
+        <w:t xml:space="preserve">, ngay sau trường ẩn </w:t>
+      </w:r>
+      <w:r>
+        <w:rPr>
+          <w:rFonts w:ascii="Times New Roman" w:hAnsi="Times New Roman"/>
+          <w:b w:val="0"/>
+          <w:color w:val="000000"/>
+          <w:sz w:val="26"/>
+        </w:rPr>
+        <w:t>csrf</w:t>
+      </w:r>
+      <w:r>
+        <w:rPr>
+          <w:rFonts w:ascii="Times New Roman" w:hAnsi="Times New Roman"/>
+          <w:b w:val="0"/>
+          <w:color w:val="000000"/>
+          <w:sz w:val="26"/>
+        </w:rPr>
+        <w:t>, thêm trường ID sự kiện:</w:t>
+      </w:r>
+    </w:p>
+    <w:p>
+      <w:pPr>
+        <w:keepNext w:val="0"/>
+        <w:keepLines/>
+        <w:widowControl/>
+        <w:spacing w:after="0" w:before="0" w:line="240" w:lineRule="auto"/>
+        <w:ind w:firstLine="0" w:left="142" w:right="85"/>
+        <w:jc w:val="left"/>
+      </w:pPr>
+      <w:r>
+        <w:rPr>
+          <w:rFonts w:ascii="Times New Roman" w:hAnsi="Times New Roman"/>
+          <w:b w:val="0"/>
+          <w:sz w:val="26"/>
+        </w:rPr>
+        <w:t>&lt;input type="hidden" name="event_id"</w:t>
+      </w:r>
+    </w:p>
+    <w:p>
+      <w:pPr>
+        <w:widowControl/>
+        <w:spacing w:after="120" w:before="0" w:line="240" w:lineRule="auto"/>
+        <w:ind w:firstLine="0" w:left="142" w:right="85"/>
+        <w:jc w:val="left"/>
+      </w:pPr>
+      <w:r>
+        <w:rPr>
+          <w:rFonts w:ascii="Times New Roman" w:hAnsi="Times New Roman"/>
+          <w:b w:val="0"/>
+          <w:sz w:val="26"/>
+        </w:rPr>
+        <w:t xml:space="preserve">       value="&lt;?= (int)$data['event_id'] ?&gt;"&gt;</w:t>
+      </w:r>
+    </w:p>
+    <w:p>
+      <w:pPr>
+        <w:widowControl/>
+      </w:pPr>
+      <w:r>
+        <w:rPr>
+          <w:rFonts w:ascii="Times New Roman" w:hAnsi="Times New Roman"/>
+          <w:b w:val="0"/>
+          <w:color w:val="000000"/>
+          <w:sz w:val="26"/>
+        </w:rPr>
+        <w:t>Không thêm trường này vào form hủy. Trình duyệt gửi ID để hàm đối chiếu với bản nháp phía máy chủ; trường ẩn không phải bằng chứng quyền truy cập. Nếu thiếu trường, hàm nhận ID 0 và từ chối ngay cả đăng ký hợp lệ.</w:t>
+      </w:r>
+    </w:p>
+    <w:p>
+      <w:pPr>
+        <w:widowControl/>
+      </w:pPr>
+      <w:r>
+        <w:rPr>
+          <w:rFonts w:ascii="Times New Roman" w:hAnsi="Times New Roman"/>
+          <w:b w:val="0"/>
+          <w:color w:val="000000"/>
+          <w:sz w:val="26"/>
+        </w:rPr>
+        <w:t xml:space="preserve">Tiếp theo mở </w:t>
+      </w:r>
+      <w:r>
+        <w:rPr>
+          <w:rFonts w:ascii="Times New Roman" w:hAnsi="Times New Roman"/>
+          <w:b w:val="0"/>
+          <w:color w:val="000000"/>
+          <w:sz w:val="26"/>
+        </w:rPr>
+        <w:t>public/complete.php</w:t>
+      </w:r>
+      <w:r>
+        <w:rPr>
+          <w:rFonts w:ascii="Times New Roman" w:hAnsi="Times New Roman"/>
+          <w:b w:val="0"/>
+          <w:color w:val="000000"/>
+          <w:sz w:val="26"/>
+        </w:rPr>
+        <w:t xml:space="preserve">. Thêm ngay sau các dòng </w:t>
+      </w:r>
+      <w:r>
+        <w:rPr>
+          <w:rFonts w:ascii="Times New Roman" w:hAnsi="Times New Roman"/>
+          <w:b w:val="0"/>
+          <w:color w:val="000000"/>
+          <w:sz w:val="26"/>
+        </w:rPr>
+        <w:t>require</w:t>
+      </w:r>
+      <w:r>
+        <w:rPr>
+          <w:rFonts w:ascii="Times New Roman" w:hAnsi="Times New Roman"/>
+          <w:b w:val="0"/>
+          <w:color w:val="000000"/>
+          <w:sz w:val="26"/>
+        </w:rPr>
+        <w:t>:</w:t>
+      </w:r>
+    </w:p>
+    <w:p>
+      <w:pPr>
+        <w:widowControl/>
+        <w:spacing w:after="120" w:before="0" w:line="240" w:lineRule="auto"/>
+        <w:ind w:firstLine="0" w:left="142" w:right="85"/>
+        <w:jc w:val="left"/>
+      </w:pPr>
+      <w:r>
+        <w:rPr>
+          <w:rFonts w:ascii="Times New Roman" w:hAnsi="Times New Roman"/>
+          <w:b w:val="0"/>
+          <w:sz w:val="26"/>
+        </w:rPr>
+        <w:t>require __DIR__.'/../src/DraftGuard.php';</w:t>
+      </w:r>
+    </w:p>
+    <w:p>
+      <w:pPr>
+        <w:keepNext/>
+        <w:widowControl/>
+      </w:pPr>
+      <w:r>
+        <w:rPr>
+          <w:rFonts w:ascii="Times New Roman" w:hAnsi="Times New Roman"/>
+          <w:b w:val="0"/>
+          <w:color w:val="000000"/>
+          <w:sz w:val="26"/>
+        </w:rPr>
+        <w:t xml:space="preserve">Trong nhánh POST, giữ </w:t>
+      </w:r>
+      <w:r>
+        <w:rPr>
+          <w:rFonts w:ascii="Times New Roman" w:hAnsi="Times New Roman"/>
+          <w:b w:val="0"/>
+          <w:color w:val="000000"/>
+          <w:sz w:val="26"/>
+        </w:rPr>
+        <w:t>checkCsrf($_POST)</w:t>
+      </w:r>
+      <w:r>
+        <w:rPr>
+          <w:rFonts w:ascii="Times New Roman" w:hAnsi="Times New Roman"/>
+          <w:b w:val="0"/>
+          <w:color w:val="000000"/>
+          <w:sz w:val="26"/>
+        </w:rPr>
+        <w:t>. Thay điều kiện kiểm tra bản nháp trước khi hoàn tất bằng điều kiện gọi hàm vừa viết:</w:t>
+      </w:r>
+    </w:p>
+    <w:p>
+      <w:pPr>
+        <w:keepNext/>
+        <w:keepLines/>
+        <w:widowControl/>
+        <w:spacing w:after="0" w:before="0" w:line="240" w:lineRule="auto"/>
+        <w:ind w:firstLine="0" w:left="142" w:right="85"/>
+        <w:jc w:val="left"/>
+      </w:pPr>
+      <w:r>
+        <w:rPr>
+          <w:rFonts w:ascii="Times New Roman" w:hAnsi="Times New Roman"/>
+          <w:b w:val="0"/>
+          <w:sz w:val="26"/>
+        </w:rPr>
+        <w:t>if (!canComplete($_SESSION, (int)field($_POST, 'event_id'), time(), 1800)) {</w:t>
+      </w:r>
+    </w:p>
+    <w:p>
+      <w:pPr>
+        <w:keepNext/>
+        <w:keepLines/>
+        <w:widowControl/>
+        <w:spacing w:after="0" w:before="0" w:line="240" w:lineRule="auto"/>
+        <w:ind w:firstLine="0" w:left="142" w:right="85"/>
+        <w:jc w:val="left"/>
+      </w:pPr>
+      <w:r>
+        <w:rPr>
+          <w:rFonts w:ascii="Times New Roman" w:hAnsi="Times New Roman"/>
+          <w:b w:val="0"/>
+          <w:sz w:val="26"/>
+        </w:rPr>
+        <w:t xml:space="preserve">    cancelDraft($_SESSION);</w:t>
+      </w:r>
+    </w:p>
+    <w:p>
+      <w:pPr>
+        <w:keepNext/>
+        <w:keepLines/>
+        <w:widowControl/>
+        <w:spacing w:after="0" w:before="0" w:line="240" w:lineRule="auto"/>
+        <w:ind w:firstLine="0" w:left="142" w:right="85"/>
+        <w:jc w:val="left"/>
+      </w:pPr>
+      <w:r>
+        <w:rPr>
+          <w:rFonts w:ascii="Times New Roman" w:hAnsi="Times New Roman"/>
+          <w:b w:val="0"/>
+          <w:sz w:val="26"/>
+        </w:rPr>
+        <w:t xml:space="preserve">    header('Location: /register.php', true, 303);</w:t>
+      </w:r>
+    </w:p>
+    <w:p>
+      <w:pPr>
+        <w:keepNext w:val="0"/>
+        <w:keepLines/>
+        <w:widowControl/>
+        <w:spacing w:after="0" w:before="0" w:line="240" w:lineRule="auto"/>
+        <w:ind w:firstLine="0" w:left="142" w:right="85"/>
+        <w:jc w:val="left"/>
+      </w:pPr>
+      <w:r>
+        <w:rPr>
+          <w:rFonts w:ascii="Times New Roman" w:hAnsi="Times New Roman"/>
+          <w:b w:val="0"/>
+          <w:sz w:val="26"/>
+        </w:rPr>
+        <w:t xml:space="preserve">    exit;</w:t>
+      </w:r>
+    </w:p>
+    <w:p>
+      <w:pPr>
+        <w:widowControl/>
+        <w:spacing w:after="120" w:before="0" w:line="240" w:lineRule="auto"/>
+        <w:ind w:firstLine="0" w:left="142" w:right="85"/>
+        <w:jc w:val="left"/>
+      </w:pPr>
+      <w:r>
+        <w:rPr>
+          <w:rFonts w:ascii="Times New Roman" w:hAnsi="Times New Roman"/>
+          <w:b w:val="0"/>
+          <w:sz w:val="26"/>
+        </w:rPr>
+        <w:t>}</w:t>
+      </w:r>
+    </w:p>
+    <w:p>
+      <w:pPr>
+        <w:widowControl/>
+      </w:pPr>
+      <w:r>
+        <w:rPr>
+          <w:rFonts w:ascii="Times New Roman" w:hAnsi="Times New Roman"/>
+          <w:b w:val="0"/>
+          <w:color w:val="000000"/>
+          <w:sz w:val="26"/>
+        </w:rPr>
+        <w:t>Giữ nguyên phần hoàn tất mô phỏng phía sau. Gửi form xác nhận hợp lệ phải đến trang hoàn tất; yêu cầu sai sự kiện hoặc bản nháp hết hạn phải quay lại form. Thử bằng dữ liệu giả trên máy học tập.</w:t>
       </w:r>
     </w:p>
     <w:p>
@@ -4244,7 +6789,7 @@
     <w:p>
       <w:pPr/>
       <w:r>
-        <w:t>Có lớp kiểm tra sức chứa, chương trình gọi lớp và lớp mở rộng trả confirmed, waiting hoặc rejected theo quy tắc đã công bố.</w:t>
+        <w:t>Có luồng nhập, xem lại, sửa, hủy và hoàn tất mô phỏng; bản nháp sai hoặc hết hạn bị từ chối; các phiên sử dụng và tùy chọn giao diện tách biệt.</w:t>
       </w:r>
     </w:p>
     <w:p>
@@ -4261,37 +6806,37 @@
     <w:p>
       <w:pPr/>
       <w:r>
-        <w:t>[ ] Giải thích được đầu vào và giá trị trả về của canRegister().</w:t>
+        <w:t>[ ] Tải lại trang xác nhận giữ đúng bản nháp còn hạn.</w:t>
       </w:r>
     </w:p>
     <w:p>
       <w:pPr/>
       <w:r>
-        <w:t>[ ] demo.php gọi đúng lớp và in kết quả theo dữ liệu thử.</w:t>
+        <w:t>[ ] Sửa và hủy không làm thay đổi phiên của người khác.</w:t>
       </w:r>
     </w:p>
     <w:p>
       <w:pPr/>
       <w:r>
-        <w:t>[ ] decide() trả đúng ba trạng thái và thứ tự ưu tiên.</w:t>
+        <w:t>[ ] Nháp hết hạn/sai sự kiện không hoàn tất được.</w:t>
       </w:r>
     </w:p>
     <w:p>
       <w:pPr/>
       <w:r>
-        <w:t>[ ] Các ca đúng, sai và biên có kết quả đối chiếu.</w:t>
+        <w:t>[ ] Yêu cầu thiếu token bị từ chối; Cookie giữ đúng tùy chọn.</w:t>
       </w:r>
     </w:p>
     <w:p>
       <w:pPr/>
       <w:r>
-        <w:t>[ ] test và extend đạt; không sửa đáp án trong bộ kiểm thử.</w:t>
+        <w:t>[ ] test và extend đạt; luồng Web thực sự gọi kiểm tra bản nháp.</w:t>
       </w:r>
     </w:p>
     <w:p>
       <w:pPr/>
       <w:r>
-        <w:t>Kết quả tổng hợp của phần tự làm phải có TESTS=8 FAILED=0. Ngoài các phép thử tự động, thực hiện các tình huống kiểm tra trực tiếp nêu trong bài. Lệnh check chỉ xác nhận môi trường, không thay cho test và extend.</w:t>
+        <w:t>Kết quả tổng hợp của phần tự làm phải có TESTS=7 FAILED=0. Ngoài các phép thử tự động, thực hiện các tình huống kiểm tra trực tiếp nêu trong bài. Lệnh check chỉ xác nhận môi trường, không thay cho test và extend.</w:t>
       </w:r>
     </w:p>
     <w:p>
@@ -4475,7 +7020,7 @@
                 <w:b w:val="0"/>
                 <w:sz w:val="26"/>
               </w:rPr>
-              <w:t>Dữ liệu và trạng thái đóng</w:t>
+              <w:t>Kiểm tra bản nháp</w:t>
             </w:r>
           </w:p>
         </w:tc>
@@ -4517,7 +7062,7 @@
                 <w:b w:val="0"/>
                 <w:sz w:val="26"/>
               </w:rPr>
-              <w:t>Từ chối sức chứa không hợp lệ, số đăng ký âm/vượt sức chứa và sự kiện đã đóng.</w:t>
+              <w:t>Từ chối nháp không tồn tại, hết hạn, sai sự kiện hoặc sai cấu trúc theo yêu cầu.</w:t>
             </w:r>
           </w:p>
         </w:tc>
@@ -4543,7 +7088,7 @@
                 <w:b w:val="0"/>
                 <w:sz w:val="26"/>
               </w:rPr>
-              <w:t>Xác nhận và danh sách chờ</w:t>
+              <w:t>Tích hợp luồng xác nhận</w:t>
             </w:r>
           </w:p>
         </w:tc>
@@ -4585,7 +7130,7 @@
                 <w:b w:val="0"/>
                 <w:sz w:val="26"/>
               </w:rPr>
-              <w:t>Trả confirmed khi còn chỗ; waiting chỉ khi đầy và cho chờ; các trường hợp còn lại rejected.</w:t>
+              <w:t>Gọi phần kiểm tra trước khi hoàn tất; sửa/hủy giữ đúng trạng thái và không ảnh hưởng dữ liệu phiên khác.</w:t>
             </w:r>
           </w:p>
         </w:tc>
@@ -4611,7 +7156,7 @@
                 <w:b w:val="0"/>
                 <w:sz w:val="26"/>
               </w:rPr>
-              <w:t>Tổ chức module</w:t>
+              <w:t>Bảo vệ thao tác</w:t>
             </w:r>
           </w:p>
         </w:tc>
@@ -4653,7 +7198,7 @@
                 <w:b w:val="0"/>
                 <w:sz w:val="26"/>
               </w:rPr>
-              <w:t>Lớp trả dữ liệu đúng kiểu; không in HTML, không phụ thuộc Session hoặc CSDL.</w:t>
+              <w:t>Thao tác đổi dữ liệu dùng POST và token được cấp; Cookie tùy chọn không chứa dữ liệu đăng ký hoặc quyền.</w:t>
             </w:r>
           </w:p>
         </w:tc>
@@ -4951,7 +7496,7 @@
     <w:p>
       <w:pPr/>
       <w:r>
-        <w:t>Bước 1. Lưu mã bài mẫu và bài tự làm tại Lab02/Ma_nguon, kèm dữ liệu, kiểm thử và README. Loại bỏ .local, mật khẩu và dữ liệu cá nhân thật khỏi bài nộp.</w:t>
+        <w:t>Bước 1. Lưu mã bài mẫu và bài tự làm tại Lab04/Ma_nguon, kèm dữ liệu, kiểm thử và README. Loại bỏ .local, mật khẩu và dữ liệu cá nhân thật khỏi bài nộp.</w:t>
       </w:r>
     </w:p>
     <w:p>
@@ -4963,14 +7508,14 @@
     <w:p>
       <w:pPr/>
       <w:r>
-        <w:t>Bước 3. Commit, đẩy mã lên GitHub và nộp tên nhóm/thành viên, Lab 02, liên kết Ma_nguon tại đúng commit. Kiểm tra quyền đọc; kèm lần chạy Actions khi được yêu cầu. Hạn và địa chỉ nộp do giảng viên công bố. Nếu nhận ZIP, giữ nguyên cấu trúc trên.</w:t>
+        <w:t>Bước 3. Commit, đẩy mã lên GitHub và nộp tên nhóm/thành viên, Lab 04, liên kết Ma_nguon tại đúng commit. Kiểm tra quyền đọc; kèm lần chạy Actions khi được yêu cầu. Hạn và địa chỉ nộp do giảng viên công bố. Nếu nhận ZIP, giữ nguyên cấu trúc trên.</w:t>
       </w:r>
     </w:p>
     <w:sectPr>
       <w:headerReference w:type="default" r:id="rId9"/>
-      <w:headerReference w:type="first" r:id="rId11"/>
-      <w:footerReference w:type="default" r:id="rId12"/>
-      <w:footerReference w:type="first" r:id="rId13"/>
+      <w:headerReference w:type="first" r:id="rId12"/>
+      <w:footerReference w:type="default" r:id="rId13"/>
+      <w:footerReference w:type="first" r:id="rId14"/>
       <w:pgSz w:w="11906" w:h="16838"/>
       <w:pgMar w:top="1134" w:right="1134" w:bottom="1134" w:left="1701" w:header="369" w:footer="567" w:gutter="0"/>
       <w:cols w:space="720"/>

--- a/Huong_dan.docx
+++ b/Huong_dan.docx
@@ -14,7 +14,7 @@
           <w:color w:val="000000"/>
           <w:sz w:val="28"/>
         </w:rPr>
-        <w:t>LAB 02</w:t>
+        <w:t>LAB 05</w:t>
       </w:r>
     </w:p>
     <w:p>
@@ -29,7 +29,7 @@
           <w:color w:val="000000"/>
           <w:sz w:val="28"/>
         </w:rPr>
-        <w:t>XÂY DỰNG MODULE PHP KIỂM TRA ĐIỀU KIỆN ĐĂNG KÝ</w:t>
+        <w:t>LƯU, TRUY VẤN VÀ THỐNG KÊ ĐĂNG KÝ VỚI POSTGRESQL</w:t>
       </w:r>
     </w:p>
     <w:p>
@@ -70,7 +70,7 @@
           <w:b w:val="0"/>
           <w:sz w:val="26"/>
         </w:rPr>
-        <w:t>Nội dung bài giảng: Chương 3, slide 3–8: PHP, kiểu dữ liệu, biến, toán tử, điều kiện, hàm và đối tượng. Số trang tính cả trang bìa. Git và kiểm thử được sử dụng để hỗ trợ thực hành.</w:t>
+        <w:t>Nội dung bài giảng: Chương 4, slide 5–10: PostgreSQL và kết nối PHP; 12–17: MySQLi và truy vấn tham số để đối chiếu. Số trang tính cả trang bìa. Git và kiểm thử được sử dụng để hỗ trợ thực hành.</w:t>
       </w:r>
     </w:p>
     <w:p>
@@ -99,7 +99,7 @@
           <w:color w:val="000000"/>
           <w:sz w:val="26"/>
         </w:rPr>
-        <w:t>- Giải thích đầu vào, đầu ra và thứ tự kiểm tra của một quy tắc PHP.</w:t>
+        <w:t>- Tạo/đọc bảng quan hệ và giải thích khóa, ràng buộc duy nhất.</w:t>
       </w:r>
     </w:p>
     <w:p>
@@ -115,7 +115,7 @@
           <w:color w:val="000000"/>
           <w:sz w:val="26"/>
         </w:rPr>
-        <w:t>- Viết hàm/lớp độc lập với HTML và CSDL; gọi được từ chương trình thử.</w:t>
+        <w:t>- Lưu/đọc đăng ký bằng PHP và truy vấn tham số hóa.</w:t>
       </w:r>
     </w:p>
     <w:p>
@@ -131,7 +131,7 @@
           <w:color w:val="000000"/>
           <w:sz w:val="26"/>
         </w:rPr>
-        <w:t>- Tự mở rộng quy tắc với ba kết quả và xử lý dữ liệu biên.</w:t>
+        <w:t>- Phân biệt dữ liệu trùng với lỗi CSDL; kiểm chứng lưu bền vững.</w:t>
       </w:r>
     </w:p>
     <w:p>
@@ -146,7 +146,7 @@
           <w:b w:val="0"/>
           <w:sz w:val="26"/>
         </w:rPr>
-        <w:t>- Hoàn thiện lớp RegistrationPolicy và kiểm thử đầy đủ ba trạng thái đăng ký.</w:t>
+        <w:t>- Viết truy vấn thống kê đúng, kiểm tra ràng buộc dữ liệu và hoàn thiện luồng lưu/đọc đăng ký.</w:t>
       </w:r>
     </w:p>
     <w:p>
@@ -176,45 +176,7 @@
     <w:p>
       <w:pPr/>
       <w:r>
-        <w:t>Sử dụng terminal Ubuntu hoặc Ubuntu trong WSL, PHP từ 8.1 và Git. Nếu máy đã có đủ công cụ, chỉ cần kiểm tra phiên bản. Trên máy được phép cài phần mềm, thực hiện:</w:t>
-      </w:r>
-    </w:p>
-    <w:p>
-      <w:pPr>
-        <w:ind w:firstLine="0"/>
-      </w:pPr>
-      <w:r>
-        <w:t>sudo apt update</w:t>
-      </w:r>
-    </w:p>
-    <w:p>
-      <w:pPr>
-        <w:ind w:firstLine="0"/>
-      </w:pPr>
-      <w:r>
-        <w:t>sudo apt install php-cli git unzip</w:t>
-      </w:r>
-    </w:p>
-    <w:p>
-      <w:pPr>
-        <w:ind w:firstLine="0"/>
-      </w:pPr>
-      <w:r>
-        <w:t>php -v</w:t>
-      </w:r>
-    </w:p>
-    <w:p>
-      <w:pPr>
-        <w:ind w:firstLine="0"/>
-      </w:pPr>
-      <w:r>
-        <w:t>git --version</w:t>
-      </w:r>
-    </w:p>
-    <w:p>
-      <w:pPr/>
-      <w:r>
-        <w:t>Các lệnh Bash chạy trong terminal Ubuntu, không chạy trong PowerShell. Bài này không cần cơ sở dữ liệu hoặc framework.</w:t>
+        <w:t>Cần Ubuntu/WSL, PHP từ 8.1, Git, PostgreSQL, psql và phần mở rộng PHP pgsql. Toàn bộ thao tác cài đặt, tạo tài khoản, cấu hình và thử kết nối nằm trong mục “Chuẩn bị riêng cho Lab 05” của chính bài này.</w:t>
       </w:r>
     </w:p>
     <w:p>
@@ -231,349 +193,6 @@
         </w:rPr>
         <w:t>Bối cảnh và nội dung thực hành</w:t>
       </w:r>
-    </w:p>
-    <w:p>
-      <w:pPr>
-        <w:widowControl/>
-      </w:pPr>
-      <w:r>
-        <w:rPr>
-          <w:rFonts w:ascii="Times New Roman" w:hAnsi="Times New Roman"/>
-          <w:b w:val="0"/>
-          <w:sz w:val="26"/>
-        </w:rPr>
-        <w:t>Một sự kiện có sức chứa 10 người. Hệ thống cần xác định có thể tiếp nhận thêm đăng ký hay không dựa trên số người hiện tại. Bài thực hành xây dựng quy tắc này bằng hàm và lớp PHP; chưa sử dụng Form hoặc cơ sở dữ liệu.</w:t>
-      </w:r>
-    </w:p>
-    <w:p>
-      <w:pPr>
-        <w:widowControl/>
-      </w:pPr>
-      <w:r>
-        <w:rPr>
-          <w:rFonts w:ascii="Times New Roman" w:hAnsi="Times New Roman"/>
-          <w:b w:val="0"/>
-          <w:sz w:val="26"/>
-        </w:rPr>
-        <w:t>Lớp CapacityPolicy nhận sức chứa và số người đã đăng ký, sau đó trả kết quả còn chỗ hoặc không thể đăng ký. Tách quy tắc khỏi giao diện giúp kiểm thử với nhiều bộ dữ liệu và sử dụng lại trong các trang của ứng dụng.</w:t>
-      </w:r>
-    </w:p>
-    <w:tbl>
-      <w:tblPr>
-        <w:tblW w:type="auto" w:w="0"/>
-        <w:tblLayout w:type="fixed"/>
-        <w:tblLook w:firstColumn="1" w:firstRow="1" w:lastColumn="0" w:lastRow="0" w:noHBand="0" w:noVBand="1" w:val="04A0"/>
-        <w:tblBorders>
-          <w:top w:val="single" w:sz="4" w:color="000000"/>
-          <w:left w:val="single" w:sz="4" w:color="000000"/>
-          <w:bottom w:val="single" w:sz="4" w:color="000000"/>
-          <w:right w:val="single" w:sz="4" w:color="000000"/>
-          <w:insideH w:val="single" w:sz="4" w:color="000000"/>
-          <w:insideV w:val="single" w:sz="4" w:color="000000"/>
-        </w:tblBorders>
-      </w:tblPr>
-      <w:tblGrid>
-        <w:gridCol w:w="1701"/>
-        <w:gridCol w:w="7370"/>
-      </w:tblGrid>
-      <w:tr>
-        <w:trPr>
-          <w:cantSplit/>
-          <w:tblHeader/>
-        </w:trPr>
-        <w:tc>
-          <w:tcPr>
-            <w:tcW w:type="dxa" w:w="1701"/>
-            <w:tcMar>
-              <w:left w:w="75" w:type="dxa"/>
-              <w:right w:w="75" w:type="dxa"/>
-            </w:tcMar>
-          </w:tcPr>
-          <w:p>
-            <w:pPr>
-              <w:widowControl/>
-              <w:spacing w:line="240" w:lineRule="auto" w:after="80" w:before="80"/>
-              <w:ind w:firstLine="0"/>
-              <w:jc w:val="left"/>
-            </w:pPr>
-            <w:r>
-              <w:rPr>
-                <w:rFonts w:ascii="Times New Roman" w:hAnsi="Times New Roman"/>
-                <w:b/>
-                <w:color w:val="000000"/>
-                <w:sz w:val="26"/>
-              </w:rPr>
-              <w:t>Đầu vào</w:t>
-            </w:r>
-          </w:p>
-        </w:tc>
-        <w:tc>
-          <w:tcPr>
-            <w:tcW w:type="dxa" w:w="7370"/>
-            <w:tcMar>
-              <w:left w:w="75" w:type="dxa"/>
-              <w:right w:w="75" w:type="dxa"/>
-            </w:tcMar>
-          </w:tcPr>
-          <w:p>
-            <w:pPr>
-              <w:widowControl/>
-              <w:spacing w:line="240" w:lineRule="auto" w:after="80" w:before="80"/>
-              <w:ind w:firstLine="0"/>
-              <w:jc w:val="left"/>
-            </w:pPr>
-            <w:r>
-              <w:rPr>
-                <w:rFonts w:ascii="Times New Roman" w:hAnsi="Times New Roman"/>
-                <w:b/>
-                <w:color w:val="000000"/>
-                <w:sz w:val="26"/>
-              </w:rPr>
-              <w:t>Kết quả mẫu</w:t>
-            </w:r>
-          </w:p>
-        </w:tc>
-      </w:tr>
-      <w:tr>
-        <w:trPr>
-          <w:cantSplit/>
-        </w:trPr>
-        <w:tc>
-          <w:tcPr>
-            <w:tcW w:type="dxa" w:w="1701"/>
-            <w:tcMar>
-              <w:left w:w="75" w:type="dxa"/>
-              <w:right w:w="75" w:type="dxa"/>
-            </w:tcMar>
-          </w:tcPr>
-          <w:p>
-            <w:pPr>
-              <w:widowControl/>
-              <w:spacing w:line="240" w:lineRule="auto" w:after="80" w:before="80"/>
-              <w:ind w:firstLine="0"/>
-              <w:jc w:val="left"/>
-            </w:pPr>
-            <w:r>
-              <w:rPr>
-                <w:rFonts w:ascii="Times New Roman" w:hAnsi="Times New Roman"/>
-                <w:b w:val="0"/>
-                <w:color w:val="000000"/>
-                <w:sz w:val="26"/>
-              </w:rPr>
-              <w:t>Sức chứa 10, hiện có 9</w:t>
-            </w:r>
-          </w:p>
-        </w:tc>
-        <w:tc>
-          <w:tcPr>
-            <w:tcW w:type="dxa" w:w="7370"/>
-            <w:tcMar>
-              <w:left w:w="75" w:type="dxa"/>
-              <w:right w:w="75" w:type="dxa"/>
-            </w:tcMar>
-          </w:tcPr>
-          <w:p>
-            <w:pPr>
-              <w:widowControl/>
-              <w:spacing w:line="240" w:lineRule="auto" w:after="80" w:before="80"/>
-              <w:ind w:firstLine="0"/>
-              <w:jc w:val="left"/>
-            </w:pPr>
-            <w:r>
-              <w:rPr>
-                <w:rFonts w:ascii="Times New Roman" w:hAnsi="Times New Roman"/>
-                <w:b w:val="0"/>
-                <w:color w:val="000000"/>
-                <w:sz w:val="26"/>
-              </w:rPr>
-              <w:t>true</w:t>
-            </w:r>
-            <w:r>
-              <w:rPr>
-                <w:rFonts w:ascii="Times New Roman" w:hAnsi="Times New Roman"/>
-                <w:b w:val="0"/>
-                <w:color w:val="000000"/>
-                <w:sz w:val="26"/>
-              </w:rPr>
-              <w:t xml:space="preserve">, chương trình minh họa in </w:t>
-            </w:r>
-            <w:r>
-              <w:rPr>
-                <w:rFonts w:ascii="Times New Roman" w:hAnsi="Times New Roman"/>
-                <w:b w:val="0"/>
-                <w:color w:val="000000"/>
-                <w:sz w:val="26"/>
-              </w:rPr>
-              <w:t>AVAILABLE</w:t>
-            </w:r>
-            <w:r>
-              <w:rPr>
-                <w:rFonts w:ascii="Times New Roman" w:hAnsi="Times New Roman"/>
-                <w:b w:val="0"/>
-                <w:color w:val="000000"/>
-                <w:sz w:val="26"/>
-              </w:rPr>
-              <w:t>.</w:t>
-            </w:r>
-          </w:p>
-        </w:tc>
-      </w:tr>
-      <w:tr>
-        <w:trPr>
-          <w:cantSplit/>
-        </w:trPr>
-        <w:tc>
-          <w:tcPr>
-            <w:tcW w:type="dxa" w:w="1701"/>
-            <w:tcMar>
-              <w:left w:w="75" w:type="dxa"/>
-              <w:right w:w="75" w:type="dxa"/>
-            </w:tcMar>
-          </w:tcPr>
-          <w:p>
-            <w:pPr>
-              <w:widowControl/>
-              <w:spacing w:line="240" w:lineRule="auto" w:after="80" w:before="80"/>
-              <w:ind w:firstLine="0"/>
-              <w:jc w:val="left"/>
-            </w:pPr>
-            <w:r>
-              <w:rPr>
-                <w:rFonts w:ascii="Times New Roman" w:hAnsi="Times New Roman"/>
-                <w:b w:val="0"/>
-                <w:color w:val="000000"/>
-                <w:sz w:val="26"/>
-              </w:rPr>
-              <w:t>Sức chứa 10, hiện có 10</w:t>
-            </w:r>
-          </w:p>
-        </w:tc>
-        <w:tc>
-          <w:tcPr>
-            <w:tcW w:type="dxa" w:w="7370"/>
-            <w:tcMar>
-              <w:left w:w="75" w:type="dxa"/>
-              <w:right w:w="75" w:type="dxa"/>
-            </w:tcMar>
-          </w:tcPr>
-          <w:p>
-            <w:pPr>
-              <w:widowControl/>
-              <w:spacing w:line="240" w:lineRule="auto" w:after="80" w:before="80"/>
-              <w:ind w:firstLine="0"/>
-              <w:jc w:val="left"/>
-            </w:pPr>
-            <w:r>
-              <w:rPr>
-                <w:rFonts w:ascii="Times New Roman" w:hAnsi="Times New Roman"/>
-                <w:b w:val="0"/>
-                <w:color w:val="000000"/>
-                <w:sz w:val="26"/>
-              </w:rPr>
-              <w:t>false</w:t>
-            </w:r>
-            <w:r>
-              <w:rPr>
-                <w:rFonts w:ascii="Times New Roman" w:hAnsi="Times New Roman"/>
-                <w:b w:val="0"/>
-                <w:color w:val="000000"/>
-                <w:sz w:val="26"/>
-              </w:rPr>
-              <w:t xml:space="preserve">, in </w:t>
-            </w:r>
-            <w:r>
-              <w:rPr>
-                <w:rFonts w:ascii="Times New Roman" w:hAnsi="Times New Roman"/>
-                <w:b w:val="0"/>
-                <w:color w:val="000000"/>
-                <w:sz w:val="26"/>
-              </w:rPr>
-              <w:t>FULL</w:t>
-            </w:r>
-            <w:r>
-              <w:rPr>
-                <w:rFonts w:ascii="Times New Roman" w:hAnsi="Times New Roman"/>
-                <w:b w:val="0"/>
-                <w:color w:val="000000"/>
-                <w:sz w:val="26"/>
-              </w:rPr>
-              <w:t>.</w:t>
-            </w:r>
-          </w:p>
-        </w:tc>
-      </w:tr>
-      <w:tr>
-        <w:trPr>
-          <w:cantSplit/>
-        </w:trPr>
-        <w:tc>
-          <w:tcPr>
-            <w:tcW w:type="dxa" w:w="1701"/>
-            <w:tcMar>
-              <w:left w:w="75" w:type="dxa"/>
-              <w:right w:w="75" w:type="dxa"/>
-            </w:tcMar>
-          </w:tcPr>
-          <w:p>
-            <w:pPr>
-              <w:widowControl/>
-              <w:spacing w:line="240" w:lineRule="auto" w:after="80" w:before="80"/>
-              <w:ind w:firstLine="0"/>
-              <w:jc w:val="left"/>
-            </w:pPr>
-            <w:r>
-              <w:rPr>
-                <w:rFonts w:ascii="Times New Roman" w:hAnsi="Times New Roman"/>
-                <w:b w:val="0"/>
-                <w:color w:val="000000"/>
-                <w:sz w:val="26"/>
-              </w:rPr>
-              <w:t>Sức chứa 0 hoặc số đã đăng ký âm</w:t>
-            </w:r>
-          </w:p>
-        </w:tc>
-        <w:tc>
-          <w:tcPr>
-            <w:tcW w:type="dxa" w:w="7370"/>
-            <w:tcMar>
-              <w:left w:w="75" w:type="dxa"/>
-              <w:right w:w="75" w:type="dxa"/>
-            </w:tcMar>
-          </w:tcPr>
-          <w:p>
-            <w:pPr>
-              <w:widowControl/>
-              <w:spacing w:line="240" w:lineRule="auto" w:after="80" w:before="80"/>
-              <w:ind w:firstLine="0"/>
-              <w:jc w:val="left"/>
-            </w:pPr>
-            <w:r>
-              <w:rPr>
-                <w:rFonts w:ascii="Times New Roman" w:hAnsi="Times New Roman"/>
-                <w:b w:val="0"/>
-                <w:color w:val="000000"/>
-                <w:sz w:val="26"/>
-              </w:rPr>
-              <w:t>false</w:t>
-            </w:r>
-            <w:r>
-              <w:rPr>
-                <w:rFonts w:ascii="Times New Roman" w:hAnsi="Times New Roman"/>
-                <w:b w:val="0"/>
-                <w:color w:val="000000"/>
-                <w:sz w:val="26"/>
-              </w:rPr>
-              <w:t>, dữ liệu không hợp lệ.</w:t>
-            </w:r>
-          </w:p>
-        </w:tc>
-      </w:tr>
-    </w:tbl>
-    <w:p>
-      <w:pPr>
-        <w:widowControl/>
-        <w:spacing w:after="0"/>
-      </w:pPr>
     </w:p>
     <w:p>
       <w:pPr>
@@ -586,8 +205,13 @@
           <w:color w:val="000000"/>
           <w:sz w:val="26"/>
         </w:rPr>
-        <w:t xml:space="preserve">Trong mẫu đơn giản, </w:t>
-      </w:r>
+        <w:t>Thông tin trong Session là bản nháp. Trong bài này, nút xác nhận gọi PostgreSQL để lưu một hàng trong bảng registrations và trả CREATED hoặc DUPLICATE. Dữ liệu được kiểm tra lại sau khi khởi động lại ứng dụng.</w:t>
+      </w:r>
+    </w:p>
+    <w:p>
+      <w:pPr>
+        <w:widowControl/>
+      </w:pPr>
       <w:r>
         <w:rPr>
           <w:rFonts w:ascii="Times New Roman" w:hAnsi="Times New Roman"/>
@@ -595,8 +219,13 @@
           <w:color w:val="000000"/>
           <w:sz w:val="26"/>
         </w:rPr>
-        <w:t>FULL</w:t>
-      </w:r>
+        <w:t>Bài mẫu tập trung lưu dữ liệu và chống trùng theo cặp sự kiện–email. Chưa giải quyết giới hạn suất cuối khi nhiều người đăng ký đồng thời. Trang danh sách ban đầu vẫn dùng dữ liệu giả lập; không được dùng số chỗ trên trang đó để khẳng định số chỗ thực tế trong CSDL.</w:t>
+      </w:r>
+    </w:p>
+    <w:p>
+      <w:pPr>
+        <w:widowControl/>
+      </w:pPr>
       <w:r>
         <w:rPr>
           <w:rFonts w:ascii="Times New Roman" w:hAnsi="Times New Roman"/>
@@ -604,7 +233,58 @@
           <w:color w:val="000000"/>
           <w:sz w:val="26"/>
         </w:rPr>
-        <w:t xml:space="preserve"> là nhãn chung cho kết quả không thể đăng ký; chưa phân biệt hết chỗ với dữ liệu sai. Phần tự mở rộng sẽ thiết kế kết quả rõ hơn.</w:t>
+        <w:t>Kết quả cần quan sát:</w:t>
+      </w:r>
+      <w:r>
+        <w:rPr>
+          <w:rFonts w:ascii="Times New Roman" w:hAnsi="Times New Roman"/>
+          <w:b w:val="0"/>
+          <w:color w:val="000000"/>
+          <w:sz w:val="26"/>
+        </w:rPr>
+        <w:t xml:space="preserve"> xác nhận lần đầu có </w:t>
+      </w:r>
+      <w:r>
+        <w:rPr>
+          <w:rFonts w:ascii="Times New Roman" w:hAnsi="Times New Roman"/>
+          <w:b w:val="0"/>
+          <w:color w:val="000000"/>
+          <w:sz w:val="26"/>
+        </w:rPr>
+        <w:t>CREATED</w:t>
+      </w:r>
+      <w:r>
+        <w:rPr>
+          <w:rFonts w:ascii="Times New Roman" w:hAnsi="Times New Roman"/>
+          <w:b w:val="0"/>
+          <w:color w:val="000000"/>
+          <w:sz w:val="26"/>
+        </w:rPr>
+        <w:t xml:space="preserve">; đăng ký lại cùng email và sự kiện có </w:t>
+      </w:r>
+      <w:r>
+        <w:rPr>
+          <w:rFonts w:ascii="Times New Roman" w:hAnsi="Times New Roman"/>
+          <w:b w:val="0"/>
+          <w:color w:val="000000"/>
+          <w:sz w:val="26"/>
+        </w:rPr>
+        <w:t>DUPLICATE</w:t>
+      </w:r>
+      <w:r>
+        <w:rPr>
+          <w:rFonts w:ascii="Times New Roman" w:hAnsi="Times New Roman"/>
+          <w:b w:val="0"/>
+          <w:color w:val="000000"/>
+          <w:sz w:val="26"/>
+        </w:rPr>
+        <w:t>; truy vấn SQL chỉ có một hàng. Đóng rồi mở máy chủ PHP không làm mất hàng đã lưu.</w:t>
+      </w:r>
+    </w:p>
+    <w:p>
+      <w:pPr/>
+      <w:r>
+        <w:t>Giao diện Material 3 giữ nguyên kết nối và thao tác PostgreSQL của lab. Metadata chỉ đọc và khu thử vé/ghế độc lập với CSDL. Chỉ kết quả backend hiện có mới xác nhận lưu; khu thử không phải giao dịch thật.</w:t>
       </w:r>
     </w:p>
     <w:p>
@@ -635,8 +315,8 @@
         </w:rPr>
         <w:drawing>
           <wp:inline xmlns:a="http://schemas.openxmlformats.org/drawingml/2006/main" xmlns:pic="http://schemas.openxmlformats.org/drawingml/2006/picture">
-            <wp:extent cx="4616565" cy="5544000"/>
-            <wp:docPr id="1" name="Picture 1" descr="Quy trình thực hiện và kiểm tra Lab 02."/>
+            <wp:extent cx="4589004" cy="5544000"/>
+            <wp:docPr id="1" name="Picture 1" descr="Quy trình thực hiện và kiểm tra Lab 05."/>
             <wp:cNvGraphicFramePr>
               <a:graphicFrameLocks noChangeAspect="1"/>
             </wp:cNvGraphicFramePr>
@@ -644,7 +324,7 @@
               <a:graphicData uri="http://schemas.openxmlformats.org/drawingml/2006/picture">
                 <pic:pic>
                   <pic:nvPicPr>
-                    <pic:cNvPr id="0" name="lab02_huong_lam.png"/>
+                    <pic:cNvPr id="0" name="lab05_huong_lam.png"/>
                     <pic:cNvPicPr/>
                   </pic:nvPicPr>
                   <pic:blipFill>
@@ -656,7 +336,7 @@
                   <pic:spPr>
                     <a:xfrm>
                       <a:off x="0" y="0"/>
-                      <a:ext cx="4616565" cy="5544000"/>
+                      <a:ext cx="4589004" cy="5544000"/>
                     </a:xfrm>
                     <a:prstGeom prst="rect"/>
                   </pic:spPr>
@@ -680,7 +360,7 @@
           <w:i/>
           <w:sz w:val="26"/>
         </w:rPr>
-        <w:t>Sơ đồ hướng thực hiện Lab 02</w:t>
+        <w:t>Sơ đồ hướng thực hiện Lab 05</w:t>
       </w:r>
     </w:p>
     <w:p>
@@ -698,7 +378,6 @@
     </w:p>
     <w:p>
       <w:pPr>
-        <w:keepNext/>
         <w:widowControl/>
       </w:pPr>
       <w:r>
@@ -707,7 +386,396 @@
           <w:b w:val="0"/>
           <w:sz w:val="26"/>
         </w:rPr>
-        <w:t>Mở thư mục Lab02/Ma_nguon bằng trình soạn thảo và mở terminal Ubuntu tại thư mục này. Chạy pwd và ls để kiểm tra vị trí; danh sách tệp cần có lab.sh. Các đường dẫn trong bài được tính từ Ma_nguon. Trên Windows, thực hiện lệnh Bash trong Ubuntu/WSL.</w:t>
+        <w:t>Mở thư mục Lab05/Ma_nguon bằng trình soạn thảo và mở terminal Ubuntu tại thư mục này. Chạy pwd và ls để kiểm tra vị trí; danh sách tệp cần có lab.sh. Các đường dẫn trong bài được tính từ Ma_nguon. Trên Windows, thực hiện lệnh Bash trong Ubuntu/WSL.</w:t>
+      </w:r>
+    </w:p>
+    <w:p>
+      <w:pPr>
+        <w:widowControl/>
+      </w:pPr>
+      <w:r>
+        <w:rPr>
+          <w:rFonts w:ascii="Times New Roman" w:hAnsi="Times New Roman"/>
+          <w:b w:val="0"/>
+          <w:color w:val="000000"/>
+          <w:sz w:val="26"/>
+        </w:rPr>
+        <w:t>Riêng bài này:</w:t>
+      </w:r>
+      <w:r>
+        <w:rPr>
+          <w:rFonts w:ascii="Times New Roman" w:hAnsi="Times New Roman"/>
+          <w:b w:val="0"/>
+          <w:color w:val="000000"/>
+          <w:sz w:val="26"/>
+        </w:rPr>
+        <w:t xml:space="preserve"> hoàn thành mục “Chuẩn bị riêng cho Lab 05” bên dưới trước. Sau khi check đạt và schema được tạo ở bước 1, mới chạy Web ở bước 6.</w:t>
+      </w:r>
+    </w:p>
+    <w:p>
+      <w:pPr>
+        <w:widowControl/>
+      </w:pPr>
+      <w:r>
+        <w:rPr>
+          <w:rFonts w:ascii="Times New Roman" w:hAnsi="Times New Roman"/>
+          <w:b w:val="0"/>
+          <w:color w:val="000000"/>
+          <w:sz w:val="26"/>
+        </w:rPr>
+        <w:t>Địa chỉ dùng ở bước 6:</w:t>
+      </w:r>
+      <w:r>
+        <w:rPr>
+          <w:rFonts w:ascii="Times New Roman" w:hAnsi="Times New Roman"/>
+          <w:b w:val="0"/>
+          <w:color w:val="000000"/>
+          <w:sz w:val="26"/>
+        </w:rPr>
+        <w:t xml:space="preserve"> mở </w:t>
+      </w:r>
+      <w:r>
+        <w:rPr>
+          <w:rFonts w:ascii="Times New Roman" w:hAnsi="Times New Roman"/>
+          <w:b w:val="0"/>
+          <w:color w:val="000000"/>
+          <w:sz w:val="26"/>
+        </w:rPr>
+        <w:t>http://127.0.0.1:8105</w:t>
+      </w:r>
+      <w:r>
+        <w:rPr>
+          <w:rFonts w:ascii="Times New Roman" w:hAnsi="Times New Roman"/>
+          <w:b w:val="0"/>
+          <w:color w:val="000000"/>
+          <w:sz w:val="26"/>
+        </w:rPr>
+        <w:t xml:space="preserve">. Giữ terminal máy chủ mở, dùng terminal thứ hai tại cùng thư mục để sửa/chạy test. Dừng bằng </w:t>
+      </w:r>
+      <w:r>
+        <w:rPr>
+          <w:rFonts w:ascii="Times New Roman" w:hAnsi="Times New Roman"/>
+          <w:b w:val="0"/>
+          <w:color w:val="000000"/>
+          <w:sz w:val="26"/>
+        </w:rPr>
+        <w:t>Ctrl+C</w:t>
+      </w:r>
+      <w:r>
+        <w:rPr>
+          <w:rFonts w:ascii="Times New Roman" w:hAnsi="Times New Roman"/>
+          <w:b w:val="0"/>
+          <w:color w:val="000000"/>
+          <w:sz w:val="26"/>
+        </w:rPr>
+        <w:t>; không mở hai máy chủ cùng cổng.</w:t>
+      </w:r>
+    </w:p>
+    <w:p>
+      <w:pPr>
+        <w:pStyle w:val="Heading3"/>
+        <w:keepNext/>
+        <w:widowControl/>
+      </w:pPr>
+      <w:r>
+        <w:rPr>
+          <w:rFonts w:ascii="Times New Roman" w:hAnsi="Times New Roman"/>
+          <w:b/>
+          <w:color w:val="000000"/>
+          <w:sz w:val="26"/>
+        </w:rPr>
+        <w:t>Chuẩn bị riêng cho Lab 05</w:t>
+      </w:r>
+    </w:p>
+    <w:p>
+      <w:pPr>
+        <w:pStyle w:val="Heading3"/>
+        <w:keepNext/>
+        <w:spacing w:after="80"/>
+        <w:ind w:firstLine="0"/>
+      </w:pPr>
+      <w:r>
+        <w:rPr>
+          <w:rFonts w:ascii="Times New Roman" w:hAnsi="Times New Roman"/>
+          <w:b/>
+          <w:sz w:val="26"/>
+        </w:rPr>
+        <w:t>A. Cài công cụ trên Ubuntu/WSL trước bài thực hành</w:t>
+      </w:r>
+    </w:p>
+    <w:p>
+      <w:pPr>
+        <w:keepNext w:val="0"/>
+        <w:spacing w:after="80"/>
+        <w:ind w:firstLine="567"/>
+      </w:pPr>
+      <w:r>
+        <w:t>Thực hiện trên máy cá nhân có quyền quản trị hoặc máy thực hành được cấp. PostgreSQL chỉ cần cho bài này.</w:t>
+      </w:r>
+    </w:p>
+    <w:p>
+      <w:pPr>
+        <w:keepNext w:val="0"/>
+        <w:spacing w:after="80"/>
+        <w:ind w:firstLine="0"/>
+      </w:pPr>
+      <w:r>
+        <w:t>sudo apt update</w:t>
+      </w:r>
+    </w:p>
+    <w:p>
+      <w:pPr>
+        <w:keepNext w:val="0"/>
+        <w:spacing w:after="80"/>
+        <w:ind w:firstLine="0"/>
+      </w:pPr>
+      <w:r>
+        <w:t>sudo apt install php-cli git unzip postgresql postgresql-client php-pgsql</w:t>
+      </w:r>
+    </w:p>
+    <w:p>
+      <w:pPr>
+        <w:keepNext w:val="0"/>
+        <w:spacing w:after="80"/>
+        <w:ind w:firstLine="0"/>
+      </w:pPr>
+      <w:r>
+        <w:t>sudo service postgresql start</w:t>
+      </w:r>
+    </w:p>
+    <w:p>
+      <w:pPr>
+        <w:keepNext w:val="0"/>
+        <w:spacing w:after="80"/>
+        <w:ind w:firstLine="0"/>
+      </w:pPr>
+      <w:r>
+        <w:t>psql --version</w:t>
+      </w:r>
+    </w:p>
+    <w:p>
+      <w:pPr>
+        <w:keepNext w:val="0"/>
+        <w:spacing w:after="80"/>
+        <w:ind w:firstLine="0"/>
+      </w:pPr>
+      <w:r>
+        <w:t>php -m | grep pgsql</w:t>
+      </w:r>
+    </w:p>
+    <w:p>
+      <w:pPr>
+        <w:keepNext w:val="0"/>
+        <w:spacing w:after="80"/>
+        <w:ind w:firstLine="567"/>
+      </w:pPr>
+      <w:r>
+        <w:t>Kết quả cần có: psql hiển thị phiên bản; danh sách phần mở rộng có pgsql. Nếu máy có nhiều phiên bản PHP, cài phần mở rộng khớp php -v. Không sửa mã ứng dụng để che lỗi thiếu công cụ.</w:t>
+      </w:r>
+    </w:p>
+    <w:p>
+      <w:pPr>
+        <w:pStyle w:val="Heading3"/>
+        <w:keepNext/>
+        <w:spacing w:after="80"/>
+        <w:ind w:firstLine="0"/>
+      </w:pPr>
+      <w:r>
+        <w:rPr>
+          <w:rFonts w:ascii="Times New Roman" w:hAnsi="Times New Roman"/>
+          <w:b/>
+          <w:sz w:val="26"/>
+        </w:rPr>
+        <w:t>B. Tạo tài khoản và CSDL chỉ dùng cho bài</w:t>
+      </w:r>
+    </w:p>
+    <w:p>
+      <w:pPr>
+        <w:keepNext w:val="0"/>
+        <w:spacing w:after="80"/>
+        <w:ind w:firstLine="567"/>
+      </w:pPr>
+      <w:r>
+        <w:t>Mở psql bằng tài khoản quản trị cục bộ. Các lệnh CREATE dưới đây chỉ chạy một lần khi tên chưa tồn tại; nếu lớp đã cấp CSDL thì sử dụng thông tin được cấp, không tạo lại.</w:t>
+      </w:r>
+    </w:p>
+    <w:p>
+      <w:pPr>
+        <w:keepNext w:val="0"/>
+        <w:spacing w:after="80"/>
+        <w:ind w:firstLine="0"/>
+      </w:pPr>
+      <w:r>
+        <w:t>sudo -u postgres psql</w:t>
+      </w:r>
+    </w:p>
+    <w:p>
+      <w:pPr>
+        <w:keepNext w:val="0"/>
+        <w:spacing w:after="80"/>
+        <w:ind w:firstLine="0"/>
+      </w:pPr>
+      <w:r>
+        <w:t>SELECT rolname FROM pg_roles WHERE rolname = 'communitypass_lab_v5';</w:t>
+      </w:r>
+    </w:p>
+    <w:p>
+      <w:pPr>
+        <w:keepNext w:val="0"/>
+        <w:spacing w:after="80"/>
+        <w:ind w:firstLine="0"/>
+      </w:pPr>
+      <w:r>
+        <w:t>SELECT datname FROM pg_database WHERE datname = 'communitypass_lab_v5';</w:t>
+      </w:r>
+    </w:p>
+    <w:p>
+      <w:pPr>
+        <w:keepNext w:val="0"/>
+        <w:spacing w:after="80"/>
+        <w:ind w:firstLine="567"/>
+      </w:pPr>
+      <w:r>
+        <w:t>Nếu hai truy vấn đều không có hàng, gõ lần lượt trong cửa sổ psql:</w:t>
+      </w:r>
+    </w:p>
+    <w:p>
+      <w:pPr>
+        <w:keepNext w:val="0"/>
+        <w:spacing w:after="80"/>
+        <w:ind w:firstLine="0"/>
+      </w:pPr>
+      <w:r>
+        <w:t>CREATE ROLE communitypass_lab_v5 LOGIN;</w:t>
+      </w:r>
+    </w:p>
+    <w:p>
+      <w:pPr>
+        <w:keepNext w:val="0"/>
+        <w:spacing w:after="80"/>
+        <w:ind w:firstLine="0"/>
+      </w:pPr>
+      <w:r>
+        <w:t>\password communitypass_lab_v5</w:t>
+      </w:r>
+    </w:p>
+    <w:p>
+      <w:pPr>
+        <w:keepNext w:val="0"/>
+        <w:spacing w:after="80"/>
+        <w:ind w:firstLine="567"/>
+      </w:pPr>
+      <w:r>
+        <w:t>Nhập mật khẩu riêng hai lần tại lời nhắc; không đưa mật khẩu vào tài liệu, dòng lệnh công khai hoặc kho mã.</w:t>
+      </w:r>
+    </w:p>
+    <w:p>
+      <w:pPr>
+        <w:keepNext w:val="0"/>
+        <w:spacing w:after="80"/>
+        <w:ind w:firstLine="0"/>
+      </w:pPr>
+      <w:r>
+        <w:t>CREATE DATABASE communitypass_lab_v5 OWNER communitypass_lab_v5;</w:t>
+      </w:r>
+    </w:p>
+    <w:p>
+      <w:pPr>
+        <w:keepNext w:val="0"/>
+        <w:spacing w:after="80"/>
+        <w:ind w:firstLine="0"/>
+      </w:pPr>
+      <w:r>
+        <w:t>\q</w:t>
+      </w:r>
+    </w:p>
+    <w:p>
+      <w:pPr>
+        <w:keepNext w:val="0"/>
+        <w:spacing w:after="80"/>
+        <w:ind w:firstLine="567"/>
+      </w:pPr>
+      <w:r>
+        <w:t>Nếu tên đã có, hỏi giảng viên trước khi sử dụng hoặc tạo tên riêng cho nhóm và nhập đúng tên ở bước cấu hình. Không xóa CSDL đang có để làm lại bài.</w:t>
+      </w:r>
+    </w:p>
+    <w:p>
+      <w:pPr>
+        <w:pStyle w:val="Heading3"/>
+        <w:keepNext/>
+        <w:spacing w:after="80"/>
+        <w:ind w:firstLine="0"/>
+      </w:pPr>
+      <w:r>
+        <w:rPr>
+          <w:rFonts w:ascii="Times New Roman" w:hAnsi="Times New Roman"/>
+          <w:b/>
+          <w:sz w:val="26"/>
+        </w:rPr>
+        <w:t>C. Lưu cấu hình và kiểm tra kết nối</w:t>
+      </w:r>
+    </w:p>
+    <w:p>
+      <w:pPr>
+        <w:keepNext/>
+        <w:widowControl/>
+      </w:pPr>
+      <w:r>
+        <w:t>Trở về terminal tại Lab05/Ma_nguon. Chạy các lệnh bên dưới. Khi db-config hỏi, dùng tên CSDL, tài khoản và mật khẩu vừa tạo; mặc định máy chủ 127.0.0.1, cổng 5432. Công cụ chỉ lưu cấu hình sau khi kết nối thành công.</w:t>
+      </w:r>
+    </w:p>
+    <w:p>
+      <w:pPr>
+        <w:keepNext/>
+        <w:keepLines/>
+        <w:widowControl/>
+        <w:spacing w:after="0" w:before="0" w:line="240" w:lineRule="auto"/>
+        <w:ind w:firstLine="0" w:left="142" w:right="85"/>
+        <w:jc w:val="left"/>
+      </w:pPr>
+      <w:r>
+        <w:rPr>
+          <w:rFonts w:ascii="Times New Roman" w:hAnsi="Times New Roman"/>
+          <w:b w:val="0"/>
+          <w:sz w:val="26"/>
+        </w:rPr>
+        <w:t>bash lab.sh db-config</w:t>
+      </w:r>
+    </w:p>
+    <w:p>
+      <w:pPr>
+        <w:keepNext/>
+        <w:keepLines/>
+        <w:widowControl/>
+        <w:spacing w:after="0" w:before="0" w:line="240" w:lineRule="auto"/>
+        <w:ind w:firstLine="0" w:left="142" w:right="85"/>
+        <w:jc w:val="left"/>
+      </w:pPr>
+      <w:r>
+        <w:rPr>
+          <w:rFonts w:ascii="Times New Roman" w:hAnsi="Times New Roman"/>
+          <w:b w:val="0"/>
+          <w:sz w:val="26"/>
+        </w:rPr>
+        <w:t>bash lab.sh check</w:t>
+      </w:r>
+    </w:p>
+    <w:p>
+      <w:pPr>
+        <w:keepNext/>
+        <w:keepLines/>
+        <w:widowControl/>
+        <w:spacing w:after="0" w:before="0" w:line="240" w:lineRule="auto"/>
+        <w:ind w:firstLine="0" w:left="142" w:right="85"/>
+        <w:jc w:val="left"/>
+      </w:pPr>
+      <w:r>
+        <w:rPr>
+          <w:rFonts w:ascii="Times New Roman" w:hAnsi="Times New Roman"/>
+          <w:b w:val="0"/>
+          <w:sz w:val="26"/>
+        </w:rPr>
+        <w:t>bash lab.sh sql</w:t>
       </w:r>
     </w:p>
     <w:p>
@@ -725,7 +793,7 @@
           <w:b w:val="0"/>
           <w:sz w:val="26"/>
         </w:rPr>
-        <w:t>bash lab.sh check</w:t>
+        <w:t>SELECT current_database(), current_user;</w:t>
       </w:r>
     </w:p>
     <w:p>
@@ -741,7 +809,7 @@
           <w:b w:val="0"/>
           <w:sz w:val="26"/>
         </w:rPr>
-        <w:t>bash lab.sh run</w:t>
+        <w:t>\q</w:t>
       </w:r>
     </w:p>
     <w:p>
@@ -749,40 +817,7 @@
         <w:widowControl/>
       </w:pPr>
       <w:r>
-        <w:rPr>
-          <w:rFonts w:ascii="Times New Roman" w:hAnsi="Times New Roman"/>
-          <w:b w:val="0"/>
-          <w:color w:val="000000"/>
-          <w:sz w:val="26"/>
-        </w:rPr>
-        <w:t>Kết quả chạy:</w:t>
-      </w:r>
-      <w:r>
-        <w:rPr>
-          <w:rFonts w:ascii="Times New Roman" w:hAnsi="Times New Roman"/>
-          <w:b w:val="0"/>
-          <w:color w:val="000000"/>
-          <w:sz w:val="26"/>
-        </w:rPr>
-        <w:t xml:space="preserve"> chương trình </w:t>
-      </w:r>
-      <w:r>
-        <w:rPr>
-          <w:rFonts w:ascii="Times New Roman" w:hAnsi="Times New Roman"/>
-          <w:b w:val="0"/>
-          <w:color w:val="000000"/>
-          <w:sz w:val="26"/>
-        </w:rPr>
-        <w:t>demo.php</w:t>
-      </w:r>
-      <w:r>
-        <w:rPr>
-          <w:rFonts w:ascii="Times New Roman" w:hAnsi="Times New Roman"/>
-          <w:b w:val="0"/>
-          <w:color w:val="000000"/>
-          <w:sz w:val="26"/>
-        </w:rPr>
-        <w:t xml:space="preserve"> in kết quả trong terminal rồi kết thúc; bài này không có trang Web.</w:t>
+        <w:t>Kiểm tra tên cơ sở dữ liệu và tài khoản theo cấu hình được giao. Tệp .local/db.json chứa mật khẩu và chỉ lưu trên máy thực hành; không đưa .local vào Git hoặc bài nộp. Nếu thiếu pgsql hoặc chưa kết nối được, dừng và hoàn thiện môi trường trước khi chạy tiếp. Mỗi máy hoặc nhóm sử dụng cơ sở dữ liệu riêng.</w:t>
       </w:r>
     </w:p>
     <w:p>
@@ -846,6 +881,14 @@
     </w:p>
     <w:p>
       <w:pPr>
+        <w:ind w:firstLine="567"/>
+      </w:pPr>
+      <w:r>
+        <w:t>Nếu chưa có dịch vụ hoặc chưa kết nối: kiểm tra sudo service postgresql status, cổng ở pg_lsclusters và tên/mật khẩu đã nhập. Đến khi check đạt mới chạy phần tạo bảng. Các lệnh psql được tham khảo từ PostgreSQL Manual: https://www.postgresql.org/docs/current/app-psql.html .</w:t>
+      </w:r>
+    </w:p>
+    <w:p>
+      <w:pPr>
         <w:pStyle w:val="Heading2"/>
         <w:keepNext/>
         <w:widowControl/>
@@ -856,13 +899,13 @@
           <w:b/>
           <w:sz w:val="26"/>
         </w:rPr>
-        <w:t>III. CẤU TRÚC MÃ NGUỒN</w:t>
+        <w:t>III. CẤU TRÚC DỮ LIỆU VÀ MÃ NGUỒN</w:t>
       </w:r>
     </w:p>
     <w:p>
       <w:pPr/>
       <w:r>
-        <w:t>Thư mục Lab02/Ma_nguon đã có mã mẫu cho phần hướng dẫn. Chạy mẫu trước để xem kết quả, sau đó đọc và thực hiện lại các bước ở phần IV trên chính các tệp đó. Khi bài yêu cầu thay toàn bộ nội dung, không chép nối thêm một hàm hoặc lớp trùng tên. Phần mở rộng để sinh viên tự hoàn thiện ở mục VI.</w:t>
+        <w:t>Thư mục Lab05/Ma_nguon đã có mã mẫu cho phần hướng dẫn. Chạy mẫu trước để xem kết quả, sau đó đọc và thực hiện lại các bước ở phần IV trên chính các tệp đó. Khi bài yêu cầu thay toàn bộ nội dung, không chép nối thêm một hàm hoặc lớp trùng tên. Phần mở rộng để sinh viên tự hoàn thiện ở mục VI.</w:t>
       </w:r>
     </w:p>
     <w:tbl>
@@ -1006,9 +1049,9 @@
                 <w:color w:val="000000"/>
                 <w:sz w:val="26"/>
               </w:rPr>
-              <w:t>src/CapacityPolicy.php; demo.php</w:t>
+              <w:t>src/Database.php; src/RegistrationRepository.php; database/schema.sql; demo-db.php; public/complete.php</w:t>
               <w:br/>
-              <w:t>Đọc và viết lại lớp CapacityPolicy cùng chương trình gọi. Kiểm tra sức chứa, số người hiện tại và điều kiện còn chỗ.</w:t>
+              <w:t>Cấu hình PostgreSQL riêng, tạo bảng; đọc và thực hiện lại phần lưu/đọc đăng ký bằng truy vấn có tham số.</w:t>
             </w:r>
           </w:p>
         </w:tc>
@@ -1031,7 +1074,7 @@
                 <w:color w:val="000000"/>
                 <w:sz w:val="26"/>
               </w:rPr>
-              <w:t>bash lab.sh run: AVAILABLE với (10, 9). bash lab.sh test: TESTS=5 FAILED=0.</w:t>
+              <w:t>Tạo lần đầu: CREATED; lặp cùng email/sự kiện: DUPLICATE. Sau khi đủ môi trường, test in TESTS=6 FAILED=0 và TESTS=7 FAILED=0.</w:t>
             </w:r>
           </w:p>
         </w:tc>
@@ -1082,9 +1125,9 @@
                 <w:color w:val="000000"/>
                 <w:sz w:val="26"/>
               </w:rPr>
-              <w:t>src/RegistrationPolicy.php</w:t>
+              <w:t>src/RegistrationStats.php</w:t>
               <w:br/>
-              <w:t>Viết phương thức decide để trả confirmed, waiting hoặc rejected; xử lý dữ liệu sai, sự kiện đóng và danh sách chờ.</w:t>
+              <w:t>Viết truy vấn thống kê theo sự kiện bằng LEFT JOIN. Sự kiện chưa có đăng ký trả total=0; ID không tồn tại trả mảng rỗng.</w:t>
             </w:r>
           </w:p>
         </w:tc>
@@ -1107,7 +1150,7 @@
                 <w:color w:val="000000"/>
                 <w:sz w:val="26"/>
               </w:rPr>
-              <w:t>Bộ 8 ca đã cấp: TESTS=8 FAILED=0. Nếu bổ sung ca, tổng TESTS tăng tương ứng; FAILED phải bằng 0.</w:t>
+              <w:t>Sau khi đủ môi trường, bash lab.sh extend: TESTS=4 FAILED=0. Đây là kết quả yêu cầu; PostgreSQL chưa được chạy trong bản kiểm tra bàn giao.</w:t>
             </w:r>
           </w:p>
         </w:tc>
@@ -1166,7 +1209,7 @@
                 <w:color w:val="000000"/>
                 <w:sz w:val="26"/>
               </w:rPr>
-              <w:t>Tệp</w:t>
+              <w:t>Thành phần</w:t>
             </w:r>
           </w:p>
         </w:tc>
@@ -1192,7 +1235,7 @@
                 <w:color w:val="000000"/>
                 <w:sz w:val="26"/>
               </w:rPr>
-              <w:t>Vai trò</w:t>
+              <w:t>Trách nhiệm</w:t>
             </w:r>
           </w:p>
         </w:tc>
@@ -1223,7 +1266,7 @@
                 <w:color w:val="000000"/>
                 <w:sz w:val="26"/>
               </w:rPr>
-              <w:t>src/CapacityPolicy.php</w:t>
+              <w:t>database/schema.sql</w:t>
             </w:r>
           </w:p>
         </w:tc>
@@ -1249,7 +1292,7 @@
                 <w:color w:val="000000"/>
                 <w:sz w:val="26"/>
               </w:rPr>
-              <w:t>Mã mẫu xét điều kiện còn chỗ; đọc và viết lại theo bước 3.</w:t>
+              <w:t>Tạo hai bảng và ba sự kiện mẫu.</w:t>
             </w:r>
           </w:p>
         </w:tc>
@@ -1280,7 +1323,7 @@
                 <w:color w:val="000000"/>
                 <w:sz w:val="26"/>
               </w:rPr>
-              <w:t>demo.php</w:t>
+              <w:t>src/Database.php</w:t>
             </w:r>
           </w:p>
         </w:tc>
@@ -1306,7 +1349,7 @@
                 <w:color w:val="000000"/>
                 <w:sz w:val="26"/>
               </w:rPr>
-              <w:t>Tạo đối tượng, truyền đầu vào và in kết quả. Đọc và viết lại theo bước 4.</w:t>
+              <w:t>Đã cấp. Mở kết nối và thực thi SQL có tham số.</w:t>
             </w:r>
           </w:p>
         </w:tc>
@@ -1337,7 +1380,7 @@
                 <w:color w:val="000000"/>
                 <w:sz w:val="26"/>
               </w:rPr>
-              <w:t>tests/run.php</w:t>
+              <w:t>src/RegistrationRepository.php</w:t>
             </w:r>
           </w:p>
         </w:tc>
@@ -1363,7 +1406,7 @@
                 <w:color w:val="000000"/>
                 <w:sz w:val="26"/>
               </w:rPr>
-              <w:t>Bộ dữ liệu thử đã cấp để kiểm tra hành vi của lớp.</w:t>
+              <w:t>Bạn đọc và sửa. Lưu đăng ký và đọc danh sách theo sự kiện.</w:t>
             </w:r>
           </w:p>
         </w:tc>
@@ -1394,7 +1437,7 @@
                 <w:color w:val="000000"/>
                 <w:sz w:val="26"/>
               </w:rPr>
-              <w:t>tests/helper.php</w:t>
+              <w:t>demo-db.php</w:t>
             </w:r>
           </w:p>
         </w:tc>
@@ -1420,7 +1463,121 @@
                 <w:color w:val="000000"/>
                 <w:sz w:val="26"/>
               </w:rPr>
-              <w:t>Hàm so sánh kết quả mong đợi và kết quả thật; không cần sửa.</w:t>
+              <w:t>Bạn đọc và sửa. Kiểm tra CSDL qua dòng lệnh trước khi nối Web.</w:t>
+            </w:r>
+          </w:p>
+        </w:tc>
+      </w:tr>
+      <w:tr>
+        <w:trPr>
+          <w:cantSplit/>
+        </w:trPr>
+        <w:tc>
+          <w:tcPr>
+            <w:tcW w:type="dxa" w:w="3572"/>
+            <w:tcMar>
+              <w:left w:w="75" w:type="dxa"/>
+              <w:right w:w="75" w:type="dxa"/>
+            </w:tcMar>
+          </w:tcPr>
+          <w:p>
+            <w:pPr>
+              <w:widowControl/>
+              <w:spacing w:line="240" w:lineRule="auto" w:after="80" w:before="80"/>
+              <w:ind w:firstLine="0"/>
+              <w:jc w:val="left"/>
+            </w:pPr>
+            <w:r>
+              <w:rPr>
+                <w:rFonts w:ascii="Times New Roman" w:hAnsi="Times New Roman"/>
+                <w:b w:val="0"/>
+                <w:color w:val="000000"/>
+                <w:sz w:val="26"/>
+              </w:rPr>
+              <w:t>public/complete.php</w:t>
+            </w:r>
+          </w:p>
+        </w:tc>
+        <w:tc>
+          <w:tcPr>
+            <w:tcW w:type="dxa" w:w="5499"/>
+            <w:tcMar>
+              <w:left w:w="75" w:type="dxa"/>
+              <w:right w:w="75" w:type="dxa"/>
+            </w:tcMar>
+          </w:tcPr>
+          <w:p>
+            <w:pPr>
+              <w:widowControl/>
+              <w:spacing w:line="240" w:lineRule="auto" w:after="80" w:before="80"/>
+              <w:ind w:firstLine="0"/>
+              <w:jc w:val="left"/>
+            </w:pPr>
+            <w:r>
+              <w:rPr>
+                <w:rFonts w:ascii="Times New Roman" w:hAnsi="Times New Roman"/>
+                <w:b w:val="0"/>
+                <w:color w:val="000000"/>
+                <w:sz w:val="26"/>
+              </w:rPr>
+              <w:t>Bạn đọc và sửa. Thay hoàn tất mô phỏng bằng lưu CSDL.</w:t>
+            </w:r>
+          </w:p>
+        </w:tc>
+      </w:tr>
+      <w:tr>
+        <w:trPr>
+          <w:cantSplit/>
+        </w:trPr>
+        <w:tc>
+          <w:tcPr>
+            <w:tcW w:type="dxa" w:w="3572"/>
+            <w:tcMar>
+              <w:left w:w="75" w:type="dxa"/>
+              <w:right w:w="75" w:type="dxa"/>
+            </w:tcMar>
+          </w:tcPr>
+          <w:p>
+            <w:pPr>
+              <w:widowControl/>
+              <w:spacing w:line="240" w:lineRule="auto" w:after="80" w:before="80"/>
+              <w:ind w:firstLine="0"/>
+              <w:jc w:val="left"/>
+            </w:pPr>
+            <w:r>
+              <w:rPr>
+                <w:rFonts w:ascii="Times New Roman" w:hAnsi="Times New Roman"/>
+                <w:b w:val="0"/>
+                <w:color w:val="000000"/>
+                <w:sz w:val="26"/>
+              </w:rPr>
+              <w:t>tests/integration.php</w:t>
+            </w:r>
+          </w:p>
+        </w:tc>
+        <w:tc>
+          <w:tcPr>
+            <w:tcW w:type="dxa" w:w="5499"/>
+            <w:tcMar>
+              <w:left w:w="75" w:type="dxa"/>
+              <w:right w:w="75" w:type="dxa"/>
+            </w:tcMar>
+          </w:tcPr>
+          <w:p>
+            <w:pPr>
+              <w:widowControl/>
+              <w:spacing w:line="240" w:lineRule="auto" w:after="80" w:before="80"/>
+              <w:ind w:firstLine="0"/>
+              <w:jc w:val="left"/>
+            </w:pPr>
+            <w:r>
+              <w:rPr>
+                <w:rFonts w:ascii="Times New Roman" w:hAnsi="Times New Roman"/>
+                <w:b w:val="0"/>
+                <w:color w:val="000000"/>
+                <w:sz w:val="26"/>
+              </w:rPr>
+              <w:t>Kiểm thử thực sự bằng PostgreSQL, có rollback dữ liệu test.</w:t>
             </w:r>
           </w:p>
         </w:tc>
@@ -1443,7 +1600,7 @@
           <w:color w:val="000000"/>
           <w:sz w:val="26"/>
         </w:rPr>
-        <w:t xml:space="preserve">Luồng: </w:t>
+        <w:t xml:space="preserve">Bảng </w:t>
       </w:r>
       <w:r>
         <w:rPr>
@@ -1452,7 +1609,7 @@
           <w:color w:val="000000"/>
           <w:sz w:val="26"/>
         </w:rPr>
-        <w:t>demo.php</w:t>
+        <w:t>events</w:t>
       </w:r>
       <w:r>
         <w:rPr>
@@ -1461,7 +1618,75 @@
           <w:color w:val="000000"/>
           <w:sz w:val="26"/>
         </w:rPr>
-        <w:t xml:space="preserve"> nạp lớp → tạo đối tượng → gọi phương thức với hai số nguyên → nhận Boolean → quyết định dòng chữ cần in. Không có database hoặc Session trong luồng này.</w:t>
+        <w:t xml:space="preserve"> có một hàng cho mỗi sự kiện. Bảng </w:t>
+      </w:r>
+      <w:r>
+        <w:rPr>
+          <w:rFonts w:ascii="Times New Roman" w:hAnsi="Times New Roman"/>
+          <w:b w:val="0"/>
+          <w:color w:val="000000"/>
+          <w:sz w:val="26"/>
+        </w:rPr>
+        <w:t>registrations</w:t>
+      </w:r>
+      <w:r>
+        <w:rPr>
+          <w:rFonts w:ascii="Times New Roman" w:hAnsi="Times New Roman"/>
+          <w:b w:val="0"/>
+          <w:color w:val="000000"/>
+          <w:sz w:val="26"/>
+        </w:rPr>
+        <w:t xml:space="preserve"> có nhiều hàng tham chiếu đến </w:t>
+      </w:r>
+      <w:r>
+        <w:rPr>
+          <w:rFonts w:ascii="Times New Roman" w:hAnsi="Times New Roman"/>
+          <w:b w:val="0"/>
+          <w:color w:val="000000"/>
+          <w:sz w:val="26"/>
+        </w:rPr>
+        <w:t>events.id</w:t>
+      </w:r>
+      <w:r>
+        <w:rPr>
+          <w:rFonts w:ascii="Times New Roman" w:hAnsi="Times New Roman"/>
+          <w:b w:val="0"/>
+          <w:color w:val="000000"/>
+          <w:sz w:val="26"/>
+        </w:rPr>
+        <w:t xml:space="preserve">. Khóa ngoại ngăn lưu đăng ký cho một sự kiện không tồn tại; ràng buộc duy nhất ngăn cùng email chiếm nhiều đăng ký trong cùng sự kiện </w:t>
+      </w:r>
+      <w:r>
+        <w:rPr>
+          <w:rFonts w:ascii="Times New Roman" w:hAnsi="Times New Roman"/>
+          <w:b w:val="0"/>
+          <w:color w:val="000000"/>
+          <w:sz w:val="26"/>
+        </w:rPr>
+        <w:t>[</w:t>
+      </w:r>
+      <w:r>
+        <w:rPr>
+          <w:rFonts w:ascii="Times New Roman" w:hAnsi="Times New Roman"/>
+          <w:b w:val="0"/>
+          <w:color w:val="000000"/>
+          <w:sz w:val="26"/>
+        </w:rPr>
+        <w:t>PG-CONSTRAINT].</w:t>
+      </w:r>
+    </w:p>
+    <w:p>
+      <w:pPr>
+        <w:widowControl/>
+      </w:pPr>
+      <w:r>
+        <w:rPr>
+          <w:rFonts w:ascii="Times New Roman" w:hAnsi="Times New Roman"/>
+          <w:b w:val="0"/>
+          <w:color w:val="000000"/>
+          <w:sz w:val="26"/>
+        </w:rPr>
+        <w:t>Hình chỉ mô tả nhánh tạo mới/trùng; lỗi kết nối hoặc truy vấn được xử lý riêng, không quy thành DUPLICATE.</w:t>
       </w:r>
     </w:p>
     <w:p>
@@ -1492,11 +1717,12 @@
           <w:color w:val="000000"/>
           <w:sz w:val="26"/>
         </w:rPr>
-        <w:t>Bước 1. Viết quy tắc bằng lời trước khi viết mã</w:t>
+        <w:t>Bước 1. Đọc schema, chạy và kiểm tra bảng</w:t>
       </w:r>
     </w:p>
     <w:p>
       <w:pPr>
+        <w:keepNext/>
         <w:widowControl/>
       </w:pPr>
       <w:r>
@@ -1506,13 +1732,8 @@
           <w:color w:val="000000"/>
           <w:sz w:val="26"/>
         </w:rPr>
-        <w:t>Trong ghi chú của bài, ghi: sức chứa phải lớn hơn 0; số đã đăng ký không âm; chỉ còn chỗ khi số đã đăng ký nhỏ hơn sức chứa. Với mẫu này, nếu số đã đăng ký lớn hơn sức chứa thì cũng không cho đăng ký tiếp.</w:t>
-      </w:r>
-    </w:p>
-    <w:p>
-      <w:pPr>
-        <w:widowControl/>
-      </w:pPr>
+        <w:t xml:space="preserve">Mở </w:t>
+      </w:r>
       <w:r>
         <w:rPr>
           <w:rFonts w:ascii="Times New Roman" w:hAnsi="Times New Roman"/>
@@ -1520,7 +1741,7 @@
           <w:color w:val="000000"/>
           <w:sz w:val="26"/>
         </w:rPr>
-        <w:t xml:space="preserve">Câu “còn chỗ” được biểu diễn bằng toán tử </w:t>
+        <w:t>database/schema.sql</w:t>
       </w:r>
       <w:r>
         <w:rPr>
@@ -1529,122 +1750,7 @@
           <w:color w:val="000000"/>
           <w:sz w:val="26"/>
         </w:rPr>
-        <w:t>&lt;</w:t>
-      </w:r>
-      <w:r>
-        <w:rPr>
-          <w:rFonts w:ascii="Times New Roman" w:hAnsi="Times New Roman"/>
-          <w:b w:val="0"/>
-          <w:color w:val="000000"/>
-          <w:sz w:val="26"/>
-        </w:rPr>
-        <w:t xml:space="preserve">, không phải </w:t>
-      </w:r>
-      <w:r>
-        <w:rPr>
-          <w:rFonts w:ascii="Times New Roman" w:hAnsi="Times New Roman"/>
-          <w:b w:val="0"/>
-          <w:color w:val="000000"/>
-          <w:sz w:val="26"/>
-        </w:rPr>
-        <w:t>&lt;=</w:t>
-      </w:r>
-      <w:r>
-        <w:rPr>
-          <w:rFonts w:ascii="Times New Roman" w:hAnsi="Times New Roman"/>
-          <w:b w:val="0"/>
-          <w:color w:val="000000"/>
-          <w:sz w:val="26"/>
-        </w:rPr>
-        <w:t>. Đây là quyết định nghiệp vụ, không phải quy ước đặt tên.</w:t>
-      </w:r>
-    </w:p>
-    <w:p>
-      <w:pPr>
-        <w:keepNext/>
-        <w:widowControl/>
-      </w:pPr>
-      <w:r>
-        <w:rPr>
-          <w:rFonts w:ascii="Times New Roman" w:hAnsi="Times New Roman"/>
-          <w:b w:val="0"/>
-          <w:sz w:val="26"/>
-        </w:rPr>
-        <w:t>Kiểm tra kết quả bước 1:</w:t>
-      </w:r>
-    </w:p>
-    <w:p>
-      <w:pPr>
-        <w:widowControl/>
-        <w:ind w:firstLine="0" w:left="0"/>
-        <w:jc w:val="left"/>
-      </w:pPr>
-      <w:r>
-        <w:rPr>
-          <w:rFonts w:ascii="Times New Roman" w:hAnsi="Times New Roman"/>
-          <w:b w:val="0"/>
-          <w:color w:val="000000"/>
-          <w:sz w:val="26"/>
-        </w:rPr>
-        <w:t>[</w:t>
-      </w:r>
-      <w:r>
-        <w:rPr>
-          <w:rFonts w:ascii="Times New Roman" w:hAnsi="Times New Roman"/>
-          <w:b w:val="0"/>
-          <w:color w:val="000000"/>
-          <w:sz w:val="26"/>
-        </w:rPr>
-        <w:t xml:space="preserve"> ] Viết được điều kiện còn chỗ và quy tắc từ chối đầu vào không hợp lệ.</w:t>
-      </w:r>
-    </w:p>
-    <w:p>
-      <w:pPr>
-        <w:pStyle w:val="Heading3"/>
-        <w:keepNext/>
-        <w:widowControl/>
-      </w:pPr>
-      <w:r>
-        <w:rPr>
-          <w:rFonts w:ascii="Times New Roman" w:hAnsi="Times New Roman"/>
-          <w:b/>
-          <w:color w:val="000000"/>
-          <w:sz w:val="26"/>
-        </w:rPr>
-        <w:t>Bước 2. Thử quy tắc dưới dạng một hàm</w:t>
-      </w:r>
-    </w:p>
-    <w:p>
-      <w:pPr>
-        <w:keepNext/>
-        <w:widowControl/>
-      </w:pPr>
-      <w:r>
-        <w:rPr>
-          <w:rFonts w:ascii="Times New Roman" w:hAnsi="Times New Roman"/>
-          <w:b w:val="0"/>
-          <w:color w:val="000000"/>
-          <w:sz w:val="26"/>
-        </w:rPr>
-        <w:t xml:space="preserve">Mở tệp </w:t>
-      </w:r>
-      <w:r>
-        <w:rPr>
-          <w:rFonts w:ascii="Times New Roman" w:hAnsi="Times New Roman"/>
-          <w:b w:val="0"/>
-          <w:color w:val="000000"/>
-          <w:sz w:val="26"/>
-        </w:rPr>
-        <w:t>thu-ham.php</w:t>
-      </w:r>
-      <w:r>
-        <w:rPr>
-          <w:rFonts w:ascii="Times New Roman" w:hAnsi="Times New Roman"/>
-          <w:b w:val="0"/>
-          <w:color w:val="000000"/>
-          <w:sz w:val="26"/>
-        </w:rPr>
-        <w:t xml:space="preserve"> tại thư mục gốc bài làm với nội dung:</w:t>
+        <w:t>. Nội dung đã cấp:</w:t>
       </w:r>
     </w:p>
     <w:p>
@@ -1662,7 +1768,7 @@
           <w:b w:val="0"/>
           <w:sz w:val="26"/>
         </w:rPr>
-        <w:t>&lt;?php</w:t>
+        <w:t>-- Chạy trong database lab riêng; không dùng database production.</w:t>
       </w:r>
     </w:p>
     <w:p>
@@ -1680,7 +1786,7 @@
           <w:b w:val="0"/>
           <w:sz w:val="26"/>
         </w:rPr>
-        <w:t>function canRegister(int $capacity, int $registered): bool</w:t>
+        <w:t>CREATE TABLE IF NOT EXISTS events (</w:t>
       </w:r>
     </w:p>
     <w:p>
@@ -1698,7 +1804,7 @@
           <w:b w:val="0"/>
           <w:sz w:val="26"/>
         </w:rPr>
-        <w:t>{</w:t>
+        <w:t xml:space="preserve">    id integer PRIMARY KEY,</w:t>
       </w:r>
     </w:p>
     <w:p>
@@ -1716,7 +1822,7 @@
           <w:b w:val="0"/>
           <w:sz w:val="26"/>
         </w:rPr>
-        <w:t xml:space="preserve">    if ($capacity &lt;= 0 || $registered &lt; 0) {</w:t>
+        <w:t xml:space="preserve">    title varchar(160) NOT NULL,</w:t>
       </w:r>
     </w:p>
     <w:p>
@@ -1734,7 +1840,7 @@
           <w:b w:val="0"/>
           <w:sz w:val="26"/>
         </w:rPr>
-        <w:t xml:space="preserve">        return false;</w:t>
+        <w:t xml:space="preserve">    category varchar(30) NOT NULL,</w:t>
       </w:r>
     </w:p>
     <w:p>
@@ -1752,7 +1858,7 @@
           <w:b w:val="0"/>
           <w:sz w:val="26"/>
         </w:rPr>
-        <w:t xml:space="preserve">    }</w:t>
+        <w:t xml:space="preserve">    capacity integer NOT NULL CHECK (capacity &gt; 0)</w:t>
       </w:r>
     </w:p>
     <w:p>
@@ -1770,7 +1876,169 @@
           <w:b w:val="0"/>
           <w:sz w:val="26"/>
         </w:rPr>
-        <w:t xml:space="preserve">    return $registered &lt; $capacity;</w:t>
+        <w:t>);</w:t>
+      </w:r>
+    </w:p>
+    <w:p>
+      <w:pPr>
+        <w:keepNext/>
+        <w:keepLines/>
+        <w:widowControl/>
+        <w:spacing w:after="0" w:before="0" w:line="240" w:lineRule="auto"/>
+        <w:ind w:firstLine="0" w:left="142" w:right="85"/>
+        <w:jc w:val="left"/>
+      </w:pPr>
+      <w:r>
+        <w:rPr>
+          <w:rFonts w:ascii="Times New Roman" w:hAnsi="Times New Roman"/>
+          <w:b w:val="0"/>
+          <w:sz w:val="26"/>
+        </w:rPr>
+        <w:t>CREATE TABLE IF NOT EXISTS registrations (</w:t>
+      </w:r>
+    </w:p>
+    <w:p>
+      <w:pPr>
+        <w:keepNext/>
+        <w:keepLines/>
+        <w:widowControl/>
+        <w:spacing w:after="0" w:before="0" w:line="240" w:lineRule="auto"/>
+        <w:ind w:firstLine="0" w:left="142" w:right="85"/>
+        <w:jc w:val="left"/>
+      </w:pPr>
+      <w:r>
+        <w:rPr>
+          <w:rFonts w:ascii="Times New Roman" w:hAnsi="Times New Roman"/>
+          <w:b w:val="0"/>
+          <w:sz w:val="26"/>
+        </w:rPr>
+        <w:t xml:space="preserve">    id bigserial PRIMARY KEY,</w:t>
+      </w:r>
+    </w:p>
+    <w:p>
+      <w:pPr>
+        <w:keepNext/>
+        <w:keepLines/>
+        <w:widowControl/>
+        <w:spacing w:after="0" w:before="0" w:line="240" w:lineRule="auto"/>
+        <w:ind w:firstLine="0" w:left="142" w:right="85"/>
+        <w:jc w:val="left"/>
+      </w:pPr>
+      <w:r>
+        <w:rPr>
+          <w:rFonts w:ascii="Times New Roman" w:hAnsi="Times New Roman"/>
+          <w:b w:val="0"/>
+          <w:sz w:val="26"/>
+        </w:rPr>
+        <w:t xml:space="preserve">    event_id integer NOT NULL REFERENCES events(id),</w:t>
+      </w:r>
+    </w:p>
+    <w:p>
+      <w:pPr>
+        <w:keepNext/>
+        <w:keepLines/>
+        <w:widowControl/>
+        <w:spacing w:after="0" w:before="0" w:line="240" w:lineRule="auto"/>
+        <w:ind w:firstLine="0" w:left="142" w:right="85"/>
+        <w:jc w:val="left"/>
+      </w:pPr>
+      <w:r>
+        <w:rPr>
+          <w:rFonts w:ascii="Times New Roman" w:hAnsi="Times New Roman"/>
+          <w:b w:val="0"/>
+          <w:sz w:val="26"/>
+        </w:rPr>
+        <w:t xml:space="preserve">    name varchar(120) NOT NULL CHECK (length(trim(name)) &gt; 0),</w:t>
+      </w:r>
+    </w:p>
+    <w:p>
+      <w:pPr>
+        <w:keepNext/>
+        <w:keepLines/>
+        <w:widowControl/>
+        <w:spacing w:after="0" w:before="0" w:line="240" w:lineRule="auto"/>
+        <w:ind w:firstLine="0" w:left="142" w:right="85"/>
+        <w:jc w:val="left"/>
+      </w:pPr>
+      <w:r>
+        <w:rPr>
+          <w:rFonts w:ascii="Times New Roman" w:hAnsi="Times New Roman"/>
+          <w:b w:val="0"/>
+          <w:sz w:val="26"/>
+        </w:rPr>
+        <w:t xml:space="preserve">    email varchar(200) NOT NULL CHECK (email = lower(trim(email))),</w:t>
+      </w:r>
+    </w:p>
+    <w:p>
+      <w:pPr>
+        <w:keepNext/>
+        <w:keepLines/>
+        <w:widowControl/>
+        <w:spacing w:after="0" w:before="0" w:line="240" w:lineRule="auto"/>
+        <w:ind w:firstLine="0" w:left="142" w:right="85"/>
+        <w:jc w:val="left"/>
+      </w:pPr>
+      <w:r>
+        <w:rPr>
+          <w:rFonts w:ascii="Times New Roman" w:hAnsi="Times New Roman"/>
+          <w:b w:val="0"/>
+          <w:sz w:val="26"/>
+        </w:rPr>
+        <w:t xml:space="preserve">    created_at timestamptz NOT NULL DEFAULT now(),</w:t>
+      </w:r>
+    </w:p>
+    <w:p>
+      <w:pPr>
+        <w:keepNext/>
+        <w:keepLines/>
+        <w:widowControl/>
+        <w:spacing w:after="0" w:before="0" w:line="240" w:lineRule="auto"/>
+        <w:ind w:firstLine="0" w:left="142" w:right="85"/>
+        <w:jc w:val="left"/>
+      </w:pPr>
+      <w:r>
+        <w:rPr>
+          <w:rFonts w:ascii="Times New Roman" w:hAnsi="Times New Roman"/>
+          <w:b w:val="0"/>
+          <w:sz w:val="26"/>
+        </w:rPr>
+        <w:t xml:space="preserve">    UNIQUE (event_id, email)</w:t>
+      </w:r>
+    </w:p>
+    <w:p>
+      <w:pPr>
+        <w:keepNext/>
+        <w:keepLines/>
+        <w:widowControl/>
+        <w:spacing w:after="0" w:before="0" w:line="240" w:lineRule="auto"/>
+        <w:ind w:firstLine="0" w:left="142" w:right="85"/>
+        <w:jc w:val="left"/>
+      </w:pPr>
+      <w:r>
+        <w:rPr>
+          <w:rFonts w:ascii="Times New Roman" w:hAnsi="Times New Roman"/>
+          <w:b w:val="0"/>
+          <w:sz w:val="26"/>
+        </w:rPr>
+        <w:t>);</w:t>
+      </w:r>
+    </w:p>
+    <w:p>
+      <w:pPr>
+        <w:keepNext/>
+        <w:keepLines/>
+        <w:widowControl/>
+        <w:spacing w:after="0" w:before="0" w:line="240" w:lineRule="auto"/>
+        <w:ind w:firstLine="0" w:left="142" w:right="85"/>
+        <w:jc w:val="left"/>
+      </w:pPr>
+      <w:r>
+        <w:rPr>
+          <w:rFonts w:ascii="Times New Roman" w:hAnsi="Times New Roman"/>
+          <w:b w:val="0"/>
+          <w:sz w:val="26"/>
+        </w:rPr>
+        <w:t>INSERT INTO events (id,title,category,capacity) VALUES</w:t>
       </w:r>
     </w:p>
     <w:p>
@@ -1788,11 +2056,171 @@
           <w:b w:val="0"/>
           <w:sz w:val="26"/>
         </w:rPr>
-        <w:t>}</w:t>
+        <w:t>(1,'PHP Open Day','tech',10),(2,'Design Workshop','design',5),</w:t>
       </w:r>
     </w:p>
     <w:p>
       <w:pPr>
+        <w:widowControl/>
+        <w:spacing w:after="120" w:before="0" w:line="240" w:lineRule="auto"/>
+        <w:ind w:firstLine="0" w:left="142" w:right="85"/>
+        <w:jc w:val="left"/>
+      </w:pPr>
+      <w:r>
+        <w:rPr>
+          <w:rFonts w:ascii="Times New Roman" w:hAnsi="Times New Roman"/>
+          <w:b w:val="0"/>
+          <w:sz w:val="26"/>
+        </w:rPr>
+        <w:t>(3,'Git Clinic','tech',20) ON CONFLICT (id) DO NOTHING;</w:t>
+      </w:r>
+    </w:p>
+    <w:p>
+      <w:pPr>
+        <w:widowControl/>
+      </w:pPr>
+      <w:r>
+        <w:rPr>
+          <w:rFonts w:ascii="Times New Roman" w:hAnsi="Times New Roman"/>
+          <w:b w:val="0"/>
+          <w:color w:val="000000"/>
+          <w:sz w:val="26"/>
+        </w:rPr>
+        <w:t>PRIMARY KEY</w:t>
+      </w:r>
+      <w:r>
+        <w:rPr>
+          <w:rFonts w:ascii="Times New Roman" w:hAnsi="Times New Roman"/>
+          <w:b w:val="0"/>
+          <w:color w:val="000000"/>
+          <w:sz w:val="26"/>
+        </w:rPr>
+        <w:t xml:space="preserve"> định danh hàng; </w:t>
+      </w:r>
+      <w:r>
+        <w:rPr>
+          <w:rFonts w:ascii="Times New Roman" w:hAnsi="Times New Roman"/>
+          <w:b w:val="0"/>
+          <w:color w:val="000000"/>
+          <w:sz w:val="26"/>
+        </w:rPr>
+        <w:t>REFERENCES</w:t>
+      </w:r>
+      <w:r>
+        <w:rPr>
+          <w:rFonts w:ascii="Times New Roman" w:hAnsi="Times New Roman"/>
+          <w:b w:val="0"/>
+          <w:color w:val="000000"/>
+          <w:sz w:val="26"/>
+        </w:rPr>
+        <w:t xml:space="preserve"> tạo quan hệ; </w:t>
+      </w:r>
+      <w:r>
+        <w:rPr>
+          <w:rFonts w:ascii="Times New Roman" w:hAnsi="Times New Roman"/>
+          <w:b w:val="0"/>
+          <w:color w:val="000000"/>
+          <w:sz w:val="26"/>
+        </w:rPr>
+        <w:t>NOT NULL</w:t>
+      </w:r>
+      <w:r>
+        <w:rPr>
+          <w:rFonts w:ascii="Times New Roman" w:hAnsi="Times New Roman"/>
+          <w:b w:val="0"/>
+          <w:color w:val="000000"/>
+          <w:sz w:val="26"/>
+        </w:rPr>
+        <w:t xml:space="preserve"> không chấp nhận giá trị thiếu; </w:t>
+      </w:r>
+      <w:r>
+        <w:rPr>
+          <w:rFonts w:ascii="Times New Roman" w:hAnsi="Times New Roman"/>
+          <w:b w:val="0"/>
+          <w:color w:val="000000"/>
+          <w:sz w:val="26"/>
+        </w:rPr>
+        <w:t>CHECK</w:t>
+      </w:r>
+      <w:r>
+        <w:rPr>
+          <w:rFonts w:ascii="Times New Roman" w:hAnsi="Times New Roman"/>
+          <w:b w:val="0"/>
+          <w:color w:val="000000"/>
+          <w:sz w:val="26"/>
+        </w:rPr>
+        <w:t xml:space="preserve"> kiểm soát điều kiện dữ liệu; </w:t>
+      </w:r>
+      <w:r>
+        <w:rPr>
+          <w:rFonts w:ascii="Times New Roman" w:hAnsi="Times New Roman"/>
+          <w:b w:val="0"/>
+          <w:color w:val="000000"/>
+          <w:sz w:val="26"/>
+        </w:rPr>
+        <w:t>UNIQUE(event_id, email)</w:t>
+      </w:r>
+      <w:r>
+        <w:rPr>
+          <w:rFonts w:ascii="Times New Roman" w:hAnsi="Times New Roman"/>
+          <w:b w:val="0"/>
+          <w:color w:val="000000"/>
+          <w:sz w:val="26"/>
+        </w:rPr>
+        <w:t xml:space="preserve"> áp dụng cho cặp hai cột, không phải mỗi cột riêng.</w:t>
+      </w:r>
+    </w:p>
+    <w:p>
+      <w:pPr>
+        <w:widowControl/>
+      </w:pPr>
+      <w:r>
+        <w:rPr>
+          <w:rFonts w:ascii="Times New Roman" w:hAnsi="Times New Roman"/>
+          <w:b w:val="0"/>
+          <w:color w:val="000000"/>
+          <w:sz w:val="26"/>
+        </w:rPr>
+        <w:t xml:space="preserve">Các câu </w:t>
+      </w:r>
+      <w:r>
+        <w:rPr>
+          <w:rFonts w:ascii="Times New Roman" w:hAnsi="Times New Roman"/>
+          <w:b w:val="0"/>
+          <w:color w:val="000000"/>
+          <w:sz w:val="26"/>
+        </w:rPr>
+        <w:t>CREATE TABLE IF NOT EXISTS</w:t>
+      </w:r>
+      <w:r>
+        <w:rPr>
+          <w:rFonts w:ascii="Times New Roman" w:hAnsi="Times New Roman"/>
+          <w:b w:val="0"/>
+          <w:color w:val="000000"/>
+          <w:sz w:val="26"/>
+        </w:rPr>
+        <w:t xml:space="preserve"> phục vụ khởi tạo; chúng không tự cập nhật cấu trúc một bảng đã có phiên bản khác. Trong phạm vi lab, dùng một database mới dành riêng cho bài; không coi script này là hệ thống migration hoàn chỉnh.</w:t>
+      </w:r>
+    </w:p>
+    <w:p>
+      <w:pPr>
+        <w:keepNext/>
+        <w:widowControl/>
+      </w:pPr>
+      <w:r>
+        <w:rPr>
+          <w:rFonts w:ascii="Times New Roman" w:hAnsi="Times New Roman"/>
+          <w:b w:val="0"/>
+          <w:color w:val="000000"/>
+          <w:sz w:val="26"/>
+        </w:rPr>
+        <w:t>Chạy:</w:t>
+      </w:r>
+    </w:p>
+    <w:p>
+      <w:pPr>
+        <w:keepNext/>
+        <w:keepLines/>
         <w:widowControl/>
         <w:spacing w:after="0" w:before="0" w:line="240" w:lineRule="auto"/>
         <w:ind w:firstLine="0" w:left="142" w:right="85"/>
@@ -1804,7 +2232,97 @@
           <w:b w:val="0"/>
           <w:sz w:val="26"/>
         </w:rPr>
-        <w:t xml:space="preserve"> </w:t>
+        <w:t>bash lab.sh sql</w:t>
+      </w:r>
+    </w:p>
+    <w:p>
+      <w:pPr>
+        <w:keepNext/>
+        <w:keepLines/>
+        <w:widowControl/>
+        <w:spacing w:after="0" w:before="0" w:line="240" w:lineRule="auto"/>
+        <w:ind w:firstLine="0" w:left="142" w:right="85"/>
+        <w:jc w:val="left"/>
+      </w:pPr>
+      <w:r>
+        <w:rPr>
+          <w:rFonts w:ascii="Times New Roman" w:hAnsi="Times New Roman"/>
+          <w:b w:val="0"/>
+          <w:sz w:val="26"/>
+        </w:rPr>
+        <w:t># Trong cửa sổ psql vừa mở, gõ:</w:t>
+      </w:r>
+    </w:p>
+    <w:p>
+      <w:pPr>
+        <w:keepNext/>
+        <w:keepLines/>
+        <w:widowControl/>
+        <w:spacing w:after="0" w:before="0" w:line="240" w:lineRule="auto"/>
+        <w:ind w:firstLine="0" w:left="142" w:right="85"/>
+        <w:jc w:val="left"/>
+      </w:pPr>
+      <w:r>
+        <w:rPr>
+          <w:rFonts w:ascii="Times New Roman" w:hAnsi="Times New Roman"/>
+          <w:b w:val="0"/>
+          <w:sz w:val="26"/>
+        </w:rPr>
+        <w:t>\i database/schema.sql</w:t>
+      </w:r>
+    </w:p>
+    <w:p>
+      <w:pPr>
+        <w:keepNext/>
+        <w:keepLines/>
+        <w:widowControl/>
+        <w:spacing w:after="0" w:before="0" w:line="240" w:lineRule="auto"/>
+        <w:ind w:firstLine="0" w:left="142" w:right="85"/>
+        <w:jc w:val="left"/>
+      </w:pPr>
+      <w:r>
+        <w:rPr>
+          <w:rFonts w:ascii="Times New Roman" w:hAnsi="Times New Roman"/>
+          <w:b w:val="0"/>
+          <w:sz w:val="26"/>
+        </w:rPr>
+        <w:t>SELECT id, title FROM events ORDER BY id;</w:t>
+      </w:r>
+    </w:p>
+    <w:p>
+      <w:pPr>
+        <w:keepNext/>
+        <w:keepLines/>
+        <w:widowControl/>
+        <w:spacing w:after="0" w:before="0" w:line="240" w:lineRule="auto"/>
+        <w:ind w:firstLine="0" w:left="142" w:right="85"/>
+        <w:jc w:val="left"/>
+      </w:pPr>
+      <w:r>
+        <w:rPr>
+          <w:rFonts w:ascii="Times New Roman" w:hAnsi="Times New Roman"/>
+          <w:b w:val="0"/>
+          <w:sz w:val="26"/>
+        </w:rPr>
+        <w:t>\q</w:t>
+      </w:r>
+    </w:p>
+    <w:p>
+      <w:pPr>
+        <w:keepNext/>
+        <w:keepLines/>
+        <w:widowControl/>
+        <w:spacing w:after="0" w:before="0" w:line="240" w:lineRule="auto"/>
+        <w:ind w:firstLine="0" w:left="142" w:right="85"/>
+        <w:jc w:val="left"/>
+      </w:pPr>
+      <w:r>
+        <w:rPr>
+          <w:rFonts w:ascii="Times New Roman" w:hAnsi="Times New Roman"/>
+          <w:b w:val="0"/>
+          <w:sz w:val="26"/>
+        </w:rPr>
+        <w:t>bash lab.sh sql</w:t>
       </w:r>
     </w:p>
     <w:p>
@@ -1822,7 +2340,7 @@
           <w:b w:val="0"/>
           <w:sz w:val="26"/>
         </w:rPr>
-        <w:t>var_dump(canRegister(10, 9));</w:t>
+        <w:t>SELECT COUNT(*) FROM registrations;</w:t>
       </w:r>
     </w:p>
     <w:p>
@@ -1838,7 +2356,7 @@
           <w:b w:val="0"/>
           <w:sz w:val="26"/>
         </w:rPr>
-        <w:t>var_dump(canRegister(10, 10));</w:t>
+        <w:t>\q</w:t>
       </w:r>
     </w:p>
     <w:p>
@@ -1852,8 +2370,42 @@
           <w:color w:val="000000"/>
           <w:sz w:val="26"/>
         </w:rPr>
-        <w:t xml:space="preserve">Chạy </w:t>
-      </w:r>
+        <w:t>Có 3 sự kiện. Trong database mới, số đăng ký bằng 0. Nếu đã chạy demo, số có thể khác; không tự xóa dữ liệu để làm giống ảnh mẫu.</w:t>
+      </w:r>
+    </w:p>
+    <w:p>
+      <w:pPr>
+        <w:widowControl/>
+      </w:pPr>
+      <w:r>
+        <w:rPr>
+          <w:rFonts w:ascii="Times New Roman" w:hAnsi="Times New Roman"/>
+          <w:b w:val="0"/>
+          <w:sz w:val="26"/>
+        </w:rPr>
+        <w:t>Đầu tệp src/Database.php đã có phần nạp .local/db.json và thiết lập biến kết nối. Giữ nguyên phần này khi đối chiếu mã minh họa. Nội dung thực hành tập trung vào pgsql, truy vấn tham số, ràng buộc và lưu/đọc dữ liệu.</w:t>
+      </w:r>
+    </w:p>
+    <w:p>
+      <w:pPr>
+        <w:keepNext/>
+        <w:widowControl/>
+      </w:pPr>
+      <w:r>
+        <w:rPr>
+          <w:rFonts w:ascii="Times New Roman" w:hAnsi="Times New Roman"/>
+          <w:b w:val="0"/>
+          <w:sz w:val="26"/>
+        </w:rPr>
+        <w:t>Kiểm tra kết quả bước 1:</w:t>
+      </w:r>
+    </w:p>
+    <w:p>
+      <w:pPr>
+        <w:widowControl/>
+        <w:ind w:firstLine="0" w:left="0"/>
+        <w:jc w:val="left"/>
+      </w:pPr>
       <w:r>
         <w:rPr>
           <w:rFonts w:ascii="Times New Roman" w:hAnsi="Times New Roman"/>
@@ -1861,7 +2413,7 @@
           <w:color w:val="000000"/>
           <w:sz w:val="26"/>
         </w:rPr>
-        <w:t>php thu-ham.php</w:t>
+        <w:t>[</w:t>
       </w:r>
       <w:r>
         <w:rPr>
@@ -1870,159 +2422,7 @@
           <w:color w:val="000000"/>
           <w:sz w:val="26"/>
         </w:rPr>
-        <w:t xml:space="preserve">. Kết quả gồm </w:t>
-      </w:r>
-      <w:r>
-        <w:rPr>
-          <w:rFonts w:ascii="Times New Roman" w:hAnsi="Times New Roman"/>
-          <w:b w:val="0"/>
-          <w:color w:val="000000"/>
-          <w:sz w:val="26"/>
-        </w:rPr>
-        <w:t>bool(true)</w:t>
-      </w:r>
-      <w:r>
-        <w:rPr>
-          <w:rFonts w:ascii="Times New Roman" w:hAnsi="Times New Roman"/>
-          <w:b w:val="0"/>
-          <w:color w:val="000000"/>
-          <w:sz w:val="26"/>
-        </w:rPr>
-        <w:t xml:space="preserve"> và </w:t>
-      </w:r>
-      <w:r>
-        <w:rPr>
-          <w:rFonts w:ascii="Times New Roman" w:hAnsi="Times New Roman"/>
-          <w:b w:val="0"/>
-          <w:color w:val="000000"/>
-          <w:sz w:val="26"/>
-        </w:rPr>
-        <w:t>bool(false)</w:t>
-      </w:r>
-      <w:r>
-        <w:rPr>
-          <w:rFonts w:ascii="Times New Roman" w:hAnsi="Times New Roman"/>
-          <w:b w:val="0"/>
-          <w:color w:val="000000"/>
-          <w:sz w:val="26"/>
-        </w:rPr>
-        <w:t>.</w:t>
-      </w:r>
-    </w:p>
-    <w:p>
-      <w:pPr>
-        <w:widowControl/>
-      </w:pPr>
-      <w:r>
-        <w:rPr>
-          <w:rFonts w:ascii="Times New Roman" w:hAnsi="Times New Roman"/>
-          <w:b w:val="0"/>
-          <w:color w:val="000000"/>
-          <w:sz w:val="26"/>
-        </w:rPr>
-        <w:t>int</w:t>
-      </w:r>
-      <w:r>
-        <w:rPr>
-          <w:rFonts w:ascii="Times New Roman" w:hAnsi="Times New Roman"/>
-          <w:b w:val="0"/>
-          <w:color w:val="000000"/>
-          <w:sz w:val="26"/>
-        </w:rPr>
-        <w:t xml:space="preserve"> chỉ tham số số nguyên; </w:t>
-      </w:r>
-      <w:r>
-        <w:rPr>
-          <w:rFonts w:ascii="Times New Roman" w:hAnsi="Times New Roman"/>
-          <w:b w:val="0"/>
-          <w:color w:val="000000"/>
-          <w:sz w:val="26"/>
-        </w:rPr>
-        <w:t>bool</w:t>
-      </w:r>
-      <w:r>
-        <w:rPr>
-          <w:rFonts w:ascii="Times New Roman" w:hAnsi="Times New Roman"/>
-          <w:b w:val="0"/>
-          <w:color w:val="000000"/>
-          <w:sz w:val="26"/>
-        </w:rPr>
-        <w:t xml:space="preserve"> chỉ kết quả đúng/sai; </w:t>
-      </w:r>
-      <w:r>
-        <w:rPr>
-          <w:rFonts w:ascii="Times New Roman" w:hAnsi="Times New Roman"/>
-          <w:b w:val="0"/>
-          <w:color w:val="000000"/>
-          <w:sz w:val="26"/>
-        </w:rPr>
-        <w:t>||</w:t>
-      </w:r>
-      <w:r>
-        <w:rPr>
-          <w:rFonts w:ascii="Times New Roman" w:hAnsi="Times New Roman"/>
-          <w:b w:val="0"/>
-          <w:color w:val="000000"/>
-          <w:sz w:val="26"/>
-        </w:rPr>
-        <w:t xml:space="preserve"> nghĩa là hoặc. </w:t>
-      </w:r>
-      <w:r>
-        <w:rPr>
-          <w:rFonts w:ascii="Times New Roman" w:hAnsi="Times New Roman"/>
-          <w:b w:val="0"/>
-          <w:color w:val="000000"/>
-          <w:sz w:val="26"/>
-        </w:rPr>
-        <w:t>return</w:t>
-      </w:r>
-      <w:r>
-        <w:rPr>
-          <w:rFonts w:ascii="Times New Roman" w:hAnsi="Times New Roman"/>
-          <w:b w:val="0"/>
-          <w:color w:val="000000"/>
-          <w:sz w:val="26"/>
-        </w:rPr>
-        <w:t xml:space="preserve"> kết thúc hàm và trả giá trị cho nơi gọi. Hai biến tham số chỉ có ý nghĩa bên trong lần gọi hàm, không đọc dữ liệu từ giao diện.</w:t>
-      </w:r>
-    </w:p>
-    <w:p>
-      <w:pPr>
-        <w:keepNext/>
-        <w:widowControl/>
-      </w:pPr>
-      <w:r>
-        <w:rPr>
-          <w:rFonts w:ascii="Times New Roman" w:hAnsi="Times New Roman"/>
-          <w:b w:val="0"/>
-          <w:sz w:val="26"/>
-        </w:rPr>
-        <w:t>Kiểm tra kết quả bước 2:</w:t>
-      </w:r>
-    </w:p>
-    <w:p>
-      <w:pPr>
-        <w:widowControl/>
-        <w:ind w:firstLine="0" w:left="0"/>
-        <w:jc w:val="left"/>
-      </w:pPr>
-      <w:r>
-        <w:rPr>
-          <w:rFonts w:ascii="Times New Roman" w:hAnsi="Times New Roman"/>
-          <w:b w:val="0"/>
-          <w:color w:val="000000"/>
-          <w:sz w:val="26"/>
-        </w:rPr>
-        <w:t>[</w:t>
-      </w:r>
-      <w:r>
-        <w:rPr>
-          <w:rFonts w:ascii="Times New Roman" w:hAnsi="Times New Roman"/>
-          <w:b w:val="0"/>
-          <w:color w:val="000000"/>
-          <w:sz w:val="26"/>
-        </w:rPr>
-        <w:t xml:space="preserve"> ] Hàm thử trả true khi 10/9, false khi 10/10 và khi dữ liệu sai.</w:t>
+        <w:t xml:space="preserve"> ] Schema chạy trong CSDL lab riêng; events/registrations và ràng buộc được giải thích.</w:t>
       </w:r>
     </w:p>
     <w:p>
@@ -2038,7 +2438,7 @@
           <w:color w:val="000000"/>
           <w:sz w:val="26"/>
         </w:rPr>
-        <w:t>Bước 3. Đưa cùng quy tắc vào một lớp</w:t>
+        <w:t>Bước 2. Hiểu kết nối PHP được cấp</w:t>
       </w:r>
     </w:p>
     <w:p>
@@ -2047,31 +2447,7 @@
         <w:widowControl/>
       </w:pPr>
       <w:r>
-        <w:rPr>
-          <w:rFonts w:ascii="Times New Roman" w:hAnsi="Times New Roman"/>
-          <w:b w:val="0"/>
-          <w:color w:val="000000"/>
-          <w:sz w:val="26"/>
-        </w:rPr>
-        <w:t xml:space="preserve">Mở </w:t>
-      </w:r>
-      <w:r>
-        <w:rPr>
-          <w:rFonts w:ascii="Times New Roman" w:hAnsi="Times New Roman"/>
-          <w:b w:val="0"/>
-          <w:color w:val="000000"/>
-          <w:sz w:val="26"/>
-        </w:rPr>
-        <w:t>src/CapacityPolicy.php</w:t>
-      </w:r>
-      <w:r>
-        <w:rPr>
-          <w:rFonts w:ascii="Times New Roman" w:hAnsi="Times New Roman"/>
-          <w:b w:val="0"/>
-          <w:color w:val="000000"/>
-          <w:sz w:val="26"/>
-        </w:rPr>
-        <w:t xml:space="preserve"> và nhập toàn bộ nội dung sau:</w:t>
+        <w:t>Mở src/Database.php. Đầu tệp đã đọc .local/db.json rồi đặt PGHOST, PGPORT, PGDATABASE, PGUSER và PGPASSWORD. Giữ phần đó; đoạn dưới chỉ trích hai hàm kết nối và truy vấn, không thay toàn bộ tệp bằng đoạn trích.</w:t>
       </w:r>
     </w:p>
     <w:p>
@@ -2094,6 +2470,258 @@
     </w:p>
     <w:p>
       <w:pPr>
+        <w:keepNext/>
+        <w:keepLines/>
+        <w:widowControl/>
+        <w:spacing w:after="0" w:before="0" w:line="240" w:lineRule="auto"/>
+        <w:ind w:firstLine="0" w:left="142" w:right="85"/>
+        <w:jc w:val="left"/>
+      </w:pPr>
+      <w:r>
+        <w:rPr>
+          <w:rFonts w:ascii="Times New Roman" w:hAnsi="Times New Roman"/>
+          <w:b w:val="0"/>
+          <w:sz w:val="26"/>
+        </w:rPr>
+        <w:t>declare(strict_types=1);</w:t>
+      </w:r>
+    </w:p>
+    <w:p>
+      <w:pPr>
+        <w:keepNext/>
+        <w:keepLines/>
+        <w:widowControl/>
+        <w:spacing w:after="0" w:before="0" w:line="240" w:lineRule="auto"/>
+        <w:ind w:firstLine="0" w:left="142" w:right="85"/>
+        <w:jc w:val="left"/>
+      </w:pPr>
+      <w:r>
+        <w:rPr>
+          <w:rFonts w:ascii="Times New Roman" w:hAnsi="Times New Roman"/>
+          <w:b w:val="0"/>
+          <w:sz w:val="26"/>
+        </w:rPr>
+        <w:t>function db(): PgSql\Connection {</w:t>
+      </w:r>
+    </w:p>
+    <w:p>
+      <w:pPr>
+        <w:keepNext/>
+        <w:keepLines/>
+        <w:widowControl/>
+        <w:spacing w:after="0" w:before="0" w:line="240" w:lineRule="auto"/>
+        <w:ind w:firstLine="0" w:left="142" w:right="85"/>
+        <w:jc w:val="left"/>
+      </w:pPr>
+      <w:r>
+        <w:rPr>
+          <w:rFonts w:ascii="Times New Roman" w:hAnsi="Times New Roman"/>
+          <w:b w:val="0"/>
+          <w:sz w:val="26"/>
+        </w:rPr>
+        <w:t xml:space="preserve">    if (!extension_loaded('pgsql')) { throw new RuntimeException('PGSQL_EXTENSION_MISSING'); }</w:t>
+      </w:r>
+    </w:p>
+    <w:p>
+      <w:pPr>
+        <w:keepNext/>
+        <w:keepLines/>
+        <w:widowControl/>
+        <w:spacing w:after="0" w:before="0" w:line="240" w:lineRule="auto"/>
+        <w:ind w:firstLine="0" w:left="142" w:right="85"/>
+        <w:jc w:val="left"/>
+      </w:pPr>
+      <w:r>
+        <w:rPr>
+          <w:rFonts w:ascii="Times New Roman" w:hAnsi="Times New Roman"/>
+          <w:b w:val="0"/>
+          <w:sz w:val="26"/>
+        </w:rPr>
+        <w:t xml:space="preserve">    foreach (['PGHOST','PGDATABASE','PGUSER'] as $key) {</w:t>
+      </w:r>
+    </w:p>
+    <w:p>
+      <w:pPr>
+        <w:keepNext/>
+        <w:keepLines/>
+        <w:widowControl/>
+        <w:spacing w:after="0" w:before="0" w:line="240" w:lineRule="auto"/>
+        <w:ind w:firstLine="0" w:left="142" w:right="85"/>
+        <w:jc w:val="left"/>
+      </w:pPr>
+      <w:r>
+        <w:rPr>
+          <w:rFonts w:ascii="Times New Roman" w:hAnsi="Times New Roman"/>
+          <w:b w:val="0"/>
+          <w:sz w:val="26"/>
+        </w:rPr>
+        <w:t xml:space="preserve">        if (!getenv($key)) { throw new RuntimeException('DATABASE_CONFIG_MISSING'); }</w:t>
+      </w:r>
+    </w:p>
+    <w:p>
+      <w:pPr>
+        <w:keepNext/>
+        <w:keepLines/>
+        <w:widowControl/>
+        <w:spacing w:after="0" w:before="0" w:line="240" w:lineRule="auto"/>
+        <w:ind w:firstLine="0" w:left="142" w:right="85"/>
+        <w:jc w:val="left"/>
+      </w:pPr>
+      <w:r>
+        <w:rPr>
+          <w:rFonts w:ascii="Times New Roman" w:hAnsi="Times New Roman"/>
+          <w:b w:val="0"/>
+          <w:sz w:val="26"/>
+        </w:rPr>
+        <w:t xml:space="preserve">    }</w:t>
+      </w:r>
+    </w:p>
+    <w:p>
+      <w:pPr>
+        <w:keepNext/>
+        <w:keepLines/>
+        <w:widowControl/>
+        <w:spacing w:after="0" w:before="0" w:line="240" w:lineRule="auto"/>
+        <w:ind w:firstLine="0" w:left="142" w:right="85"/>
+        <w:jc w:val="left"/>
+      </w:pPr>
+      <w:r>
+        <w:rPr>
+          <w:rFonts w:ascii="Times New Roman" w:hAnsi="Times New Roman"/>
+          <w:b w:val="0"/>
+          <w:sz w:val="26"/>
+        </w:rPr>
+        <w:t xml:space="preserve">    // libpq đọc PGHOST, PGPORT, PGDATABASE, PGUSER, PGPASSWORD từ môi trường.</w:t>
+      </w:r>
+    </w:p>
+    <w:p>
+      <w:pPr>
+        <w:keepNext/>
+        <w:keepLines/>
+        <w:widowControl/>
+        <w:spacing w:after="0" w:before="0" w:line="240" w:lineRule="auto"/>
+        <w:ind w:firstLine="0" w:left="142" w:right="85"/>
+        <w:jc w:val="left"/>
+      </w:pPr>
+      <w:r>
+        <w:rPr>
+          <w:rFonts w:ascii="Times New Roman" w:hAnsi="Times New Roman"/>
+          <w:b w:val="0"/>
+          <w:sz w:val="26"/>
+        </w:rPr>
+        <w:t xml:space="preserve">    $connection = @pg_connect('connect_timeout=3');</w:t>
+      </w:r>
+    </w:p>
+    <w:p>
+      <w:pPr>
+        <w:keepNext/>
+        <w:keepLines/>
+        <w:widowControl/>
+        <w:spacing w:after="0" w:before="0" w:line="240" w:lineRule="auto"/>
+        <w:ind w:firstLine="0" w:left="142" w:right="85"/>
+        <w:jc w:val="left"/>
+      </w:pPr>
+      <w:r>
+        <w:rPr>
+          <w:rFonts w:ascii="Times New Roman" w:hAnsi="Times New Roman"/>
+          <w:b w:val="0"/>
+          <w:sz w:val="26"/>
+        </w:rPr>
+        <w:t xml:space="preserve">    if (!$connection) { throw new RuntimeException('DATABASE_UNAVAILABLE'); }</w:t>
+      </w:r>
+    </w:p>
+    <w:p>
+      <w:pPr>
+        <w:keepNext/>
+        <w:keepLines/>
+        <w:widowControl/>
+        <w:spacing w:after="0" w:before="0" w:line="240" w:lineRule="auto"/>
+        <w:ind w:firstLine="0" w:left="142" w:right="85"/>
+        <w:jc w:val="left"/>
+      </w:pPr>
+      <w:r>
+        <w:rPr>
+          <w:rFonts w:ascii="Times New Roman" w:hAnsi="Times New Roman"/>
+          <w:b w:val="0"/>
+          <w:sz w:val="26"/>
+        </w:rPr>
+        <w:t xml:space="preserve">    return $connection;</w:t>
+      </w:r>
+    </w:p>
+    <w:p>
+      <w:pPr>
+        <w:keepNext/>
+        <w:keepLines/>
+        <w:widowControl/>
+        <w:spacing w:after="0" w:before="0" w:line="240" w:lineRule="auto"/>
+        <w:ind w:firstLine="0" w:left="142" w:right="85"/>
+        <w:jc w:val="left"/>
+      </w:pPr>
+      <w:r>
+        <w:rPr>
+          <w:rFonts w:ascii="Times New Roman" w:hAnsi="Times New Roman"/>
+          <w:b w:val="0"/>
+          <w:sz w:val="26"/>
+        </w:rPr>
+        <w:t>}</w:t>
+      </w:r>
+    </w:p>
+    <w:p>
+      <w:pPr>
+        <w:keepNext/>
+        <w:keepLines/>
+        <w:widowControl/>
+        <w:spacing w:after="0" w:before="0" w:line="240" w:lineRule="auto"/>
+        <w:ind w:firstLine="0" w:left="142" w:right="85"/>
+        <w:jc w:val="left"/>
+      </w:pPr>
+      <w:r>
+        <w:rPr>
+          <w:rFonts w:ascii="Times New Roman" w:hAnsi="Times New Roman"/>
+          <w:b w:val="0"/>
+          <w:sz w:val="26"/>
+        </w:rPr>
+        <w:t>function queryParams(PgSql\Connection $connection, string $sql, array $params): PgSql\Result {</w:t>
+      </w:r>
+    </w:p>
+    <w:p>
+      <w:pPr>
+        <w:keepNext/>
+        <w:keepLines/>
+        <w:widowControl/>
+        <w:spacing w:after="0" w:before="0" w:line="240" w:lineRule="auto"/>
+        <w:ind w:firstLine="0" w:left="142" w:right="85"/>
+        <w:jc w:val="left"/>
+      </w:pPr>
+      <w:r>
+        <w:rPr>
+          <w:rFonts w:ascii="Times New Roman" w:hAnsi="Times New Roman"/>
+          <w:b w:val="0"/>
+          <w:sz w:val="26"/>
+        </w:rPr>
+        <w:t xml:space="preserve">    $result = @pg_query_params($connection, $sql, $params);</w:t>
+      </w:r>
+    </w:p>
+    <w:p>
+      <w:pPr>
+        <w:keepNext/>
+        <w:keepLines/>
+        <w:widowControl/>
+        <w:spacing w:after="0" w:before="0" w:line="240" w:lineRule="auto"/>
+        <w:ind w:firstLine="0" w:left="142" w:right="85"/>
+        <w:jc w:val="left"/>
+      </w:pPr>
+      <w:r>
+        <w:rPr>
+          <w:rFonts w:ascii="Times New Roman" w:hAnsi="Times New Roman"/>
+          <w:b w:val="0"/>
+          <w:sz w:val="26"/>
+        </w:rPr>
+        <w:t xml:space="preserve">    if ($result === false) { throw new RuntimeException('DATABASE_OPERATION_FAILED'); }</w:t>
+      </w:r>
+    </w:p>
+    <w:p>
+      <w:pPr>
         <w:keepNext w:val="0"/>
         <w:keepLines/>
         <w:widowControl/>
@@ -2107,13 +2735,13 @@
           <w:b w:val="0"/>
           <w:sz w:val="26"/>
         </w:rPr>
-        <w:t>declare(strict_types=1);</w:t>
+        <w:t xml:space="preserve">    return $result;</w:t>
       </w:r>
     </w:p>
     <w:p>
       <w:pPr>
         <w:widowControl/>
-        <w:spacing w:after="0" w:before="0" w:line="240" w:lineRule="auto"/>
+        <w:spacing w:after="120" w:before="0" w:line="240" w:lineRule="auto"/>
         <w:ind w:firstLine="0" w:left="142" w:right="85"/>
         <w:jc w:val="left"/>
       </w:pPr>
@@ -2123,7 +2751,271 @@
           <w:b w:val="0"/>
           <w:sz w:val="26"/>
         </w:rPr>
-        <w:t xml:space="preserve"> </w:t>
+        <w:t>}</w:t>
+      </w:r>
+    </w:p>
+    <w:p>
+      <w:pPr>
+        <w:widowControl/>
+      </w:pPr>
+      <w:r>
+        <w:rPr>
+          <w:rFonts w:ascii="Times New Roman" w:hAnsi="Times New Roman"/>
+          <w:b w:val="0"/>
+          <w:color w:val="000000"/>
+          <w:sz w:val="26"/>
+        </w:rPr>
+        <w:t xml:space="preserve">Hàm </w:t>
+      </w:r>
+      <w:r>
+        <w:rPr>
+          <w:rFonts w:ascii="Times New Roman" w:hAnsi="Times New Roman"/>
+          <w:b w:val="0"/>
+          <w:color w:val="000000"/>
+          <w:sz w:val="26"/>
+        </w:rPr>
+        <w:t>db</w:t>
+      </w:r>
+      <w:r>
+        <w:rPr>
+          <w:rFonts w:ascii="Times New Roman" w:hAnsi="Times New Roman"/>
+          <w:b w:val="0"/>
+          <w:color w:val="000000"/>
+          <w:sz w:val="26"/>
+        </w:rPr>
+        <w:t xml:space="preserve"> kiểm tra extension và cấu hình trước, sau đó </w:t>
+      </w:r>
+      <w:r>
+        <w:rPr>
+          <w:rFonts w:ascii="Times New Roman" w:hAnsi="Times New Roman"/>
+          <w:b w:val="0"/>
+          <w:color w:val="000000"/>
+          <w:sz w:val="26"/>
+        </w:rPr>
+        <w:t>pg_connect</w:t>
+      </w:r>
+      <w:r>
+        <w:rPr>
+          <w:rFonts w:ascii="Times New Roman" w:hAnsi="Times New Roman"/>
+          <w:b w:val="0"/>
+          <w:color w:val="000000"/>
+          <w:sz w:val="26"/>
+        </w:rPr>
+        <w:t xml:space="preserve"> dùng các biến môi trường đã khai báo. Kết nối giới hạn thời gian chờ. Khi thất bại, hàm ném lỗi để nơi gọi xử lý; không in mật khẩu hoặc chuỗi kết nối ra trình duyệt.</w:t>
+      </w:r>
+    </w:p>
+    <w:p>
+      <w:pPr>
+        <w:widowControl/>
+      </w:pPr>
+      <w:r>
+        <w:rPr>
+          <w:rFonts w:ascii="Times New Roman" w:hAnsi="Times New Roman"/>
+          <w:b w:val="0"/>
+          <w:color w:val="000000"/>
+          <w:sz w:val="26"/>
+        </w:rPr>
+        <w:t>queryParams</w:t>
+      </w:r>
+      <w:r>
+        <w:rPr>
+          <w:rFonts w:ascii="Times New Roman" w:hAnsi="Times New Roman"/>
+          <w:b w:val="0"/>
+          <w:color w:val="000000"/>
+          <w:sz w:val="26"/>
+        </w:rPr>
+        <w:t xml:space="preserve"> là hàm hỗ trợ gọi </w:t>
+      </w:r>
+      <w:r>
+        <w:rPr>
+          <w:rFonts w:ascii="Times New Roman" w:hAnsi="Times New Roman"/>
+          <w:b w:val="0"/>
+          <w:color w:val="000000"/>
+          <w:sz w:val="26"/>
+        </w:rPr>
+        <w:t>pg_query_params</w:t>
+      </w:r>
+      <w:r>
+        <w:rPr>
+          <w:rFonts w:ascii="Times New Roman" w:hAnsi="Times New Roman"/>
+          <w:b w:val="0"/>
+          <w:color w:val="000000"/>
+          <w:sz w:val="26"/>
+        </w:rPr>
+        <w:t xml:space="preserve">. SQL và dữ liệu được truyền tách biệt. Các vị trí </w:t>
+      </w:r>
+      <w:r>
+        <w:rPr>
+          <w:rFonts w:ascii="Times New Roman" w:hAnsi="Times New Roman"/>
+          <w:b w:val="0"/>
+          <w:color w:val="000000"/>
+          <w:sz w:val="26"/>
+        </w:rPr>
+        <w:t>$1</w:t>
+      </w:r>
+      <w:r>
+        <w:rPr>
+          <w:rFonts w:ascii="Times New Roman" w:hAnsi="Times New Roman"/>
+          <w:b w:val="0"/>
+          <w:color w:val="000000"/>
+          <w:sz w:val="26"/>
+        </w:rPr>
+        <w:t xml:space="preserve">, </w:t>
+      </w:r>
+      <w:r>
+        <w:rPr>
+          <w:rFonts w:ascii="Times New Roman" w:hAnsi="Times New Roman"/>
+          <w:b w:val="0"/>
+          <w:color w:val="000000"/>
+          <w:sz w:val="26"/>
+        </w:rPr>
+        <w:t>$2</w:t>
+      </w:r>
+      <w:r>
+        <w:rPr>
+          <w:rFonts w:ascii="Times New Roman" w:hAnsi="Times New Roman"/>
+          <w:b w:val="0"/>
+          <w:color w:val="000000"/>
+          <w:sz w:val="26"/>
+        </w:rPr>
+        <w:t xml:space="preserve">, </w:t>
+      </w:r>
+      <w:r>
+        <w:rPr>
+          <w:rFonts w:ascii="Times New Roman" w:hAnsi="Times New Roman"/>
+          <w:b w:val="0"/>
+          <w:color w:val="000000"/>
+          <w:sz w:val="26"/>
+        </w:rPr>
+        <w:t>$3</w:t>
+      </w:r>
+      <w:r>
+        <w:rPr>
+          <w:rFonts w:ascii="Times New Roman" w:hAnsi="Times New Roman"/>
+          <w:b w:val="0"/>
+          <w:color w:val="000000"/>
+          <w:sz w:val="26"/>
+        </w:rPr>
+        <w:t xml:space="preserve"> trong chuỗi SQL tương ứng phần tử 1, 2, 3 của mảng tham số; đây là cú pháp tham số PostgreSQL, không phải biến PHP nội suy </w:t>
+      </w:r>
+      <w:r>
+        <w:rPr>
+          <w:rFonts w:ascii="Times New Roman" w:hAnsi="Times New Roman"/>
+          <w:b w:val="0"/>
+          <w:color w:val="000000"/>
+          <w:sz w:val="26"/>
+        </w:rPr>
+        <w:t>[</w:t>
+      </w:r>
+      <w:r>
+        <w:rPr>
+          <w:rFonts w:ascii="Times New Roman" w:hAnsi="Times New Roman"/>
+          <w:b w:val="0"/>
+          <w:color w:val="000000"/>
+          <w:sz w:val="26"/>
+        </w:rPr>
+        <w:t>PHP-PG].</w:t>
+      </w:r>
+    </w:p>
+    <w:p>
+      <w:pPr>
+        <w:widowControl/>
+      </w:pPr>
+      <w:r>
+        <w:rPr>
+          <w:rFonts w:ascii="Times New Roman" w:hAnsi="Times New Roman"/>
+          <w:b w:val="0"/>
+          <w:color w:val="000000"/>
+          <w:sz w:val="26"/>
+        </w:rPr>
+        <w:t xml:space="preserve">Phần này tiếp nối </w:t>
+      </w:r>
+      <w:r>
+        <w:rPr>
+          <w:rFonts w:ascii="Times New Roman" w:hAnsi="Times New Roman"/>
+          <w:b w:val="0"/>
+          <w:color w:val="000000"/>
+          <w:sz w:val="26"/>
+        </w:rPr>
+        <w:t>pg_connect</w:t>
+      </w:r>
+      <w:r>
+        <w:rPr>
+          <w:rFonts w:ascii="Times New Roman" w:hAnsi="Times New Roman"/>
+          <w:b w:val="0"/>
+          <w:color w:val="000000"/>
+          <w:sz w:val="26"/>
+        </w:rPr>
+        <w:t xml:space="preserve"> ở slide 10. PDO ở slide 17 là phương án khác; bài chính chỉ dùng một cách để tránh trộn nhiều API trong cùng thời lượng.</w:t>
+      </w:r>
+    </w:p>
+    <w:p>
+      <w:pPr>
+        <w:keepNext/>
+        <w:widowControl/>
+      </w:pPr>
+      <w:r>
+        <w:rPr>
+          <w:rFonts w:ascii="Times New Roman" w:hAnsi="Times New Roman"/>
+          <w:b w:val="0"/>
+          <w:sz w:val="26"/>
+        </w:rPr>
+        <w:t>Kiểm tra kết quả bước 2:</w:t>
+      </w:r>
+    </w:p>
+    <w:p>
+      <w:pPr>
+        <w:widowControl/>
+        <w:ind w:firstLine="0" w:left="0"/>
+        <w:jc w:val="left"/>
+      </w:pPr>
+      <w:r>
+        <w:rPr>
+          <w:rFonts w:ascii="Times New Roman" w:hAnsi="Times New Roman"/>
+          <w:b w:val="0"/>
+          <w:color w:val="000000"/>
+          <w:sz w:val="26"/>
+        </w:rPr>
+        <w:t>[</w:t>
+      </w:r>
+      <w:r>
+        <w:rPr>
+          <w:rFonts w:ascii="Times New Roman" w:hAnsi="Times New Roman"/>
+          <w:b w:val="0"/>
+          <w:color w:val="000000"/>
+          <w:sz w:val="26"/>
+        </w:rPr>
+        <w:t xml:space="preserve"> ] db() mở kết nối; queryParams tách SQL và giá trị, không ghép chuỗi đầu vào.</w:t>
+      </w:r>
+    </w:p>
+    <w:p>
+      <w:pPr>
+        <w:pStyle w:val="Heading3"/>
+        <w:keepNext/>
+        <w:widowControl/>
+      </w:pPr>
+      <w:r>
+        <w:rPr>
+          <w:rFonts w:ascii="Times New Roman" w:hAnsi="Times New Roman"/>
+          <w:b/>
+          <w:color w:val="000000"/>
+          <w:sz w:val="26"/>
+        </w:rPr>
+        <w:t>Bước 3. Tạo lớp chịu trách nhiệm lưu và đọc đăng ký</w:t>
+      </w:r>
+    </w:p>
+    <w:p>
+      <w:pPr>
+        <w:keepNext/>
+        <w:widowControl/>
+      </w:pPr>
+      <w:r>
+        <w:rPr>
+          <w:rFonts w:ascii="Times New Roman" w:hAnsi="Times New Roman"/>
+          <w:b w:val="0"/>
+          <w:sz w:val="26"/>
+        </w:rPr>
+        <w:t>Mở src/RegistrationRepository.php và đối chiếu với mã dưới đây. Nếu viết lại tệp, thay nội dung hiện tại; tránh khai báo trùng hàm hoặc lớp:</w:t>
       </w:r>
     </w:p>
     <w:p>
@@ -2141,7 +3033,7 @@
           <w:b w:val="0"/>
           <w:sz w:val="26"/>
         </w:rPr>
-        <w:t>final class CapacityPolicy</w:t>
+        <w:t>&lt;?php</w:t>
       </w:r>
     </w:p>
     <w:p>
@@ -2159,7 +3051,7 @@
           <w:b w:val="0"/>
           <w:sz w:val="26"/>
         </w:rPr>
-        <w:t>{</w:t>
+        <w:t>declare(strict_types=1);</w:t>
       </w:r>
     </w:p>
     <w:p>
@@ -2177,7 +3069,7 @@
           <w:b w:val="0"/>
           <w:sz w:val="26"/>
         </w:rPr>
-        <w:t xml:space="preserve">    public function canRegister(int $capacity, int $registered): bool</w:t>
+        <w:t>require_once __DIR__.'/Database.php';</w:t>
       </w:r>
     </w:p>
     <w:p>
@@ -2195,7 +3087,7 @@
           <w:b w:val="0"/>
           <w:sz w:val="26"/>
         </w:rPr>
-        <w:t xml:space="preserve">    {</w:t>
+        <w:t>final class RegistrationRepository {</w:t>
       </w:r>
     </w:p>
     <w:p>
@@ -2213,7 +3105,7 @@
           <w:b w:val="0"/>
           <w:sz w:val="26"/>
         </w:rPr>
-        <w:t xml:space="preserve">        if ($capacity &lt;= 0 || $registered &lt; 0) {</w:t>
+        <w:t xml:space="preserve">    public function __construct(private PgSql\Connection $connection) {}</w:t>
       </w:r>
     </w:p>
     <w:p>
@@ -2231,7 +3123,7 @@
           <w:b w:val="0"/>
           <w:sz w:val="26"/>
         </w:rPr>
-        <w:t xml:space="preserve">            return false;</w:t>
+        <w:t xml:space="preserve">    public function save(int $eventId, string $name, string $email): string {</w:t>
       </w:r>
     </w:p>
     <w:p>
@@ -2249,7 +3141,7 @@
           <w:b w:val="0"/>
           <w:sz w:val="26"/>
         </w:rPr>
-        <w:t xml:space="preserve">        }</w:t>
+        <w:t xml:space="preserve">        $email = strtolower(trim($email));</w:t>
       </w:r>
     </w:p>
     <w:p>
@@ -2267,7 +3159,295 @@
           <w:b w:val="0"/>
           <w:sz w:val="26"/>
         </w:rPr>
-        <w:t xml:space="preserve">        return $registered &lt; $capacity;</w:t>
+        <w:t xml:space="preserve">        $name = trim($name);</w:t>
+      </w:r>
+    </w:p>
+    <w:p>
+      <w:pPr>
+        <w:keepNext/>
+        <w:keepLines/>
+        <w:widowControl/>
+        <w:spacing w:after="0" w:before="0" w:line="240" w:lineRule="auto"/>
+        <w:ind w:firstLine="0" w:left="142" w:right="85"/>
+        <w:jc w:val="left"/>
+      </w:pPr>
+      <w:r>
+        <w:rPr>
+          <w:rFonts w:ascii="Times New Roman" w:hAnsi="Times New Roman"/>
+          <w:b w:val="0"/>
+          <w:sz w:val="26"/>
+        </w:rPr>
+        <w:t xml:space="preserve">        if ($eventId &lt;= 0 || $name === '' || strlen($name)&gt;120</w:t>
+      </w:r>
+    </w:p>
+    <w:p>
+      <w:pPr>
+        <w:keepNext/>
+        <w:keepLines/>
+        <w:widowControl/>
+        <w:spacing w:after="0" w:before="0" w:line="240" w:lineRule="auto"/>
+        <w:ind w:firstLine="0" w:left="142" w:right="85"/>
+        <w:jc w:val="left"/>
+      </w:pPr>
+      <w:r>
+        <w:rPr>
+          <w:rFonts w:ascii="Times New Roman" w:hAnsi="Times New Roman"/>
+          <w:b w:val="0"/>
+          <w:sz w:val="26"/>
+        </w:rPr>
+        <w:t xml:space="preserve">            || str_contains($name, "\0") || strlen($email)&gt;200</w:t>
+      </w:r>
+    </w:p>
+    <w:p>
+      <w:pPr>
+        <w:keepNext/>
+        <w:keepLines/>
+        <w:widowControl/>
+        <w:spacing w:after="0" w:before="0" w:line="240" w:lineRule="auto"/>
+        <w:ind w:firstLine="0" w:left="142" w:right="85"/>
+        <w:jc w:val="left"/>
+      </w:pPr>
+      <w:r>
+        <w:rPr>
+          <w:rFonts w:ascii="Times New Roman" w:hAnsi="Times New Roman"/>
+          <w:b w:val="0"/>
+          <w:sz w:val="26"/>
+        </w:rPr>
+        <w:t xml:space="preserve">            || !filter_var($email, FILTER_VALIDATE_EMAIL)) {</w:t>
+      </w:r>
+    </w:p>
+    <w:p>
+      <w:pPr>
+        <w:keepNext/>
+        <w:keepLines/>
+        <w:widowControl/>
+        <w:spacing w:after="0" w:before="0" w:line="240" w:lineRule="auto"/>
+        <w:ind w:firstLine="0" w:left="142" w:right="85"/>
+        <w:jc w:val="left"/>
+      </w:pPr>
+      <w:r>
+        <w:rPr>
+          <w:rFonts w:ascii="Times New Roman" w:hAnsi="Times New Roman"/>
+          <w:b w:val="0"/>
+          <w:sz w:val="26"/>
+        </w:rPr>
+        <w:t xml:space="preserve">            throw new InvalidArgumentException('REGISTRATION_INVALID');</w:t>
+      </w:r>
+    </w:p>
+    <w:p>
+      <w:pPr>
+        <w:keepNext/>
+        <w:keepLines/>
+        <w:widowControl/>
+        <w:spacing w:after="0" w:before="0" w:line="240" w:lineRule="auto"/>
+        <w:ind w:firstLine="0" w:left="142" w:right="85"/>
+        <w:jc w:val="left"/>
+      </w:pPr>
+      <w:r>
+        <w:rPr>
+          <w:rFonts w:ascii="Times New Roman" w:hAnsi="Times New Roman"/>
+          <w:b w:val="0"/>
+          <w:sz w:val="26"/>
+        </w:rPr>
+        <w:t xml:space="preserve">        }</w:t>
+      </w:r>
+    </w:p>
+    <w:p>
+      <w:pPr>
+        <w:keepNext/>
+        <w:keepLines/>
+        <w:widowControl/>
+        <w:spacing w:after="0" w:before="0" w:line="240" w:lineRule="auto"/>
+        <w:ind w:firstLine="0" w:left="142" w:right="85"/>
+        <w:jc w:val="left"/>
+      </w:pPr>
+      <w:r>
+        <w:rPr>
+          <w:rFonts w:ascii="Times New Roman" w:hAnsi="Times New Roman"/>
+          <w:b w:val="0"/>
+          <w:sz w:val="26"/>
+        </w:rPr>
+        <w:t xml:space="preserve">        $result = queryParams($this-&gt;connection,</w:t>
+      </w:r>
+    </w:p>
+    <w:p>
+      <w:pPr>
+        <w:keepNext/>
+        <w:keepLines/>
+        <w:widowControl/>
+        <w:spacing w:after="0" w:before="0" w:line="240" w:lineRule="auto"/>
+        <w:ind w:firstLine="0" w:left="142" w:right="85"/>
+        <w:jc w:val="left"/>
+      </w:pPr>
+      <w:r>
+        <w:rPr>
+          <w:rFonts w:ascii="Times New Roman" w:hAnsi="Times New Roman"/>
+          <w:b w:val="0"/>
+          <w:sz w:val="26"/>
+        </w:rPr>
+        <w:t xml:space="preserve">            'INSERT INTO registrations (event_id,name,email) VALUES ($1,$2,$3)</w:t>
+      </w:r>
+    </w:p>
+    <w:p>
+      <w:pPr>
+        <w:keepNext/>
+        <w:keepLines/>
+        <w:widowControl/>
+        <w:spacing w:after="0" w:before="0" w:line="240" w:lineRule="auto"/>
+        <w:ind w:firstLine="0" w:left="142" w:right="85"/>
+        <w:jc w:val="left"/>
+      </w:pPr>
+      <w:r>
+        <w:rPr>
+          <w:rFonts w:ascii="Times New Roman" w:hAnsi="Times New Roman"/>
+          <w:b w:val="0"/>
+          <w:sz w:val="26"/>
+        </w:rPr>
+        <w:t xml:space="preserve">             ON CONFLICT (event_id,email) DO NOTHING RETURNING id',</w:t>
+      </w:r>
+    </w:p>
+    <w:p>
+      <w:pPr>
+        <w:keepNext/>
+        <w:keepLines/>
+        <w:widowControl/>
+        <w:spacing w:after="0" w:before="0" w:line="240" w:lineRule="auto"/>
+        <w:ind w:firstLine="0" w:left="142" w:right="85"/>
+        <w:jc w:val="left"/>
+      </w:pPr>
+      <w:r>
+        <w:rPr>
+          <w:rFonts w:ascii="Times New Roman" w:hAnsi="Times New Roman"/>
+          <w:b w:val="0"/>
+          <w:sz w:val="26"/>
+        </w:rPr>
+        <w:t xml:space="preserve">            [$eventId, $name, $email]);</w:t>
+      </w:r>
+    </w:p>
+    <w:p>
+      <w:pPr>
+        <w:keepNext/>
+        <w:keepLines/>
+        <w:widowControl/>
+        <w:spacing w:after="0" w:before="0" w:line="240" w:lineRule="auto"/>
+        <w:ind w:firstLine="0" w:left="142" w:right="85"/>
+        <w:jc w:val="left"/>
+      </w:pPr>
+      <w:r>
+        <w:rPr>
+          <w:rFonts w:ascii="Times New Roman" w:hAnsi="Times New Roman"/>
+          <w:b w:val="0"/>
+          <w:sz w:val="26"/>
+        </w:rPr>
+        <w:t xml:space="preserve">        return pg_num_rows($result) === 1 ? 'CREATED' : 'DUPLICATE';</w:t>
+      </w:r>
+    </w:p>
+    <w:p>
+      <w:pPr>
+        <w:keepNext/>
+        <w:keepLines/>
+        <w:widowControl/>
+        <w:spacing w:after="0" w:before="0" w:line="240" w:lineRule="auto"/>
+        <w:ind w:firstLine="0" w:left="142" w:right="85"/>
+        <w:jc w:val="left"/>
+      </w:pPr>
+      <w:r>
+        <w:rPr>
+          <w:rFonts w:ascii="Times New Roman" w:hAnsi="Times New Roman"/>
+          <w:b w:val="0"/>
+          <w:sz w:val="26"/>
+        </w:rPr>
+        <w:t xml:space="preserve">    }</w:t>
+      </w:r>
+    </w:p>
+    <w:p>
+      <w:pPr>
+        <w:keepNext/>
+        <w:keepLines/>
+        <w:widowControl/>
+        <w:spacing w:after="0" w:before="0" w:line="240" w:lineRule="auto"/>
+        <w:ind w:firstLine="0" w:left="142" w:right="85"/>
+        <w:jc w:val="left"/>
+      </w:pPr>
+      <w:r>
+        <w:rPr>
+          <w:rFonts w:ascii="Times New Roman" w:hAnsi="Times New Roman"/>
+          <w:b w:val="0"/>
+          <w:sz w:val="26"/>
+        </w:rPr>
+        <w:t xml:space="preserve">    public function listForEvent(int $eventId): array {</w:t>
+      </w:r>
+    </w:p>
+    <w:p>
+      <w:pPr>
+        <w:keepNext/>
+        <w:keepLines/>
+        <w:widowControl/>
+        <w:spacing w:after="0" w:before="0" w:line="240" w:lineRule="auto"/>
+        <w:ind w:firstLine="0" w:left="142" w:right="85"/>
+        <w:jc w:val="left"/>
+      </w:pPr>
+      <w:r>
+        <w:rPr>
+          <w:rFonts w:ascii="Times New Roman" w:hAnsi="Times New Roman"/>
+          <w:b w:val="0"/>
+          <w:sz w:val="26"/>
+        </w:rPr>
+        <w:t xml:space="preserve">        $result = queryParams($this-&gt;connection,</w:t>
+      </w:r>
+    </w:p>
+    <w:p>
+      <w:pPr>
+        <w:keepNext/>
+        <w:keepLines/>
+        <w:widowControl/>
+        <w:spacing w:after="0" w:before="0" w:line="240" w:lineRule="auto"/>
+        <w:ind w:firstLine="0" w:left="142" w:right="85"/>
+        <w:jc w:val="left"/>
+      </w:pPr>
+      <w:r>
+        <w:rPr>
+          <w:rFonts w:ascii="Times New Roman" w:hAnsi="Times New Roman"/>
+          <w:b w:val="0"/>
+          <w:sz w:val="26"/>
+        </w:rPr>
+        <w:t xml:space="preserve">            'SELECT id,event_id,name,email FROM registrations WHERE event_id=$1 ORDER BY id',</w:t>
+      </w:r>
+    </w:p>
+    <w:p>
+      <w:pPr>
+        <w:keepNext/>
+        <w:keepLines/>
+        <w:widowControl/>
+        <w:spacing w:after="0" w:before="0" w:line="240" w:lineRule="auto"/>
+        <w:ind w:firstLine="0" w:left="142" w:right="85"/>
+        <w:jc w:val="left"/>
+      </w:pPr>
+      <w:r>
+        <w:rPr>
+          <w:rFonts w:ascii="Times New Roman" w:hAnsi="Times New Roman"/>
+          <w:b w:val="0"/>
+          <w:sz w:val="26"/>
+        </w:rPr>
+        <w:t xml:space="preserve">            [$eventId]);</w:t>
+      </w:r>
+    </w:p>
+    <w:p>
+      <w:pPr>
+        <w:keepNext/>
+        <w:keepLines/>
+        <w:widowControl/>
+        <w:spacing w:after="0" w:before="0" w:line="240" w:lineRule="auto"/>
+        <w:ind w:firstLine="0" w:left="142" w:right="85"/>
+        <w:jc w:val="left"/>
+      </w:pPr>
+      <w:r>
+        <w:rPr>
+          <w:rFonts w:ascii="Times New Roman" w:hAnsi="Times New Roman"/>
+          <w:b w:val="0"/>
+          <w:sz w:val="26"/>
+        </w:rPr>
+        <w:t xml:space="preserve">        return pg_fetch_all($result) ?: [];</w:t>
       </w:r>
     </w:p>
     <w:p>
@@ -2315,29 +3495,8 @@
           <w:color w:val="000000"/>
           <w:sz w:val="26"/>
         </w:rPr>
-        <w:t>Lớp là nơi nhóm các phương thức liên quan; trong bài này chỉ cần một phương thức canRegister. public cho phép gọi phương thức từ nơi khác. final không cho lớp khác kế thừa lớp này; bài không yêu cầu thiết kế kế thừa. declare(strict_types=1) bật kiểm tra kiểu nghiêm ngặt cho các lời gọi có kiểu trong tệp; dữ liệu form dạng chuỗi khi nhận dữ liệu Form vẫn phải được kiểm tra và chuyển đổi trước khi sử dụng.</w:t>
-      </w:r>
-    </w:p>
-    <w:p>
-      <w:pPr>
-        <w:keepNext/>
-        <w:widowControl/>
-      </w:pPr>
-      <w:r>
-        <w:rPr>
-          <w:rFonts w:ascii="Times New Roman" w:hAnsi="Times New Roman"/>
-          <w:b w:val="0"/>
-          <w:sz w:val="26"/>
-        </w:rPr>
-        <w:t>Kiểm tra kết quả bước 3:</w:t>
-      </w:r>
-    </w:p>
-    <w:p>
-      <w:pPr>
-        <w:widowControl/>
-        <w:ind w:firstLine="0" w:left="0"/>
-        <w:jc w:val="left"/>
-      </w:pPr>
+        <w:t>Giải thích phương thức `save`:</w:t>
+      </w:r>
       <w:r>
         <w:rPr>
           <w:rFonts w:ascii="Times New Roman" w:hAnsi="Times New Roman"/>
@@ -2345,7 +3504,7 @@
           <w:color w:val="000000"/>
           <w:sz w:val="26"/>
         </w:rPr>
-        <w:t>[</w:t>
+        <w:t xml:space="preserve"> chuẩn hóa email theo quy ước mẫu; kiểm tra dữ liệu; truyền ba giá trị vào SQL; lấy ID vừa tạo. </w:t>
       </w:r>
       <w:r>
         <w:rPr>
@@ -2354,7 +3513,200 @@
           <w:color w:val="000000"/>
           <w:sz w:val="26"/>
         </w:rPr>
-        <w:t xml:space="preserve"> ] Lớp CapacityPolicy chỉ xử lý quy tắc, chưa cần HTML hoặc database.</w:t>
+        <w:t>ON CONFLICT (event_id,email) DO NOTHING</w:t>
+      </w:r>
+      <w:r>
+        <w:rPr>
+          <w:rFonts w:ascii="Times New Roman" w:hAnsi="Times New Roman"/>
+          <w:b w:val="0"/>
+          <w:color w:val="000000"/>
+          <w:sz w:val="26"/>
+        </w:rPr>
+        <w:t xml:space="preserve"> không chèn khi trùng cặp khóa; </w:t>
+      </w:r>
+      <w:r>
+        <w:rPr>
+          <w:rFonts w:ascii="Times New Roman" w:hAnsi="Times New Roman"/>
+          <w:b w:val="0"/>
+          <w:color w:val="000000"/>
+          <w:sz w:val="26"/>
+        </w:rPr>
+        <w:t>RETURNING id</w:t>
+      </w:r>
+      <w:r>
+        <w:rPr>
+          <w:rFonts w:ascii="Times New Roman" w:hAnsi="Times New Roman"/>
+          <w:b w:val="0"/>
+          <w:color w:val="000000"/>
+          <w:sz w:val="26"/>
+        </w:rPr>
+        <w:t xml:space="preserve"> trả một hàng khi tạo được. Từ đó phương thức phân biệt </w:t>
+      </w:r>
+      <w:r>
+        <w:rPr>
+          <w:rFonts w:ascii="Times New Roman" w:hAnsi="Times New Roman"/>
+          <w:b w:val="0"/>
+          <w:color w:val="000000"/>
+          <w:sz w:val="26"/>
+        </w:rPr>
+        <w:t>CREATED</w:t>
+      </w:r>
+      <w:r>
+        <w:rPr>
+          <w:rFonts w:ascii="Times New Roman" w:hAnsi="Times New Roman"/>
+          <w:b w:val="0"/>
+          <w:color w:val="000000"/>
+          <w:sz w:val="26"/>
+        </w:rPr>
+        <w:t xml:space="preserve"> với </w:t>
+      </w:r>
+      <w:r>
+        <w:rPr>
+          <w:rFonts w:ascii="Times New Roman" w:hAnsi="Times New Roman"/>
+          <w:b w:val="0"/>
+          <w:color w:val="000000"/>
+          <w:sz w:val="26"/>
+        </w:rPr>
+        <w:t>DUPLICATE</w:t>
+      </w:r>
+      <w:r>
+        <w:rPr>
+          <w:rFonts w:ascii="Times New Roman" w:hAnsi="Times New Roman"/>
+          <w:b w:val="0"/>
+          <w:color w:val="000000"/>
+          <w:sz w:val="26"/>
+        </w:rPr>
+        <w:t>.</w:t>
+      </w:r>
+    </w:p>
+    <w:p>
+      <w:pPr>
+        <w:widowControl/>
+      </w:pPr>
+      <w:r>
+        <w:rPr>
+          <w:rFonts w:ascii="Times New Roman" w:hAnsi="Times New Roman"/>
+          <w:b w:val="0"/>
+          <w:color w:val="000000"/>
+          <w:sz w:val="26"/>
+        </w:rPr>
+        <w:t>Chỉ kiểm tra trùng bằng SELECT trước INSERT chưa bảo vệ được tình huống hai request cùng kiểm tra trước khi một request kịp chèn. Vì vậy ràng buộc duy nhất cần nằm trong CSDL. Bài này không giải quyết tất cả các trường hợp đồng thời của hệ thống sự kiện.</w:t>
+      </w:r>
+    </w:p>
+    <w:p>
+      <w:pPr>
+        <w:widowControl/>
+      </w:pPr>
+      <w:r>
+        <w:rPr>
+          <w:rFonts w:ascii="Times New Roman" w:hAnsi="Times New Roman"/>
+          <w:b w:val="0"/>
+          <w:color w:val="000000"/>
+          <w:sz w:val="26"/>
+        </w:rPr>
+        <w:t>Giải thích phương thức `listForEvent`:</w:t>
+      </w:r>
+      <w:r>
+        <w:rPr>
+          <w:rFonts w:ascii="Times New Roman" w:hAnsi="Times New Roman"/>
+          <w:b w:val="0"/>
+          <w:color w:val="000000"/>
+          <w:sz w:val="26"/>
+        </w:rPr>
+        <w:t xml:space="preserve"> lọc theo </w:t>
+      </w:r>
+      <w:r>
+        <w:rPr>
+          <w:rFonts w:ascii="Times New Roman" w:hAnsi="Times New Roman"/>
+          <w:b w:val="0"/>
+          <w:color w:val="000000"/>
+          <w:sz w:val="26"/>
+        </w:rPr>
+        <w:t>$1</w:t>
+      </w:r>
+      <w:r>
+        <w:rPr>
+          <w:rFonts w:ascii="Times New Roman" w:hAnsi="Times New Roman"/>
+          <w:b w:val="0"/>
+          <w:color w:val="000000"/>
+          <w:sz w:val="26"/>
+        </w:rPr>
+        <w:t xml:space="preserve">, sắp xếp ID để kết quả ổn định và trả mảng. Định nghĩa </w:t>
+      </w:r>
+      <w:r>
+        <w:rPr>
+          <w:rFonts w:ascii="Times New Roman" w:hAnsi="Times New Roman"/>
+          <w:b w:val="0"/>
+          <w:color w:val="000000"/>
+          <w:sz w:val="26"/>
+        </w:rPr>
+        <w:t>private ... $connection</w:t>
+      </w:r>
+      <w:r>
+        <w:rPr>
+          <w:rFonts w:ascii="Times New Roman" w:hAnsi="Times New Roman"/>
+          <w:b w:val="0"/>
+          <w:color w:val="000000"/>
+          <w:sz w:val="26"/>
+        </w:rPr>
+        <w:t xml:space="preserve"> trong tham số constructor là cách PHP khai báo/gán thuộc tính; có thể hiểu tương đương khai báo thuộc tính riêng rồi gán </w:t>
+      </w:r>
+      <w:r>
+        <w:rPr>
+          <w:rFonts w:ascii="Times New Roman" w:hAnsi="Times New Roman"/>
+          <w:b w:val="0"/>
+          <w:color w:val="000000"/>
+          <w:sz w:val="26"/>
+        </w:rPr>
+        <w:t>$this-&gt;connection</w:t>
+      </w:r>
+      <w:r>
+        <w:rPr>
+          <w:rFonts w:ascii="Times New Roman" w:hAnsi="Times New Roman"/>
+          <w:b w:val="0"/>
+          <w:color w:val="000000"/>
+          <w:sz w:val="26"/>
+        </w:rPr>
+        <w:t xml:space="preserve"> trong hàm khởi tạo.</w:t>
+      </w:r>
+    </w:p>
+    <w:p>
+      <w:pPr>
+        <w:keepNext/>
+        <w:widowControl/>
+      </w:pPr>
+      <w:r>
+        <w:rPr>
+          <w:rFonts w:ascii="Times New Roman" w:hAnsi="Times New Roman"/>
+          <w:b w:val="0"/>
+          <w:sz w:val="26"/>
+        </w:rPr>
+        <w:t>Kiểm tra kết quả bước 3:</w:t>
+      </w:r>
+    </w:p>
+    <w:p>
+      <w:pPr>
+        <w:widowControl/>
+        <w:ind w:firstLine="0" w:left="0"/>
+        <w:jc w:val="left"/>
+      </w:pPr>
+      <w:r>
+        <w:rPr>
+          <w:rFonts w:ascii="Times New Roman" w:hAnsi="Times New Roman"/>
+          <w:b w:val="0"/>
+          <w:color w:val="000000"/>
+          <w:sz w:val="26"/>
+        </w:rPr>
+        <w:t>[</w:t>
+      </w:r>
+      <w:r>
+        <w:rPr>
+          <w:rFonts w:ascii="Times New Roman" w:hAnsi="Times New Roman"/>
+          <w:b w:val="0"/>
+          <w:color w:val="000000"/>
+          <w:sz w:val="26"/>
+        </w:rPr>
+        <w:t xml:space="preserve"> ] save trả CREATED hoặc DUPLICATE; lỗi không thuộc trùng khóa không được coi là DUPLICATE.</w:t>
       </w:r>
     </w:p>
     <w:p>
@@ -2370,7 +3722,7 @@
           <w:color w:val="000000"/>
           <w:sz w:val="26"/>
         </w:rPr>
-        <w:t>Bước 4. Tạo chương trình sử dụng lớp</w:t>
+        <w:t>Bước 4. Tạo chương trình demo trước khi nối giao diện</w:t>
       </w:r>
     </w:p>
     <w:p>
@@ -2382,28 +3734,9 @@
         <w:rPr>
           <w:rFonts w:ascii="Times New Roman" w:hAnsi="Times New Roman"/>
           <w:b w:val="0"/>
-          <w:color w:val="000000"/>
           <w:sz w:val="26"/>
         </w:rPr>
-        <w:t xml:space="preserve">Mở </w:t>
-      </w:r>
-      <w:r>
-        <w:rPr>
-          <w:rFonts w:ascii="Times New Roman" w:hAnsi="Times New Roman"/>
-          <w:b w:val="0"/>
-          <w:color w:val="000000"/>
-          <w:sz w:val="26"/>
-        </w:rPr>
-        <w:t>demo.php</w:t>
-      </w:r>
-      <w:r>
-        <w:rPr>
-          <w:rFonts w:ascii="Times New Roman" w:hAnsi="Times New Roman"/>
-          <w:b w:val="0"/>
-          <w:color w:val="000000"/>
-          <w:sz w:val="26"/>
-        </w:rPr>
-        <w:t xml:space="preserve"> ở gốc bài làm:</w:t>
+        <w:t>Mở demo-db.php và đối chiếu với mã dưới đây. Nếu viết lại tệp, thay nội dung hiện tại; tránh khai báo trùng hàm hoặc lớp:</w:t>
       </w:r>
     </w:p>
     <w:p>
@@ -2426,6 +3759,114 @@
     </w:p>
     <w:p>
       <w:pPr>
+        <w:keepNext/>
+        <w:keepLines/>
+        <w:widowControl/>
+        <w:spacing w:after="0" w:before="0" w:line="240" w:lineRule="auto"/>
+        <w:ind w:firstLine="0" w:left="142" w:right="85"/>
+        <w:jc w:val="left"/>
+      </w:pPr>
+      <w:r>
+        <w:rPr>
+          <w:rFonts w:ascii="Times New Roman" w:hAnsi="Times New Roman"/>
+          <w:b w:val="0"/>
+          <w:sz w:val="26"/>
+        </w:rPr>
+        <w:t>require __DIR__.'/src/RegistrationRepository.php';</w:t>
+      </w:r>
+    </w:p>
+    <w:p>
+      <w:pPr>
+        <w:keepNext/>
+        <w:keepLines/>
+        <w:widowControl/>
+        <w:spacing w:after="0" w:before="0" w:line="240" w:lineRule="auto"/>
+        <w:ind w:firstLine="0" w:left="142" w:right="85"/>
+        <w:jc w:val="left"/>
+      </w:pPr>
+      <w:r>
+        <w:rPr>
+          <w:rFonts w:ascii="Times New Roman" w:hAnsi="Times New Roman"/>
+          <w:b w:val="0"/>
+          <w:sz w:val="26"/>
+        </w:rPr>
+        <w:t>try {</w:t>
+      </w:r>
+    </w:p>
+    <w:p>
+      <w:pPr>
+        <w:keepNext/>
+        <w:keepLines/>
+        <w:widowControl/>
+        <w:spacing w:after="0" w:before="0" w:line="240" w:lineRule="auto"/>
+        <w:ind w:firstLine="0" w:left="142" w:right="85"/>
+        <w:jc w:val="left"/>
+      </w:pPr>
+      <w:r>
+        <w:rPr>
+          <w:rFonts w:ascii="Times New Roman" w:hAnsi="Times New Roman"/>
+          <w:b w:val="0"/>
+          <w:sz w:val="26"/>
+        </w:rPr>
+        <w:t xml:space="preserve">    $repo = new RegistrationRepository(db());</w:t>
+      </w:r>
+    </w:p>
+    <w:p>
+      <w:pPr>
+        <w:keepNext/>
+        <w:keepLines/>
+        <w:widowControl/>
+        <w:spacing w:after="0" w:before="0" w:line="240" w:lineRule="auto"/>
+        <w:ind w:firstLine="0" w:left="142" w:right="85"/>
+        <w:jc w:val="left"/>
+      </w:pPr>
+      <w:r>
+        <w:rPr>
+          <w:rFonts w:ascii="Times New Roman" w:hAnsi="Times New Roman"/>
+          <w:b w:val="0"/>
+          <w:sz w:val="26"/>
+        </w:rPr>
+        <w:t xml:space="preserve">    echo $repo-&gt;save(1, "O'Neil Demo", 'demo@example.test') . "\n";</w:t>
+      </w:r>
+    </w:p>
+    <w:p>
+      <w:pPr>
+        <w:keepNext/>
+        <w:keepLines/>
+        <w:widowControl/>
+        <w:spacing w:after="0" w:before="0" w:line="240" w:lineRule="auto"/>
+        <w:ind w:firstLine="0" w:left="142" w:right="85"/>
+        <w:jc w:val="left"/>
+      </w:pPr>
+      <w:r>
+        <w:rPr>
+          <w:rFonts w:ascii="Times New Roman" w:hAnsi="Times New Roman"/>
+          <w:b w:val="0"/>
+          <w:sz w:val="26"/>
+        </w:rPr>
+        <w:t xml:space="preserve">    echo json_encode($repo-&gt;listForEvent(1), JSON_PRETTY_PRINT | JSON_UNESCAPED_UNICODE) . "\n";</w:t>
+      </w:r>
+    </w:p>
+    <w:p>
+      <w:pPr>
+        <w:keepNext/>
+        <w:keepLines/>
+        <w:widowControl/>
+        <w:spacing w:after="0" w:before="0" w:line="240" w:lineRule="auto"/>
+        <w:ind w:firstLine="0" w:left="142" w:right="85"/>
+        <w:jc w:val="left"/>
+      </w:pPr>
+      <w:r>
+        <w:rPr>
+          <w:rFonts w:ascii="Times New Roman" w:hAnsi="Times New Roman"/>
+          <w:b w:val="0"/>
+          <w:sz w:val="26"/>
+        </w:rPr>
+        <w:t>} catch (Throwable $e) {</w:t>
+      </w:r>
+    </w:p>
+    <w:p>
+      <w:pPr>
         <w:keepNext w:val="0"/>
         <w:keepLines/>
         <w:widowControl/>
@@ -2439,11 +3880,44 @@
           <w:b w:val="0"/>
           <w:sz w:val="26"/>
         </w:rPr>
-        <w:t>require __DIR__ . '/src/CapacityPolicy.php';</w:t>
+        <w:t xml:space="preserve">    fwrite(STDERR, 'Database demo failed. Check lab configuration.\n'); exit(1);</w:t>
       </w:r>
     </w:p>
     <w:p>
       <w:pPr>
+        <w:widowControl/>
+        <w:spacing w:after="120" w:before="0" w:line="240" w:lineRule="auto"/>
+        <w:ind w:firstLine="0" w:left="142" w:right="85"/>
+        <w:jc w:val="left"/>
+      </w:pPr>
+      <w:r>
+        <w:rPr>
+          <w:rFonts w:ascii="Times New Roman" w:hAnsi="Times New Roman"/>
+          <w:b w:val="0"/>
+          <w:sz w:val="26"/>
+        </w:rPr>
+        <w:t>}</w:t>
+      </w:r>
+    </w:p>
+    <w:p>
+      <w:pPr>
+        <w:keepNext/>
+        <w:widowControl/>
+      </w:pPr>
+      <w:r>
+        <w:rPr>
+          <w:rFonts w:ascii="Times New Roman" w:hAnsi="Times New Roman"/>
+          <w:b w:val="0"/>
+          <w:color w:val="000000"/>
+          <w:sz w:val="26"/>
+        </w:rPr>
+        <w:t>Trong terminal tại Ma_nguon, sau khi đã lưu cấu hình, chạy hai lần:</w:t>
+      </w:r>
+    </w:p>
+    <w:p>
+      <w:pPr>
+        <w:keepNext w:val="0"/>
+        <w:keepLines/>
         <w:widowControl/>
         <w:spacing w:after="0" w:before="0" w:line="240" w:lineRule="auto"/>
         <w:ind w:firstLine="0" w:left="142" w:right="85"/>
@@ -2455,7 +3929,106 @@
           <w:b w:val="0"/>
           <w:sz w:val="26"/>
         </w:rPr>
-        <w:t xml:space="preserve"> </w:t>
+        <w:t>php demo-db.php</w:t>
+      </w:r>
+    </w:p>
+    <w:p>
+      <w:pPr>
+        <w:widowControl/>
+        <w:spacing w:after="120" w:before="0" w:line="240" w:lineRule="auto"/>
+        <w:ind w:firstLine="0" w:left="142" w:right="85"/>
+        <w:jc w:val="left"/>
+      </w:pPr>
+      <w:r>
+        <w:rPr>
+          <w:rFonts w:ascii="Times New Roman" w:hAnsi="Times New Roman"/>
+          <w:b w:val="0"/>
+          <w:sz w:val="26"/>
+        </w:rPr>
+        <w:t>php demo-db.php</w:t>
+      </w:r>
+    </w:p>
+    <w:p>
+      <w:pPr>
+        <w:widowControl/>
+      </w:pPr>
+      <w:r>
+        <w:rPr>
+          <w:rFonts w:ascii="Times New Roman" w:hAnsi="Times New Roman"/>
+          <w:b w:val="0"/>
+          <w:color w:val="000000"/>
+          <w:sz w:val="26"/>
+        </w:rPr>
+        <w:t xml:space="preserve">Với database mới, lần đầu có </w:t>
+      </w:r>
+      <w:r>
+        <w:rPr>
+          <w:rFonts w:ascii="Times New Roman" w:hAnsi="Times New Roman"/>
+          <w:b w:val="0"/>
+          <w:color w:val="000000"/>
+          <w:sz w:val="26"/>
+        </w:rPr>
+        <w:t>CREATED</w:t>
+      </w:r>
+      <w:r>
+        <w:rPr>
+          <w:rFonts w:ascii="Times New Roman" w:hAnsi="Times New Roman"/>
+          <w:b w:val="0"/>
+          <w:color w:val="000000"/>
+          <w:sz w:val="26"/>
+        </w:rPr>
+        <w:t xml:space="preserve">; lần hai có </w:t>
+      </w:r>
+      <w:r>
+        <w:rPr>
+          <w:rFonts w:ascii="Times New Roman" w:hAnsi="Times New Roman"/>
+          <w:b w:val="0"/>
+          <w:color w:val="000000"/>
+          <w:sz w:val="26"/>
+        </w:rPr>
+        <w:t>DUPLICATE</w:t>
+      </w:r>
+      <w:r>
+        <w:rPr>
+          <w:rFonts w:ascii="Times New Roman" w:hAnsi="Times New Roman"/>
+          <w:b w:val="0"/>
+          <w:color w:val="000000"/>
+          <w:sz w:val="26"/>
+        </w:rPr>
+        <w:t xml:space="preserve">. Phần JSON in danh sách của sự kiện 1. Nếu dữ liệu demo đã tồn tại, cả hai có thể là </w:t>
+      </w:r>
+      <w:r>
+        <w:rPr>
+          <w:rFonts w:ascii="Times New Roman" w:hAnsi="Times New Roman"/>
+          <w:b w:val="0"/>
+          <w:color w:val="000000"/>
+          <w:sz w:val="26"/>
+        </w:rPr>
+        <w:t>DUPLICATE</w:t>
+      </w:r>
+      <w:r>
+        <w:rPr>
+          <w:rFonts w:ascii="Times New Roman" w:hAnsi="Times New Roman"/>
+          <w:b w:val="0"/>
+          <w:color w:val="000000"/>
+          <w:sz w:val="26"/>
+        </w:rPr>
+        <w:t>; đó không phải lỗi.</w:t>
+      </w:r>
+    </w:p>
+    <w:p>
+      <w:pPr>
+        <w:keepNext/>
+        <w:widowControl/>
+      </w:pPr>
+      <w:r>
+        <w:rPr>
+          <w:rFonts w:ascii="Times New Roman" w:hAnsi="Times New Roman"/>
+          <w:b w:val="0"/>
+          <w:color w:val="000000"/>
+          <w:sz w:val="26"/>
+        </w:rPr>
+        <w:t>Kiểm tra bằng SQL, không chỉ nhìn thông báo PHP:</w:t>
       </w:r>
     </w:p>
     <w:p>
@@ -2473,79 +4046,7 @@
           <w:b w:val="0"/>
           <w:sz w:val="26"/>
         </w:rPr>
-        <w:t>$policy = new CapacityPolicy();</w:t>
-      </w:r>
-    </w:p>
-    <w:p>
-      <w:pPr>
-        <w:keepNext/>
-        <w:keepLines/>
-        <w:widowControl/>
-        <w:spacing w:after="0" w:before="0" w:line="240" w:lineRule="auto"/>
-        <w:ind w:firstLine="0" w:left="142" w:right="85"/>
-        <w:jc w:val="left"/>
-      </w:pPr>
-      <w:r>
-        <w:rPr>
-          <w:rFonts w:ascii="Times New Roman" w:hAnsi="Times New Roman"/>
-          <w:b w:val="0"/>
-          <w:sz w:val="26"/>
-        </w:rPr>
-        <w:t>$available = $policy-&gt;canRegister(10, 9);</w:t>
-      </w:r>
-    </w:p>
-    <w:p>
-      <w:pPr>
-        <w:keepNext/>
-        <w:keepLines/>
-        <w:widowControl/>
-        <w:spacing w:after="0" w:before="0" w:line="240" w:lineRule="auto"/>
-        <w:ind w:firstLine="0" w:left="142" w:right="85"/>
-        <w:jc w:val="left"/>
-      </w:pPr>
-      <w:r>
-        <w:rPr>
-          <w:rFonts w:ascii="Times New Roman" w:hAnsi="Times New Roman"/>
-          <w:b w:val="0"/>
-          <w:sz w:val="26"/>
-        </w:rPr>
-        <w:t>if ($available) {</w:t>
-      </w:r>
-    </w:p>
-    <w:p>
-      <w:pPr>
-        <w:keepNext/>
-        <w:keepLines/>
-        <w:widowControl/>
-        <w:spacing w:after="0" w:before="0" w:line="240" w:lineRule="auto"/>
-        <w:ind w:firstLine="0" w:left="142" w:right="85"/>
-        <w:jc w:val="left"/>
-      </w:pPr>
-      <w:r>
-        <w:rPr>
-          <w:rFonts w:ascii="Times New Roman" w:hAnsi="Times New Roman"/>
-          <w:b w:val="0"/>
-          <w:sz w:val="26"/>
-        </w:rPr>
-        <w:t xml:space="preserve">    echo "AVAILABLE\n";</w:t>
-      </w:r>
-    </w:p>
-    <w:p>
-      <w:pPr>
-        <w:keepNext/>
-        <w:keepLines/>
-        <w:widowControl/>
-        <w:spacing w:after="0" w:before="0" w:line="240" w:lineRule="auto"/>
-        <w:ind w:firstLine="0" w:left="142" w:right="85"/>
-        <w:jc w:val="left"/>
-      </w:pPr>
-      <w:r>
-        <w:rPr>
-          <w:rFonts w:ascii="Times New Roman" w:hAnsi="Times New Roman"/>
-          <w:b w:val="0"/>
-          <w:sz w:val="26"/>
-        </w:rPr>
-        <w:t>} else {</w:t>
+        <w:t>bash lab.sh sql</w:t>
       </w:r>
     </w:p>
     <w:p>
@@ -2563,7 +4064,7 @@
           <w:b w:val="0"/>
           <w:sz w:val="26"/>
         </w:rPr>
-        <w:t xml:space="preserve">    echo "FULL\n";</w:t>
+        <w:t>SELECT event_id,email,COUNT(*) FROM registrations GROUP BY event_id,email;</w:t>
       </w:r>
     </w:p>
     <w:p>
@@ -2579,12 +4080,41 @@
           <w:b w:val="0"/>
           <w:sz w:val="26"/>
         </w:rPr>
-        <w:t>}</w:t>
+        <w:t>\q</w:t>
       </w:r>
     </w:p>
     <w:p>
       <w:pPr>
         <w:widowControl/>
+      </w:pPr>
+      <w:r>
+        <w:rPr>
+          <w:rFonts w:ascii="Times New Roman" w:hAnsi="Times New Roman"/>
+          <w:b w:val="0"/>
+          <w:sz w:val="26"/>
+        </w:rPr>
+        <w:t>Truy vấn cần cho thấy đúng một bản ghi của demo@example.test tại sự kiện 1. Đối chiếu số hàng trong cơ sở dữ liệu với thông báo của chương trình.</w:t>
+      </w:r>
+    </w:p>
+    <w:p>
+      <w:pPr>
+        <w:keepNext/>
+        <w:widowControl/>
+      </w:pPr>
+      <w:r>
+        <w:rPr>
+          <w:rFonts w:ascii="Times New Roman" w:hAnsi="Times New Roman"/>
+          <w:b w:val="0"/>
+          <w:sz w:val="26"/>
+        </w:rPr>
+        <w:t>Kiểm tra kết quả bước 4:</w:t>
+      </w:r>
+    </w:p>
+    <w:p>
+      <w:pPr>
+        <w:widowControl/>
+        <w:ind w:firstLine="0" w:left="0"/>
+        <w:jc w:val="left"/>
       </w:pPr>
       <w:r>
         <w:rPr>
@@ -2593,7 +4123,7 @@
           <w:color w:val="000000"/>
           <w:sz w:val="26"/>
         </w:rPr>
-        <w:t>require</w:t>
+        <w:t>[</w:t>
       </w:r>
       <w:r>
         <w:rPr>
@@ -2602,8 +4132,689 @@
           <w:color w:val="000000"/>
           <w:sz w:val="26"/>
         </w:rPr>
-        <w:t xml:space="preserve"> nạp tệp định nghĩa lớp; </w:t>
-      </w:r>
+        <w:t xml:space="preserve"> ] Chạy demo hai lần có đúng một hàng theo cặp sự kiện–email; có SELECT kiểm chứng.</w:t>
+      </w:r>
+    </w:p>
+    <w:p>
+      <w:pPr>
+        <w:pStyle w:val="Heading3"/>
+        <w:keepNext/>
+        <w:widowControl/>
+      </w:pPr>
+      <w:r>
+        <w:rPr>
+          <w:rFonts w:ascii="Times New Roman" w:hAnsi="Times New Roman"/>
+          <w:b/>
+          <w:color w:val="000000"/>
+          <w:sz w:val="26"/>
+        </w:rPr>
+        <w:t>Bước 5. Nối bước xác nhận với lớp lưu dữ liệu</w:t>
+      </w:r>
+    </w:p>
+    <w:p>
+      <w:pPr>
+        <w:keepNext/>
+        <w:widowControl/>
+      </w:pPr>
+      <w:r>
+        <w:rPr>
+          <w:rFonts w:ascii="Times New Roman" w:hAnsi="Times New Roman"/>
+          <w:b w:val="0"/>
+          <w:sz w:val="26"/>
+        </w:rPr>
+        <w:t>Mở public/complete.php và đối chiếu nội dung dưới đây. Các trang nhập và xác nhận đã có đầy đủ trong Ma_nguon của bài:</w:t>
+      </w:r>
+    </w:p>
+    <w:p>
+      <w:pPr>
+        <w:keepNext w:val="0"/>
+        <w:keepLines w:val="0"/>
+        <w:widowControl/>
+        <w:spacing w:after="0" w:before="0" w:line="240" w:lineRule="auto"/>
+        <w:ind w:firstLine="0" w:left="142" w:right="85"/>
+        <w:jc w:val="left"/>
+      </w:pPr>
+      <w:r>
+        <w:rPr>
+          <w:rFonts w:ascii="Consolas" w:hAnsi="Consolas"/>
+          <w:sz w:val="17"/>
+        </w:rPr>
+        <w:t>&lt;?php</w:t>
+      </w:r>
+    </w:p>
+    <w:p>
+      <w:pPr>
+        <w:keepNext w:val="0"/>
+        <w:keepLines w:val="0"/>
+        <w:widowControl/>
+        <w:spacing w:after="0" w:before="0" w:line="240" w:lineRule="auto"/>
+        <w:ind w:firstLine="0" w:left="142" w:right="85"/>
+        <w:jc w:val="left"/>
+      </w:pPr>
+      <w:r>
+        <w:rPr>
+          <w:rFonts w:ascii="Consolas" w:hAnsi="Consolas"/>
+          <w:sz w:val="17"/>
+        </w:rPr>
+        <w:t>require __DIR__.'/../src/Session.php';</w:t>
+      </w:r>
+    </w:p>
+    <w:p>
+      <w:pPr>
+        <w:keepNext w:val="0"/>
+        <w:keepLines w:val="0"/>
+        <w:widowControl/>
+        <w:spacing w:after="0" w:before="0" w:line="240" w:lineRule="auto"/>
+        <w:ind w:firstLine="0" w:left="142" w:right="85"/>
+        <w:jc w:val="left"/>
+      </w:pPr>
+      <w:r>
+        <w:rPr>
+          <w:rFonts w:ascii="Consolas" w:hAnsi="Consolas"/>
+          <w:sz w:val="17"/>
+        </w:rPr>
+        <w:t>require __DIR__.'/../src/Input.php';</w:t>
+      </w:r>
+    </w:p>
+    <w:p>
+      <w:pPr>
+        <w:keepNext w:val="0"/>
+        <w:keepLines w:val="0"/>
+        <w:widowControl/>
+        <w:spacing w:after="0" w:before="0" w:line="240" w:lineRule="auto"/>
+        <w:ind w:firstLine="0" w:left="142" w:right="85"/>
+        <w:jc w:val="left"/>
+      </w:pPr>
+      <w:r>
+        <w:rPr>
+          <w:rFonts w:ascii="Consolas" w:hAnsi="Consolas"/>
+          <w:sz w:val="17"/>
+        </w:rPr>
+        <w:t>require __DIR__.'/../src/Draft.php';</w:t>
+      </w:r>
+    </w:p>
+    <w:p>
+      <w:pPr>
+        <w:keepNext w:val="0"/>
+        <w:keepLines w:val="0"/>
+        <w:widowControl/>
+        <w:spacing w:after="0" w:before="0" w:line="240" w:lineRule="auto"/>
+        <w:ind w:firstLine="0" w:left="142" w:right="85"/>
+        <w:jc w:val="left"/>
+      </w:pPr>
+      <w:r>
+        <w:rPr>
+          <w:rFonts w:ascii="Consolas" w:hAnsi="Consolas"/>
+          <w:sz w:val="17"/>
+        </w:rPr>
+        <w:t>require __DIR__.'/../src/RegistrationRepository.php';</w:t>
+      </w:r>
+    </w:p>
+    <w:p>
+      <w:pPr>
+        <w:keepNext w:val="0"/>
+        <w:keepLines w:val="0"/>
+        <w:widowControl/>
+        <w:spacing w:after="0" w:before="0" w:line="240" w:lineRule="auto"/>
+        <w:ind w:firstLine="0" w:left="142" w:right="85"/>
+        <w:jc w:val="left"/>
+      </w:pPr>
+      <w:r>
+        <w:rPr>
+          <w:rFonts w:ascii="Consolas" w:hAnsi="Consolas"/>
+          <w:sz w:val="17"/>
+        </w:rPr>
+        <w:t>$error = '';</w:t>
+      </w:r>
+    </w:p>
+    <w:p>
+      <w:pPr>
+        <w:keepNext w:val="0"/>
+        <w:keepLines w:val="0"/>
+        <w:widowControl/>
+        <w:spacing w:after="0" w:before="0" w:line="240" w:lineRule="auto"/>
+        <w:ind w:firstLine="0" w:left="142" w:right="85"/>
+        <w:jc w:val="left"/>
+      </w:pPr>
+      <w:r>
+        <w:rPr>
+          <w:rFonts w:ascii="Consolas" w:hAnsi="Consolas"/>
+          <w:sz w:val="17"/>
+        </w:rPr>
+        <w:t>if ($_SERVER['REQUEST_METHOD'] === 'POST') {</w:t>
+      </w:r>
+    </w:p>
+    <w:p>
+      <w:pPr>
+        <w:keepNext w:val="0"/>
+        <w:keepLines w:val="0"/>
+        <w:widowControl/>
+        <w:spacing w:after="0" w:before="0" w:line="240" w:lineRule="auto"/>
+        <w:ind w:firstLine="0" w:left="142" w:right="85"/>
+        <w:jc w:val="left"/>
+      </w:pPr>
+      <w:r>
+        <w:rPr>
+          <w:rFonts w:ascii="Consolas" w:hAnsi="Consolas"/>
+          <w:sz w:val="17"/>
+        </w:rPr>
+        <w:t xml:space="preserve">    checkCsrf($_POST);</w:t>
+      </w:r>
+    </w:p>
+    <w:p>
+      <w:pPr>
+        <w:keepNext w:val="0"/>
+        <w:keepLines w:val="0"/>
+        <w:widowControl/>
+        <w:spacing w:after="0" w:before="0" w:line="240" w:lineRule="auto"/>
+        <w:ind w:firstLine="0" w:left="142" w:right="85"/>
+        <w:jc w:val="left"/>
+      </w:pPr>
+      <w:r>
+        <w:rPr>
+          <w:rFonts w:ascii="Consolas" w:hAnsi="Consolas"/>
+          <w:sz w:val="17"/>
+        </w:rPr>
+        <w:t xml:space="preserve">    if (draftExpired($_SESSION,time(),1800)) {</w:t>
+      </w:r>
+    </w:p>
+    <w:p>
+      <w:pPr>
+        <w:keepNext w:val="0"/>
+        <w:keepLines w:val="0"/>
+        <w:widowControl/>
+        <w:spacing w:after="0" w:before="0" w:line="240" w:lineRule="auto"/>
+        <w:ind w:firstLine="0" w:left="142" w:right="85"/>
+        <w:jc w:val="left"/>
+      </w:pPr>
+      <w:r>
+        <w:rPr>
+          <w:rFonts w:ascii="Consolas" w:hAnsi="Consolas"/>
+          <w:sz w:val="17"/>
+        </w:rPr>
+        <w:t xml:space="preserve">        cancelDraft($_SESSION); header('Location: /register.php',true,303); exit;</w:t>
+      </w:r>
+    </w:p>
+    <w:p>
+      <w:pPr>
+        <w:keepNext w:val="0"/>
+        <w:keepLines w:val="0"/>
+        <w:widowControl/>
+        <w:spacing w:after="0" w:before="0" w:line="240" w:lineRule="auto"/>
+        <w:ind w:firstLine="0" w:left="142" w:right="85"/>
+        <w:jc w:val="left"/>
+      </w:pPr>
+      <w:r>
+        <w:rPr>
+          <w:rFonts w:ascii="Consolas" w:hAnsi="Consolas"/>
+          <w:sz w:val="17"/>
+        </w:rPr>
+        <w:t xml:space="preserve">    }</w:t>
+      </w:r>
+    </w:p>
+    <w:p>
+      <w:pPr>
+        <w:keepNext w:val="0"/>
+        <w:keepLines w:val="0"/>
+        <w:widowControl/>
+        <w:spacing w:after="0" w:before="0" w:line="240" w:lineRule="auto"/>
+        <w:ind w:firstLine="0" w:left="142" w:right="85"/>
+        <w:jc w:val="left"/>
+      </w:pPr>
+      <w:r>
+        <w:rPr>
+          <w:rFonts w:ascii="Consolas" w:hAnsi="Consolas"/>
+          <w:sz w:val="17"/>
+        </w:rPr>
+        <w:t xml:space="preserve">    try {</w:t>
+      </w:r>
+    </w:p>
+    <w:p>
+      <w:pPr>
+        <w:keepNext w:val="0"/>
+        <w:keepLines w:val="0"/>
+        <w:widowControl/>
+        <w:spacing w:after="0" w:before="0" w:line="240" w:lineRule="auto"/>
+        <w:ind w:firstLine="0" w:left="142" w:right="85"/>
+        <w:jc w:val="left"/>
+      </w:pPr>
+      <w:r>
+        <w:rPr>
+          <w:rFonts w:ascii="Consolas" w:hAnsi="Consolas"/>
+          <w:sz w:val="17"/>
+        </w:rPr>
+        <w:t xml:space="preserve">        $data = $_SESSION['draft']['data'];</w:t>
+      </w:r>
+    </w:p>
+    <w:p>
+      <w:pPr>
+        <w:keepNext w:val="0"/>
+        <w:keepLines w:val="0"/>
+        <w:widowControl/>
+        <w:spacing w:after="0" w:before="0" w:line="240" w:lineRule="auto"/>
+        <w:ind w:firstLine="0" w:left="142" w:right="85"/>
+        <w:jc w:val="left"/>
+      </w:pPr>
+      <w:r>
+        <w:rPr>
+          <w:rFonts w:ascii="Consolas" w:hAnsi="Consolas"/>
+          <w:sz w:val="17"/>
+        </w:rPr>
+        <w:t xml:space="preserve">        $repo = new RegistrationRepository(db());</w:t>
+      </w:r>
+    </w:p>
+    <w:p>
+      <w:pPr>
+        <w:keepNext w:val="0"/>
+        <w:keepLines w:val="0"/>
+        <w:widowControl/>
+        <w:spacing w:after="0" w:before="0" w:line="240" w:lineRule="auto"/>
+        <w:ind w:firstLine="0" w:left="142" w:right="85"/>
+        <w:jc w:val="left"/>
+      </w:pPr>
+      <w:r>
+        <w:rPr>
+          <w:rFonts w:ascii="Consolas" w:hAnsi="Consolas"/>
+          <w:sz w:val="17"/>
+        </w:rPr>
+        <w:t xml:space="preserve">        $_SESSION['completed'] = $repo-&gt;save($data['event_id'],$data['name'],$data['email']);</w:t>
+      </w:r>
+    </w:p>
+    <w:p>
+      <w:pPr>
+        <w:keepNext w:val="0"/>
+        <w:keepLines w:val="0"/>
+        <w:widowControl/>
+        <w:spacing w:after="0" w:before="0" w:line="240" w:lineRule="auto"/>
+        <w:ind w:firstLine="0" w:left="142" w:right="85"/>
+        <w:jc w:val="left"/>
+      </w:pPr>
+      <w:r>
+        <w:rPr>
+          <w:rFonts w:ascii="Consolas" w:hAnsi="Consolas"/>
+          <w:sz w:val="17"/>
+        </w:rPr>
+        <w:t xml:space="preserve">        cancelDraft($_SESSION);</w:t>
+      </w:r>
+    </w:p>
+    <w:p>
+      <w:pPr>
+        <w:keepNext w:val="0"/>
+        <w:keepLines w:val="0"/>
+        <w:widowControl/>
+        <w:spacing w:after="0" w:before="0" w:line="240" w:lineRule="auto"/>
+        <w:ind w:firstLine="0" w:left="142" w:right="85"/>
+        <w:jc w:val="left"/>
+      </w:pPr>
+      <w:r>
+        <w:rPr>
+          <w:rFonts w:ascii="Consolas" w:hAnsi="Consolas"/>
+          <w:sz w:val="17"/>
+        </w:rPr>
+        <w:t xml:space="preserve">        header('Location: /complete.php',true,303); exit;</w:t>
+      </w:r>
+    </w:p>
+    <w:p>
+      <w:pPr>
+        <w:keepNext w:val="0"/>
+        <w:keepLines w:val="0"/>
+        <w:widowControl/>
+        <w:spacing w:after="0" w:before="0" w:line="240" w:lineRule="auto"/>
+        <w:ind w:firstLine="0" w:left="142" w:right="85"/>
+        <w:jc w:val="left"/>
+      </w:pPr>
+      <w:r>
+        <w:rPr>
+          <w:rFonts w:ascii="Consolas" w:hAnsi="Consolas"/>
+          <w:sz w:val="17"/>
+        </w:rPr>
+        <w:t xml:space="preserve">    } catch (Throwable $ex) {</w:t>
+      </w:r>
+    </w:p>
+    <w:p>
+      <w:pPr>
+        <w:keepNext w:val="0"/>
+        <w:keepLines w:val="0"/>
+        <w:widowControl/>
+        <w:spacing w:after="0" w:before="0" w:line="240" w:lineRule="auto"/>
+        <w:ind w:firstLine="0" w:left="142" w:right="85"/>
+        <w:jc w:val="left"/>
+      </w:pPr>
+      <w:r>
+        <w:rPr>
+          <w:rFonts w:ascii="Consolas" w:hAnsi="Consolas"/>
+          <w:sz w:val="17"/>
+        </w:rPr>
+        <w:t xml:space="preserve">        error_log('CommunityPass: registration_save_failed');</w:t>
+      </w:r>
+    </w:p>
+    <w:p>
+      <w:pPr>
+        <w:keepNext w:val="0"/>
+        <w:keepLines w:val="0"/>
+        <w:widowControl/>
+        <w:spacing w:after="0" w:before="0" w:line="240" w:lineRule="auto"/>
+        <w:ind w:firstLine="0" w:left="142" w:right="85"/>
+        <w:jc w:val="left"/>
+      </w:pPr>
+      <w:r>
+        <w:rPr>
+          <w:rFonts w:ascii="Consolas" w:hAnsi="Consolas"/>
+          <w:sz w:val="17"/>
+        </w:rPr>
+        <w:t xml:space="preserve">        http_response_code(503); $error = 'Không lưu được. Bản nháp vẫn được giữ để thử lại.';</w:t>
+      </w:r>
+    </w:p>
+    <w:p>
+      <w:pPr>
+        <w:keepNext w:val="0"/>
+        <w:keepLines w:val="0"/>
+        <w:widowControl/>
+        <w:spacing w:after="0" w:before="0" w:line="240" w:lineRule="auto"/>
+        <w:ind w:firstLine="0" w:left="142" w:right="85"/>
+        <w:jc w:val="left"/>
+      </w:pPr>
+      <w:r>
+        <w:rPr>
+          <w:rFonts w:ascii="Consolas" w:hAnsi="Consolas"/>
+          <w:sz w:val="17"/>
+        </w:rPr>
+        <w:t xml:space="preserve">    }</w:t>
+      </w:r>
+    </w:p>
+    <w:p>
+      <w:pPr>
+        <w:keepNext w:val="0"/>
+        <w:keepLines w:val="0"/>
+        <w:widowControl/>
+        <w:spacing w:after="0" w:before="0" w:line="240" w:lineRule="auto"/>
+        <w:ind w:firstLine="0" w:left="142" w:right="85"/>
+        <w:jc w:val="left"/>
+      </w:pPr>
+      <w:r>
+        <w:rPr>
+          <w:rFonts w:ascii="Consolas" w:hAnsi="Consolas"/>
+          <w:sz w:val="17"/>
+        </w:rPr>
+        <w:t>}</w:t>
+      </w:r>
+    </w:p>
+    <w:p>
+      <w:pPr>
+        <w:keepNext w:val="0"/>
+        <w:keepLines w:val="0"/>
+        <w:widowControl/>
+        <w:spacing w:after="0" w:before="0" w:line="240" w:lineRule="auto"/>
+        <w:ind w:firstLine="0" w:left="142" w:right="85"/>
+        <w:jc w:val="left"/>
+      </w:pPr>
+      <w:r>
+        <w:rPr>
+          <w:rFonts w:ascii="Consolas" w:hAnsi="Consolas"/>
+          <w:sz w:val="17"/>
+        </w:rPr>
+        <w:t>if ($error === '' &amp;&amp; !isset($_SESSION['completed'])) {</w:t>
+      </w:r>
+    </w:p>
+    <w:p>
+      <w:pPr>
+        <w:keepNext w:val="0"/>
+        <w:keepLines w:val="0"/>
+        <w:widowControl/>
+        <w:spacing w:after="0" w:before="0" w:line="240" w:lineRule="auto"/>
+        <w:ind w:firstLine="0" w:left="142" w:right="85"/>
+        <w:jc w:val="left"/>
+      </w:pPr>
+      <w:r>
+        <w:rPr>
+          <w:rFonts w:ascii="Consolas" w:hAnsi="Consolas"/>
+          <w:sz w:val="17"/>
+        </w:rPr>
+        <w:t xml:space="preserve">    header('Location: /register.php',true,303); exit;</w:t>
+      </w:r>
+    </w:p>
+    <w:p>
+      <w:pPr>
+        <w:keepNext w:val="0"/>
+        <w:keepLines w:val="0"/>
+        <w:widowControl/>
+        <w:spacing w:after="0" w:before="0" w:line="240" w:lineRule="auto"/>
+        <w:ind w:firstLine="0" w:left="142" w:right="85"/>
+        <w:jc w:val="left"/>
+      </w:pPr>
+      <w:r>
+        <w:rPr>
+          <w:rFonts w:ascii="Consolas" w:hAnsi="Consolas"/>
+          <w:sz w:val="17"/>
+        </w:rPr>
+        <w:t>}</w:t>
+      </w:r>
+    </w:p>
+    <w:p>
+      <w:pPr>
+        <w:keepNext w:val="0"/>
+        <w:keepLines w:val="0"/>
+        <w:widowControl/>
+        <w:spacing w:after="0" w:before="0" w:line="240" w:lineRule="auto"/>
+        <w:ind w:firstLine="0" w:left="142" w:right="85"/>
+        <w:jc w:val="left"/>
+      </w:pPr>
+      <w:r>
+        <w:rPr>
+          <w:rFonts w:ascii="Consolas" w:hAnsi="Consolas"/>
+          <w:sz w:val="17"/>
+        </w:rPr>
+        <w:t>require __DIR__.'/../templates/header.php';</w:t>
+      </w:r>
+    </w:p>
+    <w:p>
+      <w:pPr>
+        <w:keepNext w:val="0"/>
+        <w:keepLines w:val="0"/>
+        <w:widowControl/>
+        <w:spacing w:after="0" w:before="0" w:line="240" w:lineRule="auto"/>
+        <w:ind w:firstLine="0" w:left="142" w:right="85"/>
+        <w:jc w:val="left"/>
+      </w:pPr>
+      <w:r>
+        <w:rPr>
+          <w:rFonts w:ascii="Consolas" w:hAnsi="Consolas"/>
+          <w:sz w:val="17"/>
+        </w:rPr>
+        <w:t>?&gt;</w:t>
+      </w:r>
+    </w:p>
+    <w:p>
+      <w:pPr>
+        <w:keepNext w:val="0"/>
+        <w:keepLines w:val="0"/>
+        <w:widowControl/>
+        <w:spacing w:after="0" w:before="0" w:line="240" w:lineRule="auto"/>
+        <w:ind w:firstLine="0" w:left="142" w:right="85"/>
+        <w:jc w:val="left"/>
+      </w:pPr>
+      <w:r>
+        <w:rPr>
+          <w:rFonts w:ascii="Consolas" w:hAnsi="Consolas"/>
+          <w:sz w:val="17"/>
+        </w:rPr>
+        <w:t>&lt;div class="page-heading"&gt;</w:t>
+      </w:r>
+    </w:p>
+    <w:p>
+      <w:pPr>
+        <w:keepNext w:val="0"/>
+        <w:keepLines w:val="0"/>
+        <w:widowControl/>
+        <w:spacing w:after="0" w:before="0" w:line="240" w:lineRule="auto"/>
+        <w:ind w:firstLine="0" w:left="142" w:right="85"/>
+        <w:jc w:val="left"/>
+      </w:pPr>
+      <w:r>
+        <w:rPr>
+          <w:rFonts w:ascii="Consolas" w:hAnsi="Consolas"/>
+          <w:sz w:val="17"/>
+        </w:rPr>
+        <w:t>&lt;h1&gt;Kết quả lưu trữ&lt;/h1&gt;</w:t>
+      </w:r>
+    </w:p>
+    <w:p>
+      <w:pPr>
+        <w:keepNext w:val="0"/>
+        <w:keepLines w:val="0"/>
+        <w:widowControl/>
+        <w:spacing w:after="0" w:before="0" w:line="240" w:lineRule="auto"/>
+        <w:ind w:firstLine="0" w:left="142" w:right="85"/>
+        <w:jc w:val="left"/>
+      </w:pPr>
+      <w:r>
+        <w:rPr>
+          <w:rFonts w:ascii="Consolas" w:hAnsi="Consolas"/>
+          <w:sz w:val="17"/>
+        </w:rPr>
+        <w:t>&lt;/div&gt;</w:t>
+      </w:r>
+    </w:p>
+    <w:p>
+      <w:pPr>
+        <w:keepNext w:val="0"/>
+        <w:keepLines w:val="0"/>
+        <w:widowControl/>
+        <w:spacing w:after="0" w:before="0" w:line="240" w:lineRule="auto"/>
+        <w:ind w:firstLine="0" w:left="142" w:right="85"/>
+        <w:jc w:val="left"/>
+      </w:pPr>
+      <w:r>
+        <w:rPr>
+          <w:rFonts w:ascii="Consolas" w:hAnsi="Consolas"/>
+          <w:sz w:val="17"/>
+        </w:rPr>
+        <w:t>&lt;section class="completion" role="status"&gt;</w:t>
+      </w:r>
+    </w:p>
+    <w:p>
+      <w:pPr>
+        <w:keepNext w:val="0"/>
+        <w:keepLines w:val="0"/>
+        <w:widowControl/>
+        <w:spacing w:after="0" w:before="0" w:line="240" w:lineRule="auto"/>
+        <w:ind w:firstLine="0" w:left="142" w:right="85"/>
+        <w:jc w:val="left"/>
+      </w:pPr>
+      <w:r>
+        <w:rPr>
+          <w:rFonts w:ascii="Consolas" w:hAnsi="Consolas"/>
+          <w:sz w:val="17"/>
+        </w:rPr>
+        <w:t>&lt;p class="status-message"&gt;</w:t>
+      </w:r>
+    </w:p>
+    <w:p>
+      <w:pPr>
+        <w:keepNext w:val="0"/>
+        <w:keepLines w:val="0"/>
+        <w:widowControl/>
+        <w:spacing w:after="0" w:before="0" w:line="240" w:lineRule="auto"/>
+        <w:ind w:firstLine="0" w:left="142" w:right="85"/>
+        <w:jc w:val="left"/>
+      </w:pPr>
+      <w:r>
+        <w:rPr>
+          <w:rFonts w:ascii="Consolas" w:hAnsi="Consolas"/>
+          <w:sz w:val="17"/>
+        </w:rPr>
+        <w:t xml:space="preserve">    &lt;?= e($error !== '' ? $error : $_SESSION['completed']) ?&gt;</w:t>
+      </w:r>
+    </w:p>
+    <w:p>
+      <w:pPr>
+        <w:keepNext w:val="0"/>
+        <w:keepLines w:val="0"/>
+        <w:widowControl/>
+        <w:spacing w:after="0" w:before="0" w:line="240" w:lineRule="auto"/>
+        <w:ind w:firstLine="0" w:left="142" w:right="85"/>
+        <w:jc w:val="left"/>
+      </w:pPr>
+      <w:r>
+        <w:rPr>
+          <w:rFonts w:ascii="Consolas" w:hAnsi="Consolas"/>
+          <w:sz w:val="17"/>
+        </w:rPr>
+        <w:t>&lt;/p&gt;</w:t>
+      </w:r>
+    </w:p>
+    <w:p>
+      <w:pPr>
+        <w:keepNext w:val="0"/>
+        <w:keepLines w:val="0"/>
+        <w:widowControl/>
+        <w:spacing w:after="0" w:before="0" w:line="240" w:lineRule="auto"/>
+        <w:ind w:firstLine="0" w:left="142" w:right="85"/>
+        <w:jc w:val="left"/>
+      </w:pPr>
+      <w:r>
+        <w:rPr>
+          <w:rFonts w:ascii="Consolas" w:hAnsi="Consolas"/>
+          <w:sz w:val="17"/>
+        </w:rPr>
+        <w:t>&lt;p&gt;Mẫu Lab 05 kiểm tra lưu bền vững và đăng ký trùng; chưa có giới hạn chỗ đồng thời.&lt;/p&gt;</w:t>
+      </w:r>
+    </w:p>
+    <w:p>
+      <w:pPr>
+        <w:keepNext w:val="0"/>
+        <w:keepLines w:val="0"/>
+        <w:widowControl/>
+        <w:spacing w:after="0" w:before="0" w:line="240" w:lineRule="auto"/>
+        <w:ind w:firstLine="0" w:left="142" w:right="85"/>
+        <w:jc w:val="left"/>
+      </w:pPr>
+      <w:r>
+        <w:rPr>
+          <w:rFonts w:ascii="Consolas" w:hAnsi="Consolas"/>
+          <w:sz w:val="17"/>
+        </w:rPr>
+        <w:t>&lt;a href="/confirm.php"&gt;Quay lại xác nhận&lt;/a&gt;</w:t>
+      </w:r>
+    </w:p>
+    <w:p>
+      <w:pPr>
+        <w:keepNext w:val="0"/>
+        <w:keepLines w:val="0"/>
+        <w:widowControl/>
+        <w:spacing w:after="0" w:before="0" w:line="240" w:lineRule="auto"/>
+        <w:ind w:firstLine="0" w:left="142" w:right="85"/>
+        <w:jc w:val="left"/>
+      </w:pPr>
+      <w:r>
+        <w:rPr>
+          <w:rFonts w:ascii="Consolas" w:hAnsi="Consolas"/>
+          <w:sz w:val="17"/>
+        </w:rPr>
+        <w:t>&lt;/section&gt;</w:t>
+      </w:r>
+    </w:p>
+    <w:p>
+      <w:pPr>
+        <w:keepNext w:val="0"/>
+        <w:keepLines w:val="0"/>
+        <w:widowControl/>
+        <w:spacing w:after="0" w:before="0" w:line="240" w:lineRule="auto"/>
+        <w:ind w:firstLine="0" w:left="142" w:right="85"/>
+        <w:jc w:val="left"/>
+      </w:pPr>
+      <w:r>
+        <w:rPr>
+          <w:rFonts w:ascii="Consolas" w:hAnsi="Consolas"/>
+          <w:sz w:val="17"/>
+        </w:rPr>
+        <w:t>&lt;?php require __DIR__ . '/../templates/footer.php'; ?&gt;</w:t>
+      </w:r>
+    </w:p>
+    <w:p>
+      <w:pPr>
+        <w:widowControl/>
+      </w:pPr>
       <w:r>
         <w:rPr>
           <w:rFonts w:ascii="Times New Roman" w:hAnsi="Times New Roman"/>
@@ -2611,8 +4822,42 @@
           <w:color w:val="000000"/>
           <w:sz w:val="26"/>
         </w:rPr>
-        <w:t>__DIR__</w:t>
-      </w:r>
+        <w:t>Phần lưu dữ liệu nằm trong khối try: lấy nháp từ Session → tạo đối tượng lưu trữ → gọi save → chỉ sau khi có kết quả mới xóa nháp. Khi gặp lỗi database, giữ nháp để người dùng có thể thử lại và trả thông báo chung.</w:t>
+      </w:r>
+    </w:p>
+    <w:p>
+      <w:pPr>
+        <w:widowControl/>
+      </w:pPr>
+      <w:r>
+        <w:rPr>
+          <w:rFonts w:ascii="Times New Roman" w:hAnsi="Times New Roman"/>
+          <w:b w:val="0"/>
+          <w:sz w:val="26"/>
+        </w:rPr>
+        <w:t>Giữ các bước kiểm tra POST, token và chuyển hướng. Các câu SQL được đặt trong lớp lưu trữ để tách việc truy cập cơ sở dữ liệu khỏi xử lý giao diện.</w:t>
+      </w:r>
+    </w:p>
+    <w:p>
+      <w:pPr>
+        <w:keepNext/>
+        <w:widowControl/>
+      </w:pPr>
+      <w:r>
+        <w:rPr>
+          <w:rFonts w:ascii="Times New Roman" w:hAnsi="Times New Roman"/>
+          <w:b w:val="0"/>
+          <w:sz w:val="26"/>
+        </w:rPr>
+        <w:t>Kiểm tra kết quả bước 5:</w:t>
+      </w:r>
+    </w:p>
+    <w:p>
+      <w:pPr>
+        <w:widowControl/>
+        <w:ind w:firstLine="0" w:left="0"/>
+        <w:jc w:val="left"/>
+      </w:pPr>
       <w:r>
         <w:rPr>
           <w:rFonts w:ascii="Times New Roman" w:hAnsi="Times New Roman"/>
@@ -2620,7 +4865,7 @@
           <w:color w:val="000000"/>
           <w:sz w:val="26"/>
         </w:rPr>
-        <w:t xml:space="preserve"> là thư mục của chính tệp hiện tại; </w:t>
+        <w:t>[</w:t>
       </w:r>
       <w:r>
         <w:rPr>
@@ -2629,8 +4874,28 @@
           <w:color w:val="000000"/>
           <w:sz w:val="26"/>
         </w:rPr>
-        <w:t>new</w:t>
-      </w:r>
+        <w:t xml:space="preserve"> ] complete.php chỉ xóa nháp sau kết quả lưu hợp lệ; lỗi giữ nháp.</w:t>
+      </w:r>
+    </w:p>
+    <w:p>
+      <w:pPr>
+        <w:pStyle w:val="Heading3"/>
+        <w:keepNext/>
+        <w:widowControl/>
+      </w:pPr>
+      <w:r>
+        <w:rPr>
+          <w:rFonts w:ascii="Times New Roman" w:hAnsi="Times New Roman"/>
+          <w:b/>
+          <w:sz w:val="26"/>
+        </w:rPr>
+        <w:t>Bước 6. Kiểm tra chức năng Web với PostgreSQL</w:t>
+      </w:r>
+    </w:p>
+    <w:p>
+      <w:pPr>
+        <w:widowControl/>
+      </w:pPr>
       <w:r>
         <w:rPr>
           <w:rFonts w:ascii="Times New Roman" w:hAnsi="Times New Roman"/>
@@ -2638,8 +4903,29 @@
           <w:color w:val="000000"/>
           <w:sz w:val="26"/>
         </w:rPr>
-        <w:t xml:space="preserve"> tạo đối tượng. Dấu </w:t>
-      </w:r>
+        <w:t>Dừng các máy chủ PHP cũ. Trong terminal tại thư mục dự án của bài, chạy:</w:t>
+      </w:r>
+    </w:p>
+    <w:p>
+      <w:pPr>
+        <w:widowControl/>
+        <w:spacing w:after="120" w:before="0" w:line="240" w:lineRule="auto"/>
+        <w:ind w:firstLine="0" w:left="142" w:right="85"/>
+        <w:jc w:val="left"/>
+      </w:pPr>
+      <w:r>
+        <w:rPr>
+          <w:rFonts w:ascii="Times New Roman" w:hAnsi="Times New Roman"/>
+          <w:b w:val="0"/>
+          <w:sz w:val="26"/>
+        </w:rPr>
+        <w:t>bash lab.sh run</w:t>
+      </w:r>
+    </w:p>
+    <w:p>
+      <w:pPr>
+        <w:widowControl/>
+      </w:pPr>
       <w:r>
         <w:rPr>
           <w:rFonts w:ascii="Times New Roman" w:hAnsi="Times New Roman"/>
@@ -2647,7 +4933,7 @@
           <w:color w:val="000000"/>
           <w:sz w:val="26"/>
         </w:rPr>
-        <w:t>-&gt;</w:t>
+        <w:t xml:space="preserve">Mở </w:t>
       </w:r>
       <w:r>
         <w:rPr>
@@ -2656,7 +4942,7 @@
           <w:color w:val="000000"/>
           <w:sz w:val="26"/>
         </w:rPr>
-        <w:t xml:space="preserve"> gọi phương thức của đối tượng. Biến </w:t>
+        <w:t>/register.php</w:t>
       </w:r>
       <w:r>
         <w:rPr>
@@ -2665,7 +4951,7 @@
           <w:color w:val="000000"/>
           <w:sz w:val="26"/>
         </w:rPr>
-        <w:t>$available</w:t>
+        <w:t xml:space="preserve">, chọn sự kiện 1, nhập tên giả lập và email khác demo, đi qua trang xác nhận rồi hoàn tất. Kết quả lần đầu là </w:t>
       </w:r>
       <w:r>
         <w:rPr>
@@ -2674,7 +4960,7 @@
           <w:color w:val="000000"/>
           <w:sz w:val="26"/>
         </w:rPr>
-        <w:t xml:space="preserve"> nhận kết quả Boolean, còn việc in chữ nằm ở </w:t>
+        <w:t>CREATED</w:t>
       </w:r>
       <w:r>
         <w:rPr>
@@ -2683,7 +4969,7 @@
           <w:color w:val="000000"/>
           <w:sz w:val="26"/>
         </w:rPr>
-        <w:t>demo.php</w:t>
+        <w:t xml:space="preserve">. Đăng ký lại cùng thông tin có </w:t>
       </w:r>
       <w:r>
         <w:rPr>
@@ -2692,13 +4978,8 @@
           <w:color w:val="000000"/>
           <w:sz w:val="26"/>
         </w:rPr>
-        <w:t>, không nằm trong lớp nghiệp vụ.</w:t>
-      </w:r>
-    </w:p>
-    <w:p>
-      <w:pPr>
-        <w:widowControl/>
-      </w:pPr>
+        <w:t>DUPLICATE</w:t>
+      </w:r>
       <w:r>
         <w:rPr>
           <w:rFonts w:ascii="Times New Roman" w:hAnsi="Times New Roman"/>
@@ -2706,12 +4987,11 @@
           <w:color w:val="000000"/>
           <w:sz w:val="26"/>
         </w:rPr>
-        <w:t>Đây là ví dụ sử dụng require tối thiểu để tách tệp. Cách dùng nhiều tệp và tổ chức giao diện được học đầy đủ trong phần xử lý Form, không yêu cầu tự viết bộ tự nạp lớp lúc này.</w:t>
+        <w:t>. Đổi sự kiện hoặc email có thể tạo một hàng mới theo ràng buộc đã công bố.</w:t>
       </w:r>
     </w:p>
     <w:p>
       <w:pPr>
-        <w:keepNext/>
         <w:widowControl/>
       </w:pPr>
       <w:r>
@@ -2720,7 +5000,21 @@
           <w:b w:val="0"/>
           <w:sz w:val="26"/>
         </w:rPr>
-        <w:t>Kiểm tra kết quả bước 4:</w:t>
+        <w:t>Dừng rồi khởi chạy lại máy chủ PHP, sau đó truy vấn bằng psql để kiểm tra bản ghi. Dữ liệu trong cơ sở dữ liệu vẫn tồn tại sau khi kết thúc máy chủ PHP. Do mẫu chưa có phân quyền quản trị, chỉ chạy cục bộ với dữ liệu giả lập.</w:t>
+      </w:r>
+    </w:p>
+    <w:p>
+      <w:pPr>
+        <w:keepNext/>
+        <w:widowControl/>
+      </w:pPr>
+      <w:r>
+        <w:rPr>
+          <w:rFonts w:ascii="Times New Roman" w:hAnsi="Times New Roman"/>
+          <w:b w:val="0"/>
+          <w:sz w:val="26"/>
+        </w:rPr>
+        <w:t>Kiểm tra kết quả bước 6:</w:t>
       </w:r>
     </w:p>
     <w:p>
@@ -2733,19 +5027,9 @@
         <w:rPr>
           <w:rFonts w:ascii="Times New Roman" w:hAnsi="Times New Roman"/>
           <w:b w:val="0"/>
-          <w:color w:val="000000"/>
           <w:sz w:val="26"/>
         </w:rPr>
-        <w:t>[</w:t>
-      </w:r>
-      <w:r>
-        <w:rPr>
-          <w:rFonts w:ascii="Times New Roman" w:hAnsi="Times New Roman"/>
-          <w:b w:val="0"/>
-          <w:color w:val="000000"/>
-          <w:sz w:val="26"/>
-        </w:rPr>
-        <w:t xml:space="preserve"> ] demo.php nạp đúng tệp và gọi canRegister của đối tượng đã tạo.</w:t>
+        <w:t>[ ] Đăng ký được lưu vào cơ sở dữ liệu và còn tồn tại sau khi khởi động lại máy chủ PHP.</w:t>
       </w:r>
     </w:p>
     <w:p>
@@ -2761,7 +5045,7 @@
           <w:color w:val="000000"/>
           <w:sz w:val="26"/>
         </w:rPr>
-        <w:t>Bước 5. Chạy và thay đầu vào để thấy tác dụng</w:t>
+        <w:t>Bước 7. Chạy kiểm thử tích hợp</w:t>
       </w:r>
     </w:p>
     <w:p>
@@ -2779,7 +5063,7 @@
           <w:b w:val="0"/>
           <w:sz w:val="26"/>
         </w:rPr>
-        <w:t>php -l src/CapacityPolicy.php</w:t>
+        <w:t>php tests/run.php</w:t>
       </w:r>
     </w:p>
     <w:p>
@@ -2795,7 +5079,7 @@
           <w:b w:val="0"/>
           <w:sz w:val="26"/>
         </w:rPr>
-        <w:t>php demo.php</w:t>
+        <w:t>bash lab.sh test</w:t>
       </w:r>
     </w:p>
     <w:p>
@@ -2809,7 +5093,7 @@
           <w:color w:val="000000"/>
           <w:sz w:val="26"/>
         </w:rPr>
-        <w:t xml:space="preserve">Lần đầu có </w:t>
+        <w:t xml:space="preserve">Bộ tích hợp tạo sự kiện thử riêng, kiểm tra lưu/trùng/dấu nháy/danh sách rồi rollback. Khi đủ môi trường, cần </w:t>
       </w:r>
       <w:r>
         <w:rPr>
@@ -2818,7 +5102,7 @@
           <w:color w:val="000000"/>
           <w:sz w:val="26"/>
         </w:rPr>
-        <w:t>AVAILABLE</w:t>
+        <w:t>TESTS=7 FAILED=0</w:t>
       </w:r>
       <w:r>
         <w:rPr>
@@ -2827,7 +5111,7 @@
           <w:color w:val="000000"/>
           <w:sz w:val="26"/>
         </w:rPr>
-        <w:t xml:space="preserve">. Sửa duy nhất lời gọi thành </w:t>
+        <w:t xml:space="preserve">. Nếu có </w:t>
       </w:r>
       <w:r>
         <w:rPr>
@@ -2836,7 +5120,7 @@
           <w:color w:val="000000"/>
           <w:sz w:val="26"/>
         </w:rPr>
-        <w:t>canRegister(10, 10)</w:t>
+        <w:t>NOT_RUN</w:t>
       </w:r>
       <w:r>
         <w:rPr>
@@ -2845,8 +5129,42 @@
           <w:color w:val="000000"/>
           <w:sz w:val="26"/>
         </w:rPr>
-        <w:t xml:space="preserve">, lưu </w:t>
-      </w:r>
+        <w:t>, nghĩa là chưa thực thi kiểm thử do thiếu kết nối/cấu hình; không coi đó là PASS.</w:t>
+      </w:r>
+    </w:p>
+    <w:p>
+      <w:pPr>
+        <w:widowControl/>
+      </w:pPr>
+      <w:r>
+        <w:rPr>
+          <w:rFonts w:ascii="Times New Roman" w:hAnsi="Times New Roman"/>
+          <w:b w:val="0"/>
+          <w:sz w:val="26"/>
+        </w:rPr>
+        <w:t>Báo cáo kiểm tra môi trường biên soạn được lưu trong tài liệu giảng viên. Phần tích hợp PostgreSQL cần được chạy và xác nhận trên máy giảng viên trước khi sử dụng trong lớp.</w:t>
+      </w:r>
+    </w:p>
+    <w:p>
+      <w:pPr>
+        <w:keepNext/>
+        <w:widowControl/>
+      </w:pPr>
+      <w:r>
+        <w:rPr>
+          <w:rFonts w:ascii="Times New Roman" w:hAnsi="Times New Roman"/>
+          <w:b w:val="0"/>
+          <w:sz w:val="26"/>
+        </w:rPr>
+        <w:t>Kiểm tra kết quả bước 7:</w:t>
+      </w:r>
+    </w:p>
+    <w:p>
+      <w:pPr>
+        <w:widowControl/>
+        <w:ind w:firstLine="0" w:left="0"/>
+        <w:jc w:val="left"/>
+      </w:pPr>
       <w:r>
         <w:rPr>
           <w:rFonts w:ascii="Times New Roman" w:hAnsi="Times New Roman"/>
@@ -2854,7 +5172,7 @@
           <w:color w:val="000000"/>
           <w:sz w:val="26"/>
         </w:rPr>
-        <w:t>demo.php</w:t>
+        <w:t>[</w:t>
       </w:r>
       <w:r>
         <w:rPr>
@@ -2863,242 +5181,12 @@
           <w:color w:val="000000"/>
           <w:sz w:val="26"/>
         </w:rPr>
-        <w:t xml:space="preserve">, chạy lại: có </w:t>
-      </w:r>
-      <w:r>
-        <w:rPr>
-          <w:rFonts w:ascii="Times New Roman" w:hAnsi="Times New Roman"/>
-          <w:b w:val="0"/>
-          <w:color w:val="000000"/>
-          <w:sz w:val="26"/>
-        </w:rPr>
-        <w:t>FULL</w:t>
-      </w:r>
-      <w:r>
-        <w:rPr>
-          <w:rFonts w:ascii="Times New Roman" w:hAnsi="Times New Roman"/>
-          <w:b w:val="0"/>
-          <w:color w:val="000000"/>
-          <w:sz w:val="26"/>
-        </w:rPr>
-        <w:t xml:space="preserve">. Sửa về </w:t>
-      </w:r>
-      <w:r>
-        <w:rPr>
-          <w:rFonts w:ascii="Times New Roman" w:hAnsi="Times New Roman"/>
-          <w:b w:val="0"/>
-          <w:color w:val="000000"/>
-          <w:sz w:val="26"/>
-        </w:rPr>
-        <w:t>10,9</w:t>
-      </w:r>
-      <w:r>
-        <w:rPr>
-          <w:rFonts w:ascii="Times New Roman" w:hAnsi="Times New Roman"/>
-          <w:b w:val="0"/>
-          <w:color w:val="000000"/>
-          <w:sz w:val="26"/>
-        </w:rPr>
-        <w:t xml:space="preserve"> trước khi đối chiếu với bản mẫu.</w:t>
+        <w:t xml:space="preserve"> ] Chạy cả test cơ bản/tích hợp; nếu thiếu CSDL ghi NOT_RUN, không tự báo đạt.</w:t>
       </w:r>
     </w:p>
     <w:p>
-      <w:pPr>
-        <w:widowControl/>
-      </w:pPr>
-      <w:r>
-        <w:rPr>
-          <w:rFonts w:ascii="Times New Roman" w:hAnsi="Times New Roman"/>
-          <w:b w:val="0"/>
-          <w:sz w:val="26"/>
-        </w:rPr>
-        <w:t>Thử các cặp (10, 11), (0, 0), (10, -1); cả ba đều không được đăng ký. Lập bảng ghi dữ liệu đầu vào, kết quả yêu cầu và kết quả thực tế.</w:t>
-      </w:r>
-    </w:p>
-    <w:p>
-      <w:pPr>
-        <w:keepNext/>
-        <w:widowControl/>
-      </w:pPr>
-      <w:r>
-        <w:rPr>
-          <w:rFonts w:ascii="Times New Roman" w:hAnsi="Times New Roman"/>
-          <w:b w:val="0"/>
-          <w:sz w:val="26"/>
-        </w:rPr>
-        <w:t>Kiểm tra kết quả bước 5:</w:t>
-      </w:r>
-    </w:p>
-    <w:p>
-      <w:pPr>
-        <w:widowControl/>
-        <w:ind w:firstLine="0" w:left="0"/>
-        <w:jc w:val="left"/>
-      </w:pPr>
-      <w:r>
-        <w:rPr>
-          <w:rFonts w:ascii="Times New Roman" w:hAnsi="Times New Roman"/>
-          <w:b w:val="0"/>
-          <w:sz w:val="26"/>
-        </w:rPr>
-        <w:t>[ ] Khi thay dữ liệu đầu vào, chương trình trả kết quả phù hợp với quy tắc đã xác định.</w:t>
-      </w:r>
-    </w:p>
-    <w:p>
-      <w:pPr>
-        <w:pStyle w:val="Heading3"/>
-        <w:keepNext/>
-        <w:widowControl/>
-      </w:pPr>
-      <w:r>
-        <w:rPr>
-          <w:rFonts w:ascii="Times New Roman" w:hAnsi="Times New Roman"/>
-          <w:b/>
-          <w:color w:val="000000"/>
-          <w:sz w:val="26"/>
-        </w:rPr>
-        <w:t>Bước 6. Dùng bộ kiểm thử đã cấp</w:t>
-      </w:r>
-    </w:p>
-    <w:p>
-      <w:pPr>
-        <w:widowControl/>
-        <w:spacing w:after="120" w:before="0" w:line="240" w:lineRule="auto"/>
-        <w:ind w:firstLine="0" w:left="142" w:right="85"/>
-        <w:jc w:val="left"/>
-      </w:pPr>
-      <w:r>
-        <w:rPr>
-          <w:rFonts w:ascii="Times New Roman" w:hAnsi="Times New Roman"/>
-          <w:b w:val="0"/>
-          <w:sz w:val="26"/>
-        </w:rPr>
-        <w:t>php tests/run.php</w:t>
-      </w:r>
-    </w:p>
-    <w:p>
-      <w:pPr>
-        <w:widowControl/>
-      </w:pPr>
-      <w:r>
-        <w:rPr>
-          <w:rFonts w:ascii="Times New Roman" w:hAnsi="Times New Roman"/>
-          <w:b w:val="0"/>
-          <w:sz w:val="26"/>
-        </w:rPr>
-        <w:t>Mở tests/run.php và đọc các lời gọi same(...). Hàm so sánh kết quả của chương trình với giá trị yêu cầu; nhãn của ca kiểm thử giúp xác định trường hợp sai. Giữ nguyên các giá trị yêu cầu khi sửa chương trình.</w:t>
-      </w:r>
-    </w:p>
-    <w:p>
-      <w:pPr>
-        <w:widowControl/>
-      </w:pPr>
-      <w:r>
-        <w:rPr>
-          <w:rFonts w:ascii="Times New Roman" w:hAnsi="Times New Roman"/>
-          <w:b w:val="0"/>
-          <w:color w:val="000000"/>
-          <w:sz w:val="26"/>
-        </w:rPr>
-        <w:t xml:space="preserve">Thử tạm đổi </w:t>
-      </w:r>
-      <w:r>
-        <w:rPr>
-          <w:rFonts w:ascii="Times New Roman" w:hAnsi="Times New Roman"/>
-          <w:b w:val="0"/>
-          <w:color w:val="000000"/>
-          <w:sz w:val="26"/>
-        </w:rPr>
-        <w:t>&lt;</w:t>
-      </w:r>
-      <w:r>
-        <w:rPr>
-          <w:rFonts w:ascii="Times New Roman" w:hAnsi="Times New Roman"/>
-          <w:b w:val="0"/>
-          <w:color w:val="000000"/>
-          <w:sz w:val="26"/>
-        </w:rPr>
-        <w:t xml:space="preserve"> thành </w:t>
-      </w:r>
-      <w:r>
-        <w:rPr>
-          <w:rFonts w:ascii="Times New Roman" w:hAnsi="Times New Roman"/>
-          <w:b w:val="0"/>
-          <w:color w:val="000000"/>
-          <w:sz w:val="26"/>
-        </w:rPr>
-        <w:t>&lt;=</w:t>
-      </w:r>
-      <w:r>
-        <w:rPr>
-          <w:rFonts w:ascii="Times New Roman" w:hAnsi="Times New Roman"/>
-          <w:b w:val="0"/>
-          <w:color w:val="000000"/>
-          <w:sz w:val="26"/>
-        </w:rPr>
-        <w:t xml:space="preserve"> trong lớp rồi chạy test: ca sức chứa bằng số đã đăng ký phải bị phát hiện. Khôi phục </w:t>
-      </w:r>
-      <w:r>
-        <w:rPr>
-          <w:rFonts w:ascii="Times New Roman" w:hAnsi="Times New Roman"/>
-          <w:b w:val="0"/>
-          <w:color w:val="000000"/>
-          <w:sz w:val="26"/>
-        </w:rPr>
-        <w:t>&lt;</w:t>
-      </w:r>
-      <w:r>
-        <w:rPr>
-          <w:rFonts w:ascii="Times New Roman" w:hAnsi="Times New Roman"/>
-          <w:b w:val="0"/>
-          <w:color w:val="000000"/>
-          <w:sz w:val="26"/>
-        </w:rPr>
-        <w:t xml:space="preserve"> và chạy lại. Đây là kiểm thử hồi quy: giúp lần sửa sau không làm hỏng hành vi cũ.</w:t>
-      </w:r>
-    </w:p>
-    <w:p>
-      <w:pPr>
-        <w:keepNext/>
-        <w:widowControl/>
-      </w:pPr>
-      <w:r>
-        <w:rPr>
-          <w:rFonts w:ascii="Times New Roman" w:hAnsi="Times New Roman"/>
-          <w:b w:val="0"/>
-          <w:sz w:val="26"/>
-        </w:rPr>
-        <w:t>Kiểm tra kết quả bước 6:</w:t>
-      </w:r>
-    </w:p>
-    <w:p>
-      <w:pPr>
-        <w:widowControl/>
-        <w:ind w:firstLine="0" w:left="0"/>
-        <w:jc w:val="left"/>
-      </w:pPr>
-      <w:r>
-        <w:rPr>
-          <w:rFonts w:ascii="Times New Roman" w:hAnsi="Times New Roman"/>
-          <w:b w:val="0"/>
-          <w:color w:val="000000"/>
-          <w:sz w:val="26"/>
-        </w:rPr>
-        <w:t>[</w:t>
-      </w:r>
-      <w:r>
-        <w:rPr>
-          <w:rFonts w:ascii="Times New Roman" w:hAnsi="Times New Roman"/>
-          <w:b w:val="0"/>
-          <w:color w:val="000000"/>
-          <w:sz w:val="26"/>
-        </w:rPr>
-        <w:t xml:space="preserve"> ] Năm ca cơ bản đạt; giải thích được ca đầy chỗ và ca sức chứa sai.</w:t>
-      </w:r>
-    </w:p>
-    <w:p>
-      <w:r>
-        <w:t>Kết quả sau phần hướng dẫn: bash lab.sh run: AVAILABLE với (10, 9). bash lab.sh test: TESTS=5 FAILED=0.</w:t>
+      <w:r>
+        <w:t>Kết quả sau phần hướng dẫn: Tạo lần đầu: CREATED; lặp cùng email/sự kiện: DUPLICATE. Sau khi đủ môi trường, test in TESTS=6 FAILED=0 và TESTS=7 FAILED=0.</w:t>
       </w:r>
     </w:p>
     <w:p>
@@ -3161,7 +5249,7 @@
                 <w:color w:val="000000"/>
                 <w:sz w:val="26"/>
               </w:rPr>
-              <w:t>Hiện tượng</w:t>
+              <w:t>Lỗi/hiện tượng</w:t>
             </w:r>
           </w:p>
         </w:tc>
@@ -3187,7 +5275,7 @@
                 <w:color w:val="000000"/>
                 <w:sz w:val="26"/>
               </w:rPr>
-              <w:t>Nguyên nhân thường gặp và cách kiểm tra</w:t>
+              <w:t>Cách xử lý</w:t>
             </w:r>
           </w:p>
         </w:tc>
@@ -3218,7 +5306,16 @@
                 <w:color w:val="000000"/>
                 <w:sz w:val="26"/>
               </w:rPr>
-              <w:t>Class ... not found</w:t>
+              <w:t xml:space="preserve">Thiếu </w:t>
+            </w:r>
+            <w:r>
+              <w:rPr>
+                <w:rFonts w:ascii="Times New Roman" w:hAnsi="Times New Roman"/>
+                <w:b w:val="0"/>
+                <w:color w:val="000000"/>
+                <w:sz w:val="26"/>
+              </w:rPr>
+              <w:t>pgsql</w:t>
             </w:r>
           </w:p>
         </w:tc>
@@ -3244,7 +5341,7 @@
                 <w:color w:val="000000"/>
                 <w:sz w:val="26"/>
               </w:rPr>
-              <w:t xml:space="preserve">Kiểm tra tên lớp, tên tệp và đường dẫn </w:t>
+              <w:t xml:space="preserve">So phiên bản </w:t>
             </w:r>
             <w:r>
               <w:rPr>
@@ -3253,7 +5350,25 @@
                 <w:color w:val="000000"/>
                 <w:sz w:val="26"/>
               </w:rPr>
-              <w:t>require</w:t>
+              <w:t>php -v</w:t>
+            </w:r>
+            <w:r>
+              <w:rPr>
+                <w:rFonts w:ascii="Times New Roman" w:hAnsi="Times New Roman"/>
+                <w:b w:val="0"/>
+                <w:color w:val="000000"/>
+                <w:sz w:val="26"/>
+              </w:rPr>
+              <w:t xml:space="preserve"> với extension đã cài; chạy </w:t>
+            </w:r>
+            <w:r>
+              <w:rPr>
+                <w:rFonts w:ascii="Times New Roman" w:hAnsi="Times New Roman"/>
+                <w:b w:val="0"/>
+                <w:color w:val="000000"/>
+                <w:sz w:val="26"/>
+              </w:rPr>
+              <w:t>php -m</w:t>
             </w:r>
             <w:r>
               <w:rPr>
@@ -3293,7 +5408,7 @@
                 <w:color w:val="000000"/>
                 <w:sz w:val="26"/>
               </w:rPr>
-              <w:t>Failed opening required</w:t>
+              <w:t>Database không kết nối</w:t>
             </w:r>
           </w:p>
         </w:tc>
@@ -3319,7 +5434,7 @@
                 <w:color w:val="000000"/>
                 <w:sz w:val="26"/>
               </w:rPr>
-              <w:t>CapacityPolicy.php</w:t>
+              <w:t xml:space="preserve">Kiểm tra dịch vụ, user/database lab, mật khẩu. Chạy </w:t>
             </w:r>
             <w:r>
               <w:rPr>
@@ -3328,7 +5443,7 @@
                 <w:color w:val="000000"/>
                 <w:sz w:val="26"/>
               </w:rPr>
-              <w:t xml:space="preserve"> có ở đúng </w:t>
+              <w:t>bash lab.sh db-config</w:t>
             </w:r>
             <w:r>
               <w:rPr>
@@ -3337,16 +5452,7 @@
                 <w:color w:val="000000"/>
                 <w:sz w:val="26"/>
               </w:rPr>
-              <w:t>src</w:t>
-            </w:r>
-            <w:r>
-              <w:rPr>
-                <w:rFonts w:ascii="Times New Roman" w:hAnsi="Times New Roman"/>
-                <w:b w:val="0"/>
-                <w:color w:val="000000"/>
-                <w:sz w:val="26"/>
-              </w:rPr>
-              <w:t xml:space="preserve"> không? Kiểm tra tên chữ hoa/chữ thường trên Linux.</w:t>
+              <w:t xml:space="preserve"> nếu cần sửa cấu hình cục bộ.</w:t>
             </w:r>
           </w:p>
         </w:tc>
@@ -3377,7 +5483,7 @@
                 <w:color w:val="000000"/>
                 <w:sz w:val="26"/>
               </w:rPr>
-              <w:t>Parse error</w:t>
+              <w:t>Không có bảng</w:t>
             </w:r>
           </w:p>
         </w:tc>
@@ -3403,7 +5509,7 @@
                 <w:color w:val="000000"/>
                 <w:sz w:val="26"/>
               </w:rPr>
-              <w:t xml:space="preserve">Kiểm tra dấu </w:t>
+              <w:t xml:space="preserve">Chạy schema trong đúng database; xác minh </w:t>
             </w:r>
             <w:r>
               <w:rPr>
@@ -3412,154 +5518,7 @@
                 <w:color w:val="000000"/>
                 <w:sz w:val="26"/>
               </w:rPr>
-              <w:t>;</w:t>
-            </w:r>
-            <w:r>
-              <w:rPr>
-                <w:rFonts w:ascii="Times New Roman" w:hAnsi="Times New Roman"/>
-                <w:b w:val="0"/>
-                <w:color w:val="000000"/>
-                <w:sz w:val="26"/>
-              </w:rPr>
-              <w:t xml:space="preserve">, </w:t>
-            </w:r>
-            <w:r>
-              <w:rPr>
-                <w:rFonts w:ascii="Times New Roman" w:hAnsi="Times New Roman"/>
-                <w:b w:val="0"/>
-                <w:color w:val="000000"/>
-                <w:sz w:val="26"/>
-              </w:rPr>
-              <w:t>{}</w:t>
-            </w:r>
-            <w:r>
-              <w:rPr>
-                <w:rFonts w:ascii="Times New Roman" w:hAnsi="Times New Roman"/>
-                <w:b w:val="0"/>
-                <w:color w:val="000000"/>
-                <w:sz w:val="26"/>
-              </w:rPr>
-              <w:t xml:space="preserve">, tên phương thức; chạy </w:t>
-            </w:r>
-            <w:r>
-              <w:rPr>
-                <w:rFonts w:ascii="Times New Roman" w:hAnsi="Times New Roman"/>
-                <w:b w:val="0"/>
-                <w:color w:val="000000"/>
-                <w:sz w:val="26"/>
-              </w:rPr>
-              <w:t>php -l</w:t>
-            </w:r>
-            <w:r>
-              <w:rPr>
-                <w:rFonts w:ascii="Times New Roman" w:hAnsi="Times New Roman"/>
-                <w:b w:val="0"/>
-                <w:color w:val="000000"/>
-                <w:sz w:val="26"/>
-              </w:rPr>
-              <w:t xml:space="preserve"> trước.</w:t>
-            </w:r>
-          </w:p>
-        </w:tc>
-      </w:tr>
-      <w:tr>
-        <w:trPr>
-          <w:cantSplit/>
-        </w:trPr>
-        <w:tc>
-          <w:tcPr>
-            <w:tcW w:type="dxa" w:w="1701"/>
-            <w:tcMar>
-              <w:left w:w="75" w:type="dxa"/>
-              <w:right w:w="75" w:type="dxa"/>
-            </w:tcMar>
-          </w:tcPr>
-          <w:p>
-            <w:pPr>
-              <w:widowControl/>
-              <w:spacing w:line="240" w:lineRule="auto" w:after="80" w:before="80"/>
-              <w:ind w:firstLine="0"/>
-              <w:jc w:val="left"/>
-            </w:pPr>
-            <w:r>
-              <w:rPr>
-                <w:rFonts w:ascii="Times New Roman" w:hAnsi="Times New Roman"/>
-                <w:b w:val="0"/>
-                <w:color w:val="000000"/>
-                <w:sz w:val="26"/>
-              </w:rPr>
-              <w:t>Đủ chỗ vẫn được đăng ký</w:t>
-            </w:r>
-          </w:p>
-        </w:tc>
-        <w:tc>
-          <w:tcPr>
-            <w:tcW w:type="dxa" w:w="7370"/>
-            <w:tcMar>
-              <w:left w:w="75" w:type="dxa"/>
-              <w:right w:w="75" w:type="dxa"/>
-            </w:tcMar>
-          </w:tcPr>
-          <w:p>
-            <w:pPr>
-              <w:widowControl/>
-              <w:spacing w:line="240" w:lineRule="auto" w:after="80" w:before="80"/>
-              <w:ind w:firstLine="0"/>
-              <w:jc w:val="left"/>
-            </w:pPr>
-            <w:r>
-              <w:rPr>
-                <w:rFonts w:ascii="Times New Roman" w:hAnsi="Times New Roman"/>
-                <w:b w:val="0"/>
-                <w:color w:val="000000"/>
-                <w:sz w:val="26"/>
-              </w:rPr>
-              <w:t xml:space="preserve">Bạn có viết </w:t>
-            </w:r>
-            <w:r>
-              <w:rPr>
-                <w:rFonts w:ascii="Times New Roman" w:hAnsi="Times New Roman"/>
-                <w:b w:val="0"/>
-                <w:color w:val="000000"/>
-                <w:sz w:val="26"/>
-              </w:rPr>
-              <w:t>&lt;=</w:t>
-            </w:r>
-            <w:r>
-              <w:rPr>
-                <w:rFonts w:ascii="Times New Roman" w:hAnsi="Times New Roman"/>
-                <w:b w:val="0"/>
-                <w:color w:val="000000"/>
-                <w:sz w:val="26"/>
-              </w:rPr>
-              <w:t xml:space="preserve"> thay vì </w:t>
-            </w:r>
-            <w:r>
-              <w:rPr>
-                <w:rFonts w:ascii="Times New Roman" w:hAnsi="Times New Roman"/>
-                <w:b w:val="0"/>
-                <w:color w:val="000000"/>
-                <w:sz w:val="26"/>
-              </w:rPr>
-              <w:t>&lt;</w:t>
-            </w:r>
-            <w:r>
-              <w:rPr>
-                <w:rFonts w:ascii="Times New Roman" w:hAnsi="Times New Roman"/>
-                <w:b w:val="0"/>
-                <w:color w:val="000000"/>
-                <w:sz w:val="26"/>
-              </w:rPr>
-              <w:t xml:space="preserve"> không? Chạy ca </w:t>
-            </w:r>
-            <w:r>
-              <w:rPr>
-                <w:rFonts w:ascii="Times New Roman" w:hAnsi="Times New Roman"/>
-                <w:b w:val="0"/>
-                <w:color w:val="000000"/>
-                <w:sz w:val="26"/>
-              </w:rPr>
-              <w:t>10,10</w:t>
+              <w:t>current_database()</w:t>
             </w:r>
             <w:r>
               <w:rPr>
@@ -3599,7 +5558,7 @@
                 <w:color w:val="000000"/>
                 <w:sz w:val="26"/>
               </w:rPr>
-              <w:t>Chương trình in chữ nhưng test sai</w:t>
+              <w:t>DUPLICATE ngay lần chạy thử đầu tiên</w:t>
             </w:r>
           </w:p>
         </w:tc>
@@ -3625,257 +5584,7 @@
                 <w:color w:val="000000"/>
                 <w:sz w:val="26"/>
               </w:rPr>
-              <w:t xml:space="preserve">Không viết </w:t>
-            </w:r>
-            <w:r>
-              <w:rPr>
-                <w:rFonts w:ascii="Times New Roman" w:hAnsi="Times New Roman"/>
-                <w:b w:val="0"/>
-                <w:color w:val="000000"/>
-                <w:sz w:val="26"/>
-              </w:rPr>
-              <w:t>echo</w:t>
-            </w:r>
-            <w:r>
-              <w:rPr>
-                <w:rFonts w:ascii="Times New Roman" w:hAnsi="Times New Roman"/>
-                <w:b w:val="0"/>
-                <w:color w:val="000000"/>
-                <w:sz w:val="26"/>
-              </w:rPr>
-              <w:t xml:space="preserve"> thay cho </w:t>
-            </w:r>
-            <w:r>
-              <w:rPr>
-                <w:rFonts w:ascii="Times New Roman" w:hAnsi="Times New Roman"/>
-                <w:b w:val="0"/>
-                <w:color w:val="000000"/>
-                <w:sz w:val="26"/>
-              </w:rPr>
-              <w:t>return</w:t>
-            </w:r>
-            <w:r>
-              <w:rPr>
-                <w:rFonts w:ascii="Times New Roman" w:hAnsi="Times New Roman"/>
-                <w:b w:val="0"/>
-                <w:color w:val="000000"/>
-                <w:sz w:val="26"/>
-              </w:rPr>
-              <w:t xml:space="preserve"> trong phương thức; test cần giá trị Boolean.</w:t>
-            </w:r>
-          </w:p>
-        </w:tc>
-      </w:tr>
-    </w:tbl>
-    <w:p>
-      <w:pPr>
-        <w:widowControl/>
-        <w:spacing w:after="0"/>
-      </w:pPr>
-    </w:p>
-    <w:p>
-      <w:pPr>
-        <w:pStyle w:val="Heading2"/>
-        <w:keepNext/>
-        <w:widowControl/>
-      </w:pPr>
-      <w:r>
-        <w:rPr>
-          <w:rFonts w:ascii="Times New Roman" w:hAnsi="Times New Roman"/>
-          <w:b/>
-          <w:sz w:val="26"/>
-        </w:rPr>
-        <w:t>VI. BÀI TẬP MỞ RỘNG: BA TRẠNG THÁI ĐĂNG KÝ</w:t>
-      </w:r>
-    </w:p>
-    <w:p>
-      <w:pPr>
-        <w:keepNext/>
-        <w:widowControl/>
-      </w:pPr>
-      <w:r>
-        <w:rPr>
-          <w:rFonts w:ascii="Times New Roman" w:hAnsi="Times New Roman"/>
-          <w:b w:val="0"/>
-          <w:color w:val="000000"/>
-          <w:sz w:val="26"/>
-        </w:rPr>
-        <w:t xml:space="preserve">Yêu cầu mới: sự kiện có thể đang đóng và có thể bật danh sách chờ. Mỗi yêu cầu đăng ký cần nhận một trong ba kết quả: </w:t>
-      </w:r>
-      <w:r>
-        <w:rPr>
-          <w:rFonts w:ascii="Times New Roman" w:hAnsi="Times New Roman"/>
-          <w:b w:val="0"/>
-          <w:color w:val="000000"/>
-          <w:sz w:val="26"/>
-        </w:rPr>
-        <w:t>confirmed</w:t>
-      </w:r>
-      <w:r>
-        <w:rPr>
-          <w:rFonts w:ascii="Times New Roman" w:hAnsi="Times New Roman"/>
-          <w:b w:val="0"/>
-          <w:color w:val="000000"/>
-          <w:sz w:val="26"/>
-        </w:rPr>
-        <w:t xml:space="preserve"> (xác nhận), </w:t>
-      </w:r>
-      <w:r>
-        <w:rPr>
-          <w:rFonts w:ascii="Times New Roman" w:hAnsi="Times New Roman"/>
-          <w:b w:val="0"/>
-          <w:color w:val="000000"/>
-          <w:sz w:val="26"/>
-        </w:rPr>
-        <w:t>waiting</w:t>
-      </w:r>
-      <w:r>
-        <w:rPr>
-          <w:rFonts w:ascii="Times New Roman" w:hAnsi="Times New Roman"/>
-          <w:b w:val="0"/>
-          <w:color w:val="000000"/>
-          <w:sz w:val="26"/>
-        </w:rPr>
-        <w:t xml:space="preserve"> (chờ), </w:t>
-      </w:r>
-      <w:r>
-        <w:rPr>
-          <w:rFonts w:ascii="Times New Roman" w:hAnsi="Times New Roman"/>
-          <w:b w:val="0"/>
-          <w:color w:val="000000"/>
-          <w:sz w:val="26"/>
-        </w:rPr>
-        <w:t>rejected</w:t>
-      </w:r>
-      <w:r>
-        <w:rPr>
-          <w:rFonts w:ascii="Times New Roman" w:hAnsi="Times New Roman"/>
-          <w:b w:val="0"/>
-          <w:color w:val="000000"/>
-          <w:sz w:val="26"/>
-        </w:rPr>
-        <w:t xml:space="preserve"> (từ chối).</w:t>
-      </w:r>
-    </w:p>
-    <w:p>
-      <w:pPr>
-        <w:keepNext w:val="0"/>
-        <w:keepLines/>
-        <w:widowControl/>
-        <w:spacing w:after="0" w:before="0" w:line="240" w:lineRule="auto"/>
-        <w:ind w:firstLine="0" w:left="142" w:right="85"/>
-        <w:jc w:val="left"/>
-      </w:pPr>
-      <w:r>
-        <w:rPr>
-          <w:rFonts w:ascii="Times New Roman" w:hAnsi="Times New Roman"/>
-          <w:b w:val="0"/>
-          <w:sz w:val="26"/>
-        </w:rPr>
-        <w:t># Vẫn đứng trong Ma_nguon của bài này.</w:t>
-      </w:r>
-    </w:p>
-    <w:p>
-      <w:pPr>
-        <w:widowControl/>
-        <w:spacing w:after="120" w:before="0" w:line="240" w:lineRule="auto"/>
-        <w:ind w:firstLine="0" w:left="142" w:right="85"/>
-        <w:jc w:val="left"/>
-      </w:pPr>
-      <w:r>
-        <w:rPr>
-          <w:rFonts w:ascii="Times New Roman" w:hAnsi="Times New Roman"/>
-          <w:b w:val="0"/>
-          <w:sz w:val="26"/>
-        </w:rPr>
-        <w:t>bash lab.sh extend</w:t>
-      </w:r>
-    </w:p>
-    <w:p>
-      <w:pPr>
-        <w:widowControl/>
-      </w:pPr>
-      <w:r>
-        <w:rPr>
-          <w:rFonts w:ascii="Times New Roman" w:hAnsi="Times New Roman"/>
-          <w:b w:val="0"/>
-          <w:sz w:val="26"/>
-        </w:rPr>
-        <w:t>Mở src/RegistrationPolicy.php, giữ tên và tham số của phương thức đã cấp; tự viết phần thân decide.</w:t>
-      </w:r>
-    </w:p>
-    <w:tbl>
-      <w:tblPr>
-        <w:tblW w:type="auto" w:w="0"/>
-        <w:tblLayout w:type="fixed"/>
-        <w:tblLook w:firstColumn="1" w:firstRow="1" w:lastColumn="0" w:lastRow="0" w:noHBand="0" w:noVBand="1" w:val="04A0"/>
-        <w:tblBorders>
-          <w:top w:val="single" w:sz="4" w:color="000000"/>
-          <w:left w:val="single" w:sz="4" w:color="000000"/>
-          <w:bottom w:val="single" w:sz="4" w:color="000000"/>
-          <w:right w:val="single" w:sz="4" w:color="000000"/>
-          <w:insideH w:val="single" w:sz="4" w:color="000000"/>
-          <w:insideV w:val="single" w:sz="4" w:color="000000"/>
-        </w:tblBorders>
-      </w:tblPr>
-      <w:tblGrid>
-        <w:gridCol w:w="1701"/>
-        <w:gridCol w:w="7370"/>
-      </w:tblGrid>
-      <w:tr>
-        <w:trPr>
-          <w:cantSplit/>
-          <w:tblHeader/>
-        </w:trPr>
-        <w:tc>
-          <w:tcPr>
-            <w:tcW w:type="dxa" w:w="1701"/>
-            <w:tcMar>
-              <w:left w:w="75" w:type="dxa"/>
-              <w:right w:w="75" w:type="dxa"/>
-            </w:tcMar>
-          </w:tcPr>
-          <w:p>
-            <w:pPr>
-              <w:widowControl/>
-              <w:spacing w:line="240" w:lineRule="auto" w:after="80" w:before="80"/>
-              <w:ind w:firstLine="0"/>
-              <w:jc w:val="left"/>
-            </w:pPr>
-            <w:r>
-              <w:rPr>
-                <w:rFonts w:ascii="Times New Roman" w:hAnsi="Times New Roman"/>
-                <w:b/>
-                <w:color w:val="000000"/>
-                <w:sz w:val="26"/>
-              </w:rPr>
-              <w:t>Điều kiện</w:t>
-            </w:r>
-          </w:p>
-        </w:tc>
-        <w:tc>
-          <w:tcPr>
-            <w:tcW w:type="dxa" w:w="7370"/>
-            <w:tcMar>
-              <w:left w:w="75" w:type="dxa"/>
-              <w:right w:w="75" w:type="dxa"/>
-            </w:tcMar>
-          </w:tcPr>
-          <w:p>
-            <w:pPr>
-              <w:widowControl/>
-              <w:spacing w:line="240" w:lineRule="auto" w:after="80" w:before="80"/>
-              <w:ind w:firstLine="0"/>
-              <w:jc w:val="left"/>
-            </w:pPr>
-            <w:r>
-              <w:rPr>
-                <w:rFonts w:ascii="Times New Roman" w:hAnsi="Times New Roman"/>
-                <w:b/>
-                <w:color w:val="000000"/>
-                <w:sz w:val="26"/>
-              </w:rPr>
-              <w:t>Kết quả yêu cầu</w:t>
+              <w:t>Có thể dữ liệu demo đã tồn tại từ lần trước; kiểm tra SQL trước khi kết luận.</w:t>
             </w:r>
           </w:p>
         </w:tc>
@@ -3906,7 +5615,7 @@
                 <w:color w:val="000000"/>
                 <w:sz w:val="26"/>
               </w:rPr>
-              <w:t>Sức chứa ≤ 0, số đã đăng ký &lt; 0 hoặc &gt; sức chứa</w:t>
+              <w:t>Chạy demo được nhưng Web lỗi</w:t>
             </w:r>
           </w:p>
         </w:tc>
@@ -3932,16 +5641,7 @@
                 <w:color w:val="000000"/>
                 <w:sz w:val="26"/>
               </w:rPr>
-              <w:t>rejected</w:t>
-            </w:r>
-            <w:r>
-              <w:rPr>
-                <w:rFonts w:ascii="Times New Roman" w:hAnsi="Times New Roman"/>
-                <w:b w:val="0"/>
-                <w:color w:val="000000"/>
-                <w:sz w:val="26"/>
-              </w:rPr>
-              <w:t>.</w:t>
+              <w:t>Kiểm tra đang chạy đúng bản Lab05 và .local/db.json của bản đó; dừng PHP rồi chạy lại sau khi sửa cấu hình.</w:t>
             </w:r>
           </w:p>
         </w:tc>
@@ -3972,7 +5672,16 @@
                 <w:color w:val="000000"/>
                 <w:sz w:val="26"/>
               </w:rPr>
-              <w:t>Dữ liệu hợp lệ nhưng sự kiện đóng</w:t>
+              <w:t xml:space="preserve">Test ghi </w:t>
+            </w:r>
+            <w:r>
+              <w:rPr>
+                <w:rFonts w:ascii="Times New Roman" w:hAnsi="Times New Roman"/>
+                <w:b w:val="0"/>
+                <w:color w:val="000000"/>
+                <w:sz w:val="26"/>
+              </w:rPr>
+              <w:t>NOT_RUN</w:t>
             </w:r>
           </w:p>
         </w:tc>
@@ -3998,214 +5707,7 @@
                 <w:color w:val="000000"/>
                 <w:sz w:val="26"/>
               </w:rPr>
-              <w:t>rejected</w:t>
-            </w:r>
-            <w:r>
-              <w:rPr>
-                <w:rFonts w:ascii="Times New Roman" w:hAnsi="Times New Roman"/>
-                <w:b w:val="0"/>
-                <w:color w:val="000000"/>
-                <w:sz w:val="26"/>
-              </w:rPr>
-              <w:t>, kể cả vẫn còn chỗ.</w:t>
-            </w:r>
-          </w:p>
-        </w:tc>
-      </w:tr>
-      <w:tr>
-        <w:trPr>
-          <w:cantSplit/>
-        </w:trPr>
-        <w:tc>
-          <w:tcPr>
-            <w:tcW w:type="dxa" w:w="1701"/>
-            <w:tcMar>
-              <w:left w:w="75" w:type="dxa"/>
-              <w:right w:w="75" w:type="dxa"/>
-            </w:tcMar>
-          </w:tcPr>
-          <w:p>
-            <w:pPr>
-              <w:widowControl/>
-              <w:spacing w:line="240" w:lineRule="auto" w:after="80" w:before="80"/>
-              <w:ind w:firstLine="0"/>
-              <w:jc w:val="left"/>
-            </w:pPr>
-            <w:r>
-              <w:rPr>
-                <w:rFonts w:ascii="Times New Roman" w:hAnsi="Times New Roman"/>
-                <w:b w:val="0"/>
-                <w:color w:val="000000"/>
-                <w:sz w:val="26"/>
-              </w:rPr>
-              <w:t>Sự kiện mở và còn chỗ</w:t>
-            </w:r>
-          </w:p>
-        </w:tc>
-        <w:tc>
-          <w:tcPr>
-            <w:tcW w:type="dxa" w:w="7370"/>
-            <w:tcMar>
-              <w:left w:w="75" w:type="dxa"/>
-              <w:right w:w="75" w:type="dxa"/>
-            </w:tcMar>
-          </w:tcPr>
-          <w:p>
-            <w:pPr>
-              <w:widowControl/>
-              <w:spacing w:line="240" w:lineRule="auto" w:after="80" w:before="80"/>
-              <w:ind w:firstLine="0"/>
-              <w:jc w:val="left"/>
-            </w:pPr>
-            <w:r>
-              <w:rPr>
-                <w:rFonts w:ascii="Times New Roman" w:hAnsi="Times New Roman"/>
-                <w:b w:val="0"/>
-                <w:color w:val="000000"/>
-                <w:sz w:val="26"/>
-              </w:rPr>
-              <w:t>confirmed</w:t>
-            </w:r>
-            <w:r>
-              <w:rPr>
-                <w:rFonts w:ascii="Times New Roman" w:hAnsi="Times New Roman"/>
-                <w:b w:val="0"/>
-                <w:color w:val="000000"/>
-                <w:sz w:val="26"/>
-              </w:rPr>
-              <w:t>.</w:t>
-            </w:r>
-          </w:p>
-        </w:tc>
-      </w:tr>
-      <w:tr>
-        <w:trPr>
-          <w:cantSplit/>
-        </w:trPr>
-        <w:tc>
-          <w:tcPr>
-            <w:tcW w:type="dxa" w:w="1701"/>
-            <w:tcMar>
-              <w:left w:w="75" w:type="dxa"/>
-              <w:right w:w="75" w:type="dxa"/>
-            </w:tcMar>
-          </w:tcPr>
-          <w:p>
-            <w:pPr>
-              <w:widowControl/>
-              <w:spacing w:line="240" w:lineRule="auto" w:after="80" w:before="80"/>
-              <w:ind w:firstLine="0"/>
-              <w:jc w:val="left"/>
-            </w:pPr>
-            <w:r>
-              <w:rPr>
-                <w:rFonts w:ascii="Times New Roman" w:hAnsi="Times New Roman"/>
-                <w:b w:val="0"/>
-                <w:color w:val="000000"/>
-                <w:sz w:val="26"/>
-              </w:rPr>
-              <w:t>Sự kiện mở, hết chỗ, có danh sách chờ</w:t>
-            </w:r>
-          </w:p>
-        </w:tc>
-        <w:tc>
-          <w:tcPr>
-            <w:tcW w:type="dxa" w:w="7370"/>
-            <w:tcMar>
-              <w:left w:w="75" w:type="dxa"/>
-              <w:right w:w="75" w:type="dxa"/>
-            </w:tcMar>
-          </w:tcPr>
-          <w:p>
-            <w:pPr>
-              <w:widowControl/>
-              <w:spacing w:line="240" w:lineRule="auto" w:after="80" w:before="80"/>
-              <w:ind w:firstLine="0"/>
-              <w:jc w:val="left"/>
-            </w:pPr>
-            <w:r>
-              <w:rPr>
-                <w:rFonts w:ascii="Times New Roman" w:hAnsi="Times New Roman"/>
-                <w:b w:val="0"/>
-                <w:color w:val="000000"/>
-                <w:sz w:val="26"/>
-              </w:rPr>
-              <w:t>waiting</w:t>
-            </w:r>
-            <w:r>
-              <w:rPr>
-                <w:rFonts w:ascii="Times New Roman" w:hAnsi="Times New Roman"/>
-                <w:b w:val="0"/>
-                <w:color w:val="000000"/>
-                <w:sz w:val="26"/>
-              </w:rPr>
-              <w:t>.</w:t>
-            </w:r>
-          </w:p>
-        </w:tc>
-      </w:tr>
-      <w:tr>
-        <w:trPr>
-          <w:cantSplit/>
-        </w:trPr>
-        <w:tc>
-          <w:tcPr>
-            <w:tcW w:type="dxa" w:w="1701"/>
-            <w:tcMar>
-              <w:left w:w="75" w:type="dxa"/>
-              <w:right w:w="75" w:type="dxa"/>
-            </w:tcMar>
-          </w:tcPr>
-          <w:p>
-            <w:pPr>
-              <w:widowControl/>
-              <w:spacing w:line="240" w:lineRule="auto" w:after="80" w:before="80"/>
-              <w:ind w:firstLine="0"/>
-              <w:jc w:val="left"/>
-            </w:pPr>
-            <w:r>
-              <w:rPr>
-                <w:rFonts w:ascii="Times New Roman" w:hAnsi="Times New Roman"/>
-                <w:b w:val="0"/>
-                <w:color w:val="000000"/>
-                <w:sz w:val="26"/>
-              </w:rPr>
-              <w:t>Sự kiện mở, hết chỗ, không có danh sách chờ</w:t>
-            </w:r>
-          </w:p>
-        </w:tc>
-        <w:tc>
-          <w:tcPr>
-            <w:tcW w:type="dxa" w:w="7370"/>
-            <w:tcMar>
-              <w:left w:w="75" w:type="dxa"/>
-              <w:right w:w="75" w:type="dxa"/>
-            </w:tcMar>
-          </w:tcPr>
-          <w:p>
-            <w:pPr>
-              <w:widowControl/>
-              <w:spacing w:line="240" w:lineRule="auto" w:after="80" w:before="80"/>
-              <w:ind w:firstLine="0"/>
-              <w:jc w:val="left"/>
-            </w:pPr>
-            <w:r>
-              <w:rPr>
-                <w:rFonts w:ascii="Times New Roman" w:hAnsi="Times New Roman"/>
-                <w:b w:val="0"/>
-                <w:color w:val="000000"/>
-                <w:sz w:val="26"/>
-              </w:rPr>
-              <w:t>rejected</w:t>
-            </w:r>
-            <w:r>
-              <w:rPr>
-                <w:rFonts w:ascii="Times New Roman" w:hAnsi="Times New Roman"/>
-                <w:b w:val="0"/>
-                <w:color w:val="000000"/>
-                <w:sz w:val="26"/>
-              </w:rPr>
-              <w:t>.</w:t>
+              <w:t>Sửa điều kiện chạy, chạy lại; không sửa test để tự báo đạt.</w:t>
             </w:r>
           </w:p>
         </w:tc>
@@ -4219,7 +5721,27 @@
     </w:p>
     <w:p>
       <w:pPr>
+        <w:pStyle w:val="Heading2"/>
+        <w:keepNext/>
         <w:widowControl/>
+      </w:pPr>
+      <w:r>
+        <w:rPr>
+          <w:rFonts w:ascii="Times New Roman" w:hAnsi="Times New Roman"/>
+          <w:b/>
+          <w:sz w:val="26"/>
+        </w:rPr>
+        <w:t>VI. BÀI TẬP MỞ RỘNG: THỐNG KÊ ĐĂNG KÝ THEO SỰ KIỆN</w:t>
+      </w:r>
+    </w:p>
+    <w:p>
+      <w:pPr>
+        <w:keepNext w:val="0"/>
+        <w:keepLines/>
+        <w:widowControl/>
+        <w:spacing w:after="0" w:before="0" w:line="240" w:lineRule="auto"/>
+        <w:ind w:firstLine="0" w:left="142" w:right="85"/>
+        <w:jc w:val="left"/>
       </w:pPr>
       <w:r>
         <w:rPr>
@@ -4227,7 +5749,172 @@
           <w:b w:val="0"/>
           <w:sz w:val="26"/>
         </w:rPr>
-        <w:t>Kiểm tra tính hợp lệ của dữ liệu và trạng thái đóng của sự kiện trước khi xét số chỗ. Chạy bash lab.sh extend, bổ sung ít nhất một ca kiểm thử và giải thích mục đích của ca đó. Phần nâng cao: bổ sung mã lý do cho kết quả nhưng giữ nguyên giao diện của phương thức bắt buộc.</w:t>
+        <w:t># Vẫn đứng trong Ma_nguon của bài này.</w:t>
+      </w:r>
+    </w:p>
+    <w:p>
+      <w:pPr>
+        <w:widowControl/>
+        <w:spacing w:after="120" w:before="0" w:line="240" w:lineRule="auto"/>
+        <w:ind w:firstLine="0" w:left="142" w:right="85"/>
+        <w:jc w:val="left"/>
+      </w:pPr>
+      <w:r>
+        <w:rPr>
+          <w:rFonts w:ascii="Times New Roman" w:hAnsi="Times New Roman"/>
+          <w:b w:val="0"/>
+          <w:sz w:val="26"/>
+        </w:rPr>
+        <w:t>bash lab.sh extend</w:t>
+      </w:r>
+    </w:p>
+    <w:p>
+      <w:pPr>
+        <w:widowControl/>
+      </w:pPr>
+      <w:r>
+        <w:rPr>
+          <w:rFonts w:ascii="Times New Roman" w:hAnsi="Times New Roman"/>
+          <w:b w:val="0"/>
+          <w:color w:val="000000"/>
+          <w:sz w:val="26"/>
+        </w:rPr>
+        <w:t xml:space="preserve">Hoàn thiện </w:t>
+      </w:r>
+      <w:r>
+        <w:rPr>
+          <w:rFonts w:ascii="Times New Roman" w:hAnsi="Times New Roman"/>
+          <w:b w:val="0"/>
+          <w:color w:val="000000"/>
+          <w:sz w:val="26"/>
+        </w:rPr>
+        <w:t>src/RegistrationStats.php</w:t>
+      </w:r>
+      <w:r>
+        <w:rPr>
+          <w:rFonts w:ascii="Times New Roman" w:hAnsi="Times New Roman"/>
+          <w:b w:val="0"/>
+          <w:color w:val="000000"/>
+          <w:sz w:val="26"/>
+        </w:rPr>
+        <w:t xml:space="preserve"> để nhận ID sự kiện và trả </w:t>
+      </w:r>
+      <w:r>
+        <w:rPr>
+          <w:rFonts w:ascii="Times New Roman" w:hAnsi="Times New Roman"/>
+          <w:b w:val="0"/>
+          <w:color w:val="000000"/>
+          <w:sz w:val="26"/>
+        </w:rPr>
+        <w:t>event_id</w:t>
+      </w:r>
+      <w:r>
+        <w:rPr>
+          <w:rFonts w:ascii="Times New Roman" w:hAnsi="Times New Roman"/>
+          <w:b w:val="0"/>
+          <w:color w:val="000000"/>
+          <w:sz w:val="26"/>
+        </w:rPr>
+        <w:t xml:space="preserve">, </w:t>
+      </w:r>
+      <w:r>
+        <w:rPr>
+          <w:rFonts w:ascii="Times New Roman" w:hAnsi="Times New Roman"/>
+          <w:b w:val="0"/>
+          <w:color w:val="000000"/>
+          <w:sz w:val="26"/>
+        </w:rPr>
+        <w:t>title</w:t>
+      </w:r>
+      <w:r>
+        <w:rPr>
+          <w:rFonts w:ascii="Times New Roman" w:hAnsi="Times New Roman"/>
+          <w:b w:val="0"/>
+          <w:color w:val="000000"/>
+          <w:sz w:val="26"/>
+        </w:rPr>
+        <w:t xml:space="preserve">, </w:t>
+      </w:r>
+      <w:r>
+        <w:rPr>
+          <w:rFonts w:ascii="Times New Roman" w:hAnsi="Times New Roman"/>
+          <w:b w:val="0"/>
+          <w:color w:val="000000"/>
+          <w:sz w:val="26"/>
+        </w:rPr>
+        <w:t>total</w:t>
+      </w:r>
+      <w:r>
+        <w:rPr>
+          <w:rFonts w:ascii="Times New Roman" w:hAnsi="Times New Roman"/>
+          <w:b w:val="0"/>
+          <w:color w:val="000000"/>
+          <w:sz w:val="26"/>
+        </w:rPr>
+        <w:t>. Sự kiện không tồn tại trả mảng rỗng; sự kiện tồn tại nhưng chưa có đăng ký phải trả tổng 0.</w:t>
+      </w:r>
+    </w:p>
+    <w:p>
+      <w:pPr>
+        <w:widowControl/>
+      </w:pPr>
+      <w:r>
+        <w:rPr>
+          <w:rFonts w:ascii="Times New Roman" w:hAnsi="Times New Roman"/>
+          <w:b w:val="0"/>
+          <w:color w:val="000000"/>
+          <w:sz w:val="26"/>
+        </w:rPr>
+        <w:t xml:space="preserve">Dùng truy vấn có tham số, không ghép ID trực tiếp vào SQL. Gợi ý: bắt đầu từ bảng sự kiện, kết hợp đăng ký bằng </w:t>
+      </w:r>
+      <w:r>
+        <w:rPr>
+          <w:rFonts w:ascii="Times New Roman" w:hAnsi="Times New Roman"/>
+          <w:b w:val="0"/>
+          <w:color w:val="000000"/>
+          <w:sz w:val="26"/>
+        </w:rPr>
+        <w:t>LEFT JOIN</w:t>
+      </w:r>
+      <w:r>
+        <w:rPr>
+          <w:rFonts w:ascii="Times New Roman" w:hAnsi="Times New Roman"/>
+          <w:b w:val="0"/>
+          <w:color w:val="000000"/>
+          <w:sz w:val="26"/>
+        </w:rPr>
+        <w:t xml:space="preserve">, đếm khóa đăng ký thay vì </w:t>
+      </w:r>
+      <w:r>
+        <w:rPr>
+          <w:rFonts w:ascii="Times New Roman" w:hAnsi="Times New Roman"/>
+          <w:b w:val="0"/>
+          <w:color w:val="000000"/>
+          <w:sz w:val="26"/>
+        </w:rPr>
+        <w:t>COUNT(*)</w:t>
+      </w:r>
+      <w:r>
+        <w:rPr>
+          <w:rFonts w:ascii="Times New Roman" w:hAnsi="Times New Roman"/>
+          <w:b w:val="0"/>
+          <w:color w:val="000000"/>
+          <w:sz w:val="26"/>
+        </w:rPr>
+        <w:t xml:space="preserve"> để phân biệt không có đăng ký. Xem lược đồ trong phần hướng dẫn, tự viết câu SQL.</w:t>
+      </w:r>
+    </w:p>
+    <w:p>
+      <w:pPr>
+        <w:widowControl/>
+      </w:pPr>
+      <w:r>
+        <w:rPr>
+          <w:rFonts w:ascii="Times New Roman" w:hAnsi="Times New Roman"/>
+          <w:b w:val="0"/>
+          <w:sz w:val="26"/>
+        </w:rPr>
+        <w:t>Chạy bash lab.sh extend trên PostgreSQL, sau đó chạy bash lab.sh test để kiểm tra các chức năng đã có. Phần nâng cao: phân tích phương án kiểm soát sức chứa khi nhiều yêu cầu đăng ký được gửi đồng thời; không bắt buộc triển khai trong thời gian làm bài mở rộng.</w:t>
       </w:r>
     </w:p>
     <w:p>
@@ -4244,7 +5931,7 @@
     <w:p>
       <w:pPr/>
       <w:r>
-        <w:t>Có lớp kiểm tra sức chứa, chương trình gọi lớp và lớp mở rộng trả confirmed, waiting hoặc rejected theo quy tắc đã công bố.</w:t>
+        <w:t>Có luồng Form lưu đăng ký thật, chống trùng theo sự kiện–email, tra cứu danh sách và thống kê cả sự kiện chưa có người đăng ký.</w:t>
       </w:r>
     </w:p>
     <w:p>
@@ -4261,37 +5948,37 @@
     <w:p>
       <w:pPr/>
       <w:r>
-        <w:t>[ ] Giải thích được đầu vào và giá trị trả về của canRegister().</w:t>
+        <w:t>[ ] Kết nối tới CSDL thực hành riêng; schema và dữ liệu mẫu đã được tạo.</w:t>
       </w:r>
     </w:p>
     <w:p>
       <w:pPr/>
       <w:r>
-        <w:t>[ ] demo.php gọi đúng lớp và in kết quả theo dữ liệu thử.</w:t>
+        <w:t>[ ] Lưu lần đầu CREATED, lặp cùng email/sự kiện DUPLICATE.</w:t>
       </w:r>
     </w:p>
     <w:p>
       <w:pPr/>
       <w:r>
-        <w:t>[ ] decide() trả đúng ba trạng thái và thứ tự ưu tiên.</w:t>
+        <w:t>[ ] Tên chứa dấu nháy được lưu và đọc lại nguyên vẹn.</w:t>
       </w:r>
     </w:p>
     <w:p>
       <w:pPr/>
       <w:r>
-        <w:t>[ ] Các ca đúng, sai và biên có kết quả đối chiếu.</w:t>
+        <w:t>[ ] Thống kê chưa có người trả total=0; ID thiếu trả mảng rỗng.</w:t>
       </w:r>
     </w:p>
     <w:p>
       <w:pPr/>
       <w:r>
-        <w:t>[ ] test và extend đạt; không sửa đáp án trong bộ kiểm thử.</w:t>
+        <w:t>[ ] test và extend đạt; khởi động lại PHP không làm mất bản ghi.</w:t>
       </w:r>
     </w:p>
     <w:p>
       <w:pPr/>
       <w:r>
-        <w:t>Kết quả tổng hợp của phần tự làm phải có TESTS=8 FAILED=0. Ngoài các phép thử tự động, thực hiện các tình huống kiểm tra trực tiếp nêu trong bài. Lệnh check chỉ xác nhận môi trường, không thay cho test và extend.</w:t>
+        <w:t>Kết quả tổng hợp của phần tự làm phải có TESTS=4 FAILED=0. Ngoài các phép thử tự động, thực hiện các tình huống kiểm tra trực tiếp nêu trong bài. Lệnh check chỉ xác nhận môi trường, không thay cho test và extend.</w:t>
       </w:r>
     </w:p>
     <w:p>
@@ -4475,7 +6162,7 @@
                 <w:b w:val="0"/>
                 <w:sz w:val="26"/>
               </w:rPr>
-              <w:t>Dữ liệu và trạng thái đóng</w:t>
+              <w:t>Truy vấn thống kê</w:t>
             </w:r>
           </w:p>
         </w:tc>
@@ -4517,7 +6204,7 @@
                 <w:b w:val="0"/>
                 <w:sz w:val="26"/>
               </w:rPr>
-              <w:t>Từ chối sức chứa không hợp lệ, số đăng ký âm/vượt sức chứa và sự kiện đã đóng.</w:t>
+              <w:t>LEFT JOIN giữ sự kiện chưa có đăng ký; COUNT đúng; lọc theo ID bằng tham số.</w:t>
             </w:r>
           </w:p>
         </w:tc>
@@ -4543,7 +6230,7 @@
                 <w:b w:val="0"/>
                 <w:sz w:val="26"/>
               </w:rPr>
-              <w:t>Xác nhận và danh sách chờ</w:t>
+              <w:t>Kết quả trả về</w:t>
             </w:r>
           </w:p>
         </w:tc>
@@ -4585,7 +6272,7 @@
                 <w:b w:val="0"/>
                 <w:sz w:val="26"/>
               </w:rPr>
-              <w:t>Trả confirmed khi còn chỗ; waiting chỉ khi đầy và cho chờ; các trường hợp còn lại rejected.</w:t>
+              <w:t>Trả đúng event_id/title/total; total là số nguyên; ID không tồn tại trả mảng rỗng.</w:t>
             </w:r>
           </w:p>
         </w:tc>
@@ -4611,7 +6298,7 @@
                 <w:b w:val="0"/>
                 <w:sz w:val="26"/>
               </w:rPr>
-              <w:t>Tổ chức module</w:t>
+              <w:t>Nhất quán dữ liệu</w:t>
             </w:r>
           </w:p>
         </w:tc>
@@ -4653,7 +6340,7 @@
                 <w:b w:val="0"/>
                 <w:sz w:val="26"/>
               </w:rPr>
-              <w:t>Lớp trả dữ liệu đúng kiểu; không in HTML, không phụ thuộc Session hoặc CSDL.</w:t>
+              <w:t>Đăng ký trùng không tăng tổng; xử lý lỗi CSDL riêng, không che lỗi thành kết quả 0.</w:t>
             </w:r>
           </w:p>
         </w:tc>
@@ -4951,7 +6638,7 @@
     <w:p>
       <w:pPr/>
       <w:r>
-        <w:t>Bước 1. Lưu mã bài mẫu và bài tự làm tại Lab02/Ma_nguon, kèm dữ liệu, kiểm thử và README. Loại bỏ .local, mật khẩu và dữ liệu cá nhân thật khỏi bài nộp.</w:t>
+        <w:t>Bước 1. Lưu mã bài mẫu và bài tự làm tại Lab05/Ma_nguon, kèm dữ liệu, kiểm thử và README. Loại bỏ .local, mật khẩu và dữ liệu cá nhân thật khỏi bài nộp.</w:t>
       </w:r>
     </w:p>
     <w:p>
@@ -4963,7 +6650,7 @@
     <w:p>
       <w:pPr/>
       <w:r>
-        <w:t>Bước 3. Commit, đẩy mã lên GitHub và nộp tên nhóm/thành viên, Lab 02, liên kết Ma_nguon tại đúng commit. Kiểm tra quyền đọc; kèm lần chạy Actions khi được yêu cầu. Hạn và địa chỉ nộp do giảng viên công bố. Nếu nhận ZIP, giữ nguyên cấu trúc trên.</w:t>
+        <w:t>Bước 3. Commit, đẩy mã lên GitHub và nộp tên nhóm/thành viên, Lab 05, liên kết Ma_nguon tại đúng commit. Kiểm tra quyền đọc; kèm lần chạy Actions khi được yêu cầu. Hạn và địa chỉ nộp do giảng viên công bố. Nếu nhận ZIP, giữ nguyên cấu trúc trên.</w:t>
       </w:r>
     </w:p>
     <w:sectPr>
